--- a/report/CChess.docx
+++ b/report/CChess.docx
@@ -4,7 +4,7 @@
   <w:body>
     <w:p>
       <w:pPr>
-        <w:pStyle w:val="20"/>
+        <w:pStyle w:val="21"/>
         <w:spacing w:line="12pt" w:lineRule="auto"/>
         <w:ind w:firstLineChars="0" w:firstLine="0pt"/>
         <w:rPr>
@@ -22,7 +22,7 @@
         <w:ind w:firstLineChars="0" w:firstLine="0pt"/>
         <w:jc w:val="center"/>
         <w:rPr>
-          <w:rFonts w:eastAsia="方正舒体" w:hint="eastAsia"/>
+          <w:rFonts w:eastAsia="方正舒体"/>
           <w:b/>
           <w:bCs/>
           <w:sz w:val="84"/>
@@ -30,7 +30,7 @@
       </w:pPr>
       <w:r>
         <w:rPr>
-          <w:rFonts w:eastAsia="方正舒体" w:hint="eastAsia"/>
+          <w:rFonts w:eastAsia="方正舒体"/>
           <w:b/>
           <w:bCs/>
           <w:sz w:val="84"/>
@@ -57,15 +57,15 @@
                 <v:path o:extrusionok="f" gradientshapeok="t" o:connecttype="rect"/>
                 <o:lock v:ext="edit" aspectratio="t"/>
               </v:shapetype>
-              <v:shape id="Picture 1" o:spid="_x0000_i1025" type="#_x0000_t75" style="width:354pt;height:85.8pt;mso-position-horizontal-relative:page;mso-position-vertical-relative:page">
+              <v:shape id="Picture 1" o:spid="_x0000_i1025" type="#_x0000_t75" style="width:354.05pt;height:85.75pt;mso-position-horizontal-relative:page;mso-position-vertical-relative:page">
                 <v:imagedata r:id="rId7" o:title=""/>
               </v:shape>
             </w:pict>
           </mc:Choice>
           <mc:Fallback>
             <w:drawing>
-              <wp:inline distT="0" distB="0" distL="0" distR="0" wp14:anchorId="647964B2" wp14:editId="008AFF36">
-                <wp:extent cx="4495800" cy="1089660"/>
+              <wp:inline distT="0" distB="0" distL="0" distR="0" wp14:anchorId="73FC4FB6" wp14:editId="12D3E68E">
+                <wp:extent cx="4496435" cy="1089025"/>
                 <wp:effectExtent l="0" t="0" r="0" b="0"/>
                 <wp:docPr id="1" name="Picture 1"/>
                 <wp:cNvGraphicFramePr>
@@ -96,7 +96,7 @@
                       <pic:spPr bwMode="auto">
                         <a:xfrm>
                           <a:off x="0" y="0"/>
-                          <a:ext cx="4495800" cy="1089660"/>
+                          <a:ext cx="4496435" cy="1089025"/>
                         </a:xfrm>
                         <a:prstGeom prst="rect">
                           <a:avLst/>
@@ -161,7 +161,7 @@
         <w:ind w:firstLineChars="0" w:firstLine="0pt"/>
         <w:jc w:val="center"/>
         <w:rPr>
-          <w:rFonts w:ascii="黑体" w:eastAsia="黑体" w:hAnsi="黑体" w:hint="eastAsia"/>
+          <w:rFonts w:ascii="黑体" w:eastAsia="黑体" w:hAnsi="黑体"/>
           <w:b/>
           <w:bCs/>
           <w:sz w:val="52"/>
@@ -182,7 +182,7 @@
         <w:spacing w:beforeLines="50" w:before="7.80pt" w:afterLines="20" w:after="3.10pt"/>
         <w:ind w:firstLine="52.20pt"/>
         <w:rPr>
-          <w:rFonts w:eastAsia="楷体_GB2312" w:hint="eastAsia"/>
+          <w:rFonts w:eastAsia="楷体_GB2312"/>
           <w:b/>
           <w:bCs/>
           <w:sz w:val="52"/>
@@ -251,7 +251,7 @@
         <w:spacing w:beforeLines="50" w:before="7.80pt" w:afterLines="20" w:after="3.10pt"/>
         <w:ind w:firstLineChars="0" w:firstLine="0pt"/>
         <w:rPr>
-          <w:rFonts w:eastAsia="楷体_GB2312" w:hint="eastAsia"/>
+          <w:rFonts w:eastAsia="楷体_GB2312"/>
           <w:bCs/>
           <w:sz w:val="52"/>
           <w:u w:val="single"/>
@@ -260,7 +260,7 @@
     </w:p>
     <w:tbl>
       <w:tblPr>
-        <w:tblW w:w="0pt" w:type="auto"/>
+        <w:tblW w:w="0pt" w:type="dxa"/>
         <w:jc w:val="center"/>
         <w:tblLayout w:type="fixed"/>
         <w:tblLook w:firstRow="0" w:lastRow="0" w:firstColumn="0" w:lastColumn="0" w:noHBand="0" w:noVBand="0"/>
@@ -283,7 +283,6 @@
             <w:pPr>
               <w:ind w:firstLineChars="22" w:firstLine="3.10pt"/>
               <w:rPr>
-                <w:rFonts w:hint="eastAsia"/>
                 <w:b/>
                 <w:bCs/>
                 <w:sz w:val="28"/>
@@ -340,7 +339,7 @@
               <w:ind w:firstLineChars="71" w:firstLine="9.95pt"/>
               <w:jc w:val="center"/>
               <w:rPr>
-                <w:rFonts w:ascii="楷体" w:eastAsia="楷体" w:hAnsi="楷体" w:cs="楷体" w:hint="eastAsia"/>
+                <w:rFonts w:ascii="楷体" w:eastAsia="楷体" w:hAnsi="楷体" w:cs="楷体"/>
                 <w:sz w:val="28"/>
                 <w:szCs w:val="28"/>
               </w:rPr>
@@ -437,7 +436,7 @@
               <w:ind w:firstLineChars="71" w:firstLine="9.95pt"/>
               <w:jc w:val="center"/>
               <w:rPr>
-                <w:rFonts w:ascii="楷体" w:eastAsia="楷体" w:hAnsi="楷体" w:cs="楷体" w:hint="eastAsia"/>
+                <w:rFonts w:ascii="楷体" w:eastAsia="楷体" w:hAnsi="楷体" w:cs="楷体"/>
                 <w:sz w:val="28"/>
                 <w:szCs w:val="28"/>
               </w:rPr>
@@ -456,7 +455,6 @@
               <w:spacing w:line="12pt" w:lineRule="auto"/>
               <w:ind w:firstLineChars="71" w:firstLine="9.95pt"/>
               <w:rPr>
-                <w:rFonts w:hint="eastAsia"/>
                 <w:sz w:val="28"/>
               </w:rPr>
             </w:pPr>
@@ -477,7 +475,6 @@
             <w:pPr>
               <w:ind w:firstLineChars="22" w:firstLine="3.10pt"/>
               <w:rPr>
-                <w:rFonts w:hint="eastAsia"/>
                 <w:b/>
                 <w:bCs/>
                 <w:sz w:val="28"/>
@@ -527,7 +524,6 @@
               <w:ind w:firstLineChars="19" w:firstLine="2.65pt"/>
               <w:jc w:val="center"/>
               <w:rPr>
-                <w:rFonts w:hint="eastAsia"/>
                 <w:sz w:val="28"/>
               </w:rPr>
             </w:pPr>
@@ -622,7 +618,6 @@
               <w:ind w:firstLineChars="19" w:firstLine="2.65pt"/>
               <w:jc w:val="center"/>
               <w:rPr>
-                <w:rFonts w:hint="eastAsia"/>
                 <w:sz w:val="28"/>
               </w:rPr>
             </w:pPr>
@@ -651,7 +646,6 @@
             <w:pPr>
               <w:ind w:firstLineChars="22" w:firstLine="3.10pt"/>
               <w:rPr>
-                <w:rFonts w:hint="eastAsia"/>
                 <w:b/>
                 <w:bCs/>
                 <w:sz w:val="28"/>
@@ -701,7 +695,6 @@
               <w:ind w:firstLineChars="19" w:firstLine="2.65pt"/>
               <w:jc w:val="center"/>
               <w:rPr>
-                <w:rFonts w:hint="eastAsia"/>
                 <w:sz w:val="28"/>
               </w:rPr>
             </w:pPr>
@@ -736,7 +729,7 @@
     <w:tbl>
       <w:tblPr>
         <w:tblpPr w:leftFromText="180" w:rightFromText="180" w:vertAnchor="text" w:horzAnchor="margin" w:tblpXSpec="center" w:tblpY="278"/>
-        <w:tblW w:w="0pt" w:type="auto"/>
+        <w:tblW w:w="0pt" w:type="dxa"/>
         <w:tblBorders>
           <w:top w:val="single" w:sz="4" w:space="0" w:color="auto"/>
           <w:start w:val="single" w:sz="4" w:space="0" w:color="auto"/>
@@ -964,7 +957,7 @@
               <w:ind w:firstLineChars="0" w:firstLine="0pt"/>
               <w:jc w:val="center"/>
               <w:rPr>
-                <w:rFonts w:ascii="宋体" w:hAnsi="宋体" w:hint="eastAsia"/>
+                <w:rFonts w:ascii="宋体" w:hAnsi="宋体"/>
                 <w:b/>
                 <w:color w:val="262626"/>
                 <w:kern w:val="0"/>
@@ -1010,7 +1003,7 @@
               <w:ind w:firstLineChars="0" w:firstLine="0pt"/>
               <w:jc w:val="center"/>
               <w:rPr>
-                <w:rFonts w:ascii="宋体" w:hAnsi="宋体" w:hint="eastAsia"/>
+                <w:rFonts w:ascii="宋体" w:hAnsi="宋体"/>
                 <w:b/>
                 <w:color w:val="262626"/>
                 <w:kern w:val="0"/>
@@ -1150,7 +1143,7 @@
               <w:ind w:firstLineChars="0" w:firstLine="0pt"/>
               <w:jc w:val="center"/>
               <w:rPr>
-                <w:rFonts w:ascii="宋体" w:hAnsi="宋体" w:hint="eastAsia"/>
+                <w:rFonts w:ascii="宋体" w:hAnsi="宋体"/>
                 <w:b/>
                 <w:color w:val="262626"/>
                 <w:kern w:val="0"/>
@@ -1290,7 +1283,7 @@
               <w:ind w:firstLineChars="0" w:firstLine="0pt"/>
               <w:jc w:val="center"/>
               <w:rPr>
-                <w:rFonts w:ascii="宋体" w:hAnsi="宋体" w:hint="eastAsia"/>
+                <w:rFonts w:ascii="宋体" w:hAnsi="宋体"/>
                 <w:b/>
                 <w:color w:val="262626"/>
                 <w:kern w:val="0"/>
@@ -1411,17 +1404,6 @@
         <w:spacing w:afterLines="50" w:after="7.80pt"/>
         <w:ind w:firstLineChars="700" w:firstLine="84pt"/>
         <w:rPr>
-          <w:rFonts w:ascii="黑体" w:eastAsia="黑体" w:hAnsi="黑体" w:hint="eastAsia"/>
-          <w:color w:val="FF0000"/>
-          <w:szCs w:val="24"/>
-        </w:rPr>
-      </w:pPr>
-    </w:p>
-    <w:p>
-      <w:pPr>
-        <w:spacing w:afterLines="50" w:after="7.80pt"/>
-        <w:ind w:firstLineChars="700" w:firstLine="84pt"/>
-        <w:rPr>
           <w:rFonts w:ascii="黑体" w:eastAsia="黑体" w:hAnsi="黑体"/>
           <w:color w:val="FF0000"/>
           <w:szCs w:val="24"/>
@@ -1430,6 +1412,17 @@
     </w:p>
     <w:p>
       <w:pPr>
+        <w:spacing w:afterLines="50" w:after="7.80pt"/>
+        <w:ind w:firstLineChars="700" w:firstLine="84pt"/>
+        <w:rPr>
+          <w:rFonts w:ascii="黑体" w:eastAsia="黑体" w:hAnsi="黑体"/>
+          <w:color w:val="FF0000"/>
+          <w:szCs w:val="24"/>
+        </w:rPr>
+      </w:pPr>
+    </w:p>
+    <w:p>
+      <w:pPr>
         <w:ind w:firstLine="28.10pt"/>
         <w:jc w:val="center"/>
         <w:rPr>
@@ -1583,7 +1576,6 @@
         <w:ind w:firstLine="44.15pt"/>
         <w:jc w:val="center"/>
         <w:rPr>
-          <w:rFonts w:hint="eastAsia"/>
           <w:b/>
           <w:color w:val="FF0000"/>
           <w:sz w:val="44"/>
@@ -1846,45 +1838,2238 @@
     </w:p>
     <w:p>
       <w:pPr>
-        <w:ind w:firstLine="28pt"/>
-        <w:jc w:val="center"/>
-        <w:rPr>
-          <w:sz w:val="28"/>
-        </w:rPr>
-      </w:pPr>
-    </w:p>
-    <w:p>
-      <w:pPr>
-        <w:ind w:firstLine="28pt"/>
-        <w:jc w:val="center"/>
-        <w:rPr>
-          <w:sz w:val="28"/>
-        </w:rPr>
-      </w:pPr>
-    </w:p>
-    <w:p>
-      <w:pPr>
-        <w:ind w:firstLine="28pt"/>
-        <w:jc w:val="center"/>
-        <w:rPr>
-          <w:sz w:val="28"/>
-        </w:rPr>
-      </w:pPr>
-    </w:p>
-    <w:p>
-      <w:pPr>
-        <w:ind w:firstLine="28pt"/>
-        <w:jc w:val="center"/>
-        <w:rPr>
-          <w:rFonts w:hint="eastAsia"/>
-          <w:sz w:val="28"/>
-        </w:rPr>
-      </w:pPr>
-    </w:p>
-    <w:p>
-      <w:pPr>
         <w:pStyle w:val="2"/>
         <w:spacing w:before="7.80pt" w:after="7.80pt"/>
+      </w:pPr>
+      <w:r>
+        <w:lastRenderedPageBreak/>
+        <w:t>一、</w:t>
+      </w:r>
+      <w:r>
+        <w:t>引言</w:t>
+      </w:r>
+    </w:p>
+    <w:p>
+      <w:pPr>
+        <w:spacing w:line="12pt" w:lineRule="auto"/>
+        <w:ind w:firstLine="21pt"/>
+        <w:rPr>
+          <w:rFonts w:ascii="宋体" w:hAnsi="宋体"/>
+          <w:sz w:val="21"/>
+          <w:szCs w:val="21"/>
+        </w:rPr>
+      </w:pPr>
+      <w:r>
+        <w:rPr>
+          <w:rFonts w:ascii="宋体" w:hAnsi="宋体"/>
+          <w:sz w:val="21"/>
+          <w:szCs w:val="21"/>
+          <w:shd w:val="clear" w:color="auto" w:fill="FFFFFF"/>
+        </w:rPr>
+        <w:t>中国象棋是中国最古老、最具代表性的棋类运动之一，有着广泛的群众基础。随着计算机技术的普及，在计算机上实现中国象棋对战已成为经典的程序设计课题。本程序基于 Windows 平台，使用 C/C++ 语言和 EasyX 图形库，实现了一款具备完整规则判定、图形化交互界面以及可选局域网联机对战功能的中国象棋对战程序。</w:t>
+      </w:r>
+    </w:p>
+    <w:p>
+      <w:pPr>
+        <w:spacing w:line="12pt" w:lineRule="auto"/>
+        <w:ind w:firstLine="21pt"/>
+        <w:rPr>
+          <w:rFonts w:ascii="宋体" w:hAnsi="宋体"/>
+          <w:sz w:val="21"/>
+          <w:szCs w:val="21"/>
+          <w:shd w:val="clear" w:color="auto" w:fill="FFFFFF"/>
+        </w:rPr>
+      </w:pPr>
+      <w:r>
+        <w:rPr>
+          <w:rFonts w:ascii="宋体" w:hAnsi="宋体"/>
+          <w:sz w:val="21"/>
+          <w:szCs w:val="21"/>
+          <w:shd w:val="clear" w:color="auto" w:fill="FFFFFF"/>
+        </w:rPr>
+        <w:t>本程序的设计目标不仅仅是完成一个"能走棋"的玩具程序，而是追求以下三个层次：</w:t>
+      </w:r>
+    </w:p>
+    <w:p>
+      <w:pPr>
+        <w:spacing w:line="12pt" w:lineRule="auto"/>
+        <w:ind w:firstLine="21pt"/>
+        <w:rPr>
+          <w:rFonts w:ascii="宋体" w:hAnsi="宋体"/>
+          <w:sz w:val="21"/>
+          <w:szCs w:val="21"/>
+          <w:shd w:val="clear" w:color="auto" w:fill="FFFFFF"/>
+        </w:rPr>
+      </w:pPr>
+      <w:r>
+        <w:rPr>
+          <w:rFonts w:ascii="宋体" w:hAnsi="宋体"/>
+          <w:sz w:val="21"/>
+          <w:szCs w:val="21"/>
+          <w:shd w:val="clear" w:color="auto" w:fill="FFFFFF"/>
+        </w:rPr>
+        <w:t xml:space="preserve">1. </w:t>
+      </w:r>
+      <w:r>
+        <w:rPr>
+          <w:rFonts w:ascii="宋体" w:hAnsi="宋体"/>
+          <w:b/>
+          <w:bCs/>
+          <w:sz w:val="21"/>
+          <w:szCs w:val="21"/>
+          <w:shd w:val="clear" w:color="auto" w:fill="FFFFFF"/>
+        </w:rPr>
+        <w:t>规则完备性</w:t>
+      </w:r>
+      <w:r>
+        <w:rPr>
+          <w:rFonts w:ascii="宋体" w:hAnsi="宋体"/>
+          <w:sz w:val="21"/>
+          <w:szCs w:val="21"/>
+          <w:shd w:val="clear" w:color="auto" w:fill="FFFFFF"/>
+        </w:rPr>
+        <w:t>：正确实现中国象棋全部棋子的走法规则、蹩马脚/堵象眼/炮翻山等特殊约束、将军与飞将判定、将死检测等核心逻辑。</w:t>
+      </w:r>
+    </w:p>
+    <w:p>
+      <w:pPr>
+        <w:spacing w:line="12pt" w:lineRule="auto"/>
+        <w:ind w:firstLine="21pt"/>
+        <w:rPr>
+          <w:rFonts w:ascii="宋体" w:hAnsi="宋体"/>
+          <w:sz w:val="21"/>
+          <w:szCs w:val="21"/>
+          <w:shd w:val="clear" w:color="auto" w:fill="FFFFFF"/>
+        </w:rPr>
+      </w:pPr>
+      <w:r>
+        <w:rPr>
+          <w:rFonts w:ascii="宋体" w:hAnsi="宋体"/>
+          <w:sz w:val="21"/>
+          <w:szCs w:val="21"/>
+          <w:shd w:val="clear" w:color="auto" w:fill="FFFFFF"/>
+        </w:rPr>
+        <w:t xml:space="preserve">2. </w:t>
+      </w:r>
+      <w:r>
+        <w:rPr>
+          <w:rFonts w:ascii="宋体" w:hAnsi="宋体"/>
+          <w:b/>
+          <w:bCs/>
+          <w:sz w:val="21"/>
+          <w:szCs w:val="21"/>
+          <w:shd w:val="clear" w:color="auto" w:fill="FFFFFF"/>
+        </w:rPr>
+        <w:t>交互体验</w:t>
+      </w:r>
+      <w:r>
+        <w:rPr>
+          <w:rFonts w:ascii="宋体" w:hAnsi="宋体"/>
+          <w:sz w:val="21"/>
+          <w:szCs w:val="21"/>
+          <w:shd w:val="clear" w:color="auto" w:fill="FFFFFF"/>
+        </w:rPr>
+        <w:t>：提供自然直观的鼠标选棋与走棋操作、合法走法提示、悔棋与认输功能、清晰美观的棋盘渲染。</w:t>
+      </w:r>
+    </w:p>
+    <w:p>
+      <w:pPr>
+        <w:spacing w:line="12pt" w:lineRule="auto"/>
+        <w:ind w:firstLine="21pt"/>
+        <w:rPr>
+          <w:rFonts w:ascii="宋体" w:hAnsi="宋体"/>
+          <w:sz w:val="21"/>
+          <w:szCs w:val="21"/>
+          <w:shd w:val="clear" w:color="auto" w:fill="FFFFFF"/>
+        </w:rPr>
+      </w:pPr>
+      <w:r>
+        <w:rPr>
+          <w:rFonts w:ascii="宋体" w:hAnsi="宋体"/>
+          <w:sz w:val="21"/>
+          <w:szCs w:val="21"/>
+          <w:shd w:val="clear" w:color="auto" w:fill="FFFFFF"/>
+        </w:rPr>
+        <w:t xml:space="preserve">3. </w:t>
+      </w:r>
+      <w:r>
+        <w:rPr>
+          <w:rFonts w:ascii="宋体" w:hAnsi="宋体"/>
+          <w:b/>
+          <w:bCs/>
+          <w:sz w:val="21"/>
+          <w:szCs w:val="21"/>
+          <w:shd w:val="clear" w:color="auto" w:fill="FFFFFF"/>
+        </w:rPr>
+        <w:t>联机对战</w:t>
+      </w:r>
+      <w:r>
+        <w:rPr>
+          <w:rFonts w:ascii="宋体" w:hAnsi="宋体"/>
+          <w:sz w:val="21"/>
+          <w:szCs w:val="21"/>
+          <w:shd w:val="clear" w:color="auto" w:fill="FFFFFF"/>
+        </w:rPr>
+        <w:t>：基于 TCP 协议实现局域网双人对战，支持走棋同步、悔棋请求/同意/拒绝协议、以及断线处理。</w:t>
+      </w:r>
+    </w:p>
+    <w:p>
+      <w:pPr>
+        <w:spacing w:line="12pt" w:lineRule="auto"/>
+        <w:ind w:firstLine="21pt"/>
+        <w:rPr>
+          <w:rFonts w:ascii="宋体" w:hAnsi="宋体"/>
+          <w:sz w:val="21"/>
+          <w:szCs w:val="21"/>
+          <w:shd w:val="clear" w:color="auto" w:fill="FFFFFF"/>
+        </w:rPr>
+      </w:pPr>
+      <w:r>
+        <w:rPr>
+          <w:rFonts w:ascii="宋体" w:hAnsi="宋体"/>
+          <w:sz w:val="21"/>
+          <w:szCs w:val="21"/>
+          <w:shd w:val="clear" w:color="auto" w:fill="FFFFFF"/>
+        </w:rPr>
+        <w:t>通过本程序的开发，可以综合运用数据结构（棋盘建模、走法历史栈）、算法（穷举合法走法、将军判定）、图形编程（EasyX 双缓冲渲染、鼠标事件处理）以及网络编程（Winsock2 套接字通信、自定义应用层协议）等多方面知识，具有较强的学习与实践意义。</w:t>
+      </w:r>
+    </w:p>
+    <w:p>
+      <w:pPr>
+        <w:spacing w:line="12pt" w:lineRule="auto"/>
+        <w:ind w:firstLine="21pt"/>
+        <w:rPr>
+          <w:rFonts w:ascii="宋体" w:hAnsi="宋体"/>
+          <w:sz w:val="21"/>
+          <w:szCs w:val="21"/>
+          <w:shd w:val="clear" w:color="auto" w:fill="FFFFFF"/>
+        </w:rPr>
+      </w:pPr>
+    </w:p>
+    <w:p>
+      <w:pPr>
+        <w:pStyle w:val="2"/>
+        <w:spacing w:before="7.80pt" w:after="7.80pt"/>
+      </w:pPr>
+      <w:r>
+        <w:rPr>
+          <w:rFonts w:hint="eastAsia"/>
+        </w:rPr>
+        <w:t>二、</w:t>
+      </w:r>
+      <w:r>
+        <w:rPr>
+          <w:rFonts w:hint="eastAsia"/>
+        </w:rPr>
+        <w:t>需求分析</w:t>
+      </w:r>
+    </w:p>
+    <w:p>
+      <w:pPr>
+        <w:pStyle w:val="3"/>
+        <w:keepNext w:val="0"/>
+        <w:keepLines w:val="0"/>
+        <w:rPr>
+          <w:shd w:val="clear" w:color="auto" w:fill="FFFFFF"/>
+        </w:rPr>
+      </w:pPr>
+      <w:r>
+        <w:rPr>
+          <w:shd w:val="clear" w:color="auto" w:fill="FFFFFF"/>
+        </w:rPr>
+        <w:t xml:space="preserve">2.1 </w:t>
+      </w:r>
+      <w:r>
+        <w:rPr>
+          <w:shd w:val="clear" w:color="auto" w:fill="FFFFFF"/>
+        </w:rPr>
+        <w:t>功能需求</w:t>
+      </w:r>
+    </w:p>
+    <w:p>
+      <w:pPr>
+        <w:ind w:firstLine="24pt"/>
+        <w:rPr>
+          <w:lang w:val="x-none" w:eastAsia="x-none"/>
+        </w:rPr>
+      </w:pPr>
+    </w:p>
+    <w:p>
+      <w:pPr>
+        <w:ind w:firstLine="24.10pt"/>
+        <w:rPr>
+          <w:rFonts w:ascii="宋体" w:hAnsi="宋体"/>
+          <w:b/>
+          <w:bCs/>
+          <w:shd w:val="clear" w:color="auto" w:fill="FFFFFF"/>
+        </w:rPr>
+      </w:pPr>
+      <w:r>
+        <w:rPr>
+          <w:rFonts w:ascii="宋体" w:hAnsi="宋体"/>
+          <w:b/>
+          <w:bCs/>
+          <w:shd w:val="clear" w:color="auto" w:fill="FFFFFF"/>
+        </w:rPr>
+        <w:t>2.1.1 单机双人对弈</w:t>
+      </w:r>
+    </w:p>
+    <w:p>
+      <w:pPr>
+        <w:spacing w:line="12pt" w:lineRule="auto"/>
+        <w:ind w:firstLine="21pt"/>
+        <w:rPr>
+          <w:rFonts w:ascii="宋体" w:hAnsi="宋体"/>
+          <w:sz w:val="21"/>
+          <w:szCs w:val="21"/>
+          <w:shd w:val="clear" w:color="auto" w:fill="FFFFFF"/>
+        </w:rPr>
+      </w:pPr>
+      <w:r>
+        <w:rPr>
+          <w:rFonts w:ascii="宋体" w:hAnsi="宋体"/>
+          <w:sz w:val="21"/>
+          <w:szCs w:val="21"/>
+          <w:shd w:val="clear" w:color="auto" w:fill="FFFFFF"/>
+        </w:rPr>
+        <w:t>- 棋盘初始化：按中国象棋标准布局摆放红黑双方共 32 枚棋子。</w:t>
+      </w:r>
+    </w:p>
+    <w:p>
+      <w:pPr>
+        <w:spacing w:line="12pt" w:lineRule="auto"/>
+        <w:ind w:firstLine="21pt"/>
+        <w:rPr>
+          <w:rFonts w:ascii="宋体" w:hAnsi="宋体"/>
+          <w:sz w:val="21"/>
+          <w:szCs w:val="21"/>
+          <w:shd w:val="clear" w:color="auto" w:fill="FFFFFF"/>
+        </w:rPr>
+      </w:pPr>
+      <w:r>
+        <w:rPr>
+          <w:rFonts w:ascii="宋体" w:hAnsi="宋体"/>
+          <w:sz w:val="21"/>
+          <w:szCs w:val="21"/>
+          <w:shd w:val="clear" w:color="auto" w:fill="FFFFFF"/>
+        </w:rPr>
+        <w:t>- 走棋操作：玩家用鼠标点击己方棋子选中，再次点击目标位置完成走棋；点击同色棋子切换选中，点击空白或非法位置取消选中。</w:t>
+      </w:r>
+    </w:p>
+    <w:p>
+      <w:pPr>
+        <w:spacing w:line="12pt" w:lineRule="auto"/>
+        <w:ind w:firstLine="21pt"/>
+        <w:rPr>
+          <w:rFonts w:ascii="宋体" w:hAnsi="宋体"/>
+          <w:sz w:val="21"/>
+          <w:szCs w:val="21"/>
+          <w:shd w:val="clear" w:color="auto" w:fill="FFFFFF"/>
+        </w:rPr>
+      </w:pPr>
+      <w:r>
+        <w:rPr>
+          <w:rFonts w:ascii="宋体" w:hAnsi="宋体"/>
+          <w:sz w:val="21"/>
+          <w:szCs w:val="21"/>
+          <w:shd w:val="clear" w:color="auto" w:fill="FFFFFF"/>
+        </w:rPr>
+        <w:t>- 规则判定：严格按照中国象棋规则校验每一步走法是否合法，</w:t>
+      </w:r>
+    </w:p>
+    <w:p>
+      <w:pPr>
+        <w:spacing w:line="12pt" w:lineRule="auto"/>
+        <w:ind w:firstLine="21pt"/>
+        <w:rPr>
+          <w:rFonts w:ascii="宋体" w:hAnsi="宋体"/>
+          <w:sz w:val="21"/>
+          <w:szCs w:val="21"/>
+          <w:shd w:val="clear" w:color="auto" w:fill="FFFFFF"/>
+        </w:rPr>
+      </w:pPr>
+      <w:r>
+        <w:rPr>
+          <w:rFonts w:ascii="宋体" w:hAnsi="宋体"/>
+          <w:sz w:val="21"/>
+          <w:szCs w:val="21"/>
+          <w:shd w:val="clear" w:color="auto" w:fill="FFFFFF"/>
+        </w:rPr>
+        <w:t>- 自将防御：任何走法执行后若导致己方被将军，则该走法被判定为非法。</w:t>
+      </w:r>
+    </w:p>
+    <w:p>
+      <w:pPr>
+        <w:spacing w:line="12pt" w:lineRule="auto"/>
+        <w:ind w:firstLine="21pt"/>
+        <w:rPr>
+          <w:rFonts w:ascii="宋体" w:hAnsi="宋体"/>
+          <w:sz w:val="21"/>
+          <w:szCs w:val="21"/>
+          <w:shd w:val="clear" w:color="auto" w:fill="FFFFFF"/>
+        </w:rPr>
+      </w:pPr>
+      <w:r>
+        <w:rPr>
+          <w:rFonts w:ascii="宋体" w:hAnsi="宋体"/>
+          <w:sz w:val="21"/>
+          <w:szCs w:val="21"/>
+          <w:shd w:val="clear" w:color="auto" w:fill="FFFFFF"/>
+        </w:rPr>
+        <w:t>- 将军提示：被将军方九宫中心显示"将军"文字。</w:t>
+      </w:r>
+    </w:p>
+    <w:p>
+      <w:pPr>
+        <w:spacing w:line="12pt" w:lineRule="auto"/>
+        <w:ind w:firstLine="21pt"/>
+        <w:rPr>
+          <w:rFonts w:ascii="宋体" w:hAnsi="宋体"/>
+          <w:sz w:val="21"/>
+          <w:szCs w:val="21"/>
+          <w:shd w:val="clear" w:color="auto" w:fill="FFFFFF"/>
+        </w:rPr>
+      </w:pPr>
+      <w:r>
+        <w:rPr>
+          <w:rFonts w:ascii="宋体" w:hAnsi="宋体"/>
+          <w:sz w:val="21"/>
+          <w:szCs w:val="21"/>
+          <w:shd w:val="clear" w:color="auto" w:fill="FFFFFF"/>
+        </w:rPr>
+        <w:t>- 合法走法提示：选中棋子后，在棋盘上以绿色圆点（可走空位）和红色圆圈（可吃子位）高亮显示该棋子的所有合法走法。</w:t>
+      </w:r>
+    </w:p>
+    <w:p>
+      <w:pPr>
+        <w:spacing w:line="12pt" w:lineRule="auto"/>
+        <w:ind w:firstLine="21pt"/>
+        <w:rPr>
+          <w:rFonts w:ascii="宋体" w:hAnsi="宋体"/>
+          <w:sz w:val="21"/>
+          <w:szCs w:val="21"/>
+          <w:shd w:val="clear" w:color="auto" w:fill="FFFFFF"/>
+        </w:rPr>
+      </w:pPr>
+      <w:r>
+        <w:rPr>
+          <w:rFonts w:ascii="宋体" w:hAnsi="宋体"/>
+          <w:sz w:val="21"/>
+          <w:szCs w:val="21"/>
+          <w:shd w:val="clear" w:color="auto" w:fill="FFFFFF"/>
+        </w:rPr>
+        <w:t>- 将死判定：当某方所有棋子均无合法走法时，判定该方输棋，对方获胜。</w:t>
+      </w:r>
+    </w:p>
+    <w:p>
+      <w:pPr>
+        <w:spacing w:line="12pt" w:lineRule="auto"/>
+        <w:ind w:firstLine="21pt"/>
+        <w:rPr>
+          <w:rFonts w:ascii="宋体" w:hAnsi="宋体"/>
+          <w:sz w:val="21"/>
+          <w:szCs w:val="21"/>
+          <w:shd w:val="clear" w:color="auto" w:fill="FFFFFF"/>
+        </w:rPr>
+      </w:pPr>
+      <w:r>
+        <w:rPr>
+          <w:rFonts w:ascii="宋体" w:hAnsi="宋体"/>
+          <w:sz w:val="21"/>
+          <w:szCs w:val="21"/>
+          <w:shd w:val="clear" w:color="auto" w:fill="FFFFFF"/>
+        </w:rPr>
+        <w:t>- 悔棋：单机模式下可撤销上一步走法，恢复棋盘状态。</w:t>
+      </w:r>
+    </w:p>
+    <w:p>
+      <w:pPr>
+        <w:spacing w:line="12pt" w:lineRule="auto"/>
+        <w:ind w:firstLine="21pt"/>
+        <w:rPr>
+          <w:rFonts w:ascii="宋体" w:hAnsi="宋体"/>
+          <w:sz w:val="21"/>
+          <w:szCs w:val="21"/>
+          <w:shd w:val="clear" w:color="auto" w:fill="FFFFFF"/>
+        </w:rPr>
+      </w:pPr>
+      <w:r>
+        <w:rPr>
+          <w:rFonts w:ascii="宋体" w:hAnsi="宋体"/>
+          <w:sz w:val="21"/>
+          <w:szCs w:val="21"/>
+          <w:shd w:val="clear" w:color="auto" w:fill="FFFFFF"/>
+        </w:rPr>
+        <w:t>- 认输：红方或黑方可主动认输，对方获胜。</w:t>
+      </w:r>
+    </w:p>
+    <w:p>
+      <w:pPr>
+        <w:spacing w:line="12pt" w:lineRule="auto"/>
+        <w:ind w:firstLine="21pt"/>
+        <w:rPr>
+          <w:rFonts w:ascii="宋体" w:hAnsi="宋体"/>
+          <w:sz w:val="21"/>
+          <w:szCs w:val="21"/>
+          <w:shd w:val="clear" w:color="auto" w:fill="FFFFFF"/>
+        </w:rPr>
+      </w:pPr>
+    </w:p>
+    <w:p>
+      <w:pPr>
+        <w:ind w:firstLine="24.10pt"/>
+        <w:rPr>
+          <w:rFonts w:ascii="宋体" w:hAnsi="宋体"/>
+          <w:b/>
+          <w:bCs/>
+          <w:szCs w:val="24"/>
+          <w:shd w:val="clear" w:color="auto" w:fill="FFFFFF"/>
+        </w:rPr>
+      </w:pPr>
+      <w:r>
+        <w:rPr>
+          <w:rFonts w:ascii="宋体" w:hAnsi="宋体"/>
+          <w:b/>
+          <w:bCs/>
+          <w:szCs w:val="24"/>
+          <w:shd w:val="clear" w:color="auto" w:fill="FFFFFF"/>
+        </w:rPr>
+        <w:t>2.1.2 联机双人对弈</w:t>
+      </w:r>
+    </w:p>
+    <w:p>
+      <w:pPr>
+        <w:spacing w:line="12pt" w:lineRule="auto"/>
+        <w:ind w:firstLine="21pt"/>
+        <w:rPr>
+          <w:rFonts w:ascii="宋体" w:hAnsi="宋体"/>
+          <w:sz w:val="21"/>
+          <w:szCs w:val="21"/>
+          <w:shd w:val="clear" w:color="auto" w:fill="FFFFFF"/>
+        </w:rPr>
+      </w:pPr>
+      <w:r>
+        <w:rPr>
+          <w:rFonts w:ascii="宋体" w:hAnsi="宋体"/>
+          <w:sz w:val="21"/>
+          <w:szCs w:val="21"/>
+          <w:shd w:val="clear" w:color="auto" w:fill="FFFFFF"/>
+        </w:rPr>
+        <w:t>- 角色分配：主机执红（先手），客机执黑（后手）。</w:t>
+      </w:r>
+    </w:p>
+    <w:p>
+      <w:pPr>
+        <w:spacing w:line="12pt" w:lineRule="auto"/>
+        <w:ind w:firstLine="21pt"/>
+        <w:rPr>
+          <w:rFonts w:ascii="宋体" w:hAnsi="宋体"/>
+          <w:sz w:val="21"/>
+          <w:szCs w:val="21"/>
+          <w:shd w:val="clear" w:color="auto" w:fill="FFFFFF"/>
+        </w:rPr>
+      </w:pPr>
+      <w:r>
+        <w:rPr>
+          <w:rFonts w:ascii="宋体" w:hAnsi="宋体"/>
+          <w:sz w:val="21"/>
+          <w:szCs w:val="21"/>
+          <w:shd w:val="clear" w:color="auto" w:fill="FFFFFF"/>
+        </w:rPr>
+        <w:t>- 连接建立：主机在指定端口监听，等待客机连接；客机输入主机 IP 地址发起连接。</w:t>
+      </w:r>
+    </w:p>
+    <w:p>
+      <w:pPr>
+        <w:spacing w:line="12pt" w:lineRule="auto"/>
+        <w:ind w:firstLine="21pt"/>
+        <w:rPr>
+          <w:rFonts w:ascii="宋体" w:hAnsi="宋体"/>
+          <w:sz w:val="21"/>
+          <w:szCs w:val="21"/>
+          <w:shd w:val="clear" w:color="auto" w:fill="FFFFFF"/>
+        </w:rPr>
+      </w:pPr>
+      <w:r>
+        <w:rPr>
+          <w:rFonts w:ascii="宋体" w:hAnsi="宋体"/>
+          <w:sz w:val="21"/>
+          <w:szCs w:val="21"/>
+          <w:shd w:val="clear" w:color="auto" w:fill="FFFFFF"/>
+        </w:rPr>
+        <w:t>- 走棋同步：本地走棋成功后，自动将走法数据通过网络发送给对方，对方自动执行相同走法。</w:t>
+      </w:r>
+    </w:p>
+    <w:p>
+      <w:pPr>
+        <w:spacing w:line="12pt" w:lineRule="auto"/>
+        <w:ind w:firstLine="21pt"/>
+        <w:rPr>
+          <w:rFonts w:ascii="宋体" w:hAnsi="宋体"/>
+          <w:sz w:val="21"/>
+          <w:szCs w:val="21"/>
+          <w:shd w:val="clear" w:color="auto" w:fill="FFFFFF"/>
+        </w:rPr>
+      </w:pPr>
+      <w:r>
+        <w:rPr>
+          <w:rFonts w:ascii="宋体" w:hAnsi="宋体"/>
+          <w:sz w:val="21"/>
+          <w:szCs w:val="21"/>
+          <w:shd w:val="clear" w:color="auto" w:fill="FFFFFF"/>
+        </w:rPr>
+        <w:t>- 回合锁定：仅当前回合方的玩家可以操作棋盘，另一方的鼠标点击被忽略（UI 按钮除外）。</w:t>
+      </w:r>
+    </w:p>
+    <w:p>
+      <w:pPr>
+        <w:spacing w:line="12pt" w:lineRule="auto"/>
+        <w:ind w:firstLine="21pt"/>
+        <w:rPr>
+          <w:rFonts w:ascii="宋体" w:hAnsi="宋体"/>
+          <w:sz w:val="21"/>
+          <w:szCs w:val="21"/>
+          <w:shd w:val="clear" w:color="auto" w:fill="FFFFFF"/>
+        </w:rPr>
+      </w:pPr>
+      <w:r>
+        <w:rPr>
+          <w:rFonts w:ascii="宋体" w:hAnsi="宋体"/>
+          <w:sz w:val="21"/>
+          <w:szCs w:val="21"/>
+          <w:shd w:val="clear" w:color="auto" w:fill="FFFFFF"/>
+        </w:rPr>
+        <w:t>- 悔棋协议：</w:t>
+      </w:r>
+    </w:p>
+    <w:p>
+      <w:pPr>
+        <w:spacing w:line="12pt" w:lineRule="auto"/>
+        <w:ind w:firstLine="21pt"/>
+        <w:rPr>
+          <w:rFonts w:ascii="宋体" w:hAnsi="宋体"/>
+          <w:sz w:val="21"/>
+          <w:szCs w:val="21"/>
+          <w:shd w:val="clear" w:color="auto" w:fill="FFFFFF"/>
+        </w:rPr>
+      </w:pPr>
+      <w:r>
+        <w:rPr>
+          <w:rFonts w:ascii="宋体" w:hAnsi="宋体"/>
+          <w:sz w:val="21"/>
+          <w:szCs w:val="21"/>
+          <w:shd w:val="clear" w:color="auto" w:fill="FFFFFF"/>
+        </w:rPr>
+        <w:t>  - 任意一方点击悔棋按钮后，向对方发送悔棋请求。</w:t>
+      </w:r>
+    </w:p>
+    <w:p>
+      <w:pPr>
+        <w:spacing w:line="12pt" w:lineRule="auto"/>
+        <w:ind w:firstLine="21pt"/>
+        <w:rPr>
+          <w:rFonts w:ascii="宋体" w:hAnsi="宋体"/>
+          <w:sz w:val="21"/>
+          <w:szCs w:val="21"/>
+          <w:shd w:val="clear" w:color="auto" w:fill="FFFFFF"/>
+        </w:rPr>
+      </w:pPr>
+      <w:r>
+        <w:rPr>
+          <w:rFonts w:ascii="宋体" w:hAnsi="宋体"/>
+          <w:sz w:val="21"/>
+          <w:szCs w:val="21"/>
+          <w:shd w:val="clear" w:color="auto" w:fill="FFFFFF"/>
+        </w:rPr>
+        <w:t>  - 对方同意 → 双方各回退相应步数，回到请求方回合。</w:t>
+      </w:r>
+    </w:p>
+    <w:p>
+      <w:pPr>
+        <w:spacing w:line="12pt" w:lineRule="auto"/>
+        <w:ind w:firstLine="21pt"/>
+        <w:rPr>
+          <w:rFonts w:ascii="宋体" w:hAnsi="宋体"/>
+          <w:sz w:val="21"/>
+          <w:szCs w:val="21"/>
+          <w:shd w:val="clear" w:color="auto" w:fill="FFFFFF"/>
+        </w:rPr>
+      </w:pPr>
+      <w:r>
+        <w:rPr>
+          <w:rFonts w:ascii="宋体" w:hAnsi="宋体"/>
+          <w:sz w:val="21"/>
+          <w:szCs w:val="21"/>
+          <w:shd w:val="clear" w:color="auto" w:fill="FFFFFF"/>
+        </w:rPr>
+        <w:t>  - 对方拒绝 → 撤销请求，游戏继续。</w:t>
+      </w:r>
+    </w:p>
+    <w:p>
+      <w:pPr>
+        <w:spacing w:line="12pt" w:lineRule="auto"/>
+        <w:ind w:firstLine="21pt"/>
+        <w:rPr>
+          <w:rFonts w:ascii="宋体" w:hAnsi="宋体"/>
+          <w:sz w:val="21"/>
+          <w:szCs w:val="21"/>
+          <w:shd w:val="clear" w:color="auto" w:fill="FFFFFF"/>
+        </w:rPr>
+      </w:pPr>
+      <w:r>
+        <w:rPr>
+          <w:rFonts w:ascii="宋体" w:hAnsi="宋体"/>
+          <w:sz w:val="21"/>
+          <w:szCs w:val="21"/>
+          <w:shd w:val="clear" w:color="auto" w:fill="FFFFFF"/>
+        </w:rPr>
+        <w:t>  - 在等待对方响应期间，本地棋盘操作被锁定。</w:t>
+      </w:r>
+    </w:p>
+    <w:p>
+      <w:pPr>
+        <w:spacing w:line="12pt" w:lineRule="auto"/>
+        <w:ind w:firstLine="21pt"/>
+        <w:rPr>
+          <w:rFonts w:ascii="宋体" w:hAnsi="宋体"/>
+          <w:sz w:val="21"/>
+          <w:szCs w:val="21"/>
+          <w:shd w:val="clear" w:color="auto" w:fill="FFFFFF"/>
+        </w:rPr>
+      </w:pPr>
+      <w:r>
+        <w:rPr>
+          <w:rFonts w:ascii="宋体" w:hAnsi="宋体"/>
+          <w:sz w:val="21"/>
+          <w:szCs w:val="21"/>
+          <w:shd w:val="clear" w:color="auto" w:fill="FFFFFF"/>
+        </w:rPr>
+        <w:t>- 认输同步：一方认输后，自动通知对方游戏结束。</w:t>
+      </w:r>
+    </w:p>
+    <w:p>
+      <w:pPr>
+        <w:spacing w:line="12pt" w:lineRule="auto"/>
+        <w:ind w:firstLine="21pt"/>
+        <w:rPr>
+          <w:rFonts w:ascii="宋体" w:hAnsi="宋体"/>
+          <w:sz w:val="21"/>
+          <w:szCs w:val="21"/>
+          <w:shd w:val="clear" w:color="auto" w:fill="FFFFFF"/>
+        </w:rPr>
+      </w:pPr>
+      <w:r>
+        <w:rPr>
+          <w:rFonts w:ascii="宋体" w:hAnsi="宋体"/>
+          <w:sz w:val="21"/>
+          <w:szCs w:val="21"/>
+          <w:shd w:val="clear" w:color="auto" w:fill="FFFFFF"/>
+        </w:rPr>
+        <w:t>- 断线处理：检测到对方断开连接时，本方自动获胜。</w:t>
+      </w:r>
+    </w:p>
+    <w:p>
+      <w:pPr>
+        <w:pStyle w:val="3"/>
+        <w:keepNext w:val="0"/>
+        <w:keepLines w:val="0"/>
+      </w:pPr>
+      <w:r>
+        <w:lastRenderedPageBreak/>
+        <w:t xml:space="preserve">2.2 </w:t>
+      </w:r>
+      <w:r>
+        <w:t>性能需求</w:t>
+      </w:r>
+    </w:p>
+    <w:p>
+      <w:pPr>
+        <w:spacing w:line="12pt" w:lineRule="auto"/>
+        <w:ind w:firstLine="21pt"/>
+        <w:rPr>
+          <w:rFonts w:ascii="宋体" w:hAnsi="宋体"/>
+          <w:sz w:val="21"/>
+          <w:szCs w:val="21"/>
+          <w:shd w:val="clear" w:color="auto" w:fill="FFFFFF"/>
+        </w:rPr>
+      </w:pPr>
+      <w:r>
+        <w:rPr>
+          <w:rFonts w:ascii="宋体" w:hAnsi="宋体"/>
+          <w:sz w:val="21"/>
+          <w:szCs w:val="21"/>
+          <w:shd w:val="clear" w:color="auto" w:fill="FFFFFF"/>
+        </w:rPr>
+        <w:t>- 渲染性能：采用双缓冲机制，避免画面闪烁，确保流畅体验。</w:t>
+      </w:r>
+    </w:p>
+    <w:p>
+      <w:pPr>
+        <w:spacing w:line="12pt" w:lineRule="auto"/>
+        <w:ind w:firstLine="21pt"/>
+        <w:rPr>
+          <w:rFonts w:ascii="宋体" w:hAnsi="宋体"/>
+          <w:sz w:val="21"/>
+          <w:szCs w:val="21"/>
+          <w:shd w:val="clear" w:color="auto" w:fill="FFFFFF"/>
+        </w:rPr>
+      </w:pPr>
+      <w:r>
+        <w:rPr>
+          <w:rFonts w:ascii="宋体" w:hAnsi="宋体"/>
+          <w:sz w:val="21"/>
+          <w:szCs w:val="21"/>
+          <w:shd w:val="clear" w:color="auto" w:fill="FFFFFF"/>
+        </w:rPr>
+        <w:t>- 网络延迟：局域网环境下，走棋数据包 &lt; 40 字节，延迟应在 10ms 以内。</w:t>
+      </w:r>
+    </w:p>
+    <w:p>
+      <w:pPr>
+        <w:spacing w:line="12pt" w:lineRule="auto"/>
+        <w:ind w:firstLine="21pt"/>
+        <w:rPr>
+          <w:rFonts w:ascii="宋体" w:hAnsi="宋体"/>
+          <w:sz w:val="21"/>
+          <w:szCs w:val="21"/>
+          <w:shd w:val="clear" w:color="auto" w:fill="FFFFFF"/>
+        </w:rPr>
+      </w:pPr>
+      <w:r>
+        <w:rPr>
+          <w:rFonts w:ascii="宋体" w:hAnsi="宋体"/>
+          <w:sz w:val="21"/>
+          <w:szCs w:val="21"/>
+          <w:shd w:val="clear" w:color="auto" w:fill="FFFFFF"/>
+        </w:rPr>
+        <w:t>- 内存占用：棋盘状态仅为一个 10×9 的二维数组，历史记录最多存储一局棋谱，内存占用应 &lt; 10MB。</w:t>
+      </w:r>
+    </w:p>
+    <w:p>
+      <w:pPr>
+        <w:spacing w:line="12pt" w:lineRule="auto"/>
+        <w:ind w:firstLine="21pt"/>
+        <w:rPr>
+          <w:rFonts w:ascii="宋体" w:hAnsi="宋体"/>
+          <w:sz w:val="21"/>
+          <w:szCs w:val="21"/>
+          <w:shd w:val="clear" w:color="auto" w:fill="FFFFFF"/>
+        </w:rPr>
+      </w:pPr>
+    </w:p>
+    <w:p>
+      <w:pPr>
+        <w:pStyle w:val="2"/>
+        <w:spacing w:before="7.80pt" w:after="7.80pt"/>
+      </w:pPr>
+      <w:r>
+        <w:t>三、</w:t>
+      </w:r>
+      <w:r>
+        <w:t>系统设计</w:t>
+      </w:r>
+    </w:p>
+    <w:p>
+      <w:pPr>
+        <w:pStyle w:val="3"/>
+        <w:keepNext w:val="0"/>
+        <w:keepLines w:val="0"/>
+        <w:rPr>
+          <w:rFonts w:ascii="宋体" w:hAnsi="宋体"/>
+          <w:lang w:val="en-US" w:eastAsia="zh-CN"/>
+        </w:rPr>
+      </w:pPr>
+      <w:r>
+        <w:rPr>
+          <w:rFonts w:ascii="宋体" w:hAnsi="宋体"/>
+          <w:lang w:val="en-US"/>
+        </w:rPr>
+        <w:t xml:space="preserve">3.1  </w:t>
+      </w:r>
+      <w:r>
+        <w:rPr>
+          <w:rFonts w:ascii="宋体" w:hAnsi="宋体" w:hint="eastAsia"/>
+          <w:lang w:val="en-US" w:eastAsia="zh-CN"/>
+        </w:rPr>
+        <w:t>总体设计</w:t>
+      </w:r>
+    </w:p>
+    <w:p>
+      <w:pPr>
+        <w:ind w:firstLine="24pt"/>
+      </w:pPr>
+    </w:p>
+    <w:p>
+      <w:pPr>
+        <w:ind w:firstLine="24.10pt"/>
+        <w:rPr>
+          <w:rFonts w:ascii="宋体" w:hAnsi="宋体"/>
+          <w:b/>
+          <w:bCs/>
+          <w:shd w:val="clear" w:color="auto" w:fill="FFFFFF"/>
+        </w:rPr>
+      </w:pPr>
+      <w:r>
+        <w:rPr>
+          <w:rFonts w:ascii="宋体" w:hAnsi="宋体"/>
+          <w:b/>
+          <w:bCs/>
+        </w:rPr>
+        <mc:AlternateContent>
+          <mc:Choice Requires="v">
+            <w:pict w14:anchorId="28927D6C">
+              <v:shape id="图片 1" o:spid="_x0000_s1030" type="#_x0000_t75" style="position:absolute;left:0;text-align:left;margin-left:-13.2pt;margin-top:21.9pt;width:441.2pt;height:206.8pt;z-index:1;visibility:visible;mso-wrap-style:square;mso-position-horizontal-relative:text;mso-position-vertical-relative:text;mso-width-relative:page;mso-height-relative:page">
+                <v:imagedata r:id="rId9" o:title="" chromakey="#f8fafc"/>
+                <w10:wrap type="topAndBottom"/>
+              </v:shape>
+            </w:pict>
+          </mc:Choice>
+          <mc:Fallback>
+            <w:drawing>
+              <wp:anchor distT="0" distB="0" distL="114300" distR="114300" simplePos="0" relativeHeight="251659264" behindDoc="0" locked="0" layoutInCell="1" allowOverlap="1" wp14:anchorId="5891518C" wp14:editId="0CD46CB2">
+                <wp:simplePos x="0" y="0"/>
+                <wp:positionH relativeFrom="column">
+                  <wp:posOffset>-167640</wp:posOffset>
+                </wp:positionH>
+                <wp:positionV relativeFrom="paragraph">
+                  <wp:posOffset>278130</wp:posOffset>
+                </wp:positionV>
+                <wp:extent cx="5603240" cy="2626360"/>
+                <wp:effectExtent l="0" t="0" r="0" b="2540"/>
+                <wp:wrapTopAndBottom/>
+                <wp:docPr id="6" name="图片 1"/>
+                <wp:cNvGraphicFramePr>
+                  <a:graphicFrameLocks xmlns:a="http://purl.oclc.org/ooxml/drawingml/main" noChangeAspect="1"/>
+                </wp:cNvGraphicFramePr>
+                <a:graphic xmlns:a="http://purl.oclc.org/ooxml/drawingml/main">
+                  <a:graphicData uri="http://purl.oclc.org/ooxml/drawingml/picture">
+                    <pic:pic xmlns:pic="http://purl.oclc.org/ooxml/drawingml/picture">
+                      <pic:nvPicPr>
+                        <pic:cNvPr id="0" name="图片 1"/>
+                        <pic:cNvPicPr>
+                          <a:picLocks noChangeAspect="1" noChangeArrowheads="1"/>
+                        </pic:cNvPicPr>
+                      </pic:nvPicPr>
+                      <pic:blipFill>
+                        <a:blip r:embed="rId10">
+                          <a:clrChange>
+                            <a:clrFrom>
+                              <a:srgbClr val="F8FAFC"/>
+                            </a:clrFrom>
+                            <a:clrTo>
+                              <a:srgbClr val="F8FAFC">
+                                <a:alpha val="0%"/>
+                              </a:srgbClr>
+                            </a:clrTo>
+                          </a:clrChange>
+                          <a:extLst>
+                            <a:ext uri="{28A0092B-C50C-407E-A947-70E740481C1C}">
+                              <a14:useLocalDpi xmlns:a14="http://schemas.microsoft.com/office/drawing/2010/main" val="0"/>
+                            </a:ext>
+                          </a:extLst>
+                        </a:blip>
+                        <a:srcRect/>
+                        <a:stretch>
+                          <a:fillRect/>
+                        </a:stretch>
+                      </pic:blipFill>
+                      <pic:spPr bwMode="auto">
+                        <a:xfrm>
+                          <a:off x="0" y="0"/>
+                          <a:ext cx="5603240" cy="2626360"/>
+                        </a:xfrm>
+                        <a:prstGeom prst="rect">
+                          <a:avLst/>
+                        </a:prstGeom>
+                        <a:noFill/>
+                      </pic:spPr>
+                    </pic:pic>
+                  </a:graphicData>
+                </a:graphic>
+                <wp14:sizeRelH relativeFrom="page">
+                  <wp14:pctWidth>0%</wp14:pctWidth>
+                </wp14:sizeRelH>
+                <wp14:sizeRelV relativeFrom="page">
+                  <wp14:pctHeight>0%</wp14:pctHeight>
+                </wp14:sizeRelV>
+              </wp:anchor>
+            </w:drawing>
+          </mc:Fallback>
+        </mc:AlternateContent>
+      </w:r>
+      <w:r>
+        <w:rPr>
+          <w:rFonts w:ascii="宋体" w:hAnsi="宋体"/>
+          <w:b/>
+          <w:bCs/>
+          <w:shd w:val="clear" w:color="auto" w:fill="FFFFFF"/>
+        </w:rPr>
+        <w:t>3.1.1 程序组成框图</w:t>
+      </w:r>
+    </w:p>
+    <w:p>
+      <w:pPr>
+        <w:spacing w:line="12pt" w:lineRule="auto"/>
+        <w:ind w:firstLine="21pt"/>
+        <w:rPr>
+          <w:rFonts w:ascii="宋体" w:hAnsi="宋体"/>
+          <w:sz w:val="21"/>
+          <w:szCs w:val="21"/>
+          <w:shd w:val="clear" w:color="auto" w:fill="FFFFFF"/>
+        </w:rPr>
+      </w:pPr>
+      <w:r>
+        <w:rPr>
+          <w:rFonts w:ascii="宋体" w:hAnsi="宋体"/>
+          <w:sz w:val="21"/>
+          <w:szCs w:val="21"/>
+          <w:shd w:val="clear" w:color="auto" w:fill="FFFFFF"/>
+        </w:rPr>
+        <w:t>本程序采用模块化分层架构，按职责分为四层。</w:t>
+      </w:r>
+    </w:p>
+    <w:p>
+      <w:pPr>
+        <w:spacing w:line="12pt" w:lineRule="auto"/>
+        <w:ind w:firstLine="21pt"/>
+        <w:rPr>
+          <w:rFonts w:ascii="宋体" w:hAnsi="宋体"/>
+          <w:sz w:val="21"/>
+          <w:szCs w:val="21"/>
+          <w:shd w:val="clear" w:color="auto" w:fill="FFFFFF"/>
+        </w:rPr>
+      </w:pPr>
+      <w:r>
+        <w:rPr>
+          <w:rFonts w:ascii="宋体" w:hAnsi="宋体"/>
+          <w:sz w:val="21"/>
+          <w:szCs w:val="21"/>
+          <w:shd w:val="clear" w:color="auto" w:fill="FFFFFF"/>
+        </w:rPr>
+        <w:t>各模块职责一览：</w:t>
+      </w:r>
+    </w:p>
+    <w:p>
+      <w:pPr>
+        <w:spacing w:line="12pt" w:lineRule="auto"/>
+        <w:ind w:firstLine="21pt"/>
+        <w:rPr>
+          <w:rFonts w:ascii="宋体" w:hAnsi="宋体"/>
+          <w:sz w:val="21"/>
+          <w:szCs w:val="21"/>
+          <w:shd w:val="clear" w:color="auto" w:fill="FFFFFF"/>
+        </w:rPr>
+      </w:pPr>
+      <w:r>
+        <w:rPr>
+          <w:rFonts w:ascii="宋体" w:hAnsi="宋体"/>
+          <w:sz w:val="21"/>
+          <w:szCs w:val="21"/>
+          <w:shd w:val="clear" w:color="auto" w:fill="FFFFFF"/>
+        </w:rPr>
+        <w:t xml:space="preserve">- </w:t>
+      </w:r>
+      <w:r>
+        <w:rPr>
+          <w:rFonts w:ascii="宋体" w:hAnsi="宋体"/>
+          <w:b/>
+          <w:bCs/>
+          <w:sz w:val="21"/>
+          <w:szCs w:val="21"/>
+          <w:shd w:val="clear" w:color="auto" w:fill="FFFFFF"/>
+        </w:rPr>
+        <w:t>主入口</w:t>
+      </w:r>
+      <w:r>
+        <w:rPr>
+          <w:rFonts w:ascii="宋体" w:hAnsi="宋体"/>
+          <w:sz w:val="21"/>
+          <w:szCs w:val="21"/>
+          <w:shd w:val="clear" w:color="auto" w:fill="FFFFFF"/>
+        </w:rPr>
+        <w:t>（main.cpp）：仅含 main() 函数，负责菜单 → 联机连接 → 主循环（鼠标/网络/渲染/退出） → 结算。流程细节委托给 game_manager。</w:t>
+      </w:r>
+    </w:p>
+    <w:p>
+      <w:pPr>
+        <w:spacing w:line="12pt" w:lineRule="auto"/>
+        <w:ind w:firstLine="21pt"/>
+        <w:rPr>
+          <w:rFonts w:ascii="宋体" w:hAnsi="宋体"/>
+          <w:sz w:val="21"/>
+          <w:szCs w:val="21"/>
+          <w:shd w:val="clear" w:color="auto" w:fill="FFFFFF"/>
+        </w:rPr>
+      </w:pPr>
+      <w:r>
+        <w:rPr>
+          <w:rFonts w:ascii="宋体" w:hAnsi="宋体"/>
+          <w:sz w:val="21"/>
+          <w:szCs w:val="21"/>
+          <w:shd w:val="clear" w:color="auto" w:fill="FFFFFF"/>
+        </w:rPr>
+        <w:t xml:space="preserve">- </w:t>
+      </w:r>
+      <w:r>
+        <w:rPr>
+          <w:rFonts w:ascii="宋体" w:hAnsi="宋体"/>
+          <w:b/>
+          <w:bCs/>
+          <w:sz w:val="21"/>
+          <w:szCs w:val="21"/>
+          <w:shd w:val="clear" w:color="auto" w:fill="FFFFFF"/>
+        </w:rPr>
+        <w:t>菜单</w:t>
+      </w:r>
+      <w:r>
+        <w:rPr>
+          <w:rFonts w:ascii="宋体" w:hAnsi="宋体"/>
+          <w:sz w:val="21"/>
+          <w:szCs w:val="21"/>
+          <w:shd w:val="clear" w:color="auto" w:fill="FFFFFF"/>
+        </w:rPr>
+        <w:t>（menu.h/cpp）：开始界面渲染与交互（主菜单 + 联机子菜单），阻塞等待用户选择，返回 MENU_SINGLE/HOST/CLIENT。</w:t>
+      </w:r>
+    </w:p>
+    <w:p>
+      <w:pPr>
+        <w:spacing w:line="12pt" w:lineRule="auto"/>
+        <w:ind w:firstLine="21pt"/>
+        <w:rPr>
+          <w:rFonts w:ascii="宋体" w:hAnsi="宋体"/>
+          <w:sz w:val="21"/>
+          <w:szCs w:val="21"/>
+          <w:shd w:val="clear" w:color="auto" w:fill="FFFFFF"/>
+        </w:rPr>
+      </w:pPr>
+      <w:r>
+        <w:rPr>
+          <w:rFonts w:ascii="宋体" w:hAnsi="宋体"/>
+          <w:sz w:val="21"/>
+          <w:szCs w:val="21"/>
+          <w:shd w:val="clear" w:color="auto" w:fill="FFFFFF"/>
+        </w:rPr>
+        <w:t xml:space="preserve">- </w:t>
+      </w:r>
+      <w:r>
+        <w:rPr>
+          <w:rFonts w:ascii="宋体" w:hAnsi="宋体"/>
+          <w:b/>
+          <w:bCs/>
+          <w:sz w:val="21"/>
+          <w:szCs w:val="21"/>
+          <w:shd w:val="clear" w:color="auto" w:fill="FFFFFF"/>
+        </w:rPr>
+        <w:t>鼠标输入</w:t>
+      </w:r>
+      <w:r>
+        <w:rPr>
+          <w:rFonts w:ascii="宋体" w:hAnsi="宋体"/>
+          <w:sz w:val="21"/>
+          <w:szCs w:val="21"/>
+          <w:shd w:val="clear" w:color="auto" w:fill="FFFFFF"/>
+        </w:rPr>
+        <w:t>（mouse_input.h/cpp）：像素坐标→逻辑坐标转换，SELECT_FIRST / SELECT_SECOND 两阶段状态机。</w:t>
+      </w:r>
+    </w:p>
+    <w:p>
+      <w:pPr>
+        <w:spacing w:line="12pt" w:lineRule="auto"/>
+        <w:ind w:firstLine="21pt"/>
+        <w:rPr>
+          <w:rFonts w:ascii="宋体" w:hAnsi="宋体"/>
+          <w:sz w:val="21"/>
+          <w:szCs w:val="21"/>
+          <w:shd w:val="clear" w:color="auto" w:fill="FFFFFF"/>
+        </w:rPr>
+      </w:pPr>
+      <w:r>
+        <w:rPr>
+          <w:rFonts w:ascii="宋体" w:hAnsi="宋体"/>
+          <w:sz w:val="21"/>
+          <w:szCs w:val="21"/>
+          <w:shd w:val="clear" w:color="auto" w:fill="FFFFFF"/>
+        </w:rPr>
+        <w:t>-</w:t>
+      </w:r>
+      <w:r>
+        <w:rPr>
+          <w:rFonts w:ascii="宋体" w:hAnsi="宋体"/>
+          <w:b/>
+          <w:bCs/>
+          <w:sz w:val="21"/>
+          <w:szCs w:val="21"/>
+          <w:shd w:val="clear" w:color="auto" w:fill="FFFFFF"/>
+        </w:rPr>
+        <w:t xml:space="preserve"> 棋盘渲染</w:t>
+      </w:r>
+      <w:r>
+        <w:rPr>
+          <w:rFonts w:ascii="宋体" w:hAnsi="宋体"/>
+          <w:sz w:val="21"/>
+          <w:szCs w:val="21"/>
+          <w:shd w:val="clear" w:color="auto" w:fill="FFFFFF"/>
+        </w:rPr>
+        <w:t>（draw_board.h/cpp）：棋盘、棋子、选中高亮、合法走法标记、将军提示、右侧 UI 面板、悔棋弹窗。</w:t>
+      </w:r>
+    </w:p>
+    <w:p>
+      <w:pPr>
+        <w:spacing w:line="12pt" w:lineRule="auto"/>
+        <w:ind w:firstLine="21pt"/>
+        <w:rPr>
+          <w:rFonts w:ascii="宋体" w:hAnsi="宋体"/>
+          <w:sz w:val="21"/>
+          <w:szCs w:val="21"/>
+          <w:shd w:val="clear" w:color="auto" w:fill="FFFFFF"/>
+        </w:rPr>
+      </w:pPr>
+      <w:r>
+        <w:rPr>
+          <w:rFonts w:ascii="宋体" w:hAnsi="宋体"/>
+          <w:sz w:val="21"/>
+          <w:szCs w:val="21"/>
+          <w:shd w:val="clear" w:color="auto" w:fill="FFFFFF"/>
+        </w:rPr>
+        <w:t>-</w:t>
+      </w:r>
+      <w:r>
+        <w:rPr>
+          <w:rFonts w:ascii="宋体" w:hAnsi="宋体"/>
+          <w:sz w:val="21"/>
+          <w:szCs w:val="21"/>
+          <w:shd w:val="clear" w:color="auto" w:fill="FFFFFF"/>
+        </w:rPr>
+        <w:t xml:space="preserve"> </w:t>
+      </w:r>
+      <w:r>
+        <w:rPr>
+          <w:rFonts w:ascii="宋体" w:hAnsi="宋体"/>
+          <w:b/>
+          <w:bCs/>
+          <w:sz w:val="21"/>
+          <w:szCs w:val="21"/>
+          <w:shd w:val="clear" w:color="auto" w:fill="FFFFFF"/>
+        </w:rPr>
+        <w:t>游戏流程管理</w:t>
+      </w:r>
+      <w:r>
+        <w:rPr>
+          <w:rFonts w:ascii="宋体" w:hAnsi="宋体"/>
+          <w:sz w:val="21"/>
+          <w:szCs w:val="21"/>
+          <w:shd w:val="clear" w:color="auto" w:fill="FFFFFF"/>
+        </w:rPr>
+        <w:t>（game_manager.h/cpp）：回合归属判断、按钮点击处理、网络消息分发、网络连接启动、游戏结算。</w:t>
+      </w:r>
+    </w:p>
+    <w:p>
+      <w:pPr>
+        <w:spacing w:line="12pt" w:lineRule="auto"/>
+        <w:ind w:firstLine="21pt"/>
+        <w:rPr>
+          <w:rFonts w:ascii="宋体" w:hAnsi="宋体"/>
+          <w:sz w:val="21"/>
+          <w:szCs w:val="21"/>
+          <w:shd w:val="clear" w:color="auto" w:fill="FFFFFF"/>
+        </w:rPr>
+      </w:pPr>
+      <w:r>
+        <w:rPr>
+          <w:rFonts w:ascii="宋体" w:hAnsi="宋体"/>
+          <w:sz w:val="21"/>
+          <w:szCs w:val="21"/>
+          <w:shd w:val="clear" w:color="auto" w:fill="FFFFFF"/>
+        </w:rPr>
+        <w:t xml:space="preserve">- </w:t>
+      </w:r>
+      <w:r>
+        <w:rPr>
+          <w:rFonts w:ascii="宋体" w:hAnsi="宋体"/>
+          <w:b/>
+          <w:bCs/>
+          <w:sz w:val="21"/>
+          <w:szCs w:val="21"/>
+          <w:shd w:val="clear" w:color="auto" w:fill="FFFFFF"/>
+        </w:rPr>
+        <w:t>核心引擎</w:t>
+      </w:r>
+      <w:r>
+        <w:rPr>
+          <w:rFonts w:ascii="宋体" w:hAnsi="宋体"/>
+          <w:sz w:val="21"/>
+          <w:szCs w:val="21"/>
+          <w:shd w:val="clear" w:color="auto" w:fill="FFFFFF"/>
+        </w:rPr>
+        <w:t>（chess_engine.h/cpp）：全部规则逻辑：走棋校验（7 类棋子 + 自将防御）、悔棋、将军判定（含飞将）、合法走法枚举、将死检测。</w:t>
+      </w:r>
+    </w:p>
+    <w:p>
+      <w:pPr>
+        <w:spacing w:line="12pt" w:lineRule="auto"/>
+        <w:ind w:firstLine="21pt"/>
+        <w:rPr>
+          <w:rFonts w:ascii="宋体" w:hAnsi="宋体"/>
+          <w:sz w:val="21"/>
+          <w:szCs w:val="21"/>
+          <w:shd w:val="clear" w:color="auto" w:fill="FFFFFF"/>
+        </w:rPr>
+      </w:pPr>
+      <w:r>
+        <w:rPr>
+          <w:rFonts w:ascii="宋体" w:hAnsi="宋体"/>
+          <w:sz w:val="21"/>
+          <w:szCs w:val="21"/>
+          <w:shd w:val="clear" w:color="auto" w:fill="FFFFFF"/>
+        </w:rPr>
+        <w:t xml:space="preserve">- </w:t>
+      </w:r>
+      <w:r>
+        <w:rPr>
+          <w:rFonts w:ascii="宋体" w:hAnsi="宋体"/>
+          <w:b/>
+          <w:bCs/>
+          <w:sz w:val="21"/>
+          <w:szCs w:val="21"/>
+          <w:shd w:val="clear" w:color="auto" w:fill="FFFFFF"/>
+        </w:rPr>
+        <w:t>基础定义</w:t>
+      </w:r>
+      <w:r>
+        <w:rPr>
+          <w:rFonts w:ascii="宋体" w:hAnsi="宋体"/>
+          <w:sz w:val="21"/>
+          <w:szCs w:val="21"/>
+          <w:shd w:val="clear" w:color="auto" w:fill="FFFFFF"/>
+        </w:rPr>
+        <w:t>（chess_def.h）：Piece / Color / Phase / Move 枚举与结构体、坐标转换函数、UI 布局常量。</w:t>
+      </w:r>
+    </w:p>
+    <w:p>
+      <w:pPr>
+        <w:spacing w:line="12pt" w:lineRule="auto"/>
+        <w:ind w:firstLine="21pt"/>
+        <w:rPr>
+          <w:rFonts w:ascii="宋体" w:hAnsi="宋体"/>
+          <w:sz w:val="21"/>
+          <w:szCs w:val="21"/>
+          <w:shd w:val="clear" w:color="auto" w:fill="FFFFFF"/>
+        </w:rPr>
+      </w:pPr>
+      <w:r>
+        <w:rPr>
+          <w:rFonts w:ascii="宋体" w:hAnsi="宋体"/>
+          <w:sz w:val="21"/>
+          <w:szCs w:val="21"/>
+          <w:shd w:val="clear" w:color="auto" w:fill="FFFFFF"/>
+        </w:rPr>
+        <w:t xml:space="preserve">- </w:t>
+      </w:r>
+      <w:r>
+        <w:rPr>
+          <w:rFonts w:ascii="宋体" w:hAnsi="宋体"/>
+          <w:b/>
+          <w:bCs/>
+          <w:sz w:val="21"/>
+          <w:szCs w:val="21"/>
+          <w:shd w:val="clear" w:color="auto" w:fill="FFFFFF"/>
+        </w:rPr>
+        <w:t>游戏状态</w:t>
+      </w:r>
+      <w:r>
+        <w:rPr>
+          <w:rFonts w:ascii="宋体" w:hAnsi="宋体"/>
+          <w:sz w:val="21"/>
+          <w:szCs w:val="21"/>
+          <w:shd w:val="clear" w:color="auto" w:fill="FFFFFF"/>
+        </w:rPr>
+        <w:t>（game_state.h）：ChessPiece 结构体（id + color）、GameState 结构体（棋盘 + 当前方 + 阶段 + 历史 + 悔棋等待标志）。</w:t>
+      </w:r>
+    </w:p>
+    <w:p>
+      <w:pPr>
+        <w:spacing w:line="12pt" w:lineRule="auto"/>
+        <w:ind w:firstLine="21pt"/>
+        <w:rPr>
+          <w:rFonts w:ascii="宋体" w:hAnsi="宋体"/>
+          <w:sz w:val="21"/>
+          <w:szCs w:val="21"/>
+          <w:shd w:val="clear" w:color="auto" w:fill="FFFFFF"/>
+        </w:rPr>
+      </w:pPr>
+      <w:r>
+        <w:rPr>
+          <w:rFonts w:ascii="宋体" w:hAnsi="宋体"/>
+          <w:sz w:val="21"/>
+          <w:szCs w:val="21"/>
+          <w:shd w:val="clear" w:color="auto" w:fill="FFFFFF"/>
+        </w:rPr>
+        <w:t xml:space="preserve">- </w:t>
+      </w:r>
+      <w:r>
+        <w:rPr>
+          <w:rFonts w:ascii="宋体" w:hAnsi="宋体"/>
+          <w:b/>
+          <w:bCs/>
+          <w:sz w:val="21"/>
+          <w:szCs w:val="21"/>
+          <w:shd w:val="clear" w:color="auto" w:fill="FFFFFF"/>
+        </w:rPr>
+        <w:t>网络通信</w:t>
+      </w:r>
+      <w:r>
+        <w:rPr>
+          <w:rFonts w:ascii="宋体" w:hAnsi="宋体"/>
+          <w:sz w:val="21"/>
+          <w:szCs w:val="21"/>
+          <w:shd w:val="clear" w:color="auto" w:fill="FFFFFF"/>
+        </w:rPr>
+        <w:t>（network.h/cpp）：Winsock2 TCP 直连、自定义应用层协议、断连检测（connected 标记）。</w:t>
+      </w:r>
+    </w:p>
+    <w:p>
+      <w:pPr>
+        <w:ind w:firstLine="24.10pt"/>
+        <w:rPr>
+          <w:rFonts w:ascii="宋体" w:hAnsi="宋体"/>
+          <w:b/>
+          <w:bCs/>
+          <w:shd w:val="clear" w:color="auto" w:fill="FFFFFF"/>
+        </w:rPr>
+      </w:pPr>
+      <w:r>
+        <w:rPr>
+          <w:rFonts w:ascii="宋体" w:hAnsi="宋体"/>
+          <w:b/>
+          <w:bCs/>
+          <w:shd w:val="clear" w:color="auto" w:fill="FFFFFF"/>
+        </w:rPr>
+        <w:t>3.1.2 程序主流程图</w:t>
+      </w:r>
+    </w:p>
+    <w:p>
+      <w:pPr>
+        <w:spacing w:line="12pt" w:lineRule="auto"/>
+        <w:ind w:firstLine="24pt"/>
+        <w:rPr>
+          <w:rFonts w:ascii="宋体" w:hAnsi="宋体"/>
+          <w:sz w:val="21"/>
+          <w:szCs w:val="21"/>
+          <w:shd w:val="clear" w:color="auto" w:fill="FFFFFF"/>
+        </w:rPr>
+      </w:pPr>
+      <w:r>
+        <w:lastRenderedPageBreak/>
+        <mc:AlternateContent>
+          <mc:Choice Requires="v">
+            <w:pict w14:anchorId="6A55DD00">
+              <v:shape id="_x0000_s1032" type="#_x0000_t75" style="position:absolute;left:0;text-align:left;margin-left:212.95pt;margin-top:15.7pt;width:231.3pt;height:549.35pt;z-index:-2;mso-position-horizontal-relative:text;mso-position-vertical-relative:text;mso-width-relative:page;mso-height-relative:page" wrapcoords="-70 0 -70 21572 21600 21572 21600 0 -70 0">
+                <v:imagedata r:id="rId11" o:title="" chromakey="#f8fafc"/>
+                <w10:wrap type="topAndBottom"/>
+              </v:shape>
+            </w:pict>
+          </mc:Choice>
+          <mc:Fallback>
+            <w:drawing>
+              <wp:anchor distT="0" distB="0" distL="114300" distR="114300" simplePos="0" relativeHeight="251660288" behindDoc="1" locked="0" layoutInCell="1" allowOverlap="1" wp14:anchorId="4F04CBB5" wp14:editId="64BB1F74">
+                <wp:simplePos x="0" y="0"/>
+                <wp:positionH relativeFrom="column">
+                  <wp:posOffset>2704465</wp:posOffset>
+                </wp:positionH>
+                <wp:positionV relativeFrom="paragraph">
+                  <wp:posOffset>199390</wp:posOffset>
+                </wp:positionV>
+                <wp:extent cx="2937510" cy="6976745"/>
+                <wp:effectExtent l="0" t="0" r="0" b="0"/>
+                <wp:wrapTopAndBottom/>
+                <wp:docPr id="8" name="图片 1"/>
+                <wp:cNvGraphicFramePr>
+                  <a:graphicFrameLocks xmlns:a="http://purl.oclc.org/ooxml/drawingml/main" noChangeAspect="1"/>
+                </wp:cNvGraphicFramePr>
+                <a:graphic xmlns:a="http://purl.oclc.org/ooxml/drawingml/main">
+                  <a:graphicData uri="http://purl.oclc.org/ooxml/drawingml/picture">
+                    <pic:pic xmlns:pic="http://purl.oclc.org/ooxml/drawingml/picture">
+                      <pic:nvPicPr>
+                        <pic:cNvPr id="0" name="Picture 8"/>
+                        <pic:cNvPicPr>
+                          <a:picLocks noChangeAspect="1" noChangeArrowheads="1"/>
+                        </pic:cNvPicPr>
+                      </pic:nvPicPr>
+                      <pic:blipFill>
+                        <a:blip r:embed="rId12">
+                          <a:clrChange>
+                            <a:clrFrom>
+                              <a:srgbClr val="F8FAFC"/>
+                            </a:clrFrom>
+                            <a:clrTo>
+                              <a:srgbClr val="F8FAFC">
+                                <a:alpha val="0%"/>
+                              </a:srgbClr>
+                            </a:clrTo>
+                          </a:clrChange>
+                          <a:extLst>
+                            <a:ext uri="{28A0092B-C50C-407E-A947-70E740481C1C}">
+                              <a14:useLocalDpi xmlns:a14="http://schemas.microsoft.com/office/drawing/2010/main" val="0"/>
+                            </a:ext>
+                          </a:extLst>
+                        </a:blip>
+                        <a:srcRect/>
+                        <a:stretch>
+                          <a:fillRect/>
+                        </a:stretch>
+                      </pic:blipFill>
+                      <pic:spPr bwMode="auto">
+                        <a:xfrm>
+                          <a:off x="0" y="0"/>
+                          <a:ext cx="2937510" cy="6976745"/>
+                        </a:xfrm>
+                        <a:prstGeom prst="rect">
+                          <a:avLst/>
+                        </a:prstGeom>
+                        <a:noFill/>
+                      </pic:spPr>
+                    </pic:pic>
+                  </a:graphicData>
+                </a:graphic>
+                <wp14:sizeRelH relativeFrom="page">
+                  <wp14:pctWidth>0%</wp14:pctWidth>
+                </wp14:sizeRelH>
+                <wp14:sizeRelV relativeFrom="page">
+                  <wp14:pctHeight>0%</wp14:pctHeight>
+                </wp14:sizeRelV>
+              </wp:anchor>
+            </w:drawing>
+          </mc:Fallback>
+        </mc:AlternateContent>
+      </w:r>
+      <w:r>
+        <w:rPr>
+          <w:rFonts w:ascii="宋体" w:hAnsi="宋体"/>
+          <w:sz w:val="21"/>
+          <w:szCs w:val="21"/>
+          <w:shd w:val="clear" w:color="auto" w:fill="FFFFFF"/>
+        </w:rPr>
+        <w:t>- 单机模式流程图</w:t>
+      </w:r>
+      <w:r>
+        <w:rPr>
+          <w:rFonts w:ascii="宋体" w:hAnsi="宋体" w:hint="eastAsia"/>
+          <w:sz w:val="21"/>
+          <w:szCs w:val="21"/>
+          <w:shd w:val="clear" w:color="auto" w:fill="FFFFFF"/>
+        </w:rPr>
+        <w:t>（左）与联机模式流程图（右）</w:t>
+      </w:r>
+      <w:r>
+        <w:rPr>
+          <w:rFonts w:ascii="宋体" w:hAnsi="宋体"/>
+          <w:sz w:val="21"/>
+          <w:szCs w:val="21"/>
+          <w:shd w:val="clear" w:color="auto" w:fill="FFFFFF"/>
+        </w:rPr>
+        <w:t>:</w:t>
+      </w:r>
+    </w:p>
+    <w:p>
+      <w:pPr>
+        <w:spacing w:line="12pt" w:lineRule="auto"/>
+        <w:ind w:firstLine="24pt"/>
+        <w:rPr>
+          <w:rFonts w:ascii="宋体" w:hAnsi="宋体"/>
+          <w:sz w:val="21"/>
+          <w:szCs w:val="21"/>
+          <w:shd w:val="clear" w:color="auto" w:fill="FFFFFF"/>
+        </w:rPr>
+      </w:pPr>
+      <w:r>
+        <mc:AlternateContent>
+          <mc:Choice Requires="v">
+            <w:pict w14:anchorId="7B937B74">
+              <v:shape id="_x0000_s1031" type="#_x0000_t75" style="position:absolute;left:0;text-align:left;margin-left:-19pt;margin-top:4.25pt;width:233.5pt;height:324pt;z-index:-3;mso-position-horizontal-relative:text;mso-position-vertical-relative:text;mso-width-relative:page;mso-height-relative:page" wrapcoords="-39 0 -39 21572 21600 21572 21600 0 -39 0">
+                <v:imagedata r:id="rId13" o:title="" chromakey="#f8fafc"/>
+                <w10:wrap type="tight"/>
+              </v:shape>
+            </w:pict>
+          </mc:Choice>
+          <mc:Fallback>
+            <w:drawing>
+              <wp:anchor distT="0" distB="0" distL="114300" distR="114300" simplePos="0" relativeHeight="251661312" behindDoc="1" locked="0" layoutInCell="1" allowOverlap="1" wp14:anchorId="07595484" wp14:editId="46D174CA">
+                <wp:simplePos x="0" y="0"/>
+                <wp:positionH relativeFrom="column">
+                  <wp:posOffset>-241300</wp:posOffset>
+                </wp:positionH>
+                <wp:positionV relativeFrom="paragraph">
+                  <wp:posOffset>53975</wp:posOffset>
+                </wp:positionV>
+                <wp:extent cx="2965450" cy="4114800"/>
+                <wp:effectExtent l="0" t="0" r="6350" b="0"/>
+                <wp:wrapTight wrapText="bothSides">
+                  <wp:wrapPolygon edited="0">
+                    <wp:start x="12349" y="0"/>
+                    <wp:lineTo x="10546" y="1400"/>
+                    <wp:lineTo x="10546" y="4800"/>
+                    <wp:lineTo x="0" y="5800"/>
+                    <wp:lineTo x="0" y="20300"/>
+                    <wp:lineTo x="19010" y="20800"/>
+                    <wp:lineTo x="18594" y="21100"/>
+                    <wp:lineTo x="18871" y="21500"/>
+                    <wp:lineTo x="19842" y="21500"/>
+                    <wp:lineTo x="20120" y="21500"/>
+                    <wp:lineTo x="20120" y="21100"/>
+                    <wp:lineTo x="19704" y="20800"/>
+                    <wp:lineTo x="21507" y="20000"/>
+                    <wp:lineTo x="21507" y="18700"/>
+                    <wp:lineTo x="16928" y="17600"/>
+                    <wp:lineTo x="17067" y="6300"/>
+                    <wp:lineTo x="16651" y="5800"/>
+                    <wp:lineTo x="14986" y="4800"/>
+                    <wp:lineTo x="15125" y="1600"/>
+                    <wp:lineTo x="14570" y="1100"/>
+                    <wp:lineTo x="13182" y="0"/>
+                    <wp:lineTo x="12349" y="0"/>
+                  </wp:wrapPolygon>
+                </wp:wrapTight>
+                <wp:docPr id="7" name="图片 1"/>
+                <wp:cNvGraphicFramePr>
+                  <a:graphicFrameLocks xmlns:a="http://purl.oclc.org/ooxml/drawingml/main" noChangeAspect="1"/>
+                </wp:cNvGraphicFramePr>
+                <a:graphic xmlns:a="http://purl.oclc.org/ooxml/drawingml/main">
+                  <a:graphicData uri="http://purl.oclc.org/ooxml/drawingml/picture">
+                    <pic:pic xmlns:pic="http://purl.oclc.org/ooxml/drawingml/picture">
+                      <pic:nvPicPr>
+                        <pic:cNvPr id="0" name="Picture 7"/>
+                        <pic:cNvPicPr>
+                          <a:picLocks noChangeAspect="1" noChangeArrowheads="1"/>
+                        </pic:cNvPicPr>
+                      </pic:nvPicPr>
+                      <pic:blipFill>
+                        <a:blip r:embed="rId14">
+                          <a:clrChange>
+                            <a:clrFrom>
+                              <a:srgbClr val="F8FAFC"/>
+                            </a:clrFrom>
+                            <a:clrTo>
+                              <a:srgbClr val="F8FAFC">
+                                <a:alpha val="0%"/>
+                              </a:srgbClr>
+                            </a:clrTo>
+                          </a:clrChange>
+                          <a:extLst>
+                            <a:ext uri="{28A0092B-C50C-407E-A947-70E740481C1C}">
+                              <a14:useLocalDpi xmlns:a14="http://schemas.microsoft.com/office/drawing/2010/main" val="0"/>
+                            </a:ext>
+                          </a:extLst>
+                        </a:blip>
+                        <a:srcRect/>
+                        <a:stretch>
+                          <a:fillRect/>
+                        </a:stretch>
+                      </pic:blipFill>
+                      <pic:spPr bwMode="auto">
+                        <a:xfrm>
+                          <a:off x="0" y="0"/>
+                          <a:ext cx="2965450" cy="4114800"/>
+                        </a:xfrm>
+                        <a:prstGeom prst="rect">
+                          <a:avLst/>
+                        </a:prstGeom>
+                        <a:noFill/>
+                      </pic:spPr>
+                    </pic:pic>
+                  </a:graphicData>
+                </a:graphic>
+                <wp14:sizeRelH relativeFrom="page">
+                  <wp14:pctWidth>0%</wp14:pctWidth>
+                </wp14:sizeRelH>
+                <wp14:sizeRelV relativeFrom="page">
+                  <wp14:pctHeight>0%</wp14:pctHeight>
+                </wp14:sizeRelV>
+              </wp:anchor>
+            </w:drawing>
+          </mc:Fallback>
+        </mc:AlternateContent>
+      </w:r>
+    </w:p>
+    <w:p>
+      <w:pPr>
+        <w:ind w:firstLine="24.10pt"/>
+        <w:rPr>
+          <w:rFonts w:ascii="宋体" w:hAnsi="宋体"/>
+          <w:b/>
+          <w:bCs/>
+          <w:shd w:val="clear" w:color="auto" w:fill="FFFFFF"/>
+        </w:rPr>
+      </w:pPr>
+      <w:r>
+        <w:rPr>
+          <w:rFonts w:ascii="宋体" w:hAnsi="宋体"/>
+          <w:b/>
+          <w:bCs/>
+          <w:shd w:val="clear" w:color="auto" w:fill="FFFFFF"/>
+        </w:rPr>
+        <w:t>3.1.3 联机通信架构</w:t>
+      </w:r>
+    </w:p>
+    <w:p>
+      <w:pPr>
+        <w:spacing w:line="12pt" w:lineRule="auto"/>
+        <w:ind w:firstLine="21pt"/>
+        <w:rPr>
+          <w:rFonts w:ascii="宋体" w:hAnsi="宋体"/>
+          <w:sz w:val="21"/>
+          <w:szCs w:val="21"/>
+          <w:shd w:val="clear" w:color="auto" w:fill="FFFFFF"/>
+        </w:rPr>
+      </w:pPr>
+      <w:r>
+        <w:rPr>
+          <w:rFonts w:ascii="宋体" w:hAnsi="宋体"/>
+          <w:sz w:val="21"/>
+          <w:szCs w:val="21"/>
+          <w:shd w:val="clear" w:color="auto" w:fill="FFFFFF"/>
+        </w:rPr>
+        <w:t>双机通过 TCP 直连，使用自定义应用层协议进行同步。</w:t>
+      </w:r>
+    </w:p>
+    <w:p>
+      <w:pPr>
+        <w:spacing w:line="12pt" w:lineRule="auto"/>
+        <w:ind w:firstLine="21pt"/>
+        <w:rPr>
+          <w:rFonts w:ascii="宋体" w:hAnsi="宋体"/>
+          <w:sz w:val="21"/>
+          <w:szCs w:val="21"/>
+          <w:shd w:val="clear" w:color="auto" w:fill="FFFFFF"/>
+        </w:rPr>
+      </w:pPr>
+      <w:r>
+        <w:rPr>
+          <w:rFonts w:ascii="宋体" w:hAnsi="宋体"/>
+          <w:sz w:val="21"/>
+          <w:szCs w:val="21"/>
+          <w:shd w:val="clear" w:color="auto" w:fill="FFFFFF"/>
+        </w:rPr>
+        <w:t>消息格式为定长包头（8 字节）+ 变长负载（最大 256 字节）。协议共定义 6 种消息类型：NET_MOVE（走棋）、NET_UNDO_REQ/ACCEPT/REJECT（悔棋协议）、NET_RESIGN（认输）、NET_GAME_OVER（游戏结束）。</w:t>
+      </w:r>
+    </w:p>
+    <w:p>
+      <w:pPr>
+        <w:spacing w:line="12pt" w:lineRule="auto"/>
+        <w:ind w:firstLine="21pt"/>
+        <w:rPr>
+          <w:rFonts w:ascii="宋体" w:hAnsi="宋体"/>
+          <w:sz w:val="21"/>
+          <w:szCs w:val="21"/>
+          <w:shd w:val="clear" w:color="auto" w:fill="FFFFFF"/>
+        </w:rPr>
+      </w:pPr>
+      <w:r>
+        <w:rPr>
+          <w:rFonts w:ascii="宋体" w:hAnsi="宋体"/>
+          <w:sz w:val="21"/>
+          <w:szCs w:val="21"/>
+          <w:shd w:val="clear" w:color="auto" w:fill="FFFFFF"/>
+        </w:rPr>
+        <w:t>断连检测：recv() 返回 0 或异常错误时，</w:t>
+      </w:r>
+      <w:r>
+        <w:rPr>
+          <w:rFonts w:ascii="宋体" w:hAnsi="宋体"/>
+          <w:sz w:val="21"/>
+          <w:szCs w:val="21"/>
+          <w:shd w:val="clear" w:color="auto" w:fill="FFFFFF"/>
+        </w:rPr>
+        <w:t xml:space="preserve"> </w:t>
+      </w:r>
+      <w:r>
+        <w:rPr>
+          <w:rFonts w:ascii="宋体" w:hAnsi="宋体"/>
+          <w:sz w:val="21"/>
+          <w:szCs w:val="21"/>
+          <w:shd w:val="clear" w:color="auto" w:fill="FFFFFF"/>
+        </w:rPr>
+        <w:t>net_recv_msg() 将 g_net.connected 置为 false</w:t>
+      </w:r>
+      <w:r>
+        <w:rPr>
+          <w:rFonts w:ascii="宋体" w:hAnsi="宋体"/>
+          <w:sz w:val="21"/>
+          <w:szCs w:val="21"/>
+          <w:shd w:val="clear" w:color="auto" w:fill="FFFFFF"/>
+        </w:rPr>
+        <w:t xml:space="preserve"> </w:t>
+      </w:r>
+      <w:r>
+        <w:rPr>
+          <w:rFonts w:ascii="宋体" w:hAnsi="宋体"/>
+          <w:sz w:val="21"/>
+          <w:szCs w:val="21"/>
+          <w:shd w:val="clear" w:color="auto" w:fill="FFFFFF"/>
+        </w:rPr>
+        <w:t>。主循环中 handle_network_msg() 检测到 !connected 后直接判本方获胜。</w:t>
+      </w:r>
+    </w:p>
+    <w:p>
+      <w:pPr>
+        <w:pStyle w:val="3"/>
+        <w:keepNext w:val="0"/>
+        <w:keepLines w:val="0"/>
+        <w:numPr>
+          <w:ilvl w:val="1"/>
+          <w:numId w:val="9"/>
+        </w:numPr>
+        <w:rPr>
+          <w:shd w:val="clear" w:color="auto" w:fill="FFFFFF"/>
+          <w:lang w:val="en-US" w:eastAsia="zh-CN"/>
+        </w:rPr>
+      </w:pPr>
+      <w:r>
+        <w:rPr>
+          <w:rFonts w:hint="eastAsia"/>
+          <w:shd w:val="clear" w:color="auto" w:fill="FFFFFF"/>
+          <w:lang w:eastAsia="zh-CN"/>
+        </w:rPr>
+        <w:lastRenderedPageBreak/>
+        <w:t>详细设计</w:t>
+      </w:r>
+    </w:p>
+    <w:p>
+      <w:pPr>
+        <w:ind w:firstLine="24pt"/>
+      </w:pPr>
+    </w:p>
+    <w:p>
+      <w:pPr>
+        <w:spacing w:line="12pt" w:lineRule="auto"/>
+        <w:ind w:firstLine="21pt"/>
+        <w:rPr>
+          <w:rFonts w:ascii="宋体" w:hAnsi="宋体"/>
+          <w:sz w:val="21"/>
+          <w:szCs w:val="21"/>
+          <w:shd w:val="clear" w:color="auto" w:fill="FFFFFF"/>
+        </w:rPr>
+      </w:pPr>
+      <w:r>
+        <w:rPr>
+          <w:rFonts w:ascii="宋体" w:hAnsi="宋体"/>
+          <w:sz w:val="21"/>
+          <w:szCs w:val="21"/>
+          <w:shd w:val="clear" w:color="auto" w:fill="FFFFFF"/>
+        </w:rPr>
+        <w:t>本程序由 9 个模块组成，按职责分工如下：</w:t>
+      </w:r>
+    </w:p>
+    <w:p>
+      <w:pPr>
+        <w:spacing w:line="12pt" w:lineRule="auto"/>
+        <w:ind w:firstLine="21.10pt"/>
+        <w:rPr>
+          <w:rFonts w:ascii="宋体" w:hAnsi="宋体"/>
+          <w:b/>
+          <w:bCs/>
+          <w:sz w:val="21"/>
+          <w:szCs w:val="21"/>
+          <w:shd w:val="clear" w:color="auto" w:fill="FFFFFF"/>
+        </w:rPr>
+      </w:pPr>
+      <w:r>
+        <w:rPr>
+          <w:rFonts w:ascii="宋体" w:hAnsi="宋体"/>
+          <w:b/>
+          <w:bCs/>
+          <w:sz w:val="21"/>
+          <w:szCs w:val="21"/>
+          <w:shd w:val="clear" w:color="auto" w:fill="FFFFFF"/>
+        </w:rPr>
+        <w:t xml:space="preserve">- chess_def.h </w:t>
+      </w:r>
+    </w:p>
+    <w:p>
+      <w:pPr>
+        <w:spacing w:line="12pt" w:lineRule="auto"/>
+        <w:ind w:firstLine="21pt"/>
+        <w:rPr>
+          <w:rFonts w:ascii="宋体" w:hAnsi="宋体"/>
+          <w:b/>
+          <w:bCs/>
+          <w:sz w:val="21"/>
+          <w:szCs w:val="21"/>
+          <w:shd w:val="clear" w:color="auto" w:fill="FFFFFF"/>
+        </w:rPr>
+      </w:pPr>
+      <w:r>
+        <w:rPr>
+          <w:rFonts w:ascii="宋体" w:hAnsi="宋体"/>
+          <w:sz w:val="21"/>
+          <w:szCs w:val="21"/>
+          <w:shd w:val="clear" w:color="auto" w:fill="FFFFFF"/>
+        </w:rPr>
+        <w:t>提供全项目共享的枚举（Piece / Color / Phase）、Move 走法结构体、坐标转换 inline 函数以及 UI 布局常量。game_state.h 定义 ChessPiece 和 GameState 两个核心数据结构——棋盘用 ChessPiece board[10][9] 二维数组表示，GameState 同时持有当前方、选中状态、走法历史栈和联机悔棋等待标志。</w:t>
+      </w:r>
+    </w:p>
+    <w:p>
+      <w:pPr>
+        <w:spacing w:line="12pt" w:lineRule="auto"/>
+        <w:ind w:firstLine="21.10pt"/>
+        <w:rPr>
+          <w:rFonts w:ascii="宋体" w:hAnsi="宋体"/>
+          <w:b/>
+          <w:bCs/>
+          <w:sz w:val="21"/>
+          <w:szCs w:val="21"/>
+          <w:shd w:val="clear" w:color="auto" w:fill="FFFFFF"/>
+        </w:rPr>
+      </w:pPr>
+      <w:r>
+        <w:rPr>
+          <w:rFonts w:ascii="宋体" w:hAnsi="宋体"/>
+          <w:b/>
+          <w:bCs/>
+          <w:sz w:val="21"/>
+          <w:szCs w:val="21"/>
+          <w:shd w:val="clear" w:color="auto" w:fill="FFFFFF"/>
+        </w:rPr>
+        <w:t xml:space="preserve">- chess_engine </w:t>
+      </w:r>
+    </w:p>
+    <w:p>
+      <w:pPr>
+        <w:spacing w:line="12pt" w:lineRule="auto"/>
+        <w:ind w:firstLine="21pt"/>
+        <w:rPr>
+          <w:rFonts w:ascii="宋体" w:hAnsi="宋体"/>
+          <w:b/>
+          <w:bCs/>
+          <w:sz w:val="21"/>
+          <w:szCs w:val="21"/>
+          <w:shd w:val="clear" w:color="auto" w:fill="FFFFFF"/>
+        </w:rPr>
+      </w:pPr>
+      <w:r>
+        <w:rPr>
+          <w:rFonts w:ascii="宋体" w:hAnsi="宋体"/>
+          <w:sz w:val="21"/>
+          <w:szCs w:val="21"/>
+          <w:shd w:val="clear" w:color="auto" w:fill="FFFFFF"/>
+        </w:rPr>
+        <w:t>是规则核心层，封装了全部象棋逻辑：init_game() 按标准布局初始化 32 枚棋子；apply_move() 校验并执行走棋（规则检查 → 模拟执行 → 自将防御 → 正式落子）；undo_move() 和 undo_to_turn() 提供悔棋能力；is_attacked() 和 is_in_check() 负责将军与飞将判定；get_legal_moves() 枚举某棋子的全部合法走法；check_over() 通过遍历当前方所有棋子的合法走法来判断将死。</w:t>
+      </w:r>
+    </w:p>
+    <w:p>
+      <w:pPr>
+        <w:spacing w:line="12pt" w:lineRule="auto"/>
+        <w:ind w:firstLine="21.10pt"/>
+        <w:rPr>
+          <w:rFonts w:ascii="宋体" w:hAnsi="宋体"/>
+          <w:sz w:val="21"/>
+          <w:szCs w:val="21"/>
+          <w:shd w:val="clear" w:color="auto" w:fill="FFFFFF"/>
+        </w:rPr>
+      </w:pPr>
+      <w:r>
+        <w:rPr>
+          <w:rFonts w:ascii="宋体" w:hAnsi="宋体"/>
+          <w:b/>
+          <w:bCs/>
+          <w:sz w:val="21"/>
+          <w:szCs w:val="21"/>
+          <w:shd w:val="clear" w:color="auto" w:fill="FFFFFF"/>
+        </w:rPr>
+        <w:t>- menu</w:t>
+      </w:r>
+      <w:r>
+        <w:rPr>
+          <w:rFonts w:ascii="宋体" w:hAnsi="宋体"/>
+          <w:sz w:val="21"/>
+          <w:szCs w:val="21"/>
+          <w:shd w:val="clear" w:color="auto" w:fill="FFFFFF"/>
+        </w:rPr>
+        <w:t xml:space="preserve"> </w:t>
+      </w:r>
+    </w:p>
+    <w:p>
+      <w:pPr>
+        <w:spacing w:line="12pt" w:lineRule="auto"/>
+        <w:ind w:firstLine="21pt"/>
+        <w:rPr>
+          <w:rFonts w:ascii="宋体" w:hAnsi="宋体"/>
+          <w:sz w:val="21"/>
+          <w:szCs w:val="21"/>
+          <w:shd w:val="clear" w:color="auto" w:fill="FFFFFF"/>
+        </w:rPr>
+      </w:pPr>
+      <w:r>
+        <w:rPr>
+          <w:rFonts w:ascii="宋体" w:hAnsi="宋体"/>
+          <w:sz w:val="21"/>
+          <w:szCs w:val="21"/>
+          <w:shd w:val="clear" w:color="auto" w:fill="FFFFFF"/>
+        </w:rPr>
+        <w:t>负责开始界面：主菜单（单机/联机）和联机子菜单（创建主机/连接主机），通过 InputBox 获取客机目标 IP，阻塞等待用户选择后返回会话模式。</w:t>
+      </w:r>
+    </w:p>
+    <w:p>
+      <w:pPr>
+        <w:spacing w:line="12pt" w:lineRule="auto"/>
+        <w:ind w:firstLine="21.10pt"/>
+        <w:rPr>
+          <w:rFonts w:ascii="宋体" w:hAnsi="宋体"/>
+          <w:sz w:val="21"/>
+          <w:szCs w:val="21"/>
+          <w:shd w:val="clear" w:color="auto" w:fill="FFFFFF"/>
+        </w:rPr>
+      </w:pPr>
+      <w:r>
+        <w:rPr>
+          <w:rFonts w:ascii="宋体" w:hAnsi="宋体"/>
+          <w:b/>
+          <w:bCs/>
+          <w:sz w:val="21"/>
+          <w:szCs w:val="21"/>
+          <w:shd w:val="clear" w:color="auto" w:fill="FFFFFF"/>
+        </w:rPr>
+        <w:t>- mouse_input</w:t>
+      </w:r>
+      <w:r>
+        <w:rPr>
+          <w:rFonts w:ascii="宋体" w:hAnsi="宋体"/>
+          <w:sz w:val="21"/>
+          <w:szCs w:val="21"/>
+          <w:shd w:val="clear" w:color="auto" w:fill="FFFFFF"/>
+        </w:rPr>
+        <w:t xml:space="preserve"> </w:t>
+      </w:r>
+    </w:p>
+    <w:p>
+      <w:pPr>
+        <w:spacing w:line="12pt" w:lineRule="auto"/>
+        <w:ind w:firstLine="21pt"/>
+        <w:rPr>
+          <w:rFonts w:ascii="宋体" w:hAnsi="宋体"/>
+          <w:sz w:val="21"/>
+          <w:szCs w:val="21"/>
+          <w:shd w:val="clear" w:color="auto" w:fill="FFFFFF"/>
+        </w:rPr>
+      </w:pPr>
+      <w:r>
+        <w:rPr>
+          <w:rFonts w:ascii="宋体" w:hAnsi="宋体"/>
+          <w:sz w:val="21"/>
+          <w:szCs w:val="21"/>
+          <w:shd w:val="clear" w:color="auto" w:fill="FFFFFF"/>
+        </w:rPr>
+        <w:t>实现 SELECT_FIRST → SELECT_SECOND 两阶段状态机，完成像素坐标到棋盘逻辑坐标的转换，并在第二阶段调用 apply_move() 验证走法合法性。</w:t>
+      </w:r>
+    </w:p>
+    <w:p>
+      <w:pPr>
+        <w:spacing w:line="12pt" w:lineRule="auto"/>
+        <w:ind w:firstLine="21.10pt"/>
+        <w:rPr>
+          <w:rFonts w:ascii="宋体" w:hAnsi="宋体"/>
+          <w:sz w:val="21"/>
+          <w:szCs w:val="21"/>
+          <w:shd w:val="clear" w:color="auto" w:fill="FFFFFF"/>
+        </w:rPr>
+      </w:pPr>
+      <w:r>
+        <w:rPr>
+          <w:rFonts w:ascii="宋体" w:hAnsi="宋体"/>
+          <w:b/>
+          <w:bCs/>
+          <w:sz w:val="21"/>
+          <w:szCs w:val="21"/>
+          <w:shd w:val="clear" w:color="auto" w:fill="FFFFFF"/>
+        </w:rPr>
+        <w:t>- draw_board</w:t>
+      </w:r>
+      <w:r>
+        <w:rPr>
+          <w:rFonts w:ascii="宋体" w:hAnsi="宋体"/>
+          <w:sz w:val="21"/>
+          <w:szCs w:val="21"/>
+          <w:shd w:val="clear" w:color="auto" w:fill="FFFFFF"/>
+        </w:rPr>
+        <w:t xml:space="preserve"> 采用双缓冲渲染，按固定顺序绘制棋盘格线、棋子（含选中高亮）、合法走法标记（绿点/红圈）、将军提示文字、右侧 UI 面板和联机悔棋请求弹窗。UI 面板根据上层传入的 is_network / is_host 参数决定布局，不直接访问网络状态。</w:t>
+      </w:r>
+    </w:p>
+    <w:p>
+      <w:pPr>
+        <w:spacing w:line="12pt" w:lineRule="auto"/>
+        <w:ind w:firstLine="21.10pt"/>
+        <w:rPr>
+          <w:rFonts w:ascii="宋体" w:hAnsi="宋体"/>
+          <w:sz w:val="21"/>
+          <w:szCs w:val="21"/>
+          <w:shd w:val="clear" w:color="auto" w:fill="FFFFFF"/>
+        </w:rPr>
+      </w:pPr>
+      <w:r>
+        <w:rPr>
+          <w:rFonts w:ascii="宋体" w:hAnsi="宋体"/>
+          <w:b/>
+          <w:bCs/>
+          <w:sz w:val="21"/>
+          <w:szCs w:val="21"/>
+          <w:shd w:val="clear" w:color="auto" w:fill="FFFFFF"/>
+        </w:rPr>
+        <w:t>- game_manager</w:t>
+      </w:r>
+      <w:r>
+        <w:rPr>
+          <w:rFonts w:ascii="宋体" w:hAnsi="宋体"/>
+          <w:sz w:val="21"/>
+          <w:szCs w:val="21"/>
+          <w:shd w:val="clear" w:color="auto" w:fill="FFFFFF"/>
+        </w:rPr>
+        <w:t xml:space="preserve"> </w:t>
+      </w:r>
+    </w:p>
+    <w:p>
+      <w:pPr>
+        <w:spacing w:line="12pt" w:lineRule="auto"/>
+        <w:ind w:firstLine="21pt"/>
+        <w:rPr>
+          <w:rFonts w:ascii="宋体" w:hAnsi="宋体"/>
+          <w:sz w:val="21"/>
+          <w:szCs w:val="21"/>
+          <w:shd w:val="clear" w:color="auto" w:fill="FFFFFF"/>
+        </w:rPr>
+      </w:pPr>
+      <w:r>
+        <w:rPr>
+          <w:rFonts w:ascii="宋体" w:hAnsi="宋体"/>
+          <w:sz w:val="21"/>
+          <w:szCs w:val="21"/>
+          <w:shd w:val="clear" w:color="auto" w:fill="FFFFFF"/>
+        </w:rPr>
+        <w:t>接管了原 main.cpp 中全部辅助函数，负责：回合归属判断、认输/悔棋按钮响应、网络消息分发（handle_network_msg）、网络连接启动（net_startup）和游戏结算（game_over_sequence）。其中 handle_network_msg 在接收失败时检测 connected 标记实现断连判胜。</w:t>
+      </w:r>
+    </w:p>
+    <w:p>
+      <w:pPr>
+        <w:spacing w:line="12pt" w:lineRule="auto"/>
+        <w:ind w:firstLine="21.10pt"/>
+        <w:rPr>
+          <w:rFonts w:ascii="宋体" w:hAnsi="宋体"/>
+          <w:sz w:val="21"/>
+          <w:szCs w:val="21"/>
+          <w:shd w:val="clear" w:color="auto" w:fill="FFFFFF"/>
+        </w:rPr>
+      </w:pPr>
+      <w:r>
+        <w:rPr>
+          <w:rFonts w:ascii="宋体" w:hAnsi="宋体"/>
+          <w:b/>
+          <w:bCs/>
+          <w:sz w:val="21"/>
+          <w:szCs w:val="21"/>
+          <w:shd w:val="clear" w:color="auto" w:fill="FFFFFF"/>
+        </w:rPr>
+        <w:t>- network</w:t>
+      </w:r>
+      <w:r>
+        <w:rPr>
+          <w:rFonts w:ascii="宋体" w:hAnsi="宋体"/>
+          <w:sz w:val="21"/>
+          <w:szCs w:val="21"/>
+          <w:shd w:val="clear" w:color="auto" w:fill="FFFFFF"/>
+        </w:rPr>
+        <w:t xml:space="preserve"> </w:t>
+      </w:r>
+    </w:p>
+    <w:p>
+      <w:pPr>
+        <w:spacing w:line="12pt" w:lineRule="auto"/>
+        <w:ind w:firstLine="21pt"/>
+        <w:rPr>
+          <w:rFonts w:ascii="宋体" w:hAnsi="宋体"/>
+          <w:sz w:val="21"/>
+          <w:szCs w:val="21"/>
+          <w:shd w:val="clear" w:color="auto" w:fill="FFFFFF"/>
+        </w:rPr>
+      </w:pPr>
+      <w:r>
+        <w:rPr>
+          <w:rFonts w:ascii="宋体" w:hAnsi="宋体"/>
+          <w:sz w:val="21"/>
+          <w:szCs w:val="21"/>
+          <w:shd w:val="clear" w:color="auto" w:fill="FFFFFF"/>
+        </w:rPr>
+        <w:t>基于 Winsock2 实现 TCP 直连，使用定长包头 + 变长负载的自定义协议，定义了 6 种消息类型（MOVE / UNDO_REQ / UNDO_ACCEPT / UNDO_REJECT / RESIGN / GAME_OVER）。NetState 通过 const 引用暴露，封装了 waiting_undo 的 setter，connected 仅由 net_recv_msg() 在检测到 FIN 或 RST 时写入。</w:t>
+      </w:r>
+    </w:p>
+    <w:p>
+      <w:pPr>
+        <w:spacing w:line="12pt" w:lineRule="auto"/>
+        <w:ind w:firstLine="21.10pt"/>
+        <w:rPr>
+          <w:rFonts w:ascii="宋体" w:hAnsi="宋体"/>
+          <w:sz w:val="21"/>
+          <w:szCs w:val="21"/>
+          <w:shd w:val="clear" w:color="auto" w:fill="FFFFFF"/>
+        </w:rPr>
+      </w:pPr>
+      <w:r>
+        <w:rPr>
+          <w:rFonts w:ascii="宋体" w:hAnsi="宋体"/>
+          <w:b/>
+          <w:bCs/>
+          <w:sz w:val="21"/>
+          <w:szCs w:val="21"/>
+          <w:shd w:val="clear" w:color="auto" w:fill="FFFFFF"/>
+        </w:rPr>
+        <w:t>- main.cpp</w:t>
+      </w:r>
+      <w:r>
+        <w:rPr>
+          <w:rFonts w:ascii="宋体" w:hAnsi="宋体"/>
+          <w:sz w:val="21"/>
+          <w:szCs w:val="21"/>
+          <w:shd w:val="clear" w:color="auto" w:fill="FFFFFF"/>
+        </w:rPr>
+        <w:t xml:space="preserve"> </w:t>
+      </w:r>
+    </w:p>
+    <w:p>
+      <w:pPr>
+        <w:spacing w:line="12pt" w:lineRule="auto"/>
+        <w:ind w:firstLine="21pt"/>
+        <w:rPr>
+          <w:rFonts w:ascii="宋体" w:hAnsi="宋体"/>
+          <w:sz w:val="21"/>
+          <w:szCs w:val="21"/>
+          <w:shd w:val="clear" w:color="auto" w:fill="FFFFFF"/>
+        </w:rPr>
+      </w:pPr>
+      <w:r>
+        <w:rPr>
+          <w:rFonts w:ascii="宋体" w:hAnsi="宋体"/>
+          <w:sz w:val="21"/>
+          <w:szCs w:val="21"/>
+          <w:shd w:val="clear" w:color="auto" w:fill="FFFFFF"/>
+        </w:rPr>
+        <w:t>仅含 main() 函数，负责顶层调度：菜单选择 → 联机连接 → 图形初始化 → 主循环（鼠标/网络/渲染/退出）→ 结算。循环内的流程决策均委托给 game_manager。</w:t>
+      </w:r>
+    </w:p>
+    <w:p>
+      <w:pPr>
+        <w:spacing w:line="12pt" w:lineRule="auto"/>
+        <w:ind w:firstLine="21pt"/>
+        <w:rPr>
+          <w:rFonts w:ascii="宋体" w:hAnsi="宋体"/>
+          <w:sz w:val="21"/>
+          <w:szCs w:val="21"/>
+          <w:shd w:val="clear" w:color="auto" w:fill="FFFFFF"/>
+        </w:rPr>
+      </w:pPr>
+    </w:p>
+    <w:p>
+      <w:pPr>
+        <w:pStyle w:val="2"/>
+        <w:keepNext w:val="0"/>
+        <w:keepLines w:val="0"/>
+        <w:spacing w:before="7.80pt" w:after="7.80pt"/>
         <w:rPr>
           <w:rFonts w:ascii="宋体" w:eastAsia="宋体" w:hAnsi="宋体"/>
           <w:lang w:val="en-US"/>
@@ -1895,19 +4080,5054 @@
           <w:rFonts w:ascii="宋体" w:eastAsia="宋体" w:hAnsi="宋体" w:hint="eastAsia"/>
           <w:lang w:val="en-US"/>
         </w:rPr>
-        <w:t>一、</w:t>
+        <w:t>四、</w:t>
       </w:r>
       <w:r>
         <w:rPr>
           <w:rFonts w:ascii="宋体" w:eastAsia="宋体" w:hAnsi="宋体" w:hint="eastAsia"/>
           <w:lang w:val="en-US" w:eastAsia="zh-CN"/>
         </w:rPr>
-        <w:t>引言</w:t>
-      </w:r>
-    </w:p>
-    <w:p>
-      <w:pPr>
-        <w:ind w:firstLineChars="91" w:firstLine="9.90pt"/>
+        <w:t>程序实现</w:t>
+      </w:r>
+    </w:p>
+    <w:p>
+      <w:pPr>
+        <w:pStyle w:val="3"/>
+        <w:keepNext w:val="0"/>
+        <w:keepLines w:val="0"/>
+        <w:rPr>
+          <w:rFonts w:ascii="宋体" w:hAnsi="宋体"/>
+          <w:lang w:val="en-US"/>
+        </w:rPr>
+      </w:pPr>
+      <w:r>
+        <w:rPr>
+          <w:rFonts w:ascii="宋体" w:hAnsi="宋体"/>
+          <w:lang w:val="en-US"/>
+        </w:rPr>
+        <w:t xml:space="preserve">4.1 </w:t>
+      </w:r>
+      <w:r>
+        <w:rPr>
+          <w:rFonts w:ascii="宋体" w:hAnsi="宋体" w:hint="eastAsia"/>
+          <w:lang w:val="en-US"/>
+        </w:rPr>
+        <w:t>主要功能实现</w:t>
+      </w:r>
+    </w:p>
+    <w:p>
+      <w:pPr>
+        <w:ind w:firstLine="24pt"/>
+        <w:rPr>
+          <w:lang w:eastAsia="x-none"/>
+        </w:rPr>
+      </w:pPr>
+    </w:p>
+    <w:p>
+      <w:pPr>
+        <w:ind w:firstLine="24.10pt"/>
+        <w:rPr>
+          <w:rFonts w:ascii="宋体" w:hAnsi="宋体"/>
+          <w:b/>
+          <w:bCs/>
+          <w:shd w:val="clear" w:color="auto" w:fill="FFFFFF"/>
+        </w:rPr>
+      </w:pPr>
+      <w:r>
+        <w:rPr>
+          <w:rFonts w:ascii="宋体" w:hAnsi="宋体"/>
+          <w:b/>
+          <w:bCs/>
+          <w:shd w:val="clear" w:color="auto" w:fill="FFFFFF"/>
+        </w:rPr>
+        <w:t>4.1</w:t>
+      </w:r>
+      <w:r>
+        <w:rPr>
+          <w:rFonts w:ascii="宋体" w:hAnsi="宋体"/>
+          <w:b/>
+          <w:bCs/>
+          <w:shd w:val="clear" w:color="auto" w:fill="FFFFFF"/>
+        </w:rPr>
+        <w:t>.1 chess_def.h — 基础定义</w:t>
+      </w:r>
+    </w:p>
+    <w:p>
+      <w:pPr>
+        <w:spacing w:line="12pt" w:lineRule="auto"/>
+        <w:ind w:firstLine="21pt"/>
+        <w:rPr>
+          <w:rFonts w:ascii="宋体" w:hAnsi="宋体"/>
+          <w:sz w:val="21"/>
+          <w:szCs w:val="21"/>
+          <w:shd w:val="clear" w:color="auto" w:fill="FFFFFF"/>
+        </w:rPr>
+      </w:pPr>
+      <w:r>
+        <w:rPr>
+          <w:rFonts w:ascii="宋体" w:hAnsi="宋体"/>
+          <w:sz w:val="21"/>
+          <w:szCs w:val="21"/>
+          <w:shd w:val="clear" w:color="auto" w:fill="FFFFFF"/>
+        </w:rPr>
+        <w:t>本模块不包含函数，仅提供全项目共享的枚举、结构体、坐标转换函数和 UI 布局常量。</w:t>
+      </w:r>
+    </w:p>
+    <w:p>
+      <w:pPr>
+        <w:spacing w:line="12pt" w:lineRule="auto"/>
+        <w:ind w:firstLine="21pt"/>
+        <w:rPr>
+          <w:rFonts w:ascii="宋体" w:hAnsi="宋体"/>
+          <w:sz w:val="21"/>
+          <w:szCs w:val="21"/>
+          <w:shd w:val="clear" w:color="auto" w:fill="FFFFFF"/>
+        </w:rPr>
+      </w:pPr>
+      <w:r>
+        <w:rPr>
+          <w:rFonts w:ascii="宋体" w:hAnsi="宋体"/>
+          <w:sz w:val="21"/>
+          <w:szCs w:val="21"/>
+          <w:shd w:val="clear" w:color="auto" w:fill="FFFFFF"/>
+        </w:rPr>
+        <w:t xml:space="preserve">- </w:t>
+      </w:r>
+      <w:r>
+        <w:rPr>
+          <w:rFonts w:ascii="宋体" w:hAnsi="宋体"/>
+          <w:b/>
+          <w:bCs/>
+          <w:sz w:val="21"/>
+          <w:szCs w:val="21"/>
+          <w:shd w:val="clear" w:color="auto" w:fill="FFFFFF"/>
+        </w:rPr>
+        <w:t>enum Piece</w:t>
+      </w:r>
+      <w:r>
+        <w:rPr>
+          <w:rFonts w:ascii="宋体" w:hAnsi="宋体"/>
+          <w:sz w:val="21"/>
+          <w:szCs w:val="21"/>
+          <w:shd w:val="clear" w:color="auto" w:fill="FFFFFF"/>
+        </w:rPr>
+        <w:t>：棋子类型，SPACE</w:t>
+      </w:r>
+      <w:r>
+        <w:rPr>
+          <w:rFonts w:ascii="宋体" w:hAnsi="宋体"/>
+          <w:sz w:val="21"/>
+          <w:szCs w:val="21"/>
+          <w:shd w:val="clear" w:color="auto" w:fill="FFFFFF"/>
+        </w:rPr>
+        <w:t xml:space="preserve"> </w:t>
+      </w:r>
+      <w:r>
+        <w:rPr>
+          <w:rFonts w:ascii="宋体" w:hAnsi="宋体"/>
+          <w:sz w:val="21"/>
+          <w:szCs w:val="21"/>
+          <w:shd w:val="clear" w:color="auto" w:fill="FFFFFF"/>
+        </w:rPr>
+        <w:t>=</w:t>
+      </w:r>
+      <w:r>
+        <w:rPr>
+          <w:rFonts w:ascii="宋体" w:hAnsi="宋体"/>
+          <w:sz w:val="21"/>
+          <w:szCs w:val="21"/>
+          <w:shd w:val="clear" w:color="auto" w:fill="FFFFFF"/>
+        </w:rPr>
+        <w:t xml:space="preserve"> </w:t>
+      </w:r>
+      <w:r>
+        <w:rPr>
+          <w:rFonts w:ascii="宋体" w:hAnsi="宋体"/>
+          <w:sz w:val="21"/>
+          <w:szCs w:val="21"/>
+          <w:shd w:val="clear" w:color="auto" w:fill="FFFFFF"/>
+        </w:rPr>
+        <w:t>-1，黑方 0-6（車馬象士将砲卒），红方 7-13（俥马相仕帥炮兵）。红黑双方索引偏移 7，可通过 id / 7 判断颜色。</w:t>
+      </w:r>
+    </w:p>
+    <w:p>
+      <w:pPr>
+        <w:spacing w:line="12pt" w:lineRule="auto"/>
+        <w:ind w:firstLine="21pt"/>
+        <w:rPr>
+          <w:rFonts w:ascii="宋体" w:hAnsi="宋体"/>
+          <w:sz w:val="21"/>
+          <w:szCs w:val="21"/>
+          <w:shd w:val="clear" w:color="auto" w:fill="FFFFFF"/>
+        </w:rPr>
+      </w:pPr>
+      <w:r>
+        <w:rPr>
+          <w:rFonts w:ascii="宋体" w:hAnsi="宋体"/>
+          <w:sz w:val="21"/>
+          <w:szCs w:val="21"/>
+          <w:shd w:val="clear" w:color="auto" w:fill="FFFFFF"/>
+        </w:rPr>
+        <w:t xml:space="preserve">- </w:t>
+      </w:r>
+      <w:r>
+        <w:rPr>
+          <w:rFonts w:ascii="宋体" w:hAnsi="宋体"/>
+          <w:b/>
+          <w:bCs/>
+          <w:sz w:val="21"/>
+          <w:szCs w:val="21"/>
+          <w:shd w:val="clear" w:color="auto" w:fill="FFFFFF"/>
+        </w:rPr>
+        <w:t>enum Color</w:t>
+      </w:r>
+      <w:r>
+        <w:rPr>
+          <w:rFonts w:ascii="宋体" w:hAnsi="宋体"/>
+          <w:sz w:val="21"/>
+          <w:szCs w:val="21"/>
+          <w:shd w:val="clear" w:color="auto" w:fill="FFFFFF"/>
+        </w:rPr>
+        <w:t>：_NONE=-1, _RED, _BLACK（前缀 _ 避免与 EasyX 宏 RED /BLACK 重定义冲突）。</w:t>
+      </w:r>
+    </w:p>
+    <w:p>
+      <w:pPr>
+        <w:spacing w:line="12pt" w:lineRule="auto"/>
+        <w:ind w:firstLine="21pt"/>
+        <w:rPr>
+          <w:rFonts w:ascii="宋体" w:hAnsi="宋体"/>
+          <w:sz w:val="21"/>
+          <w:szCs w:val="21"/>
+          <w:shd w:val="clear" w:color="auto" w:fill="FFFFFF"/>
+        </w:rPr>
+      </w:pPr>
+      <w:r>
+        <w:rPr>
+          <w:rFonts w:ascii="宋体" w:hAnsi="宋体"/>
+          <w:sz w:val="21"/>
+          <w:szCs w:val="21"/>
+          <w:shd w:val="clear" w:color="auto" w:fill="FFFFFF"/>
+        </w:rPr>
+        <w:t xml:space="preserve">- </w:t>
+      </w:r>
+      <w:r>
+        <w:rPr>
+          <w:rFonts w:ascii="宋体" w:hAnsi="宋体"/>
+          <w:b/>
+          <w:bCs/>
+          <w:sz w:val="21"/>
+          <w:szCs w:val="21"/>
+          <w:shd w:val="clear" w:color="auto" w:fill="FFFFFF"/>
+        </w:rPr>
+        <w:t>enum Phase</w:t>
+      </w:r>
+      <w:r>
+        <w:rPr>
+          <w:rFonts w:ascii="宋体" w:hAnsi="宋体"/>
+          <w:sz w:val="21"/>
+          <w:szCs w:val="21"/>
+          <w:shd w:val="clear" w:color="auto" w:fill="FFFFFF"/>
+        </w:rPr>
+        <w:t>：SELECT_FIRST（等待选棋）、SELECT_SECOND（等待走棋）。</w:t>
+      </w:r>
+    </w:p>
+    <w:p>
+      <w:pPr>
+        <w:spacing w:line="12pt" w:lineRule="auto"/>
+        <w:ind w:firstLine="21pt"/>
+        <w:rPr>
+          <w:rFonts w:ascii="宋体" w:hAnsi="宋体"/>
+          <w:sz w:val="21"/>
+          <w:szCs w:val="21"/>
+          <w:shd w:val="clear" w:color="auto" w:fill="FFFFFF"/>
+        </w:rPr>
+      </w:pPr>
+      <w:r>
+        <w:rPr>
+          <w:rFonts w:ascii="宋体" w:hAnsi="宋体"/>
+          <w:sz w:val="21"/>
+          <w:szCs w:val="21"/>
+          <w:shd w:val="clear" w:color="auto" w:fill="FFFFFF"/>
+        </w:rPr>
+        <w:lastRenderedPageBreak/>
+        <w:t xml:space="preserve">- </w:t>
+      </w:r>
+      <w:r>
+        <w:rPr>
+          <w:rFonts w:ascii="宋体" w:hAnsi="宋体"/>
+          <w:b/>
+          <w:bCs/>
+          <w:sz w:val="21"/>
+          <w:szCs w:val="21"/>
+          <w:shd w:val="clear" w:color="auto" w:fill="FFFFFF"/>
+        </w:rPr>
+        <w:t>struct Move</w:t>
+      </w:r>
+      <w:r>
+        <w:rPr>
+          <w:rFonts w:ascii="宋体" w:hAnsi="宋体"/>
+          <w:sz w:val="21"/>
+          <w:szCs w:val="21"/>
+          <w:shd w:val="clear" w:color="auto" w:fill="FFFFFF"/>
+        </w:rPr>
+        <w:t>：走法记录，包含 from_x/y（起点）、to_x/y（终点）、moved_id/color（移动棋子）、captured_id/color（被吃棋子）。</w:t>
+      </w:r>
+    </w:p>
+    <w:p>
+      <w:pPr>
+        <w:spacing w:line="12pt" w:lineRule="auto"/>
+        <w:ind w:firstLine="21pt"/>
+        <w:rPr>
+          <w:rFonts w:ascii="宋体" w:hAnsi="宋体"/>
+          <w:sz w:val="21"/>
+          <w:szCs w:val="21"/>
+          <w:shd w:val="clear" w:color="auto" w:fill="FFFFFF"/>
+        </w:rPr>
+      </w:pPr>
+      <w:r>
+        <w:rPr>
+          <w:rFonts w:ascii="宋体" w:hAnsi="宋体"/>
+          <w:sz w:val="21"/>
+          <w:szCs w:val="21"/>
+          <w:shd w:val="clear" w:color="auto" w:fill="FFFFFF"/>
+        </w:rPr>
+        <w:t xml:space="preserve">- </w:t>
+      </w:r>
+      <w:r>
+        <w:rPr>
+          <w:rFonts w:ascii="宋体" w:hAnsi="宋体"/>
+          <w:b/>
+          <w:bCs/>
+          <w:sz w:val="21"/>
+          <w:szCs w:val="21"/>
+          <w:shd w:val="clear" w:color="auto" w:fill="FFFFFF"/>
+        </w:rPr>
+        <w:t>toX(</w:t>
+      </w:r>
+      <w:r>
+        <w:rPr>
+          <w:rFonts w:ascii="宋体" w:hAnsi="宋体" w:hint="eastAsia"/>
+          <w:b/>
+          <w:bCs/>
+          <w:sz w:val="21"/>
+          <w:szCs w:val="21"/>
+          <w:shd w:val="clear" w:color="auto" w:fill="FFFFFF"/>
+        </w:rPr>
+        <w:t xml:space="preserve">int </w:t>
+      </w:r>
+      <w:r>
+        <w:rPr>
+          <w:rFonts w:ascii="宋体" w:hAnsi="宋体"/>
+          <w:b/>
+          <w:bCs/>
+          <w:sz w:val="21"/>
+          <w:szCs w:val="21"/>
+          <w:shd w:val="clear" w:color="auto" w:fill="FFFFFF"/>
+        </w:rPr>
+        <w:t>col) / toY(</w:t>
+      </w:r>
+      <w:r>
+        <w:rPr>
+          <w:rFonts w:ascii="宋体" w:hAnsi="宋体"/>
+          <w:b/>
+          <w:bCs/>
+          <w:sz w:val="21"/>
+          <w:szCs w:val="21"/>
+          <w:shd w:val="clear" w:color="auto" w:fill="FFFFFF"/>
+        </w:rPr>
+        <w:t xml:space="preserve">int </w:t>
+      </w:r>
+      <w:r>
+        <w:rPr>
+          <w:rFonts w:ascii="宋体" w:hAnsi="宋体"/>
+          <w:b/>
+          <w:bCs/>
+          <w:sz w:val="21"/>
+          <w:szCs w:val="21"/>
+          <w:shd w:val="clear" w:color="auto" w:fill="FFFFFF"/>
+        </w:rPr>
+        <w:t>row)</w:t>
+      </w:r>
+      <w:r>
+        <w:rPr>
+          <w:rFonts w:ascii="宋体" w:hAnsi="宋体"/>
+          <w:sz w:val="21"/>
+          <w:szCs w:val="21"/>
+          <w:shd w:val="clear" w:color="auto" w:fill="FFFFFF"/>
+        </w:rPr>
+        <w:t>：将棋盘逻辑坐标转换为像素坐标。公式：BOARD_LEFT + col × CELL_SIZE。</w:t>
+      </w:r>
+    </w:p>
+    <w:p>
+      <w:pPr>
+        <w:spacing w:line="12pt" w:lineRule="auto"/>
+        <w:ind w:firstLine="21pt"/>
+        <w:rPr>
+          <w:rFonts w:ascii="宋体" w:hAnsi="宋体"/>
+          <w:sz w:val="21"/>
+          <w:szCs w:val="21"/>
+          <w:shd w:val="clear" w:color="auto" w:fill="FFFFFF"/>
+        </w:rPr>
+      </w:pPr>
+      <w:r>
+        <w:rPr>
+          <w:rFonts w:ascii="宋体" w:hAnsi="宋体"/>
+          <w:sz w:val="21"/>
+          <w:szCs w:val="21"/>
+          <w:shd w:val="clear" w:color="auto" w:fill="FFFFFF"/>
+        </w:rPr>
+        <w:t xml:space="preserve">- </w:t>
+      </w:r>
+      <w:r>
+        <w:rPr>
+          <w:rFonts w:ascii="宋体" w:hAnsi="宋体"/>
+          <w:b/>
+          <w:bCs/>
+          <w:sz w:val="21"/>
+          <w:szCs w:val="21"/>
+          <w:shd w:val="clear" w:color="auto" w:fill="FFFFFF"/>
+        </w:rPr>
+        <w:t>UI 常量</w:t>
+      </w:r>
+      <w:r>
+        <w:rPr>
+          <w:rFonts w:ascii="宋体" w:hAnsi="宋体"/>
+          <w:sz w:val="21"/>
+          <w:szCs w:val="21"/>
+          <w:shd w:val="clear" w:color="auto" w:fill="FFFFFF"/>
+        </w:rPr>
+        <w:t>：BOARD_LEFT=60、BOARD_TOP=40、CELL_SIZE=60、UI_BTN_X=610、UI_UNDO_Y=290 等。</w:t>
+      </w:r>
+    </w:p>
+    <w:p>
+      <w:pPr>
+        <w:spacing w:line="12pt" w:lineRule="auto"/>
+        <w:ind w:firstLine="21pt"/>
+        <w:rPr>
+          <w:rFonts w:ascii="宋体" w:hAnsi="宋体"/>
+          <w:sz w:val="21"/>
+          <w:szCs w:val="21"/>
+          <w:shd w:val="clear" w:color="auto" w:fill="FFFFFF"/>
+        </w:rPr>
+      </w:pPr>
+    </w:p>
+    <w:p>
+      <w:pPr>
+        <w:ind w:firstLine="24.10pt"/>
+        <w:rPr>
+          <w:rFonts w:ascii="宋体" w:hAnsi="宋体"/>
+          <w:b/>
+          <w:bCs/>
+          <w:shd w:val="clear" w:color="auto" w:fill="FFFFFF"/>
+        </w:rPr>
+      </w:pPr>
+      <w:r>
+        <w:rPr>
+          <w:rFonts w:ascii="宋体" w:hAnsi="宋体"/>
+          <w:b/>
+          <w:bCs/>
+          <w:shd w:val="clear" w:color="auto" w:fill="FFFFFF"/>
+        </w:rPr>
+        <w:t>4.1</w:t>
+      </w:r>
+      <w:r>
+        <w:rPr>
+          <w:rFonts w:ascii="宋体" w:hAnsi="宋体"/>
+          <w:b/>
+          <w:bCs/>
+          <w:shd w:val="clear" w:color="auto" w:fill="FFFFFF"/>
+        </w:rPr>
+        <w:t>.2 game_state.h — 游戏状态</w:t>
+      </w:r>
+    </w:p>
+    <w:p>
+      <w:pPr>
+        <w:spacing w:line="12pt" w:lineRule="auto"/>
+        <w:ind w:firstLine="21pt"/>
+        <w:rPr>
+          <w:rFonts w:ascii="宋体" w:hAnsi="宋体"/>
+          <w:sz w:val="21"/>
+          <w:szCs w:val="21"/>
+          <w:shd w:val="clear" w:color="auto" w:fill="FFFFFF"/>
+        </w:rPr>
+      </w:pPr>
+      <w:r>
+        <w:rPr>
+          <w:rFonts w:ascii="宋体" w:hAnsi="宋体"/>
+          <w:sz w:val="21"/>
+          <w:szCs w:val="21"/>
+          <w:shd w:val="clear" w:color="auto" w:fill="FFFFFF"/>
+        </w:rPr>
+        <w:t>ChessPiece 结构体包含：</w:t>
+      </w:r>
+    </w:p>
+    <w:p>
+      <w:pPr>
+        <w:spacing w:line="12pt" w:lineRule="auto"/>
+        <w:ind w:firstLine="21pt"/>
+        <w:rPr>
+          <w:rFonts w:ascii="宋体" w:hAnsi="宋体"/>
+          <w:sz w:val="21"/>
+          <w:szCs w:val="21"/>
+          <w:shd w:val="clear" w:color="auto" w:fill="FFFFFF"/>
+        </w:rPr>
+      </w:pPr>
+      <w:r>
+        <w:rPr>
+          <w:rFonts w:ascii="宋体" w:hAnsi="宋体"/>
+          <w:sz w:val="21"/>
+          <w:szCs w:val="21"/>
+          <w:shd w:val="clear" w:color="auto" w:fill="FFFFFF"/>
+        </w:rPr>
+        <w:t>    int id（Piece 枚举值）</w:t>
+      </w:r>
+    </w:p>
+    <w:p>
+      <w:pPr>
+        <w:spacing w:line="12pt" w:lineRule="auto"/>
+        <w:ind w:firstLine="21pt"/>
+        <w:rPr>
+          <w:rFonts w:ascii="宋体" w:hAnsi="宋体"/>
+          <w:sz w:val="21"/>
+          <w:szCs w:val="21"/>
+          <w:shd w:val="clear" w:color="auto" w:fill="FFFFFF"/>
+        </w:rPr>
+      </w:pPr>
+      <w:r>
+        <w:rPr>
+          <w:rFonts w:ascii="宋体" w:hAnsi="宋体"/>
+          <w:sz w:val="21"/>
+          <w:szCs w:val="21"/>
+          <w:shd w:val="clear" w:color="auto" w:fill="FFFFFF"/>
+        </w:rPr>
+        <w:t>    int color（Color 枚举值）</w:t>
+      </w:r>
+    </w:p>
+    <w:p>
+      <w:pPr>
+        <w:spacing w:line="12pt" w:lineRule="auto"/>
+        <w:ind w:firstLine="21pt"/>
+        <w:rPr>
+          <w:rFonts w:ascii="宋体" w:hAnsi="宋体"/>
+          <w:sz w:val="21"/>
+          <w:szCs w:val="21"/>
+          <w:shd w:val="clear" w:color="auto" w:fill="FFFFFF"/>
+        </w:rPr>
+      </w:pPr>
+      <w:r>
+        <w:rPr>
+          <w:rFonts w:ascii="宋体" w:hAnsi="宋体"/>
+          <w:sz w:val="21"/>
+          <w:szCs w:val="21"/>
+          <w:shd w:val="clear" w:color="auto" w:fill="FFFFFF"/>
+        </w:rPr>
+        <w:t>GameState 结构体包含：</w:t>
+      </w:r>
+    </w:p>
+    <w:p>
+      <w:pPr>
+        <w:spacing w:line="12pt" w:lineRule="auto"/>
+        <w:ind w:firstLine="21pt"/>
+        <w:rPr>
+          <w:rFonts w:ascii="宋体" w:hAnsi="宋体"/>
+          <w:sz w:val="21"/>
+          <w:szCs w:val="21"/>
+          <w:shd w:val="clear" w:color="auto" w:fill="FFFFFF"/>
+        </w:rPr>
+      </w:pPr>
+      <w:r>
+        <w:rPr>
+          <w:rFonts w:ascii="宋体" w:hAnsi="宋体"/>
+          <w:sz w:val="21"/>
+          <w:szCs w:val="21"/>
+          <w:shd w:val="clear" w:color="auto" w:fill="FFFFFF"/>
+        </w:rPr>
+        <w:t>    ChessPiece board[10][9] —— 棋盘，10行(row)9列(col)</w:t>
+      </w:r>
+    </w:p>
+    <w:p>
+      <w:pPr>
+        <w:spacing w:line="12pt" w:lineRule="auto"/>
+        <w:ind w:firstLine="21pt"/>
+        <w:rPr>
+          <w:rFonts w:ascii="宋体" w:hAnsi="宋体"/>
+          <w:sz w:val="21"/>
+          <w:szCs w:val="21"/>
+          <w:shd w:val="clear" w:color="auto" w:fill="FFFFFF"/>
+        </w:rPr>
+      </w:pPr>
+      <w:r>
+        <w:rPr>
+          <w:rFonts w:ascii="宋体" w:hAnsi="宋体"/>
+          <w:sz w:val="21"/>
+          <w:szCs w:val="21"/>
+          <w:shd w:val="clear" w:color="auto" w:fill="FFFFFF"/>
+        </w:rPr>
+        <w:t>    int current_side —— 当前回合方（_RED / _BLACK）</w:t>
+      </w:r>
+    </w:p>
+    <w:p>
+      <w:pPr>
+        <w:spacing w:line="12pt" w:lineRule="auto"/>
+        <w:ind w:firstLine="21pt"/>
+        <w:rPr>
+          <w:rFonts w:ascii="宋体" w:hAnsi="宋体"/>
+          <w:sz w:val="21"/>
+          <w:szCs w:val="21"/>
+          <w:shd w:val="clear" w:color="auto" w:fill="FFFFFF"/>
+        </w:rPr>
+      </w:pPr>
+      <w:r>
+        <w:rPr>
+          <w:rFonts w:ascii="宋体" w:hAnsi="宋体"/>
+          <w:sz w:val="21"/>
+          <w:szCs w:val="21"/>
+          <w:shd w:val="clear" w:color="auto" w:fill="FFFFFF"/>
+        </w:rPr>
+        <w:t>    int turn_count —— 回合计数</w:t>
+      </w:r>
+    </w:p>
+    <w:p>
+      <w:pPr>
+        <w:spacing w:line="12pt" w:lineRule="auto"/>
+        <w:ind w:firstLine="21pt"/>
+        <w:rPr>
+          <w:rFonts w:ascii="宋体" w:hAnsi="宋体"/>
+          <w:sz w:val="21"/>
+          <w:szCs w:val="21"/>
+          <w:shd w:val="clear" w:color="auto" w:fill="FFFFFF"/>
+        </w:rPr>
+      </w:pPr>
+      <w:r>
+        <w:rPr>
+          <w:rFonts w:ascii="宋体" w:hAnsi="宋体"/>
+          <w:sz w:val="21"/>
+          <w:szCs w:val="21"/>
+          <w:shd w:val="clear" w:color="auto" w:fill="FFFFFF"/>
+        </w:rPr>
+        <w:t>    int phase —— 当前阶段（SELECT_FIRST / SELECT_SECOND）</w:t>
+      </w:r>
+    </w:p>
+    <w:p>
+      <w:pPr>
+        <w:spacing w:line="12pt" w:lineRule="auto"/>
+        <w:ind w:firstLine="21pt"/>
+        <w:rPr>
+          <w:rFonts w:ascii="宋体" w:hAnsi="宋体"/>
+          <w:sz w:val="21"/>
+          <w:szCs w:val="21"/>
+          <w:shd w:val="clear" w:color="auto" w:fill="FFFFFF"/>
+        </w:rPr>
+      </w:pPr>
+      <w:r>
+        <w:rPr>
+          <w:rFonts w:ascii="宋体" w:hAnsi="宋体"/>
+          <w:sz w:val="21"/>
+          <w:szCs w:val="21"/>
+          <w:shd w:val="clear" w:color="auto" w:fill="FFFFFF"/>
+        </w:rPr>
+        <w:t>    int selected_x, selected_y —— 当前选中棋子坐标，-1 表示未选中</w:t>
+      </w:r>
+    </w:p>
+    <w:p>
+      <w:pPr>
+        <w:spacing w:line="12pt" w:lineRule="auto"/>
+        <w:ind w:firstLine="21pt"/>
+        <w:rPr>
+          <w:rFonts w:ascii="宋体" w:hAnsi="宋体"/>
+          <w:sz w:val="21"/>
+          <w:szCs w:val="21"/>
+          <w:shd w:val="clear" w:color="auto" w:fill="FFFFFF"/>
+        </w:rPr>
+      </w:pPr>
+      <w:r>
+        <w:rPr>
+          <w:rFonts w:ascii="宋体" w:hAnsi="宋体"/>
+          <w:sz w:val="21"/>
+          <w:szCs w:val="21"/>
+          <w:shd w:val="clear" w:color="auto" w:fill="FFFFFF"/>
+        </w:rPr>
+        <w:t>    bool game_over —— 游戏是否结束</w:t>
+      </w:r>
+    </w:p>
+    <w:p>
+      <w:pPr>
+        <w:spacing w:line="12pt" w:lineRule="auto"/>
+        <w:ind w:firstLine="21pt"/>
+        <w:rPr>
+          <w:rFonts w:ascii="宋体" w:hAnsi="宋体"/>
+          <w:sz w:val="21"/>
+          <w:szCs w:val="21"/>
+          <w:shd w:val="clear" w:color="auto" w:fill="FFFFFF"/>
+        </w:rPr>
+      </w:pPr>
+      <w:r>
+        <w:rPr>
+          <w:rFonts w:ascii="宋体" w:hAnsi="宋体"/>
+          <w:sz w:val="21"/>
+          <w:szCs w:val="21"/>
+          <w:shd w:val="clear" w:color="auto" w:fill="FFFFFF"/>
+        </w:rPr>
+        <w:t>    int winner —— 胜方颜色，-1 表示未结束</w:t>
+      </w:r>
+    </w:p>
+    <w:p>
+      <w:pPr>
+        <w:spacing w:line="12pt" w:lineRule="auto"/>
+        <w:ind w:firstLine="21pt"/>
+        <w:rPr>
+          <w:rFonts w:ascii="宋体" w:hAnsi="宋体"/>
+          <w:sz w:val="21"/>
+          <w:szCs w:val="21"/>
+          <w:shd w:val="clear" w:color="auto" w:fill="FFFFFF"/>
+        </w:rPr>
+      </w:pPr>
+      <w:r>
+        <w:rPr>
+          <w:rFonts w:ascii="宋体" w:hAnsi="宋体"/>
+          <w:sz w:val="21"/>
+          <w:szCs w:val="21"/>
+          <w:shd w:val="clear" w:color="auto" w:fill="FFFFFF"/>
+        </w:rPr>
+        <w:t>    vector&lt;Move&gt; history —— 走法历史栈（悔棋用，每次走棋 push_back）</w:t>
+      </w:r>
+    </w:p>
+    <w:p>
+      <w:pPr>
+        <w:spacing w:line="12pt" w:lineRule="auto"/>
+        <w:ind w:firstLine="21pt"/>
+        <w:rPr>
+          <w:rFonts w:ascii="宋体" w:hAnsi="宋体"/>
+          <w:sz w:val="21"/>
+          <w:szCs w:val="21"/>
+          <w:shd w:val="clear" w:color="auto" w:fill="FFFFFF"/>
+        </w:rPr>
+      </w:pPr>
+      <w:r>
+        <w:rPr>
+          <w:rFonts w:ascii="宋体" w:hAnsi="宋体"/>
+          <w:sz w:val="21"/>
+          <w:szCs w:val="21"/>
+          <w:shd w:val="clear" w:color="auto" w:fill="FFFFFF"/>
+        </w:rPr>
+        <w:t>    bool undo_req_pending —— 联机：对方请求悔棋，等待本地回应</w:t>
+      </w:r>
+    </w:p>
+    <w:p>
+      <w:pPr>
+        <w:spacing w:line="12pt" w:lineRule="auto"/>
+        <w:ind w:firstLine="21pt"/>
+        <w:rPr>
+          <w:rFonts w:ascii="宋体" w:hAnsi="宋体"/>
+          <w:sz w:val="21"/>
+          <w:szCs w:val="21"/>
+          <w:shd w:val="clear" w:color="auto" w:fill="FFFFFF"/>
+        </w:rPr>
+      </w:pPr>
+    </w:p>
+    <w:p>
+      <w:pPr>
+        <w:ind w:firstLine="24.10pt"/>
+        <w:rPr>
+          <w:rFonts w:ascii="宋体" w:hAnsi="宋体"/>
+          <w:b/>
+          <w:bCs/>
+          <w:shd w:val="clear" w:color="auto" w:fill="FFFFFF"/>
+        </w:rPr>
+      </w:pPr>
+      <w:r>
+        <w:rPr>
+          <w:rFonts w:ascii="宋体" w:hAnsi="宋体"/>
+          <w:b/>
+          <w:bCs/>
+          <w:shd w:val="clear" w:color="auto" w:fill="FFFFFF"/>
+        </w:rPr>
+        <w:t>4.1</w:t>
+      </w:r>
+      <w:r>
+        <w:rPr>
+          <w:rFonts w:ascii="宋体" w:hAnsi="宋体"/>
+          <w:b/>
+          <w:bCs/>
+          <w:shd w:val="clear" w:color="auto" w:fill="FFFFFF"/>
+        </w:rPr>
+        <w:t>.3 chess_engine.h/cpp — 象棋引擎（核心模块）</w:t>
+      </w:r>
+    </w:p>
+    <w:p>
+      <w:pPr>
+        <w:spacing w:line="12pt" w:lineRule="auto"/>
+        <w:ind w:firstLine="24pt"/>
+        <w:rPr>
+          <w:rFonts w:ascii="宋体" w:hAnsi="宋体"/>
+          <w:sz w:val="21"/>
+          <w:szCs w:val="21"/>
+          <w:shd w:val="clear" w:color="auto" w:fill="FFFFFF"/>
+        </w:rPr>
+      </w:pPr>
+      <w:r>
+        <mc:AlternateContent>
+          <mc:Choice Requires="v">
+            <w:pict w14:anchorId="3D702720">
+              <v:shape id="_x0000_s1034" type="#_x0000_t75" style="position:absolute;left:0;text-align:left;margin-left:43.3pt;margin-top:14.2pt;width:328.35pt;height:231.2pt;z-index:2;mso-position-horizontal-relative:text;mso-position-vertical-relative:text;mso-width-relative:page;mso-height-relative:page">
+                <v:imagedata r:id="rId15" o:title="" chromakey="#f8fafc"/>
+                <w10:wrap type="topAndBottom"/>
+              </v:shape>
+            </w:pict>
+          </mc:Choice>
+          <mc:Fallback>
+            <w:drawing>
+              <wp:anchor distT="0" distB="0" distL="114300" distR="114300" simplePos="0" relativeHeight="251662336" behindDoc="0" locked="0" layoutInCell="1" allowOverlap="1" wp14:anchorId="4B970831" wp14:editId="4E80C8CF">
+                <wp:simplePos x="0" y="0"/>
+                <wp:positionH relativeFrom="column">
+                  <wp:posOffset>549910</wp:posOffset>
+                </wp:positionH>
+                <wp:positionV relativeFrom="paragraph">
+                  <wp:posOffset>180340</wp:posOffset>
+                </wp:positionV>
+                <wp:extent cx="4170045" cy="2936240"/>
+                <wp:effectExtent l="0" t="0" r="1905" b="0"/>
+                <wp:wrapTopAndBottom/>
+                <wp:docPr id="10" name="图片 1"/>
+                <wp:cNvGraphicFramePr>
+                  <a:graphicFrameLocks xmlns:a="http://purl.oclc.org/ooxml/drawingml/main" noChangeAspect="1"/>
+                </wp:cNvGraphicFramePr>
+                <a:graphic xmlns:a="http://purl.oclc.org/ooxml/drawingml/main">
+                  <a:graphicData uri="http://purl.oclc.org/ooxml/drawingml/picture">
+                    <pic:pic xmlns:pic="http://purl.oclc.org/ooxml/drawingml/picture">
+                      <pic:nvPicPr>
+                        <pic:cNvPr id="0" name="Picture 10"/>
+                        <pic:cNvPicPr>
+                          <a:picLocks noChangeAspect="1" noChangeArrowheads="1"/>
+                        </pic:cNvPicPr>
+                      </pic:nvPicPr>
+                      <pic:blipFill>
+                        <a:blip r:embed="rId16">
+                          <a:clrChange>
+                            <a:clrFrom>
+                              <a:srgbClr val="F8FAFC"/>
+                            </a:clrFrom>
+                            <a:clrTo>
+                              <a:srgbClr val="F8FAFC">
+                                <a:alpha val="0%"/>
+                              </a:srgbClr>
+                            </a:clrTo>
+                          </a:clrChange>
+                          <a:extLst>
+                            <a:ext uri="{28A0092B-C50C-407E-A947-70E740481C1C}">
+                              <a14:useLocalDpi xmlns:a14="http://schemas.microsoft.com/office/drawing/2010/main" val="0"/>
+                            </a:ext>
+                          </a:extLst>
+                        </a:blip>
+                        <a:srcRect/>
+                        <a:stretch>
+                          <a:fillRect/>
+                        </a:stretch>
+                      </pic:blipFill>
+                      <pic:spPr bwMode="auto">
+                        <a:xfrm>
+                          <a:off x="0" y="0"/>
+                          <a:ext cx="4170045" cy="2936240"/>
+                        </a:xfrm>
+                        <a:prstGeom prst="rect">
+                          <a:avLst/>
+                        </a:prstGeom>
+                        <a:noFill/>
+                      </pic:spPr>
+                    </pic:pic>
+                  </a:graphicData>
+                </a:graphic>
+                <wp14:sizeRelH relativeFrom="page">
+                  <wp14:pctWidth>0%</wp14:pctWidth>
+                </wp14:sizeRelH>
+                <wp14:sizeRelV relativeFrom="page">
+                  <wp14:pctHeight>0%</wp14:pctHeight>
+                </wp14:sizeRelV>
+              </wp:anchor>
+            </w:drawing>
+          </mc:Fallback>
+        </mc:AlternateContent>
+      </w:r>
+      <w:r>
+        <w:rPr>
+          <w:rFonts w:ascii="宋体" w:hAnsi="宋体"/>
+          <w:sz w:val="21"/>
+          <w:szCs w:val="21"/>
+          <w:shd w:val="clear" w:color="auto" w:fill="FFFFFF"/>
+        </w:rPr>
+        <w:t>引擎提供全部游戏规则逻辑，是调用关系最深、被依赖最多的模块。函数调用关系图</w:t>
+      </w:r>
+      <w:r>
+        <w:rPr>
+          <w:rFonts w:ascii="宋体" w:hAnsi="宋体" w:hint="eastAsia"/>
+          <w:sz w:val="21"/>
+          <w:szCs w:val="21"/>
+          <w:shd w:val="clear" w:color="auto" w:fill="FFFFFF"/>
+        </w:rPr>
+        <w:t>：</w:t>
+      </w:r>
+    </w:p>
+    <w:p>
+      <w:pPr>
+        <w:spacing w:line="12pt" w:lineRule="auto"/>
+        <w:ind w:firstLine="21.10pt"/>
+        <w:rPr>
+          <w:rFonts w:ascii="宋体" w:hAnsi="宋体"/>
+          <w:sz w:val="21"/>
+          <w:szCs w:val="21"/>
+          <w:shd w:val="clear" w:color="auto" w:fill="FFFFFF"/>
+        </w:rPr>
+      </w:pPr>
+      <w:r>
+        <w:rPr>
+          <w:rFonts w:ascii="宋体" w:hAnsi="宋体"/>
+          <w:b/>
+          <w:bCs/>
+          <w:sz w:val="21"/>
+          <w:szCs w:val="21"/>
+          <w:shd w:val="clear" w:color="auto" w:fill="FFFFFF"/>
+        </w:rPr>
+        <w:t>- init_game(state)：</w:t>
+      </w:r>
+      <w:r>
+        <w:rPr>
+          <w:rFonts w:ascii="宋体" w:hAnsi="宋体"/>
+          <w:sz w:val="21"/>
+          <w:szCs w:val="21"/>
+          <w:shd w:val="clear" w:color="auto" w:fill="FFFFFF"/>
+        </w:rPr>
+        <w:t>初始化棋盘 32 枚棋子与游戏状态（当前方=红，phase=SELECT_FIRST 等）。参数：GameState &amp;state。</w:t>
+      </w:r>
+    </w:p>
+    <w:p>
+      <w:pPr>
+        <w:spacing w:line="12pt" w:lineRule="auto"/>
+        <w:ind w:firstLine="21.10pt"/>
+        <w:rPr>
+          <w:rFonts w:ascii="宋体" w:hAnsi="宋体"/>
+          <w:sz w:val="21"/>
+          <w:szCs w:val="21"/>
+          <w:shd w:val="clear" w:color="auto" w:fill="FFFFFF"/>
+        </w:rPr>
+      </w:pPr>
+      <w:r>
+        <w:rPr>
+          <w:rFonts w:ascii="宋体" w:hAnsi="宋体"/>
+          <w:b/>
+          <w:bCs/>
+          <w:sz w:val="21"/>
+          <w:szCs w:val="21"/>
+          <w:shd w:val="clear" w:color="auto" w:fill="FFFFFF"/>
+        </w:rPr>
+        <w:t>- apply_move(state, fx, fy, tx, ty)</w:t>
+      </w:r>
+      <w:r>
+        <w:rPr>
+          <w:rFonts w:ascii="宋体" w:hAnsi="宋体"/>
+          <w:sz w:val="21"/>
+          <w:szCs w:val="21"/>
+          <w:shd w:val="clear" w:color="auto" w:fill="FFFFFF"/>
+        </w:rPr>
+        <w:t>：校验并执行走棋。7 类棋子规则校验 → 模拟执行 → is_in_check() 自将检查 → 更新棋盘 → history.push_back()。参数：state, 起点坐标(fx,fy), 终点坐标(tx,ty)。返回：bool。内部调用 is_in_check()。</w:t>
+      </w:r>
+    </w:p>
+    <w:p>
+      <w:pPr>
+        <w:spacing w:line="12pt" w:lineRule="auto"/>
+        <w:ind w:firstLine="21.10pt"/>
+        <w:rPr>
+          <w:rFonts w:ascii="宋体" w:hAnsi="宋体"/>
+          <w:sz w:val="21"/>
+          <w:szCs w:val="21"/>
+          <w:shd w:val="clear" w:color="auto" w:fill="FFFFFF"/>
+        </w:rPr>
+      </w:pPr>
+      <w:r>
+        <w:rPr>
+          <w:rFonts w:ascii="宋体" w:hAnsi="宋体"/>
+          <w:b/>
+          <w:bCs/>
+          <w:sz w:val="21"/>
+          <w:szCs w:val="21"/>
+          <w:shd w:val="clear" w:color="auto" w:fill="FFFFFF"/>
+        </w:rPr>
+        <w:t>- undo_move(state)：</w:t>
+      </w:r>
+      <w:r>
+        <w:rPr>
+          <w:rFonts w:ascii="宋体" w:hAnsi="宋体"/>
+          <w:sz w:val="21"/>
+          <w:szCs w:val="21"/>
+          <w:shd w:val="clear" w:color="auto" w:fill="FFFFFF"/>
+        </w:rPr>
+        <w:t>撤销上一步走棋。history.pop_back()，恢复起/终点棋子，回退回合。参数：GameState &amp;state。返回：bool（history 为空时 false）。</w:t>
+      </w:r>
+    </w:p>
+    <w:p>
+      <w:pPr>
+        <w:spacing w:line="12pt" w:lineRule="auto"/>
+        <w:ind w:firstLine="21.10pt"/>
+        <w:rPr>
+          <w:rFonts w:ascii="宋体" w:hAnsi="宋体"/>
+          <w:sz w:val="21"/>
+          <w:szCs w:val="21"/>
+          <w:shd w:val="clear" w:color="auto" w:fill="FFFFFF"/>
+        </w:rPr>
+      </w:pPr>
+      <w:r>
+        <w:rPr>
+          <w:rFonts w:ascii="宋体" w:hAnsi="宋体"/>
+          <w:b/>
+          <w:bCs/>
+          <w:sz w:val="21"/>
+          <w:szCs w:val="21"/>
+          <w:shd w:val="clear" w:color="auto" w:fill="FFFFFF"/>
+        </w:rPr>
+        <w:t>- undo_to_turn(state, target_color)：</w:t>
+      </w:r>
+      <w:r>
+        <w:rPr>
+          <w:rFonts w:ascii="宋体" w:hAnsi="宋体"/>
+          <w:sz w:val="21"/>
+          <w:szCs w:val="21"/>
+          <w:shd w:val="clear" w:color="auto" w:fill="FFFFFF"/>
+        </w:rPr>
+        <w:t>联机悔棋专用：回退到指定颜色方的回合。</w:t>
+      </w:r>
+      <w:r>
+        <w:rPr>
+          <w:rFonts w:ascii="宋体" w:hAnsi="宋体"/>
+          <w:sz w:val="21"/>
+          <w:szCs w:val="21"/>
+          <w:shd w:val="clear" w:color="auto" w:fill="FFFFFF"/>
+        </w:rPr>
+        <w:lastRenderedPageBreak/>
+        <w:t>若当前回合已是 target 则退 2 步，否则退 1 步。参数：state, target_color。返回：void。内部调用 undo_move()。</w:t>
+      </w:r>
+    </w:p>
+    <w:p>
+      <w:pPr>
+        <w:spacing w:line="12pt" w:lineRule="auto"/>
+        <w:ind w:firstLine="21.10pt"/>
+        <w:rPr>
+          <w:rFonts w:ascii="宋体" w:hAnsi="宋体"/>
+          <w:sz w:val="21"/>
+          <w:szCs w:val="21"/>
+          <w:shd w:val="clear" w:color="auto" w:fill="FFFFFF"/>
+        </w:rPr>
+      </w:pPr>
+      <w:r>
+        <w:rPr>
+          <w:rFonts w:ascii="宋体" w:hAnsi="宋体"/>
+          <w:b/>
+          <w:bCs/>
+          <w:sz w:val="21"/>
+          <w:szCs w:val="21"/>
+          <w:shd w:val="clear" w:color="auto" w:fill="FFFFFF"/>
+        </w:rPr>
+        <w:t>- is_attacked(state, x, y, attacker_color)：</w:t>
+      </w:r>
+      <w:r>
+        <w:rPr>
+          <w:rFonts w:ascii="宋体" w:hAnsi="宋体"/>
+          <w:sz w:val="21"/>
+          <w:szCs w:val="21"/>
+          <w:shd w:val="clear" w:color="auto" w:fill="FFFFFF"/>
+        </w:rPr>
+        <w:t>遍历 attacker_color 方所有棋子，判断是否有棋子能攻击到点 (x,y)。覆盖車/馬/砲/象/士/将/卒全部走法，不含飞将。参数：state, 目标坐标, 攻击方颜色。返回：bool。</w:t>
+      </w:r>
+    </w:p>
+    <w:p>
+      <w:pPr>
+        <w:spacing w:line="12pt" w:lineRule="auto"/>
+        <w:ind w:firstLine="21.10pt"/>
+        <w:rPr>
+          <w:rFonts w:ascii="宋体" w:hAnsi="宋体"/>
+          <w:sz w:val="21"/>
+          <w:szCs w:val="21"/>
+          <w:shd w:val="clear" w:color="auto" w:fill="FFFFFF"/>
+        </w:rPr>
+      </w:pPr>
+      <w:r>
+        <w:rPr>
+          <w:rFonts w:ascii="宋体" w:hAnsi="宋体"/>
+          <w:b/>
+          <w:bCs/>
+          <w:sz w:val="21"/>
+          <w:szCs w:val="21"/>
+          <w:shd w:val="clear" w:color="auto" w:fill="FFFFFF"/>
+        </w:rPr>
+        <w:t>- is_in_check(state, color)：</w:t>
+      </w:r>
+      <w:r>
+        <w:rPr>
+          <w:rFonts w:ascii="宋体" w:hAnsi="宋体"/>
+          <w:sz w:val="21"/>
+          <w:szCs w:val="21"/>
+          <w:shd w:val="clear" w:color="auto" w:fill="FFFFFF"/>
+        </w:rPr>
+        <w:t>判断 color 方是否正被将军。先找己方将/帥位置，调 is_attacked() 检测普通攻击，再检查对面将是否同列且无遮挡（飞将）。参数：state, 被检查方颜色。返回：bool。内部调用 is_attacked()。</w:t>
+      </w:r>
+    </w:p>
+    <w:p>
+      <w:pPr>
+        <w:spacing w:line="12pt" w:lineRule="auto"/>
+        <w:ind w:firstLine="21.10pt"/>
+        <w:rPr>
+          <w:rFonts w:ascii="宋体" w:hAnsi="宋体"/>
+          <w:sz w:val="21"/>
+          <w:szCs w:val="21"/>
+          <w:shd w:val="clear" w:color="auto" w:fill="FFFFFF"/>
+        </w:rPr>
+      </w:pPr>
+      <w:r>
+        <w:rPr>
+          <w:rFonts w:ascii="宋体" w:hAnsi="宋体"/>
+          <w:b/>
+          <w:bCs/>
+          <w:sz w:val="21"/>
+          <w:szCs w:val="21"/>
+          <w:shd w:val="clear" w:color="auto" w:fill="FFFFFF"/>
+        </w:rPr>
+        <w:t>- get_legal_moves(state, fx, fy)：</w:t>
+      </w:r>
+      <w:r>
+        <w:rPr>
+          <w:rFonts w:ascii="宋体" w:hAnsi="宋体"/>
+          <w:sz w:val="21"/>
+          <w:szCs w:val="21"/>
+          <w:shd w:val="clear" w:color="auto" w:fill="FFFFFF"/>
+        </w:rPr>
+        <w:t>枚举 (fx,fy) 处棋子的所有合法走法。对 90 个目标位置逐一遍历，每个位置调 apply_move() 试探，成功则记录并立即 undo_move() 恢复。参数：state, 棋子坐标。返回：vector&lt;Move&gt;。内部调用 apply_move() → undo_move()。</w:t>
+      </w:r>
+    </w:p>
+    <w:p>
+      <w:pPr>
+        <w:spacing w:line="12pt" w:lineRule="auto"/>
+        <w:ind w:firstLine="21.10pt"/>
+        <w:rPr>
+          <w:rFonts w:ascii="宋体" w:hAnsi="宋体"/>
+          <w:sz w:val="21"/>
+          <w:szCs w:val="21"/>
+          <w:shd w:val="clear" w:color="auto" w:fill="FFFFFF"/>
+        </w:rPr>
+      </w:pPr>
+      <w:r>
+        <w:rPr>
+          <w:rFonts w:ascii="宋体" w:hAnsi="宋体"/>
+          <w:b/>
+          <w:bCs/>
+          <w:sz w:val="21"/>
+          <w:szCs w:val="21"/>
+          <w:shd w:val="clear" w:color="auto" w:fill="FFFFFF"/>
+        </w:rPr>
+        <w:t>- check_over(state)：</w:t>
+      </w:r>
+      <w:r>
+        <w:rPr>
+          <w:rFonts w:ascii="宋体" w:hAnsi="宋体"/>
+          <w:sz w:val="21"/>
+          <w:szCs w:val="21"/>
+          <w:shd w:val="clear" w:color="auto" w:fill="FFFFFF"/>
+        </w:rPr>
+        <w:t>将死判定：遍历当前回合方所有棋子，若全部 get_legal_moves() 为空，则当前方被将死，判对方获胜。参数：GameState &amp;state。返回：int（胜方颜色，-1 表示未结束）。内部调用 get_legal_moves()。</w:t>
+      </w:r>
+    </w:p>
+    <w:p>
+      <w:pPr>
+        <w:spacing w:line="12pt" w:lineRule="auto"/>
+        <w:ind w:firstLine="21pt"/>
+        <w:rPr>
+          <w:rFonts w:ascii="宋体" w:hAnsi="宋体"/>
+          <w:sz w:val="21"/>
+          <w:szCs w:val="21"/>
+          <w:shd w:val="clear" w:color="auto" w:fill="FFFFFF"/>
+        </w:rPr>
+      </w:pPr>
+    </w:p>
+    <w:p>
+      <w:pPr>
+        <w:spacing w:line="12pt" w:lineRule="auto"/>
+        <w:ind w:firstLine="21.10pt"/>
+        <w:rPr>
+          <w:rFonts w:ascii="宋体" w:hAnsi="宋体"/>
+          <w:b/>
+          <w:bCs/>
+          <w:sz w:val="21"/>
+          <w:szCs w:val="21"/>
+          <w:shd w:val="clear" w:color="auto" w:fill="FFFFFF"/>
+        </w:rPr>
+      </w:pPr>
+      <w:r>
+        <w:rPr>
+          <w:rFonts w:ascii="宋体" w:hAnsi="宋体"/>
+          <w:b/>
+          <w:bCs/>
+          <w:sz w:val="21"/>
+          <w:szCs w:val="21"/>
+          <w:shd w:val="clear" w:color="auto" w:fill="FFFFFF"/>
+        </w:rPr>
+        <w:t>关键算法要点：</w:t>
+      </w:r>
+    </w:p>
+    <w:p>
+      <w:pPr>
+        <w:spacing w:line="12pt" w:lineRule="auto"/>
+        <w:ind w:firstLine="21.10pt"/>
+        <w:rPr>
+          <w:rFonts w:ascii="宋体" w:hAnsi="宋体"/>
+          <w:sz w:val="21"/>
+          <w:szCs w:val="21"/>
+          <w:shd w:val="clear" w:color="auto" w:fill="FFFFFF"/>
+        </w:rPr>
+      </w:pPr>
+      <w:r>
+        <w:rPr>
+          <w:rFonts w:ascii="宋体" w:hAnsi="宋体"/>
+          <w:b/>
+          <w:bCs/>
+          <w:sz w:val="21"/>
+          <w:szCs w:val="21"/>
+          <w:shd w:val="clear" w:color="auto" w:fill="FFFFFF"/>
+        </w:rPr>
+        <w:t>1. 走棋校验（apply_move）：</w:t>
+      </w:r>
+      <w:r>
+        <w:rPr>
+          <w:rFonts w:ascii="宋体" w:hAnsi="宋体"/>
+          <w:sz w:val="21"/>
+          <w:szCs w:val="21"/>
+          <w:shd w:val="clear" w:color="auto" w:fill="FFFFFF"/>
+        </w:rPr>
+        <w:t>采用</w:t>
+      </w:r>
+      <w:r>
+        <w:rPr>
+          <w:rFonts w:ascii="宋体" w:hAnsi="宋体" w:hint="eastAsia"/>
+          <w:sz w:val="21"/>
+          <w:szCs w:val="21"/>
+          <w:shd w:val="clear" w:color="auto" w:fill="FFFFFF"/>
+        </w:rPr>
+        <w:t>“</w:t>
+      </w:r>
+      <w:r>
+        <w:rPr>
+          <w:rFonts w:ascii="宋体" w:hAnsi="宋体"/>
+          <w:sz w:val="21"/>
+          <w:szCs w:val="21"/>
+          <w:shd w:val="clear" w:color="auto" w:fill="FFFFFF"/>
+        </w:rPr>
+        <w:t>规则校验 → 模拟执行 → 自将检查 → 正式提交</w:t>
+      </w:r>
+      <w:r>
+        <w:rPr>
+          <w:rFonts w:ascii="宋体" w:hAnsi="宋体" w:hint="eastAsia"/>
+          <w:sz w:val="21"/>
+          <w:szCs w:val="21"/>
+          <w:shd w:val="clear" w:color="auto" w:fill="FFFFFF"/>
+        </w:rPr>
+        <w:t>”</w:t>
+      </w:r>
+      <w:r>
+        <w:rPr>
+          <w:rFonts w:ascii="宋体" w:hAnsi="宋体"/>
+          <w:sz w:val="21"/>
+          <w:szCs w:val="21"/>
+          <w:shd w:val="clear" w:color="auto" w:fill="FFFFFF"/>
+        </w:rPr>
+        <w:t>四步流程。模拟执行时暂存起终点旧值，若自将则恢复后返回 false，否则覆盖写入。将/帥分支中额外模拟移动来检查对将。</w:t>
+      </w:r>
+    </w:p>
+    <w:p>
+      <w:pPr>
+        <w:spacing w:line="12pt" w:lineRule="auto"/>
+        <w:ind w:firstLine="21.10pt"/>
+        <w:rPr>
+          <w:rFonts w:ascii="宋体" w:hAnsi="宋体"/>
+          <w:sz w:val="21"/>
+          <w:szCs w:val="21"/>
+          <w:shd w:val="clear" w:color="auto" w:fill="FFFFFF"/>
+        </w:rPr>
+      </w:pPr>
+      <w:r>
+        <w:rPr>
+          <w:rFonts w:ascii="宋体" w:hAnsi="宋体"/>
+          <w:b/>
+          <w:bCs/>
+          <w:sz w:val="21"/>
+          <w:szCs w:val="21"/>
+          <w:shd w:val="clear" w:color="auto" w:fill="FFFFFF"/>
+        </w:rPr>
+        <w:t>2. 合法走法枚举（get_legal_moves）：</w:t>
+      </w:r>
+      <w:r>
+        <w:rPr>
+          <w:rFonts w:ascii="宋体" w:hAnsi="宋体"/>
+          <w:sz w:val="21"/>
+          <w:szCs w:val="21"/>
+          <w:shd w:val="clear" w:color="auto" w:fill="FFFFFF"/>
+        </w:rPr>
+        <w:t>apply_move() 内部已完成自将检查，外层不能再次调用 is_in_check()，否则会产生双重判定导致合法走法被错误过滤（开发中曾因此出现走法提示不显示的 bug）。</w:t>
+      </w:r>
+    </w:p>
+    <w:p>
+      <w:pPr>
+        <w:spacing w:line="12pt" w:lineRule="auto"/>
+        <w:ind w:firstLine="21.10pt"/>
+        <w:rPr>
+          <w:rFonts w:ascii="宋体" w:hAnsi="宋体"/>
+          <w:sz w:val="21"/>
+          <w:szCs w:val="21"/>
+          <w:shd w:val="clear" w:color="auto" w:fill="FFFFFF"/>
+        </w:rPr>
+      </w:pPr>
+      <w:r>
+        <w:rPr>
+          <w:rFonts w:ascii="宋体" w:hAnsi="宋体"/>
+          <w:b/>
+          <w:bCs/>
+          <w:sz w:val="21"/>
+          <w:szCs w:val="21"/>
+          <w:shd w:val="clear" w:color="auto" w:fill="FFFFFF"/>
+        </w:rPr>
+        <w:t>3. 将死判定（check_over）：</w:t>
+      </w:r>
+      <w:r>
+        <w:rPr>
+          <w:rFonts w:ascii="宋体" w:hAnsi="宋体"/>
+          <w:sz w:val="21"/>
+          <w:szCs w:val="21"/>
+          <w:shd w:val="clear" w:color="auto" w:fill="FFFFFF"/>
+        </w:rPr>
+        <w:t>被将军时所有不符合规则的走法均被 apply_move() 否定，因此</w:t>
+      </w:r>
+      <w:r>
+        <w:rPr>
+          <w:rFonts w:ascii="宋体" w:hAnsi="宋体" w:hint="eastAsia"/>
+          <w:sz w:val="21"/>
+          <w:szCs w:val="21"/>
+          <w:shd w:val="clear" w:color="auto" w:fill="FFFFFF"/>
+        </w:rPr>
+        <w:t>“</w:t>
+      </w:r>
+      <w:r>
+        <w:rPr>
+          <w:rFonts w:ascii="宋体" w:hAnsi="宋体"/>
+          <w:sz w:val="21"/>
+          <w:szCs w:val="21"/>
+          <w:shd w:val="clear" w:color="auto" w:fill="FFFFFF"/>
+        </w:rPr>
+        <w:t>所有棋子无合法走法</w:t>
+      </w:r>
+      <w:r>
+        <w:rPr>
+          <w:rFonts w:ascii="宋体" w:hAnsi="宋体" w:hint="eastAsia"/>
+          <w:sz w:val="21"/>
+          <w:szCs w:val="21"/>
+          <w:shd w:val="clear" w:color="auto" w:fill="FFFFFF"/>
+        </w:rPr>
+        <w:t>”</w:t>
+      </w:r>
+      <w:r>
+        <w:rPr>
+          <w:rFonts w:ascii="宋体" w:hAnsi="宋体"/>
+          <w:sz w:val="21"/>
+          <w:szCs w:val="21"/>
+          <w:shd w:val="clear" w:color="auto" w:fill="FFFFFF"/>
+        </w:rPr>
+        <w:t>即等价于</w:t>
+      </w:r>
+      <w:r>
+        <w:rPr>
+          <w:rFonts w:ascii="宋体" w:hAnsi="宋体" w:hint="eastAsia"/>
+          <w:sz w:val="21"/>
+          <w:szCs w:val="21"/>
+          <w:shd w:val="clear" w:color="auto" w:fill="FFFFFF"/>
+        </w:rPr>
+        <w:t>“</w:t>
+      </w:r>
+      <w:r>
+        <w:rPr>
+          <w:rFonts w:ascii="宋体" w:hAnsi="宋体"/>
+          <w:sz w:val="21"/>
+          <w:szCs w:val="21"/>
+          <w:shd w:val="clear" w:color="auto" w:fill="FFFFFF"/>
+        </w:rPr>
+        <w:t>被将死</w:t>
+      </w:r>
+      <w:r>
+        <w:rPr>
+          <w:rFonts w:ascii="宋体" w:hAnsi="宋体" w:hint="eastAsia"/>
+          <w:sz w:val="21"/>
+          <w:szCs w:val="21"/>
+          <w:shd w:val="clear" w:color="auto" w:fill="FFFFFF"/>
+        </w:rPr>
+        <w:t>”</w:t>
+      </w:r>
+      <w:r>
+        <w:rPr>
+          <w:rFonts w:ascii="宋体" w:hAnsi="宋体"/>
+          <w:sz w:val="21"/>
+          <w:szCs w:val="21"/>
+          <w:shd w:val="clear" w:color="auto" w:fill="FFFFFF"/>
+        </w:rPr>
+        <w:t>。</w:t>
+      </w:r>
+    </w:p>
+    <w:p>
+      <w:pPr>
+        <w:spacing w:line="12pt" w:lineRule="auto"/>
+        <w:ind w:firstLine="21pt"/>
+        <w:rPr>
+          <w:rFonts w:ascii="宋体" w:hAnsi="宋体"/>
+          <w:sz w:val="21"/>
+          <w:szCs w:val="21"/>
+          <w:shd w:val="clear" w:color="auto" w:fill="FFFFFF"/>
+        </w:rPr>
+      </w:pPr>
+    </w:p>
+    <w:p>
+      <w:pPr>
+        <w:ind w:firstLine="24.10pt"/>
+        <w:rPr>
+          <w:rFonts w:ascii="宋体" w:hAnsi="宋体"/>
+          <w:b/>
+          <w:bCs/>
+          <w:shd w:val="clear" w:color="auto" w:fill="FFFFFF"/>
+        </w:rPr>
+      </w:pPr>
+      <w:r>
+        <w:rPr>
+          <w:rFonts w:ascii="宋体" w:hAnsi="宋体"/>
+          <w:b/>
+          <w:bCs/>
+          <w:shd w:val="clear" w:color="auto" w:fill="FFFFFF"/>
+        </w:rPr>
+        <w:t>4.1</w:t>
+      </w:r>
+      <w:r>
+        <w:rPr>
+          <w:rFonts w:ascii="宋体" w:hAnsi="宋体"/>
+          <w:b/>
+          <w:bCs/>
+          <w:shd w:val="clear" w:color="auto" w:fill="FFFFFF"/>
+        </w:rPr>
+        <w:t>.4 menu.h/cpp — 开始菜单</w:t>
+      </w:r>
+    </w:p>
+    <w:p>
+      <w:pPr>
+        <w:spacing w:line="12pt" w:lineRule="auto"/>
+        <w:ind w:firstLine="21.10pt"/>
+        <w:rPr>
+          <w:rFonts w:ascii="宋体" w:hAnsi="宋体"/>
+          <w:sz w:val="21"/>
+          <w:szCs w:val="21"/>
+          <w:shd w:val="clear" w:color="auto" w:fill="FFFFFF"/>
+        </w:rPr>
+      </w:pPr>
+      <w:r>
+        <w:rPr>
+          <w:rFonts w:ascii="宋体" w:hAnsi="宋体"/>
+          <w:b/>
+          <w:bCs/>
+          <w:sz w:val="21"/>
+          <w:szCs w:val="21"/>
+          <w:shd w:val="clear" w:color="auto" w:fill="FFFFFF"/>
+        </w:rPr>
+        <w:t>- show_start_menu()：</w:t>
+      </w:r>
+      <w:r>
+        <w:rPr>
+          <w:rFonts w:ascii="宋体" w:hAnsi="宋体"/>
+          <w:sz w:val="21"/>
+          <w:szCs w:val="21"/>
+          <w:shd w:val="clear" w:color="auto" w:fill="FFFFFF"/>
+        </w:rPr>
+        <w:t>主菜单（单机/联机）→ 联机子菜单（创建主机/连接主机），阻塞等待用户点击，连接主机时弹出 InputBox 获取 IP。参数：无。返回：int，取值为 MENU_SINGLE(1) / MENU_HOST(2) / MENU_CLIENT(3)。</w:t>
+      </w:r>
+    </w:p>
+    <w:p>
+      <w:pPr>
+        <w:spacing w:line="12pt" w:lineRule="auto"/>
+        <w:ind w:firstLine="21.10pt"/>
+        <w:rPr>
+          <w:rFonts w:ascii="宋体" w:hAnsi="宋体"/>
+          <w:sz w:val="21"/>
+          <w:szCs w:val="21"/>
+          <w:shd w:val="clear" w:color="auto" w:fill="FFFFFF"/>
+        </w:rPr>
+      </w:pPr>
+      <w:r>
+        <w:rPr>
+          <w:rFonts w:ascii="宋体" w:hAnsi="宋体"/>
+          <w:b/>
+          <w:bCs/>
+          <w:sz w:val="21"/>
+          <w:szCs w:val="21"/>
+          <w:shd w:val="clear" w:color="auto" w:fill="FFFFFF"/>
+        </w:rPr>
+        <w:t>- get_connect_ip()：</w:t>
+      </w:r>
+      <w:r>
+        <w:rPr>
+          <w:rFonts w:ascii="宋体" w:hAnsi="宋体"/>
+          <w:sz w:val="21"/>
+          <w:szCs w:val="21"/>
+          <w:shd w:val="clear" w:color="auto" w:fill="FFFFFF"/>
+        </w:rPr>
+        <w:t>返回用户在 InputBox 中输入的目标 IP 地址字符串。返回：const char*。</w:t>
+      </w:r>
+    </w:p>
+    <w:p>
+      <w:pPr>
+        <w:spacing w:line="12pt" w:lineRule="auto"/>
+        <w:ind w:firstLine="21.10pt"/>
+        <w:rPr>
+          <w:rFonts w:ascii="宋体" w:hAnsi="宋体"/>
+          <w:sz w:val="21"/>
+          <w:szCs w:val="21"/>
+          <w:shd w:val="clear" w:color="auto" w:fill="FFFFFF"/>
+        </w:rPr>
+      </w:pPr>
+      <w:r>
+        <w:rPr>
+          <w:rFonts w:ascii="宋体" w:hAnsi="宋体"/>
+          <w:b/>
+          <w:bCs/>
+          <w:sz w:val="21"/>
+          <w:szCs w:val="21"/>
+          <w:shd w:val="clear" w:color="auto" w:fill="FFFFFF"/>
+        </w:rPr>
+        <w:t>- draw_btn()：</w:t>
+      </w:r>
+      <w:r>
+        <w:rPr>
+          <w:rFonts w:ascii="宋体" w:hAnsi="宋体"/>
+          <w:sz w:val="21"/>
+          <w:szCs w:val="21"/>
+          <w:shd w:val="clear" w:color="auto" w:fill="FFFFFF"/>
+        </w:rPr>
+        <w:t>绘制一个矩形按钮。参数：x, y, w, h, text, color。返回：void。</w:t>
+      </w:r>
+    </w:p>
+    <w:p>
+      <w:pPr>
+        <w:spacing w:line="12pt" w:lineRule="auto"/>
+        <w:ind w:firstLine="21.10pt"/>
+        <w:rPr>
+          <w:rFonts w:ascii="宋体" w:hAnsi="宋体"/>
+          <w:sz w:val="21"/>
+          <w:szCs w:val="21"/>
+          <w:shd w:val="clear" w:color="auto" w:fill="FFFFFF"/>
+        </w:rPr>
+      </w:pPr>
+      <w:r>
+        <w:rPr>
+          <w:rFonts w:ascii="宋体" w:hAnsi="宋体"/>
+          <w:b/>
+          <w:bCs/>
+          <w:sz w:val="21"/>
+          <w:szCs w:val="21"/>
+          <w:shd w:val="clear" w:color="auto" w:fill="FFFFFF"/>
+        </w:rPr>
+        <w:t>- in_btn()：</w:t>
+      </w:r>
+      <w:r>
+        <w:rPr>
+          <w:rFonts w:ascii="宋体" w:hAnsi="宋体"/>
+          <w:sz w:val="21"/>
+          <w:szCs w:val="21"/>
+          <w:shd w:val="clear" w:color="auto" w:fill="FFFFFF"/>
+        </w:rPr>
+        <w:t>判断鼠标坐标是否在按钮区域内。参数：mx, my, bx, by, bw, bh。返回：bool。</w:t>
+      </w:r>
+    </w:p>
+    <w:p>
+      <w:pPr>
+        <w:spacing w:line="12pt" w:lineRule="auto"/>
+        <w:ind w:firstLine="21.10pt"/>
+        <w:rPr>
+          <w:rFonts w:ascii="宋体" w:hAnsi="宋体"/>
+          <w:sz w:val="21"/>
+          <w:szCs w:val="21"/>
+          <w:shd w:val="clear" w:color="auto" w:fill="FFFFFF"/>
+        </w:rPr>
+      </w:pPr>
+      <w:r>
+        <w:rPr>
+          <w:rFonts w:ascii="宋体" w:hAnsi="宋体"/>
+          <w:b/>
+          <w:bCs/>
+          <w:sz w:val="21"/>
+          <w:szCs w:val="21"/>
+          <w:shd w:val="clear" w:color="auto" w:fill="FFFFFF"/>
+        </w:rPr>
+        <w:t>- wait_click()：</w:t>
+      </w:r>
+      <w:r>
+        <w:rPr>
+          <w:rFonts w:ascii="宋体" w:hAnsi="宋体"/>
+          <w:sz w:val="21"/>
+          <w:szCs w:val="21"/>
+          <w:shd w:val="clear" w:color="auto" w:fill="FFFFFF"/>
+        </w:rPr>
+        <w:t>阻塞等待鼠标左键点击或窗口关闭。参数：int &amp;mx, &amp;my（输出）。返回：void。</w:t>
+      </w:r>
+    </w:p>
+    <w:p>
+      <w:pPr>
+        <w:spacing w:line="12pt" w:lineRule="auto"/>
+        <w:ind w:firstLine="21pt"/>
+        <w:rPr>
+          <w:rFonts w:ascii="宋体" w:hAnsi="宋体"/>
+          <w:sz w:val="21"/>
+          <w:szCs w:val="21"/>
+          <w:shd w:val="clear" w:color="auto" w:fill="FFFFFF"/>
+        </w:rPr>
+      </w:pPr>
+      <w:r>
+        <w:rPr>
+          <w:rFonts w:ascii="宋体" w:hAnsi="宋体"/>
+          <w:sz w:val="21"/>
+          <w:szCs w:val="21"/>
+          <w:shd w:val="clear" w:color="auto" w:fill="FFFFFF"/>
+        </w:rPr>
+        <w:t>说明：菜单模块于项目优化期间从 draw_board.cpp 中独立出来，遵循单一职责原则。</w:t>
+      </w:r>
+    </w:p>
+    <w:p>
+      <w:pPr>
+        <w:spacing w:line="12pt" w:lineRule="auto"/>
+        <w:ind w:firstLine="21pt"/>
+        <w:rPr>
+          <w:rFonts w:ascii="宋体" w:hAnsi="宋体"/>
+          <w:sz w:val="21"/>
+          <w:szCs w:val="21"/>
+          <w:shd w:val="clear" w:color="auto" w:fill="FFFFFF"/>
+        </w:rPr>
+      </w:pPr>
+    </w:p>
+    <w:p>
+      <w:pPr>
+        <w:ind w:firstLine="24.10pt"/>
+        <w:rPr>
+          <w:rFonts w:ascii="宋体" w:hAnsi="宋体"/>
+          <w:b/>
+          <w:bCs/>
+          <w:shd w:val="clear" w:color="auto" w:fill="FFFFFF"/>
+        </w:rPr>
+      </w:pPr>
+      <w:r>
+        <w:rPr>
+          <w:rFonts w:ascii="宋体" w:hAnsi="宋体"/>
+          <w:b/>
+          <w:bCs/>
+          <w:shd w:val="clear" w:color="auto" w:fill="FFFFFF"/>
+        </w:rPr>
+        <w:t>4.1</w:t>
+      </w:r>
+      <w:r>
+        <w:rPr>
+          <w:rFonts w:ascii="宋体" w:hAnsi="宋体"/>
+          <w:b/>
+          <w:bCs/>
+          <w:shd w:val="clear" w:color="auto" w:fill="FFFFFF"/>
+        </w:rPr>
+        <w:t>.5 mouse_input.h/cpp — 鼠标输入处理</w:t>
+      </w:r>
+    </w:p>
+    <w:p>
+      <w:pPr>
+        <w:spacing w:line="12pt" w:lineRule="auto"/>
+        <w:ind w:firstLine="21.10pt"/>
+        <w:rPr>
+          <w:rFonts w:ascii="宋体" w:hAnsi="宋体"/>
+          <w:sz w:val="21"/>
+          <w:szCs w:val="21"/>
+          <w:shd w:val="clear" w:color="auto" w:fill="FFFFFF"/>
+        </w:rPr>
+      </w:pPr>
+      <w:r>
+        <w:rPr>
+          <w:rFonts w:ascii="宋体" w:hAnsi="宋体"/>
+          <w:b/>
+          <w:bCs/>
+          <w:sz w:val="21"/>
+          <w:szCs w:val="21"/>
+          <w:shd w:val="clear" w:color="auto" w:fill="FFFFFF"/>
+        </w:rPr>
+        <w:t>- handle_mouse_click(state, pX, pY, out_move)：</w:t>
+      </w:r>
+      <w:r>
+        <w:rPr>
+          <w:rFonts w:ascii="宋体" w:hAnsi="宋体"/>
+          <w:sz w:val="21"/>
+          <w:szCs w:val="21"/>
+          <w:shd w:val="clear" w:color="auto" w:fill="FFFFFF"/>
+        </w:rPr>
+        <w:t>处理鼠标点击。参数：state, 像素坐标(pX,pY), Move &amp;out_move（输出）。返回：bool（走棋成功时为 true）。</w:t>
+      </w:r>
+    </w:p>
+    <w:p>
+      <w:pPr>
+        <w:spacing w:line="12pt" w:lineRule="auto"/>
+        <w:ind w:firstLine="21pt"/>
+        <w:rPr>
+          <w:rFonts w:ascii="宋体" w:hAnsi="宋体"/>
+          <w:sz w:val="21"/>
+          <w:szCs w:val="21"/>
+          <w:shd w:val="clear" w:color="auto" w:fill="FFFFFF"/>
+        </w:rPr>
+      </w:pPr>
+      <w:r>
+        <w:rPr>
+          <w:rFonts w:ascii="宋体" w:hAnsi="宋体"/>
+          <w:sz w:val="21"/>
+          <w:szCs w:val="21"/>
+          <w:shd w:val="clear" w:color="auto" w:fill="FFFFFF"/>
+        </w:rPr>
+        <w:t>状态机转换：</w:t>
+      </w:r>
+    </w:p>
+    <w:p>
+      <w:pPr>
+        <w:spacing w:line="12pt" w:lineRule="auto"/>
+        <w:ind w:firstLine="21pt"/>
+        <w:rPr>
+          <w:rFonts w:ascii="宋体" w:hAnsi="宋体"/>
+          <w:sz w:val="21"/>
+          <w:szCs w:val="21"/>
+          <w:shd w:val="clear" w:color="auto" w:fill="FFFFFF"/>
+        </w:rPr>
+      </w:pPr>
+      <w:r>
+        <w:rPr>
+          <w:rFonts w:ascii="宋体" w:hAnsi="宋体"/>
+          <w:sz w:val="21"/>
+          <w:szCs w:val="21"/>
+          <w:shd w:val="clear" w:color="auto" w:fill="FFFFFF"/>
+        </w:rPr>
+        <w:t>在 SELECT_FIRST（选棋）阶段：点击己方棋子则选中，进入 SELECT_SECOND；点击空处或对方棋子则忽略。</w:t>
+      </w:r>
+    </w:p>
+    <w:p>
+      <w:pPr>
+        <w:spacing w:line="12pt" w:lineRule="auto"/>
+        <w:ind w:firstLine="21pt"/>
+        <w:rPr>
+          <w:rFonts w:ascii="宋体" w:hAnsi="宋体"/>
+          <w:sz w:val="21"/>
+          <w:szCs w:val="21"/>
+          <w:shd w:val="clear" w:color="auto" w:fill="FFFFFF"/>
+        </w:rPr>
+      </w:pPr>
+      <w:r>
+        <w:rPr>
+          <w:rFonts w:ascii="宋体" w:hAnsi="宋体"/>
+          <w:sz w:val="21"/>
+          <w:szCs w:val="21"/>
+          <w:shd w:val="clear" w:color="auto" w:fill="FFFFFF"/>
+        </w:rPr>
+        <w:t>在 SELECT_SECOND（走棋）阶段：点击同一棋子则取消选中，回到 SELECT_FIRST；点击己方其他棋子则切换选中，保持 SELECT_SECOND；点击目标位置则调用 apply_move() 校验——若成功，输出 Move 并回到 SELECT_FIRST；若失败，取消选中，回到 SELECT_FIRST。</w:t>
+      </w:r>
+    </w:p>
+    <w:p>
+      <w:pPr>
+        <w:spacing w:line="12pt" w:lineRule="auto"/>
+        <w:ind w:firstLine="21pt"/>
+        <w:rPr>
+          <w:rFonts w:ascii="宋体" w:hAnsi="宋体"/>
+          <w:sz w:val="21"/>
+          <w:szCs w:val="21"/>
+          <w:shd w:val="clear" w:color="auto" w:fill="FFFFFF"/>
+        </w:rPr>
+      </w:pPr>
+      <w:r>
+        <w:rPr>
+          <w:rFonts w:ascii="宋体" w:hAnsi="宋体"/>
+          <w:sz w:val="21"/>
+          <w:szCs w:val="21"/>
+          <w:shd w:val="clear" w:color="auto" w:fill="FFFFFF"/>
+        </w:rPr>
+        <w:t>坐标转换采用四舍五入：col = (pX - BOARD_LEFT + CELL_SIZE/2) / CELL_SIZE。</w:t>
+      </w:r>
+    </w:p>
+    <w:p>
+      <w:pPr>
+        <w:spacing w:line="12pt" w:lineRule="auto"/>
+        <w:ind w:firstLine="21pt"/>
+        <w:rPr>
+          <w:rFonts w:ascii="宋体" w:hAnsi="宋体"/>
+          <w:sz w:val="21"/>
+          <w:szCs w:val="21"/>
+          <w:shd w:val="clear" w:color="auto" w:fill="FFFFFF"/>
+        </w:rPr>
+      </w:pPr>
+    </w:p>
+    <w:p>
+      <w:pPr>
+        <w:ind w:firstLine="24.10pt"/>
+        <w:rPr>
+          <w:rFonts w:ascii="宋体" w:hAnsi="宋体"/>
+          <w:b/>
+          <w:bCs/>
+          <w:shd w:val="clear" w:color="auto" w:fill="FFFFFF"/>
+        </w:rPr>
+      </w:pPr>
+      <w:r>
+        <w:rPr>
+          <w:rFonts w:ascii="宋体" w:hAnsi="宋体"/>
+          <w:b/>
+          <w:bCs/>
+          <w:shd w:val="clear" w:color="auto" w:fill="FFFFFF"/>
+        </w:rPr>
+        <w:lastRenderedPageBreak/>
+        <w:t>4.1</w:t>
+      </w:r>
+      <w:r>
+        <w:rPr>
+          <w:rFonts w:ascii="宋体" w:hAnsi="宋体"/>
+          <w:b/>
+          <w:bCs/>
+          <w:shd w:val="clear" w:color="auto" w:fill="FFFFFF"/>
+        </w:rPr>
+        <w:t>.6 draw_board.h/cpp — 棋盘渲染</w:t>
+      </w:r>
+    </w:p>
+    <w:p>
+      <w:pPr>
+        <w:spacing w:line="12pt" w:lineRule="auto"/>
+        <w:ind w:firstLine="21.10pt"/>
+        <w:rPr>
+          <w:rFonts w:ascii="宋体" w:hAnsi="宋体"/>
+          <w:sz w:val="21"/>
+          <w:szCs w:val="21"/>
+          <w:shd w:val="clear" w:color="auto" w:fill="FFFFFF"/>
+        </w:rPr>
+      </w:pPr>
+      <w:r>
+        <w:rPr>
+          <w:rFonts w:ascii="宋体" w:hAnsi="宋体"/>
+          <w:b/>
+          <w:bCs/>
+          <w:sz w:val="21"/>
+          <w:szCs w:val="21"/>
+          <w:shd w:val="clear" w:color="auto" w:fill="FFFFFF"/>
+        </w:rPr>
+        <w:t>- draw_board(state, is_network, is_host)：</w:t>
+      </w:r>
+      <w:r>
+        <w:rPr>
+          <w:rFonts w:ascii="宋体" w:hAnsi="宋体"/>
+          <w:sz w:val="21"/>
+          <w:szCs w:val="21"/>
+          <w:shd w:val="clear" w:color="auto" w:fill="FFFFFF"/>
+        </w:rPr>
+        <w:t>完整渲染棋盘、棋子、选中高亮、合法走法标记、将军文字、右侧 UI 面板、悔棋弹窗。参数：state, 是否联机, 是否主机。返回：void。</w:t>
+      </w:r>
+    </w:p>
+    <w:p>
+      <w:pPr>
+        <w:spacing w:line="12pt" w:lineRule="auto"/>
+        <w:ind w:firstLine="21.10pt"/>
+        <w:rPr>
+          <w:rFonts w:ascii="宋体" w:hAnsi="宋体"/>
+          <w:sz w:val="21"/>
+          <w:szCs w:val="21"/>
+          <w:shd w:val="clear" w:color="auto" w:fill="FFFFFF"/>
+        </w:rPr>
+      </w:pPr>
+      <w:r>
+        <w:rPr>
+          <w:rFonts w:ascii="宋体" w:hAnsi="宋体"/>
+          <w:b/>
+          <w:bCs/>
+          <w:sz w:val="21"/>
+          <w:szCs w:val="21"/>
+          <w:shd w:val="clear" w:color="auto" w:fill="FFFFFF"/>
+        </w:rPr>
+        <w:t>- show_result(state)：</w:t>
+      </w:r>
+      <w:r>
+        <w:rPr>
+          <w:rFonts w:ascii="宋体" w:hAnsi="宋体"/>
+          <w:sz w:val="21"/>
+          <w:szCs w:val="21"/>
+          <w:shd w:val="clear" w:color="auto" w:fill="FFFFFF"/>
+        </w:rPr>
+        <w:t>显示白底结算文字框（红胜/黑胜）。参数：state。返回：void。</w:t>
+      </w:r>
+    </w:p>
+    <w:p>
+      <w:pPr>
+        <w:spacing w:line="12pt" w:lineRule="auto"/>
+        <w:ind w:firstLine="21pt"/>
+        <w:rPr>
+          <w:rFonts w:ascii="宋体" w:hAnsi="宋体"/>
+          <w:sz w:val="21"/>
+          <w:szCs w:val="21"/>
+          <w:shd w:val="clear" w:color="auto" w:fill="FFFFFF"/>
+        </w:rPr>
+      </w:pPr>
+      <w:r>
+        <w:rPr>
+          <w:rFonts w:ascii="宋体" w:hAnsi="宋体"/>
+          <w:sz w:val="21"/>
+          <w:szCs w:val="21"/>
+          <w:shd w:val="clear" w:color="auto" w:fill="FFFFFF"/>
+        </w:rPr>
+        <w:t>渲染顺序：背景 → 将军提示 → 棋盘外框（2px 粗线）→ 横线/竖线（楚河汉界处断开）→ 九宫斜线 → 楚河汉界文字 → 棋子（含选中高亮）→ 合法走法标记（绿色圆点</w:t>
+      </w:r>
+      <w:r>
+        <w:rPr>
+          <w:rFonts w:ascii="宋体" w:hAnsi="宋体" w:hint="eastAsia"/>
+          <w:sz w:val="21"/>
+          <w:szCs w:val="21"/>
+          <w:shd w:val="clear" w:color="auto" w:fill="FFFFFF"/>
+        </w:rPr>
+        <w:t>为</w:t>
+      </w:r>
+      <w:r>
+        <w:rPr>
+          <w:rFonts w:ascii="宋体" w:hAnsi="宋体"/>
+          <w:sz w:val="21"/>
+          <w:szCs w:val="21"/>
+          <w:shd w:val="clear" w:color="auto" w:fill="FFFFFF"/>
+        </w:rPr>
+        <w:t>可走空位，红色圆圈</w:t>
+      </w:r>
+      <w:r>
+        <w:rPr>
+          <w:rFonts w:ascii="宋体" w:hAnsi="宋体" w:hint="eastAsia"/>
+          <w:sz w:val="21"/>
+          <w:szCs w:val="21"/>
+          <w:shd w:val="clear" w:color="auto" w:fill="FFFFFF"/>
+        </w:rPr>
+        <w:t>为</w:t>
+      </w:r>
+      <w:r>
+        <w:rPr>
+          <w:rFonts w:ascii="宋体" w:hAnsi="宋体"/>
+          <w:sz w:val="21"/>
+          <w:szCs w:val="21"/>
+          <w:shd w:val="clear" w:color="auto" w:fill="FFFFFF"/>
+        </w:rPr>
+        <w:t>可吃子位）→ 右侧面板 → 悔棋请求弹窗（联机时）。</w:t>
+      </w:r>
+    </w:p>
+    <w:p>
+      <w:pPr>
+        <w:spacing w:line="12pt" w:lineRule="auto"/>
+        <w:ind w:firstLine="21pt"/>
+        <w:rPr>
+          <w:rFonts w:ascii="宋体" w:hAnsi="宋体"/>
+          <w:sz w:val="21"/>
+          <w:szCs w:val="21"/>
+          <w:shd w:val="clear" w:color="auto" w:fill="FFFFFF"/>
+        </w:rPr>
+      </w:pPr>
+      <w:r>
+        <w:rPr>
+          <w:rFonts w:ascii="宋体" w:hAnsi="宋体"/>
+          <w:sz w:val="21"/>
+          <w:szCs w:val="21"/>
+          <w:shd w:val="clear" w:color="auto" w:fill="FFFFFF"/>
+        </w:rPr>
+        <w:t>说明：</w:t>
+      </w:r>
+      <w:r>
+        <w:rPr>
+          <w:rFonts w:ascii="宋体" w:hAnsi="宋体" w:hint="eastAsia"/>
+          <w:sz w:val="21"/>
+          <w:szCs w:val="21"/>
+          <w:shd w:val="clear" w:color="auto" w:fill="FFFFFF"/>
+        </w:rPr>
+        <w:t>右侧</w:t>
+      </w:r>
+      <w:r>
+        <w:rPr>
+          <w:rFonts w:ascii="宋体" w:hAnsi="宋体"/>
+          <w:sz w:val="21"/>
+          <w:szCs w:val="21"/>
+          <w:shd w:val="clear" w:color="auto" w:fill="FFFFFF"/>
+        </w:rPr>
+        <w:t>面板根据 is_network / is_host 参数（由 main() 传入）决定按钮布局，不直接读取网络状态，解除了 UI 层对网络层的依赖。</w:t>
+      </w:r>
+    </w:p>
+    <w:p>
+      <w:pPr>
+        <w:spacing w:line="12pt" w:lineRule="auto"/>
+        <w:ind w:firstLine="21pt"/>
+        <w:rPr>
+          <w:rFonts w:ascii="宋体" w:hAnsi="宋体"/>
+          <w:sz w:val="21"/>
+          <w:szCs w:val="21"/>
+          <w:shd w:val="clear" w:color="auto" w:fill="FFFFFF"/>
+        </w:rPr>
+      </w:pPr>
+    </w:p>
+    <w:p>
+      <w:pPr>
+        <w:ind w:firstLine="24.10pt"/>
+        <w:rPr>
+          <w:rFonts w:ascii="宋体" w:hAnsi="宋体"/>
+          <w:b/>
+          <w:bCs/>
+          <w:shd w:val="clear" w:color="auto" w:fill="FFFFFF"/>
+        </w:rPr>
+      </w:pPr>
+      <w:r>
+        <w:rPr>
+          <w:rFonts w:ascii="宋体" w:hAnsi="宋体"/>
+          <w:b/>
+          <w:bCs/>
+          <w:shd w:val="clear" w:color="auto" w:fill="FFFFFF"/>
+        </w:rPr>
+        <w:t>4.1</w:t>
+      </w:r>
+      <w:r>
+        <w:rPr>
+          <w:rFonts w:ascii="宋体" w:hAnsi="宋体"/>
+          <w:b/>
+          <w:bCs/>
+          <w:shd w:val="clear" w:color="auto" w:fill="FFFFFF"/>
+        </w:rPr>
+        <w:t>.7 game_manager.h/cpp — 游戏流程管理</w:t>
+      </w:r>
+    </w:p>
+    <w:p>
+      <w:pPr>
+        <w:spacing w:line="12pt" w:lineRule="auto"/>
+        <w:ind w:firstLine="21pt"/>
+        <w:rPr>
+          <w:rFonts w:ascii="宋体" w:hAnsi="宋体"/>
+          <w:sz w:val="21"/>
+          <w:szCs w:val="21"/>
+          <w:shd w:val="clear" w:color="auto" w:fill="FFFFFF"/>
+        </w:rPr>
+      </w:pPr>
+      <w:r>
+        <w:rPr>
+          <w:rFonts w:ascii="宋体" w:hAnsi="宋体" w:hint="eastAsia"/>
+          <w:sz w:val="21"/>
+          <w:szCs w:val="21"/>
+          <w:shd w:val="clear" w:color="auto" w:fill="FFFFFF"/>
+        </w:rPr>
+        <w:t>（</w:t>
+      </w:r>
+      <w:r>
+        <w:rPr>
+          <w:rFonts w:ascii="宋体" w:hAnsi="宋体"/>
+          <w:sz w:val="21"/>
+          <w:szCs w:val="21"/>
+          <w:shd w:val="clear" w:color="auto" w:fill="FFFFFF"/>
+        </w:rPr>
+        <w:t>本模块接管了优化前 main.cpp 中全部辅助函数，以及网络消息分发和游戏结算流程。main.cpp 精简为仅含 main() 函数。</w:t>
+      </w:r>
+      <w:r>
+        <w:rPr>
+          <w:rFonts w:ascii="宋体" w:hAnsi="宋体" w:hint="eastAsia"/>
+          <w:sz w:val="21"/>
+          <w:szCs w:val="21"/>
+          <w:shd w:val="clear" w:color="auto" w:fill="FFFFFF"/>
+        </w:rPr>
+        <w:t>）</w:t>
+      </w:r>
+    </w:p>
+    <w:p>
+      <w:pPr>
+        <w:spacing w:line="12pt" w:lineRule="auto"/>
+        <w:ind w:firstLine="21.10pt"/>
+        <w:rPr>
+          <w:rFonts w:ascii="宋体" w:hAnsi="宋体"/>
+          <w:sz w:val="21"/>
+          <w:szCs w:val="21"/>
+          <w:shd w:val="clear" w:color="auto" w:fill="FFFFFF"/>
+        </w:rPr>
+      </w:pPr>
+      <w:r>
+        <w:rPr>
+          <w:rFonts w:ascii="宋体" w:hAnsi="宋体"/>
+          <w:b/>
+          <w:bCs/>
+          <w:sz w:val="21"/>
+          <w:szCs w:val="21"/>
+          <w:shd w:val="clear" w:color="auto" w:fill="FFFFFF"/>
+        </w:rPr>
+        <w:t>- is_my_turn(menu_choice, current_side)：</w:t>
+      </w:r>
+      <w:r>
+        <w:rPr>
+          <w:rFonts w:ascii="宋体" w:hAnsi="宋体"/>
+          <w:sz w:val="21"/>
+          <w:szCs w:val="21"/>
+          <w:shd w:val="clear" w:color="auto" w:fill="FFFFFF"/>
+        </w:rPr>
+        <w:t>判断当前回合是否轮到本地操作。单机总是返回 true；联机主机=红方、客机=黑方。参数：menu_choice, current_side。返回：bool。</w:t>
+      </w:r>
+    </w:p>
+    <w:p>
+      <w:pPr>
+        <w:spacing w:line="12pt" w:lineRule="auto"/>
+        <w:ind w:firstLine="21.10pt"/>
+        <w:rPr>
+          <w:rFonts w:ascii="宋体" w:hAnsi="宋体"/>
+          <w:sz w:val="21"/>
+          <w:szCs w:val="21"/>
+          <w:shd w:val="clear" w:color="auto" w:fill="FFFFFF"/>
+        </w:rPr>
+      </w:pPr>
+      <w:r>
+        <w:rPr>
+          <w:rFonts w:ascii="宋体" w:hAnsi="宋体"/>
+          <w:b/>
+          <w:bCs/>
+          <w:sz w:val="21"/>
+          <w:szCs w:val="21"/>
+          <w:shd w:val="clear" w:color="auto" w:fill="FFFFFF"/>
+        </w:rPr>
+        <w:t>- handle_control_click(state, px, py, is_network, is_host)：</w:t>
+      </w:r>
+      <w:r>
+        <w:rPr>
+          <w:rFonts w:ascii="宋体" w:hAnsi="宋体"/>
+          <w:sz w:val="21"/>
+          <w:szCs w:val="21"/>
+          <w:shd w:val="clear" w:color="auto" w:fill="FFFFFF"/>
+        </w:rPr>
+        <w:t>处理右侧 UI 按钮点击。单机模式下：黑认输（判红胜）、悔棋（undo_move）、红认输（判黑胜）。联机模式下：己方认输则调用 net_send_resign() 并判负；悔棋则调用 net_send_undo_req() 并用 net_set_waiting_undo(true) 锁定本地操作；悔棋弹窗同意/拒绝则调用 undo_to_turn() 并发送对应消息。参数：state, 像素坐标, is_network, is_host。返回：bool（已处理时为 true）。</w:t>
+      </w:r>
+    </w:p>
+    <w:p>
+      <w:pPr>
+        <w:spacing w:line="12pt" w:lineRule="auto"/>
+        <w:ind w:firstLine="21.10pt"/>
+        <w:rPr>
+          <w:rFonts w:ascii="宋体" w:hAnsi="宋体"/>
+          <w:sz w:val="21"/>
+          <w:szCs w:val="21"/>
+          <w:shd w:val="clear" w:color="auto" w:fill="FFFFFF"/>
+        </w:rPr>
+      </w:pPr>
+      <w:r>
+        <w:rPr>
+          <w:rFonts w:ascii="宋体" w:hAnsi="宋体"/>
+          <w:b/>
+          <w:bCs/>
+          <w:sz w:val="21"/>
+          <w:szCs w:val="21"/>
+          <w:shd w:val="clear" w:color="auto" w:fill="FFFFFF"/>
+        </w:rPr>
+        <w:t>- handle_network_msg(state, menu_choice)：</w:t>
+      </w:r>
+      <w:r>
+        <w:rPr>
+          <w:rFonts w:ascii="宋体" w:hAnsi="宋体"/>
+          <w:sz w:val="21"/>
+          <w:szCs w:val="21"/>
+          <w:shd w:val="clear" w:color="auto" w:fill="FFFFFF"/>
+        </w:rPr>
+        <w:t>非阻塞接收一条网络消息并分发处理，涵盖 MOVE / UNDO_REQ / UNDO_ACCEPT / UNDO_REJECT / RESIGN 消息类型。接收失败时检查 net_get_state().connected：若为 false，则直接判本方获胜（对方断连）。参数：state, menu_choice。返回：bool。</w:t>
+      </w:r>
+    </w:p>
+    <w:p>
+      <w:pPr>
+        <w:spacing w:line="12pt" w:lineRule="auto"/>
+        <w:ind w:firstLine="21.10pt"/>
+        <w:rPr>
+          <w:rFonts w:ascii="宋体" w:hAnsi="宋体"/>
+          <w:sz w:val="21"/>
+          <w:szCs w:val="21"/>
+          <w:shd w:val="clear" w:color="auto" w:fill="FFFFFF"/>
+        </w:rPr>
+      </w:pPr>
+      <w:r>
+        <w:rPr>
+          <w:rFonts w:ascii="宋体" w:hAnsi="宋体"/>
+          <w:b/>
+          <w:bCs/>
+          <w:sz w:val="21"/>
+          <w:szCs w:val="21"/>
+          <w:shd w:val="clear" w:color="auto" w:fill="FFFFFF"/>
+        </w:rPr>
+        <w:t>- net_startup(menu_choice)：</w:t>
+      </w:r>
+      <w:r>
+        <w:rPr>
+          <w:rFonts w:ascii="宋体" w:hAnsi="宋体"/>
+          <w:sz w:val="21"/>
+          <w:szCs w:val="21"/>
+          <w:shd w:val="clear" w:color="auto" w:fill="FFFFFF"/>
+        </w:rPr>
+        <w:t>启动网络连接。主机路径：调用 net_host(8888) 并弹出临时窗口显示本机 IP；客机路径：弹窗显示"正在连接主机..."，调用 net_connect(ip, 8888)。失败返回 false。参数：menu_choice。返回：bool。</w:t>
+      </w:r>
+    </w:p>
+    <w:p>
+      <w:pPr>
+        <w:spacing w:line="12pt" w:lineRule="auto"/>
+        <w:ind w:firstLine="21.10pt"/>
+        <w:rPr>
+          <w:rFonts w:ascii="宋体" w:hAnsi="宋体"/>
+          <w:sz w:val="21"/>
+          <w:szCs w:val="21"/>
+          <w:shd w:val="clear" w:color="auto" w:fill="FFFFFF"/>
+        </w:rPr>
+      </w:pPr>
+      <w:r>
+        <w:rPr>
+          <w:rFonts w:ascii="宋体" w:hAnsi="宋体"/>
+          <w:b/>
+          <w:bCs/>
+          <w:sz w:val="21"/>
+          <w:szCs w:val="21"/>
+          <w:shd w:val="clear" w:color="auto" w:fill="FFFFFF"/>
+        </w:rPr>
+        <w:t>- game_over_sequence(state, is_network, is_host)：</w:t>
+      </w:r>
+      <w:r>
+        <w:rPr>
+          <w:rFonts w:ascii="宋体" w:hAnsi="宋体"/>
+          <w:sz w:val="21"/>
+          <w:szCs w:val="21"/>
+          <w:shd w:val="clear" w:color="auto" w:fill="FFFFFF"/>
+        </w:rPr>
+        <w:t>游戏结算流程。返回：void。</w:t>
+      </w:r>
+    </w:p>
+    <w:p>
+      <w:pPr>
+        <w:spacing w:line="12pt" w:lineRule="auto"/>
+        <w:ind w:firstLine="21pt"/>
+        <w:rPr>
+          <w:rFonts w:ascii="宋体" w:hAnsi="宋体"/>
+          <w:sz w:val="21"/>
+          <w:szCs w:val="21"/>
+          <w:shd w:val="clear" w:color="auto" w:fill="FFFFFF"/>
+        </w:rPr>
+      </w:pPr>
+    </w:p>
+    <w:p>
+      <w:pPr>
+        <w:spacing w:line="12pt" w:lineRule="auto"/>
+        <w:ind w:firstLine="21.10pt"/>
+        <w:rPr>
+          <w:rFonts w:ascii="宋体" w:hAnsi="宋体"/>
+          <w:b/>
+          <w:bCs/>
+          <w:sz w:val="21"/>
+          <w:szCs w:val="21"/>
+          <w:shd w:val="clear" w:color="auto" w:fill="FFFFFF"/>
+        </w:rPr>
+      </w:pPr>
+      <w:r>
+        <w:rPr>
+          <w:rFonts w:ascii="宋体" w:hAnsi="宋体"/>
+          <w:b/>
+          <w:bCs/>
+          <w:sz w:val="21"/>
+          <w:szCs w:val="21"/>
+          <w:shd w:val="clear" w:color="auto" w:fill="FFFFFF"/>
+        </w:rPr>
+        <w:t>悔棋协议流程：</w:t>
+      </w:r>
+    </w:p>
+    <w:p>
+      <w:pPr>
+        <w:spacing w:line="12pt" w:lineRule="auto"/>
+        <w:ind w:firstLine="21pt"/>
+        <w:rPr>
+          <w:rFonts w:ascii="宋体" w:hAnsi="宋体"/>
+          <w:sz w:val="21"/>
+          <w:szCs w:val="21"/>
+          <w:shd w:val="clear" w:color="auto" w:fill="FFFFFF"/>
+        </w:rPr>
+      </w:pPr>
+      <w:r>
+        <w:rPr>
+          <w:rFonts w:ascii="宋体" w:hAnsi="宋体"/>
+          <w:sz w:val="21"/>
+          <w:szCs w:val="21"/>
+          <w:shd w:val="clear" w:color="auto" w:fill="FFFFFF"/>
+        </w:rPr>
+        <w:t>A 点击悔棋 → net_send_undo_req() → net_set_waiting_undo(true) → 本地棋盘操作锁定</w:t>
+      </w:r>
+    </w:p>
+    <w:p>
+      <w:pPr>
+        <w:spacing w:line="12pt" w:lineRule="auto"/>
+        <w:ind w:firstLine="21pt"/>
+        <w:rPr>
+          <w:rFonts w:ascii="宋体" w:hAnsi="宋体"/>
+          <w:sz w:val="21"/>
+          <w:szCs w:val="21"/>
+          <w:shd w:val="clear" w:color="auto" w:fill="FFFFFF"/>
+        </w:rPr>
+      </w:pPr>
+      <w:r>
+        <w:rPr>
+          <w:rFonts w:ascii="宋体" w:hAnsi="宋体"/>
+          <w:sz w:val="21"/>
+          <w:szCs w:val="21"/>
+          <w:shd w:val="clear" w:color="auto" w:fill="FFFFFF"/>
+        </w:rPr>
+        <w:t>B 收到 NET_UNDO_REQ → state.undo_req_pending = true → 显示"同意/拒绝"弹窗</w:t>
+      </w:r>
+    </w:p>
+    <w:p>
+      <w:pPr>
+        <w:spacing w:line="12pt" w:lineRule="auto"/>
+        <w:ind w:firstLine="21pt"/>
+        <w:rPr>
+          <w:rFonts w:ascii="宋体" w:hAnsi="宋体"/>
+          <w:sz w:val="21"/>
+          <w:szCs w:val="21"/>
+          <w:shd w:val="clear" w:color="auto" w:fill="FFFFFF"/>
+        </w:rPr>
+      </w:pPr>
+      <w:r>
+        <w:rPr>
+          <w:rFonts w:ascii="宋体" w:hAnsi="宋体"/>
+          <w:sz w:val="21"/>
+          <w:szCs w:val="21"/>
+          <w:shd w:val="clear" w:color="auto" w:fill="FFFFFF"/>
+        </w:rPr>
+        <w:t>B 点击同意 → net_send_undo_accept() → undo_to_turn(state, opp_color)</w:t>
+      </w:r>
+    </w:p>
+    <w:p>
+      <w:pPr>
+        <w:spacing w:line="12pt" w:lineRule="auto"/>
+        <w:ind w:firstLine="21pt"/>
+        <w:rPr>
+          <w:rFonts w:ascii="宋体" w:hAnsi="宋体"/>
+          <w:sz w:val="21"/>
+          <w:szCs w:val="21"/>
+          <w:shd w:val="clear" w:color="auto" w:fill="FFFFFF"/>
+        </w:rPr>
+      </w:pPr>
+      <w:r>
+        <w:rPr>
+          <w:rFonts w:ascii="宋体" w:hAnsi="宋体"/>
+          <w:sz w:val="21"/>
+          <w:szCs w:val="21"/>
+          <w:shd w:val="clear" w:color="auto" w:fill="FFFFFF"/>
+        </w:rPr>
+        <w:t>B 点击拒绝 → net_send_undo_reject()</w:t>
+      </w:r>
+    </w:p>
+    <w:p>
+      <w:pPr>
+        <w:spacing w:line="12pt" w:lineRule="auto"/>
+        <w:ind w:firstLine="21pt"/>
+        <w:rPr>
+          <w:rFonts w:ascii="宋体" w:hAnsi="宋体"/>
+          <w:sz w:val="21"/>
+          <w:szCs w:val="21"/>
+          <w:shd w:val="clear" w:color="auto" w:fill="FFFFFF"/>
+        </w:rPr>
+      </w:pPr>
+      <w:r>
+        <w:rPr>
+          <w:rFonts w:ascii="宋体" w:hAnsi="宋体"/>
+          <w:sz w:val="21"/>
+          <w:szCs w:val="21"/>
+          <w:shd w:val="clear" w:color="auto" w:fill="FFFFFF"/>
+        </w:rPr>
+        <w:t>A 收到回复 → 同意则执行 undo_to_turn() 回退 → 解除锁定；拒绝则仅解除锁定</w:t>
+      </w:r>
+    </w:p>
+    <w:p>
+      <w:pPr>
+        <w:spacing w:line="12pt" w:lineRule="auto"/>
+        <w:ind w:firstLine="21pt"/>
+        <w:rPr>
+          <w:rFonts w:ascii="宋体" w:hAnsi="宋体"/>
+          <w:sz w:val="21"/>
+          <w:szCs w:val="21"/>
+          <w:shd w:val="clear" w:color="auto" w:fill="FFFFFF"/>
+        </w:rPr>
+      </w:pPr>
+    </w:p>
+    <w:p>
+      <w:pPr>
+        <w:ind w:firstLine="24.10pt"/>
+        <w:rPr>
+          <w:rFonts w:ascii="宋体" w:hAnsi="宋体"/>
+          <w:b/>
+          <w:bCs/>
+          <w:shd w:val="clear" w:color="auto" w:fill="FFFFFF"/>
+        </w:rPr>
+      </w:pPr>
+      <w:r>
+        <w:rPr>
+          <w:rFonts w:ascii="宋体" w:hAnsi="宋体"/>
+          <w:b/>
+          <w:bCs/>
+          <w:shd w:val="clear" w:color="auto" w:fill="FFFFFF"/>
+        </w:rPr>
+        <w:t>4.1</w:t>
+      </w:r>
+      <w:r>
+        <w:rPr>
+          <w:rFonts w:ascii="宋体" w:hAnsi="宋体"/>
+          <w:b/>
+          <w:bCs/>
+          <w:shd w:val="clear" w:color="auto" w:fill="FFFFFF"/>
+        </w:rPr>
+        <w:t>.8 network.h/cpp — 网络通信</w:t>
+      </w:r>
+    </w:p>
+    <w:p>
+      <w:pPr>
+        <w:spacing w:line="12pt" w:lineRule="auto"/>
+        <w:ind w:firstLine="21pt"/>
+        <w:rPr>
+          <w:rFonts w:ascii="宋体" w:hAnsi="宋体"/>
+          <w:sz w:val="21"/>
+          <w:szCs w:val="21"/>
+          <w:shd w:val="clear" w:color="auto" w:fill="FFFFFF"/>
+        </w:rPr>
+      </w:pPr>
+      <w:r>
+        <w:rPr>
+          <w:rFonts w:ascii="宋体" w:hAnsi="宋体"/>
+          <w:sz w:val="21"/>
+          <w:szCs w:val="21"/>
+          <w:shd w:val="clear" w:color="auto" w:fill="FFFFFF"/>
+        </w:rPr>
+        <w:t>基于 Winsock2 实现 TCP 直连，使用自定义应用层协议。</w:t>
+      </w:r>
+    </w:p>
+    <w:p>
+      <w:pPr>
+        <w:spacing w:line="12pt" w:lineRule="auto"/>
+        <w:ind w:firstLine="21.10pt"/>
+        <w:rPr>
+          <w:rFonts w:ascii="宋体" w:hAnsi="宋体"/>
+          <w:sz w:val="21"/>
+          <w:szCs w:val="21"/>
+          <w:shd w:val="clear" w:color="auto" w:fill="FFFFFF"/>
+        </w:rPr>
+      </w:pPr>
+      <w:r>
+        <w:rPr>
+          <w:rFonts w:ascii="宋体" w:hAnsi="宋体"/>
+          <w:b/>
+          <w:bCs/>
+          <w:sz w:val="21"/>
+          <w:szCs w:val="21"/>
+          <w:shd w:val="clear" w:color="auto" w:fill="FFFFFF"/>
+        </w:rPr>
+        <w:t>- net_init()：</w:t>
+      </w:r>
+      <w:r>
+        <w:rPr>
+          <w:rFonts w:ascii="宋体" w:hAnsi="宋体"/>
+          <w:sz w:val="21"/>
+          <w:szCs w:val="21"/>
+          <w:shd w:val="clear" w:color="auto" w:fill="FFFFFF"/>
+        </w:rPr>
+        <w:t>调用 WSAStartup(2,2) 初始化 Winsock。参数：无。返回：bool。</w:t>
+      </w:r>
+    </w:p>
+    <w:p>
+      <w:pPr>
+        <w:spacing w:line="12pt" w:lineRule="auto"/>
+        <w:ind w:firstLine="21.10pt"/>
+        <w:rPr>
+          <w:rFonts w:ascii="宋体" w:hAnsi="宋体"/>
+          <w:sz w:val="21"/>
+          <w:szCs w:val="21"/>
+          <w:shd w:val="clear" w:color="auto" w:fill="FFFFFF"/>
+        </w:rPr>
+      </w:pPr>
+      <w:r>
+        <w:rPr>
+          <w:rFonts w:ascii="宋体" w:hAnsi="宋体"/>
+          <w:b/>
+          <w:bCs/>
+          <w:sz w:val="21"/>
+          <w:szCs w:val="21"/>
+          <w:shd w:val="clear" w:color="auto" w:fill="FFFFFF"/>
+        </w:rPr>
+        <w:t>- net_cleanup()：</w:t>
+      </w:r>
+      <w:r>
+        <w:rPr>
+          <w:rFonts w:ascii="宋体" w:hAnsi="宋体"/>
+          <w:sz w:val="21"/>
+          <w:szCs w:val="21"/>
+          <w:shd w:val="clear" w:color="auto" w:fill="FFFFFF"/>
+        </w:rPr>
+        <w:t>调用 net_disconnect() + WSACleanup()。参数：无。返回：void。</w:t>
+      </w:r>
+    </w:p>
+    <w:p>
+      <w:pPr>
+        <w:spacing w:line="12pt" w:lineRule="auto"/>
+        <w:ind w:firstLine="21.10pt"/>
+        <w:rPr>
+          <w:rFonts w:ascii="宋体" w:hAnsi="宋体"/>
+          <w:sz w:val="21"/>
+          <w:szCs w:val="21"/>
+          <w:shd w:val="clear" w:color="auto" w:fill="FFFFFF"/>
+        </w:rPr>
+      </w:pPr>
+      <w:r>
+        <w:rPr>
+          <w:rFonts w:ascii="宋体" w:hAnsi="宋体"/>
+          <w:b/>
+          <w:bCs/>
+          <w:sz w:val="21"/>
+          <w:szCs w:val="21"/>
+          <w:shd w:val="clear" w:color="auto" w:fill="FFFFFF"/>
+        </w:rPr>
+        <w:t>- net_host(port)：</w:t>
+      </w:r>
+      <w:r>
+        <w:rPr>
+          <w:rFonts w:ascii="宋体" w:hAnsi="宋体"/>
+          <w:sz w:val="21"/>
+          <w:szCs w:val="21"/>
+          <w:shd w:val="clear" w:color="auto" w:fill="FFFFFF"/>
+        </w:rPr>
+        <w:t>创建 TCP 服务器。执行 socket → SO_REUSEADDR → bind → listen → select+accept 循环等待。完成后关闭监听 socket，启用 TCP_NODELAY。参数：port（默认 8888）。返回：bool。</w:t>
+      </w:r>
+    </w:p>
+    <w:p>
+      <w:pPr>
+        <w:spacing w:line="12pt" w:lineRule="auto"/>
+        <w:ind w:firstLine="21.10pt"/>
+        <w:rPr>
+          <w:rFonts w:ascii="宋体" w:hAnsi="宋体"/>
+          <w:sz w:val="21"/>
+          <w:szCs w:val="21"/>
+          <w:shd w:val="clear" w:color="auto" w:fill="FFFFFF"/>
+        </w:rPr>
+      </w:pPr>
+      <w:r>
+        <w:rPr>
+          <w:rFonts w:ascii="宋体" w:hAnsi="宋体"/>
+          <w:b/>
+          <w:bCs/>
+          <w:sz w:val="21"/>
+          <w:szCs w:val="21"/>
+          <w:shd w:val="clear" w:color="auto" w:fill="FFFFFF"/>
+        </w:rPr>
+        <w:t>- net_connect(ip, port)：</w:t>
+      </w:r>
+      <w:r>
+        <w:rPr>
+          <w:rFonts w:ascii="宋体" w:hAnsi="宋体"/>
+          <w:sz w:val="21"/>
+          <w:szCs w:val="21"/>
+          <w:shd w:val="clear" w:color="auto" w:fill="FFFFFF"/>
+        </w:rPr>
+        <w:t>客户端连接。执行 socket → connect（受 SO_SNDTIMEO 控制），成功后启用 TCP_NODELAY。参数：ip, port。返回：bool。</w:t>
+      </w:r>
+    </w:p>
+    <w:p>
+      <w:pPr>
+        <w:spacing w:line="12pt" w:lineRule="auto"/>
+        <w:ind w:firstLine="21.10pt"/>
+        <w:rPr>
+          <w:rFonts w:ascii="宋体" w:hAnsi="宋体"/>
+          <w:sz w:val="21"/>
+          <w:szCs w:val="21"/>
+          <w:shd w:val="clear" w:color="auto" w:fill="FFFFFF"/>
+        </w:rPr>
+      </w:pPr>
+      <w:r>
+        <w:rPr>
+          <w:rFonts w:ascii="宋体" w:hAnsi="宋体"/>
+          <w:b/>
+          <w:bCs/>
+          <w:sz w:val="21"/>
+          <w:szCs w:val="21"/>
+          <w:shd w:val="clear" w:color="auto" w:fill="FFFFFF"/>
+        </w:rPr>
+        <w:lastRenderedPageBreak/>
+        <w:t>- net_disconnect()：</w:t>
+      </w:r>
+      <w:r>
+        <w:rPr>
+          <w:rFonts w:ascii="宋体" w:hAnsi="宋体"/>
+          <w:sz w:val="21"/>
+          <w:szCs w:val="21"/>
+          <w:shd w:val="clear" w:color="auto" w:fill="FFFFFF"/>
+        </w:rPr>
+        <w:t>关闭所有 socket，重置 g_net 状态。参数：无。返回：void。</w:t>
+      </w:r>
+    </w:p>
+    <w:p>
+      <w:pPr>
+        <w:spacing w:line="12pt" w:lineRule="auto"/>
+        <w:ind w:firstLine="21.10pt"/>
+        <w:rPr>
+          <w:rFonts w:ascii="宋体" w:hAnsi="宋体"/>
+          <w:sz w:val="21"/>
+          <w:szCs w:val="21"/>
+          <w:shd w:val="clear" w:color="auto" w:fill="FFFFFF"/>
+        </w:rPr>
+      </w:pPr>
+      <w:r>
+        <w:rPr>
+          <w:rFonts w:ascii="宋体" w:hAnsi="宋体"/>
+          <w:b/>
+          <w:bCs/>
+          <w:sz w:val="21"/>
+          <w:szCs w:val="21"/>
+          <w:shd w:val="clear" w:color="auto" w:fill="FFFFFF"/>
+        </w:rPr>
+        <w:t>- net_send_msg(msg)：</w:t>
+      </w:r>
+      <w:r>
+        <w:rPr>
+          <w:rFonts w:ascii="宋体" w:hAnsi="宋体"/>
+          <w:sz w:val="21"/>
+          <w:szCs w:val="21"/>
+          <w:shd w:val="clear" w:color="auto" w:fill="FFFFFF"/>
+        </w:rPr>
+        <w:t>发送消息，先发 8B 包头（type + data_len），再发负载。循环 send() 处理部分发送。参数：const NetMessage &amp;msg。返回：bool。</w:t>
+      </w:r>
+    </w:p>
+    <w:p>
+      <w:pPr>
+        <w:spacing w:line="12pt" w:lineRule="auto"/>
+        <w:ind w:firstLine="21.10pt"/>
+        <w:rPr>
+          <w:rFonts w:ascii="宋体" w:hAnsi="宋体"/>
+          <w:sz w:val="21"/>
+          <w:szCs w:val="21"/>
+          <w:shd w:val="clear" w:color="auto" w:fill="FFFFFF"/>
+        </w:rPr>
+      </w:pPr>
+      <w:r>
+        <w:rPr>
+          <w:rFonts w:ascii="宋体" w:hAnsi="宋体"/>
+          <w:b/>
+          <w:bCs/>
+          <w:sz w:val="21"/>
+          <w:szCs w:val="21"/>
+          <w:shd w:val="clear" w:color="auto" w:fill="FFFFFF"/>
+        </w:rPr>
+        <w:t>- net_recv_msg(msg)：</w:t>
+      </w:r>
+      <w:r>
+        <w:rPr>
+          <w:rFonts w:ascii="宋体" w:hAnsi="宋体"/>
+          <w:sz w:val="21"/>
+          <w:szCs w:val="21"/>
+          <w:shd w:val="clear" w:color="auto" w:fill="FFFFFF"/>
+        </w:rPr>
+        <w:t>阻塞接收。循环 recv() 接收包头（超时 100ms）→ 校验合法性 → 接收负载。recv() 失败（含对端断开）时将 g_net.connected 置为 false。参数：NetMessage &amp;msg（输出）。返回：bool。</w:t>
+      </w:r>
+    </w:p>
+    <w:p>
+      <w:pPr>
+        <w:spacing w:line="12pt" w:lineRule="auto"/>
+        <w:ind w:firstLine="21.10pt"/>
+        <w:rPr>
+          <w:rFonts w:ascii="宋体" w:hAnsi="宋体"/>
+          <w:sz w:val="21"/>
+          <w:szCs w:val="21"/>
+          <w:shd w:val="clear" w:color="auto" w:fill="FFFFFF"/>
+        </w:rPr>
+      </w:pPr>
+      <w:r>
+        <w:rPr>
+          <w:rFonts w:ascii="宋体" w:hAnsi="宋体"/>
+          <w:b/>
+          <w:bCs/>
+          <w:sz w:val="21"/>
+          <w:szCs w:val="21"/>
+          <w:shd w:val="clear" w:color="auto" w:fill="FFFFFF"/>
+        </w:rPr>
+        <w:t>- net_recv_msg_nonblock(msg)：</w:t>
+      </w:r>
+      <w:r>
+        <w:rPr>
+          <w:rFonts w:ascii="宋体" w:hAnsi="宋体"/>
+          <w:sz w:val="21"/>
+          <w:szCs w:val="21"/>
+          <w:shd w:val="clear" w:color="auto" w:fill="FFFFFF"/>
+        </w:rPr>
+        <w:t>select() 检查可读后调 net_recv_msg()，实现非阻塞。参数：NetMessage &amp;msg（输出）。返回：bool。</w:t>
+      </w:r>
+    </w:p>
+    <w:p>
+      <w:pPr>
+        <w:spacing w:line="12pt" w:lineRule="auto"/>
+        <w:ind w:firstLine="21.10pt"/>
+        <w:rPr>
+          <w:rFonts w:ascii="宋体" w:hAnsi="宋体"/>
+          <w:sz w:val="21"/>
+          <w:szCs w:val="21"/>
+          <w:shd w:val="clear" w:color="auto" w:fill="FFFFFF"/>
+        </w:rPr>
+      </w:pPr>
+      <w:r>
+        <w:rPr>
+          <w:rFonts w:ascii="宋体" w:hAnsi="宋体"/>
+          <w:b/>
+          <w:bCs/>
+          <w:sz w:val="21"/>
+          <w:szCs w:val="21"/>
+          <w:shd w:val="clear" w:color="auto" w:fill="FFFFFF"/>
+        </w:rPr>
+        <w:t>- net_send_move(move) 等 6 个便捷函数：</w:t>
+      </w:r>
+      <w:r>
+        <w:rPr>
+          <w:rFonts w:ascii="宋体" w:hAnsi="宋体"/>
+          <w:sz w:val="21"/>
+          <w:szCs w:val="21"/>
+          <w:shd w:val="clear" w:color="auto" w:fill="FFFFFF"/>
+        </w:rPr>
+        <w:t>封装特定消息类型的发送，内部构造 NetMessage 后调 net_send_msg()。参数：对应数据。返回：bool。</w:t>
+      </w:r>
+    </w:p>
+    <w:p>
+      <w:pPr>
+        <w:spacing w:line="12pt" w:lineRule="auto"/>
+        <w:ind w:firstLine="21.10pt"/>
+        <w:rPr>
+          <w:rFonts w:ascii="宋体" w:hAnsi="宋体"/>
+          <w:sz w:val="21"/>
+          <w:szCs w:val="21"/>
+          <w:shd w:val="clear" w:color="auto" w:fill="FFFFFF"/>
+        </w:rPr>
+      </w:pPr>
+      <w:r>
+        <w:rPr>
+          <w:rFonts w:ascii="宋体" w:hAnsi="宋体"/>
+          <w:b/>
+          <w:bCs/>
+          <w:sz w:val="21"/>
+          <w:szCs w:val="21"/>
+          <w:shd w:val="clear" w:color="auto" w:fill="FFFFFF"/>
+        </w:rPr>
+        <w:t>- net_pack_move() / net_unpack_move()：</w:t>
+      </w:r>
+      <w:r>
+        <w:rPr>
+          <w:rFonts w:ascii="宋体" w:hAnsi="宋体"/>
+          <w:sz w:val="21"/>
+          <w:szCs w:val="21"/>
+          <w:shd w:val="clear" w:color="auto" w:fill="FFFFFF"/>
+        </w:rPr>
+        <w:t>Move 结构体与 char[256] 直接按字节互拷。参数：msg, move。返回：void。</w:t>
+      </w:r>
+    </w:p>
+    <w:p>
+      <w:pPr>
+        <w:spacing w:line="12pt" w:lineRule="auto"/>
+        <w:ind w:firstLine="21.10pt"/>
+        <w:rPr>
+          <w:rFonts w:ascii="宋体" w:hAnsi="宋体"/>
+          <w:sz w:val="21"/>
+          <w:szCs w:val="21"/>
+          <w:shd w:val="clear" w:color="auto" w:fill="FFFFFF"/>
+        </w:rPr>
+      </w:pPr>
+      <w:r>
+        <w:rPr>
+          <w:rFonts w:ascii="宋体" w:hAnsi="宋体"/>
+          <w:b/>
+          <w:bCs/>
+          <w:sz w:val="21"/>
+          <w:szCs w:val="21"/>
+          <w:shd w:val="clear" w:color="auto" w:fill="FFFFFF"/>
+        </w:rPr>
+        <w:t>- net_get_state()：</w:t>
+      </w:r>
+      <w:r>
+        <w:rPr>
+          <w:rFonts w:ascii="宋体" w:hAnsi="宋体"/>
+          <w:sz w:val="21"/>
+          <w:szCs w:val="21"/>
+          <w:shd w:val="clear" w:color="auto" w:fill="FFFFFF"/>
+        </w:rPr>
+        <w:t>获取网络状态，返回只读引用 const NetState&amp;，防止外部直接修改。参数：无。返回：const NetState&amp;。</w:t>
+      </w:r>
+    </w:p>
+    <w:p>
+      <w:pPr>
+        <w:spacing w:line="12pt" w:lineRule="auto"/>
+        <w:ind w:firstLine="21.10pt"/>
+        <w:rPr>
+          <w:rFonts w:ascii="宋体" w:hAnsi="宋体"/>
+          <w:sz w:val="21"/>
+          <w:szCs w:val="21"/>
+          <w:shd w:val="clear" w:color="auto" w:fill="FFFFFF"/>
+        </w:rPr>
+      </w:pPr>
+      <w:r>
+        <w:rPr>
+          <w:rFonts w:ascii="宋体" w:hAnsi="宋体"/>
+          <w:b/>
+          <w:bCs/>
+          <w:sz w:val="21"/>
+          <w:szCs w:val="21"/>
+          <w:shd w:val="clear" w:color="auto" w:fill="FFFFFF"/>
+        </w:rPr>
+        <w:t>- net_set_waiting_undo(bool)：</w:t>
+      </w:r>
+      <w:r>
+        <w:rPr>
+          <w:rFonts w:ascii="宋体" w:hAnsi="宋体"/>
+          <w:sz w:val="21"/>
+          <w:szCs w:val="21"/>
+          <w:shd w:val="clear" w:color="auto" w:fill="FFFFFF"/>
+        </w:rPr>
+        <w:t>设置悔棋等待状态。为 waiting_undo 字段的唯一写入口，替代原先外部直接修改 g_net.waiting_undo 的方式。参数：bool。返回：void。</w:t>
+      </w:r>
+    </w:p>
+    <w:p>
+      <w:pPr>
+        <w:spacing w:line="12pt" w:lineRule="auto"/>
+        <w:ind w:firstLine="21.10pt"/>
+        <w:rPr>
+          <w:rFonts w:ascii="宋体" w:hAnsi="宋体"/>
+          <w:sz w:val="21"/>
+          <w:szCs w:val="21"/>
+          <w:shd w:val="clear" w:color="auto" w:fill="FFFFFF"/>
+        </w:rPr>
+      </w:pPr>
+      <w:r>
+        <w:rPr>
+          <w:rFonts w:ascii="宋体" w:hAnsi="宋体"/>
+          <w:b/>
+          <w:bCs/>
+          <w:sz w:val="21"/>
+          <w:szCs w:val="21"/>
+          <w:shd w:val="clear" w:color="auto" w:fill="FFFFFF"/>
+        </w:rPr>
+        <w:t>- net_get_local_ip()：</w:t>
+      </w:r>
+      <w:r>
+        <w:rPr>
+          <w:rFonts w:ascii="宋体" w:hAnsi="宋体"/>
+          <w:sz w:val="21"/>
+          <w:szCs w:val="21"/>
+          <w:shd w:val="clear" w:color="auto" w:fill="FFFFFF"/>
+        </w:rPr>
+        <w:t>通过 gethostname + gethostbyname 获取本机 IPv4 字符串。参数：无。返回：const char*。</w:t>
+      </w:r>
+    </w:p>
+    <w:p>
+      <w:pPr>
+        <w:spacing w:line="12pt" w:lineRule="auto"/>
+        <w:ind w:firstLine="21pt"/>
+        <w:rPr>
+          <w:rFonts w:ascii="宋体" w:hAnsi="宋体"/>
+          <w:sz w:val="21"/>
+          <w:szCs w:val="21"/>
+          <w:shd w:val="clear" w:color="auto" w:fill="FFFFFF"/>
+        </w:rPr>
+      </w:pPr>
+    </w:p>
+    <w:p>
+      <w:pPr>
+        <w:spacing w:line="12pt" w:lineRule="auto"/>
+        <w:ind w:firstLine="21.10pt"/>
+        <w:rPr>
+          <w:rFonts w:ascii="宋体" w:hAnsi="宋体"/>
+          <w:sz w:val="21"/>
+          <w:szCs w:val="21"/>
+          <w:shd w:val="clear" w:color="auto" w:fill="FFFFFF"/>
+        </w:rPr>
+      </w:pPr>
+      <w:r>
+        <w:rPr>
+          <w:rFonts w:ascii="宋体" w:hAnsi="宋体"/>
+          <w:b/>
+          <w:bCs/>
+          <w:sz w:val="21"/>
+          <w:szCs w:val="21"/>
+          <w:shd w:val="clear" w:color="auto" w:fill="FFFFFF"/>
+        </w:rPr>
+        <w:t>NetState 的封装改进说明：</w:t>
+      </w:r>
+      <w:r>
+        <w:rPr>
+          <w:rFonts w:ascii="宋体" w:hAnsi="宋体"/>
+          <w:sz w:val="21"/>
+          <w:szCs w:val="21"/>
+          <w:shd w:val="clear" w:color="auto" w:fill="FFFFFF"/>
+        </w:rPr>
+        <w:t>net_get_state() 返回 const NetState&amp;，外部不可直接修改 role、connected、waiting_undo 字段。waiting_undo 的写入通过 net_set_waiting_undo() 进行，connected 的修改仅由 net_recv_msg() 检测断连时触发。</w:t>
+      </w:r>
+    </w:p>
+    <w:p>
+      <w:pPr>
+        <w:spacing w:line="12pt" w:lineRule="auto"/>
+        <w:ind w:firstLine="21.10pt"/>
+        <w:rPr>
+          <w:rFonts w:ascii="宋体" w:hAnsi="宋体"/>
+          <w:sz w:val="21"/>
+          <w:szCs w:val="21"/>
+          <w:shd w:val="clear" w:color="auto" w:fill="FFFFFF"/>
+        </w:rPr>
+      </w:pPr>
+      <w:r>
+        <w:rPr>
+          <w:rFonts w:ascii="宋体" w:hAnsi="宋体"/>
+          <w:b/>
+          <w:bCs/>
+          <w:sz w:val="21"/>
+          <w:szCs w:val="21"/>
+          <w:shd w:val="clear" w:color="auto" w:fill="FFFFFF"/>
+        </w:rPr>
+        <w:t>断连检测机制：</w:t>
+      </w:r>
+      <w:r>
+        <w:rPr>
+          <w:rFonts w:ascii="宋体" w:hAnsi="宋体"/>
+          <w:sz w:val="21"/>
+          <w:szCs w:val="21"/>
+          <w:shd w:val="clear" w:color="auto" w:fill="FFFFFF"/>
+        </w:rPr>
+        <w:t>net_recv_msg() 中 recv() 返回 0（FIN，对方正常关闭）或 SOCKET_ERROR（RST/异常断连）时，均将 g_net.connected 置为 false。上层 handle_network_msg() 检测到 !connected 后直接判本方获胜。</w:t>
+      </w:r>
+    </w:p>
+    <w:p>
+      <w:pPr>
+        <w:spacing w:line="12pt" w:lineRule="auto"/>
+        <w:ind w:firstLine="21.10pt"/>
+        <w:rPr>
+          <w:rFonts w:ascii="宋体" w:hAnsi="宋体"/>
+          <w:sz w:val="21"/>
+          <w:szCs w:val="21"/>
+          <w:shd w:val="clear" w:color="auto" w:fill="FFFFFF"/>
+        </w:rPr>
+      </w:pPr>
+      <w:r>
+        <w:rPr>
+          <w:rFonts w:ascii="宋体" w:hAnsi="宋体"/>
+          <w:b/>
+          <w:bCs/>
+          <w:sz w:val="21"/>
+          <w:szCs w:val="21"/>
+          <w:shd w:val="clear" w:color="auto" w:fill="FFFFFF"/>
+        </w:rPr>
+        <w:t>套接字优化：</w:t>
+      </w:r>
+      <w:r>
+        <w:rPr>
+          <w:rFonts w:ascii="宋体" w:hAnsi="宋体"/>
+          <w:sz w:val="21"/>
+          <w:szCs w:val="21"/>
+          <w:shd w:val="clear" w:color="auto" w:fill="FFFFFF"/>
+        </w:rPr>
+        <w:t>SO_REUSEADDR（防止崩溃重启后 bind 失败）、TCP_NODELAY（禁用 Nagle 算法降低延迟）、SO_RCVTIMEO（100ms 超时避免永久阻塞）、SO_SNDTIMEO（发送超时）。</w:t>
+      </w:r>
+    </w:p>
+    <w:p>
+      <w:pPr>
+        <w:spacing w:line="12pt" w:lineRule="auto"/>
+        <w:ind w:firstLine="21pt"/>
+        <w:rPr>
+          <w:rFonts w:ascii="宋体" w:hAnsi="宋体"/>
+          <w:sz w:val="21"/>
+          <w:szCs w:val="21"/>
+          <w:shd w:val="clear" w:color="auto" w:fill="FFFFFF"/>
+        </w:rPr>
+      </w:pPr>
+    </w:p>
+    <w:p>
+      <w:pPr>
+        <w:spacing w:line="12pt" w:lineRule="auto"/>
+        <w:ind w:firstLine="24.10pt"/>
+        <w:rPr>
+          <w:rFonts w:ascii="宋体" w:hAnsi="宋体"/>
+          <w:b/>
+          <w:bCs/>
+          <w:szCs w:val="24"/>
+          <w:shd w:val="clear" w:color="auto" w:fill="FFFFFF"/>
+        </w:rPr>
+      </w:pPr>
+      <w:r>
+        <w:rPr>
+          <w:rFonts w:ascii="宋体" w:hAnsi="宋体"/>
+          <w:b/>
+          <w:bCs/>
+          <w:szCs w:val="24"/>
+          <w:shd w:val="clear" w:color="auto" w:fill="FFFFFF"/>
+        </w:rPr>
+        <w:t>4.1</w:t>
+      </w:r>
+      <w:r>
+        <w:rPr>
+          <w:rFonts w:ascii="宋体" w:hAnsi="宋体"/>
+          <w:b/>
+          <w:bCs/>
+          <w:szCs w:val="24"/>
+          <w:shd w:val="clear" w:color="auto" w:fill="FFFFFF"/>
+        </w:rPr>
+        <w:t>.9 main.cpp — 程序入口</w:t>
+      </w:r>
+    </w:p>
+    <w:p>
+      <w:pPr>
+        <w:spacing w:line="12pt" w:lineRule="auto"/>
+        <w:ind w:firstLine="21pt"/>
+        <w:rPr>
+          <w:rFonts w:ascii="宋体" w:hAnsi="宋体"/>
+          <w:sz w:val="21"/>
+          <w:szCs w:val="21"/>
+          <w:shd w:val="clear" w:color="auto" w:fill="FFFFFF"/>
+        </w:rPr>
+      </w:pPr>
+      <w:r>
+        <w:rPr>
+          <w:rFonts w:ascii="宋体" w:hAnsi="宋体"/>
+          <w:sz w:val="21"/>
+          <w:szCs w:val="21"/>
+          <w:shd w:val="clear" w:color="auto" w:fill="FFFFFF"/>
+        </w:rPr>
+        <w:t>仅含 main() 函数，流程如下：</w:t>
+      </w:r>
+    </w:p>
+    <w:p>
+      <w:pPr>
+        <w:spacing w:line="12pt" w:lineRule="auto"/>
+        <w:ind w:firstLine="21pt"/>
+        <w:rPr>
+          <w:rFonts w:ascii="宋体" w:hAnsi="宋体"/>
+          <w:sz w:val="21"/>
+          <w:szCs w:val="21"/>
+          <w:shd w:val="clear" w:color="auto" w:fill="FFFFFF"/>
+        </w:rPr>
+      </w:pPr>
+      <w:r>
+        <w:rPr>
+          <w:rFonts w:ascii="宋体" w:hAnsi="宋体"/>
+          <w:sz w:val="21"/>
+          <w:szCs w:val="21"/>
+          <w:shd w:val="clear" w:color="auto" w:fill="FFFFFF"/>
+        </w:rPr>
+        <w:t>1. show_start_menu() 获取用户选择。</w:t>
+      </w:r>
+    </w:p>
+    <w:p>
+      <w:pPr>
+        <w:spacing w:line="12pt" w:lineRule="auto"/>
+        <w:ind w:firstLine="21pt"/>
+        <w:rPr>
+          <w:rFonts w:ascii="宋体" w:hAnsi="宋体"/>
+          <w:sz w:val="21"/>
+          <w:szCs w:val="21"/>
+          <w:shd w:val="clear" w:color="auto" w:fill="FFFFFF"/>
+        </w:rPr>
+      </w:pPr>
+      <w:r>
+        <w:rPr>
+          <w:rFonts w:ascii="宋体" w:hAnsi="宋体"/>
+          <w:sz w:val="21"/>
+          <w:szCs w:val="21"/>
+          <w:shd w:val="clear" w:color="auto" w:fill="FFFFFF"/>
+        </w:rPr>
+        <w:t>2. 若为联机模式，调用 net_startup() 建立连接，失败则退出。</w:t>
+      </w:r>
+    </w:p>
+    <w:p>
+      <w:pPr>
+        <w:spacing w:line="12pt" w:lineRule="auto"/>
+        <w:ind w:firstLine="21pt"/>
+        <w:rPr>
+          <w:rFonts w:ascii="宋体" w:hAnsi="宋体"/>
+          <w:sz w:val="21"/>
+          <w:szCs w:val="21"/>
+          <w:shd w:val="clear" w:color="auto" w:fill="FFFFFF"/>
+        </w:rPr>
+      </w:pPr>
+      <w:r>
+        <w:rPr>
+          <w:rFonts w:ascii="宋体" w:hAnsi="宋体"/>
+          <w:sz w:val="21"/>
+          <w:szCs w:val="21"/>
+          <w:shd w:val="clear" w:color="auto" w:fill="FFFFFF"/>
+        </w:rPr>
+        <w:t>3. initgraph(800, 640) 初始化图形窗口，init_game(state) 初始化游戏。</w:t>
+      </w:r>
+    </w:p>
+    <w:p>
+      <w:pPr>
+        <w:spacing w:line="12pt" w:lineRule="auto"/>
+        <w:ind w:firstLine="21pt"/>
+        <w:rPr>
+          <w:rFonts w:ascii="宋体" w:hAnsi="宋体"/>
+          <w:sz w:val="21"/>
+          <w:szCs w:val="21"/>
+          <w:shd w:val="clear" w:color="auto" w:fill="FFFFFF"/>
+        </w:rPr>
+      </w:pPr>
+      <w:r>
+        <w:rPr>
+          <w:rFonts w:ascii="宋体" w:hAnsi="宋体"/>
+          <w:sz w:val="21"/>
+          <w:szCs w:val="21"/>
+          <w:shd w:val="clear" w:color="auto" w:fill="FFFFFF"/>
+        </w:rPr>
+        <w:t>4. 进入主循环：MouseHit() → UI/棋盘分发 → 联机时调 handle_network_msg() → 窗口关闭检测 → BeginBatchDraw()/draw_board()/EndBatchDraw() 双缓冲渲染。</w:t>
+      </w:r>
+    </w:p>
+    <w:p>
+      <w:pPr>
+        <w:spacing w:line="12pt" w:lineRule="auto"/>
+        <w:ind w:firstLine="21pt"/>
+        <w:rPr>
+          <w:rFonts w:ascii="宋体" w:hAnsi="宋体"/>
+          <w:sz w:val="21"/>
+          <w:szCs w:val="21"/>
+          <w:shd w:val="clear" w:color="auto" w:fill="FFFFFF"/>
+        </w:rPr>
+      </w:pPr>
+      <w:r>
+        <w:rPr>
+          <w:rFonts w:ascii="宋体" w:hAnsi="宋体"/>
+          <w:sz w:val="21"/>
+          <w:szCs w:val="21"/>
+          <w:shd w:val="clear" w:color="auto" w:fill="FFFFFF"/>
+        </w:rPr>
+        <w:t>5. 退出循环后调用 game_over_sequence() 结算。</w:t>
+      </w:r>
+    </w:p>
+    <w:p>
+      <w:pPr>
+        <w:spacing w:line="12pt" w:lineRule="auto"/>
+        <w:ind w:firstLine="21pt"/>
+        <w:rPr>
+          <w:rFonts w:ascii="宋体" w:hAnsi="宋体"/>
+          <w:sz w:val="21"/>
+          <w:szCs w:val="21"/>
+          <w:shd w:val="clear" w:color="auto" w:fill="FFFFFF"/>
+        </w:rPr>
+      </w:pPr>
+    </w:p>
+    <w:p>
+      <w:pPr>
+        <w:spacing w:line="12pt" w:lineRule="auto"/>
+        <w:ind w:firstLine="21pt"/>
+        <w:rPr>
+          <w:rFonts w:ascii="宋体" w:hAnsi="宋体"/>
+          <w:sz w:val="21"/>
+          <w:szCs w:val="21"/>
+          <w:shd w:val="clear" w:color="auto" w:fill="FFFFFF"/>
+        </w:rPr>
+      </w:pPr>
+      <w:r>
+        <w:rPr>
+          <w:rFonts w:ascii="宋体" w:hAnsi="宋体"/>
+          <w:sz w:val="21"/>
+          <w:szCs w:val="21"/>
+          <w:shd w:val="clear" w:color="auto" w:fill="FFFFFF"/>
+        </w:rPr>
+        <w:t>说明：主循环中所有流程决策函数（is_my_turn、handle_control_click、handle_network_msg、net_startup、game_over_sequence）均已迁入 game_manager 模块，main() 仅负责顶层调度。</w:t>
+      </w:r>
+    </w:p>
+    <w:p>
+      <w:pPr>
+        <w:spacing w:line="12pt" w:lineRule="auto"/>
+        <w:ind w:firstLine="21pt"/>
+        <w:rPr>
+          <w:rFonts w:ascii="宋体" w:hAnsi="宋体"/>
+          <w:sz w:val="21"/>
+          <w:szCs w:val="21"/>
+          <w:shd w:val="clear" w:color="auto" w:fill="FFFFFF"/>
+        </w:rPr>
+      </w:pPr>
+    </w:p>
+    <w:p>
+      <w:pPr>
+        <w:pStyle w:val="3"/>
+        <w:keepNext w:val="0"/>
+        <w:keepLines w:val="0"/>
+        <w:rPr>
+          <w:rFonts w:ascii="宋体" w:hAnsi="宋体"/>
+          <w:lang w:val="en-US"/>
+        </w:rPr>
+      </w:pPr>
+      <w:r>
+        <w:rPr>
+          <w:rFonts w:ascii="宋体" w:hAnsi="宋体" w:hint="eastAsia"/>
+          <w:lang w:val="en-US"/>
+        </w:rPr>
+        <w:t>4</w:t>
+      </w:r>
+      <w:r>
+        <w:rPr>
+          <w:rFonts w:ascii="宋体" w:hAnsi="宋体"/>
+          <w:lang w:val="en-US"/>
+        </w:rPr>
+        <w:t xml:space="preserve">.2 </w:t>
+      </w:r>
+      <w:r>
+        <w:rPr>
+          <w:rFonts w:ascii="宋体" w:hAnsi="宋体" w:hint="eastAsia"/>
+          <w:lang w:val="en-US"/>
+        </w:rPr>
+        <w:t>数据结构和算法</w:t>
+      </w:r>
+    </w:p>
+    <w:p>
+      <w:pPr>
+        <w:ind w:firstLine="24pt"/>
+        <w:rPr>
+          <w:lang w:eastAsia="x-none"/>
+        </w:rPr>
+      </w:pPr>
+    </w:p>
+    <w:p>
+      <w:pPr>
+        <w:pStyle w:val="3"/>
+        <w:keepNext w:val="0"/>
+        <w:keepLines w:val="0"/>
+        <w:rPr>
+          <w:rFonts w:ascii="宋体" w:hAnsi="宋体"/>
+          <w:sz w:val="21"/>
+          <w:szCs w:val="21"/>
+          <w:shd w:val="clear" w:color="auto" w:fill="FFFFFF"/>
+          <w:lang w:val="en-US" w:eastAsia="zh-CN"/>
+        </w:rPr>
+      </w:pPr>
+      <w:r>
+        <w:rPr>
+          <w:rFonts w:ascii="宋体" w:hAnsi="宋体"/>
+          <w:b w:val="0"/>
+          <w:bCs w:val="0"/>
+          <w:sz w:val="21"/>
+          <w:szCs w:val="21"/>
+          <w:shd w:val="clear" w:color="auto" w:fill="FFFFFF"/>
+          <w:lang w:val="en-US" w:eastAsia="zh-CN"/>
+        </w:rPr>
+        <w:tab/>
+      </w:r>
+      <w:r>
+        <w:rPr>
+          <w:rFonts w:ascii="宋体" w:hAnsi="宋体"/>
+          <w:sz w:val="21"/>
+          <w:szCs w:val="21"/>
+          <w:shd w:val="clear" w:color="auto" w:fill="FFFFFF"/>
+          <w:lang w:val="en-US" w:eastAsia="zh-CN"/>
+        </w:rPr>
+        <w:t>4.2.1 棋盘数据布局</w:t>
+      </w:r>
+    </w:p>
+    <w:p>
+      <w:pPr>
+        <w:spacing w:line="12pt" w:lineRule="auto"/>
+        <w:ind w:firstLine="21pt"/>
+        <w:rPr>
+          <w:rFonts w:ascii="宋体" w:hAnsi="宋体"/>
+          <w:sz w:val="21"/>
+          <w:szCs w:val="21"/>
+          <w:shd w:val="clear" w:color="auto" w:fill="FFFFFF"/>
+        </w:rPr>
+      </w:pPr>
+      <w:r>
+        <w:rPr>
+          <w:rFonts w:ascii="宋体" w:hAnsi="宋体"/>
+          <w:sz w:val="21"/>
+          <w:szCs w:val="21"/>
+          <w:shd w:val="clear" w:color="auto" w:fill="FFFFFF"/>
+        </w:rPr>
+        <w:t>棋盘使用 ChessPiece board[10][9] 二维数组表示，board[row][col] 对应棋盘上 row 行 col 列的格子。布局如下：</w:t>
+      </w:r>
+    </w:p>
+    <w:p>
+      <w:pPr>
+        <w:spacing w:line="12pt" w:lineRule="auto"/>
+        <w:ind w:firstLine="21pt"/>
+        <w:rPr>
+          <w:rFonts w:ascii="宋体" w:hAnsi="宋体"/>
+          <w:sz w:val="21"/>
+          <w:szCs w:val="21"/>
+          <w:shd w:val="clear" w:color="auto" w:fill="FFFFFF"/>
+        </w:rPr>
+      </w:pPr>
+    </w:p>
+    <w:p>
+      <w:pPr>
+        <w:spacing w:line="12pt" w:lineRule="auto"/>
+        <w:ind w:firstLine="24pt"/>
+        <w:rPr>
+          <w:rFonts w:ascii="宋体" w:hAnsi="宋体"/>
+          <w:sz w:val="21"/>
+          <w:szCs w:val="21"/>
+          <w:shd w:val="clear" w:color="auto" w:fill="FFFFFF"/>
+        </w:rPr>
+      </w:pPr>
+      <w:r>
+        <w:lastRenderedPageBreak/>
+        <mc:AlternateContent>
+          <mc:Choice Requires="v">
+            <w:pict w14:anchorId="47F9BBE9">
+              <v:shape id="图片 1" o:spid="_x0000_i1058" type="#_x0000_t75" style="width:368.15pt;height:211.6pt;visibility:visible;mso-wrap-style:square">
+                <v:imagedata r:id="rId17" o:title=""/>
+              </v:shape>
+            </w:pict>
+          </mc:Choice>
+          <mc:Fallback>
+            <w:drawing>
+              <wp:inline distT="0" distB="0" distL="0" distR="0" wp14:anchorId="01E3A066" wp14:editId="2C2C1677">
+                <wp:extent cx="4675505" cy="2687320"/>
+                <wp:effectExtent l="0" t="0" r="0" b="0"/>
+                <wp:docPr id="34" name="图片 1"/>
+                <wp:cNvGraphicFramePr>
+                  <a:graphicFrameLocks xmlns:a="http://purl.oclc.org/ooxml/drawingml/main" noChangeAspect="1"/>
+                </wp:cNvGraphicFramePr>
+                <a:graphic xmlns:a="http://purl.oclc.org/ooxml/drawingml/main">
+                  <a:graphicData uri="http://purl.oclc.org/ooxml/drawingml/picture">
+                    <pic:pic xmlns:pic="http://purl.oclc.org/ooxml/drawingml/picture">
+                      <pic:nvPicPr>
+                        <pic:cNvPr id="0" name="图片 1"/>
+                        <pic:cNvPicPr>
+                          <a:picLocks noChangeAspect="1" noChangeArrowheads="1"/>
+                        </pic:cNvPicPr>
+                      </pic:nvPicPr>
+                      <pic:blipFill>
+                        <a:blip r:embed="rId18">
+                          <a:extLst>
+                            <a:ext uri="{28A0092B-C50C-407E-A947-70E740481C1C}">
+                              <a14:useLocalDpi xmlns:a14="http://schemas.microsoft.com/office/drawing/2010/main" val="0"/>
+                            </a:ext>
+                          </a:extLst>
+                        </a:blip>
+                        <a:srcRect/>
+                        <a:stretch>
+                          <a:fillRect/>
+                        </a:stretch>
+                      </pic:blipFill>
+                      <pic:spPr bwMode="auto">
+                        <a:xfrm>
+                          <a:off x="0" y="0"/>
+                          <a:ext cx="4675505" cy="2687320"/>
+                        </a:xfrm>
+                        <a:prstGeom prst="rect">
+                          <a:avLst/>
+                        </a:prstGeom>
+                        <a:noFill/>
+                        <a:ln>
+                          <a:noFill/>
+                        </a:ln>
+                      </pic:spPr>
+                    </pic:pic>
+                  </a:graphicData>
+                </a:graphic>
+              </wp:inline>
+            </w:drawing>
+          </mc:Fallback>
+        </mc:AlternateContent>
+      </w:r>
+    </w:p>
+    <w:p>
+      <w:pPr>
+        <w:ind w:firstLine="21pt"/>
+        <w:rPr>
+          <w:rFonts w:ascii="宋体" w:hAnsi="宋体"/>
+          <w:sz w:val="21"/>
+          <w:szCs w:val="21"/>
+          <w:shd w:val="clear" w:color="auto" w:fill="FFFFFF"/>
+        </w:rPr>
+      </w:pPr>
+    </w:p>
+    <w:p>
+      <w:pPr>
+        <w:spacing w:line="12pt" w:lineRule="auto"/>
+        <w:ind w:firstLine="24.10pt"/>
+        <w:rPr>
+          <w:rFonts w:ascii="宋体" w:hAnsi="宋体"/>
+          <w:b/>
+          <w:bCs/>
+          <w:szCs w:val="24"/>
+          <w:shd w:val="clear" w:color="auto" w:fill="FFFFFF"/>
+        </w:rPr>
+      </w:pPr>
+      <w:r>
+        <w:rPr>
+          <w:rFonts w:ascii="宋体" w:hAnsi="宋体"/>
+          <w:b/>
+          <w:bCs/>
+          <w:szCs w:val="24"/>
+          <w:shd w:val="clear" w:color="auto" w:fill="FFFFFF"/>
+        </w:rPr>
+        <w:t>4.2.2 走法记录与历史栈</w:t>
+      </w:r>
+    </w:p>
+    <w:p>
+      <w:pPr>
+        <w:spacing w:line="12pt" w:lineRule="auto"/>
+        <w:ind w:firstLine="21pt"/>
+        <w:rPr>
+          <w:rFonts w:ascii="宋体" w:hAnsi="宋体"/>
+          <w:sz w:val="21"/>
+          <w:szCs w:val="21"/>
+          <w:shd w:val="clear" w:color="auto" w:fill="FFFFFF"/>
+        </w:rPr>
+      </w:pPr>
+      <w:r>
+        <w:rPr>
+          <w:rFonts w:ascii="宋体" w:hAnsi="宋体"/>
+          <w:sz w:val="21"/>
+          <w:szCs w:val="21"/>
+          <w:shd w:val="clear" w:color="auto" w:fill="FFFFFF"/>
+        </w:rPr>
+        <w:t>每一步走棋用 Move 结构体记录完整信息：</w:t>
+      </w:r>
+    </w:p>
+    <w:p>
+      <w:pPr>
+        <w:spacing w:line="12pt" w:lineRule="auto"/>
+        <w:ind w:firstLine="21pt"/>
+        <w:rPr>
+          <w:rFonts w:ascii="宋体" w:hAnsi="宋体"/>
+          <w:sz w:val="21"/>
+          <w:szCs w:val="21"/>
+          <w:shd w:val="clear" w:color="auto" w:fill="FFFFFF"/>
+        </w:rPr>
+      </w:pPr>
+      <w:r>
+        <w:rPr>
+          <w:rFonts w:ascii="宋体" w:hAnsi="宋体"/>
+          <w:sz w:val="21"/>
+          <w:szCs w:val="21"/>
+          <w:shd w:val="clear" w:color="auto" w:fill="FFFFFF"/>
+        </w:rPr>
+        <w:t>Move {</w:t>
+      </w:r>
+    </w:p>
+    <w:p>
+      <w:pPr>
+        <w:spacing w:line="12pt" w:lineRule="auto"/>
+        <w:ind w:firstLine="21pt"/>
+        <w:rPr>
+          <w:rFonts w:ascii="宋体" w:hAnsi="宋体"/>
+          <w:sz w:val="21"/>
+          <w:szCs w:val="21"/>
+          <w:shd w:val="clear" w:color="auto" w:fill="FFFFFF"/>
+        </w:rPr>
+      </w:pPr>
+      <w:r>
+        <w:rPr>
+          <w:rFonts w:ascii="宋体" w:hAnsi="宋体"/>
+          <w:sz w:val="21"/>
+          <w:szCs w:val="21"/>
+          <w:shd w:val="clear" w:color="auto" w:fill="FFFFFF"/>
+        </w:rPr>
+        <w:t>    from_x, from_y   // 起点坐标，如 (0, 9) 表示红車原位</w:t>
+      </w:r>
+    </w:p>
+    <w:p>
+      <w:pPr>
+        <w:spacing w:line="12pt" w:lineRule="auto"/>
+        <w:ind w:firstLine="21pt"/>
+        <w:rPr>
+          <w:rFonts w:ascii="宋体" w:hAnsi="宋体"/>
+          <w:sz w:val="21"/>
+          <w:szCs w:val="21"/>
+          <w:shd w:val="clear" w:color="auto" w:fill="FFFFFF"/>
+        </w:rPr>
+      </w:pPr>
+      <w:r>
+        <w:rPr>
+          <w:rFonts w:ascii="宋体" w:hAnsi="宋体"/>
+          <w:sz w:val="21"/>
+          <w:szCs w:val="21"/>
+          <w:shd w:val="clear" w:color="auto" w:fill="FFFFFF"/>
+        </w:rPr>
+        <w:t>    to_x, to_y       // 终点坐标，如 (0, 5)</w:t>
+      </w:r>
+    </w:p>
+    <w:p>
+      <w:pPr>
+        <w:spacing w:line="12pt" w:lineRule="auto"/>
+        <w:ind w:firstLine="21pt"/>
+        <w:rPr>
+          <w:rFonts w:ascii="宋体" w:hAnsi="宋体"/>
+          <w:sz w:val="21"/>
+          <w:szCs w:val="21"/>
+          <w:shd w:val="clear" w:color="auto" w:fill="FFFFFF"/>
+        </w:rPr>
+      </w:pPr>
+      <w:r>
+        <w:rPr>
+          <w:rFonts w:ascii="宋体" w:hAnsi="宋体"/>
+          <w:sz w:val="21"/>
+          <w:szCs w:val="21"/>
+          <w:shd w:val="clear" w:color="auto" w:fill="FFFFFF"/>
+        </w:rPr>
+        <w:t>    moved_id         // 移动棋子类型，如 俥</w:t>
+      </w:r>
+    </w:p>
+    <w:p>
+      <w:pPr>
+        <w:spacing w:line="12pt" w:lineRule="auto"/>
+        <w:ind w:firstLine="21pt"/>
+        <w:rPr>
+          <w:rFonts w:ascii="宋体" w:hAnsi="宋体"/>
+          <w:sz w:val="21"/>
+          <w:szCs w:val="21"/>
+          <w:shd w:val="clear" w:color="auto" w:fill="FFFFFF"/>
+        </w:rPr>
+      </w:pPr>
+      <w:r>
+        <w:rPr>
+          <w:rFonts w:ascii="宋体" w:hAnsi="宋体"/>
+          <w:sz w:val="21"/>
+          <w:szCs w:val="21"/>
+          <w:shd w:val="clear" w:color="auto" w:fill="FFFFFF"/>
+        </w:rPr>
+        <w:t>    moved_color      // 移动棋子颜色，如 _RED</w:t>
+      </w:r>
+    </w:p>
+    <w:p>
+      <w:pPr>
+        <w:spacing w:line="12pt" w:lineRule="auto"/>
+        <w:ind w:firstLine="21pt"/>
+        <w:rPr>
+          <w:rFonts w:ascii="宋体" w:hAnsi="宋体"/>
+          <w:sz w:val="21"/>
+          <w:szCs w:val="21"/>
+          <w:shd w:val="clear" w:color="auto" w:fill="FFFFFF"/>
+        </w:rPr>
+      </w:pPr>
+      <w:r>
+        <w:rPr>
+          <w:rFonts w:ascii="宋体" w:hAnsi="宋体"/>
+          <w:sz w:val="21"/>
+          <w:szCs w:val="21"/>
+          <w:shd w:val="clear" w:color="auto" w:fill="FFFFFF"/>
+        </w:rPr>
+        <w:t>    captured_id      // 被吃棋子类型，如 SPACE（无吃子）</w:t>
+      </w:r>
+    </w:p>
+    <w:p>
+      <w:pPr>
+        <w:spacing w:line="12pt" w:lineRule="auto"/>
+        <w:ind w:firstLine="21pt"/>
+        <w:rPr>
+          <w:rFonts w:ascii="宋体" w:hAnsi="宋体"/>
+          <w:sz w:val="21"/>
+          <w:szCs w:val="21"/>
+          <w:shd w:val="clear" w:color="auto" w:fill="FFFFFF"/>
+        </w:rPr>
+      </w:pPr>
+      <w:r>
+        <w:rPr>
+          <w:rFonts w:ascii="宋体" w:hAnsi="宋体"/>
+          <w:sz w:val="21"/>
+          <w:szCs w:val="21"/>
+          <w:shd w:val="clear" w:color="auto" w:fill="FFFFFF"/>
+        </w:rPr>
+        <w:t>    captured_color   // 被吃棋子颜色，如 _NONE</w:t>
+      </w:r>
+    </w:p>
+    <w:p>
+      <w:pPr>
+        <w:spacing w:line="12pt" w:lineRule="auto"/>
+        <w:ind w:firstLine="21pt"/>
+        <w:rPr>
+          <w:rFonts w:ascii="宋体" w:hAnsi="宋体"/>
+          <w:sz w:val="21"/>
+          <w:szCs w:val="21"/>
+          <w:shd w:val="clear" w:color="auto" w:fill="FFFFFF"/>
+        </w:rPr>
+      </w:pPr>
+      <w:r>
+        <w:rPr>
+          <w:rFonts w:ascii="宋体" w:hAnsi="宋体"/>
+          <w:sz w:val="21"/>
+          <w:szCs w:val="21"/>
+          <w:shd w:val="clear" w:color="auto" w:fill="FFFFFF"/>
+        </w:rPr>
+        <w:t>}</w:t>
+      </w:r>
+    </w:p>
+    <w:p>
+      <w:pPr>
+        <w:spacing w:line="12pt" w:lineRule="auto"/>
+        <w:ind w:firstLine="21pt"/>
+        <w:rPr>
+          <w:rFonts w:ascii="宋体" w:hAnsi="宋体"/>
+          <w:sz w:val="21"/>
+          <w:szCs w:val="21"/>
+          <w:shd w:val="clear" w:color="auto" w:fill="FFFFFF"/>
+        </w:rPr>
+      </w:pPr>
+      <w:r>
+        <w:rPr>
+          <w:rFonts w:ascii="宋体" w:hAnsi="宋体"/>
+          <w:sz w:val="21"/>
+          <w:szCs w:val="21"/>
+          <w:shd w:val="clear" w:color="auto" w:fill="FFFFFF"/>
+        </w:rPr>
+        <w:t>所有走法按时间顺序存储在</w:t>
+      </w:r>
+      <w:r>
+        <w:rPr>
+          <w:rFonts w:ascii="宋体" w:hAnsi="宋体"/>
+          <w:sz w:val="21"/>
+          <w:szCs w:val="21"/>
+          <w:shd w:val="clear" w:color="auto" w:fill="FFFFFF"/>
+        </w:rPr>
+        <w:t>v</w:t>
+      </w:r>
+      <w:r>
+        <w:rPr>
+          <w:rFonts w:ascii="宋体" w:hAnsi="宋体"/>
+          <w:sz w:val="21"/>
+          <w:szCs w:val="21"/>
+          <w:shd w:val="clear" w:color="auto" w:fill="FFFFFF"/>
+        </w:rPr>
+        <w:t>ector&lt;Move&gt; histor</w:t>
+      </w:r>
+      <w:r>
+        <w:rPr>
+          <w:rFonts w:ascii="宋体" w:hAnsi="宋体"/>
+          <w:sz w:val="21"/>
+          <w:szCs w:val="21"/>
+          <w:shd w:val="clear" w:color="auto" w:fill="FFFFFF"/>
+        </w:rPr>
+        <w:t>y</w:t>
+      </w:r>
+      <w:r>
+        <w:rPr>
+          <w:rFonts w:ascii="宋体" w:hAnsi="宋体"/>
+          <w:sz w:val="21"/>
+          <w:szCs w:val="21"/>
+          <w:shd w:val="clear" w:color="auto" w:fill="FFFFFF"/>
+        </w:rPr>
+        <w:t>中。每次走棋调用 history.push_back(move)，悔棋调用 history.pop_back() 弹出最后一步，然后从 Move 中读取 moved_id/color 和 captured_id/color 恢复起终点棋子。</w:t>
+      </w:r>
+    </w:p>
+    <w:p>
+      <w:pPr>
+        <w:spacing w:line="12pt" w:lineRule="auto"/>
+        <w:ind w:firstLine="21pt"/>
+        <w:rPr>
+          <w:rFonts w:ascii="宋体" w:hAnsi="宋体"/>
+          <w:sz w:val="21"/>
+          <w:szCs w:val="21"/>
+          <w:shd w:val="clear" w:color="auto" w:fill="FFFFFF"/>
+        </w:rPr>
+      </w:pPr>
+    </w:p>
+    <w:p>
+      <w:pPr>
+        <w:spacing w:line="12pt" w:lineRule="auto"/>
+        <w:ind w:firstLine="24.10pt"/>
+        <w:rPr>
+          <w:rFonts w:ascii="宋体" w:hAnsi="宋体"/>
+          <w:b/>
+          <w:bCs/>
+          <w:szCs w:val="24"/>
+          <w:shd w:val="clear" w:color="auto" w:fill="FFFFFF"/>
+        </w:rPr>
+      </w:pPr>
+      <w:r>
+        <w:rPr>
+          <w:rFonts w:ascii="宋体" w:hAnsi="宋体"/>
+          <w:b/>
+          <w:bCs/>
+          <w:szCs w:val="24"/>
+          <w:shd w:val="clear" w:color="auto" w:fill="FFFFFF"/>
+        </w:rPr>
+        <w:t>4.2.3 合法走法枚举算法</w:t>
+      </w:r>
+    </w:p>
+    <w:p>
+      <w:pPr>
+        <w:spacing w:line="12pt" w:lineRule="auto"/>
+        <w:ind w:firstLine="21pt"/>
+        <w:rPr>
+          <w:rFonts w:ascii="宋体" w:hAnsi="宋体"/>
+          <w:sz w:val="21"/>
+          <w:szCs w:val="21"/>
+          <w:shd w:val="clear" w:color="auto" w:fill="FFFFFF"/>
+        </w:rPr>
+      </w:pPr>
+      <w:r>
+        <w:rPr>
+          <w:rFonts w:ascii="宋体" w:hAnsi="宋体"/>
+          <w:sz w:val="21"/>
+          <w:szCs w:val="21"/>
+          <w:shd w:val="clear" w:color="auto" w:fill="FFFFFF"/>
+        </w:rPr>
+        <w:t>get_legal_moves(state, fx, fy) 采用暴力试探法，对 10×9=90 个棋盘位置逐一遍历，每个位置作为目标调用 apply_move() 试探。若返回 true 则说明该走法合法，将其加入结果列表后立即 undo_move() 恢复棋盘，继续试探下一个位置。</w:t>
+      </w:r>
+    </w:p>
+    <w:p>
+      <w:pPr>
+        <w:spacing w:line="12pt" w:lineRule="auto"/>
+        <w:ind w:firstLine="21pt"/>
+        <w:rPr>
+          <w:rFonts w:ascii="宋体" w:hAnsi="宋体"/>
+          <w:sz w:val="21"/>
+          <w:szCs w:val="21"/>
+          <w:shd w:val="clear" w:color="auto" w:fill="FFFFFF"/>
+        </w:rPr>
+      </w:pPr>
+    </w:p>
+    <w:p>
+      <w:pPr>
+        <w:spacing w:line="12pt" w:lineRule="auto"/>
+        <w:ind w:firstLine="24.10pt"/>
+        <w:rPr>
+          <w:rFonts w:ascii="宋体" w:hAnsi="宋体"/>
+          <w:b/>
+          <w:bCs/>
+          <w:szCs w:val="24"/>
+          <w:shd w:val="clear" w:color="auto" w:fill="FFFFFF"/>
+        </w:rPr>
+      </w:pPr>
+      <w:r>
+        <w:rPr>
+          <w:rFonts w:ascii="宋体" w:hAnsi="宋体"/>
+          <w:b/>
+          <w:bCs/>
+          <w:szCs w:val="24"/>
+          <w:shd w:val="clear" w:color="auto" w:fill="FFFFFF"/>
+        </w:rPr>
+        <w:t>4.2.4 将军判定（双重检查）</w:t>
+      </w:r>
+    </w:p>
+    <w:p>
+      <w:pPr>
+        <w:spacing w:line="12pt" w:lineRule="auto"/>
+        <w:ind w:firstLine="21pt"/>
+        <w:rPr>
+          <w:rFonts w:ascii="宋体" w:hAnsi="宋体"/>
+          <w:sz w:val="21"/>
+          <w:szCs w:val="21"/>
+          <w:shd w:val="clear" w:color="auto" w:fill="FFFFFF"/>
+        </w:rPr>
+      </w:pPr>
+      <w:r>
+        <w:rPr>
+          <w:rFonts w:ascii="宋体" w:hAnsi="宋体"/>
+          <w:sz w:val="21"/>
+          <w:szCs w:val="21"/>
+          <w:shd w:val="clear" w:color="auto" w:fill="FFFFFF"/>
+        </w:rPr>
+        <w:t>is_in_check(state, color) 执行两重检查：</w:t>
+      </w:r>
+    </w:p>
+    <w:p>
+      <w:pPr>
+        <w:spacing w:line="12pt" w:lineRule="auto"/>
+        <w:ind w:firstLine="21.10pt"/>
+        <w:rPr>
+          <w:rFonts w:ascii="宋体" w:hAnsi="宋体"/>
+          <w:sz w:val="21"/>
+          <w:szCs w:val="21"/>
+          <w:shd w:val="clear" w:color="auto" w:fill="FFFFFF"/>
+        </w:rPr>
+      </w:pPr>
+      <w:r>
+        <w:rPr>
+          <w:rFonts w:ascii="宋体" w:hAnsi="宋体"/>
+          <w:b/>
+          <w:bCs/>
+          <w:sz w:val="21"/>
+          <w:szCs w:val="21"/>
+          <w:shd w:val="clear" w:color="auto" w:fill="FFFFFF"/>
+        </w:rPr>
+        <w:t>1. 普通攻击检测：</w:t>
+      </w:r>
+      <w:r>
+        <w:rPr>
+          <w:rFonts w:ascii="宋体" w:hAnsi="宋体"/>
+          <w:sz w:val="21"/>
+          <w:szCs w:val="21"/>
+          <w:shd w:val="clear" w:color="auto" w:fill="FFFFFF"/>
+        </w:rPr>
+        <w:t>找到 color 方将/帥所在位置 (kx, ky)，调用 is_attacked(state, kx, ky, oppColor) 遍历对方所有棋子的攻击范围，判断是否有棋子能直接吃掉己方将。</w:t>
+      </w:r>
+    </w:p>
+    <w:p>
+      <w:pPr>
+        <w:spacing w:line="12pt" w:lineRule="auto"/>
+        <w:ind w:firstLine="21.10pt"/>
+        <w:rPr>
+          <w:rFonts w:ascii="宋体" w:hAnsi="宋体"/>
+          <w:sz w:val="21"/>
+          <w:szCs w:val="21"/>
+          <w:shd w:val="clear" w:color="auto" w:fill="FFFFFF"/>
+        </w:rPr>
+      </w:pPr>
+      <w:r>
+        <w:rPr>
+          <w:rFonts w:ascii="宋体" w:hAnsi="宋体"/>
+          <w:b/>
+          <w:bCs/>
+          <w:sz w:val="21"/>
+          <w:szCs w:val="21"/>
+          <w:shd w:val="clear" w:color="auto" w:fill="FFFFFF"/>
+        </w:rPr>
+        <w:t>2. 飞将检测：</w:t>
+      </w:r>
+      <w:r>
+        <w:rPr>
+          <w:rFonts w:ascii="宋体" w:hAnsi="宋体"/>
+          <w:sz w:val="21"/>
+          <w:szCs w:val="21"/>
+          <w:shd w:val="clear" w:color="auto" w:fill="FFFFFF"/>
+        </w:rPr>
+        <w:t>找到双方将/帥的位置，若二者同列且纵坐标之间无任何棋子阻挡，则当前局面为将帅对面（飞将），也视为被将军。</w:t>
+      </w:r>
+    </w:p>
+    <w:p>
+      <w:pPr>
+        <w:spacing w:line="12pt" w:lineRule="auto"/>
+        <w:ind w:firstLine="21pt"/>
+        <w:rPr>
+          <w:rFonts w:ascii="宋体" w:hAnsi="宋体"/>
+          <w:sz w:val="21"/>
+          <w:szCs w:val="21"/>
+          <w:shd w:val="clear" w:color="auto" w:fill="FFFFFF"/>
+        </w:rPr>
+      </w:pPr>
+    </w:p>
+    <w:p>
+      <w:pPr>
+        <w:spacing w:line="12pt" w:lineRule="auto"/>
+        <w:ind w:firstLine="21pt"/>
+        <w:rPr>
+          <w:rFonts w:ascii="宋体" w:hAnsi="宋体"/>
+          <w:sz w:val="21"/>
+          <w:szCs w:val="21"/>
+          <w:shd w:val="clear" w:color="auto" w:fill="FFFFFF"/>
+        </w:rPr>
+      </w:pPr>
+      <w:r>
+        <w:rPr>
+          <w:rFonts w:ascii="宋体" w:hAnsi="宋体"/>
+          <w:sz w:val="21"/>
+          <w:szCs w:val="21"/>
+          <w:shd w:val="clear" w:color="auto" w:fill="FFFFFF"/>
+        </w:rPr>
+        <w:t>这种设计将"普通攻击"和"飞将"解耦：is_attacked() 专注处理 7 类棋子各自独立攻击判定，is_in_check() 额外追加飞将这一特殊规则。</w:t>
+      </w:r>
+    </w:p>
+    <w:p>
+      <w:pPr>
+        <w:spacing w:line="12pt" w:lineRule="auto"/>
+        <w:ind w:firstLine="21pt"/>
+        <w:rPr>
+          <w:rFonts w:ascii="宋体" w:hAnsi="宋体"/>
+          <w:sz w:val="21"/>
+          <w:szCs w:val="21"/>
+          <w:shd w:val="clear" w:color="auto" w:fill="FFFFFF"/>
+        </w:rPr>
+      </w:pPr>
+    </w:p>
+    <w:p>
+      <w:pPr>
+        <w:spacing w:line="12pt" w:lineRule="auto"/>
+        <w:ind w:firstLine="24.10pt"/>
+        <w:rPr>
+          <w:rFonts w:ascii="宋体" w:hAnsi="宋体"/>
+          <w:b/>
+          <w:bCs/>
+          <w:szCs w:val="24"/>
+          <w:shd w:val="clear" w:color="auto" w:fill="FFFFFF"/>
+        </w:rPr>
+      </w:pPr>
+      <w:r>
+        <w:rPr>
+          <w:rFonts w:ascii="宋体" w:hAnsi="宋体"/>
+          <w:b/>
+          <w:bCs/>
+          <w:szCs w:val="24"/>
+          <w:shd w:val="clear" w:color="auto" w:fill="FFFFFF"/>
+        </w:rPr>
+        <w:t>4.2.5 联机悔棋状态机</w:t>
+      </w:r>
+    </w:p>
+    <w:p>
+      <w:pPr>
+        <w:spacing w:line="12pt" w:lineRule="auto"/>
+        <w:ind w:firstLine="21pt"/>
+        <w:rPr>
+          <w:rFonts w:ascii="宋体" w:hAnsi="宋体"/>
+          <w:sz w:val="21"/>
+          <w:szCs w:val="21"/>
+          <w:shd w:val="clear" w:color="auto" w:fill="FFFFFF"/>
+        </w:rPr>
+      </w:pPr>
+      <w:r>
+        <w:rPr>
+          <w:rFonts w:ascii="宋体" w:hAnsi="宋体"/>
+          <w:sz w:val="21"/>
+          <w:szCs w:val="21"/>
+          <w:shd w:val="clear" w:color="auto" w:fill="FFFFFF"/>
+        </w:rPr>
+        <w:t>联机悔棋涉及两个线程（用户操作 + 网络消息）对两个状态标志的协作，是程序中最复杂的交互逻辑：</w:t>
+      </w:r>
+    </w:p>
+    <w:p>
+      <w:pPr>
+        <w:spacing w:line="12pt" w:lineRule="auto"/>
+        <w:ind w:firstLine="21pt"/>
+        <w:rPr>
+          <w:rFonts w:ascii="宋体" w:hAnsi="宋体"/>
+          <w:sz w:val="21"/>
+          <w:szCs w:val="21"/>
+          <w:shd w:val="clear" w:color="auto" w:fill="FFFFFF"/>
+        </w:rPr>
+      </w:pPr>
+    </w:p>
+    <w:p>
+      <w:pPr>
+        <w:spacing w:line="12pt" w:lineRule="auto"/>
+        <w:ind w:firstLine="21.10pt"/>
+        <w:rPr>
+          <w:rFonts w:ascii="宋体" w:hAnsi="宋体"/>
+          <w:sz w:val="21"/>
+          <w:szCs w:val="21"/>
+          <w:shd w:val="clear" w:color="auto" w:fill="FFFFFF"/>
+        </w:rPr>
+      </w:pPr>
+      <w:r>
+        <w:rPr>
+          <w:rFonts w:ascii="宋体" w:hAnsi="宋体"/>
+          <w:b/>
+          <w:bCs/>
+          <w:sz w:val="21"/>
+          <w:szCs w:val="21"/>
+          <w:shd w:val="clear" w:color="auto" w:fill="FFFFFF"/>
+        </w:rPr>
+        <w:lastRenderedPageBreak/>
+        <w:t>- waiting_undo：</w:t>
+      </w:r>
+      <w:r>
+        <w:rPr>
+          <w:rFonts w:ascii="宋体" w:hAnsi="宋体"/>
+          <w:sz w:val="21"/>
+          <w:szCs w:val="21"/>
+          <w:shd w:val="clear" w:color="auto" w:fill="FFFFFF"/>
+        </w:rPr>
+        <w:t>本地已发送悔棋请求，等待对方响应。</w:t>
+      </w:r>
+    </w:p>
+    <w:p>
+      <w:pPr>
+        <w:spacing w:line="12pt" w:lineRule="auto"/>
+        <w:ind w:firstLine="21.10pt"/>
+        <w:rPr>
+          <w:rFonts w:ascii="宋体" w:hAnsi="宋体"/>
+          <w:sz w:val="21"/>
+          <w:szCs w:val="21"/>
+          <w:shd w:val="clear" w:color="auto" w:fill="FFFFFF"/>
+        </w:rPr>
+      </w:pPr>
+      <w:r>
+        <w:rPr>
+          <w:rFonts w:ascii="宋体" w:hAnsi="宋体"/>
+          <w:b/>
+          <w:bCs/>
+          <w:sz w:val="21"/>
+          <w:szCs w:val="21"/>
+          <w:shd w:val="clear" w:color="auto" w:fill="FFFFFF"/>
+        </w:rPr>
+        <w:t>- undo_req_pending：</w:t>
+      </w:r>
+      <w:r>
+        <w:rPr>
+          <w:rFonts w:ascii="宋体" w:hAnsi="宋体"/>
+          <w:sz w:val="21"/>
+          <w:szCs w:val="21"/>
+          <w:shd w:val="clear" w:color="auto" w:fill="FFFFFF"/>
+        </w:rPr>
+        <w:t>本地收到对方的悔棋请求，等待本地点击同意/拒绝。</w:t>
+      </w:r>
+    </w:p>
+    <w:p>
+      <w:pPr>
+        <w:spacing w:line="12pt" w:lineRule="auto"/>
+        <w:ind w:firstLine="21pt"/>
+        <w:rPr>
+          <w:rFonts w:ascii="宋体" w:hAnsi="宋体"/>
+          <w:sz w:val="21"/>
+          <w:szCs w:val="21"/>
+          <w:shd w:val="clear" w:color="auto" w:fill="FFFFFF"/>
+        </w:rPr>
+      </w:pPr>
+      <w:r>
+        <w:rPr>
+          <w:rFonts w:ascii="宋体" w:hAnsi="宋体"/>
+          <w:sz w:val="21"/>
+          <w:szCs w:val="21"/>
+          <w:shd w:val="clear" w:color="auto" w:fill="FFFFFF"/>
+        </w:rPr>
+        <w:t>以 A</w:t>
+      </w:r>
+      <w:r>
+        <w:rPr>
+          <w:rFonts w:ascii="宋体" w:hAnsi="宋体"/>
+          <w:sz w:val="21"/>
+          <w:szCs w:val="21"/>
+          <w:shd w:val="clear" w:color="auto" w:fill="FFFFFF"/>
+        </w:rPr>
+        <w:t xml:space="preserve"> </w:t>
+      </w:r>
+      <w:r>
+        <w:rPr>
+          <w:rFonts w:ascii="宋体" w:hAnsi="宋体"/>
+          <w:sz w:val="21"/>
+          <w:szCs w:val="21"/>
+          <w:shd w:val="clear" w:color="auto" w:fill="FFFFFF"/>
+        </w:rPr>
+        <w:t>方主动发起悔棋为例：</w:t>
+      </w:r>
+    </w:p>
+    <w:p>
+      <w:pPr>
+        <w:spacing w:line="12pt" w:lineRule="auto"/>
+        <w:ind w:firstLine="21pt"/>
+        <w:rPr>
+          <w:rFonts w:ascii="宋体" w:hAnsi="宋体"/>
+          <w:sz w:val="21"/>
+          <w:szCs w:val="21"/>
+          <w:shd w:val="clear" w:color="auto" w:fill="FFFFFF"/>
+        </w:rPr>
+      </w:pPr>
+      <w:r>
+        <w:rPr>
+          <w:rFonts w:ascii="宋体" w:hAnsi="宋体"/>
+          <w:sz w:val="21"/>
+          <w:szCs w:val="21"/>
+          <w:shd w:val="clear" w:color="auto" w:fill="FFFFFF"/>
+        </w:rPr>
+        <w:t>A 方：</w:t>
+      </w:r>
+    </w:p>
+    <w:p>
+      <w:pPr>
+        <w:spacing w:line="12pt" w:lineRule="auto"/>
+        <w:ind w:firstLine="21pt"/>
+        <w:rPr>
+          <w:rFonts w:ascii="宋体" w:hAnsi="宋体"/>
+          <w:sz w:val="21"/>
+          <w:szCs w:val="21"/>
+          <w:shd w:val="clear" w:color="auto" w:fill="FFFFFF"/>
+        </w:rPr>
+      </w:pPr>
+      <w:r>
+        <w:rPr>
+          <w:rFonts w:ascii="宋体" w:hAnsi="宋体"/>
+          <w:sz w:val="21"/>
+          <w:szCs w:val="21"/>
+          <w:shd w:val="clear" w:color="auto" w:fill="FFFFFF"/>
+        </w:rPr>
+        <w:t>  点击悔棋按钮</w:t>
+      </w:r>
+    </w:p>
+    <w:p>
+      <w:pPr>
+        <w:spacing w:line="12pt" w:lineRule="auto"/>
+        <w:ind w:firstLine="21pt"/>
+        <w:rPr>
+          <w:rFonts w:ascii="宋体" w:hAnsi="宋体"/>
+          <w:sz w:val="21"/>
+          <w:szCs w:val="21"/>
+          <w:shd w:val="clear" w:color="auto" w:fill="FFFFFF"/>
+        </w:rPr>
+      </w:pPr>
+      <w:r>
+        <w:rPr>
+          <w:rFonts w:ascii="宋体" w:hAnsi="宋体"/>
+          <w:sz w:val="21"/>
+          <w:szCs w:val="21"/>
+          <w:shd w:val="clear" w:color="auto" w:fill="FFFFFF"/>
+        </w:rPr>
+        <w:t xml:space="preserve">  </w:t>
+      </w:r>
+      <w:r>
+        <w:rPr>
+          <w:rFonts w:ascii="宋体" w:hAnsi="宋体"/>
+          <w:sz w:val="21"/>
+          <w:szCs w:val="21"/>
+          <w:shd w:val="clear" w:color="auto" w:fill="FFFFFF"/>
+        </w:rPr>
+        <w:t>-</w:t>
+      </w:r>
+      <w:r>
+        <w:rPr>
+          <w:rFonts w:ascii="宋体" w:hAnsi="宋体"/>
+          <w:sz w:val="21"/>
+          <w:szCs w:val="21"/>
+          <w:shd w:val="clear" w:color="auto" w:fill="FFFFFF"/>
+        </w:rPr>
+        <w:t xml:space="preserve"> handle_control_click()</w:t>
+      </w:r>
+    </w:p>
+    <w:p>
+      <w:pPr>
+        <w:spacing w:line="12pt" w:lineRule="auto"/>
+        <w:ind w:firstLine="21pt"/>
+        <w:rPr>
+          <w:rFonts w:ascii="宋体" w:hAnsi="宋体"/>
+          <w:sz w:val="21"/>
+          <w:szCs w:val="21"/>
+          <w:shd w:val="clear" w:color="auto" w:fill="FFFFFF"/>
+        </w:rPr>
+      </w:pPr>
+      <w:r>
+        <w:rPr>
+          <w:rFonts w:ascii="宋体" w:hAnsi="宋体"/>
+          <w:sz w:val="21"/>
+          <w:szCs w:val="21"/>
+          <w:shd w:val="clear" w:color="auto" w:fill="FFFFFF"/>
+        </w:rPr>
+        <w:t xml:space="preserve">  </w:t>
+      </w:r>
+      <w:r>
+        <w:rPr>
+          <w:rFonts w:ascii="宋体" w:hAnsi="宋体"/>
+          <w:sz w:val="21"/>
+          <w:szCs w:val="21"/>
+          <w:shd w:val="clear" w:color="auto" w:fill="FFFFFF"/>
+        </w:rPr>
+        <w:t>-</w:t>
+      </w:r>
+      <w:r>
+        <w:rPr>
+          <w:rFonts w:ascii="宋体" w:hAnsi="宋体"/>
+          <w:sz w:val="21"/>
+          <w:szCs w:val="21"/>
+          <w:shd w:val="clear" w:color="auto" w:fill="FFFFFF"/>
+        </w:rPr>
+        <w:t xml:space="preserve"> net_send_undo_req() —— 向 B 发送悔棋请求</w:t>
+      </w:r>
+    </w:p>
+    <w:p>
+      <w:pPr>
+        <w:spacing w:line="12pt" w:lineRule="auto"/>
+        <w:ind w:firstLine="21pt"/>
+        <w:rPr>
+          <w:rFonts w:ascii="宋体" w:hAnsi="宋体"/>
+          <w:sz w:val="21"/>
+          <w:szCs w:val="21"/>
+          <w:shd w:val="clear" w:color="auto" w:fill="FFFFFF"/>
+        </w:rPr>
+      </w:pPr>
+      <w:r>
+        <w:rPr>
+          <w:rFonts w:ascii="宋体" w:hAnsi="宋体"/>
+          <w:sz w:val="21"/>
+          <w:szCs w:val="21"/>
+          <w:shd w:val="clear" w:color="auto" w:fill="FFFFFF"/>
+        </w:rPr>
+        <w:t xml:space="preserve">  </w:t>
+      </w:r>
+      <w:r>
+        <w:rPr>
+          <w:rFonts w:ascii="宋体" w:hAnsi="宋体"/>
+          <w:sz w:val="21"/>
+          <w:szCs w:val="21"/>
+          <w:shd w:val="clear" w:color="auto" w:fill="FFFFFF"/>
+        </w:rPr>
+        <w:t>-</w:t>
+      </w:r>
+      <w:r>
+        <w:rPr>
+          <w:rFonts w:ascii="宋体" w:hAnsi="宋体"/>
+          <w:sz w:val="21"/>
+          <w:szCs w:val="21"/>
+          <w:shd w:val="clear" w:color="auto" w:fill="FFFFFF"/>
+        </w:rPr>
+        <w:t xml:space="preserve"> net_set_waiting_undo(true) —— 本地进入等待状态</w:t>
+      </w:r>
+    </w:p>
+    <w:p>
+      <w:pPr>
+        <w:spacing w:line="12pt" w:lineRule="auto"/>
+        <w:ind w:firstLine="21pt"/>
+        <w:rPr>
+          <w:rFonts w:ascii="宋体" w:hAnsi="宋体"/>
+          <w:sz w:val="21"/>
+          <w:szCs w:val="21"/>
+          <w:shd w:val="clear" w:color="auto" w:fill="FFFFFF"/>
+        </w:rPr>
+      </w:pPr>
+      <w:r>
+        <w:rPr>
+          <w:rFonts w:ascii="宋体" w:hAnsi="宋体"/>
+          <w:sz w:val="21"/>
+          <w:szCs w:val="21"/>
+          <w:shd w:val="clear" w:color="auto" w:fill="FFFFFF"/>
+        </w:rPr>
+        <w:t xml:space="preserve">  </w:t>
+      </w:r>
+      <w:r>
+        <w:rPr>
+          <w:rFonts w:ascii="宋体" w:hAnsi="宋体"/>
+          <w:sz w:val="21"/>
+          <w:szCs w:val="21"/>
+          <w:shd w:val="clear" w:color="auto" w:fill="FFFFFF"/>
+        </w:rPr>
+        <w:t>-</w:t>
+      </w:r>
+      <w:r>
+        <w:rPr>
+          <w:rFonts w:ascii="宋体" w:hAnsi="宋体"/>
+          <w:sz w:val="21"/>
+          <w:szCs w:val="21"/>
+          <w:shd w:val="clear" w:color="auto" w:fill="FFFFFF"/>
+        </w:rPr>
+        <w:t xml:space="preserve"> 棋盘操作被 is_my_turn() 锁定，A 无法走棋</w:t>
+      </w:r>
+    </w:p>
+    <w:p>
+      <w:pPr>
+        <w:spacing w:line="12pt" w:lineRule="auto"/>
+        <w:ind w:firstLine="21pt"/>
+        <w:rPr>
+          <w:rFonts w:ascii="宋体" w:hAnsi="宋体"/>
+          <w:sz w:val="21"/>
+          <w:szCs w:val="21"/>
+          <w:shd w:val="clear" w:color="auto" w:fill="FFFFFF"/>
+        </w:rPr>
+      </w:pPr>
+      <w:r>
+        <w:rPr>
+          <w:rFonts w:ascii="宋体" w:hAnsi="宋体"/>
+          <w:sz w:val="21"/>
+          <w:szCs w:val="21"/>
+          <w:shd w:val="clear" w:color="auto" w:fill="FFFFFF"/>
+        </w:rPr>
+        <w:t>B 方：</w:t>
+      </w:r>
+    </w:p>
+    <w:p>
+      <w:pPr>
+        <w:spacing w:line="12pt" w:lineRule="auto"/>
+        <w:ind w:firstLine="21pt"/>
+        <w:rPr>
+          <w:rFonts w:ascii="宋体" w:hAnsi="宋体"/>
+          <w:sz w:val="21"/>
+          <w:szCs w:val="21"/>
+          <w:shd w:val="clear" w:color="auto" w:fill="FFFFFF"/>
+        </w:rPr>
+      </w:pPr>
+      <w:r>
+        <w:rPr>
+          <w:rFonts w:ascii="宋体" w:hAnsi="宋体"/>
+          <w:sz w:val="21"/>
+          <w:szCs w:val="21"/>
+          <w:shd w:val="clear" w:color="auto" w:fill="FFFFFF"/>
+        </w:rPr>
+        <w:t>  recv() 收到 NET_UNDO_REQ 消息</w:t>
+      </w:r>
+    </w:p>
+    <w:p>
+      <w:pPr>
+        <w:spacing w:line="12pt" w:lineRule="auto"/>
+        <w:ind w:firstLine="21pt"/>
+        <w:rPr>
+          <w:rFonts w:ascii="宋体" w:hAnsi="宋体"/>
+          <w:sz w:val="21"/>
+          <w:szCs w:val="21"/>
+          <w:shd w:val="clear" w:color="auto" w:fill="FFFFFF"/>
+        </w:rPr>
+      </w:pPr>
+      <w:r>
+        <w:rPr>
+          <w:rFonts w:ascii="宋体" w:hAnsi="宋体"/>
+          <w:sz w:val="21"/>
+          <w:szCs w:val="21"/>
+          <w:shd w:val="clear" w:color="auto" w:fill="FFFFFF"/>
+        </w:rPr>
+        <w:t xml:space="preserve">  </w:t>
+      </w:r>
+      <w:r>
+        <w:rPr>
+          <w:rFonts w:ascii="宋体" w:hAnsi="宋体"/>
+          <w:sz w:val="21"/>
+          <w:szCs w:val="21"/>
+          <w:shd w:val="clear" w:color="auto" w:fill="FFFFFF"/>
+        </w:rPr>
+        <w:t>-</w:t>
+      </w:r>
+      <w:r>
+        <w:rPr>
+          <w:rFonts w:ascii="宋体" w:hAnsi="宋体"/>
+          <w:sz w:val="21"/>
+          <w:szCs w:val="21"/>
+          <w:shd w:val="clear" w:color="auto" w:fill="FFFFFF"/>
+        </w:rPr>
+        <w:t xml:space="preserve"> handle_network_msg()</w:t>
+      </w:r>
+    </w:p>
+    <w:p>
+      <w:pPr>
+        <w:spacing w:line="12pt" w:lineRule="auto"/>
+        <w:ind w:firstLine="21pt"/>
+        <w:rPr>
+          <w:rFonts w:ascii="宋体" w:hAnsi="宋体"/>
+          <w:sz w:val="21"/>
+          <w:szCs w:val="21"/>
+          <w:shd w:val="clear" w:color="auto" w:fill="FFFFFF"/>
+        </w:rPr>
+      </w:pPr>
+      <w:r>
+        <w:rPr>
+          <w:rFonts w:ascii="宋体" w:hAnsi="宋体"/>
+          <w:sz w:val="21"/>
+          <w:szCs w:val="21"/>
+          <w:shd w:val="clear" w:color="auto" w:fill="FFFFFF"/>
+        </w:rPr>
+        <w:t xml:space="preserve">  </w:t>
+      </w:r>
+      <w:r>
+        <w:rPr>
+          <w:rFonts w:ascii="宋体" w:hAnsi="宋体"/>
+          <w:sz w:val="21"/>
+          <w:szCs w:val="21"/>
+          <w:shd w:val="clear" w:color="auto" w:fill="FFFFFF"/>
+        </w:rPr>
+        <w:t>-</w:t>
+      </w:r>
+      <w:r>
+        <w:rPr>
+          <w:rFonts w:ascii="宋体" w:hAnsi="宋体"/>
+          <w:sz w:val="21"/>
+          <w:szCs w:val="21"/>
+          <w:shd w:val="clear" w:color="auto" w:fill="FFFFFF"/>
+        </w:rPr>
+        <w:t xml:space="preserve"> state.undo_req_pending = true —— 标记等待用户决定</w:t>
+      </w:r>
+    </w:p>
+    <w:p>
+      <w:pPr>
+        <w:spacing w:line="12pt" w:lineRule="auto"/>
+        <w:ind w:firstLine="21pt"/>
+        <w:rPr>
+          <w:rFonts w:ascii="宋体" w:hAnsi="宋体"/>
+          <w:sz w:val="21"/>
+          <w:szCs w:val="21"/>
+          <w:shd w:val="clear" w:color="auto" w:fill="FFFFFF"/>
+        </w:rPr>
+      </w:pPr>
+      <w:r>
+        <w:rPr>
+          <w:rFonts w:ascii="宋体" w:hAnsi="宋体"/>
+          <w:sz w:val="21"/>
+          <w:szCs w:val="21"/>
+          <w:shd w:val="clear" w:color="auto" w:fill="FFFFFF"/>
+        </w:rPr>
+        <w:t xml:space="preserve">  </w:t>
+      </w:r>
+      <w:r>
+        <w:rPr>
+          <w:rFonts w:ascii="宋体" w:hAnsi="宋体"/>
+          <w:sz w:val="21"/>
+          <w:szCs w:val="21"/>
+          <w:shd w:val="clear" w:color="auto" w:fill="FFFFFF"/>
+        </w:rPr>
+        <w:t>-</w:t>
+      </w:r>
+      <w:r>
+        <w:rPr>
+          <w:rFonts w:ascii="宋体" w:hAnsi="宋体"/>
+          <w:sz w:val="21"/>
+          <w:szCs w:val="21"/>
+          <w:shd w:val="clear" w:color="auto" w:fill="FFFFFF"/>
+        </w:rPr>
+        <w:t xml:space="preserve"> draw_board() 在界面绘制"同意"/"拒绝"按钮弹窗</w:t>
+      </w:r>
+    </w:p>
+    <w:p>
+      <w:pPr>
+        <w:spacing w:line="12pt" w:lineRule="auto"/>
+        <w:ind w:firstLine="21pt"/>
+        <w:rPr>
+          <w:rFonts w:ascii="宋体" w:hAnsi="宋体"/>
+          <w:sz w:val="21"/>
+          <w:szCs w:val="21"/>
+          <w:shd w:val="clear" w:color="auto" w:fill="FFFFFF"/>
+        </w:rPr>
+      </w:pPr>
+      <w:r>
+        <w:rPr>
+          <w:rFonts w:ascii="宋体" w:hAnsi="宋体"/>
+          <w:sz w:val="21"/>
+          <w:szCs w:val="21"/>
+          <w:shd w:val="clear" w:color="auto" w:fill="FFFFFF"/>
+        </w:rPr>
+        <w:t xml:space="preserve">  </w:t>
+      </w:r>
+      <w:r>
+        <w:rPr>
+          <w:rFonts w:ascii="宋体" w:hAnsi="宋体"/>
+          <w:sz w:val="21"/>
+          <w:szCs w:val="21"/>
+          <w:shd w:val="clear" w:color="auto" w:fill="FFFFFF"/>
+        </w:rPr>
+        <w:t>-</w:t>
+      </w:r>
+      <w:r>
+        <w:rPr>
+          <w:rFonts w:ascii="宋体" w:hAnsi="宋体"/>
+          <w:sz w:val="21"/>
+          <w:szCs w:val="21"/>
+          <w:shd w:val="clear" w:color="auto" w:fill="FFFFFF"/>
+        </w:rPr>
+        <w:t xml:space="preserve"> 用户点击同意</w:t>
+      </w:r>
+    </w:p>
+    <w:p>
+      <w:pPr>
+        <w:spacing w:line="12pt" w:lineRule="auto"/>
+        <w:ind w:firstLine="21pt"/>
+        <w:rPr>
+          <w:rFonts w:ascii="宋体" w:hAnsi="宋体"/>
+          <w:sz w:val="21"/>
+          <w:szCs w:val="21"/>
+          <w:shd w:val="clear" w:color="auto" w:fill="FFFFFF"/>
+        </w:rPr>
+      </w:pPr>
+      <w:r>
+        <w:rPr>
+          <w:rFonts w:ascii="宋体" w:hAnsi="宋体"/>
+          <w:sz w:val="21"/>
+          <w:szCs w:val="21"/>
+          <w:shd w:val="clear" w:color="auto" w:fill="FFFFFF"/>
+        </w:rPr>
+        <w:t xml:space="preserve">    </w:t>
+      </w:r>
+      <w:r>
+        <w:rPr>
+          <w:rFonts w:ascii="宋体" w:hAnsi="宋体"/>
+          <w:sz w:val="21"/>
+          <w:szCs w:val="21"/>
+          <w:shd w:val="clear" w:color="auto" w:fill="FFFFFF"/>
+        </w:rPr>
+        <w:t>-</w:t>
+      </w:r>
+      <w:r>
+        <w:rPr>
+          <w:rFonts w:ascii="宋体" w:hAnsi="宋体"/>
+          <w:sz w:val="21"/>
+          <w:szCs w:val="21"/>
+          <w:shd w:val="clear" w:color="auto" w:fill="FFFFFF"/>
+        </w:rPr>
+        <w:t xml:space="preserve"> handle_control_click()</w:t>
+      </w:r>
+    </w:p>
+    <w:p>
+      <w:pPr>
+        <w:spacing w:line="12pt" w:lineRule="auto"/>
+        <w:ind w:firstLine="21pt"/>
+        <w:rPr>
+          <w:rFonts w:ascii="宋体" w:hAnsi="宋体"/>
+          <w:sz w:val="21"/>
+          <w:szCs w:val="21"/>
+          <w:shd w:val="clear" w:color="auto" w:fill="FFFFFF"/>
+        </w:rPr>
+      </w:pPr>
+      <w:r>
+        <w:rPr>
+          <w:rFonts w:ascii="宋体" w:hAnsi="宋体"/>
+          <w:sz w:val="21"/>
+          <w:szCs w:val="21"/>
+          <w:shd w:val="clear" w:color="auto" w:fill="FFFFFF"/>
+        </w:rPr>
+        <w:t xml:space="preserve">    </w:t>
+      </w:r>
+      <w:r>
+        <w:rPr>
+          <w:rFonts w:ascii="宋体" w:hAnsi="宋体"/>
+          <w:sz w:val="21"/>
+          <w:szCs w:val="21"/>
+          <w:shd w:val="clear" w:color="auto" w:fill="FFFFFF"/>
+        </w:rPr>
+        <w:t>-</w:t>
+      </w:r>
+      <w:r>
+        <w:rPr>
+          <w:rFonts w:ascii="宋体" w:hAnsi="宋体"/>
+          <w:sz w:val="21"/>
+          <w:szCs w:val="21"/>
+          <w:shd w:val="clear" w:color="auto" w:fill="FFFFFF"/>
+        </w:rPr>
+        <w:t xml:space="preserve"> net_send_undo_accept() —— 向 A 发送同意回复</w:t>
+      </w:r>
+    </w:p>
+    <w:p>
+      <w:pPr>
+        <w:spacing w:line="12pt" w:lineRule="auto"/>
+        <w:ind w:firstLine="21pt"/>
+        <w:rPr>
+          <w:rFonts w:ascii="宋体" w:hAnsi="宋体"/>
+          <w:sz w:val="21"/>
+          <w:szCs w:val="21"/>
+          <w:shd w:val="clear" w:color="auto" w:fill="FFFFFF"/>
+        </w:rPr>
+      </w:pPr>
+      <w:r>
+        <w:rPr>
+          <w:rFonts w:ascii="宋体" w:hAnsi="宋体"/>
+          <w:sz w:val="21"/>
+          <w:szCs w:val="21"/>
+          <w:shd w:val="clear" w:color="auto" w:fill="FFFFFF"/>
+        </w:rPr>
+        <w:t xml:space="preserve">    </w:t>
+      </w:r>
+      <w:r>
+        <w:rPr>
+          <w:rFonts w:ascii="宋体" w:hAnsi="宋体"/>
+          <w:sz w:val="21"/>
+          <w:szCs w:val="21"/>
+          <w:shd w:val="clear" w:color="auto" w:fill="FFFFFF"/>
+        </w:rPr>
+        <w:t>-</w:t>
+      </w:r>
+      <w:r>
+        <w:rPr>
+          <w:rFonts w:ascii="宋体" w:hAnsi="宋体"/>
+          <w:sz w:val="21"/>
+          <w:szCs w:val="21"/>
+          <w:shd w:val="clear" w:color="auto" w:fill="FFFFFF"/>
+        </w:rPr>
+        <w:t xml:space="preserve"> undo_to_turn(state, _RED) —— 退 2 步，回到 A 的回合</w:t>
+      </w:r>
+    </w:p>
+    <w:p>
+      <w:pPr>
+        <w:spacing w:line="12pt" w:lineRule="auto"/>
+        <w:ind w:firstLine="21pt"/>
+        <w:rPr>
+          <w:rFonts w:ascii="宋体" w:hAnsi="宋体"/>
+          <w:sz w:val="21"/>
+          <w:szCs w:val="21"/>
+          <w:shd w:val="clear" w:color="auto" w:fill="FFFFFF"/>
+        </w:rPr>
+      </w:pPr>
+      <w:r>
+        <w:rPr>
+          <w:rFonts w:ascii="宋体" w:hAnsi="宋体"/>
+          <w:sz w:val="21"/>
+          <w:szCs w:val="21"/>
+          <w:shd w:val="clear" w:color="auto" w:fill="FFFFFF"/>
+        </w:rPr>
+        <w:t xml:space="preserve">    </w:t>
+      </w:r>
+      <w:r>
+        <w:rPr>
+          <w:rFonts w:ascii="宋体" w:hAnsi="宋体"/>
+          <w:sz w:val="21"/>
+          <w:szCs w:val="21"/>
+          <w:shd w:val="clear" w:color="auto" w:fill="FFFFFF"/>
+        </w:rPr>
+        <w:t>-</w:t>
+      </w:r>
+      <w:r>
+        <w:rPr>
+          <w:rFonts w:ascii="宋体" w:hAnsi="宋体"/>
+          <w:sz w:val="21"/>
+          <w:szCs w:val="21"/>
+          <w:shd w:val="clear" w:color="auto" w:fill="FFFFFF"/>
+        </w:rPr>
+        <w:t xml:space="preserve"> state.undo_req_pending = false —— 清除弹窗</w:t>
+      </w:r>
+    </w:p>
+    <w:p>
+      <w:pPr>
+        <w:spacing w:line="12pt" w:lineRule="auto"/>
+        <w:ind w:firstLine="21pt"/>
+        <w:rPr>
+          <w:rFonts w:ascii="宋体" w:hAnsi="宋体"/>
+          <w:sz w:val="21"/>
+          <w:szCs w:val="21"/>
+          <w:shd w:val="clear" w:color="auto" w:fill="FFFFFF"/>
+        </w:rPr>
+      </w:pPr>
+      <w:r>
+        <w:rPr>
+          <w:rFonts w:ascii="宋体" w:hAnsi="宋体"/>
+          <w:sz w:val="21"/>
+          <w:szCs w:val="21"/>
+          <w:shd w:val="clear" w:color="auto" w:fill="FFFFFF"/>
+        </w:rPr>
+        <w:t>A 方：</w:t>
+      </w:r>
+    </w:p>
+    <w:p>
+      <w:pPr>
+        <w:spacing w:line="12pt" w:lineRule="auto"/>
+        <w:ind w:firstLine="21pt"/>
+        <w:rPr>
+          <w:rFonts w:ascii="宋体" w:hAnsi="宋体"/>
+          <w:sz w:val="21"/>
+          <w:szCs w:val="21"/>
+          <w:shd w:val="clear" w:color="auto" w:fill="FFFFFF"/>
+        </w:rPr>
+      </w:pPr>
+      <w:r>
+        <w:rPr>
+          <w:rFonts w:ascii="宋体" w:hAnsi="宋体"/>
+          <w:sz w:val="21"/>
+          <w:szCs w:val="21"/>
+          <w:shd w:val="clear" w:color="auto" w:fill="FFFFFF"/>
+        </w:rPr>
+        <w:t>  recv() 收到 NET_UNDO_ACCEPT 消息</w:t>
+      </w:r>
+    </w:p>
+    <w:p>
+      <w:pPr>
+        <w:spacing w:line="12pt" w:lineRule="auto"/>
+        <w:ind w:firstLine="21pt"/>
+        <w:rPr>
+          <w:rFonts w:ascii="宋体" w:hAnsi="宋体"/>
+          <w:sz w:val="21"/>
+          <w:szCs w:val="21"/>
+          <w:shd w:val="clear" w:color="auto" w:fill="FFFFFF"/>
+        </w:rPr>
+      </w:pPr>
+      <w:r>
+        <w:rPr>
+          <w:rFonts w:ascii="宋体" w:hAnsi="宋体"/>
+          <w:sz w:val="21"/>
+          <w:szCs w:val="21"/>
+          <w:shd w:val="clear" w:color="auto" w:fill="FFFFFF"/>
+        </w:rPr>
+        <w:t xml:space="preserve">  </w:t>
+      </w:r>
+      <w:r>
+        <w:rPr>
+          <w:rFonts w:ascii="宋体" w:hAnsi="宋体"/>
+          <w:sz w:val="21"/>
+          <w:szCs w:val="21"/>
+          <w:shd w:val="clear" w:color="auto" w:fill="FFFFFF"/>
+        </w:rPr>
+        <w:t>-</w:t>
+      </w:r>
+      <w:r>
+        <w:rPr>
+          <w:rFonts w:ascii="宋体" w:hAnsi="宋体"/>
+          <w:sz w:val="21"/>
+          <w:szCs w:val="21"/>
+          <w:shd w:val="clear" w:color="auto" w:fill="FFFFFF"/>
+        </w:rPr>
+        <w:t xml:space="preserve"> handle_network_msg()</w:t>
+      </w:r>
+    </w:p>
+    <w:p>
+      <w:pPr>
+        <w:spacing w:line="12pt" w:lineRule="auto"/>
+        <w:ind w:firstLine="21pt"/>
+        <w:rPr>
+          <w:rFonts w:ascii="宋体" w:hAnsi="宋体"/>
+          <w:sz w:val="21"/>
+          <w:szCs w:val="21"/>
+          <w:shd w:val="clear" w:color="auto" w:fill="FFFFFF"/>
+        </w:rPr>
+      </w:pPr>
+      <w:r>
+        <w:rPr>
+          <w:rFonts w:ascii="宋体" w:hAnsi="宋体"/>
+          <w:sz w:val="21"/>
+          <w:szCs w:val="21"/>
+          <w:shd w:val="clear" w:color="auto" w:fill="FFFFFF"/>
+        </w:rPr>
+        <w:t xml:space="preserve">  </w:t>
+      </w:r>
+      <w:r>
+        <w:rPr>
+          <w:rFonts w:ascii="宋体" w:hAnsi="宋体"/>
+          <w:sz w:val="21"/>
+          <w:szCs w:val="21"/>
+          <w:shd w:val="clear" w:color="auto" w:fill="FFFFFF"/>
+        </w:rPr>
+        <w:t>-</w:t>
+      </w:r>
+      <w:r>
+        <w:rPr>
+          <w:rFonts w:ascii="宋体" w:hAnsi="宋体"/>
+          <w:sz w:val="21"/>
+          <w:szCs w:val="21"/>
+          <w:shd w:val="clear" w:color="auto" w:fill="FFFFFF"/>
+        </w:rPr>
+        <w:t xml:space="preserve"> undo_to_turn(state, _RED) —— 退 2 步，回到 A 的回合</w:t>
+      </w:r>
+    </w:p>
+    <w:p>
+      <w:pPr>
+        <w:spacing w:line="12pt" w:lineRule="auto"/>
+        <w:ind w:firstLine="21pt"/>
+        <w:rPr>
+          <w:rFonts w:ascii="宋体" w:hAnsi="宋体"/>
+          <w:sz w:val="21"/>
+          <w:szCs w:val="21"/>
+          <w:shd w:val="clear" w:color="auto" w:fill="FFFFFF"/>
+        </w:rPr>
+      </w:pPr>
+      <w:r>
+        <w:rPr>
+          <w:rFonts w:ascii="宋体" w:hAnsi="宋体"/>
+          <w:sz w:val="21"/>
+          <w:szCs w:val="21"/>
+          <w:shd w:val="clear" w:color="auto" w:fill="FFFFFF"/>
+        </w:rPr>
+        <w:t xml:space="preserve">  </w:t>
+      </w:r>
+      <w:r>
+        <w:rPr>
+          <w:rFonts w:ascii="宋体" w:hAnsi="宋体"/>
+          <w:sz w:val="21"/>
+          <w:szCs w:val="21"/>
+          <w:shd w:val="clear" w:color="auto" w:fill="FFFFFF"/>
+        </w:rPr>
+        <w:t>-</w:t>
+      </w:r>
+      <w:r>
+        <w:rPr>
+          <w:rFonts w:ascii="宋体" w:hAnsi="宋体"/>
+          <w:sz w:val="21"/>
+          <w:szCs w:val="21"/>
+          <w:shd w:val="clear" w:color="auto" w:fill="FFFFFF"/>
+        </w:rPr>
+        <w:t xml:space="preserve"> net_set_waiting_undo(false) —— 解除等待</w:t>
+      </w:r>
+    </w:p>
+    <w:p>
+      <w:pPr>
+        <w:spacing w:line="12pt" w:lineRule="auto"/>
+        <w:ind w:firstLine="21pt"/>
+        <w:rPr>
+          <w:rFonts w:ascii="宋体" w:hAnsi="宋体"/>
+          <w:sz w:val="21"/>
+          <w:szCs w:val="21"/>
+          <w:shd w:val="clear" w:color="auto" w:fill="FFFFFF"/>
+        </w:rPr>
+      </w:pPr>
+      <w:r>
+        <w:rPr>
+          <w:rFonts w:ascii="宋体" w:hAnsi="宋体"/>
+          <w:sz w:val="21"/>
+          <w:szCs w:val="21"/>
+          <w:shd w:val="clear" w:color="auto" w:fill="FFFFFF"/>
+        </w:rPr>
+        <w:t xml:space="preserve">  </w:t>
+      </w:r>
+      <w:r>
+        <w:rPr>
+          <w:rFonts w:ascii="宋体" w:hAnsi="宋体"/>
+          <w:sz w:val="21"/>
+          <w:szCs w:val="21"/>
+          <w:shd w:val="clear" w:color="auto" w:fill="FFFFFF"/>
+        </w:rPr>
+        <w:t>-</w:t>
+      </w:r>
+      <w:r>
+        <w:rPr>
+          <w:rFonts w:ascii="宋体" w:hAnsi="宋体"/>
+          <w:sz w:val="21"/>
+          <w:szCs w:val="21"/>
+          <w:shd w:val="clear" w:color="auto" w:fill="FFFFFF"/>
+        </w:rPr>
+        <w:t xml:space="preserve"> state.undo_req_pending = false</w:t>
+      </w:r>
+    </w:p>
+    <w:p>
+      <w:pPr>
+        <w:spacing w:line="12pt" w:lineRule="auto"/>
+        <w:ind w:firstLine="21pt"/>
+        <w:rPr>
+          <w:rFonts w:ascii="宋体" w:hAnsi="宋体"/>
+          <w:sz w:val="21"/>
+          <w:szCs w:val="21"/>
+          <w:shd w:val="clear" w:color="auto" w:fill="FFFFFF"/>
+        </w:rPr>
+      </w:pPr>
+      <w:r>
+        <w:rPr>
+          <w:rFonts w:ascii="宋体" w:hAnsi="宋体"/>
+          <w:sz w:val="21"/>
+          <w:szCs w:val="21"/>
+          <w:shd w:val="clear" w:color="auto" w:fill="FFFFFF"/>
+        </w:rPr>
+        <w:t xml:space="preserve">  </w:t>
+      </w:r>
+      <w:r>
+        <w:rPr>
+          <w:rFonts w:ascii="宋体" w:hAnsi="宋体"/>
+          <w:sz w:val="21"/>
+          <w:szCs w:val="21"/>
+          <w:shd w:val="clear" w:color="auto" w:fill="FFFFFF"/>
+        </w:rPr>
+        <w:t>-</w:t>
+      </w:r>
+      <w:r>
+        <w:rPr>
+          <w:rFonts w:ascii="宋体" w:hAnsi="宋体"/>
+          <w:sz w:val="21"/>
+          <w:szCs w:val="21"/>
+          <w:shd w:val="clear" w:color="auto" w:fill="FFFFFF"/>
+        </w:rPr>
+        <w:t xml:space="preserve"> 棋盘操作解锁，A 可继续走棋</w:t>
+      </w:r>
+    </w:p>
+    <w:p>
+      <w:pPr>
+        <w:spacing w:line="12pt" w:lineRule="auto"/>
+        <w:ind w:firstLine="21pt"/>
+        <w:rPr>
+          <w:rFonts w:ascii="宋体" w:hAnsi="宋体"/>
+          <w:sz w:val="21"/>
+          <w:szCs w:val="21"/>
+          <w:shd w:val="clear" w:color="auto" w:fill="FFFFFF"/>
+        </w:rPr>
+      </w:pPr>
+      <w:r>
+        <w:rPr>
+          <w:rFonts w:ascii="宋体" w:hAnsi="宋体"/>
+          <w:sz w:val="21"/>
+          <w:szCs w:val="21"/>
+          <w:shd w:val="clear" w:color="auto" w:fill="FFFFFF"/>
+        </w:rPr>
+        <w:t>两个标志保证了双方状态在任何时刻一致：A 等待时不能走棋，B 弹窗未关闭时不能走棋，同意/拒绝后双方同步回到悔棋前 A 的回合。</w:t>
+      </w:r>
+    </w:p>
+    <w:p>
+      <w:pPr>
+        <w:spacing w:line="12pt" w:lineRule="auto"/>
+        <w:ind w:firstLine="21pt"/>
+        <w:rPr>
+          <w:rFonts w:ascii="宋体" w:hAnsi="宋体"/>
+          <w:sz w:val="21"/>
+          <w:szCs w:val="21"/>
+          <w:shd w:val="clear" w:color="auto" w:fill="FFFFFF"/>
+        </w:rPr>
+      </w:pPr>
+    </w:p>
+    <w:p>
+      <w:pPr>
+        <w:pStyle w:val="3"/>
+        <w:keepNext w:val="0"/>
+        <w:keepLines w:val="0"/>
+        <w:rPr>
+          <w:rFonts w:ascii="宋体" w:hAnsi="宋体"/>
+          <w:lang w:val="en-US"/>
+        </w:rPr>
+      </w:pPr>
+      <w:r>
+        <w:rPr>
+          <w:rFonts w:ascii="宋体" w:hAnsi="宋体" w:hint="eastAsia"/>
+          <w:lang w:val="en-US"/>
+        </w:rPr>
+        <w:t>4</w:t>
+      </w:r>
+      <w:r>
+        <w:rPr>
+          <w:rFonts w:ascii="宋体" w:hAnsi="宋体"/>
+          <w:lang w:val="en-US"/>
+        </w:rPr>
+        <w:t xml:space="preserve">.3 </w:t>
+      </w:r>
+      <w:r>
+        <w:rPr>
+          <w:rFonts w:ascii="宋体" w:hAnsi="宋体" w:hint="eastAsia"/>
+          <w:lang w:val="en-US"/>
+        </w:rPr>
+        <w:t>程序核心代码</w:t>
+      </w:r>
+    </w:p>
+    <w:p>
+      <w:pPr>
+        <w:spacing w:line="12pt" w:lineRule="auto"/>
+        <w:ind w:firstLine="24pt"/>
+        <w:rPr>
+          <w:rFonts w:ascii="宋体" w:hAnsi="宋体"/>
+          <w:b/>
+          <w:bCs/>
+        </w:rPr>
+      </w:pPr>
+      <w:r>
+        <mc:AlternateContent>
+          <mc:Choice Requires="v">
+            <w:pict w14:anchorId="6A115321">
+              <v:shape id="_x0000_s1037" type="#_x0000_t75" style="position:absolute;left:0;text-align:left;margin-left:42.4pt;margin-top:20.25pt;width:269.2pt;height:254.75pt;z-index:5;visibility:visible;mso-wrap-style:square;mso-position-horizontal-relative:text;mso-position-vertical-relative:text;mso-width-relative:page;mso-height-relative:page">
+                <v:imagedata r:id="rId19" o:title=""/>
+                <w10:wrap type="topAndBottom"/>
+              </v:shape>
+            </w:pict>
+          </mc:Choice>
+          <mc:Fallback>
+            <w:drawing>
+              <wp:anchor distT="0" distB="0" distL="114300" distR="114300" simplePos="0" relativeHeight="251663360" behindDoc="0" locked="0" layoutInCell="1" allowOverlap="1" wp14:anchorId="7DC65558" wp14:editId="7AB876AC">
+                <wp:simplePos x="0" y="0"/>
+                <wp:positionH relativeFrom="column">
+                  <wp:posOffset>538480</wp:posOffset>
+                </wp:positionH>
+                <wp:positionV relativeFrom="paragraph">
+                  <wp:posOffset>257175</wp:posOffset>
+                </wp:positionV>
+                <wp:extent cx="3418840" cy="3235325"/>
+                <wp:effectExtent l="0" t="0" r="0" b="3175"/>
+                <wp:wrapTopAndBottom/>
+                <wp:docPr id="13" name="图片 1"/>
+                <wp:cNvGraphicFramePr>
+                  <a:graphicFrameLocks xmlns:a="http://purl.oclc.org/ooxml/drawingml/main" noChangeAspect="1"/>
+                </wp:cNvGraphicFramePr>
+                <a:graphic xmlns:a="http://purl.oclc.org/ooxml/drawingml/main">
+                  <a:graphicData uri="http://purl.oclc.org/ooxml/drawingml/picture">
+                    <pic:pic xmlns:pic="http://purl.oclc.org/ooxml/drawingml/picture">
+                      <pic:nvPicPr>
+                        <pic:cNvPr id="0" name="Picture 13"/>
+                        <pic:cNvPicPr>
+                          <a:picLocks noChangeAspect="1" noChangeArrowheads="1"/>
+                        </pic:cNvPicPr>
+                      </pic:nvPicPr>
+                      <pic:blipFill>
+                        <a:blip r:embed="rId20">
+                          <a:extLst>
+                            <a:ext uri="{28A0092B-C50C-407E-A947-70E740481C1C}">
+                              <a14:useLocalDpi xmlns:a14="http://schemas.microsoft.com/office/drawing/2010/main" val="0"/>
+                            </a:ext>
+                          </a:extLst>
+                        </a:blip>
+                        <a:srcRect/>
+                        <a:stretch>
+                          <a:fillRect/>
+                        </a:stretch>
+                      </pic:blipFill>
+                      <pic:spPr bwMode="auto">
+                        <a:xfrm>
+                          <a:off x="0" y="0"/>
+                          <a:ext cx="3418840" cy="3235325"/>
+                        </a:xfrm>
+                        <a:prstGeom prst="rect">
+                          <a:avLst/>
+                        </a:prstGeom>
+                        <a:noFill/>
+                        <a:ln>
+                          <a:noFill/>
+                        </a:ln>
+                      </pic:spPr>
+                    </pic:pic>
+                  </a:graphicData>
+                </a:graphic>
+                <wp14:sizeRelH relativeFrom="page">
+                  <wp14:pctWidth>0%</wp14:pctWidth>
+                </wp14:sizeRelH>
+                <wp14:sizeRelV relativeFrom="page">
+                  <wp14:pctHeight>0%</wp14:pctHeight>
+                </wp14:sizeRelV>
+              </wp:anchor>
+            </w:drawing>
+          </mc:Fallback>
+        </mc:AlternateContent>
+      </w:r>
+      <w:r>
+        <w:rPr>
+          <w:rFonts w:ascii="宋体" w:hAnsi="宋体"/>
+          <w:b/>
+          <w:bCs/>
+        </w:rPr>
+        <w:t>4.3.1 apply_move()</w:t>
+      </w:r>
+      <w:r>
+        <w:rPr>
+          <w:rFonts w:ascii="宋体" w:hAnsi="宋体" w:hint="eastAsia"/>
+          <w:b/>
+          <w:bCs/>
+        </w:rPr>
+        <w:t xml:space="preserve"> </w:t>
+      </w:r>
+      <w:r>
+        <w:rPr>
+          <w:rFonts w:ascii="宋体" w:hAnsi="宋体" w:hint="eastAsia"/>
+          <w:b/>
+          <w:bCs/>
+        </w:rPr>
+        <w:t>部分核心</w:t>
+      </w:r>
+      <w:r>
+        <w:rPr>
+          <w:rFonts w:ascii="宋体" w:hAnsi="宋体" w:hint="eastAsia"/>
+          <w:b/>
+          <w:bCs/>
+        </w:rPr>
+        <w:t>代码</w:t>
+      </w:r>
+    </w:p>
+    <w:p>
+      <w:pPr>
+        <w:spacing w:line="12pt" w:lineRule="auto"/>
+        <w:ind w:firstLine="24pt"/>
+        <w:rPr>
+          <w:rFonts w:ascii="宋体" w:hAnsi="宋体"/>
+        </w:rPr>
+      </w:pPr>
+    </w:p>
+    <w:p>
+      <w:pPr>
+        <w:pStyle w:val="2"/>
+        <w:keepNext w:val="0"/>
+        <w:keepLines w:val="0"/>
+        <w:spacing w:before="7.80pt" w:after="7.80pt"/>
+        <w:rPr>
+          <w:rFonts w:ascii="宋体" w:eastAsia="宋体" w:hAnsi="宋体"/>
+          <w:lang w:val="en-US" w:eastAsia="zh-CN"/>
+        </w:rPr>
+      </w:pPr>
+      <w:r>
+        <w:rPr>
+          <w:rFonts w:ascii="宋体" w:eastAsia="宋体" w:hAnsi="宋体" w:hint="eastAsia"/>
+          <w:lang w:val="en-US" w:eastAsia="zh-CN"/>
+        </w:rPr>
+        <w:t>五、</w:t>
+      </w:r>
+      <w:r>
+        <w:rPr>
+          <w:rFonts w:ascii="宋体" w:eastAsia="宋体" w:hAnsi="宋体" w:hint="eastAsia"/>
+          <w:lang w:val="en-US" w:eastAsia="zh-CN"/>
+        </w:rPr>
+        <w:t>测试</w:t>
+      </w:r>
+    </w:p>
+    <w:p>
+      <w:pPr>
+        <w:pStyle w:val="3"/>
+        <w:keepNext w:val="0"/>
+        <w:keepLines w:val="0"/>
+        <w:rPr>
+          <w:rFonts w:ascii="宋体" w:hAnsi="宋体"/>
+          <w:lang w:val="en-US"/>
+        </w:rPr>
+      </w:pPr>
+      <w:r>
+        <w:rPr>
+          <w:rFonts w:ascii="宋体" w:hAnsi="宋体" w:hint="eastAsia"/>
+          <w:lang w:val="en-US"/>
+        </w:rPr>
+        <w:t>5</w:t>
+      </w:r>
+      <w:r>
+        <w:rPr>
+          <w:rFonts w:ascii="宋体" w:hAnsi="宋体"/>
+          <w:lang w:val="en-US"/>
+        </w:rPr>
+        <w:t xml:space="preserve">.1 </w:t>
+      </w:r>
+      <w:r>
+        <w:rPr>
+          <w:rFonts w:ascii="宋体" w:hAnsi="宋体" w:hint="eastAsia"/>
+          <w:lang w:val="en-US"/>
+        </w:rPr>
+        <w:t>测试环境</w:t>
+      </w:r>
+    </w:p>
+    <w:p>
+      <w:pPr>
+        <w:ind w:firstLineChars="0" w:firstLine="21pt"/>
         <w:rPr>
           <w:color w:val="FF0000"/>
         </w:rPr>
@@ -1921,38 +9141,45 @@
           <w:szCs w:val="21"/>
           <w:shd w:val="clear" w:color="auto" w:fill="FFFFFF"/>
         </w:rPr>
-        <w:t>介绍程序的背景、目的和意义。</w:t>
-      </w:r>
-    </w:p>
-    <w:p>
-      <w:pPr>
-        <w:pStyle w:val="2"/>
-        <w:spacing w:before="7.80pt" w:after="7.80pt"/>
-        <w:rPr>
-          <w:rFonts w:ascii="宋体" w:eastAsia="宋体" w:hAnsi="宋体" w:hint="eastAsia"/>
+        <w:t>描述测试程序时使用的环境和工具。</w:t>
+      </w:r>
+    </w:p>
+    <w:p>
+      <w:pPr>
+        <w:pStyle w:val="3"/>
+        <w:keepNext w:val="0"/>
+        <w:keepLines w:val="0"/>
+        <w:rPr>
+          <w:rFonts w:ascii="宋体" w:hAnsi="宋体"/>
           <w:lang w:val="en-US"/>
         </w:rPr>
       </w:pPr>
       <w:r>
         <w:rPr>
-          <w:rFonts w:ascii="宋体" w:eastAsia="宋体" w:hAnsi="宋体" w:hint="eastAsia"/>
+          <w:rFonts w:ascii="宋体" w:hAnsi="宋体" w:hint="eastAsia"/>
           <w:lang w:val="en-US"/>
         </w:rPr>
-        <w:t>二、</w:t>
-      </w:r>
-      <w:r>
-        <w:rPr>
-          <w:rFonts w:ascii="宋体" w:eastAsia="宋体" w:hAnsi="宋体" w:hint="eastAsia"/>
-          <w:lang w:val="en-US" w:eastAsia="zh-CN"/>
-        </w:rPr>
-        <w:t>需求分析</w:t>
-      </w:r>
-    </w:p>
-    <w:p>
-      <w:pPr>
-        <w:ind w:firstLineChars="83" w:firstLine="9.05pt"/>
-        <w:rPr>
-          <w:rFonts w:hint="eastAsia"/>
+        <w:t>5</w:t>
+      </w:r>
+      <w:r>
+        <w:rPr>
+          <w:rFonts w:ascii="宋体" w:hAnsi="宋体"/>
+          <w:lang w:val="en-US"/>
+        </w:rPr>
+        <w:t xml:space="preserve">.2 </w:t>
+      </w:r>
+      <w:r>
+        <w:rPr>
+          <w:rFonts w:ascii="宋体" w:hAnsi="宋体" w:hint="eastAsia"/>
+          <w:lang w:val="en-US"/>
+        </w:rPr>
+        <w:t>测试用例</w:t>
+      </w:r>
+    </w:p>
+    <w:p>
+      <w:pPr>
+        <w:ind w:firstLineChars="0" w:firstLine="21pt"/>
+        <w:rPr>
           <w:color w:val="FF0000"/>
         </w:rPr>
       </w:pPr>
@@ -1965,62 +9192,45 @@
           <w:szCs w:val="21"/>
           <w:shd w:val="clear" w:color="auto" w:fill="FFFFFF"/>
         </w:rPr>
-        <w:t>详细描述程序需要实现的功能和性能要求。</w:t>
-      </w:r>
-    </w:p>
-    <w:p>
-      <w:pPr>
-        <w:pStyle w:val="2"/>
-        <w:spacing w:before="7.80pt" w:after="7.80pt"/>
-        <w:rPr>
-          <w:rFonts w:ascii="宋体" w:eastAsia="宋体" w:hAnsi="宋体"/>
-          <w:lang w:val="en-US" w:eastAsia="zh-CN"/>
-        </w:rPr>
-      </w:pPr>
-      <w:r>
-        <w:rPr>
-          <w:rFonts w:ascii="宋体" w:eastAsia="宋体" w:hAnsi="宋体" w:hint="eastAsia"/>
+        <w:t>列出测试程序时使用的测试用例。</w:t>
+      </w:r>
+    </w:p>
+    <w:p>
+      <w:pPr>
+        <w:pStyle w:val="3"/>
+        <w:keepNext w:val="0"/>
+        <w:keepLines w:val="0"/>
+        <w:rPr>
+          <w:rFonts w:ascii="宋体" w:hAnsi="宋体"/>
           <w:lang w:val="en-US"/>
         </w:rPr>
-        <w:t>三、</w:t>
-      </w:r>
-      <w:r>
-        <w:rPr>
-          <w:rFonts w:ascii="宋体" w:eastAsia="宋体" w:hAnsi="宋体" w:hint="eastAsia"/>
-          <w:lang w:val="en-US" w:eastAsia="zh-CN"/>
-        </w:rPr>
-        <w:t>系统设计</w:t>
-      </w:r>
-    </w:p>
-    <w:p>
-      <w:pPr>
-        <w:pStyle w:val="3"/>
+      </w:pPr>
+      <w:r>
         <w:rPr>
           <w:rFonts w:ascii="宋体" w:hAnsi="宋体" w:hint="eastAsia"/>
-          <w:lang w:val="en-US" w:eastAsia="zh-CN"/>
-        </w:rPr>
-      </w:pPr>
-      <w:r>
-        <w:rPr>
-          <w:rFonts w:ascii="宋体" w:hAnsi="宋体"/>
           <w:lang w:val="en-US"/>
         </w:rPr>
-        <w:t xml:space="preserve">3.1  </w:t>
+        <w:t>5</w:t>
+      </w:r>
+      <w:r>
+        <w:rPr>
+          <w:rFonts w:ascii="宋体" w:hAnsi="宋体"/>
+          <w:lang w:val="en-US"/>
+        </w:rPr>
+        <w:t xml:space="preserve">.3 </w:t>
       </w:r>
       <w:r>
         <w:rPr>
           <w:rFonts w:ascii="宋体" w:hAnsi="宋体" w:hint="eastAsia"/>
-          <w:lang w:val="en-US" w:eastAsia="zh-CN"/>
-        </w:rPr>
-        <w:t>总体设计</w:t>
-      </w:r>
-    </w:p>
-    <w:p>
-      <w:pPr>
-        <w:ind w:firstLine="21.80pt"/>
-        <w:jc w:val="start"/>
-        <w:rPr>
-          <w:rFonts w:hint="eastAsia"/>
+          <w:lang w:val="en-US"/>
+        </w:rPr>
+        <w:t>测试结果</w:t>
+      </w:r>
+    </w:p>
+    <w:p>
+      <w:pPr>
+        <w:ind w:firstLineChars="0" w:firstLine="21pt"/>
+        <w:rPr>
           <w:color w:val="FF0000"/>
         </w:rPr>
       </w:pPr>
@@ -2033,37 +9243,39 @@
           <w:szCs w:val="21"/>
           <w:shd w:val="clear" w:color="auto" w:fill="FFFFFF"/>
         </w:rPr>
-        <w:t>描述程序的总体架构和模块划分。</w:t>
-      </w:r>
-    </w:p>
-    <w:p>
-      <w:pPr>
-        <w:pStyle w:val="3"/>
-        <w:rPr>
-          <w:rFonts w:ascii="宋体" w:hAnsi="宋体"/>
-          <w:lang w:val="en-US" w:eastAsia="zh-CN"/>
-        </w:rPr>
-      </w:pPr>
-      <w:r>
-        <w:rPr>
-          <w:rFonts w:ascii="宋体" w:hAnsi="宋体"/>
+        <w:t>展示测试结果，包括成功和失败的测试用例。</w:t>
+      </w:r>
+    </w:p>
+    <w:p>
+      <w:pPr>
+        <w:pStyle w:val="2"/>
+        <w:keepNext w:val="0"/>
+        <w:keepLines w:val="0"/>
+        <w:spacing w:before="7.80pt" w:after="7.80pt"/>
+        <w:rPr>
+          <w:rFonts w:ascii="宋体" w:eastAsia="宋体" w:hAnsi="宋体"/>
           <w:lang w:val="en-US"/>
         </w:rPr>
-        <w:t xml:space="preserve">3.2  </w:t>
-      </w:r>
-      <w:r>
-        <w:rPr>
-          <w:rFonts w:ascii="宋体" w:hAnsi="宋体" w:hint="eastAsia"/>
-          <w:lang w:val="en-US" w:eastAsia="zh-CN"/>
-        </w:rPr>
-        <w:t>详细设计</w:t>
+      </w:pPr>
+      <w:r>
+        <w:rPr>
+          <w:rFonts w:ascii="宋体" w:eastAsia="宋体" w:hAnsi="宋体" w:hint="eastAsia"/>
+          <w:lang w:val="en-US"/>
+        </w:rPr>
+        <w:t>六、</w:t>
+      </w:r>
+      <w:r>
+        <w:rPr>
+          <w:rFonts w:ascii="宋体" w:eastAsia="宋体" w:hAnsi="宋体" w:hint="eastAsia"/>
+          <w:lang w:val="en-US"/>
+        </w:rPr>
+        <w:t>结论</w:t>
       </w:r>
     </w:p>
     <w:p>
       <w:pPr>
         <w:ind w:firstLineChars="0" w:firstLine="21pt"/>
         <w:rPr>
-          <w:rFonts w:hint="eastAsia"/>
           <w:color w:val="FF0000"/>
         </w:rPr>
       </w:pPr>
@@ -2076,12 +9288,14 @@
           <w:szCs w:val="21"/>
           <w:shd w:val="clear" w:color="auto" w:fill="FFFFFF"/>
         </w:rPr>
-        <w:t>详细描述每个模块的实现方法和算法选择。</w:t>
+        <w:t>总结程序的优点、存在的问题以及可能的改进方向。</w:t>
       </w:r>
     </w:p>
     <w:p>
       <w:pPr>
         <w:pStyle w:val="2"/>
+        <w:keepNext w:val="0"/>
+        <w:keepLines w:val="0"/>
         <w:spacing w:before="7.80pt" w:after="7.80pt"/>
         <w:rPr>
           <w:rFonts w:ascii="宋体" w:eastAsia="宋体" w:hAnsi="宋体"/>
@@ -2093,46 +9307,20 @@
           <w:rFonts w:ascii="宋体" w:eastAsia="宋体" w:hAnsi="宋体" w:hint="eastAsia"/>
           <w:lang w:val="en-US"/>
         </w:rPr>
-        <w:t>四、</w:t>
+        <w:t>七、</w:t>
       </w:r>
       <w:r>
         <w:rPr>
           <w:rFonts w:ascii="宋体" w:eastAsia="宋体" w:hAnsi="宋体" w:hint="eastAsia"/>
-          <w:lang w:val="en-US" w:eastAsia="zh-CN"/>
-        </w:rPr>
-        <w:t>程序实现</w:t>
-      </w:r>
-    </w:p>
-    <w:p>
-      <w:pPr>
-        <w:pStyle w:val="3"/>
-        <w:rPr>
-          <w:rFonts w:ascii="宋体" w:hAnsi="宋体"/>
           <w:lang w:val="en-US"/>
         </w:rPr>
-      </w:pPr>
-      <w:r>
-        <w:rPr>
-          <w:rFonts w:ascii="宋体" w:hAnsi="宋体"/>
-          <w:lang w:val="en-US"/>
-        </w:rPr>
-        <w:t xml:space="preserve">4.1 </w:t>
-      </w:r>
-      <w:r>
-        <w:rPr>
-          <w:rFonts w:ascii="宋体" w:hAnsi="宋体" w:hint="eastAsia"/>
-          <w:lang w:val="en-US"/>
-        </w:rPr>
-        <w:t>主要功能实现</w:t>
-      </w:r>
-    </w:p>
-    <w:p>
-      <w:pPr>
-        <w:pStyle w:val="a4"/>
-        <w:ind w:firstLineChars="0"/>
-        <w:jc w:val="start"/>
-        <w:rPr>
-          <w:rFonts w:hAnsi="宋体" w:hint="eastAsia"/>
+        <w:t>参考文献</w:t>
+      </w:r>
+    </w:p>
+    <w:p>
+      <w:pPr>
+        <w:ind w:firstLineChars="0" w:firstLine="21pt"/>
+        <w:rPr>
           <w:color w:val="FF0000"/>
         </w:rPr>
       </w:pPr>
@@ -2145,46 +9333,58 @@
           <w:szCs w:val="21"/>
           <w:shd w:val="clear" w:color="auto" w:fill="FFFFFF"/>
         </w:rPr>
-        <w:t>介绍程序中各个主要功能的实现过程。</w:t>
+        <w:t>列出编写报告时参考的书籍、文章等资料。</w:t>
+      </w:r>
+    </w:p>
+    <w:p>
+      <w:pPr>
+        <w:pStyle w:val="2"/>
+        <w:keepNext w:val="0"/>
+        <w:keepLines w:val="0"/>
+        <w:spacing w:before="7.80pt" w:after="7.80pt"/>
+        <w:rPr>
+          <w:rFonts w:ascii="宋体" w:eastAsia="宋体" w:hAnsi="宋体"/>
+          <w:lang w:val="en-US"/>
+        </w:rPr>
+      </w:pPr>
+      <w:r>
+        <w:rPr>
+          <w:rFonts w:ascii="宋体" w:eastAsia="宋体" w:hAnsi="宋体" w:hint="eastAsia"/>
+          <w:lang w:val="en-US"/>
+        </w:rPr>
+        <w:t>八、附录</w:t>
       </w:r>
     </w:p>
     <w:p>
       <w:pPr>
         <w:pStyle w:val="3"/>
+        <w:keepNext w:val="0"/>
+        <w:keepLines w:val="0"/>
         <w:rPr>
           <w:rFonts w:ascii="宋体" w:hAnsi="宋体"/>
           <w:lang w:val="en-US"/>
         </w:rPr>
       </w:pPr>
+      <w:r>
+        <w:rPr>
+          <w:rFonts w:ascii="宋体" w:hAnsi="宋体"/>
+          <w:lang w:val="en-US"/>
+        </w:rPr>
+        <w:tab/>
+        <w:t xml:space="preserve">8.1 </w:t>
+      </w:r>
       <w:r>
         <w:rPr>
           <w:rFonts w:ascii="宋体" w:hAnsi="宋体" w:hint="eastAsia"/>
           <w:lang w:val="en-US"/>
         </w:rPr>
-        <w:t>4</w:t>
-      </w:r>
-      <w:r>
-        <w:rPr>
-          <w:rFonts w:ascii="宋体" w:hAnsi="宋体"/>
-          <w:lang w:val="en-US"/>
-        </w:rPr>
-        <w:t xml:space="preserve">.2 </w:t>
-      </w:r>
-      <w:r>
-        <w:rPr>
-          <w:rFonts w:ascii="宋体" w:hAnsi="宋体" w:hint="eastAsia"/>
-          <w:lang w:val="en-US"/>
-        </w:rPr>
-        <w:t>数据结构和算法</w:t>
-      </w:r>
-    </w:p>
-    <w:p>
-      <w:pPr>
-        <w:pStyle w:val="a4"/>
-        <w:ind w:firstLineChars="0"/>
-        <w:jc w:val="start"/>
-        <w:rPr>
-          <w:rFonts w:hAnsi="宋体" w:hint="eastAsia"/>
+        <w:t>程序源代码</w:t>
+      </w:r>
+    </w:p>
+    <w:p>
+      <w:pPr>
+        <w:ind w:start="21pt" w:firstLineChars="0" w:firstLine="21pt"/>
+        <w:rPr>
           <w:color w:val="FF0000"/>
         </w:rPr>
       </w:pPr>
@@ -2197,49 +9397,8 @@
           <w:szCs w:val="21"/>
           <w:shd w:val="clear" w:color="auto" w:fill="FFFFFF"/>
         </w:rPr>
-        <w:t>解释程序中使用的数据结构和算法。</w:t>
-      </w:r>
-    </w:p>
-    <w:p>
-      <w:pPr>
-        <w:pStyle w:val="3"/>
-        <w:rPr>
-          <w:rFonts w:ascii="宋体" w:hAnsi="宋体"/>
-          <w:lang w:val="en-US"/>
-        </w:rPr>
-      </w:pPr>
-      <w:r>
-        <w:rPr>
-          <w:rFonts w:ascii="宋体" w:hAnsi="宋体" w:hint="eastAsia"/>
-          <w:lang w:val="en-US"/>
-        </w:rPr>
-        <w:t>4</w:t>
-      </w:r>
-      <w:r>
-        <w:rPr>
-          <w:rFonts w:ascii="宋体" w:hAnsi="宋体"/>
-          <w:lang w:val="en-US"/>
-        </w:rPr>
-        <w:t xml:space="preserve">.3 </w:t>
-      </w:r>
-      <w:r>
-        <w:rPr>
-          <w:rFonts w:ascii="宋体" w:hAnsi="宋体" w:hint="eastAsia"/>
-          <w:lang w:val="en-US"/>
-        </w:rPr>
-        <w:t>程序核心代码</w:t>
-      </w:r>
-    </w:p>
-    <w:p>
-      <w:pPr>
-        <w:pStyle w:val="a4"/>
-        <w:ind w:firstLineChars="0"/>
-        <w:jc w:val="start"/>
-        <w:rPr>
-          <w:rFonts w:hAnsi="宋体" w:hint="eastAsia"/>
-          <w:color w:val="FF0000"/>
-        </w:rPr>
-      </w:pPr>
+        <w:t>附上</w:t>
+      </w:r>
       <w:r>
         <w:rPr>
           <w:rFonts w:ascii="Helvetica" w:hAnsi="Helvetica" w:hint="eastAsia"/>
@@ -2249,7 +9408,7 @@
           <w:szCs w:val="21"/>
           <w:shd w:val="clear" w:color="auto" w:fill="FFFFFF"/>
         </w:rPr>
-        <w:t>针对</w:t>
+        <w:t>核心的</w:t>
       </w:r>
       <w:r>
         <w:rPr>
@@ -2260,30 +9419,45 @@
           <w:szCs w:val="21"/>
           <w:shd w:val="clear" w:color="auto" w:fill="FFFFFF"/>
         </w:rPr>
-        <w:t>程序的</w:t>
-      </w:r>
-      <w:r>
-        <w:rPr>
-          <w:rFonts w:ascii="Helvetica" w:hAnsi="Helvetica" w:hint="eastAsia"/>
+        <w:t>程序源代码。</w:t>
+      </w:r>
+    </w:p>
+    <w:p>
+      <w:pPr>
+        <w:pStyle w:val="3"/>
+        <w:keepNext w:val="0"/>
+        <w:keepLines w:val="0"/>
+        <w:rPr>
+          <w:rFonts w:ascii="宋体" w:hAnsi="宋体"/>
+          <w:lang w:val="en-US"/>
+        </w:rPr>
+      </w:pPr>
+      <w:r>
+        <w:rPr>
+          <w:rFonts w:ascii="宋体" w:hAnsi="宋体"/>
+          <w:lang w:val="en-US"/>
+        </w:rPr>
+        <w:tab/>
+        <w:t xml:space="preserve">8.2 </w:t>
+      </w:r>
+      <w:r>
+        <w:rPr>
+          <w:rFonts w:ascii="宋体" w:hAnsi="宋体" w:hint="eastAsia"/>
+          <w:lang w:val="en-US"/>
+        </w:rPr>
+        <w:t>测试数据</w:t>
+      </w:r>
+    </w:p>
+    <w:p>
+      <w:pPr>
+        <w:pStyle w:val="a5"/>
+        <w:ind w:start="21pt" w:firstLineChars="0"/>
+        <w:jc w:val="start"/>
+        <w:rPr>
+          <w:rFonts w:ascii="宋体" w:hAnsi="宋体"/>
           <w:color w:val="FF0000"/>
-          <w:spacing w:val="4"/>
-          <w:sz w:val="21"/>
-          <w:szCs w:val="21"/>
-          <w:shd w:val="clear" w:color="auto" w:fill="FFFFFF"/>
-        </w:rPr>
-        <w:t>某个</w:t>
-      </w:r>
-      <w:r>
-        <w:rPr>
-          <w:rFonts w:ascii="Helvetica" w:hAnsi="Helvetica" w:hint="eastAsia"/>
-          <w:color w:val="FF0000"/>
-          <w:spacing w:val="4"/>
-          <w:sz w:val="21"/>
-          <w:szCs w:val="21"/>
-          <w:shd w:val="clear" w:color="auto" w:fill="FFFFFF"/>
-        </w:rPr>
-        <w:t>功能核心</w:t>
-      </w:r>
+        </w:rPr>
+      </w:pPr>
       <w:r>
         <w:rPr>
           <w:rFonts w:ascii="Helvetica" w:hAnsi="Helvetica"/>
@@ -2293,441 +9467,6 @@
           <w:szCs w:val="21"/>
           <w:shd w:val="clear" w:color="auto" w:fill="FFFFFF"/>
         </w:rPr>
-        <w:t>源代码，并进行必要的</w:t>
-      </w:r>
-      <w:r>
-        <w:rPr>
-          <w:rFonts w:ascii="Helvetica" w:hAnsi="Helvetica" w:hint="eastAsia"/>
-          <w:color w:val="FF0000"/>
-          <w:spacing w:val="4"/>
-          <w:sz w:val="21"/>
-          <w:szCs w:val="21"/>
-          <w:shd w:val="clear" w:color="auto" w:fill="FFFFFF"/>
-        </w:rPr>
-        <w:t>说明</w:t>
-      </w:r>
-      <w:r>
-        <w:rPr>
-          <w:rFonts w:ascii="Helvetica" w:hAnsi="Helvetica"/>
-          <w:color w:val="FF0000"/>
-          <w:spacing w:val="4"/>
-          <w:sz w:val="21"/>
-          <w:szCs w:val="21"/>
-          <w:shd w:val="clear" w:color="auto" w:fill="FFFFFF"/>
-        </w:rPr>
-        <w:t>。</w:t>
-      </w:r>
-      <w:r>
-        <w:rPr>
-          <w:rFonts w:ascii="Helvetica" w:hAnsi="Helvetica" w:hint="eastAsia"/>
-          <w:color w:val="FF0000"/>
-          <w:spacing w:val="4"/>
-          <w:sz w:val="21"/>
-          <w:szCs w:val="21"/>
-          <w:shd w:val="clear" w:color="auto" w:fill="FFFFFF"/>
-        </w:rPr>
-        <w:t>多个功能需要多个说明</w:t>
-      </w:r>
-      <w:r>
-        <w:rPr>
-          <w:rFonts w:ascii="Helvetica" w:hAnsi="Helvetica" w:hint="eastAsia"/>
-          <w:color w:val="FF0000"/>
-          <w:spacing w:val="4"/>
-          <w:sz w:val="21"/>
-          <w:szCs w:val="21"/>
-          <w:shd w:val="clear" w:color="auto" w:fill="FFFFFF"/>
-        </w:rPr>
-        <w:t>。</w:t>
-      </w:r>
-    </w:p>
-    <w:p>
-      <w:pPr>
-        <w:pStyle w:val="2"/>
-        <w:spacing w:before="7.80pt" w:after="7.80pt"/>
-        <w:rPr>
-          <w:rFonts w:ascii="宋体" w:eastAsia="宋体" w:hAnsi="宋体"/>
-          <w:lang w:val="en-US" w:eastAsia="zh-CN"/>
-        </w:rPr>
-      </w:pPr>
-      <w:r>
-        <w:rPr>
-          <w:rFonts w:ascii="宋体" w:eastAsia="宋体" w:hAnsi="宋体" w:hint="eastAsia"/>
-          <w:lang w:val="en-US" w:eastAsia="zh-CN"/>
-        </w:rPr>
-        <w:t>五、</w:t>
-      </w:r>
-      <w:r>
-        <w:rPr>
-          <w:rFonts w:ascii="宋体" w:eastAsia="宋体" w:hAnsi="宋体" w:hint="eastAsia"/>
-          <w:lang w:val="en-US" w:eastAsia="zh-CN"/>
-        </w:rPr>
-        <w:t>测试</w:t>
-      </w:r>
-    </w:p>
-    <w:p>
-      <w:pPr>
-        <w:pStyle w:val="3"/>
-        <w:rPr>
-          <w:rFonts w:ascii="宋体" w:hAnsi="宋体"/>
-          <w:lang w:val="en-US"/>
-        </w:rPr>
-      </w:pPr>
-      <w:r>
-        <w:rPr>
-          <w:rFonts w:ascii="宋体" w:hAnsi="宋体" w:hint="eastAsia"/>
-          <w:lang w:val="en-US"/>
-        </w:rPr>
-        <w:t>5</w:t>
-      </w:r>
-      <w:r>
-        <w:rPr>
-          <w:rFonts w:ascii="宋体" w:hAnsi="宋体"/>
-          <w:lang w:val="en-US"/>
-        </w:rPr>
-        <w:t xml:space="preserve">.1 </w:t>
-      </w:r>
-      <w:r>
-        <w:rPr>
-          <w:rFonts w:ascii="宋体" w:hAnsi="宋体" w:hint="eastAsia"/>
-          <w:lang w:val="en-US"/>
-        </w:rPr>
-        <w:t>测试环境</w:t>
-      </w:r>
-    </w:p>
-    <w:p>
-      <w:pPr>
-        <w:ind w:firstLineChars="0" w:firstLine="21pt"/>
-        <w:rPr>
-          <w:color w:val="FF0000"/>
-        </w:rPr>
-      </w:pPr>
-      <w:r>
-        <w:rPr>
-          <w:rFonts w:ascii="Helvetica" w:hAnsi="Helvetica"/>
-          <w:color w:val="FF0000"/>
-          <w:spacing w:val="4"/>
-          <w:sz w:val="21"/>
-          <w:szCs w:val="21"/>
-          <w:shd w:val="clear" w:color="auto" w:fill="FFFFFF"/>
-        </w:rPr>
-        <w:t>描述测试程序时使用的环境和工具。</w:t>
-      </w:r>
-    </w:p>
-    <w:p>
-      <w:pPr>
-        <w:pStyle w:val="3"/>
-        <w:rPr>
-          <w:rFonts w:ascii="宋体" w:hAnsi="宋体"/>
-          <w:lang w:val="en-US"/>
-        </w:rPr>
-      </w:pPr>
-      <w:r>
-        <w:rPr>
-          <w:rFonts w:ascii="宋体" w:hAnsi="宋体" w:hint="eastAsia"/>
-          <w:lang w:val="en-US"/>
-        </w:rPr>
-        <w:t>5</w:t>
-      </w:r>
-      <w:r>
-        <w:rPr>
-          <w:rFonts w:ascii="宋体" w:hAnsi="宋体"/>
-          <w:lang w:val="en-US"/>
-        </w:rPr>
-        <w:t xml:space="preserve">.2 </w:t>
-      </w:r>
-      <w:r>
-        <w:rPr>
-          <w:rFonts w:ascii="宋体" w:hAnsi="宋体" w:hint="eastAsia"/>
-          <w:lang w:val="en-US"/>
-        </w:rPr>
-        <w:t>测试用例</w:t>
-      </w:r>
-    </w:p>
-    <w:p>
-      <w:pPr>
-        <w:ind w:firstLineChars="0" w:firstLine="21pt"/>
-        <w:rPr>
-          <w:rFonts w:hint="eastAsia"/>
-          <w:color w:val="FF0000"/>
-        </w:rPr>
-      </w:pPr>
-      <w:r>
-        <w:rPr>
-          <w:rFonts w:ascii="Helvetica" w:hAnsi="Helvetica"/>
-          <w:color w:val="FF0000"/>
-          <w:spacing w:val="4"/>
-          <w:sz w:val="21"/>
-          <w:szCs w:val="21"/>
-          <w:shd w:val="clear" w:color="auto" w:fill="FFFFFF"/>
-        </w:rPr>
-        <w:t>列出测试程序时使用的测试用例。</w:t>
-      </w:r>
-    </w:p>
-    <w:p>
-      <w:pPr>
-        <w:pStyle w:val="3"/>
-        <w:rPr>
-          <w:rFonts w:ascii="宋体" w:hAnsi="宋体"/>
-          <w:lang w:val="en-US"/>
-        </w:rPr>
-      </w:pPr>
-      <w:r>
-        <w:rPr>
-          <w:rFonts w:ascii="宋体" w:hAnsi="宋体" w:hint="eastAsia"/>
-          <w:lang w:val="en-US"/>
-        </w:rPr>
-        <w:t>5</w:t>
-      </w:r>
-      <w:r>
-        <w:rPr>
-          <w:rFonts w:ascii="宋体" w:hAnsi="宋体"/>
-          <w:lang w:val="en-US"/>
-        </w:rPr>
-        <w:t xml:space="preserve">.3 </w:t>
-      </w:r>
-      <w:r>
-        <w:rPr>
-          <w:rFonts w:ascii="宋体" w:hAnsi="宋体" w:hint="eastAsia"/>
-          <w:lang w:val="en-US"/>
-        </w:rPr>
-        <w:t>测试结果</w:t>
-      </w:r>
-    </w:p>
-    <w:p>
-      <w:pPr>
-        <w:ind w:firstLineChars="0" w:firstLine="21pt"/>
-        <w:rPr>
-          <w:rFonts w:hint="eastAsia"/>
-          <w:color w:val="FF0000"/>
-        </w:rPr>
-      </w:pPr>
-      <w:r>
-        <w:rPr>
-          <w:rFonts w:ascii="Helvetica" w:hAnsi="Helvetica"/>
-          <w:color w:val="FF0000"/>
-          <w:spacing w:val="4"/>
-          <w:sz w:val="21"/>
-          <w:szCs w:val="21"/>
-          <w:shd w:val="clear" w:color="auto" w:fill="FFFFFF"/>
-        </w:rPr>
-        <w:t>展示测试结果，包括成功和失败的测试用例。</w:t>
-      </w:r>
-    </w:p>
-    <w:p>
-      <w:pPr>
-        <w:pStyle w:val="2"/>
-        <w:spacing w:before="7.80pt" w:after="7.80pt"/>
-        <w:rPr>
-          <w:rFonts w:ascii="宋体" w:eastAsia="宋体" w:hAnsi="宋体"/>
-          <w:lang w:val="en-US"/>
-        </w:rPr>
-      </w:pPr>
-      <w:r>
-        <w:rPr>
-          <w:rFonts w:ascii="宋体" w:eastAsia="宋体" w:hAnsi="宋体" w:hint="eastAsia"/>
-          <w:lang w:val="en-US"/>
-        </w:rPr>
-        <w:t>六、</w:t>
-      </w:r>
-      <w:r>
-        <w:rPr>
-          <w:rFonts w:ascii="宋体" w:eastAsia="宋体" w:hAnsi="宋体" w:hint="eastAsia"/>
-          <w:lang w:val="en-US"/>
-        </w:rPr>
-        <w:t>结论</w:t>
-      </w:r>
-    </w:p>
-    <w:p>
-      <w:pPr>
-        <w:ind w:firstLineChars="0" w:firstLine="21pt"/>
-        <w:rPr>
-          <w:rFonts w:hint="eastAsia"/>
-          <w:color w:val="FF0000"/>
-        </w:rPr>
-      </w:pPr>
-      <w:r>
-        <w:rPr>
-          <w:rFonts w:ascii="Helvetica" w:hAnsi="Helvetica"/>
-          <w:color w:val="FF0000"/>
-          <w:spacing w:val="4"/>
-          <w:sz w:val="21"/>
-          <w:szCs w:val="21"/>
-          <w:shd w:val="clear" w:color="auto" w:fill="FFFFFF"/>
-        </w:rPr>
-        <w:t>总结程序的优点、存在的问题以及可能的改进方向。</w:t>
-      </w:r>
-    </w:p>
-    <w:p>
-      <w:pPr>
-        <w:pStyle w:val="2"/>
-        <w:spacing w:before="7.80pt" w:after="7.80pt"/>
-        <w:rPr>
-          <w:rFonts w:ascii="宋体" w:eastAsia="宋体" w:hAnsi="宋体"/>
-          <w:lang w:val="en-US"/>
-        </w:rPr>
-      </w:pPr>
-      <w:r>
-        <w:rPr>
-          <w:rFonts w:ascii="宋体" w:eastAsia="宋体" w:hAnsi="宋体" w:hint="eastAsia"/>
-          <w:lang w:val="en-US"/>
-        </w:rPr>
-        <w:t>七、</w:t>
-      </w:r>
-      <w:r>
-        <w:rPr>
-          <w:rFonts w:ascii="宋体" w:eastAsia="宋体" w:hAnsi="宋体" w:hint="eastAsia"/>
-          <w:lang w:val="en-US"/>
-        </w:rPr>
-        <w:t>参考文献</w:t>
-      </w:r>
-    </w:p>
-    <w:p>
-      <w:pPr>
-        <w:ind w:firstLineChars="0" w:firstLine="21pt"/>
-        <w:rPr>
-          <w:rFonts w:hint="eastAsia"/>
-          <w:color w:val="FF0000"/>
-        </w:rPr>
-      </w:pPr>
-      <w:r>
-        <w:rPr>
-          <w:rFonts w:ascii="Helvetica" w:hAnsi="Helvetica"/>
-          <w:color w:val="FF0000"/>
-          <w:spacing w:val="4"/>
-          <w:sz w:val="21"/>
-          <w:szCs w:val="21"/>
-          <w:shd w:val="clear" w:color="auto" w:fill="FFFFFF"/>
-        </w:rPr>
-        <w:t>列出编写报告时参考的书籍、文章等资料。</w:t>
-      </w:r>
-    </w:p>
-    <w:p>
-      <w:pPr>
-        <w:pStyle w:val="2"/>
-        <w:spacing w:before="7.80pt" w:after="7.80pt"/>
-        <w:rPr>
-          <w:rFonts w:ascii="宋体" w:eastAsia="宋体" w:hAnsi="宋体"/>
-          <w:lang w:val="en-US"/>
-        </w:rPr>
-      </w:pPr>
-      <w:r>
-        <w:rPr>
-          <w:rFonts w:ascii="宋体" w:eastAsia="宋体" w:hAnsi="宋体" w:hint="eastAsia"/>
-          <w:lang w:val="en-US"/>
-        </w:rPr>
-        <w:lastRenderedPageBreak/>
-        <w:t>八、附录</w:t>
-      </w:r>
-    </w:p>
-    <w:p>
-      <w:pPr>
-        <w:pStyle w:val="3"/>
-        <w:rPr>
-          <w:rFonts w:ascii="宋体" w:hAnsi="宋体"/>
-          <w:lang w:val="en-US"/>
-        </w:rPr>
-      </w:pPr>
-      <w:r>
-        <w:rPr>
-          <w:rFonts w:ascii="宋体" w:hAnsi="宋体"/>
-          <w:lang w:val="en-US"/>
-        </w:rPr>
-        <w:tab/>
-        <w:t xml:space="preserve">8.1 </w:t>
-      </w:r>
-      <w:r>
-        <w:rPr>
-          <w:rFonts w:ascii="宋体" w:hAnsi="宋体" w:hint="eastAsia"/>
-          <w:lang w:val="en-US"/>
-        </w:rPr>
-        <w:t>程序源代码</w:t>
-      </w:r>
-    </w:p>
-    <w:p>
-      <w:pPr>
-        <w:ind w:start="21pt" w:firstLineChars="0" w:firstLine="21pt"/>
-        <w:rPr>
-          <w:rFonts w:hint="eastAsia"/>
-          <w:color w:val="FF0000"/>
-        </w:rPr>
-      </w:pPr>
-      <w:r>
-        <w:rPr>
-          <w:rFonts w:ascii="Helvetica" w:hAnsi="Helvetica"/>
-          <w:color w:val="FF0000"/>
-          <w:spacing w:val="4"/>
-          <w:sz w:val="21"/>
-          <w:szCs w:val="21"/>
-          <w:shd w:val="clear" w:color="auto" w:fill="FFFFFF"/>
-        </w:rPr>
-        <w:t>附上</w:t>
-      </w:r>
-      <w:r>
-        <w:rPr>
-          <w:rFonts w:ascii="Helvetica" w:hAnsi="Helvetica" w:hint="eastAsia"/>
-          <w:color w:val="FF0000"/>
-          <w:spacing w:val="4"/>
-          <w:sz w:val="21"/>
-          <w:szCs w:val="21"/>
-          <w:shd w:val="clear" w:color="auto" w:fill="FFFFFF"/>
-        </w:rPr>
-        <w:t>核心的</w:t>
-      </w:r>
-      <w:r>
-        <w:rPr>
-          <w:rFonts w:ascii="Helvetica" w:hAnsi="Helvetica"/>
-          <w:color w:val="FF0000"/>
-          <w:spacing w:val="4"/>
-          <w:sz w:val="21"/>
-          <w:szCs w:val="21"/>
-          <w:shd w:val="clear" w:color="auto" w:fill="FFFFFF"/>
-        </w:rPr>
-        <w:t>程序源代码。</w:t>
-      </w:r>
-    </w:p>
-    <w:p>
-      <w:pPr>
-        <w:pStyle w:val="3"/>
-        <w:rPr>
-          <w:rFonts w:ascii="宋体" w:hAnsi="宋体" w:hint="eastAsia"/>
-          <w:lang w:val="en-US"/>
-        </w:rPr>
-      </w:pPr>
-      <w:r>
-        <w:rPr>
-          <w:rFonts w:ascii="宋体" w:hAnsi="宋体"/>
-          <w:lang w:val="en-US"/>
-        </w:rPr>
-        <w:tab/>
-        <w:t xml:space="preserve">8.2 </w:t>
-      </w:r>
-      <w:r>
-        <w:rPr>
-          <w:rFonts w:ascii="宋体" w:hAnsi="宋体" w:hint="eastAsia"/>
-          <w:lang w:val="en-US"/>
-        </w:rPr>
-        <w:t>测试数据</w:t>
-      </w:r>
-    </w:p>
-    <w:p>
-      <w:pPr>
-        <w:pStyle w:val="a4"/>
-        <w:ind w:start="21pt" w:firstLineChars="0"/>
-        <w:jc w:val="start"/>
-        <w:rPr>
-          <w:rFonts w:ascii="宋体" w:hAnsi="宋体" w:hint="eastAsia"/>
-          <w:color w:val="FF0000"/>
-        </w:rPr>
-      </w:pPr>
-      <w:r>
-        <w:rPr>
-          <w:rFonts w:ascii="Helvetica" w:hAnsi="Helvetica"/>
-          <w:color w:val="FF0000"/>
-          <w:spacing w:val="4"/>
-          <w:sz w:val="21"/>
-          <w:szCs w:val="21"/>
-          <w:shd w:val="clear" w:color="auto" w:fill="FFFFFF"/>
-        </w:rPr>
         <w:t>附上测试程序时使用的数据。</w:t>
       </w:r>
     </w:p>
@@ -2798,7 +9537,7 @@
         <w:ind w:firstLine="24.10pt"/>
         <w:jc w:val="start"/>
         <w:rPr>
-          <w:rFonts w:ascii="宋体" w:hAnsi="宋体" w:hint="eastAsia"/>
+          <w:rFonts w:ascii="宋体" w:hAnsi="宋体"/>
           <w:color w:val="0070C0"/>
         </w:rPr>
       </w:pPr>
@@ -2814,12 +9553,12 @@
       </w:r>
     </w:p>
     <w:sectPr>
-      <w:headerReference w:type="even" r:id="rId9"/>
-      <w:headerReference w:type="default" r:id="rId10"/>
-      <w:footerReference w:type="even" r:id="rId11"/>
-      <w:footerReference w:type="default" r:id="rId12"/>
-      <w:headerReference w:type="first" r:id="rId13"/>
-      <w:footerReference w:type="first" r:id="rId14"/>
+      <w:headerReference w:type="even" r:id="rId21"/>
+      <w:headerReference w:type="default" r:id="rId22"/>
+      <w:footerReference w:type="even" r:id="rId23"/>
+      <w:footerReference w:type="default" r:id="rId24"/>
+      <w:headerReference w:type="first" r:id="rId25"/>
+      <w:footerReference w:type="first" r:id="rId26"/>
       <w:pgSz w:w="595.30pt" w:h="841.90pt"/>
       <w:pgMar w:top="72pt" w:right="90pt" w:bottom="72pt" w:left="90pt" w:header="42.55pt" w:footer="49.60pt" w:gutter="0pt"/>
       <w:pgNumType w:start="1"/>
@@ -2859,7 +9598,7 @@
 <w:ftr xmlns:cx="http://schemas.microsoft.com/office/drawing/2014/chartex" xmlns:cx1="http://schemas.microsoft.com/office/drawing/2015/9/8/chartex" xmlns:cx2="http://schemas.microsoft.com/office/drawing/2015/10/21/chartex" xmlns:cx3="http://schemas.microsoft.com/office/drawing/2016/5/9/chartex" xmlns:cx4="http://schemas.microsoft.com/office/drawing/2016/5/10/chartex" xmlns:cx5="http://schemas.microsoft.com/office/drawing/2016/5/11/chartex" xmlns:cx6="http://schemas.microsoft.com/office/drawing/2016/5/12/chartex" xmlns:cx7="http://schemas.microsoft.com/office/drawing/2016/5/13/chartex" xmlns:cx8="http://schemas.microsoft.com/office/drawing/2016/5/14/chartex" xmlns:mc="http://schemas.openxmlformats.org/markup-compatibility/2006" xmlns:aink="http://schemas.microsoft.com/office/drawing/2016/ink" xmlns:am3d="http://schemas.microsoft.com/office/drawing/2017/model3d" xmlns:o="urn:schemas-microsoft-com:office:office" xmlns:oel="http://schemas.microsoft.com/office/2019/extlst" xmlns:r="http://purl.oclc.org/ooxml/officeDocument/relationships" xmlns:m="http://purl.oclc.org/ooxml/officeDocument/math" xmlns:v="urn:schemas-microsoft-com:vml" xmlns:wp14="http://schemas.microsoft.com/office/word/2010/wordprocessingDrawing" xmlns:wp="http://purl.oclc.org/ooxml/drawingml/wordprocessingDrawing" xmlns:w10="urn:schemas-microsoft-com:office:word" xmlns:w="http://purl.oclc.org/ooxml/wordprocessingml/main" xmlns:w14="http://schemas.microsoft.com/office/word/2010/wordml" xmlns:w15="http://schemas.microsoft.com/office/word/2012/wordml" xmlns:w16cex="http://schemas.microsoft.com/office/word/2018/wordml/cex" xmlns:w16cid="http://schemas.microsoft.com/office/word/2016/wordml/cid" xmlns:w16="http://schemas.microsoft.com/office/word/2018/wordml" xmlns:w16du="http://schemas.microsoft.com/office/word/2023/wordml/word16du" xmlns:w16sdtdh="http://schemas.microsoft.com/office/word/2020/wordml/sdtdatahash" xmlns:w16sdtfl="http://schemas.microsoft.com/office/word/2024/wordml/sdtformatlock" xmlns:w16se="http://schemas.microsoft.com/office/word/2015/wordml/symex" xmlns:wpi="http://schemas.microsoft.com/office/word/2010/wordprocessingInk" xmlns:wne="http://schemas.microsoft.com/office/word/2006/wordml" mc:Ignorable="w14 w15 w16se w16cid w16 w16cex w16sdtdh w16sdtfl w16du wne wp14">
   <w:p>
     <w:pPr>
-      <w:pStyle w:val="a8"/>
+      <w:pStyle w:val="aa"/>
       <w:ind w:firstLine="18pt"/>
       <w:rPr>
         <w:lang w:val="en-US"/>
@@ -2873,7 +9612,7 @@
 <w:ftr xmlns:cx="http://schemas.microsoft.com/office/drawing/2014/chartex" xmlns:cx1="http://schemas.microsoft.com/office/drawing/2015/9/8/chartex" xmlns:cx2="http://schemas.microsoft.com/office/drawing/2015/10/21/chartex" xmlns:cx3="http://schemas.microsoft.com/office/drawing/2016/5/9/chartex" xmlns:cx4="http://schemas.microsoft.com/office/drawing/2016/5/10/chartex" xmlns:cx5="http://schemas.microsoft.com/office/drawing/2016/5/11/chartex" xmlns:cx6="http://schemas.microsoft.com/office/drawing/2016/5/12/chartex" xmlns:cx7="http://schemas.microsoft.com/office/drawing/2016/5/13/chartex" xmlns:cx8="http://schemas.microsoft.com/office/drawing/2016/5/14/chartex" xmlns:mc="http://schemas.openxmlformats.org/markup-compatibility/2006" xmlns:aink="http://schemas.microsoft.com/office/drawing/2016/ink" xmlns:am3d="http://schemas.microsoft.com/office/drawing/2017/model3d" xmlns:o="urn:schemas-microsoft-com:office:office" xmlns:oel="http://schemas.microsoft.com/office/2019/extlst" xmlns:r="http://purl.oclc.org/ooxml/officeDocument/relationships" xmlns:m="http://purl.oclc.org/ooxml/officeDocument/math" xmlns:v="urn:schemas-microsoft-com:vml" xmlns:wp14="http://schemas.microsoft.com/office/word/2010/wordprocessingDrawing" xmlns:wp="http://purl.oclc.org/ooxml/drawingml/wordprocessingDrawing" xmlns:w10="urn:schemas-microsoft-com:office:word" xmlns:w="http://purl.oclc.org/ooxml/wordprocessingml/main" xmlns:w14="http://schemas.microsoft.com/office/word/2010/wordml" xmlns:w15="http://schemas.microsoft.com/office/word/2012/wordml" xmlns:w16cex="http://schemas.microsoft.com/office/word/2018/wordml/cex" xmlns:w16cid="http://schemas.microsoft.com/office/word/2016/wordml/cid" xmlns:w16="http://schemas.microsoft.com/office/word/2018/wordml" xmlns:w16du="http://schemas.microsoft.com/office/word/2023/wordml/word16du" xmlns:w16sdtdh="http://schemas.microsoft.com/office/word/2020/wordml/sdtdatahash" xmlns:w16sdtfl="http://schemas.microsoft.com/office/word/2024/wordml/sdtformatlock" xmlns:w16se="http://schemas.microsoft.com/office/word/2015/wordml/symex" xmlns:wpi="http://schemas.microsoft.com/office/word/2010/wordprocessingInk" xmlns:wne="http://schemas.microsoft.com/office/word/2006/wordml" mc:Ignorable="w14 w15 w16se w16cid w16 w16cex w16sdtdh w16sdtfl w16du wne wp14">
   <w:p>
     <w:pPr>
-      <w:pStyle w:val="a8"/>
+      <w:pStyle w:val="aa"/>
       <w:ind w:firstLine="18pt"/>
       <w:jc w:val="center"/>
       <w:rPr>
@@ -2927,7 +9666,7 @@
   </w:p>
   <w:p>
     <w:pPr>
-      <w:pStyle w:val="a8"/>
+      <w:pStyle w:val="aa"/>
       <w:ind w:firstLine="18pt"/>
       <w:rPr>
         <w:lang w:val="en-US"/>
@@ -2941,7 +9680,7 @@
 <w:ftr xmlns:cx="http://schemas.microsoft.com/office/drawing/2014/chartex" xmlns:cx1="http://schemas.microsoft.com/office/drawing/2015/9/8/chartex" xmlns:cx2="http://schemas.microsoft.com/office/drawing/2015/10/21/chartex" xmlns:cx3="http://schemas.microsoft.com/office/drawing/2016/5/9/chartex" xmlns:cx4="http://schemas.microsoft.com/office/drawing/2016/5/10/chartex" xmlns:cx5="http://schemas.microsoft.com/office/drawing/2016/5/11/chartex" xmlns:cx6="http://schemas.microsoft.com/office/drawing/2016/5/12/chartex" xmlns:cx7="http://schemas.microsoft.com/office/drawing/2016/5/13/chartex" xmlns:cx8="http://schemas.microsoft.com/office/drawing/2016/5/14/chartex" xmlns:mc="http://schemas.openxmlformats.org/markup-compatibility/2006" xmlns:aink="http://schemas.microsoft.com/office/drawing/2016/ink" xmlns:am3d="http://schemas.microsoft.com/office/drawing/2017/model3d" xmlns:o="urn:schemas-microsoft-com:office:office" xmlns:oel="http://schemas.microsoft.com/office/2019/extlst" xmlns:r="http://purl.oclc.org/ooxml/officeDocument/relationships" xmlns:m="http://purl.oclc.org/ooxml/officeDocument/math" xmlns:v="urn:schemas-microsoft-com:vml" xmlns:wp14="http://schemas.microsoft.com/office/word/2010/wordprocessingDrawing" xmlns:wp="http://purl.oclc.org/ooxml/drawingml/wordprocessingDrawing" xmlns:w10="urn:schemas-microsoft-com:office:word" xmlns:w="http://purl.oclc.org/ooxml/wordprocessingml/main" xmlns:w14="http://schemas.microsoft.com/office/word/2010/wordml" xmlns:w15="http://schemas.microsoft.com/office/word/2012/wordml" xmlns:w16cex="http://schemas.microsoft.com/office/word/2018/wordml/cex" xmlns:w16cid="http://schemas.microsoft.com/office/word/2016/wordml/cid" xmlns:w16="http://schemas.microsoft.com/office/word/2018/wordml" xmlns:w16du="http://schemas.microsoft.com/office/word/2023/wordml/word16du" xmlns:w16sdtdh="http://schemas.microsoft.com/office/word/2020/wordml/sdtdatahash" xmlns:w16sdtfl="http://schemas.microsoft.com/office/word/2024/wordml/sdtformatlock" xmlns:w16se="http://schemas.microsoft.com/office/word/2015/wordml/symex" xmlns:wpi="http://schemas.microsoft.com/office/word/2010/wordprocessingInk" xmlns:wne="http://schemas.microsoft.com/office/word/2006/wordml" mc:Ignorable="w14 w15 w16se w16cid w16 w16cex w16sdtdh w16sdtfl w16du wne wp14">
   <w:p>
     <w:pPr>
-      <w:pStyle w:val="a8"/>
+      <w:pStyle w:val="aa"/>
       <w:ind w:firstLine="18pt"/>
       <w:rPr>
         <w:lang w:val="en-US"/>
@@ -2980,7 +9719,7 @@
 <w:hdr xmlns:cx="http://schemas.microsoft.com/office/drawing/2014/chartex" xmlns:cx1="http://schemas.microsoft.com/office/drawing/2015/9/8/chartex" xmlns:cx2="http://schemas.microsoft.com/office/drawing/2015/10/21/chartex" xmlns:cx3="http://schemas.microsoft.com/office/drawing/2016/5/9/chartex" xmlns:cx4="http://schemas.microsoft.com/office/drawing/2016/5/10/chartex" xmlns:cx5="http://schemas.microsoft.com/office/drawing/2016/5/11/chartex" xmlns:cx6="http://schemas.microsoft.com/office/drawing/2016/5/12/chartex" xmlns:cx7="http://schemas.microsoft.com/office/drawing/2016/5/13/chartex" xmlns:cx8="http://schemas.microsoft.com/office/drawing/2016/5/14/chartex" xmlns:mc="http://schemas.openxmlformats.org/markup-compatibility/2006" xmlns:aink="http://schemas.microsoft.com/office/drawing/2016/ink" xmlns:am3d="http://schemas.microsoft.com/office/drawing/2017/model3d" xmlns:o="urn:schemas-microsoft-com:office:office" xmlns:oel="http://schemas.microsoft.com/office/2019/extlst" xmlns:r="http://purl.oclc.org/ooxml/officeDocument/relationships" xmlns:m="http://purl.oclc.org/ooxml/officeDocument/math" xmlns:v="urn:schemas-microsoft-com:vml" xmlns:wp14="http://schemas.microsoft.com/office/word/2010/wordprocessingDrawing" xmlns:wp="http://purl.oclc.org/ooxml/drawingml/wordprocessingDrawing" xmlns:w10="urn:schemas-microsoft-com:office:word" xmlns:w="http://purl.oclc.org/ooxml/wordprocessingml/main" xmlns:w14="http://schemas.microsoft.com/office/word/2010/wordml" xmlns:w15="http://schemas.microsoft.com/office/word/2012/wordml" xmlns:w16cex="http://schemas.microsoft.com/office/word/2018/wordml/cex" xmlns:w16cid="http://schemas.microsoft.com/office/word/2016/wordml/cid" xmlns:w16="http://schemas.microsoft.com/office/word/2018/wordml" xmlns:w16du="http://schemas.microsoft.com/office/word/2023/wordml/word16du" xmlns:w16sdtdh="http://schemas.microsoft.com/office/word/2020/wordml/sdtdatahash" xmlns:w16sdtfl="http://schemas.microsoft.com/office/word/2024/wordml/sdtformatlock" xmlns:w16se="http://schemas.microsoft.com/office/word/2015/wordml/symex" xmlns:wpi="http://schemas.microsoft.com/office/word/2010/wordprocessingInk" xmlns:wne="http://schemas.microsoft.com/office/word/2006/wordml" mc:Ignorable="w14 w15 w16se w16cid w16 w16cex w16sdtdh w16sdtfl w16du wne wp14">
   <w:p>
     <w:pPr>
-      <w:pStyle w:val="a7"/>
+      <w:pStyle w:val="a8"/>
       <w:ind w:firstLine="18pt"/>
       <w:rPr>
         <w:lang w:val="en-US"/>
@@ -2994,7 +9733,7 @@
 <w:hdr xmlns:cx="http://schemas.microsoft.com/office/drawing/2014/chartex" xmlns:cx1="http://schemas.microsoft.com/office/drawing/2015/9/8/chartex" xmlns:cx2="http://schemas.microsoft.com/office/drawing/2015/10/21/chartex" xmlns:cx3="http://schemas.microsoft.com/office/drawing/2016/5/9/chartex" xmlns:cx4="http://schemas.microsoft.com/office/drawing/2016/5/10/chartex" xmlns:cx5="http://schemas.microsoft.com/office/drawing/2016/5/11/chartex" xmlns:cx6="http://schemas.microsoft.com/office/drawing/2016/5/12/chartex" xmlns:cx7="http://schemas.microsoft.com/office/drawing/2016/5/13/chartex" xmlns:cx8="http://schemas.microsoft.com/office/drawing/2016/5/14/chartex" xmlns:mc="http://schemas.openxmlformats.org/markup-compatibility/2006" xmlns:aink="http://schemas.microsoft.com/office/drawing/2016/ink" xmlns:am3d="http://schemas.microsoft.com/office/drawing/2017/model3d" xmlns:o="urn:schemas-microsoft-com:office:office" xmlns:oel="http://schemas.microsoft.com/office/2019/extlst" xmlns:r="http://purl.oclc.org/ooxml/officeDocument/relationships" xmlns:m="http://purl.oclc.org/ooxml/officeDocument/math" xmlns:v="urn:schemas-microsoft-com:vml" xmlns:wp14="http://schemas.microsoft.com/office/word/2010/wordprocessingDrawing" xmlns:wp="http://purl.oclc.org/ooxml/drawingml/wordprocessingDrawing" xmlns:w10="urn:schemas-microsoft-com:office:word" xmlns:w="http://purl.oclc.org/ooxml/wordprocessingml/main" xmlns:w14="http://schemas.microsoft.com/office/word/2010/wordml" xmlns:w15="http://schemas.microsoft.com/office/word/2012/wordml" xmlns:w16cex="http://schemas.microsoft.com/office/word/2018/wordml/cex" xmlns:w16cid="http://schemas.microsoft.com/office/word/2016/wordml/cid" xmlns:w16="http://schemas.microsoft.com/office/word/2018/wordml" xmlns:w16du="http://schemas.microsoft.com/office/word/2023/wordml/word16du" xmlns:w16sdtdh="http://schemas.microsoft.com/office/word/2020/wordml/sdtdatahash" xmlns:w16sdtfl="http://schemas.microsoft.com/office/word/2024/wordml/sdtformatlock" xmlns:w16se="http://schemas.microsoft.com/office/word/2015/wordml/symex" xmlns:wpi="http://schemas.microsoft.com/office/word/2010/wordprocessingInk" xmlns:wne="http://schemas.microsoft.com/office/word/2006/wordml" mc:Ignorable="w14 w15 w16se w16cid w16 w16cex w16sdtdh w16sdtfl w16du wne wp14">
   <w:p>
     <w:pPr>
-      <w:pStyle w:val="a7"/>
+      <w:pStyle w:val="a8"/>
       <w:ind w:firstLineChars="0" w:firstLine="0pt"/>
       <w:rPr>
         <w:lang w:val="en-US"/>
@@ -3036,7 +9775,7 @@
 <w:hdr xmlns:cx="http://schemas.microsoft.com/office/drawing/2014/chartex" xmlns:cx1="http://schemas.microsoft.com/office/drawing/2015/9/8/chartex" xmlns:cx2="http://schemas.microsoft.com/office/drawing/2015/10/21/chartex" xmlns:cx3="http://schemas.microsoft.com/office/drawing/2016/5/9/chartex" xmlns:cx4="http://schemas.microsoft.com/office/drawing/2016/5/10/chartex" xmlns:cx5="http://schemas.microsoft.com/office/drawing/2016/5/11/chartex" xmlns:cx6="http://schemas.microsoft.com/office/drawing/2016/5/12/chartex" xmlns:cx7="http://schemas.microsoft.com/office/drawing/2016/5/13/chartex" xmlns:cx8="http://schemas.microsoft.com/office/drawing/2016/5/14/chartex" xmlns:mc="http://schemas.openxmlformats.org/markup-compatibility/2006" xmlns:aink="http://schemas.microsoft.com/office/drawing/2016/ink" xmlns:am3d="http://schemas.microsoft.com/office/drawing/2017/model3d" xmlns:o="urn:schemas-microsoft-com:office:office" xmlns:oel="http://schemas.microsoft.com/office/2019/extlst" xmlns:r="http://purl.oclc.org/ooxml/officeDocument/relationships" xmlns:m="http://purl.oclc.org/ooxml/officeDocument/math" xmlns:v="urn:schemas-microsoft-com:vml" xmlns:wp14="http://schemas.microsoft.com/office/word/2010/wordprocessingDrawing" xmlns:wp="http://purl.oclc.org/ooxml/drawingml/wordprocessingDrawing" xmlns:w10="urn:schemas-microsoft-com:office:word" xmlns:w="http://purl.oclc.org/ooxml/wordprocessingml/main" xmlns:w14="http://schemas.microsoft.com/office/word/2010/wordml" xmlns:w15="http://schemas.microsoft.com/office/word/2012/wordml" xmlns:w16cex="http://schemas.microsoft.com/office/word/2018/wordml/cex" xmlns:w16cid="http://schemas.microsoft.com/office/word/2016/wordml/cid" xmlns:w16="http://schemas.microsoft.com/office/word/2018/wordml" xmlns:w16du="http://schemas.microsoft.com/office/word/2023/wordml/word16du" xmlns:w16sdtdh="http://schemas.microsoft.com/office/word/2020/wordml/sdtdatahash" xmlns:w16sdtfl="http://schemas.microsoft.com/office/word/2024/wordml/sdtformatlock" xmlns:w16se="http://schemas.microsoft.com/office/word/2015/wordml/symex" xmlns:wpi="http://schemas.microsoft.com/office/word/2010/wordprocessingInk" xmlns:wne="http://schemas.microsoft.com/office/word/2006/wordml" mc:Ignorable="w14 w15 w16se w16cid w16 w16cex w16sdtdh w16sdtfl w16du wne wp14">
   <w:p>
     <w:pPr>
-      <w:pStyle w:val="a7"/>
+      <w:pStyle w:val="a8"/>
       <w:ind w:firstLine="18pt"/>
       <w:rPr>
         <w:lang w:val="en-US"/>
@@ -3138,6 +9877,458 @@
     </w:lvl>
   </w:abstractNum>
   <w:abstractNum w:abstractNumId="1" w15:restartNumberingAfterBreak="0">
+    <w:nsid w:val="10430DE6"/>
+    <w:multiLevelType w:val="hybridMultilevel"/>
+    <w:tmpl w:val="BB5EB878"/>
+    <w:lvl w:ilvl="0" w:tplc="C096C24E">
+      <w:start w:val="3"/>
+      <w:numFmt w:val="bullet"/>
+      <w:lvlText w:val="-"/>
+      <w:lvlJc w:val="start"/>
+      <w:pPr>
+        <w:ind w:start="39pt" w:hanging="18pt"/>
+      </w:pPr>
+      <w:rPr>
+        <w:rFonts w:ascii="宋体" w:eastAsia="宋体" w:hAnsi="宋体" w:cs="Times New Roman" w:hint="eastAsia"/>
+      </w:rPr>
+    </w:lvl>
+    <w:lvl w:ilvl="1" w:tplc="04090003" w:tentative="1">
+      <w:start w:val="1"/>
+      <w:numFmt w:val="bullet"/>
+      <w:lvlText w:val=""/>
+      <w:lvlJc w:val="start"/>
+      <w:pPr>
+        <w:ind w:start="65pt" w:hanging="22pt"/>
+      </w:pPr>
+      <w:rPr>
+        <w:rFonts w:ascii="Wingdings" w:hAnsi="Wingdings" w:hint="default"/>
+      </w:rPr>
+    </w:lvl>
+    <w:lvl w:ilvl="2" w:tplc="04090005" w:tentative="1">
+      <w:start w:val="1"/>
+      <w:numFmt w:val="bullet"/>
+      <w:lvlText w:val=""/>
+      <w:lvlJc w:val="start"/>
+      <w:pPr>
+        <w:ind w:start="87pt" w:hanging="22pt"/>
+      </w:pPr>
+      <w:rPr>
+        <w:rFonts w:ascii="Wingdings" w:hAnsi="Wingdings" w:hint="default"/>
+      </w:rPr>
+    </w:lvl>
+    <w:lvl w:ilvl="3" w:tplc="04090001" w:tentative="1">
+      <w:start w:val="1"/>
+      <w:numFmt w:val="bullet"/>
+      <w:lvlText w:val=""/>
+      <w:lvlJc w:val="start"/>
+      <w:pPr>
+        <w:ind w:start="109pt" w:hanging="22pt"/>
+      </w:pPr>
+      <w:rPr>
+        <w:rFonts w:ascii="Wingdings" w:hAnsi="Wingdings" w:hint="default"/>
+      </w:rPr>
+    </w:lvl>
+    <w:lvl w:ilvl="4" w:tplc="04090003" w:tentative="1">
+      <w:start w:val="1"/>
+      <w:numFmt w:val="bullet"/>
+      <w:lvlText w:val=""/>
+      <w:lvlJc w:val="start"/>
+      <w:pPr>
+        <w:ind w:start="131pt" w:hanging="22pt"/>
+      </w:pPr>
+      <w:rPr>
+        <w:rFonts w:ascii="Wingdings" w:hAnsi="Wingdings" w:hint="default"/>
+      </w:rPr>
+    </w:lvl>
+    <w:lvl w:ilvl="5" w:tplc="04090005" w:tentative="1">
+      <w:start w:val="1"/>
+      <w:numFmt w:val="bullet"/>
+      <w:lvlText w:val=""/>
+      <w:lvlJc w:val="start"/>
+      <w:pPr>
+        <w:ind w:start="153pt" w:hanging="22pt"/>
+      </w:pPr>
+      <w:rPr>
+        <w:rFonts w:ascii="Wingdings" w:hAnsi="Wingdings" w:hint="default"/>
+      </w:rPr>
+    </w:lvl>
+    <w:lvl w:ilvl="6" w:tplc="04090001" w:tentative="1">
+      <w:start w:val="1"/>
+      <w:numFmt w:val="bullet"/>
+      <w:lvlText w:val=""/>
+      <w:lvlJc w:val="start"/>
+      <w:pPr>
+        <w:ind w:start="175pt" w:hanging="22pt"/>
+      </w:pPr>
+      <w:rPr>
+        <w:rFonts w:ascii="Wingdings" w:hAnsi="Wingdings" w:hint="default"/>
+      </w:rPr>
+    </w:lvl>
+    <w:lvl w:ilvl="7" w:tplc="04090003" w:tentative="1">
+      <w:start w:val="1"/>
+      <w:numFmt w:val="bullet"/>
+      <w:lvlText w:val=""/>
+      <w:lvlJc w:val="start"/>
+      <w:pPr>
+        <w:ind w:start="197pt" w:hanging="22pt"/>
+      </w:pPr>
+      <w:rPr>
+        <w:rFonts w:ascii="Wingdings" w:hAnsi="Wingdings" w:hint="default"/>
+      </w:rPr>
+    </w:lvl>
+    <w:lvl w:ilvl="8" w:tplc="04090005" w:tentative="1">
+      <w:start w:val="1"/>
+      <w:numFmt w:val="bullet"/>
+      <w:lvlText w:val=""/>
+      <w:lvlJc w:val="start"/>
+      <w:pPr>
+        <w:ind w:start="219pt" w:hanging="22pt"/>
+      </w:pPr>
+      <w:rPr>
+        <w:rFonts w:ascii="Wingdings" w:hAnsi="Wingdings" w:hint="default"/>
+      </w:rPr>
+    </w:lvl>
+  </w:abstractNum>
+  <w:abstractNum w:abstractNumId="2" w15:restartNumberingAfterBreak="0">
+    <w:nsid w:val="124062EB"/>
+    <w:multiLevelType w:val="hybridMultilevel"/>
+    <w:tmpl w:val="CC2C61DC"/>
+    <w:lvl w:ilvl="0" w:tplc="E302802E">
+      <w:start w:val="3"/>
+      <w:numFmt w:val="bullet"/>
+      <w:lvlText w:val=""/>
+      <w:lvlJc w:val="start"/>
+      <w:pPr>
+        <w:ind w:start="42pt" w:hanging="18pt"/>
+      </w:pPr>
+      <w:rPr>
+        <w:rFonts w:ascii="Wingdings" w:eastAsia="宋体" w:hAnsi="Wingdings" w:cs="Times New Roman" w:hint="default"/>
+      </w:rPr>
+    </w:lvl>
+    <w:lvl w:ilvl="1" w:tplc="04090003" w:tentative="1">
+      <w:start w:val="1"/>
+      <w:numFmt w:val="bullet"/>
+      <w:lvlText w:val=""/>
+      <w:lvlJc w:val="start"/>
+      <w:pPr>
+        <w:ind w:start="68pt" w:hanging="22pt"/>
+      </w:pPr>
+      <w:rPr>
+        <w:rFonts w:ascii="Wingdings" w:hAnsi="Wingdings" w:hint="default"/>
+      </w:rPr>
+    </w:lvl>
+    <w:lvl w:ilvl="2" w:tplc="04090005" w:tentative="1">
+      <w:start w:val="1"/>
+      <w:numFmt w:val="bullet"/>
+      <w:lvlText w:val=""/>
+      <w:lvlJc w:val="start"/>
+      <w:pPr>
+        <w:ind w:start="90pt" w:hanging="22pt"/>
+      </w:pPr>
+      <w:rPr>
+        <w:rFonts w:ascii="Wingdings" w:hAnsi="Wingdings" w:hint="default"/>
+      </w:rPr>
+    </w:lvl>
+    <w:lvl w:ilvl="3" w:tplc="04090001" w:tentative="1">
+      <w:start w:val="1"/>
+      <w:numFmt w:val="bullet"/>
+      <w:lvlText w:val=""/>
+      <w:lvlJc w:val="start"/>
+      <w:pPr>
+        <w:ind w:start="112pt" w:hanging="22pt"/>
+      </w:pPr>
+      <w:rPr>
+        <w:rFonts w:ascii="Wingdings" w:hAnsi="Wingdings" w:hint="default"/>
+      </w:rPr>
+    </w:lvl>
+    <w:lvl w:ilvl="4" w:tplc="04090003" w:tentative="1">
+      <w:start w:val="1"/>
+      <w:numFmt w:val="bullet"/>
+      <w:lvlText w:val=""/>
+      <w:lvlJc w:val="start"/>
+      <w:pPr>
+        <w:ind w:start="134pt" w:hanging="22pt"/>
+      </w:pPr>
+      <w:rPr>
+        <w:rFonts w:ascii="Wingdings" w:hAnsi="Wingdings" w:hint="default"/>
+      </w:rPr>
+    </w:lvl>
+    <w:lvl w:ilvl="5" w:tplc="04090005" w:tentative="1">
+      <w:start w:val="1"/>
+      <w:numFmt w:val="bullet"/>
+      <w:lvlText w:val=""/>
+      <w:lvlJc w:val="start"/>
+      <w:pPr>
+        <w:ind w:start="156pt" w:hanging="22pt"/>
+      </w:pPr>
+      <w:rPr>
+        <w:rFonts w:ascii="Wingdings" w:hAnsi="Wingdings" w:hint="default"/>
+      </w:rPr>
+    </w:lvl>
+    <w:lvl w:ilvl="6" w:tplc="04090001" w:tentative="1">
+      <w:start w:val="1"/>
+      <w:numFmt w:val="bullet"/>
+      <w:lvlText w:val=""/>
+      <w:lvlJc w:val="start"/>
+      <w:pPr>
+        <w:ind w:start="178pt" w:hanging="22pt"/>
+      </w:pPr>
+      <w:rPr>
+        <w:rFonts w:ascii="Wingdings" w:hAnsi="Wingdings" w:hint="default"/>
+      </w:rPr>
+    </w:lvl>
+    <w:lvl w:ilvl="7" w:tplc="04090003" w:tentative="1">
+      <w:start w:val="1"/>
+      <w:numFmt w:val="bullet"/>
+      <w:lvlText w:val=""/>
+      <w:lvlJc w:val="start"/>
+      <w:pPr>
+        <w:ind w:start="200pt" w:hanging="22pt"/>
+      </w:pPr>
+      <w:rPr>
+        <w:rFonts w:ascii="Wingdings" w:hAnsi="Wingdings" w:hint="default"/>
+      </w:rPr>
+    </w:lvl>
+    <w:lvl w:ilvl="8" w:tplc="04090005" w:tentative="1">
+      <w:start w:val="1"/>
+      <w:numFmt w:val="bullet"/>
+      <w:lvlText w:val=""/>
+      <w:lvlJc w:val="start"/>
+      <w:pPr>
+        <w:ind w:start="222pt" w:hanging="22pt"/>
+      </w:pPr>
+      <w:rPr>
+        <w:rFonts w:ascii="Wingdings" w:hAnsi="Wingdings" w:hint="default"/>
+      </w:rPr>
+    </w:lvl>
+  </w:abstractNum>
+  <w:abstractNum w:abstractNumId="3" w15:restartNumberingAfterBreak="0">
+    <w:nsid w:val="171A0786"/>
+    <w:multiLevelType w:val="hybridMultilevel"/>
+    <w:tmpl w:val="6CEE79EC"/>
+    <w:lvl w:ilvl="0" w:tplc="056418BC">
+      <w:start w:val="3"/>
+      <w:numFmt w:val="bullet"/>
+      <w:lvlText w:val="-"/>
+      <w:lvlJc w:val="start"/>
+      <w:pPr>
+        <w:ind w:start="39pt" w:hanging="18pt"/>
+      </w:pPr>
+      <w:rPr>
+        <w:rFonts w:ascii="宋体" w:eastAsia="宋体" w:hAnsi="宋体" w:cs="Times New Roman" w:hint="eastAsia"/>
+      </w:rPr>
+    </w:lvl>
+    <w:lvl w:ilvl="1" w:tplc="04090003" w:tentative="1">
+      <w:start w:val="1"/>
+      <w:numFmt w:val="bullet"/>
+      <w:lvlText w:val=""/>
+      <w:lvlJc w:val="start"/>
+      <w:pPr>
+        <w:ind w:start="65pt" w:hanging="22pt"/>
+      </w:pPr>
+      <w:rPr>
+        <w:rFonts w:ascii="Wingdings" w:hAnsi="Wingdings" w:hint="default"/>
+      </w:rPr>
+    </w:lvl>
+    <w:lvl w:ilvl="2" w:tplc="04090005" w:tentative="1">
+      <w:start w:val="1"/>
+      <w:numFmt w:val="bullet"/>
+      <w:lvlText w:val=""/>
+      <w:lvlJc w:val="start"/>
+      <w:pPr>
+        <w:ind w:start="87pt" w:hanging="22pt"/>
+      </w:pPr>
+      <w:rPr>
+        <w:rFonts w:ascii="Wingdings" w:hAnsi="Wingdings" w:hint="default"/>
+      </w:rPr>
+    </w:lvl>
+    <w:lvl w:ilvl="3" w:tplc="04090001" w:tentative="1">
+      <w:start w:val="1"/>
+      <w:numFmt w:val="bullet"/>
+      <w:lvlText w:val=""/>
+      <w:lvlJc w:val="start"/>
+      <w:pPr>
+        <w:ind w:start="109pt" w:hanging="22pt"/>
+      </w:pPr>
+      <w:rPr>
+        <w:rFonts w:ascii="Wingdings" w:hAnsi="Wingdings" w:hint="default"/>
+      </w:rPr>
+    </w:lvl>
+    <w:lvl w:ilvl="4" w:tplc="04090003" w:tentative="1">
+      <w:start w:val="1"/>
+      <w:numFmt w:val="bullet"/>
+      <w:lvlText w:val=""/>
+      <w:lvlJc w:val="start"/>
+      <w:pPr>
+        <w:ind w:start="131pt" w:hanging="22pt"/>
+      </w:pPr>
+      <w:rPr>
+        <w:rFonts w:ascii="Wingdings" w:hAnsi="Wingdings" w:hint="default"/>
+      </w:rPr>
+    </w:lvl>
+    <w:lvl w:ilvl="5" w:tplc="04090005" w:tentative="1">
+      <w:start w:val="1"/>
+      <w:numFmt w:val="bullet"/>
+      <w:lvlText w:val=""/>
+      <w:lvlJc w:val="start"/>
+      <w:pPr>
+        <w:ind w:start="153pt" w:hanging="22pt"/>
+      </w:pPr>
+      <w:rPr>
+        <w:rFonts w:ascii="Wingdings" w:hAnsi="Wingdings" w:hint="default"/>
+      </w:rPr>
+    </w:lvl>
+    <w:lvl w:ilvl="6" w:tplc="04090001" w:tentative="1">
+      <w:start w:val="1"/>
+      <w:numFmt w:val="bullet"/>
+      <w:lvlText w:val=""/>
+      <w:lvlJc w:val="start"/>
+      <w:pPr>
+        <w:ind w:start="175pt" w:hanging="22pt"/>
+      </w:pPr>
+      <w:rPr>
+        <w:rFonts w:ascii="Wingdings" w:hAnsi="Wingdings" w:hint="default"/>
+      </w:rPr>
+    </w:lvl>
+    <w:lvl w:ilvl="7" w:tplc="04090003" w:tentative="1">
+      <w:start w:val="1"/>
+      <w:numFmt w:val="bullet"/>
+      <w:lvlText w:val=""/>
+      <w:lvlJc w:val="start"/>
+      <w:pPr>
+        <w:ind w:start="197pt" w:hanging="22pt"/>
+      </w:pPr>
+      <w:rPr>
+        <w:rFonts w:ascii="Wingdings" w:hAnsi="Wingdings" w:hint="default"/>
+      </w:rPr>
+    </w:lvl>
+    <w:lvl w:ilvl="8" w:tplc="04090005" w:tentative="1">
+      <w:start w:val="1"/>
+      <w:numFmt w:val="bullet"/>
+      <w:lvlText w:val=""/>
+      <w:lvlJc w:val="start"/>
+      <w:pPr>
+        <w:ind w:start="219pt" w:hanging="22pt"/>
+      </w:pPr>
+      <w:rPr>
+        <w:rFonts w:ascii="Wingdings" w:hAnsi="Wingdings" w:hint="default"/>
+      </w:rPr>
+    </w:lvl>
+  </w:abstractNum>
+  <w:abstractNum w:abstractNumId="4" w15:restartNumberingAfterBreak="0">
+    <w:nsid w:val="178623C0"/>
+    <w:multiLevelType w:val="multilevel"/>
+    <w:tmpl w:val="4986EED2"/>
+    <w:lvl w:ilvl="0">
+      <w:start w:val="3"/>
+      <w:numFmt w:val="decimal"/>
+      <w:lvlText w:val="%1"/>
+      <w:lvlJc w:val="start"/>
+      <w:pPr>
+        <w:ind w:start="18pt" w:hanging="18pt"/>
+      </w:pPr>
+      <w:rPr>
+        <w:rFonts w:hint="eastAsia"/>
+      </w:rPr>
+    </w:lvl>
+    <w:lvl w:ilvl="1">
+      <w:start w:val="2"/>
+      <w:numFmt w:val="decimal"/>
+      <w:lvlText w:val="%1.%2"/>
+      <w:lvlJc w:val="start"/>
+      <w:pPr>
+        <w:ind w:start="18pt" w:hanging="18pt"/>
+      </w:pPr>
+      <w:rPr>
+        <w:rFonts w:hint="eastAsia"/>
+      </w:rPr>
+    </w:lvl>
+    <w:lvl w:ilvl="2">
+      <w:start w:val="1"/>
+      <w:numFmt w:val="decimal"/>
+      <w:lvlText w:val="%1.%2.%3"/>
+      <w:lvlJc w:val="start"/>
+      <w:pPr>
+        <w:ind w:start="36pt" w:hanging="36pt"/>
+      </w:pPr>
+      <w:rPr>
+        <w:rFonts w:hint="eastAsia"/>
+      </w:rPr>
+    </w:lvl>
+    <w:lvl w:ilvl="3">
+      <w:start w:val="1"/>
+      <w:numFmt w:val="decimal"/>
+      <w:lvlText w:val="%1.%2.%3.%4"/>
+      <w:lvlJc w:val="start"/>
+      <w:pPr>
+        <w:ind w:start="54pt" w:hanging="54pt"/>
+      </w:pPr>
+      <w:rPr>
+        <w:rFonts w:hint="eastAsia"/>
+      </w:rPr>
+    </w:lvl>
+    <w:lvl w:ilvl="4">
+      <w:start w:val="1"/>
+      <w:numFmt w:val="decimal"/>
+      <w:lvlText w:val="%1.%2.%3.%4.%5"/>
+      <w:lvlJc w:val="start"/>
+      <w:pPr>
+        <w:ind w:start="54pt" w:hanging="54pt"/>
+      </w:pPr>
+      <w:rPr>
+        <w:rFonts w:hint="eastAsia"/>
+      </w:rPr>
+    </w:lvl>
+    <w:lvl w:ilvl="5">
+      <w:start w:val="1"/>
+      <w:numFmt w:val="decimal"/>
+      <w:lvlText w:val="%1.%2.%3.%4.%5.%6"/>
+      <w:lvlJc w:val="start"/>
+      <w:pPr>
+        <w:ind w:start="72pt" w:hanging="72pt"/>
+      </w:pPr>
+      <w:rPr>
+        <w:rFonts w:hint="eastAsia"/>
+      </w:rPr>
+    </w:lvl>
+    <w:lvl w:ilvl="6">
+      <w:start w:val="1"/>
+      <w:numFmt w:val="decimal"/>
+      <w:lvlText w:val="%1.%2.%3.%4.%5.%6.%7"/>
+      <w:lvlJc w:val="start"/>
+      <w:pPr>
+        <w:ind w:start="72pt" w:hanging="72pt"/>
+      </w:pPr>
+      <w:rPr>
+        <w:rFonts w:hint="eastAsia"/>
+      </w:rPr>
+    </w:lvl>
+    <w:lvl w:ilvl="7">
+      <w:start w:val="1"/>
+      <w:numFmt w:val="decimal"/>
+      <w:lvlText w:val="%1.%2.%3.%4.%5.%6.%7.%8"/>
+      <w:lvlJc w:val="start"/>
+      <w:pPr>
+        <w:ind w:start="90pt" w:hanging="90pt"/>
+      </w:pPr>
+      <w:rPr>
+        <w:rFonts w:hint="eastAsia"/>
+      </w:rPr>
+    </w:lvl>
+    <w:lvl w:ilvl="8">
+      <w:start w:val="1"/>
+      <w:numFmt w:val="decimal"/>
+      <w:lvlText w:val="%1.%2.%3.%4.%5.%6.%7.%8.%9"/>
+      <w:lvlJc w:val="start"/>
+      <w:pPr>
+        <w:ind w:start="90pt" w:hanging="90pt"/>
+      </w:pPr>
+      <w:rPr>
+        <w:rFonts w:hint="eastAsia"/>
+      </w:rPr>
+    </w:lvl>
+  </w:abstractNum>
+  <w:abstractNum w:abstractNumId="5" w15:restartNumberingAfterBreak="0">
     <w:nsid w:val="20A64734"/>
     <w:multiLevelType w:val="hybridMultilevel"/>
     <w:tmpl w:val="9AEE0F30"/>
@@ -3226,7 +10417,7 @@
       </w:pPr>
     </w:lvl>
   </w:abstractNum>
-  <w:abstractNum w:abstractNumId="2" w15:restartNumberingAfterBreak="0">
+  <w:abstractNum w:abstractNumId="6" w15:restartNumberingAfterBreak="0">
     <w:nsid w:val="241C0A5D"/>
     <w:multiLevelType w:val="hybridMultilevel"/>
     <w:tmpl w:val="D256AFD2"/>
@@ -3315,7 +10506,7 @@
       </w:pPr>
     </w:lvl>
   </w:abstractNum>
-  <w:abstractNum w:abstractNumId="3" w15:restartNumberingAfterBreak="0">
+  <w:abstractNum w:abstractNumId="7" w15:restartNumberingAfterBreak="0">
     <w:nsid w:val="545C0570"/>
     <w:multiLevelType w:val="hybridMultilevel"/>
     <w:tmpl w:val="3FC602B4"/>
@@ -3404,7 +10595,7 @@
       </w:pPr>
     </w:lvl>
   </w:abstractNum>
-  <w:abstractNum w:abstractNumId="4" w15:restartNumberingAfterBreak="0">
+  <w:abstractNum w:abstractNumId="8" w15:restartNumberingAfterBreak="0">
     <w:nsid w:val="58BE46B5"/>
     <w:multiLevelType w:val="hybridMultilevel"/>
     <w:tmpl w:val="51E63F4A"/>
@@ -3493,20 +10684,148 @@
       </w:pPr>
     </w:lvl>
   </w:abstractNum>
+  <w:abstractNum w:abstractNumId="9" w15:restartNumberingAfterBreak="0">
+    <w:nsid w:val="76D475C3"/>
+    <w:multiLevelType w:val="hybridMultilevel"/>
+    <w:tmpl w:val="D1A4FB6A"/>
+    <w:lvl w:ilvl="0" w:tplc="41084574">
+      <w:start w:val="3"/>
+      <w:numFmt w:val="bullet"/>
+      <w:lvlText w:val=""/>
+      <w:lvlJc w:val="start"/>
+      <w:pPr>
+        <w:ind w:start="39.10pt" w:hanging="18pt"/>
+      </w:pPr>
+      <w:rPr>
+        <w:rFonts w:ascii="Wingdings" w:eastAsia="宋体" w:hAnsi="Wingdings" w:cs="Times New Roman" w:hint="default"/>
+      </w:rPr>
+    </w:lvl>
+    <w:lvl w:ilvl="1" w:tplc="04090003" w:tentative="1">
+      <w:start w:val="1"/>
+      <w:numFmt w:val="bullet"/>
+      <w:lvlText w:val=""/>
+      <w:lvlJc w:val="start"/>
+      <w:pPr>
+        <w:ind w:start="65.10pt" w:hanging="22pt"/>
+      </w:pPr>
+      <w:rPr>
+        <w:rFonts w:ascii="Wingdings" w:hAnsi="Wingdings" w:hint="default"/>
+      </w:rPr>
+    </w:lvl>
+    <w:lvl w:ilvl="2" w:tplc="04090005" w:tentative="1">
+      <w:start w:val="1"/>
+      <w:numFmt w:val="bullet"/>
+      <w:lvlText w:val=""/>
+      <w:lvlJc w:val="start"/>
+      <w:pPr>
+        <w:ind w:start="87.10pt" w:hanging="22pt"/>
+      </w:pPr>
+      <w:rPr>
+        <w:rFonts w:ascii="Wingdings" w:hAnsi="Wingdings" w:hint="default"/>
+      </w:rPr>
+    </w:lvl>
+    <w:lvl w:ilvl="3" w:tplc="04090001" w:tentative="1">
+      <w:start w:val="1"/>
+      <w:numFmt w:val="bullet"/>
+      <w:lvlText w:val=""/>
+      <w:lvlJc w:val="start"/>
+      <w:pPr>
+        <w:ind w:start="109.10pt" w:hanging="22pt"/>
+      </w:pPr>
+      <w:rPr>
+        <w:rFonts w:ascii="Wingdings" w:hAnsi="Wingdings" w:hint="default"/>
+      </w:rPr>
+    </w:lvl>
+    <w:lvl w:ilvl="4" w:tplc="04090003" w:tentative="1">
+      <w:start w:val="1"/>
+      <w:numFmt w:val="bullet"/>
+      <w:lvlText w:val=""/>
+      <w:lvlJc w:val="start"/>
+      <w:pPr>
+        <w:ind w:start="131.10pt" w:hanging="22pt"/>
+      </w:pPr>
+      <w:rPr>
+        <w:rFonts w:ascii="Wingdings" w:hAnsi="Wingdings" w:hint="default"/>
+      </w:rPr>
+    </w:lvl>
+    <w:lvl w:ilvl="5" w:tplc="04090005" w:tentative="1">
+      <w:start w:val="1"/>
+      <w:numFmt w:val="bullet"/>
+      <w:lvlText w:val=""/>
+      <w:lvlJc w:val="start"/>
+      <w:pPr>
+        <w:ind w:start="153.10pt" w:hanging="22pt"/>
+      </w:pPr>
+      <w:rPr>
+        <w:rFonts w:ascii="Wingdings" w:hAnsi="Wingdings" w:hint="default"/>
+      </w:rPr>
+    </w:lvl>
+    <w:lvl w:ilvl="6" w:tplc="04090001" w:tentative="1">
+      <w:start w:val="1"/>
+      <w:numFmt w:val="bullet"/>
+      <w:lvlText w:val=""/>
+      <w:lvlJc w:val="start"/>
+      <w:pPr>
+        <w:ind w:start="175.10pt" w:hanging="22pt"/>
+      </w:pPr>
+      <w:rPr>
+        <w:rFonts w:ascii="Wingdings" w:hAnsi="Wingdings" w:hint="default"/>
+      </w:rPr>
+    </w:lvl>
+    <w:lvl w:ilvl="7" w:tplc="04090003" w:tentative="1">
+      <w:start w:val="1"/>
+      <w:numFmt w:val="bullet"/>
+      <w:lvlText w:val=""/>
+      <w:lvlJc w:val="start"/>
+      <w:pPr>
+        <w:ind w:start="197.10pt" w:hanging="22pt"/>
+      </w:pPr>
+      <w:rPr>
+        <w:rFonts w:ascii="Wingdings" w:hAnsi="Wingdings" w:hint="default"/>
+      </w:rPr>
+    </w:lvl>
+    <w:lvl w:ilvl="8" w:tplc="04090005" w:tentative="1">
+      <w:start w:val="1"/>
+      <w:numFmt w:val="bullet"/>
+      <w:lvlText w:val=""/>
+      <w:lvlJc w:val="start"/>
+      <w:pPr>
+        <w:ind w:start="219.10pt" w:hanging="22pt"/>
+      </w:pPr>
+      <w:rPr>
+        <w:rFonts w:ascii="Wingdings" w:hAnsi="Wingdings" w:hint="default"/>
+      </w:rPr>
+    </w:lvl>
+  </w:abstractNum>
   <w:num w:numId="1" w16cid:durableId="913129296">
     <w:abstractNumId w:val="0"/>
   </w:num>
   <w:num w:numId="2" w16cid:durableId="521476245">
+    <w:abstractNumId w:val="7"/>
+  </w:num>
+  <w:num w:numId="3" w16cid:durableId="871307462">
+    <w:abstractNumId w:val="6"/>
+  </w:num>
+  <w:num w:numId="4" w16cid:durableId="567230791">
+    <w:abstractNumId w:val="5"/>
+  </w:num>
+  <w:num w:numId="5" w16cid:durableId="128717895">
+    <w:abstractNumId w:val="8"/>
+  </w:num>
+  <w:num w:numId="6" w16cid:durableId="297803044">
+    <w:abstractNumId w:val="9"/>
+  </w:num>
+  <w:num w:numId="7" w16cid:durableId="1368217982">
+    <w:abstractNumId w:val="2"/>
+  </w:num>
+  <w:num w:numId="8" w16cid:durableId="944314419">
     <w:abstractNumId w:val="3"/>
   </w:num>
-  <w:num w:numId="3" w16cid:durableId="871307462">
-    <w:abstractNumId w:val="2"/>
+  <w:num w:numId="9" w16cid:durableId="1310548736">
+    <w:abstractNumId w:val="4"/>
   </w:num>
-  <w:num w:numId="4" w16cid:durableId="567230791">
+  <w:num w:numId="10" w16cid:durableId="1104378330">
     <w:abstractNumId w:val="1"/>
-  </w:num>
-  <w:num w:numId="5" w16cid:durableId="128717895">
-    <w:abstractNumId w:val="4"/>
   </w:num>
 </w:numbering>
 </file>
@@ -3924,7 +11243,7 @@
     <w:name w:val="heading 1"/>
     <w:basedOn w:val="a"/>
     <w:next w:val="a"/>
-    <w:link w:val="1Char"/>
+    <w:link w:val="10"/>
     <w:uiPriority w:val="9"/>
     <w:qFormat/>
     <w:rsid w:val="0023555F"/>
@@ -3949,7 +11268,7 @@
     <w:name w:val="heading 2"/>
     <w:basedOn w:val="a"/>
     <w:next w:val="a"/>
-    <w:link w:val="2Char"/>
+    <w:link w:val="20"/>
     <w:uiPriority w:val="9"/>
     <w:unhideWhenUsed/>
     <w:qFormat/>
@@ -3973,7 +11292,7 @@
     <w:name w:val="heading 3"/>
     <w:basedOn w:val="a"/>
     <w:next w:val="a"/>
-    <w:link w:val="3Char"/>
+    <w:link w:val="30"/>
     <w:uiPriority w:val="9"/>
     <w:unhideWhenUsed/>
     <w:qFormat/>
@@ -3991,6 +11310,29 @@
       <w:lang w:val="x-none" w:eastAsia="x-none"/>
     </w:rPr>
   </w:style>
+  <w:style w:type="paragraph" w:styleId="4">
+    <w:name w:val="heading 4"/>
+    <w:basedOn w:val="a"/>
+    <w:next w:val="a"/>
+    <w:link w:val="40"/>
+    <w:uiPriority w:val="9"/>
+    <w:unhideWhenUsed/>
+    <w:qFormat/>
+    <w:rsid w:val="0055611A"/>
+    <w:pPr>
+      <w:keepNext/>
+      <w:keepLines/>
+      <w:spacing w:before="14pt" w:after="14.50pt" w:line="18.80pt" w:lineRule="auto"/>
+      <w:outlineLvl w:val="3"/>
+    </w:pPr>
+    <w:rPr>
+      <w:rFonts w:ascii="等线 Light" w:eastAsia="等线 Light" w:hAnsi="等线 Light"/>
+      <w:b/>
+      <w:bCs/>
+      <w:sz w:val="28"/>
+      <w:szCs w:val="28"/>
+    </w:rPr>
+  </w:style>
   <w:style w:type="character" w:default="1" w:styleId="a0">
     <w:name w:val="Default Paragraph Font"/>
     <w:uiPriority w:val="1"/>
@@ -4001,7 +11343,6 @@
     <w:uiPriority w:val="99"/>
     <w:semiHidden/>
     <w:unhideWhenUsed/>
-    <w:qFormat/>
     <w:tblPr>
       <w:tblInd w:w="0pt" w:type="dxa"/>
       <w:tblCellMar>
@@ -4021,7 +11362,7 @@
   <w:style w:type="paragraph" w:styleId="a3">
     <w:name w:val="Plain Text"/>
     <w:basedOn w:val="a"/>
-    <w:link w:val="Char"/>
+    <w:link w:val="a4"/>
     <w:rsid w:val="00DF3C45"/>
     <w:rPr>
       <w:rFonts w:ascii="宋体" w:hAnsi="Courier New"/>
@@ -4031,8 +11372,8 @@
       <w:lang w:val="x-none" w:eastAsia="x-none"/>
     </w:rPr>
   </w:style>
-  <w:style w:type="character" w:customStyle="1" w:styleId="Char">
-    <w:name w:val="纯文本 Char"/>
+  <w:style w:type="character" w:customStyle="1" w:styleId="a4">
+    <w:name w:val="纯文本 字符"/>
     <w:link w:val="a3"/>
     <w:rsid w:val="00DF3C45"/>
     <w:rPr>
@@ -4040,7 +11381,7 @@
       <w:szCs w:val="20"/>
     </w:rPr>
   </w:style>
-  <w:style w:type="paragraph" w:styleId="a4">
+  <w:style w:type="paragraph" w:customStyle="1" w:styleId="a5">
     <w:name w:val="列出段落"/>
     <w:basedOn w:val="a"/>
     <w:uiPriority w:val="34"/>
@@ -4050,7 +11391,7 @@
       <w:ind w:firstLine="21pt"/>
     </w:pPr>
   </w:style>
-  <w:style w:type="table" w:styleId="a5">
+  <w:style w:type="table" w:styleId="a6">
     <w:name w:val="Table Grid"/>
     <w:basedOn w:val="a1"/>
     <w:uiPriority w:val="59"/>
@@ -4066,7 +11407,7 @@
       </w:tblBorders>
     </w:tblPr>
   </w:style>
-  <w:style w:type="character" w:styleId="a6">
+  <w:style w:type="character" w:styleId="a7">
     <w:name w:val="Hyperlink"/>
     <w:uiPriority w:val="99"/>
     <w:unhideWhenUsed/>
@@ -4076,10 +11417,10 @@
       <w:u w:val="single"/>
     </w:rPr>
   </w:style>
-  <w:style w:type="paragraph" w:styleId="a7">
+  <w:style w:type="paragraph" w:styleId="a8">
     <w:name w:val="header"/>
     <w:basedOn w:val="a"/>
-    <w:link w:val="Char0"/>
+    <w:link w:val="a9"/>
     <w:uiPriority w:val="99"/>
     <w:unhideWhenUsed/>
     <w:rsid w:val="00EC03B1"/>
@@ -4100,9 +11441,9 @@
       <w:lang w:val="x-none" w:eastAsia="x-none"/>
     </w:rPr>
   </w:style>
-  <w:style w:type="character" w:customStyle="1" w:styleId="Char0">
-    <w:name w:val="页眉 Char"/>
-    <w:link w:val="a7"/>
+  <w:style w:type="character" w:customStyle="1" w:styleId="a9">
+    <w:name w:val="页眉 字符"/>
+    <w:link w:val="a8"/>
     <w:uiPriority w:val="99"/>
     <w:rsid w:val="00EC03B1"/>
     <w:rPr>
@@ -4111,10 +11452,10 @@
       <w:szCs w:val="18"/>
     </w:rPr>
   </w:style>
-  <w:style w:type="paragraph" w:styleId="a8">
+  <w:style w:type="paragraph" w:styleId="aa">
     <w:name w:val="footer"/>
     <w:basedOn w:val="a"/>
-    <w:link w:val="Char1"/>
+    <w:link w:val="ab"/>
     <w:uiPriority w:val="99"/>
     <w:unhideWhenUsed/>
     <w:rsid w:val="00EC03B1"/>
@@ -4132,9 +11473,9 @@
       <w:lang w:val="x-none" w:eastAsia="x-none"/>
     </w:rPr>
   </w:style>
-  <w:style w:type="character" w:customStyle="1" w:styleId="Char1">
-    <w:name w:val="页脚 Char"/>
-    <w:link w:val="a8"/>
+  <w:style w:type="character" w:customStyle="1" w:styleId="ab">
+    <w:name w:val="页脚 字符"/>
+    <w:link w:val="aa"/>
     <w:uiPriority w:val="99"/>
     <w:rsid w:val="00EC03B1"/>
     <w:rPr>
@@ -4143,10 +11484,10 @@
       <w:szCs w:val="18"/>
     </w:rPr>
   </w:style>
-  <w:style w:type="paragraph" w:styleId="20">
+  <w:style w:type="paragraph" w:styleId="21">
     <w:name w:val="Body Text Indent 2"/>
     <w:basedOn w:val="a"/>
-    <w:link w:val="2Char0"/>
+    <w:link w:val="22"/>
     <w:uiPriority w:val="99"/>
     <w:unhideWhenUsed/>
     <w:rsid w:val="00EC03B1"/>
@@ -4161,9 +11502,9 @@
       <w:lang w:val="x-none" w:eastAsia="x-none"/>
     </w:rPr>
   </w:style>
-  <w:style w:type="character" w:customStyle="1" w:styleId="2Char0">
-    <w:name w:val="正文文本缩进 2 Char"/>
-    <w:link w:val="20"/>
+  <w:style w:type="character" w:customStyle="1" w:styleId="22">
+    <w:name w:val="正文文本缩进 2 字符"/>
+    <w:link w:val="21"/>
     <w:uiPriority w:val="99"/>
     <w:rsid w:val="00EC03B1"/>
     <w:rPr>
@@ -4173,8 +11514,8 @@
       <w:szCs w:val="28"/>
     </w:rPr>
   </w:style>
-  <w:style w:type="character" w:customStyle="1" w:styleId="1Char">
-    <w:name w:val="标题 1 Char"/>
+  <w:style w:type="character" w:customStyle="1" w:styleId="10">
+    <w:name w:val="标题 1 字符"/>
     <w:link w:val="1"/>
     <w:uiPriority w:val="9"/>
     <w:rsid w:val="0023555F"/>
@@ -4187,8 +11528,8 @@
       <w:szCs w:val="44"/>
     </w:rPr>
   </w:style>
-  <w:style w:type="character" w:customStyle="1" w:styleId="2Char">
-    <w:name w:val="标题 2 Char"/>
+  <w:style w:type="character" w:customStyle="1" w:styleId="20">
+    <w:name w:val="标题 2 字符"/>
     <w:link w:val="2"/>
     <w:uiPriority w:val="9"/>
     <w:rsid w:val="003C0447"/>
@@ -4201,8 +11542,8 @@
       <w:szCs w:val="32"/>
     </w:rPr>
   </w:style>
-  <w:style w:type="character" w:customStyle="1" w:styleId="3Char">
-    <w:name w:val="标题 3 Char"/>
+  <w:style w:type="character" w:customStyle="1" w:styleId="30">
+    <w:name w:val="标题 3 字符"/>
     <w:link w:val="3"/>
     <w:uiPriority w:val="9"/>
     <w:rsid w:val="0023555F"/>
@@ -4214,6 +11555,31 @@
       <w:sz w:val="24"/>
       <w:szCs w:val="32"/>
     </w:rPr>
+  </w:style>
+  <w:style w:type="character" w:customStyle="1" w:styleId="40">
+    <w:name w:val="标题 4 字符"/>
+    <w:link w:val="4"/>
+    <w:uiPriority w:val="9"/>
+    <w:rsid w:val="0055611A"/>
+    <w:rPr>
+      <w:rFonts w:ascii="等线 Light" w:eastAsia="等线 Light" w:hAnsi="等线 Light" w:cs="Times New Roman"/>
+      <w:b/>
+      <w:bCs/>
+      <w:noProof/>
+      <w:kern w:val="2"/>
+      <w:sz w:val="28"/>
+      <w:szCs w:val="28"/>
+    </w:rPr>
+  </w:style>
+  <w:style w:type="paragraph" w:styleId="ac">
+    <w:name w:val="List Paragraph"/>
+    <w:basedOn w:val="a"/>
+    <w:uiPriority w:val="34"/>
+    <w:qFormat/>
+    <w:rsid w:val="0055611A"/>
+    <w:pPr>
+      <w:ind w:firstLine="21pt"/>
+    </w:pPr>
   </w:style>
 </w:styles>
 </file>

--- a/report/CChess.docx
+++ b/report/CChess.docx
@@ -64,7 +64,7 @@
           </mc:Choice>
           <mc:Fallback>
             <w:drawing>
-              <wp:inline distT="0" distB="0" distL="0" distR="0" wp14:anchorId="73FC4FB6" wp14:editId="12D3E68E">
+              <wp:inline distT="0" distB="0" distL="0" distR="0" wp14:anchorId="178DEE8D" wp14:editId="12900471">
                 <wp:extent cx="4496435" cy="1089025"/>
                 <wp:effectExtent l="0" t="0" r="0" b="0"/>
                 <wp:docPr id="1" name="Picture 1"/>
@@ -2726,7 +2726,7 @@
           </mc:Choice>
           <mc:Fallback>
             <w:drawing>
-              <wp:anchor distT="0" distB="0" distL="114300" distR="114300" simplePos="0" relativeHeight="251659264" behindDoc="0" locked="0" layoutInCell="1" allowOverlap="1" wp14:anchorId="5891518C" wp14:editId="0CD46CB2">
+              <wp:anchor distT="0" distB="0" distL="114300" distR="114300" simplePos="0" relativeHeight="251659264" behindDoc="0" locked="0" layoutInCell="1" allowOverlap="1" wp14:anchorId="3D038A33" wp14:editId="27EA00BF">
                 <wp:simplePos x="0" y="0"/>
                 <wp:positionH relativeFrom="column">
                   <wp:posOffset>-167640</wp:posOffset>
@@ -3263,7 +3263,7 @@
         <mc:AlternateContent>
           <mc:Choice Requires="v">
             <w:pict w14:anchorId="6A55DD00">
-              <v:shape id="_x0000_s1032" type="#_x0000_t75" style="position:absolute;left:0;text-align:left;margin-left:212.95pt;margin-top:15.7pt;width:231.3pt;height:549.35pt;z-index:-2;mso-position-horizontal-relative:text;mso-position-vertical-relative:text;mso-width-relative:page;mso-height-relative:page" wrapcoords="-70 0 -70 21572 21600 21572 21600 0 -70 0">
+              <v:shape id="_x0000_s1032" type="#_x0000_t75" style="position:absolute;left:0;text-align:left;margin-left:212.95pt;margin-top:15.7pt;width:231.3pt;height:549.35pt;z-index:-10;mso-position-horizontal-relative:text;mso-position-vertical-relative:text;mso-width-relative:page;mso-height-relative:page" wrapcoords="-70 0 -70 21572 21600 21572 21600 0 -70 0">
                 <v:imagedata r:id="rId11" o:title="" chromakey="#f8fafc"/>
                 <w10:wrap type="topAndBottom"/>
               </v:shape>
@@ -3271,7 +3271,7 @@
           </mc:Choice>
           <mc:Fallback>
             <w:drawing>
-              <wp:anchor distT="0" distB="0" distL="114300" distR="114300" simplePos="0" relativeHeight="251660288" behindDoc="1" locked="0" layoutInCell="1" allowOverlap="1" wp14:anchorId="4F04CBB5" wp14:editId="64BB1F74">
+              <wp:anchor distT="0" distB="0" distL="114300" distR="114300" simplePos="0" relativeHeight="251660288" behindDoc="1" locked="0" layoutInCell="1" allowOverlap="1" wp14:anchorId="371357F0" wp14:editId="15670F86">
                 <wp:simplePos x="0" y="0"/>
                 <wp:positionH relativeFrom="column">
                   <wp:posOffset>2704465</wp:posOffset>
@@ -3385,7 +3385,7 @@
         <mc:AlternateContent>
           <mc:Choice Requires="v">
             <w:pict w14:anchorId="7B937B74">
-              <v:shape id="_x0000_s1031" type="#_x0000_t75" style="position:absolute;left:0;text-align:left;margin-left:-19pt;margin-top:4.25pt;width:233.5pt;height:324pt;z-index:-3;mso-position-horizontal-relative:text;mso-position-vertical-relative:text;mso-width-relative:page;mso-height-relative:page" wrapcoords="-39 0 -39 21572 21600 21572 21600 0 -39 0">
+              <v:shape id="_x0000_s1031" type="#_x0000_t75" style="position:absolute;left:0;text-align:left;margin-left:-19pt;margin-top:4.25pt;width:233.5pt;height:324pt;z-index:-11;mso-position-horizontal-relative:text;mso-position-vertical-relative:text;mso-width-relative:page;mso-height-relative:page" wrapcoords="-39 0 -39 21572 21600 21572 21600 0 -39 0">
                 <v:imagedata r:id="rId13" o:title="" chromakey="#f8fafc"/>
                 <w10:wrap type="tight"/>
               </v:shape>
@@ -3393,7 +3393,7 @@
           </mc:Choice>
           <mc:Fallback>
             <w:drawing>
-              <wp:anchor distT="0" distB="0" distL="114300" distR="114300" simplePos="0" relativeHeight="251661312" behindDoc="1" locked="0" layoutInCell="1" allowOverlap="1" wp14:anchorId="07595484" wp14:editId="46D174CA">
+              <wp:anchor distT="0" distB="0" distL="114300" distR="114300" simplePos="0" relativeHeight="251661312" behindDoc="1" locked="0" layoutInCell="1" allowOverlap="1" wp14:anchorId="7528408A" wp14:editId="1EF784C6">
                 <wp:simplePos x="0" y="0"/>
                 <wp:positionH relativeFrom="column">
                   <wp:posOffset>-241300</wp:posOffset>
@@ -4878,7 +4878,7 @@
           </mc:Choice>
           <mc:Fallback>
             <w:drawing>
-              <wp:anchor distT="0" distB="0" distL="114300" distR="114300" simplePos="0" relativeHeight="251662336" behindDoc="0" locked="0" layoutInCell="1" allowOverlap="1" wp14:anchorId="4B970831" wp14:editId="4E80C8CF">
+              <wp:anchor distT="0" distB="0" distL="114300" distR="114300" simplePos="0" relativeHeight="251662336" behindDoc="0" locked="0" layoutInCell="1" allowOverlap="1" wp14:anchorId="72691AF2" wp14:editId="30132EDD">
                 <wp:simplePos x="0" y="0"/>
                 <wp:positionH relativeFrom="column">
                   <wp:posOffset>549910</wp:posOffset>
@@ -7373,7 +7373,7 @@
           </mc:Choice>
           <mc:Fallback>
             <w:drawing>
-              <wp:inline distT="0" distB="0" distL="0" distR="0" wp14:anchorId="01E3A066" wp14:editId="2C2C1677">
+              <wp:inline distT="0" distB="0" distL="0" distR="0" wp14:anchorId="08DDA3B9" wp14:editId="494BEE29">
                 <wp:extent cx="4675505" cy="2687320"/>
                 <wp:effectExtent l="0" t="0" r="0" b="0"/>
                 <wp:docPr id="34" name="图片 1"/>
@@ -8914,7 +8914,7 @@
         <w:keepLines w:val="0"/>
         <w:rPr>
           <w:rFonts w:ascii="宋体" w:hAnsi="宋体"/>
-          <w:lang w:val="en-US"/>
+          <w:lang w:val="en-US" w:eastAsia="zh-CN"/>
         </w:rPr>
       </w:pPr>
       <w:r>
@@ -8941,10 +8941,17 @@
     </w:p>
     <w:p>
       <w:pPr>
-        <w:spacing w:line="12pt" w:lineRule="auto"/>
         <w:ind w:firstLine="24pt"/>
         <w:rPr>
-          <w:rFonts w:ascii="宋体" w:hAnsi="宋体"/>
+          <w:rFonts w:hint="eastAsia"/>
+        </w:rPr>
+      </w:pPr>
+    </w:p>
+    <w:p>
+      <w:pPr>
+        <w:ind w:firstLine="24pt"/>
+        <w:rPr>
+          <w:rFonts w:hint="eastAsia"/>
           <w:b/>
           <w:bCs/>
         </w:rPr>
@@ -8952,8 +8959,8 @@
       <w:r>
         <mc:AlternateContent>
           <mc:Choice Requires="v">
-            <w:pict w14:anchorId="6A115321">
-              <v:shape id="_x0000_s1037" type="#_x0000_t75" style="position:absolute;left:0;text-align:left;margin-left:42.4pt;margin-top:20.25pt;width:269.2pt;height:254.75pt;z-index:5;visibility:visible;mso-wrap-style:square;mso-position-horizontal-relative:text;mso-position-vertical-relative:text;mso-width-relative:page;mso-height-relative:page">
+            <w:pict w14:anchorId="72C82CD5">
+              <v:shape id="_x0000_s1039" type="#_x0000_t75" style="position:absolute;left:0;text-align:left;margin-left:41.4pt;margin-top:21.85pt;width:223.2pt;height:246.8pt;z-index:6;visibility:visible;mso-wrap-style:square;mso-position-horizontal-relative:text;mso-position-vertical-relative:text;mso-width-relative:page;mso-height-relative:page">
                 <v:imagedata r:id="rId19" o:title=""/>
                 <w10:wrap type="topAndBottom"/>
               </v:shape>
@@ -8961,7 +8968,172 @@
           </mc:Choice>
           <mc:Fallback>
             <w:drawing>
-              <wp:anchor distT="0" distB="0" distL="114300" distR="114300" simplePos="0" relativeHeight="251663360" behindDoc="0" locked="0" layoutInCell="1" allowOverlap="1" wp14:anchorId="7DC65558" wp14:editId="7AB876AC">
+              <wp:anchor distT="0" distB="0" distL="114300" distR="114300" simplePos="0" relativeHeight="251663360" behindDoc="0" locked="0" layoutInCell="1" allowOverlap="1" wp14:anchorId="7510FC43" wp14:editId="0E0AC284">
+                <wp:simplePos x="0" y="0"/>
+                <wp:positionH relativeFrom="column">
+                  <wp:posOffset>525780</wp:posOffset>
+                </wp:positionH>
+                <wp:positionV relativeFrom="paragraph">
+                  <wp:posOffset>277495</wp:posOffset>
+                </wp:positionV>
+                <wp:extent cx="2834640" cy="3134360"/>
+                <wp:effectExtent l="0" t="0" r="3810" b="8890"/>
+                <wp:wrapTopAndBottom/>
+                <wp:docPr id="15" name="图片 1"/>
+                <wp:cNvGraphicFramePr>
+                  <a:graphicFrameLocks xmlns:a="http://purl.oclc.org/ooxml/drawingml/main" noChangeAspect="1"/>
+                </wp:cNvGraphicFramePr>
+                <a:graphic xmlns:a="http://purl.oclc.org/ooxml/drawingml/main">
+                  <a:graphicData uri="http://purl.oclc.org/ooxml/drawingml/picture">
+                    <pic:pic xmlns:pic="http://purl.oclc.org/ooxml/drawingml/picture">
+                      <pic:nvPicPr>
+                        <pic:cNvPr id="0" name="Picture 15"/>
+                        <pic:cNvPicPr>
+                          <a:picLocks noChangeAspect="1" noChangeArrowheads="1"/>
+                        </pic:cNvPicPr>
+                      </pic:nvPicPr>
+                      <pic:blipFill>
+                        <a:blip r:embed="rId20">
+                          <a:extLst>
+                            <a:ext uri="{28A0092B-C50C-407E-A947-70E740481C1C}">
+                              <a14:useLocalDpi xmlns:a14="http://schemas.microsoft.com/office/drawing/2010/main" val="0"/>
+                            </a:ext>
+                          </a:extLst>
+                        </a:blip>
+                        <a:srcRect/>
+                        <a:stretch>
+                          <a:fillRect/>
+                        </a:stretch>
+                      </pic:blipFill>
+                      <pic:spPr bwMode="auto">
+                        <a:xfrm>
+                          <a:off x="0" y="0"/>
+                          <a:ext cx="2834640" cy="3134360"/>
+                        </a:xfrm>
+                        <a:prstGeom prst="rect">
+                          <a:avLst/>
+                        </a:prstGeom>
+                        <a:noFill/>
+                        <a:ln>
+                          <a:noFill/>
+                        </a:ln>
+                      </pic:spPr>
+                    </pic:pic>
+                  </a:graphicData>
+                </a:graphic>
+                <wp14:sizeRelH relativeFrom="page">
+                  <wp14:pctWidth>0%</wp14:pctWidth>
+                </wp14:sizeRelH>
+                <wp14:sizeRelV relativeFrom="page">
+                  <wp14:pctHeight>0%</wp14:pctHeight>
+                </wp14:sizeRelV>
+              </wp:anchor>
+            </w:drawing>
+          </mc:Fallback>
+        </mc:AlternateContent>
+      </w:r>
+      <w:r>
+        <w:rPr>
+          <w:b/>
+          <w:bCs/>
+          <w:lang w:eastAsia="x-none"/>
+        </w:rPr>
+        <w:t xml:space="preserve">4. 3. 1 </w:t>
+      </w:r>
+      <w:r>
+        <w:rPr>
+          <w:b/>
+          <w:bCs/>
+          <w:lang w:eastAsia="x-none"/>
+        </w:rPr>
+        <w:t>init_game()</w:t>
+      </w:r>
+      <w:r>
+        <w:rPr>
+          <w:b/>
+          <w:bCs/>
+          <w:lang w:eastAsia="x-none"/>
+        </w:rPr>
+        <w:t xml:space="preserve"> </w:t>
+      </w:r>
+      <w:r>
+        <w:rPr>
+          <w:b/>
+          <w:bCs/>
+          <w:lang w:eastAsia="x-none"/>
+        </w:rPr>
+        <w:t>棋盘初始</w:t>
+      </w:r>
+      <w:r>
+        <w:rPr>
+          <w:rFonts w:hint="eastAsia"/>
+          <w:b/>
+          <w:bCs/>
+        </w:rPr>
+        <w:t>化</w:t>
+      </w:r>
+    </w:p>
+    <w:p>
+      <w:pPr>
+        <w:spacing w:line="12pt" w:lineRule="auto"/>
+        <w:ind w:firstLine="21pt"/>
+        <w:rPr>
+          <w:rFonts w:ascii="宋体" w:hAnsi="宋体"/>
+          <w:sz w:val="21"/>
+          <w:szCs w:val="21"/>
+          <w:shd w:val="clear" w:color="auto" w:fill="FFFFFF"/>
+        </w:rPr>
+      </w:pPr>
+      <w:r>
+        <w:rPr>
+          <w:rFonts w:ascii="宋体" w:hAnsi="宋体"/>
+          <w:sz w:val="21"/>
+          <w:szCs w:val="21"/>
+          <w:shd w:val="clear" w:color="auto" w:fill="FFFFFF"/>
+        </w:rPr>
+        <w:lastRenderedPageBreak/>
+        <w:t>说明：红黑双方采用镜像对称布局——row 0 为黑方底线，row 9 为红方底线。棋子类型使用 Piece 枚举（黑方 0-6，红方 7-13）。SELECT_FIRST 表示游戏从红方先手选棋开始。</w:t>
+      </w:r>
+    </w:p>
+    <w:p>
+      <w:pPr>
+        <w:spacing w:line="12pt" w:lineRule="auto"/>
+        <w:ind w:firstLine="21pt"/>
+        <w:rPr>
+          <w:rFonts w:ascii="宋体" w:hAnsi="宋体" w:hint="eastAsia"/>
+          <w:sz w:val="21"/>
+          <w:szCs w:val="21"/>
+          <w:shd w:val="clear" w:color="auto" w:fill="FFFFFF"/>
+        </w:rPr>
+      </w:pPr>
+    </w:p>
+    <w:p>
+      <w:pPr>
+        <w:spacing w:line="12pt" w:lineRule="auto"/>
+        <w:ind w:firstLine="24.10pt"/>
+        <w:rPr>
+          <w:rFonts w:ascii="宋体" w:hAnsi="宋体"/>
+          <w:b/>
+          <w:bCs/>
+        </w:rPr>
+      </w:pPr>
+      <w:r>
+        <w:rPr>
+          <w:b/>
+          <w:bCs/>
+        </w:rPr>
+        <mc:AlternateContent>
+          <mc:Choice Requires="v">
+            <w:pict w14:anchorId="6A115321">
+              <v:shape id="_x0000_s1037" type="#_x0000_t75" style="position:absolute;left:0;text-align:left;margin-left:42.4pt;margin-top:20.25pt;width:269.2pt;height:254.75pt;z-index:5;visibility:visible;mso-wrap-style:square;mso-position-horizontal-relative:text;mso-position-vertical-relative:text;mso-width-relative:page;mso-height-relative:page">
+                <v:imagedata r:id="rId21" o:title=""/>
+                <w10:wrap type="topAndBottom"/>
+              </v:shape>
+            </w:pict>
+          </mc:Choice>
+          <mc:Fallback>
+            <w:drawing>
+              <wp:anchor distT="0" distB="0" distL="114300" distR="114300" simplePos="0" relativeHeight="251664384" behindDoc="0" locked="0" layoutInCell="1" allowOverlap="1" wp14:anchorId="4E9D3B4F" wp14:editId="0F591F9E">
                 <wp:simplePos x="0" y="0"/>
                 <wp:positionH relativeFrom="column">
                   <wp:posOffset>538480</wp:posOffset>
@@ -8986,7 +9158,7 @@
                         </pic:cNvPicPr>
                       </pic:nvPicPr>
                       <pic:blipFill>
-                        <a:blip r:embed="rId20">
+                        <a:blip r:embed="rId22">
                           <a:extLst>
                             <a:ext uri="{28A0092B-C50C-407E-A947-70E740481C1C}">
                               <a14:useLocalDpi xmlns:a14="http://schemas.microsoft.com/office/drawing/2010/main" val="0"/>
@@ -9031,7 +9203,23 @@
           <w:b/>
           <w:bCs/>
         </w:rPr>
-        <w:t>4.3.1 apply_move()</w:t>
+        <w:t>4.3.</w:t>
+      </w:r>
+      <w:r>
+        <w:rPr>
+          <w:rFonts w:ascii="宋体" w:hAnsi="宋体"/>
+          <w:b/>
+          <w:bCs/>
+        </w:rPr>
+        <w:t>2</w:t>
+      </w:r>
+      <w:r>
+        <w:rPr>
+          <w:rFonts w:ascii="宋体" w:hAnsi="宋体"/>
+          <w:b/>
+          <w:bCs/>
+        </w:rPr>
+        <w:t xml:space="preserve"> apply_move()</w:t>
       </w:r>
       <w:r>
         <w:rPr>
@@ -9061,11 +9249,267 @@
     <w:p>
       <w:pPr>
         <w:spacing w:line="12pt" w:lineRule="auto"/>
-        <w:ind w:firstLine="24pt"/>
-        <w:rPr>
-          <w:rFonts w:ascii="宋体" w:hAnsi="宋体"/>
-        </w:rPr>
-      </w:pPr>
+        <w:ind w:firstLine="21.10pt"/>
+        <w:rPr>
+          <w:rFonts w:ascii="宋体" w:hAnsi="宋体"/>
+          <w:b/>
+          <w:bCs/>
+          <w:sz w:val="21"/>
+          <w:szCs w:val="21"/>
+          <w:shd w:val="clear" w:color="auto" w:fill="FFFFFF"/>
+        </w:rPr>
+      </w:pPr>
+    </w:p>
+    <w:p>
+      <w:pPr>
+        <w:spacing w:line="12pt" w:lineRule="auto"/>
+        <w:ind w:firstLine="21.10pt"/>
+        <w:rPr>
+          <w:rFonts w:ascii="宋体" w:hAnsi="宋体"/>
+          <w:b/>
+          <w:bCs/>
+          <w:sz w:val="21"/>
+          <w:szCs w:val="21"/>
+          <w:shd w:val="clear" w:color="auto" w:fill="FFFFFF"/>
+        </w:rPr>
+      </w:pPr>
+      <w:r>
+        <w:rPr>
+          <w:rFonts w:ascii="宋体" w:hAnsi="宋体"/>
+          <w:b/>
+          <w:bCs/>
+          <w:sz w:val="21"/>
+          <w:szCs w:val="21"/>
+          <w:shd w:val="clear" w:color="auto" w:fill="FFFFFF"/>
+        </w:rPr>
+        <w:t>关键设计要点：</w:t>
+      </w:r>
+    </w:p>
+    <w:p>
+      <w:pPr>
+        <w:spacing w:line="12pt" w:lineRule="auto"/>
+        <w:ind w:firstLine="21pt"/>
+        <w:rPr>
+          <w:rFonts w:ascii="宋体" w:hAnsi="宋体"/>
+          <w:sz w:val="21"/>
+          <w:szCs w:val="21"/>
+          <w:shd w:val="clear" w:color="auto" w:fill="FFFFFF"/>
+        </w:rPr>
+      </w:pPr>
+      <w:r>
+        <w:rPr>
+          <w:rFonts w:ascii="宋体" w:hAnsi="宋体"/>
+          <w:sz w:val="21"/>
+          <w:szCs w:val="21"/>
+          <w:shd w:val="clear" w:color="auto" w:fill="FFFFFF"/>
+        </w:rPr>
+        <w:t>1. 暂存-模拟-还原-判定的四次操作必须在 return 之前完成还原。代码中特别用注释标注了还原顺序的重要性——若先 return false 再还原，棋盘将永远停留在模拟状态，导致后续所有操作基于错误数据。</w:t>
+      </w:r>
+    </w:p>
+    <w:p>
+      <w:pPr>
+        <w:spacing w:line="12pt" w:lineRule="auto"/>
+        <w:ind w:firstLine="21pt"/>
+        <w:rPr>
+          <w:rFonts w:ascii="宋体" w:hAnsi="宋体"/>
+          <w:sz w:val="21"/>
+          <w:szCs w:val="21"/>
+          <w:shd w:val="clear" w:color="auto" w:fill="FFFFFF"/>
+        </w:rPr>
+      </w:pPr>
+      <w:r>
+        <w:rPr>
+          <w:rFonts w:ascii="宋体" w:hAnsi="宋体"/>
+          <w:sz w:val="21"/>
+          <w:szCs w:val="21"/>
+          <w:shd w:val="clear" w:color="auto" w:fill="FFFFFF"/>
+        </w:rPr>
+        <w:t>2. Move 结构体记录了移动棋子与被吃棋子的完整信息（包括类型和颜色），这确保了悔棋时能够精确恢复起终点棋子，无需额外查询。</w:t>
+      </w:r>
+    </w:p>
+    <w:p>
+      <w:pPr>
+        <w:spacing w:line="12pt" w:lineRule="auto"/>
+        <w:ind w:firstLine="21pt"/>
+        <w:rPr>
+          <w:rFonts w:ascii="宋体" w:hAnsi="宋体"/>
+          <w:sz w:val="21"/>
+          <w:szCs w:val="21"/>
+          <w:shd w:val="clear" w:color="auto" w:fill="FFFFFF"/>
+        </w:rPr>
+      </w:pPr>
+      <w:r>
+        <w:rPr>
+          <w:rFonts w:ascii="宋体" w:hAnsi="宋体"/>
+          <w:sz w:val="21"/>
+          <w:szCs w:val="21"/>
+          <w:shd w:val="clear" w:color="auto" w:fill="FFFFFF"/>
+        </w:rPr>
+        <w:t>3. is_in_check() 内部调用了 is_attacked()（遍历对方棋子攻击范围）+ 飞将检查（双方将是否同列且无阻挡），两层检查一次性完成。</w:t>
+      </w:r>
+    </w:p>
+    <w:p>
+      <w:pPr>
+        <w:spacing w:line="12pt" w:lineRule="auto"/>
+        <w:ind w:firstLine="21pt"/>
+        <w:rPr>
+          <w:rFonts w:ascii="宋体" w:hAnsi="宋体"/>
+          <w:sz w:val="21"/>
+          <w:szCs w:val="21"/>
+          <w:shd w:val="clear" w:color="auto" w:fill="FFFFFF"/>
+        </w:rPr>
+      </w:pPr>
+    </w:p>
+    <w:p>
+      <w:pPr>
+        <w:spacing w:line="12pt" w:lineRule="auto"/>
+        <w:ind w:firstLine="21pt"/>
+        <w:rPr>
+          <w:rFonts w:ascii="宋体" w:hAnsi="宋体" w:hint="eastAsia"/>
+          <w:sz w:val="21"/>
+          <w:szCs w:val="21"/>
+          <w:shd w:val="clear" w:color="auto" w:fill="FFFFFF"/>
+        </w:rPr>
+      </w:pPr>
+      <w:r>
+        <w:rPr>
+          <w:rFonts w:ascii="宋体" w:hAnsi="宋体"/>
+          <w:sz w:val="21"/>
+          <w:szCs w:val="21"/>
+          <w:shd w:val="clear" w:color="auto" w:fill="FFFFFF"/>
+        </w:rPr>
+        <mc:AlternateContent>
+          <mc:Choice Requires="v">
+            <w:pict w14:anchorId="197AA464">
+              <v:shape id="_x0000_s1041" type="#_x0000_t75" style="position:absolute;left:0;text-align:left;margin-left:4.55pt;margin-top:19.25pt;width:415.1pt;height:191.6pt;z-index:7;visibility:visible;mso-wrap-style:square;mso-position-horizontal-relative:text;mso-position-vertical-relative:text;mso-width-relative:page;mso-height-relative:page">
+                <v:imagedata r:id="rId23" o:title=""/>
+                <w10:wrap type="topAndBottom"/>
+              </v:shape>
+            </w:pict>
+          </mc:Choice>
+          <mc:Fallback>
+            <w:drawing>
+              <wp:anchor distT="0" distB="0" distL="114300" distR="114300" simplePos="0" relativeHeight="251665408" behindDoc="0" locked="0" layoutInCell="1" allowOverlap="1" wp14:anchorId="2BC756C9" wp14:editId="357F69A0">
+                <wp:simplePos x="0" y="0"/>
+                <wp:positionH relativeFrom="column">
+                  <wp:posOffset>57785</wp:posOffset>
+                </wp:positionH>
+                <wp:positionV relativeFrom="paragraph">
+                  <wp:posOffset>244475</wp:posOffset>
+                </wp:positionV>
+                <wp:extent cx="5271770" cy="2433320"/>
+                <wp:effectExtent l="0" t="0" r="5080" b="5080"/>
+                <wp:wrapTopAndBottom/>
+                <wp:docPr id="17" name="图片 1"/>
+                <wp:cNvGraphicFramePr>
+                  <a:graphicFrameLocks xmlns:a="http://purl.oclc.org/ooxml/drawingml/main" noChangeAspect="1"/>
+                </wp:cNvGraphicFramePr>
+                <a:graphic xmlns:a="http://purl.oclc.org/ooxml/drawingml/main">
+                  <a:graphicData uri="http://purl.oclc.org/ooxml/drawingml/picture">
+                    <pic:pic xmlns:pic="http://purl.oclc.org/ooxml/drawingml/picture">
+                      <pic:nvPicPr>
+                        <pic:cNvPr id="0" name="Picture 17"/>
+                        <pic:cNvPicPr>
+                          <a:picLocks noChangeAspect="1" noChangeArrowheads="1"/>
+                        </pic:cNvPicPr>
+                      </pic:nvPicPr>
+                      <pic:blipFill>
+                        <a:blip r:embed="rId24">
+                          <a:extLst>
+                            <a:ext uri="{28A0092B-C50C-407E-A947-70E740481C1C}">
+                              <a14:useLocalDpi xmlns:a14="http://schemas.microsoft.com/office/drawing/2010/main" val="0"/>
+                            </a:ext>
+                          </a:extLst>
+                        </a:blip>
+                        <a:srcRect/>
+                        <a:stretch>
+                          <a:fillRect/>
+                        </a:stretch>
+                      </pic:blipFill>
+                      <pic:spPr bwMode="auto">
+                        <a:xfrm>
+                          <a:off x="0" y="0"/>
+                          <a:ext cx="5271770" cy="2433320"/>
+                        </a:xfrm>
+                        <a:prstGeom prst="rect">
+                          <a:avLst/>
+                        </a:prstGeom>
+                        <a:noFill/>
+                        <a:ln>
+                          <a:noFill/>
+                        </a:ln>
+                      </pic:spPr>
+                    </pic:pic>
+                  </a:graphicData>
+                </a:graphic>
+                <wp14:sizeRelH relativeFrom="page">
+                  <wp14:pctWidth>0%</wp14:pctWidth>
+                </wp14:sizeRelH>
+                <wp14:sizeRelV relativeFrom="page">
+                  <wp14:pctHeight>0%</wp14:pctHeight>
+                </wp14:sizeRelV>
+              </wp:anchor>
+            </w:drawing>
+          </mc:Fallback>
+        </mc:AlternateContent>
+      </w:r>
+      <w:r>
+        <w:rPr>
+          <w:rFonts w:ascii="宋体" w:hAnsi="宋体"/>
+          <w:sz w:val="21"/>
+          <w:szCs w:val="21"/>
+          <w:shd w:val="clear" w:color="auto" w:fill="FFFFFF"/>
+        </w:rPr>
+        <w:t>4.3.</w:t>
+      </w:r>
+      <w:r>
+        <w:rPr>
+          <w:rFonts w:ascii="宋体" w:hAnsi="宋体" w:hint="eastAsia"/>
+          <w:sz w:val="21"/>
+          <w:szCs w:val="21"/>
+          <w:shd w:val="clear" w:color="auto" w:fill="FFFFFF"/>
+        </w:rPr>
+        <w:t xml:space="preserve">3 </w:t>
+      </w:r>
+      <w:r>
+        <w:rPr>
+          <w:rFonts w:ascii="宋体" w:hAnsi="宋体"/>
+          <w:sz w:val="21"/>
+          <w:szCs w:val="21"/>
+          <w:shd w:val="clear" w:color="auto" w:fill="FFFFFF"/>
+        </w:rPr>
+        <w:t>undo_move()</w:t>
+      </w:r>
+      <w:r>
+        <w:rPr>
+          <w:rFonts w:ascii="宋体" w:hAnsi="宋体" w:hint="eastAsia"/>
+          <w:sz w:val="21"/>
+          <w:szCs w:val="21"/>
+          <w:shd w:val="clear" w:color="auto" w:fill="FFFFFF"/>
+        </w:rPr>
+        <w:t xml:space="preserve"> 实现悔棋</w:t>
+      </w:r>
+    </w:p>
+    <w:p>
+      <w:pPr>
+        <w:spacing w:line="12pt" w:lineRule="auto"/>
+        <w:ind w:firstLine="21pt"/>
+        <w:rPr>
+          <w:rFonts w:ascii="宋体" w:hAnsi="宋体" w:hint="eastAsia"/>
+          <w:sz w:val="21"/>
+          <w:szCs w:val="21"/>
+          <w:shd w:val="clear" w:color="auto" w:fill="FFFFFF"/>
+        </w:rPr>
+      </w:pPr>
+      <w:r>
+        <w:rPr>
+          <w:rFonts w:ascii="宋体" w:hAnsi="宋体"/>
+          <w:sz w:val="21"/>
+          <w:szCs w:val="21"/>
+          <w:shd w:val="clear" w:color="auto" w:fill="FFFFFF"/>
+        </w:rPr>
+        <w:t>设计要点：Move 结构体中 moved_id/color 和 captured_id/color 两组字段使得悔棋操作无需遍历棋盘查找对应棋子——直接从栈顶 Move 中读取即可完成还原。</w:t>
+      </w:r>
     </w:p>
     <w:p>
       <w:pPr>
@@ -9083,6 +9527,7 @@
           <w:rFonts w:ascii="宋体" w:eastAsia="宋体" w:hAnsi="宋体" w:hint="eastAsia"/>
           <w:lang w:val="en-US" w:eastAsia="zh-CN"/>
         </w:rPr>
+        <w:lastRenderedPageBreak/>
         <w:t>五、</w:t>
       </w:r>
       <w:r>
@@ -9127,12 +9572,351 @@
     </w:p>
     <w:p>
       <w:pPr>
-        <w:ind w:firstLineChars="0" w:firstLine="21pt"/>
-        <w:rPr>
-          <w:color w:val="FF0000"/>
-        </w:rPr>
-      </w:pPr>
-      <w:r>
+        <w:spacing w:line="12pt" w:lineRule="auto"/>
+        <w:ind w:firstLine="21pt"/>
+        <w:rPr>
+          <w:sz w:val="21"/>
+          <w:szCs w:val="21"/>
+          <w:shd w:val="clear" w:color="auto" w:fill="FFFFFF"/>
+        </w:rPr>
+      </w:pPr>
+      <w:r>
+        <w:rPr>
+          <w:sz w:val="21"/>
+          <w:szCs w:val="21"/>
+          <w:shd w:val="clear" w:color="auto" w:fill="FFFFFF"/>
+        </w:rPr>
+        <w:t>操作系统：</w:t>
+      </w:r>
+      <w:r>
+        <w:rPr>
+          <w:sz w:val="21"/>
+          <w:szCs w:val="21"/>
+          <w:shd w:val="clear" w:color="auto" w:fill="FFFFFF"/>
+        </w:rPr>
+        <w:t>Windows 11</w:t>
+      </w:r>
+    </w:p>
+    <w:p>
+      <w:pPr>
+        <w:spacing w:line="12pt" w:lineRule="auto"/>
+        <w:ind w:firstLine="21pt"/>
+        <w:rPr>
+          <w:sz w:val="21"/>
+          <w:szCs w:val="21"/>
+          <w:shd w:val="clear" w:color="auto" w:fill="FFFFFF"/>
+        </w:rPr>
+      </w:pPr>
+      <w:r>
+        <w:rPr>
+          <w:sz w:val="21"/>
+          <w:szCs w:val="21"/>
+          <w:shd w:val="clear" w:color="auto" w:fill="FFFFFF"/>
+        </w:rPr>
+        <w:t>编译器：</w:t>
+      </w:r>
+      <w:r>
+        <w:rPr>
+          <w:sz w:val="21"/>
+          <w:szCs w:val="21"/>
+          <w:shd w:val="clear" w:color="auto" w:fill="FFFFFF"/>
+        </w:rPr>
+        <w:t>MinGW-w64 g++ 16.1.0</w:t>
+      </w:r>
+      <w:r>
+        <w:rPr>
+          <w:sz w:val="21"/>
+          <w:szCs w:val="21"/>
+          <w:shd w:val="clear" w:color="auto" w:fill="FFFFFF"/>
+        </w:rPr>
+        <w:t>（</w:t>
+      </w:r>
+      <w:r>
+        <w:rPr>
+          <w:sz w:val="21"/>
+          <w:szCs w:val="21"/>
+          <w:shd w:val="clear" w:color="auto" w:fill="FFFFFF"/>
+        </w:rPr>
+        <w:t>C++2</w:t>
+      </w:r>
+      <w:r>
+        <w:rPr>
+          <w:sz w:val="21"/>
+          <w:szCs w:val="21"/>
+          <w:shd w:val="clear" w:color="auto" w:fill="FFFFFF"/>
+        </w:rPr>
+        <w:t>0</w:t>
+      </w:r>
+      <w:r>
+        <w:rPr>
+          <w:sz w:val="21"/>
+          <w:szCs w:val="21"/>
+          <w:shd w:val="clear" w:color="auto" w:fill="FFFFFF"/>
+        </w:rPr>
+        <w:t>）</w:t>
+      </w:r>
+    </w:p>
+    <w:p>
+      <w:pPr>
+        <w:spacing w:line="12pt" w:lineRule="auto"/>
+        <w:ind w:firstLine="21pt"/>
+        <w:rPr>
+          <w:sz w:val="21"/>
+          <w:szCs w:val="21"/>
+          <w:shd w:val="clear" w:color="auto" w:fill="FFFFFF"/>
+        </w:rPr>
+      </w:pPr>
+      <w:r>
+        <w:rPr>
+          <w:sz w:val="21"/>
+          <w:szCs w:val="21"/>
+          <w:shd w:val="clear" w:color="auto" w:fill="FFFFFF"/>
+        </w:rPr>
+        <w:t>图形库：</w:t>
+      </w:r>
+      <w:r>
+        <w:rPr>
+          <w:sz w:val="21"/>
+          <w:szCs w:val="21"/>
+          <w:shd w:val="clear" w:color="auto" w:fill="FFFFFF"/>
+        </w:rPr>
+        <w:t>EasyX 2023</w:t>
+      </w:r>
+    </w:p>
+    <w:p>
+      <w:pPr>
+        <w:spacing w:line="12pt" w:lineRule="auto"/>
+        <w:ind w:firstLine="21pt"/>
+        <w:rPr>
+          <w:sz w:val="21"/>
+          <w:szCs w:val="21"/>
+          <w:shd w:val="clear" w:color="auto" w:fill="FFFFFF"/>
+        </w:rPr>
+      </w:pPr>
+      <w:r>
+        <w:rPr>
+          <w:sz w:val="21"/>
+          <w:szCs w:val="21"/>
+          <w:shd w:val="clear" w:color="auto" w:fill="FFFFFF"/>
+        </w:rPr>
+        <w:t>网络库：</w:t>
+      </w:r>
+      <w:r>
+        <w:rPr>
+          <w:sz w:val="21"/>
+          <w:szCs w:val="21"/>
+          <w:shd w:val="clear" w:color="auto" w:fill="FFFFFF"/>
+        </w:rPr>
+        <w:t>Winsock2 (ws2_32)</w:t>
+      </w:r>
+    </w:p>
+    <w:p>
+      <w:pPr>
+        <w:spacing w:line="12pt" w:lineRule="auto"/>
+        <w:ind w:firstLine="21pt"/>
+        <w:rPr>
+          <w:sz w:val="21"/>
+          <w:szCs w:val="21"/>
+          <w:shd w:val="clear" w:color="auto" w:fill="FFFFFF"/>
+        </w:rPr>
+      </w:pPr>
+      <w:r>
+        <w:rPr>
+          <w:sz w:val="21"/>
+          <w:szCs w:val="21"/>
+          <w:shd w:val="clear" w:color="auto" w:fill="FFFFFF"/>
+        </w:rPr>
+        <w:t>工具：</w:t>
+      </w:r>
+      <w:r>
+        <w:rPr>
+          <w:sz w:val="21"/>
+          <w:szCs w:val="21"/>
+          <w:shd w:val="clear" w:color="auto" w:fill="FFFFFF"/>
+        </w:rPr>
+        <w:t>VS Code</w:t>
+      </w:r>
+    </w:p>
+    <w:p>
+      <w:pPr>
+        <w:spacing w:line="12pt" w:lineRule="auto"/>
+        <w:ind w:firstLine="21pt"/>
+        <w:rPr>
+          <w:sz w:val="21"/>
+          <w:szCs w:val="21"/>
+          <w:shd w:val="clear" w:color="auto" w:fill="FFFFFF"/>
+        </w:rPr>
+      </w:pPr>
+      <w:r>
+        <w:rPr>
+          <w:sz w:val="21"/>
+          <w:szCs w:val="21"/>
+          <w:shd w:val="clear" w:color="auto" w:fill="FFFFFF"/>
+        </w:rPr>
+        <w:t>网络环境：局域网</w:t>
+      </w:r>
+      <w:r>
+        <w:rPr>
+          <w:rFonts w:hint="eastAsia"/>
+          <w:sz w:val="21"/>
+          <w:szCs w:val="21"/>
+          <w:shd w:val="clear" w:color="auto" w:fill="FFFFFF"/>
+        </w:rPr>
+        <w:t>（校园网）</w:t>
+      </w:r>
+    </w:p>
+    <w:p>
+      <w:pPr>
+        <w:spacing w:line="12pt" w:lineRule="auto"/>
+        <w:ind w:firstLine="21pt"/>
+        <w:rPr>
+          <w:sz w:val="21"/>
+          <w:szCs w:val="21"/>
+          <w:shd w:val="clear" w:color="auto" w:fill="FFFFFF"/>
+        </w:rPr>
+      </w:pPr>
+      <w:r>
+        <w:rPr>
+          <w:sz w:val="21"/>
+          <w:szCs w:val="21"/>
+        </w:rPr>
+        <mc:AlternateContent>
+          <mc:Choice Requires="v">
+            <w:pict w14:anchorId="27D3C37E">
+              <v:shape id="_x0000_s1042" type="#_x0000_t75" style="position:absolute;left:0;text-align:left;margin-left:81.25pt;margin-top:14.35pt;width:227pt;height:169.95pt;z-index:8;visibility:visible;mso-wrap-style:square;mso-position-horizontal-relative:text;mso-position-vertical-relative:text;mso-width-relative:page;mso-height-relative:page">
+                <v:imagedata r:id="rId25" o:title=""/>
+                <w10:wrap type="topAndBottom"/>
+              </v:shape>
+            </w:pict>
+          </mc:Choice>
+          <mc:Fallback>
+            <w:drawing>
+              <wp:anchor distT="0" distB="0" distL="114300" distR="114300" simplePos="0" relativeHeight="251666432" behindDoc="0" locked="0" layoutInCell="1" allowOverlap="1" wp14:anchorId="741ADBB5" wp14:editId="3E1C8597">
+                <wp:simplePos x="0" y="0"/>
+                <wp:positionH relativeFrom="column">
+                  <wp:posOffset>1031875</wp:posOffset>
+                </wp:positionH>
+                <wp:positionV relativeFrom="paragraph">
+                  <wp:posOffset>182245</wp:posOffset>
+                </wp:positionV>
+                <wp:extent cx="2882900" cy="2158365"/>
+                <wp:effectExtent l="0" t="0" r="0" b="0"/>
+                <wp:wrapTopAndBottom/>
+                <wp:docPr id="18" name="图片 1"/>
+                <wp:cNvGraphicFramePr>
+                  <a:graphicFrameLocks xmlns:a="http://purl.oclc.org/ooxml/drawingml/main" noChangeAspect="1"/>
+                </wp:cNvGraphicFramePr>
+                <a:graphic xmlns:a="http://purl.oclc.org/ooxml/drawingml/main">
+                  <a:graphicData uri="http://purl.oclc.org/ooxml/drawingml/picture">
+                    <pic:pic xmlns:pic="http://purl.oclc.org/ooxml/drawingml/picture">
+                      <pic:nvPicPr>
+                        <pic:cNvPr id="0" name="Picture 18"/>
+                        <pic:cNvPicPr>
+                          <a:picLocks noChangeAspect="1" noChangeArrowheads="1"/>
+                        </pic:cNvPicPr>
+                      </pic:nvPicPr>
+                      <pic:blipFill>
+                        <a:blip r:embed="rId26">
+                          <a:extLst>
+                            <a:ext uri="{28A0092B-C50C-407E-A947-70E740481C1C}">
+                              <a14:useLocalDpi xmlns:a14="http://schemas.microsoft.com/office/drawing/2010/main" val="0"/>
+                            </a:ext>
+                          </a:extLst>
+                        </a:blip>
+                        <a:srcRect/>
+                        <a:stretch>
+                          <a:fillRect/>
+                        </a:stretch>
+                      </pic:blipFill>
+                      <pic:spPr bwMode="auto">
+                        <a:xfrm>
+                          <a:off x="0" y="0"/>
+                          <a:ext cx="2882900" cy="2158365"/>
+                        </a:xfrm>
+                        <a:prstGeom prst="rect">
+                          <a:avLst/>
+                        </a:prstGeom>
+                        <a:noFill/>
+                        <a:ln>
+                          <a:noFill/>
+                        </a:ln>
+                      </pic:spPr>
+                    </pic:pic>
+                  </a:graphicData>
+                </a:graphic>
+                <wp14:sizeRelH relativeFrom="page">
+                  <wp14:pctWidth>0%</wp14:pctWidth>
+                </wp14:sizeRelH>
+                <wp14:sizeRelV relativeFrom="page">
+                  <wp14:pctHeight>0%</wp14:pctHeight>
+                </wp14:sizeRelV>
+              </wp:anchor>
+            </w:drawing>
+          </mc:Fallback>
+        </mc:AlternateContent>
+      </w:r>
+      <w:r>
+        <w:rPr>
+          <w:sz w:val="21"/>
+          <w:szCs w:val="21"/>
+          <w:shd w:val="clear" w:color="auto" w:fill="FFFFFF"/>
+        </w:rPr>
+        <w:t>编译选项：</w:t>
+      </w:r>
+    </w:p>
+    <w:p>
+      <w:pPr>
+        <w:pStyle w:val="3"/>
+        <w:keepNext w:val="0"/>
+        <w:keepLines w:val="0"/>
+        <w:spacing w:line="12pt" w:lineRule="auto"/>
+        <w:ind w:firstLineChars="200" w:firstLine="21pt"/>
+        <w:rPr>
+          <w:rFonts w:ascii="宋体" w:hAnsi="宋体"/>
+          <w:b w:val="0"/>
+          <w:bCs w:val="0"/>
+          <w:sz w:val="21"/>
+          <w:szCs w:val="21"/>
+          <w:shd w:val="clear" w:color="auto" w:fill="FFFFFF"/>
+          <w:lang w:val="en-US" w:eastAsia="zh-CN"/>
+        </w:rPr>
+      </w:pPr>
+    </w:p>
+    <w:p>
+      <w:pPr>
+        <w:pStyle w:val="3"/>
+        <w:keepNext w:val="0"/>
+        <w:keepLines w:val="0"/>
+        <w:spacing w:line="12pt" w:lineRule="auto"/>
+        <w:ind w:firstLineChars="200" w:firstLine="21pt"/>
+        <w:rPr>
+          <w:rFonts w:ascii="宋体" w:hAnsi="宋体"/>
+          <w:b w:val="0"/>
+          <w:bCs w:val="0"/>
+          <w:sz w:val="21"/>
+          <w:szCs w:val="21"/>
+          <w:shd w:val="clear" w:color="auto" w:fill="FFFFFF"/>
+          <w:lang w:val="en-US" w:eastAsia="zh-CN"/>
+        </w:rPr>
+      </w:pPr>
+      <w:r>
+        <w:rPr>
+          <w:rFonts w:ascii="宋体" w:hAnsi="宋体"/>
+          <w:b w:val="0"/>
+          <w:bCs w:val="0"/>
+          <w:sz w:val="21"/>
+          <w:szCs w:val="21"/>
+          <w:shd w:val="clear" w:color="auto" w:fill="FFFFFF"/>
+          <w:lang w:val="en-US" w:eastAsia="zh-CN"/>
+        </w:rPr>
+        <w:t>测试方法：本地同时启动两个进程（主机 + 客机），通过回环地址模拟联机对战。局域网测试通过两台 PC 直连验证。</w:t>
+      </w:r>
+    </w:p>
+    <w:p>
+      <w:pPr>
+        <w:pStyle w:val="3"/>
+        <w:keepNext w:val="0"/>
+        <w:keepLines w:val="0"/>
         <w:rPr>
           <w:rFonts w:ascii="Helvetica" w:hAnsi="Helvetica"/>
           <w:color w:val="FF0000"/>
@@ -9140,9 +9924,9 @@
           <w:sz w:val="21"/>
           <w:szCs w:val="21"/>
           <w:shd w:val="clear" w:color="auto" w:fill="FFFFFF"/>
-        </w:rPr>
-        <w:t>描述测试程序时使用的环境和工具。</w:t>
-      </w:r>
+          <w:lang w:val="en-US"/>
+        </w:rPr>
+      </w:pPr>
     </w:p>
     <w:p>
       <w:pPr>
@@ -9151,7 +9935,7 @@
         <w:keepLines w:val="0"/>
         <w:rPr>
           <w:rFonts w:ascii="宋体" w:hAnsi="宋体"/>
-          <w:lang w:val="en-US"/>
+          <w:lang w:val="en-US" w:eastAsia="zh-CN"/>
         </w:rPr>
       </w:pPr>
       <w:r>
@@ -9178,22 +9962,527 @@
     </w:p>
     <w:p>
       <w:pPr>
-        <w:ind w:firstLineChars="0" w:firstLine="21pt"/>
-        <w:rPr>
-          <w:color w:val="FF0000"/>
-        </w:rPr>
-      </w:pPr>
-      <w:r>
-        <w:rPr>
-          <w:rFonts w:ascii="Helvetica" w:hAnsi="Helvetica"/>
-          <w:color w:val="FF0000"/>
-          <w:spacing w:val="4"/>
-          <w:sz w:val="21"/>
-          <w:szCs w:val="21"/>
-          <w:shd w:val="clear" w:color="auto" w:fill="FFFFFF"/>
-        </w:rPr>
-        <w:t>列出测试程序时使用的测试用例。</w:t>
-      </w:r>
+        <w:ind w:firstLine="24pt"/>
+        <w:rPr>
+          <w:rFonts w:hint="eastAsia"/>
+        </w:rPr>
+      </w:pPr>
+    </w:p>
+    <w:p>
+      <w:pPr>
+        <w:ind w:firstLine="24pt"/>
+        <w:rPr>
+          <w:rFonts w:hint="eastAsia"/>
+          <w:sz w:val="21"/>
+          <w:szCs w:val="21"/>
+        </w:rPr>
+      </w:pPr>
+      <w:r>
+        <mc:AlternateContent>
+          <mc:Choice Requires="v">
+            <w:pict w14:anchorId="00D241CF">
+              <v:shape id="_x0000_s1043" type="#_x0000_t75" style="position:absolute;left:0;text-align:left;margin-left:-48.7pt;margin-top:32.45pt;width:230.35pt;height:191.5pt;z-index:-5;visibility:visible;mso-wrap-style:square;mso-position-horizontal-relative:text;mso-position-vertical-relative:text;mso-width-relative:page;mso-height-relative:page" wrapcoords="-39 0 -39 21553 21600 21553 21600 0 -39 0">
+                <v:imagedata r:id="rId27" o:title=""/>
+                <w10:wrap type="topAndBottom"/>
+              </v:shape>
+            </w:pict>
+          </mc:Choice>
+          <mc:Fallback>
+            <w:drawing>
+              <wp:anchor distT="0" distB="0" distL="114300" distR="114300" simplePos="0" relativeHeight="251667456" behindDoc="1" locked="0" layoutInCell="1" allowOverlap="1" wp14:anchorId="020545DB" wp14:editId="3E7361C5">
+                <wp:simplePos x="0" y="0"/>
+                <wp:positionH relativeFrom="column">
+                  <wp:posOffset>-618490</wp:posOffset>
+                </wp:positionH>
+                <wp:positionV relativeFrom="paragraph">
+                  <wp:posOffset>412115</wp:posOffset>
+                </wp:positionV>
+                <wp:extent cx="2925445" cy="2432050"/>
+                <wp:effectExtent l="0" t="0" r="8255" b="6350"/>
+                <wp:wrapTopAndBottom/>
+                <wp:docPr id="19" name="图片 1"/>
+                <wp:cNvGraphicFramePr>
+                  <a:graphicFrameLocks xmlns:a="http://purl.oclc.org/ooxml/drawingml/main" noChangeAspect="1"/>
+                </wp:cNvGraphicFramePr>
+                <a:graphic xmlns:a="http://purl.oclc.org/ooxml/drawingml/main">
+                  <a:graphicData uri="http://purl.oclc.org/ooxml/drawingml/picture">
+                    <pic:pic xmlns:pic="http://purl.oclc.org/ooxml/drawingml/picture">
+                      <pic:nvPicPr>
+                        <pic:cNvPr id="0" name="Picture 19"/>
+                        <pic:cNvPicPr>
+                          <a:picLocks noChangeAspect="1" noChangeArrowheads="1"/>
+                        </pic:cNvPicPr>
+                      </pic:nvPicPr>
+                      <pic:blipFill>
+                        <a:blip r:embed="rId28">
+                          <a:extLst>
+                            <a:ext uri="{28A0092B-C50C-407E-A947-70E740481C1C}">
+                              <a14:useLocalDpi xmlns:a14="http://schemas.microsoft.com/office/drawing/2010/main" val="0"/>
+                            </a:ext>
+                          </a:extLst>
+                        </a:blip>
+                        <a:srcRect/>
+                        <a:stretch>
+                          <a:fillRect/>
+                        </a:stretch>
+                      </pic:blipFill>
+                      <pic:spPr bwMode="auto">
+                        <a:xfrm>
+                          <a:off x="0" y="0"/>
+                          <a:ext cx="2925445" cy="2432050"/>
+                        </a:xfrm>
+                        <a:prstGeom prst="rect">
+                          <a:avLst/>
+                        </a:prstGeom>
+                        <a:noFill/>
+                        <a:ln>
+                          <a:noFill/>
+                        </a:ln>
+                      </pic:spPr>
+                    </pic:pic>
+                  </a:graphicData>
+                </a:graphic>
+                <wp14:sizeRelH relativeFrom="page">
+                  <wp14:pctWidth>0%</wp14:pctWidth>
+                </wp14:sizeRelH>
+                <wp14:sizeRelV relativeFrom="page">
+                  <wp14:pctHeight>0%</wp14:pctHeight>
+                </wp14:sizeRelV>
+              </wp:anchor>
+            </w:drawing>
+          </mc:Fallback>
+        </mc:AlternateContent>
+      </w:r>
+      <w:r>
+        <w:rPr>
+          <w:rFonts w:hint="eastAsia"/>
+          <w:sz w:val="21"/>
+          <w:szCs w:val="21"/>
+        </w:rPr>
+        <w:t>棋</w:t>
+      </w:r>
+      <w:r>
+        <w:rPr>
+          <w:rFonts w:hint="eastAsia"/>
+          <w:sz w:val="21"/>
+          <w:szCs w:val="21"/>
+        </w:rPr>
+        <w:t>盘渲染</w:t>
+      </w:r>
+      <w:r>
+        <w:rPr>
+          <w:rFonts w:hint="eastAsia"/>
+          <w:sz w:val="21"/>
+          <w:szCs w:val="21"/>
+        </w:rPr>
+        <w:t>及联机</w:t>
+      </w:r>
+      <w:r>
+        <w:rPr>
+          <w:rFonts w:hint="eastAsia"/>
+          <w:sz w:val="21"/>
+          <w:szCs w:val="21"/>
+        </w:rPr>
+        <w:t>：</w:t>
+      </w:r>
+      <w:r>
+        <mc:AlternateContent>
+          <mc:Choice Requires="v">
+            <w:pict w14:anchorId="147451AB">
+              <v:shape id="_x0000_s1045" type="#_x0000_t75" style="position:absolute;left:0;text-align:left;margin-left:182.6pt;margin-top:32.15pt;width:287pt;height:190.65pt;z-index:11;visibility:visible;mso-wrap-style:square;mso-position-horizontal-relative:text;mso-position-vertical-relative:text;mso-width-relative:page;mso-height-relative:page">
+                <v:imagedata r:id="rId29" o:title=""/>
+                <w10:wrap type="topAndBottom"/>
+              </v:shape>
+            </w:pict>
+          </mc:Choice>
+          <mc:Fallback>
+            <w:drawing>
+              <wp:anchor distT="0" distB="0" distL="114300" distR="114300" simplePos="0" relativeHeight="251668480" behindDoc="0" locked="0" layoutInCell="1" allowOverlap="1" wp14:anchorId="5151F1A7" wp14:editId="36F6C873">
+                <wp:simplePos x="0" y="0"/>
+                <wp:positionH relativeFrom="column">
+                  <wp:posOffset>2319020</wp:posOffset>
+                </wp:positionH>
+                <wp:positionV relativeFrom="paragraph">
+                  <wp:posOffset>408305</wp:posOffset>
+                </wp:positionV>
+                <wp:extent cx="3644900" cy="2421255"/>
+                <wp:effectExtent l="0" t="0" r="0" b="0"/>
+                <wp:wrapTopAndBottom/>
+                <wp:docPr id="21" name="图片 1"/>
+                <wp:cNvGraphicFramePr>
+                  <a:graphicFrameLocks xmlns:a="http://purl.oclc.org/ooxml/drawingml/main" noChangeAspect="1"/>
+                </wp:cNvGraphicFramePr>
+                <a:graphic xmlns:a="http://purl.oclc.org/ooxml/drawingml/main">
+                  <a:graphicData uri="http://purl.oclc.org/ooxml/drawingml/picture">
+                    <pic:pic xmlns:pic="http://purl.oclc.org/ooxml/drawingml/picture">
+                      <pic:nvPicPr>
+                        <pic:cNvPr id="0" name="Picture 21"/>
+                        <pic:cNvPicPr>
+                          <a:picLocks noChangeAspect="1" noChangeArrowheads="1"/>
+                        </pic:cNvPicPr>
+                      </pic:nvPicPr>
+                      <pic:blipFill>
+                        <a:blip r:embed="rId30">
+                          <a:extLst>
+                            <a:ext uri="{28A0092B-C50C-407E-A947-70E740481C1C}">
+                              <a14:useLocalDpi xmlns:a14="http://schemas.microsoft.com/office/drawing/2010/main" val="0"/>
+                            </a:ext>
+                          </a:extLst>
+                        </a:blip>
+                        <a:srcRect/>
+                        <a:stretch>
+                          <a:fillRect/>
+                        </a:stretch>
+                      </pic:blipFill>
+                      <pic:spPr bwMode="auto">
+                        <a:xfrm>
+                          <a:off x="0" y="0"/>
+                          <a:ext cx="3644900" cy="2421255"/>
+                        </a:xfrm>
+                        <a:prstGeom prst="rect">
+                          <a:avLst/>
+                        </a:prstGeom>
+                        <a:noFill/>
+                        <a:ln>
+                          <a:noFill/>
+                        </a:ln>
+                      </pic:spPr>
+                    </pic:pic>
+                  </a:graphicData>
+                </a:graphic>
+                <wp14:sizeRelH relativeFrom="page">
+                  <wp14:pctWidth>0%</wp14:pctWidth>
+                </wp14:sizeRelH>
+                <wp14:sizeRelV relativeFrom="page">
+                  <wp14:pctHeight>0%</wp14:pctHeight>
+                </wp14:sizeRelV>
+              </wp:anchor>
+            </w:drawing>
+          </mc:Fallback>
+        </mc:AlternateContent>
+      </w:r>
+    </w:p>
+    <w:p>
+      <w:pPr>
+        <w:ind w:firstLine="24pt"/>
+        <w:rPr>
+          <w:lang w:eastAsia="x-none"/>
+        </w:rPr>
+      </w:pPr>
+    </w:p>
+    <w:p>
+      <w:pPr>
+        <w:ind w:firstLine="24pt"/>
+        <w:rPr>
+          <w:lang w:eastAsia="x-none"/>
+        </w:rPr>
+      </w:pPr>
+    </w:p>
+    <w:p>
+      <w:pPr>
+        <w:ind w:firstLine="24pt"/>
+        <w:rPr>
+          <w:lang w:eastAsia="x-none"/>
+        </w:rPr>
+      </w:pPr>
+    </w:p>
+    <w:p>
+      <w:pPr>
+        <w:ind w:firstLine="24pt"/>
+        <w:rPr>
+          <w:sz w:val="21"/>
+          <w:szCs w:val="21"/>
+        </w:rPr>
+      </w:pPr>
+      <w:r>
+        <w:lastRenderedPageBreak/>
+        <mc:AlternateContent>
+          <mc:Choice Requires="v">
+            <w:pict w14:anchorId="39C80FB0">
+              <v:shape id="_x0000_s1046" type="#_x0000_t75" style="position:absolute;left:0;text-align:left;margin-left:183.05pt;margin-top:17.85pt;width:216.8pt;height:180.25pt;z-index:12;visibility:visible;mso-wrap-style:square;mso-position-horizontal-relative:text;mso-position-vertical-relative:text;mso-width-relative:page;mso-height-relative:page">
+                <v:imagedata r:id="rId31" o:title=""/>
+                <w10:wrap type="topAndBottom"/>
+              </v:shape>
+            </w:pict>
+          </mc:Choice>
+          <mc:Fallback>
+            <w:drawing>
+              <wp:anchor distT="0" distB="0" distL="114300" distR="114300" simplePos="0" relativeHeight="251669504" behindDoc="0" locked="0" layoutInCell="1" allowOverlap="1" wp14:anchorId="6E1E1E8B" wp14:editId="3464E889">
+                <wp:simplePos x="0" y="0"/>
+                <wp:positionH relativeFrom="column">
+                  <wp:posOffset>2324735</wp:posOffset>
+                </wp:positionH>
+                <wp:positionV relativeFrom="paragraph">
+                  <wp:posOffset>226695</wp:posOffset>
+                </wp:positionV>
+                <wp:extent cx="2753360" cy="2289175"/>
+                <wp:effectExtent l="0" t="0" r="8890" b="0"/>
+                <wp:wrapTopAndBottom/>
+                <wp:docPr id="22" name="图片 1"/>
+                <wp:cNvGraphicFramePr>
+                  <a:graphicFrameLocks xmlns:a="http://purl.oclc.org/ooxml/drawingml/main" noChangeAspect="1"/>
+                </wp:cNvGraphicFramePr>
+                <a:graphic xmlns:a="http://purl.oclc.org/ooxml/drawingml/main">
+                  <a:graphicData uri="http://purl.oclc.org/ooxml/drawingml/picture">
+                    <pic:pic xmlns:pic="http://purl.oclc.org/ooxml/drawingml/picture">
+                      <pic:nvPicPr>
+                        <pic:cNvPr id="0" name="Picture 22"/>
+                        <pic:cNvPicPr>
+                          <a:picLocks noChangeAspect="1" noChangeArrowheads="1"/>
+                        </pic:cNvPicPr>
+                      </pic:nvPicPr>
+                      <pic:blipFill>
+                        <a:blip r:embed="rId32">
+                          <a:extLst>
+                            <a:ext uri="{28A0092B-C50C-407E-A947-70E740481C1C}">
+                              <a14:useLocalDpi xmlns:a14="http://schemas.microsoft.com/office/drawing/2010/main" val="0"/>
+                            </a:ext>
+                          </a:extLst>
+                        </a:blip>
+                        <a:srcRect/>
+                        <a:stretch>
+                          <a:fillRect/>
+                        </a:stretch>
+                      </pic:blipFill>
+                      <pic:spPr bwMode="auto">
+                        <a:xfrm>
+                          <a:off x="0" y="0"/>
+                          <a:ext cx="2753360" cy="2289175"/>
+                        </a:xfrm>
+                        <a:prstGeom prst="rect">
+                          <a:avLst/>
+                        </a:prstGeom>
+                        <a:noFill/>
+                        <a:ln>
+                          <a:noFill/>
+                        </a:ln>
+                      </pic:spPr>
+                    </pic:pic>
+                  </a:graphicData>
+                </a:graphic>
+                <wp14:sizeRelH relativeFrom="page">
+                  <wp14:pctWidth>0%</wp14:pctWidth>
+                </wp14:sizeRelH>
+                <wp14:sizeRelV relativeFrom="page">
+                  <wp14:pctHeight>0%</wp14:pctHeight>
+                </wp14:sizeRelV>
+              </wp:anchor>
+            </w:drawing>
+          </mc:Fallback>
+        </mc:AlternateContent>
+      </w:r>
+      <w:r>
+        <mc:AlternateContent>
+          <mc:Choice Requires="v">
+            <w:pict w14:anchorId="5A6E56F6">
+              <v:shape id="_x0000_s1044" type="#_x0000_t75" style="position:absolute;left:0;text-align:left;margin-left:-3.4pt;margin-top:18.5pt;width:187.2pt;height:179.15pt;z-index:10;visibility:visible;mso-wrap-style:square;mso-position-horizontal-relative:text;mso-position-vertical-relative:text;mso-width-relative:page;mso-height-relative:page">
+                <v:imagedata r:id="rId33" o:title=""/>
+                <w10:wrap type="topAndBottom"/>
+              </v:shape>
+            </w:pict>
+          </mc:Choice>
+          <mc:Fallback>
+            <w:drawing>
+              <wp:anchor distT="0" distB="0" distL="114300" distR="114300" simplePos="0" relativeHeight="251670528" behindDoc="0" locked="0" layoutInCell="1" allowOverlap="1" wp14:anchorId="760F4B77" wp14:editId="1FEC0724">
+                <wp:simplePos x="0" y="0"/>
+                <wp:positionH relativeFrom="column">
+                  <wp:posOffset>-43180</wp:posOffset>
+                </wp:positionH>
+                <wp:positionV relativeFrom="paragraph">
+                  <wp:posOffset>234950</wp:posOffset>
+                </wp:positionV>
+                <wp:extent cx="2377440" cy="2275205"/>
+                <wp:effectExtent l="0" t="0" r="3810" b="0"/>
+                <wp:wrapTopAndBottom/>
+                <wp:docPr id="20" name="图片 1"/>
+                <wp:cNvGraphicFramePr>
+                  <a:graphicFrameLocks xmlns:a="http://purl.oclc.org/ooxml/drawingml/main" noChangeAspect="1"/>
+                </wp:cNvGraphicFramePr>
+                <a:graphic xmlns:a="http://purl.oclc.org/ooxml/drawingml/main">
+                  <a:graphicData uri="http://purl.oclc.org/ooxml/drawingml/picture">
+                    <pic:pic xmlns:pic="http://purl.oclc.org/ooxml/drawingml/picture">
+                      <pic:nvPicPr>
+                        <pic:cNvPr id="0" name="Picture 20"/>
+                        <pic:cNvPicPr>
+                          <a:picLocks noChangeAspect="1" noChangeArrowheads="1"/>
+                        </pic:cNvPicPr>
+                      </pic:nvPicPr>
+                      <pic:blipFill>
+                        <a:blip r:embed="rId34">
+                          <a:extLst>
+                            <a:ext uri="{28A0092B-C50C-407E-A947-70E740481C1C}">
+                              <a14:useLocalDpi xmlns:a14="http://schemas.microsoft.com/office/drawing/2010/main" val="0"/>
+                            </a:ext>
+                          </a:extLst>
+                        </a:blip>
+                        <a:srcRect/>
+                        <a:stretch>
+                          <a:fillRect/>
+                        </a:stretch>
+                      </pic:blipFill>
+                      <pic:spPr bwMode="auto">
+                        <a:xfrm>
+                          <a:off x="0" y="0"/>
+                          <a:ext cx="2377440" cy="2275205"/>
+                        </a:xfrm>
+                        <a:prstGeom prst="rect">
+                          <a:avLst/>
+                        </a:prstGeom>
+                        <a:noFill/>
+                        <a:ln>
+                          <a:noFill/>
+                        </a:ln>
+                      </pic:spPr>
+                    </pic:pic>
+                  </a:graphicData>
+                </a:graphic>
+                <wp14:sizeRelH relativeFrom="page">
+                  <wp14:pctWidth>0%</wp14:pctWidth>
+                </wp14:sizeRelH>
+                <wp14:sizeRelV relativeFrom="page">
+                  <wp14:pctHeight>0%</wp14:pctHeight>
+                </wp14:sizeRelV>
+              </wp:anchor>
+            </w:drawing>
+          </mc:Fallback>
+        </mc:AlternateContent>
+      </w:r>
+      <w:r>
+        <w:rPr>
+          <w:rFonts w:hint="eastAsia"/>
+          <w:sz w:val="21"/>
+          <w:szCs w:val="21"/>
+        </w:rPr>
+        <w:t>选棋后走棋提示</w:t>
+      </w:r>
+      <w:r>
+        <w:rPr>
+          <w:rFonts w:hint="eastAsia"/>
+          <w:sz w:val="21"/>
+          <w:szCs w:val="21"/>
+        </w:rPr>
+        <w:t>及悔棋</w:t>
+      </w:r>
+      <w:r>
+        <w:rPr>
+          <w:rFonts w:hint="eastAsia"/>
+          <w:sz w:val="21"/>
+          <w:szCs w:val="21"/>
+        </w:rPr>
+        <w:t>：</w:t>
+      </w:r>
+    </w:p>
+    <w:p>
+      <w:pPr>
+        <w:ind w:firstLine="21pt"/>
+        <w:rPr>
+          <w:sz w:val="21"/>
+          <w:szCs w:val="21"/>
+        </w:rPr>
+      </w:pPr>
+    </w:p>
+    <w:p>
+      <w:pPr>
+        <w:ind w:firstLine="24pt"/>
+        <w:rPr>
+          <w:sz w:val="21"/>
+          <w:szCs w:val="21"/>
+        </w:rPr>
+      </w:pPr>
+      <w:r>
+        <mc:AlternateContent>
+          <mc:Choice Requires="v">
+            <w:pict w14:anchorId="6BB70EB1">
+              <v:shape id="_x0000_s1047" type="#_x0000_t75" style="position:absolute;left:0;text-align:left;margin-left:53.65pt;margin-top:18.8pt;width:226.95pt;height:187.1pt;z-index:13;visibility:visible;mso-wrap-style:square;mso-position-horizontal-relative:text;mso-position-vertical-relative:text;mso-width-relative:page;mso-height-relative:page">
+                <v:imagedata r:id="rId35" o:title=""/>
+                <w10:wrap type="topAndBottom"/>
+              </v:shape>
+            </w:pict>
+          </mc:Choice>
+          <mc:Fallback>
+            <w:drawing>
+              <wp:anchor distT="0" distB="0" distL="114300" distR="114300" simplePos="0" relativeHeight="251671552" behindDoc="0" locked="0" layoutInCell="1" allowOverlap="1" wp14:anchorId="63300D12" wp14:editId="117AE1F9">
+                <wp:simplePos x="0" y="0"/>
+                <wp:positionH relativeFrom="column">
+                  <wp:posOffset>681355</wp:posOffset>
+                </wp:positionH>
+                <wp:positionV relativeFrom="paragraph">
+                  <wp:posOffset>238760</wp:posOffset>
+                </wp:positionV>
+                <wp:extent cx="2882265" cy="2376170"/>
+                <wp:effectExtent l="0" t="0" r="0" b="5080"/>
+                <wp:wrapTopAndBottom/>
+                <wp:docPr id="23" name="图片 1"/>
+                <wp:cNvGraphicFramePr>
+                  <a:graphicFrameLocks xmlns:a="http://purl.oclc.org/ooxml/drawingml/main" noChangeAspect="1"/>
+                </wp:cNvGraphicFramePr>
+                <a:graphic xmlns:a="http://purl.oclc.org/ooxml/drawingml/main">
+                  <a:graphicData uri="http://purl.oclc.org/ooxml/drawingml/picture">
+                    <pic:pic xmlns:pic="http://purl.oclc.org/ooxml/drawingml/picture">
+                      <pic:nvPicPr>
+                        <pic:cNvPr id="0" name="Picture 23"/>
+                        <pic:cNvPicPr>
+                          <a:picLocks noChangeAspect="1" noChangeArrowheads="1"/>
+                        </pic:cNvPicPr>
+                      </pic:nvPicPr>
+                      <pic:blipFill>
+                        <a:blip r:embed="rId36">
+                          <a:extLst>
+                            <a:ext uri="{28A0092B-C50C-407E-A947-70E740481C1C}">
+                              <a14:useLocalDpi xmlns:a14="http://schemas.microsoft.com/office/drawing/2010/main" val="0"/>
+                            </a:ext>
+                          </a:extLst>
+                        </a:blip>
+                        <a:srcRect/>
+                        <a:stretch>
+                          <a:fillRect/>
+                        </a:stretch>
+                      </pic:blipFill>
+                      <pic:spPr bwMode="auto">
+                        <a:xfrm>
+                          <a:off x="0" y="0"/>
+                          <a:ext cx="2882265" cy="2376170"/>
+                        </a:xfrm>
+                        <a:prstGeom prst="rect">
+                          <a:avLst/>
+                        </a:prstGeom>
+                        <a:noFill/>
+                        <a:ln>
+                          <a:noFill/>
+                        </a:ln>
+                      </pic:spPr>
+                    </pic:pic>
+                  </a:graphicData>
+                </a:graphic>
+                <wp14:sizeRelH relativeFrom="page">
+                  <wp14:pctWidth>0%</wp14:pctWidth>
+                </wp14:sizeRelH>
+                <wp14:sizeRelV relativeFrom="page">
+                  <wp14:pctHeight>0%</wp14:pctHeight>
+                </wp14:sizeRelV>
+              </wp:anchor>
+            </w:drawing>
+          </mc:Fallback>
+        </mc:AlternateContent>
+      </w:r>
+      <w:r>
+        <w:rPr>
+          <w:rFonts w:hint="eastAsia"/>
+          <w:sz w:val="21"/>
+          <w:szCs w:val="21"/>
+        </w:rPr>
+        <w:t>将军及结算：</w:t>
+      </w:r>
+    </w:p>
+    <w:p>
+      <w:pPr>
+        <w:ind w:firstLine="21pt"/>
+        <w:rPr>
+          <w:rFonts w:hint="eastAsia"/>
+          <w:sz w:val="21"/>
+          <w:szCs w:val="21"/>
+        </w:rPr>
+      </w:pPr>
     </w:p>
     <w:p>
       <w:pPr>
@@ -9553,12 +10842,12 @@
       </w:r>
     </w:p>
     <w:sectPr>
-      <w:headerReference w:type="even" r:id="rId21"/>
-      <w:headerReference w:type="default" r:id="rId22"/>
-      <w:footerReference w:type="even" r:id="rId23"/>
-      <w:footerReference w:type="default" r:id="rId24"/>
-      <w:headerReference w:type="first" r:id="rId25"/>
-      <w:footerReference w:type="first" r:id="rId26"/>
+      <w:headerReference w:type="even" r:id="rId37"/>
+      <w:headerReference w:type="default" r:id="rId38"/>
+      <w:footerReference w:type="even" r:id="rId39"/>
+      <w:footerReference w:type="default" r:id="rId40"/>
+      <w:headerReference w:type="first" r:id="rId41"/>
+      <w:footerReference w:type="first" r:id="rId42"/>
       <w:pgSz w:w="595.30pt" w:h="841.90pt"/>
       <w:pgMar w:top="72pt" w:right="90pt" w:bottom="72pt" w:left="90pt" w:header="42.55pt" w:footer="49.60pt" w:gutter="0pt"/>
       <w:pgNumType w:start="1"/>

--- a/report/CChess.docx
+++ b/report/CChess.docx
@@ -8,7 +8,7 @@
         <w:spacing w:line="12pt" w:lineRule="auto"/>
         <w:ind w:firstLineChars="0" w:firstLine="0pt"/>
         <w:rPr>
-          <w:rFonts w:ascii="黑体" w:eastAsia="黑体" w:hint="eastAsia"/>
+          <w:rFonts w:ascii="黑体" w:eastAsia="黑体"/>
           <w:b/>
           <w:bCs/>
           <w:szCs w:val="32"/>
@@ -57,15 +57,15 @@
                 <v:path o:extrusionok="f" gradientshapeok="t" o:connecttype="rect"/>
                 <o:lock v:ext="edit" aspectratio="t"/>
               </v:shapetype>
-              <v:shape id="Picture 1" o:spid="_x0000_i1025" type="#_x0000_t75" style="width:354.05pt;height:85.75pt;mso-position-horizontal-relative:page;mso-position-vertical-relative:page">
-                <v:imagedata r:id="rId7" o:title=""/>
+              <v:shape id="Picture 1" o:spid="_x0000_i1025" type="#_x0000_t75" style="width:354pt;height:86pt;mso-position-horizontal-relative:page;mso-position-vertical-relative:page">
+                <v:imagedata r:id="rId8" o:title=""/>
               </v:shape>
             </w:pict>
           </mc:Choice>
           <mc:Fallback>
             <w:drawing>
-              <wp:inline distT="0" distB="0" distL="0" distR="0" wp14:anchorId="178DEE8D" wp14:editId="12900471">
-                <wp:extent cx="4496435" cy="1089025"/>
+              <wp:inline distT="0" distB="0" distL="0" distR="0" wp14:anchorId="5ED45275" wp14:editId="56E759F2">
+                <wp:extent cx="4495800" cy="1092200"/>
                 <wp:effectExtent l="0" t="0" r="0" b="0"/>
                 <wp:docPr id="1" name="Picture 1"/>
                 <wp:cNvGraphicFramePr>
@@ -81,7 +81,7 @@
                         </pic:cNvPicPr>
                       </pic:nvPicPr>
                       <pic:blipFill>
-                        <a:blip r:embed="rId8">
+                        <a:blip r:embed="rId9">
                           <a:extLst>
                             <a:ext uri="{28A0092B-C50C-407E-A947-70E740481C1C}">
                               <a14:useLocalDpi xmlns:a14="http://schemas.microsoft.com/office/drawing/2010/main" val="0"/>
@@ -96,7 +96,7 @@
                       <pic:spPr bwMode="auto">
                         <a:xfrm>
                           <a:off x="0" y="0"/>
-                          <a:ext cx="4496435" cy="1089025"/>
+                          <a:ext cx="4495800" cy="1092200"/>
                         </a:xfrm>
                         <a:prstGeom prst="rect">
                           <a:avLst/>
@@ -974,7 +974,29 @@
                 <w:sz w:val="28"/>
                 <w:szCs w:val="28"/>
               </w:rPr>
-              <w:t>33%</w:t>
+              <w:t>3</w:t>
+            </w:r>
+            <w:r>
+              <w:rPr>
+                <w:rFonts w:ascii="宋体" w:hAnsi="宋体"/>
+                <w:b/>
+                <w:color w:val="262626"/>
+                <w:kern w:val="0"/>
+                <w:sz w:val="28"/>
+                <w:szCs w:val="28"/>
+              </w:rPr>
+              <w:t>4</w:t>
+            </w:r>
+            <w:r>
+              <w:rPr>
+                <w:rFonts w:ascii="宋体" w:hAnsi="宋体"/>
+                <w:b/>
+                <w:color w:val="262626"/>
+                <w:kern w:val="0"/>
+                <w:sz w:val="28"/>
+                <w:szCs w:val="28"/>
+              </w:rPr>
+              <w:t>%</w:t>
             </w:r>
           </w:p>
         </w:tc>
@@ -1423,424 +1445,1655 @@
     </w:p>
     <w:p>
       <w:pPr>
-        <w:ind w:firstLine="28.10pt"/>
+        <w:ind w:firstLine="18.05pt"/>
         <w:jc w:val="center"/>
         <w:rPr>
-          <w:rFonts w:eastAsia="楷体_GB2312"/>
-          <w:b/>
-          <w:bCs/>
-          <w:sz w:val="28"/>
-        </w:rPr>
-      </w:pPr>
-      <w:r>
-        <w:rPr>
-          <w:rFonts w:eastAsia="楷体_GB2312"/>
-          <w:b/>
-          <w:bCs/>
-          <w:sz w:val="28"/>
+          <w:rFonts w:ascii="宋体" w:hAnsi="宋体"/>
+          <w:b/>
+          <w:bCs/>
+          <w:sz w:val="18"/>
+          <w:szCs w:val="18"/>
+        </w:rPr>
+      </w:pPr>
+      <w:r>
+        <w:rPr>
+          <w:rFonts w:ascii="宋体" w:hAnsi="宋体"/>
+          <w:b/>
+          <w:bCs/>
+          <w:sz w:val="18"/>
+          <w:szCs w:val="18"/>
         </w:rPr>
         <w:lastRenderedPageBreak/>
         <w:t>2025</w:t>
       </w:r>
       <w:r>
         <w:rPr>
-          <w:rFonts w:eastAsia="楷体_GB2312" w:hint="eastAsia"/>
-          <w:b/>
-          <w:bCs/>
-          <w:sz w:val="28"/>
+          <w:rFonts w:ascii="宋体" w:hAnsi="宋体"/>
+          <w:b/>
+          <w:bCs/>
+          <w:sz w:val="18"/>
+          <w:szCs w:val="18"/>
+        </w:rPr>
+        <w:t xml:space="preserve"> </w:t>
+      </w:r>
+      <w:r>
+        <w:rPr>
+          <w:rFonts w:ascii="宋体" w:hAnsi="宋体" w:hint="eastAsia"/>
+          <w:b/>
+          <w:bCs/>
+          <w:sz w:val="18"/>
+          <w:szCs w:val="18"/>
         </w:rPr>
         <w:t>年</w:t>
       </w:r>
       <w:r>
         <w:rPr>
-          <w:rFonts w:eastAsia="楷体_GB2312" w:hint="eastAsia"/>
-          <w:b/>
-          <w:bCs/>
-          <w:sz w:val="28"/>
-        </w:rPr>
-        <w:t xml:space="preserve">  </w:t>
-      </w:r>
-      <w:r>
-        <w:rPr>
-          <w:rFonts w:eastAsia="楷体_GB2312"/>
-          <w:b/>
-          <w:bCs/>
-          <w:sz w:val="28"/>
+          <w:rFonts w:ascii="宋体" w:hAnsi="宋体" w:hint="eastAsia"/>
+          <w:b/>
+          <w:bCs/>
+          <w:sz w:val="18"/>
+          <w:szCs w:val="18"/>
+        </w:rPr>
+        <w:t xml:space="preserve"> </w:t>
+      </w:r>
+      <w:r>
+        <w:rPr>
+          <w:rFonts w:ascii="宋体" w:hAnsi="宋体"/>
+          <w:b/>
+          <w:bCs/>
+          <w:sz w:val="18"/>
+          <w:szCs w:val="18"/>
         </w:rPr>
         <w:t>6</w:t>
       </w:r>
       <w:r>
         <w:rPr>
-          <w:rFonts w:eastAsia="楷体_GB2312" w:hint="eastAsia"/>
-          <w:b/>
-          <w:bCs/>
-          <w:sz w:val="28"/>
+          <w:rFonts w:ascii="宋体" w:hAnsi="宋体" w:hint="eastAsia"/>
+          <w:b/>
+          <w:bCs/>
+          <w:sz w:val="18"/>
+          <w:szCs w:val="18"/>
+        </w:rPr>
+        <w:t xml:space="preserve"> 月 </w:t>
+      </w:r>
+      <w:r>
+        <w:rPr>
+          <w:rFonts w:ascii="宋体" w:hAnsi="宋体"/>
+          <w:b/>
+          <w:bCs/>
+          <w:sz w:val="18"/>
+          <w:szCs w:val="18"/>
+        </w:rPr>
+        <w:t>14</w:t>
+      </w:r>
+      <w:r>
+        <w:rPr>
+          <w:rFonts w:ascii="宋体" w:hAnsi="宋体"/>
+          <w:b/>
+          <w:bCs/>
+          <w:sz w:val="18"/>
+          <w:szCs w:val="18"/>
         </w:rPr>
         <w:t xml:space="preserve"> </w:t>
       </w:r>
       <w:r>
         <w:rPr>
-          <w:rFonts w:eastAsia="楷体_GB2312" w:hint="eastAsia"/>
-          <w:b/>
-          <w:bCs/>
-          <w:sz w:val="28"/>
-        </w:rPr>
-        <w:t>月</w:t>
-      </w:r>
-      <w:r>
-        <w:rPr>
-          <w:rFonts w:eastAsia="楷体_GB2312" w:hint="eastAsia"/>
-          <w:b/>
-          <w:bCs/>
-          <w:sz w:val="28"/>
-        </w:rPr>
-        <w:t xml:space="preserve"> </w:t>
-      </w:r>
-      <w:r>
-        <w:rPr>
-          <w:rFonts w:eastAsia="楷体_GB2312"/>
-          <w:b/>
-          <w:bCs/>
-          <w:sz w:val="28"/>
-        </w:rPr>
-        <w:t>14</w:t>
-      </w:r>
-      <w:r>
-        <w:rPr>
-          <w:rFonts w:eastAsia="楷体_GB2312" w:hint="eastAsia"/>
-          <w:b/>
-          <w:bCs/>
-          <w:sz w:val="28"/>
+          <w:rFonts w:ascii="宋体" w:hAnsi="宋体" w:hint="eastAsia"/>
+          <w:b/>
+          <w:bCs/>
+          <w:sz w:val="18"/>
+          <w:szCs w:val="18"/>
         </w:rPr>
         <w:t>日</w:t>
       </w:r>
-    </w:p>
-    <w:p>
-      <w:pPr>
-        <w:ind w:firstLine="28pt"/>
-        <w:jc w:val="center"/>
-        <w:rPr>
-          <w:sz w:val="28"/>
-        </w:rPr>
-      </w:pPr>
-    </w:p>
-    <w:p>
-      <w:pPr>
-        <w:ind w:firstLine="28pt"/>
-        <w:jc w:val="center"/>
-        <w:rPr>
-          <w:sz w:val="28"/>
-        </w:rPr>
-      </w:pPr>
-    </w:p>
-    <w:p>
-      <w:pPr>
-        <w:ind w:firstLine="44.15pt"/>
-        <w:jc w:val="center"/>
-        <w:rPr>
-          <w:b/>
-          <w:sz w:val="44"/>
-          <w:szCs w:val="44"/>
-        </w:rPr>
-      </w:pPr>
-      <w:r>
-        <w:rPr>
-          <w:rFonts w:hint="eastAsia"/>
-          <w:b/>
-          <w:sz w:val="44"/>
-          <w:szCs w:val="44"/>
-        </w:rPr>
-        <w:t>目</w:t>
-      </w:r>
-      <w:r>
-        <w:rPr>
-          <w:rFonts w:hint="eastAsia"/>
-          <w:b/>
-          <w:sz w:val="44"/>
-          <w:szCs w:val="44"/>
-        </w:rPr>
-        <w:t xml:space="preserve"> </w:t>
-      </w:r>
-      <w:r>
-        <w:rPr>
-          <w:rFonts w:hint="eastAsia"/>
-          <w:b/>
-          <w:sz w:val="44"/>
-          <w:szCs w:val="44"/>
-        </w:rPr>
-        <w:t>录</w:t>
-      </w:r>
-    </w:p>
-    <w:p>
-      <w:pPr>
-        <w:ind w:firstLine="44.15pt"/>
-        <w:jc w:val="center"/>
-        <w:rPr>
-          <w:b/>
-          <w:color w:val="FF0000"/>
-          <w:sz w:val="44"/>
-          <w:szCs w:val="44"/>
-        </w:rPr>
-      </w:pPr>
-      <w:r>
-        <w:rPr>
-          <w:rFonts w:hint="eastAsia"/>
-          <w:b/>
-          <w:color w:val="FF0000"/>
-          <w:sz w:val="44"/>
-          <w:szCs w:val="44"/>
-        </w:rPr>
-        <w:t>（自行生成）</w:t>
-      </w:r>
-    </w:p>
-    <w:p>
-      <w:pPr>
-        <w:ind w:firstLine="28pt"/>
-        <w:jc w:val="center"/>
-        <w:rPr>
-          <w:sz w:val="28"/>
-        </w:rPr>
-      </w:pPr>
-    </w:p>
-    <w:p>
-      <w:pPr>
-        <w:ind w:firstLine="28pt"/>
-        <w:jc w:val="center"/>
-        <w:rPr>
-          <w:sz w:val="28"/>
-        </w:rPr>
-      </w:pPr>
-    </w:p>
-    <w:p>
-      <w:pPr>
-        <w:ind w:firstLine="28pt"/>
-        <w:jc w:val="center"/>
-        <w:rPr>
-          <w:sz w:val="28"/>
-        </w:rPr>
-      </w:pPr>
-    </w:p>
-    <w:p>
-      <w:pPr>
-        <w:ind w:firstLine="28pt"/>
-        <w:jc w:val="center"/>
-        <w:rPr>
-          <w:sz w:val="28"/>
-        </w:rPr>
-      </w:pPr>
-    </w:p>
-    <w:p>
-      <w:pPr>
-        <w:ind w:firstLine="28pt"/>
-        <w:jc w:val="center"/>
-        <w:rPr>
-          <w:sz w:val="28"/>
-        </w:rPr>
-      </w:pPr>
-    </w:p>
-    <w:p>
-      <w:pPr>
-        <w:ind w:firstLine="28pt"/>
-        <w:jc w:val="center"/>
-        <w:rPr>
-          <w:sz w:val="28"/>
-        </w:rPr>
-      </w:pPr>
-    </w:p>
-    <w:p>
-      <w:pPr>
-        <w:ind w:firstLine="28pt"/>
-        <w:jc w:val="center"/>
-        <w:rPr>
-          <w:sz w:val="28"/>
-        </w:rPr>
-      </w:pPr>
-    </w:p>
-    <w:p>
-      <w:pPr>
-        <w:ind w:firstLine="28pt"/>
-        <w:jc w:val="center"/>
-        <w:rPr>
-          <w:sz w:val="28"/>
-        </w:rPr>
-      </w:pPr>
-    </w:p>
-    <w:p>
-      <w:pPr>
-        <w:ind w:firstLine="28pt"/>
-        <w:jc w:val="center"/>
-        <w:rPr>
-          <w:sz w:val="28"/>
-        </w:rPr>
-      </w:pPr>
-    </w:p>
-    <w:p>
-      <w:pPr>
-        <w:ind w:firstLine="28pt"/>
-        <w:jc w:val="center"/>
-        <w:rPr>
-          <w:sz w:val="28"/>
-        </w:rPr>
-      </w:pPr>
-    </w:p>
-    <w:p>
-      <w:pPr>
-        <w:ind w:firstLine="28pt"/>
-        <w:jc w:val="center"/>
-        <w:rPr>
-          <w:sz w:val="28"/>
-        </w:rPr>
-      </w:pPr>
-    </w:p>
-    <w:p>
-      <w:pPr>
-        <w:ind w:firstLine="28pt"/>
-        <w:jc w:val="center"/>
-        <w:rPr>
-          <w:sz w:val="28"/>
-        </w:rPr>
-      </w:pPr>
-    </w:p>
-    <w:p>
-      <w:pPr>
-        <w:ind w:firstLine="28pt"/>
-        <w:jc w:val="center"/>
-        <w:rPr>
-          <w:sz w:val="28"/>
-        </w:rPr>
-      </w:pPr>
-    </w:p>
-    <w:p>
-      <w:pPr>
-        <w:ind w:firstLine="28pt"/>
-        <w:jc w:val="center"/>
-        <w:rPr>
-          <w:sz w:val="28"/>
-        </w:rPr>
-      </w:pPr>
-    </w:p>
-    <w:p>
-      <w:pPr>
-        <w:ind w:firstLine="28pt"/>
-        <w:jc w:val="center"/>
-        <w:rPr>
-          <w:sz w:val="28"/>
-        </w:rPr>
-      </w:pPr>
-    </w:p>
-    <w:p>
-      <w:pPr>
-        <w:ind w:firstLine="28pt"/>
-        <w:jc w:val="center"/>
-        <w:rPr>
-          <w:sz w:val="28"/>
-        </w:rPr>
-      </w:pPr>
-    </w:p>
-    <w:p>
-      <w:pPr>
-        <w:ind w:firstLine="28pt"/>
-        <w:jc w:val="center"/>
-        <w:rPr>
-          <w:sz w:val="28"/>
-        </w:rPr>
-      </w:pPr>
-    </w:p>
-    <w:p>
-      <w:pPr>
-        <w:ind w:firstLine="28pt"/>
-        <w:jc w:val="center"/>
-        <w:rPr>
-          <w:sz w:val="28"/>
-        </w:rPr>
-      </w:pPr>
-    </w:p>
-    <w:p>
-      <w:pPr>
-        <w:ind w:firstLine="28pt"/>
-        <w:jc w:val="center"/>
-        <w:rPr>
-          <w:sz w:val="28"/>
-        </w:rPr>
-      </w:pPr>
-    </w:p>
-    <w:p>
-      <w:pPr>
-        <w:ind w:firstLine="28pt"/>
-        <w:jc w:val="center"/>
-        <w:rPr>
-          <w:sz w:val="28"/>
-        </w:rPr>
-      </w:pPr>
-    </w:p>
-    <w:p>
-      <w:pPr>
-        <w:ind w:firstLine="28pt"/>
-        <w:jc w:val="center"/>
-        <w:rPr>
-          <w:sz w:val="28"/>
-        </w:rPr>
-      </w:pPr>
-    </w:p>
-    <w:p>
-      <w:pPr>
-        <w:ind w:firstLine="28pt"/>
-        <w:jc w:val="center"/>
-        <w:rPr>
-          <w:sz w:val="28"/>
-        </w:rPr>
-      </w:pPr>
-    </w:p>
-    <w:p>
-      <w:pPr>
-        <w:ind w:firstLine="28pt"/>
-        <w:jc w:val="center"/>
-        <w:rPr>
-          <w:sz w:val="28"/>
-        </w:rPr>
-      </w:pPr>
-    </w:p>
-    <w:p>
-      <w:pPr>
-        <w:ind w:firstLine="28pt"/>
-        <w:jc w:val="center"/>
-        <w:rPr>
-          <w:sz w:val="28"/>
-        </w:rPr>
-      </w:pPr>
-    </w:p>
-    <w:p>
-      <w:pPr>
-        <w:ind w:firstLine="28pt"/>
-        <w:jc w:val="center"/>
-        <w:rPr>
-          <w:sz w:val="28"/>
-        </w:rPr>
-      </w:pPr>
-    </w:p>
-    <w:p>
-      <w:pPr>
-        <w:ind w:firstLine="28pt"/>
-        <w:jc w:val="center"/>
-        <w:rPr>
-          <w:sz w:val="28"/>
-        </w:rPr>
-      </w:pPr>
-    </w:p>
-    <w:p>
-      <w:pPr>
-        <w:ind w:firstLine="28pt"/>
-        <w:jc w:val="center"/>
-        <w:rPr>
-          <w:sz w:val="28"/>
-        </w:rPr>
-      </w:pPr>
     </w:p>
     <w:p>
       <w:pPr>
         <w:pStyle w:val="2"/>
         <w:spacing w:before="7.80pt" w:after="7.80pt"/>
-      </w:pPr>
+        <w:jc w:val="center"/>
+        <w:rPr>
+          <w:sz w:val="44"/>
+          <w:szCs w:val="52"/>
+        </w:rPr>
+      </w:pPr>
+      <w:r>
+        <w:rPr>
+          <w:rFonts w:hint="eastAsia"/>
+          <w:sz w:val="44"/>
+          <w:szCs w:val="52"/>
+        </w:rPr>
+        <w:t>目</w:t>
+      </w:r>
+      <w:r>
+        <w:rPr>
+          <w:rFonts w:hint="eastAsia"/>
+          <w:sz w:val="44"/>
+          <w:szCs w:val="52"/>
+        </w:rPr>
+        <w:t xml:space="preserve"> </w:t>
+      </w:r>
+      <w:r>
+        <w:rPr>
+          <w:rFonts w:hint="eastAsia"/>
+          <w:sz w:val="44"/>
+          <w:szCs w:val="52"/>
+        </w:rPr>
+        <w:t>录</w:t>
+      </w:r>
+    </w:p>
+    <w:p>
+      <w:pPr>
+        <w:pStyle w:val="TOC2"/>
+        <w:rPr>
+          <w:kern w:val="2"/>
+          <w:sz w:val="24"/>
+          <w:szCs w:val="24"/>
+        </w:rPr>
+      </w:pPr>
+      <w:r>
+        <w:fldChar w:fldCharType="begin"/>
+      </w:r>
+      <w:r>
+        <w:instrText xml:space="preserve"> TOC \o "1-3" \h \z \u </w:instrText>
+      </w:r>
+      <w:r>
+        <w:fldChar w:fldCharType="separate"/>
+      </w:r>
+      <w:hyperlink w:anchor="_Toc232597714" w:history="1">
+        <w:r>
+          <w:rPr>
+            <w:rStyle w:val="a7"/>
+            <w:sz w:val="24"/>
+            <w:szCs w:val="24"/>
+          </w:rPr>
+          <w:t>一、引言</w:t>
+        </w:r>
+        <w:r>
+          <w:rPr>
+            <w:webHidden/>
+            <w:sz w:val="24"/>
+            <w:szCs w:val="24"/>
+          </w:rPr>
+          <w:tab/>
+        </w:r>
+        <w:r>
+          <w:rPr>
+            <w:webHidden/>
+            <w:sz w:val="24"/>
+            <w:szCs w:val="24"/>
+          </w:rPr>
+          <w:fldChar w:fldCharType="begin"/>
+        </w:r>
+        <w:r>
+          <w:rPr>
+            <w:webHidden/>
+            <w:sz w:val="24"/>
+            <w:szCs w:val="24"/>
+          </w:rPr>
+          <w:instrText xml:space="preserve"> PAGEREF _Toc232597714 \h </w:instrText>
+        </w:r>
+        <w:r>
+          <w:rPr>
+            <w:webHidden/>
+            <w:sz w:val="24"/>
+            <w:szCs w:val="24"/>
+          </w:rPr>
+        </w:r>
+        <w:r>
+          <w:rPr>
+            <w:webHidden/>
+            <w:sz w:val="24"/>
+            <w:szCs w:val="24"/>
+          </w:rPr>
+          <w:fldChar w:fldCharType="separate"/>
+        </w:r>
+        <w:r>
+          <w:rPr>
+            <w:webHidden/>
+            <w:sz w:val="24"/>
+            <w:szCs w:val="24"/>
+          </w:rPr>
+          <w:t>3</w:t>
+        </w:r>
+        <w:r>
+          <w:rPr>
+            <w:webHidden/>
+            <w:sz w:val="24"/>
+            <w:szCs w:val="24"/>
+          </w:rPr>
+          <w:fldChar w:fldCharType="end"/>
+        </w:r>
+      </w:hyperlink>
+    </w:p>
+    <w:p>
+      <w:pPr>
+        <w:pStyle w:val="TOC2"/>
+        <w:rPr>
+          <w:kern w:val="2"/>
+        </w:rPr>
+      </w:pPr>
+      <w:hyperlink w:anchor="_Toc232597715" w:history="1">
+        <w:r>
+          <w:rPr>
+            <w:rStyle w:val="a7"/>
+          </w:rPr>
+          <w:t>二、需求分析</w:t>
+        </w:r>
+        <w:r>
+          <w:rPr>
+            <w:webHidden/>
+          </w:rPr>
+          <w:tab/>
+        </w:r>
+        <w:r>
+          <w:rPr>
+            <w:webHidden/>
+          </w:rPr>
+          <w:fldChar w:fldCharType="begin"/>
+        </w:r>
+        <w:r>
+          <w:rPr>
+            <w:webHidden/>
+          </w:rPr>
+          <w:instrText xml:space="preserve"> PAGEREF _Toc232597715 \h </w:instrText>
+        </w:r>
+        <w:r>
+          <w:rPr>
+            <w:webHidden/>
+          </w:rPr>
+        </w:r>
+        <w:r>
+          <w:rPr>
+            <w:webHidden/>
+          </w:rPr>
+          <w:fldChar w:fldCharType="separate"/>
+        </w:r>
+        <w:r>
+          <w:rPr>
+            <w:webHidden/>
+          </w:rPr>
+          <w:t>3</w:t>
+        </w:r>
+        <w:r>
+          <w:rPr>
+            <w:webHidden/>
+          </w:rPr>
+          <w:fldChar w:fldCharType="end"/>
+        </w:r>
+      </w:hyperlink>
+    </w:p>
+    <w:p>
+      <w:pPr>
+        <w:pStyle w:val="TOC3"/>
+        <w:rPr>
+          <w:rFonts w:ascii="等线" w:hAnsi="等线"/>
+          <w:kern w:val="2"/>
+        </w:rPr>
+      </w:pPr>
+      <w:hyperlink w:anchor="_Toc232597716" w:history="1">
+        <w:r>
+          <w:rPr>
+            <w:rStyle w:val="a7"/>
+            <w:shd w:val="clear" w:color="auto" w:fill="FFFFFF"/>
+          </w:rPr>
+          <w:t xml:space="preserve">2.1 </w:t>
+        </w:r>
+        <w:r>
+          <w:rPr>
+            <w:rStyle w:val="a7"/>
+            <w:shd w:val="clear" w:color="auto" w:fill="FFFFFF"/>
+          </w:rPr>
+          <w:t>功能需求</w:t>
+        </w:r>
+        <w:r>
+          <w:rPr>
+            <w:webHidden/>
+          </w:rPr>
+          <w:tab/>
+        </w:r>
+        <w:r>
+          <w:rPr>
+            <w:webHidden/>
+          </w:rPr>
+          <w:fldChar w:fldCharType="begin"/>
+        </w:r>
+        <w:r>
+          <w:rPr>
+            <w:webHidden/>
+          </w:rPr>
+          <w:instrText xml:space="preserve"> PAGEREF _Toc232597716 \h </w:instrText>
+        </w:r>
+        <w:r>
+          <w:rPr>
+            <w:webHidden/>
+          </w:rPr>
+        </w:r>
+        <w:r>
+          <w:rPr>
+            <w:webHidden/>
+          </w:rPr>
+          <w:fldChar w:fldCharType="separate"/>
+        </w:r>
+        <w:r>
+          <w:rPr>
+            <w:webHidden/>
+          </w:rPr>
+          <w:t>3</w:t>
+        </w:r>
+        <w:r>
+          <w:rPr>
+            <w:webHidden/>
+          </w:rPr>
+          <w:fldChar w:fldCharType="end"/>
+        </w:r>
+      </w:hyperlink>
+    </w:p>
+    <w:p>
+      <w:pPr>
+        <w:pStyle w:val="TOC3"/>
+        <w:rPr>
+          <w:rFonts w:ascii="等线" w:hAnsi="等线"/>
+          <w:kern w:val="2"/>
+        </w:rPr>
+      </w:pPr>
+      <w:hyperlink w:anchor="_Toc232597717" w:history="1">
+        <w:r>
+          <w:rPr>
+            <w:rStyle w:val="a7"/>
+          </w:rPr>
+          <w:t xml:space="preserve">2.2 </w:t>
+        </w:r>
+        <w:r>
+          <w:rPr>
+            <w:rStyle w:val="a7"/>
+          </w:rPr>
+          <w:t>性能需求</w:t>
+        </w:r>
+        <w:r>
+          <w:rPr>
+            <w:webHidden/>
+          </w:rPr>
+          <w:tab/>
+        </w:r>
+        <w:r>
+          <w:rPr>
+            <w:webHidden/>
+          </w:rPr>
+          <w:fldChar w:fldCharType="begin"/>
+        </w:r>
+        <w:r>
+          <w:rPr>
+            <w:webHidden/>
+          </w:rPr>
+          <w:instrText xml:space="preserve"> PAGEREF _Toc232597717 \h </w:instrText>
+        </w:r>
+        <w:r>
+          <w:rPr>
+            <w:webHidden/>
+          </w:rPr>
+        </w:r>
+        <w:r>
+          <w:rPr>
+            <w:webHidden/>
+          </w:rPr>
+          <w:fldChar w:fldCharType="separate"/>
+        </w:r>
+        <w:r>
+          <w:rPr>
+            <w:webHidden/>
+          </w:rPr>
+          <w:t>4</w:t>
+        </w:r>
+        <w:r>
+          <w:rPr>
+            <w:webHidden/>
+          </w:rPr>
+          <w:fldChar w:fldCharType="end"/>
+        </w:r>
+      </w:hyperlink>
+    </w:p>
+    <w:p>
+      <w:pPr>
+        <w:pStyle w:val="TOC2"/>
+        <w:rPr>
+          <w:kern w:val="2"/>
+          <w:sz w:val="21"/>
+        </w:rPr>
+      </w:pPr>
+      <w:hyperlink w:anchor="_Toc232597718" w:history="1">
+        <w:r>
+          <w:rPr>
+            <w:rStyle w:val="a7"/>
+          </w:rPr>
+          <w:t>三、系统设计</w:t>
+        </w:r>
+        <w:r>
+          <w:rPr>
+            <w:webHidden/>
+          </w:rPr>
+          <w:tab/>
+        </w:r>
+        <w:r>
+          <w:rPr>
+            <w:webHidden/>
+          </w:rPr>
+          <w:fldChar w:fldCharType="begin"/>
+        </w:r>
+        <w:r>
+          <w:rPr>
+            <w:webHidden/>
+          </w:rPr>
+          <w:instrText xml:space="preserve"> PAGEREF _Toc232597718 \h </w:instrText>
+        </w:r>
+        <w:r>
+          <w:rPr>
+            <w:webHidden/>
+          </w:rPr>
+        </w:r>
+        <w:r>
+          <w:rPr>
+            <w:webHidden/>
+          </w:rPr>
+          <w:fldChar w:fldCharType="separate"/>
+        </w:r>
+        <w:r>
+          <w:rPr>
+            <w:webHidden/>
+          </w:rPr>
+          <w:t>4</w:t>
+        </w:r>
+        <w:r>
+          <w:rPr>
+            <w:webHidden/>
+          </w:rPr>
+          <w:fldChar w:fldCharType="end"/>
+        </w:r>
+      </w:hyperlink>
+    </w:p>
+    <w:p>
+      <w:pPr>
+        <w:pStyle w:val="TOC3"/>
+        <w:rPr>
+          <w:rStyle w:val="a7"/>
+        </w:rPr>
+      </w:pPr>
+      <w:hyperlink w:anchor="_Toc232597719" w:history="1">
+        <w:r>
+          <w:rPr>
+            <w:rStyle w:val="a7"/>
+          </w:rPr>
+          <w:t>3.1</w:t>
+        </w:r>
+        <w:r>
+          <w:rPr>
+            <w:rStyle w:val="a7"/>
+          </w:rPr>
+          <w:t xml:space="preserve"> </w:t>
+        </w:r>
+        <w:r>
+          <w:rPr>
+            <w:rStyle w:val="a7"/>
+          </w:rPr>
+          <w:t>总体设计</w:t>
+        </w:r>
+        <w:r>
+          <w:rPr>
+            <w:rStyle w:val="a7"/>
+            <w:webHidden/>
+          </w:rPr>
+          <w:tab/>
+        </w:r>
+        <w:r>
+          <w:rPr>
+            <w:rStyle w:val="a7"/>
+            <w:webHidden/>
+          </w:rPr>
+          <w:fldChar w:fldCharType="begin"/>
+        </w:r>
+        <w:r>
+          <w:rPr>
+            <w:rStyle w:val="a7"/>
+            <w:webHidden/>
+          </w:rPr>
+          <w:instrText xml:space="preserve"> PAGEREF _Toc232597719 \h </w:instrText>
+        </w:r>
+        <w:r>
+          <w:rPr>
+            <w:rStyle w:val="a7"/>
+            <w:webHidden/>
+          </w:rPr>
+        </w:r>
+        <w:r>
+          <w:rPr>
+            <w:rStyle w:val="a7"/>
+            <w:webHidden/>
+          </w:rPr>
+          <w:fldChar w:fldCharType="separate"/>
+        </w:r>
+        <w:r>
+          <w:rPr>
+            <w:rStyle w:val="a7"/>
+            <w:webHidden/>
+          </w:rPr>
+          <w:t>4</w:t>
+        </w:r>
+        <w:r>
+          <w:rPr>
+            <w:rStyle w:val="a7"/>
+            <w:webHidden/>
+          </w:rPr>
+          <w:fldChar w:fldCharType="end"/>
+        </w:r>
+      </w:hyperlink>
+    </w:p>
+    <w:p>
+      <w:pPr>
+        <w:pStyle w:val="TOC3"/>
+        <w:rPr>
+          <w:rStyle w:val="a7"/>
+        </w:rPr>
+      </w:pPr>
+      <w:hyperlink w:anchor="_Toc232597720" w:history="1">
+        <w:r>
+          <w:rPr>
+            <w:rStyle w:val="a7"/>
+          </w:rPr>
+          <w:t>3.2</w:t>
+        </w:r>
+        <w:r>
+          <w:rPr>
+            <w:rStyle w:val="a7"/>
+          </w:rPr>
+          <w:t xml:space="preserve"> </w:t>
+        </w:r>
+        <w:r>
+          <w:rPr>
+            <w:rStyle w:val="a7"/>
+          </w:rPr>
+          <w:t>详细设计</w:t>
+        </w:r>
+        <w:r>
+          <w:rPr>
+            <w:rStyle w:val="a7"/>
+            <w:webHidden/>
+          </w:rPr>
+          <w:tab/>
+        </w:r>
+        <w:r>
+          <w:rPr>
+            <w:rStyle w:val="a7"/>
+            <w:webHidden/>
+          </w:rPr>
+          <w:fldChar w:fldCharType="begin"/>
+        </w:r>
+        <w:r>
+          <w:rPr>
+            <w:rStyle w:val="a7"/>
+            <w:webHidden/>
+          </w:rPr>
+          <w:instrText xml:space="preserve"> PAGEREF _Toc232597720 \h </w:instrText>
+        </w:r>
+        <w:r>
+          <w:rPr>
+            <w:rStyle w:val="a7"/>
+            <w:webHidden/>
+          </w:rPr>
+        </w:r>
+        <w:r>
+          <w:rPr>
+            <w:rStyle w:val="a7"/>
+            <w:webHidden/>
+          </w:rPr>
+          <w:fldChar w:fldCharType="separate"/>
+        </w:r>
+        <w:r>
+          <w:rPr>
+            <w:rStyle w:val="a7"/>
+            <w:webHidden/>
+          </w:rPr>
+          <w:t>6</w:t>
+        </w:r>
+        <w:r>
+          <w:rPr>
+            <w:rStyle w:val="a7"/>
+            <w:webHidden/>
+          </w:rPr>
+          <w:fldChar w:fldCharType="end"/>
+        </w:r>
+      </w:hyperlink>
+    </w:p>
+    <w:p>
+      <w:pPr>
+        <w:pStyle w:val="TOC2"/>
+        <w:rPr>
+          <w:kern w:val="2"/>
+          <w:sz w:val="21"/>
+        </w:rPr>
+      </w:pPr>
+      <w:hyperlink w:anchor="_Toc232597721" w:history="1">
+        <w:r>
+          <w:rPr>
+            <w:rStyle w:val="a7"/>
+          </w:rPr>
+          <w:t>四、程序实现</w:t>
+        </w:r>
+        <w:r>
+          <w:rPr>
+            <w:webHidden/>
+          </w:rPr>
+          <w:tab/>
+        </w:r>
+        <w:r>
+          <w:rPr>
+            <w:webHidden/>
+          </w:rPr>
+          <w:fldChar w:fldCharType="begin"/>
+        </w:r>
+        <w:r>
+          <w:rPr>
+            <w:webHidden/>
+          </w:rPr>
+          <w:instrText xml:space="preserve"> PAGEREF _Toc232597721 \h </w:instrText>
+        </w:r>
+        <w:r>
+          <w:rPr>
+            <w:webHidden/>
+          </w:rPr>
+        </w:r>
+        <w:r>
+          <w:rPr>
+            <w:webHidden/>
+          </w:rPr>
+          <w:fldChar w:fldCharType="separate"/>
+        </w:r>
+        <w:r>
+          <w:rPr>
+            <w:webHidden/>
+          </w:rPr>
+          <w:t>6</w:t>
+        </w:r>
+        <w:r>
+          <w:rPr>
+            <w:webHidden/>
+          </w:rPr>
+          <w:fldChar w:fldCharType="end"/>
+        </w:r>
+      </w:hyperlink>
+    </w:p>
+    <w:p>
+      <w:pPr>
+        <w:pStyle w:val="TOC3"/>
+        <w:rPr>
+          <w:rFonts w:ascii="等线" w:hAnsi="等线"/>
+          <w:kern w:val="2"/>
+        </w:rPr>
+      </w:pPr>
+      <w:hyperlink w:anchor="_Toc232597722" w:history="1">
+        <w:r>
+          <w:rPr>
+            <w:rStyle w:val="a7"/>
+          </w:rPr>
+          <w:t>4</w:t>
+        </w:r>
+        <w:r>
+          <w:rPr>
+            <w:rStyle w:val="a7"/>
+          </w:rPr>
+          <w:t>.</w:t>
+        </w:r>
+        <w:r>
+          <w:rPr>
+            <w:rStyle w:val="a7"/>
+          </w:rPr>
+          <w:t xml:space="preserve">1 </w:t>
+        </w:r>
+        <w:r>
+          <w:rPr>
+            <w:rStyle w:val="a7"/>
+          </w:rPr>
+          <w:t>主要功能实现</w:t>
+        </w:r>
+        <w:r>
+          <w:rPr>
+            <w:webHidden/>
+          </w:rPr>
+          <w:tab/>
+        </w:r>
+        <w:r>
+          <w:rPr>
+            <w:webHidden/>
+          </w:rPr>
+          <w:fldChar w:fldCharType="begin"/>
+        </w:r>
+        <w:r>
+          <w:rPr>
+            <w:webHidden/>
+          </w:rPr>
+          <w:instrText xml:space="preserve"> PAGEREF _Toc232597722 \h </w:instrText>
+        </w:r>
+        <w:r>
+          <w:rPr>
+            <w:webHidden/>
+          </w:rPr>
+        </w:r>
+        <w:r>
+          <w:rPr>
+            <w:webHidden/>
+          </w:rPr>
+          <w:fldChar w:fldCharType="separate"/>
+        </w:r>
+        <w:r>
+          <w:rPr>
+            <w:webHidden/>
+          </w:rPr>
+          <w:t>6</w:t>
+        </w:r>
+        <w:r>
+          <w:rPr>
+            <w:webHidden/>
+          </w:rPr>
+          <w:fldChar w:fldCharType="end"/>
+        </w:r>
+      </w:hyperlink>
+    </w:p>
+    <w:p>
+      <w:pPr>
+        <w:pStyle w:val="TOC3"/>
+        <w:rPr>
+          <w:rFonts w:ascii="等线" w:hAnsi="等线"/>
+          <w:kern w:val="2"/>
+        </w:rPr>
+      </w:pPr>
+      <w:hyperlink w:anchor="_Toc232597723" w:history="1">
+        <w:r>
+          <w:rPr>
+            <w:rStyle w:val="a7"/>
+          </w:rPr>
+          <w:t xml:space="preserve">4.2 </w:t>
+        </w:r>
+        <w:r>
+          <w:rPr>
+            <w:rStyle w:val="a7"/>
+          </w:rPr>
+          <w:t>数据结构和算法</w:t>
+        </w:r>
+        <w:r>
+          <w:rPr>
+            <w:webHidden/>
+          </w:rPr>
+          <w:tab/>
+        </w:r>
+        <w:r>
+          <w:rPr>
+            <w:webHidden/>
+          </w:rPr>
+          <w:fldChar w:fldCharType="begin"/>
+        </w:r>
+        <w:r>
+          <w:rPr>
+            <w:webHidden/>
+          </w:rPr>
+          <w:instrText xml:space="preserve"> PAGEREF _Toc232597723 \h </w:instrText>
+        </w:r>
+        <w:r>
+          <w:rPr>
+            <w:webHidden/>
+          </w:rPr>
+        </w:r>
+        <w:r>
+          <w:rPr>
+            <w:webHidden/>
+          </w:rPr>
+          <w:fldChar w:fldCharType="separate"/>
+        </w:r>
+        <w:r>
+          <w:rPr>
+            <w:webHidden/>
+          </w:rPr>
+          <w:t>10</w:t>
+        </w:r>
+        <w:r>
+          <w:rPr>
+            <w:webHidden/>
+          </w:rPr>
+          <w:fldChar w:fldCharType="end"/>
+        </w:r>
+      </w:hyperlink>
+    </w:p>
+    <w:p>
+      <w:pPr>
+        <w:pStyle w:val="TOC3"/>
+        <w:rPr>
+          <w:rFonts w:ascii="等线" w:hAnsi="等线"/>
+          <w:kern w:val="2"/>
+        </w:rPr>
+      </w:pPr>
+      <w:hyperlink w:anchor="_Toc232597724" w:history="1">
+        <w:r>
+          <w:rPr>
+            <w:rStyle w:val="a7"/>
+          </w:rPr>
+          <w:t xml:space="preserve">4.3 </w:t>
+        </w:r>
+        <w:r>
+          <w:rPr>
+            <w:rStyle w:val="a7"/>
+          </w:rPr>
+          <w:t>程序核心代码</w:t>
+        </w:r>
+        <w:r>
+          <w:rPr>
+            <w:webHidden/>
+          </w:rPr>
+          <w:tab/>
+        </w:r>
+        <w:r>
+          <w:rPr>
+            <w:webHidden/>
+          </w:rPr>
+          <w:fldChar w:fldCharType="begin"/>
+        </w:r>
+        <w:r>
+          <w:rPr>
+            <w:webHidden/>
+          </w:rPr>
+          <w:instrText xml:space="preserve"> PAGEREF _Toc232597724 \h </w:instrText>
+        </w:r>
+        <w:r>
+          <w:rPr>
+            <w:webHidden/>
+          </w:rPr>
+        </w:r>
+        <w:r>
+          <w:rPr>
+            <w:webHidden/>
+          </w:rPr>
+          <w:fldChar w:fldCharType="separate"/>
+        </w:r>
+        <w:r>
+          <w:rPr>
+            <w:webHidden/>
+          </w:rPr>
+          <w:t>12</w:t>
+        </w:r>
+        <w:r>
+          <w:rPr>
+            <w:webHidden/>
+          </w:rPr>
+          <w:fldChar w:fldCharType="end"/>
+        </w:r>
+      </w:hyperlink>
+    </w:p>
+    <w:p>
+      <w:pPr>
+        <w:pStyle w:val="TOC2"/>
+        <w:rPr>
+          <w:kern w:val="2"/>
+          <w:sz w:val="21"/>
+        </w:rPr>
+      </w:pPr>
+      <w:hyperlink w:anchor="_Toc232597725" w:history="1">
+        <w:r>
+          <w:rPr>
+            <w:rStyle w:val="a7"/>
+          </w:rPr>
+          <w:t>五、测试</w:t>
+        </w:r>
+        <w:r>
+          <w:rPr>
+            <w:webHidden/>
+          </w:rPr>
+          <w:tab/>
+        </w:r>
+        <w:r>
+          <w:rPr>
+            <w:webHidden/>
+          </w:rPr>
+          <w:fldChar w:fldCharType="begin"/>
+        </w:r>
+        <w:r>
+          <w:rPr>
+            <w:webHidden/>
+          </w:rPr>
+          <w:instrText xml:space="preserve"> PAGEREF _Toc232597725 \h </w:instrText>
+        </w:r>
+        <w:r>
+          <w:rPr>
+            <w:webHidden/>
+          </w:rPr>
+        </w:r>
+        <w:r>
+          <w:rPr>
+            <w:webHidden/>
+          </w:rPr>
+          <w:fldChar w:fldCharType="separate"/>
+        </w:r>
+        <w:r>
+          <w:rPr>
+            <w:webHidden/>
+          </w:rPr>
+          <w:t>14</w:t>
+        </w:r>
+        <w:r>
+          <w:rPr>
+            <w:webHidden/>
+          </w:rPr>
+          <w:fldChar w:fldCharType="end"/>
+        </w:r>
+      </w:hyperlink>
+    </w:p>
+    <w:p>
+      <w:pPr>
+        <w:pStyle w:val="TOC3"/>
+        <w:rPr>
+          <w:rFonts w:ascii="等线" w:hAnsi="等线"/>
+          <w:kern w:val="2"/>
+        </w:rPr>
+      </w:pPr>
+      <w:hyperlink w:anchor="_Toc232597726" w:history="1">
+        <w:r>
+          <w:rPr>
+            <w:rStyle w:val="a7"/>
+          </w:rPr>
+          <w:t xml:space="preserve">5.1 </w:t>
+        </w:r>
+        <w:r>
+          <w:rPr>
+            <w:rStyle w:val="a7"/>
+          </w:rPr>
+          <w:t>测试环境</w:t>
+        </w:r>
+        <w:r>
+          <w:rPr>
+            <w:webHidden/>
+          </w:rPr>
+          <w:tab/>
+        </w:r>
+        <w:r>
+          <w:rPr>
+            <w:webHidden/>
+          </w:rPr>
+          <w:fldChar w:fldCharType="begin"/>
+        </w:r>
+        <w:r>
+          <w:rPr>
+            <w:webHidden/>
+          </w:rPr>
+          <w:instrText xml:space="preserve"> PAGEREF _Toc232597726 \h </w:instrText>
+        </w:r>
+        <w:r>
+          <w:rPr>
+            <w:webHidden/>
+          </w:rPr>
+        </w:r>
+        <w:r>
+          <w:rPr>
+            <w:webHidden/>
+          </w:rPr>
+          <w:fldChar w:fldCharType="separate"/>
+        </w:r>
+        <w:r>
+          <w:rPr>
+            <w:webHidden/>
+          </w:rPr>
+          <w:t>14</w:t>
+        </w:r>
+        <w:r>
+          <w:rPr>
+            <w:webHidden/>
+          </w:rPr>
+          <w:fldChar w:fldCharType="end"/>
+        </w:r>
+      </w:hyperlink>
+    </w:p>
+    <w:p>
+      <w:pPr>
+        <w:pStyle w:val="TOC3"/>
+        <w:rPr>
+          <w:rFonts w:ascii="等线" w:hAnsi="等线"/>
+          <w:kern w:val="2"/>
+        </w:rPr>
+      </w:pPr>
+      <w:hyperlink w:anchor="_Toc232597727" w:history="1">
+        <w:r>
+          <w:rPr>
+            <w:rStyle w:val="a7"/>
+          </w:rPr>
+          <w:t xml:space="preserve">5.2 </w:t>
+        </w:r>
+        <w:r>
+          <w:rPr>
+            <w:rStyle w:val="a7"/>
+          </w:rPr>
+          <w:t>测试用例</w:t>
+        </w:r>
+        <w:r>
+          <w:rPr>
+            <w:webHidden/>
+          </w:rPr>
+          <w:tab/>
+        </w:r>
+        <w:r>
+          <w:rPr>
+            <w:webHidden/>
+          </w:rPr>
+          <w:fldChar w:fldCharType="begin"/>
+        </w:r>
+        <w:r>
+          <w:rPr>
+            <w:webHidden/>
+          </w:rPr>
+          <w:instrText xml:space="preserve"> PAGEREF _Toc232597727 \h </w:instrText>
+        </w:r>
+        <w:r>
+          <w:rPr>
+            <w:webHidden/>
+          </w:rPr>
+        </w:r>
+        <w:r>
+          <w:rPr>
+            <w:webHidden/>
+          </w:rPr>
+          <w:fldChar w:fldCharType="separate"/>
+        </w:r>
+        <w:r>
+          <w:rPr>
+            <w:webHidden/>
+          </w:rPr>
+          <w:t>14</w:t>
+        </w:r>
+        <w:r>
+          <w:rPr>
+            <w:webHidden/>
+          </w:rPr>
+          <w:fldChar w:fldCharType="end"/>
+        </w:r>
+      </w:hyperlink>
+    </w:p>
+    <w:p>
+      <w:pPr>
+        <w:pStyle w:val="TOC3"/>
+        <w:rPr>
+          <w:rFonts w:ascii="等线" w:hAnsi="等线"/>
+          <w:kern w:val="2"/>
+        </w:rPr>
+      </w:pPr>
+      <w:hyperlink w:anchor="_Toc232597728" w:history="1">
+        <w:r>
+          <w:rPr>
+            <w:rStyle w:val="a7"/>
+          </w:rPr>
+          <w:t xml:space="preserve">5.3 </w:t>
+        </w:r>
+        <w:r>
+          <w:rPr>
+            <w:rStyle w:val="a7"/>
+          </w:rPr>
+          <w:t>测试结果</w:t>
+        </w:r>
+        <w:r>
+          <w:rPr>
+            <w:webHidden/>
+          </w:rPr>
+          <w:tab/>
+        </w:r>
+        <w:r>
+          <w:rPr>
+            <w:webHidden/>
+          </w:rPr>
+          <w:fldChar w:fldCharType="begin"/>
+        </w:r>
+        <w:r>
+          <w:rPr>
+            <w:webHidden/>
+          </w:rPr>
+          <w:instrText xml:space="preserve"> PAGEREF _Toc232597728 \h </w:instrText>
+        </w:r>
+        <w:r>
+          <w:rPr>
+            <w:webHidden/>
+          </w:rPr>
+        </w:r>
+        <w:r>
+          <w:rPr>
+            <w:webHidden/>
+          </w:rPr>
+          <w:fldChar w:fldCharType="separate"/>
+        </w:r>
+        <w:r>
+          <w:rPr>
+            <w:webHidden/>
+          </w:rPr>
+          <w:t>15</w:t>
+        </w:r>
+        <w:r>
+          <w:rPr>
+            <w:webHidden/>
+          </w:rPr>
+          <w:fldChar w:fldCharType="end"/>
+        </w:r>
+      </w:hyperlink>
+    </w:p>
+    <w:p>
+      <w:pPr>
+        <w:pStyle w:val="TOC2"/>
+        <w:rPr>
+          <w:kern w:val="2"/>
+          <w:sz w:val="21"/>
+        </w:rPr>
+      </w:pPr>
+      <w:hyperlink w:anchor="_Toc232597729" w:history="1">
+        <w:r>
+          <w:rPr>
+            <w:rStyle w:val="a7"/>
+          </w:rPr>
+          <w:t>六、结论</w:t>
+        </w:r>
+        <w:r>
+          <w:rPr>
+            <w:webHidden/>
+          </w:rPr>
+          <w:tab/>
+        </w:r>
+        <w:r>
+          <w:rPr>
+            <w:webHidden/>
+          </w:rPr>
+          <w:fldChar w:fldCharType="begin"/>
+        </w:r>
+        <w:r>
+          <w:rPr>
+            <w:webHidden/>
+          </w:rPr>
+          <w:instrText xml:space="preserve"> PAGEREF _Toc232597729 \h </w:instrText>
+        </w:r>
+        <w:r>
+          <w:rPr>
+            <w:webHidden/>
+          </w:rPr>
+        </w:r>
+        <w:r>
+          <w:rPr>
+            <w:webHidden/>
+          </w:rPr>
+          <w:fldChar w:fldCharType="separate"/>
+        </w:r>
+        <w:r>
+          <w:rPr>
+            <w:webHidden/>
+          </w:rPr>
+          <w:t>16</w:t>
+        </w:r>
+        <w:r>
+          <w:rPr>
+            <w:webHidden/>
+          </w:rPr>
+          <w:fldChar w:fldCharType="end"/>
+        </w:r>
+      </w:hyperlink>
+    </w:p>
+    <w:p>
+      <w:pPr>
+        <w:pStyle w:val="TOC3"/>
+        <w:rPr>
+          <w:rFonts w:ascii="等线" w:hAnsi="等线"/>
+          <w:kern w:val="2"/>
+          <w:sz w:val="21"/>
+        </w:rPr>
+      </w:pPr>
+      <w:hyperlink w:anchor="_Toc232597730" w:history="1">
+        <w:r>
+          <w:rPr>
+            <w:rStyle w:val="a7"/>
+          </w:rPr>
+          <w:t xml:space="preserve">6.1 </w:t>
+        </w:r>
+        <w:r>
+          <w:rPr>
+            <w:rStyle w:val="a7"/>
+          </w:rPr>
+          <w:t>成果总结</w:t>
+        </w:r>
+        <w:r>
+          <w:rPr>
+            <w:webHidden/>
+          </w:rPr>
+          <w:tab/>
+        </w:r>
+        <w:r>
+          <w:rPr>
+            <w:webHidden/>
+          </w:rPr>
+          <w:fldChar w:fldCharType="begin"/>
+        </w:r>
+        <w:r>
+          <w:rPr>
+            <w:webHidden/>
+          </w:rPr>
+          <w:instrText xml:space="preserve"> PAGEREF _Toc232597730 \h </w:instrText>
+        </w:r>
+        <w:r>
+          <w:rPr>
+            <w:webHidden/>
+          </w:rPr>
+        </w:r>
+        <w:r>
+          <w:rPr>
+            <w:webHidden/>
+          </w:rPr>
+          <w:fldChar w:fldCharType="separate"/>
+        </w:r>
+        <w:r>
+          <w:rPr>
+            <w:webHidden/>
+          </w:rPr>
+          <w:t>16</w:t>
+        </w:r>
+        <w:r>
+          <w:rPr>
+            <w:webHidden/>
+          </w:rPr>
+          <w:fldChar w:fldCharType="end"/>
+        </w:r>
+      </w:hyperlink>
+    </w:p>
+    <w:p>
+      <w:pPr>
+        <w:pStyle w:val="TOC3"/>
+        <w:rPr>
+          <w:rFonts w:ascii="等线" w:hAnsi="等线"/>
+          <w:kern w:val="2"/>
+        </w:rPr>
+      </w:pPr>
+      <w:hyperlink w:anchor="_Toc232597731" w:history="1">
+        <w:r>
+          <w:rPr>
+            <w:rStyle w:val="a7"/>
+          </w:rPr>
+          <w:t xml:space="preserve">6.2 </w:t>
+        </w:r>
+        <w:r>
+          <w:rPr>
+            <w:rStyle w:val="a7"/>
+          </w:rPr>
+          <w:t>存在的问题</w:t>
+        </w:r>
+        <w:r>
+          <w:rPr>
+            <w:webHidden/>
+          </w:rPr>
+          <w:tab/>
+        </w:r>
+        <w:r>
+          <w:rPr>
+            <w:webHidden/>
+          </w:rPr>
+          <w:fldChar w:fldCharType="begin"/>
+        </w:r>
+        <w:r>
+          <w:rPr>
+            <w:webHidden/>
+          </w:rPr>
+          <w:instrText xml:space="preserve"> PAGEREF _Toc232597731 \h </w:instrText>
+        </w:r>
+        <w:r>
+          <w:rPr>
+            <w:webHidden/>
+          </w:rPr>
+        </w:r>
+        <w:r>
+          <w:rPr>
+            <w:webHidden/>
+          </w:rPr>
+          <w:fldChar w:fldCharType="separate"/>
+        </w:r>
+        <w:r>
+          <w:rPr>
+            <w:webHidden/>
+          </w:rPr>
+          <w:t>16</w:t>
+        </w:r>
+        <w:r>
+          <w:rPr>
+            <w:webHidden/>
+          </w:rPr>
+          <w:fldChar w:fldCharType="end"/>
+        </w:r>
+      </w:hyperlink>
+    </w:p>
+    <w:p>
+      <w:pPr>
+        <w:pStyle w:val="TOC3"/>
+        <w:rPr>
+          <w:rFonts w:ascii="等线" w:hAnsi="等线"/>
+          <w:kern w:val="2"/>
+        </w:rPr>
+      </w:pPr>
+      <w:hyperlink w:anchor="_Toc232597732" w:history="1">
+        <w:r>
+          <w:rPr>
+            <w:rStyle w:val="a7"/>
+          </w:rPr>
+          <w:t xml:space="preserve">6.3 </w:t>
+        </w:r>
+        <w:r>
+          <w:rPr>
+            <w:rStyle w:val="a7"/>
+          </w:rPr>
+          <w:t>改进方向</w:t>
+        </w:r>
+        <w:r>
+          <w:rPr>
+            <w:webHidden/>
+          </w:rPr>
+          <w:tab/>
+        </w:r>
+        <w:r>
+          <w:rPr>
+            <w:webHidden/>
+          </w:rPr>
+          <w:fldChar w:fldCharType="begin"/>
+        </w:r>
+        <w:r>
+          <w:rPr>
+            <w:webHidden/>
+          </w:rPr>
+          <w:instrText xml:space="preserve"> PAGEREF _Toc232597732 \h </w:instrText>
+        </w:r>
+        <w:r>
+          <w:rPr>
+            <w:webHidden/>
+          </w:rPr>
+        </w:r>
+        <w:r>
+          <w:rPr>
+            <w:webHidden/>
+          </w:rPr>
+          <w:fldChar w:fldCharType="separate"/>
+        </w:r>
+        <w:r>
+          <w:rPr>
+            <w:webHidden/>
+          </w:rPr>
+          <w:t>16</w:t>
+        </w:r>
+        <w:r>
+          <w:rPr>
+            <w:webHidden/>
+          </w:rPr>
+          <w:fldChar w:fldCharType="end"/>
+        </w:r>
+      </w:hyperlink>
+    </w:p>
+    <w:p>
+      <w:pPr>
+        <w:pStyle w:val="TOC2"/>
+        <w:rPr>
+          <w:kern w:val="2"/>
+          <w:sz w:val="20"/>
+        </w:rPr>
+      </w:pPr>
+      <w:hyperlink w:anchor="_Toc232597733" w:history="1">
+        <w:r>
+          <w:rPr>
+            <w:rStyle w:val="a7"/>
+          </w:rPr>
+          <w:t>七、参考文献</w:t>
+        </w:r>
+        <w:r>
+          <w:rPr>
+            <w:webHidden/>
+          </w:rPr>
+          <w:tab/>
+        </w:r>
+        <w:r>
+          <w:rPr>
+            <w:webHidden/>
+          </w:rPr>
+          <w:fldChar w:fldCharType="begin"/>
+        </w:r>
+        <w:r>
+          <w:rPr>
+            <w:webHidden/>
+          </w:rPr>
+          <w:instrText xml:space="preserve"> PAGEREF _Toc232597733 \h </w:instrText>
+        </w:r>
+        <w:r>
+          <w:rPr>
+            <w:webHidden/>
+          </w:rPr>
+        </w:r>
+        <w:r>
+          <w:rPr>
+            <w:webHidden/>
+          </w:rPr>
+          <w:fldChar w:fldCharType="separate"/>
+        </w:r>
+        <w:r>
+          <w:rPr>
+            <w:webHidden/>
+          </w:rPr>
+          <w:t>17</w:t>
+        </w:r>
+        <w:r>
+          <w:rPr>
+            <w:webHidden/>
+          </w:rPr>
+          <w:fldChar w:fldCharType="end"/>
+        </w:r>
+      </w:hyperlink>
+    </w:p>
+    <w:p>
+      <w:pPr>
+        <w:pStyle w:val="TOC2"/>
+        <w:rPr>
+          <w:kern w:val="2"/>
+          <w:sz w:val="21"/>
+        </w:rPr>
+      </w:pPr>
+      <w:hyperlink w:anchor="_Toc232597734" w:history="1">
+        <w:r>
+          <w:rPr>
+            <w:rStyle w:val="a7"/>
+          </w:rPr>
+          <w:t>八、附录</w:t>
+        </w:r>
+        <w:r>
+          <w:rPr>
+            <w:webHidden/>
+          </w:rPr>
+          <w:tab/>
+        </w:r>
+        <w:r>
+          <w:rPr>
+            <w:webHidden/>
+          </w:rPr>
+          <w:fldChar w:fldCharType="begin"/>
+        </w:r>
+        <w:r>
+          <w:rPr>
+            <w:webHidden/>
+          </w:rPr>
+          <w:instrText xml:space="preserve"> PAGEREF _Toc232597734 \h </w:instrText>
+        </w:r>
+        <w:r>
+          <w:rPr>
+            <w:webHidden/>
+          </w:rPr>
+        </w:r>
+        <w:r>
+          <w:rPr>
+            <w:webHidden/>
+          </w:rPr>
+          <w:fldChar w:fldCharType="separate"/>
+        </w:r>
+        <w:r>
+          <w:rPr>
+            <w:webHidden/>
+          </w:rPr>
+          <w:t>18</w:t>
+        </w:r>
+        <w:r>
+          <w:rPr>
+            <w:webHidden/>
+          </w:rPr>
+          <w:fldChar w:fldCharType="end"/>
+        </w:r>
+      </w:hyperlink>
+    </w:p>
+    <w:p>
+      <w:pPr>
+        <w:pStyle w:val="TOC3"/>
+        <w:rPr>
+          <w:rFonts w:ascii="等线" w:hAnsi="等线"/>
+          <w:kern w:val="2"/>
+        </w:rPr>
+      </w:pPr>
+      <w:hyperlink w:anchor="_Toc232597735" w:history="1">
+        <w:r>
+          <w:rPr>
+            <w:rStyle w:val="a7"/>
+          </w:rPr>
+          <w:t xml:space="preserve">8.1 </w:t>
+        </w:r>
+        <w:r>
+          <w:rPr>
+            <w:rStyle w:val="a7"/>
+          </w:rPr>
+          <w:t>程序源代码</w:t>
+        </w:r>
+        <w:r>
+          <w:rPr>
+            <w:webHidden/>
+          </w:rPr>
+          <w:tab/>
+        </w:r>
+        <w:r>
+          <w:rPr>
+            <w:webHidden/>
+          </w:rPr>
+          <w:fldChar w:fldCharType="begin"/>
+        </w:r>
+        <w:r>
+          <w:rPr>
+            <w:webHidden/>
+          </w:rPr>
+          <w:instrText xml:space="preserve"> PAGEREF _Toc232597735 \h </w:instrText>
+        </w:r>
+        <w:r>
+          <w:rPr>
+            <w:webHidden/>
+          </w:rPr>
+        </w:r>
+        <w:r>
+          <w:rPr>
+            <w:webHidden/>
+          </w:rPr>
+          <w:fldChar w:fldCharType="separate"/>
+        </w:r>
+        <w:r>
+          <w:rPr>
+            <w:webHidden/>
+          </w:rPr>
+          <w:t>18</w:t>
+        </w:r>
+        <w:r>
+          <w:rPr>
+            <w:webHidden/>
+          </w:rPr>
+          <w:fldChar w:fldCharType="end"/>
+        </w:r>
+      </w:hyperlink>
+    </w:p>
+    <w:p>
+      <w:pPr>
+        <w:pStyle w:val="TOC3"/>
+        <w:rPr>
+          <w:rFonts w:ascii="等线" w:hAnsi="等线"/>
+          <w:kern w:val="2"/>
+        </w:rPr>
+      </w:pPr>
+      <w:hyperlink w:anchor="_Toc232597736" w:history="1">
+        <w:r>
+          <w:rPr>
+            <w:rStyle w:val="a7"/>
+          </w:rPr>
+          <w:t xml:space="preserve">8.2 </w:t>
+        </w:r>
+        <w:r>
+          <w:rPr>
+            <w:rStyle w:val="a7"/>
+          </w:rPr>
+          <w:t>测试数据</w:t>
+        </w:r>
+        <w:r>
+          <w:rPr>
+            <w:webHidden/>
+          </w:rPr>
+          <w:tab/>
+        </w:r>
+        <w:r>
+          <w:rPr>
+            <w:webHidden/>
+          </w:rPr>
+          <w:fldChar w:fldCharType="begin"/>
+        </w:r>
+        <w:r>
+          <w:rPr>
+            <w:webHidden/>
+          </w:rPr>
+          <w:instrText xml:space="preserve"> PAGEREF _Toc232597736 \h </w:instrText>
+        </w:r>
+        <w:r>
+          <w:rPr>
+            <w:webHidden/>
+          </w:rPr>
+        </w:r>
+        <w:r>
+          <w:rPr>
+            <w:webHidden/>
+          </w:rPr>
+          <w:fldChar w:fldCharType="separate"/>
+        </w:r>
+        <w:r>
+          <w:rPr>
+            <w:webHidden/>
+          </w:rPr>
+          <w:t>18</w:t>
+        </w:r>
+        <w:r>
+          <w:rPr>
+            <w:webHidden/>
+          </w:rPr>
+          <w:fldChar w:fldCharType="end"/>
+        </w:r>
+      </w:hyperlink>
+    </w:p>
+    <w:p>
+      <w:pPr>
+        <w:ind w:firstLineChars="0" w:firstLine="0pt"/>
+      </w:pPr>
+      <w:r>
+        <w:rPr>
+          <w:b/>
+          <w:bCs/>
+          <w:lang w:val="zh-CN"/>
+        </w:rPr>
+        <w:fldChar w:fldCharType="end"/>
+      </w:r>
+    </w:p>
+    <w:p>
+      <w:pPr>
+        <w:pStyle w:val="2"/>
+        <w:keepNext w:val="0"/>
+        <w:keepLines w:val="0"/>
+        <w:spacing w:before="7.80pt" w:after="7.80pt"/>
+      </w:pPr>
+      <w:bookmarkStart w:id="0" w:name="_Toc232597714"/>
+      <w:r>
+        <w:br w:type="page"/>
+      </w:r>
       <w:r>
         <w:lastRenderedPageBreak/>
         <w:t>一、</w:t>
@@ -1848,25 +3101,46 @@
       <w:r>
         <w:t>引言</w:t>
       </w:r>
-    </w:p>
-    <w:p>
-      <w:pPr>
-        <w:spacing w:line="12pt" w:lineRule="auto"/>
-        <w:ind w:firstLine="21pt"/>
-        <w:rPr>
-          <w:rFonts w:ascii="宋体" w:hAnsi="宋体"/>
-          <w:sz w:val="21"/>
-          <w:szCs w:val="21"/>
-        </w:rPr>
-      </w:pPr>
-      <w:r>
-        <w:rPr>
-          <w:rFonts w:ascii="宋体" w:hAnsi="宋体"/>
-          <w:sz w:val="21"/>
-          <w:szCs w:val="21"/>
-          <w:shd w:val="clear" w:color="auto" w:fill="FFFFFF"/>
-        </w:rPr>
-        <w:t>中国象棋是中国最古老、最具代表性的棋类运动之一，有着广泛的群众基础。随着计算机技术的普及，在计算机上实现中国象棋对战已成为经典的程序设计课题。本程序基于 Windows 平台，使用 C/C++ 语言和 EasyX 图形库，实现了一款具备完整规则判定、图形化交互界面以及可选局域网联机对战功能的中国象棋对战程序。</w:t>
+      <w:bookmarkEnd w:id="0"/>
+    </w:p>
+    <w:p>
+      <w:pPr>
+        <w:spacing w:line="12pt" w:lineRule="auto"/>
+        <w:ind w:firstLine="21pt"/>
+        <w:rPr>
+          <w:rFonts w:ascii="宋体" w:hAnsi="宋体"/>
+          <w:sz w:val="21"/>
+          <w:szCs w:val="21"/>
+        </w:rPr>
+      </w:pPr>
+      <w:r>
+        <w:rPr>
+          <w:rFonts w:ascii="宋体" w:hAnsi="宋体"/>
+          <w:sz w:val="21"/>
+          <w:szCs w:val="21"/>
+          <w:shd w:val="clear" w:color="auto" w:fill="FFFFFF"/>
+        </w:rPr>
+        <w:t>中国象棋是中国最古老、最具代表性的棋类运动之一，有着广泛的群众基础。随着计算机技术的普及，在计算机上实现中国象棋对战已成为经典的程序设计课题。本程序基于 Windows 平台，使用 C/C++ 语言和 EasyX 图形库，实现了一款具备完整规则判定、图形化交互界面以及</w:t>
+      </w:r>
+      <w:r>
+        <w:rPr>
+          <w:rFonts w:ascii="宋体" w:hAnsi="宋体"/>
+          <w:b/>
+          <w:bCs/>
+          <w:sz w:val="21"/>
+          <w:szCs w:val="21"/>
+          <w:shd w:val="clear" w:color="auto" w:fill="FFFFFF"/>
+        </w:rPr>
+        <w:t>可选局域网联机</w:t>
+      </w:r>
+      <w:r>
+        <w:rPr>
+          <w:rFonts w:ascii="宋体" w:hAnsi="宋体"/>
+          <w:sz w:val="21"/>
+          <w:szCs w:val="21"/>
+          <w:shd w:val="clear" w:color="auto" w:fill="FFFFFF"/>
+        </w:rPr>
+        <w:t>对战功能的中国象棋对战程序。</w:t>
       </w:r>
     </w:p>
     <w:p>
@@ -2051,6 +3325,7 @@
         <w:pStyle w:val="2"/>
         <w:spacing w:before="7.80pt" w:after="7.80pt"/>
       </w:pPr>
+      <w:bookmarkStart w:id="1" w:name="_Toc232597715"/>
       <w:r>
         <w:rPr>
           <w:rFonts w:hint="eastAsia"/>
@@ -2063,6 +3338,7 @@
         </w:rPr>
         <w:t>需求分析</w:t>
       </w:r>
+      <w:bookmarkEnd w:id="1"/>
     </w:p>
     <w:p>
       <w:pPr>
@@ -2070,21 +3346,19 @@
         <w:keepNext w:val="0"/>
         <w:keepLines w:val="0"/>
         <w:rPr>
-          <w:shd w:val="clear" w:color="auto" w:fill="FFFFFF"/>
-        </w:rPr>
-      </w:pPr>
-      <w:r>
-        <w:rPr>
-          <w:shd w:val="clear" w:color="auto" w:fill="FFFFFF"/>
-        </w:rPr>
-        <w:t xml:space="preserve">2.1 </w:t>
-      </w:r>
-      <w:r>
-        <w:rPr>
-          <w:shd w:val="clear" w:color="auto" w:fill="FFFFFF"/>
-        </w:rPr>
-        <w:t>功能需求</w:t>
-      </w:r>
+          <w:rFonts w:ascii="宋体" w:hAnsi="宋体"/>
+          <w:shd w:val="clear" w:color="auto" w:fill="FFFFFF"/>
+        </w:rPr>
+      </w:pPr>
+      <w:bookmarkStart w:id="2" w:name="_Toc232597716"/>
+      <w:r>
+        <w:rPr>
+          <w:rFonts w:ascii="宋体" w:hAnsi="宋体"/>
+          <w:shd w:val="clear" w:color="auto" w:fill="FFFFFF"/>
+        </w:rPr>
+        <w:t>2.1 功能需求</w:t>
+      </w:r>
+      <w:bookmarkEnd w:id="2"/>
     </w:p>
     <w:p>
       <w:pPr>
@@ -2573,14 +3847,19 @@
         <w:pStyle w:val="3"/>
         <w:keepNext w:val="0"/>
         <w:keepLines w:val="0"/>
-      </w:pPr>
-      <w:r>
+        <w:rPr>
+          <w:rFonts w:ascii="宋体" w:hAnsi="宋体"/>
+        </w:rPr>
+      </w:pPr>
+      <w:bookmarkStart w:id="3" w:name="_Toc232597717"/>
+      <w:r>
+        <w:rPr>
+          <w:rFonts w:ascii="宋体" w:hAnsi="宋体"/>
+        </w:rPr>
         <w:lastRenderedPageBreak/>
-        <w:t xml:space="preserve">2.2 </w:t>
-      </w:r>
-      <w:r>
-        <w:t>性能需求</w:t>
-      </w:r>
+        <w:t>2.2 性能需求</w:t>
+      </w:r>
+      <w:bookmarkEnd w:id="3"/>
     </w:p>
     <w:p>
       <w:pPr>
@@ -2662,12 +3941,14 @@
         <w:pStyle w:val="2"/>
         <w:spacing w:before="7.80pt" w:after="7.80pt"/>
       </w:pPr>
+      <w:bookmarkStart w:id="4" w:name="_Toc232597718"/>
       <w:r>
         <w:t>三、</w:t>
       </w:r>
       <w:r>
         <w:t>系统设计</w:t>
       </w:r>
+      <w:bookmarkEnd w:id="4"/>
     </w:p>
     <w:p>
       <w:pPr>
@@ -2679,6 +3960,7 @@
           <w:lang w:val="en-US" w:eastAsia="zh-CN"/>
         </w:rPr>
       </w:pPr>
+      <w:bookmarkStart w:id="5" w:name="_Toc232597719"/>
       <w:r>
         <w:rPr>
           <w:rFonts w:ascii="宋体" w:hAnsi="宋体"/>
@@ -2693,6 +3975,7 @@
         </w:rPr>
         <w:t>总体设计</w:t>
       </w:r>
+      <w:bookmarkEnd w:id="5"/>
     </w:p>
     <w:p>
       <w:pPr>
@@ -2718,15 +4001,15 @@
         <mc:AlternateContent>
           <mc:Choice Requires="v">
             <w:pict w14:anchorId="28927D6C">
-              <v:shape id="图片 1" o:spid="_x0000_s1030" type="#_x0000_t75" style="position:absolute;left:0;text-align:left;margin-left:-13.2pt;margin-top:21.9pt;width:441.2pt;height:206.8pt;z-index:1;visibility:visible;mso-wrap-style:square;mso-position-horizontal-relative:text;mso-position-vertical-relative:text;mso-width-relative:page;mso-height-relative:page">
-                <v:imagedata r:id="rId9" o:title="" chromakey="#f8fafc"/>
+              <v:shape id="图片 1" o:spid="_x0000_s1030" type="#_x0000_t75" style="position:absolute;left:0;text-align:left;margin-left:-13.2pt;margin-top:21.9pt;width:441.2pt;height:206.8pt;z-index:3;visibility:visible;mso-wrap-style:square;mso-position-horizontal-relative:text;mso-position-vertical-relative:text;mso-width-relative:page;mso-height-relative:page">
+                <v:imagedata r:id="rId10" o:title="" chromakey="#f8fafc"/>
                 <w10:wrap type="topAndBottom"/>
               </v:shape>
             </w:pict>
           </mc:Choice>
           <mc:Fallback>
             <w:drawing>
-              <wp:anchor distT="0" distB="0" distL="114300" distR="114300" simplePos="0" relativeHeight="251659264" behindDoc="0" locked="0" layoutInCell="1" allowOverlap="1" wp14:anchorId="3D038A33" wp14:editId="27EA00BF">
+              <wp:anchor distT="0" distB="0" distL="114300" distR="114300" simplePos="0" relativeHeight="251659264" behindDoc="0" locked="0" layoutInCell="1" allowOverlap="1" wp14:anchorId="3929FF70" wp14:editId="5F1628E6">
                 <wp:simplePos x="0" y="0"/>
                 <wp:positionH relativeFrom="column">
                   <wp:posOffset>-167640</wp:posOffset>
@@ -2751,7 +4034,7 @@
                         </pic:cNvPicPr>
                       </pic:nvPicPr>
                       <pic:blipFill>
-                        <a:blip r:embed="rId10">
+                        <a:blip r:embed="rId11">
                           <a:clrChange>
                             <a:clrFrom>
                               <a:srgbClr val="F8FAFC"/>
@@ -3244,6 +4527,16 @@
           <w:bCs/>
           <w:shd w:val="clear" w:color="auto" w:fill="FFFFFF"/>
         </w:rPr>
+        <w:br w:type="page"/>
+      </w:r>
+      <w:r>
+        <w:rPr>
+          <w:rFonts w:ascii="宋体" w:hAnsi="宋体"/>
+          <w:b/>
+          <w:bCs/>
+          <w:shd w:val="clear" w:color="auto" w:fill="FFFFFF"/>
+        </w:rPr>
+        <w:lastRenderedPageBreak/>
         <w:t>3.1.2 程序主流程图</w:t>
       </w:r>
     </w:p>
@@ -3259,19 +4552,18 @@
         </w:rPr>
       </w:pPr>
       <w:r>
-        <w:lastRenderedPageBreak/>
         <mc:AlternateContent>
           <mc:Choice Requires="v">
             <w:pict w14:anchorId="6A55DD00">
-              <v:shape id="_x0000_s1032" type="#_x0000_t75" style="position:absolute;left:0;text-align:left;margin-left:212.95pt;margin-top:15.7pt;width:231.3pt;height:549.35pt;z-index:-10;mso-position-horizontal-relative:text;mso-position-vertical-relative:text;mso-width-relative:page;mso-height-relative:page" wrapcoords="-70 0 -70 21572 21600 21572 21600 0 -70 0">
-                <v:imagedata r:id="rId11" o:title="" chromakey="#f8fafc"/>
+              <v:shape id="_x0000_s1032" type="#_x0000_t75" style="position:absolute;left:0;text-align:left;margin-left:212.95pt;margin-top:15.7pt;width:231.3pt;height:549.35pt;z-index:-2;mso-position-horizontal-relative:text;mso-position-vertical-relative:text;mso-width-relative:page;mso-height-relative:page" wrapcoords="-70 0 -70 21572 21600 21572 21600 0 -70 0">
+                <v:imagedata r:id="rId12" o:title="" chromakey="#f8fafc"/>
                 <w10:wrap type="topAndBottom"/>
               </v:shape>
             </w:pict>
           </mc:Choice>
           <mc:Fallback>
             <w:drawing>
-              <wp:anchor distT="0" distB="0" distL="114300" distR="114300" simplePos="0" relativeHeight="251660288" behindDoc="1" locked="0" layoutInCell="1" allowOverlap="1" wp14:anchorId="371357F0" wp14:editId="15670F86">
+              <wp:anchor distT="0" distB="0" distL="114300" distR="114300" simplePos="0" relativeHeight="251660288" behindDoc="1" locked="0" layoutInCell="1" allowOverlap="1" wp14:anchorId="25A7FDE0" wp14:editId="7A9A3398">
                 <wp:simplePos x="0" y="0"/>
                 <wp:positionH relativeFrom="column">
                   <wp:posOffset>2704465</wp:posOffset>
@@ -3296,7 +4588,7 @@
                         </pic:cNvPicPr>
                       </pic:nvPicPr>
                       <pic:blipFill>
-                        <a:blip r:embed="rId12">
+                        <a:blip r:embed="rId13">
                           <a:clrChange>
                             <a:clrFrom>
                               <a:srgbClr val="F8FAFC"/>
@@ -3385,15 +4677,15 @@
         <mc:AlternateContent>
           <mc:Choice Requires="v">
             <w:pict w14:anchorId="7B937B74">
-              <v:shape id="_x0000_s1031" type="#_x0000_t75" style="position:absolute;left:0;text-align:left;margin-left:-19pt;margin-top:4.25pt;width:233.5pt;height:324pt;z-index:-11;mso-position-horizontal-relative:text;mso-position-vertical-relative:text;mso-width-relative:page;mso-height-relative:page" wrapcoords="-39 0 -39 21572 21600 21572 21600 0 -39 0">
-                <v:imagedata r:id="rId13" o:title="" chromakey="#f8fafc"/>
+              <v:shape id="_x0000_s1031" type="#_x0000_t75" style="position:absolute;left:0;text-align:left;margin-left:-19pt;margin-top:4.25pt;width:233.5pt;height:324pt;z-index:-3;mso-position-horizontal-relative:text;mso-position-vertical-relative:text;mso-width-relative:page;mso-height-relative:page" wrapcoords="-39 0 -39 21572 21600 21572 21600 0 -39 0">
+                <v:imagedata r:id="rId14" o:title="" chromakey="#f8fafc"/>
                 <w10:wrap type="tight"/>
               </v:shape>
             </w:pict>
           </mc:Choice>
           <mc:Fallback>
             <w:drawing>
-              <wp:anchor distT="0" distB="0" distL="114300" distR="114300" simplePos="0" relativeHeight="251661312" behindDoc="1" locked="0" layoutInCell="1" allowOverlap="1" wp14:anchorId="7528408A" wp14:editId="1EF784C6">
+              <wp:anchor distT="0" distB="0" distL="114300" distR="114300" simplePos="0" relativeHeight="251661312" behindDoc="1" locked="0" layoutInCell="1" allowOverlap="1" wp14:anchorId="66BB71FC" wp14:editId="03DA8397">
                 <wp:simplePos x="0" y="0"/>
                 <wp:positionH relativeFrom="column">
                   <wp:posOffset>-241300</wp:posOffset>
@@ -3443,7 +4735,7 @@
                         </pic:cNvPicPr>
                       </pic:nvPicPr>
                       <pic:blipFill>
-                        <a:blip r:embed="rId14">
+                        <a:blip r:embed="rId15">
                           <a:clrChange>
                             <a:clrFrom>
                               <a:srgbClr val="F8FAFC"/>
@@ -3588,7 +4880,17 @@
           <w:szCs w:val="21"/>
           <w:shd w:val="clear" w:color="auto" w:fill="FFFFFF"/>
         </w:rPr>
-        <w:t>net_recv_msg() 将 g_net.connected 置为 false</w:t>
+        <w:t>net_recv_msg() 将 g_net.connected 置</w:t>
+      </w:r>
+      <w:r>
+        <w:rPr>
+          <w:rFonts w:ascii="宋体" w:hAnsi="宋体"/>
+          <w:sz w:val="21"/>
+          <w:szCs w:val="21"/>
+          <w:shd w:val="clear" w:color="auto" w:fill="FFFFFF"/>
+        </w:rPr>
+        <w:lastRenderedPageBreak/>
+        <w:t>为 false</w:t>
       </w:r>
       <w:r>
         <w:rPr>
@@ -3608,6 +4910,18 @@
         </w:rPr>
         <w:t>。主循环中 handle_network_msg() 检测到 !connected 后直接判本方获胜。</w:t>
       </w:r>
+    </w:p>
+    <w:p>
+      <w:pPr>
+        <w:spacing w:line="12pt" w:lineRule="auto"/>
+        <w:ind w:firstLine="21pt"/>
+        <w:rPr>
+          <w:rFonts w:ascii="宋体" w:hAnsi="宋体"/>
+          <w:sz w:val="21"/>
+          <w:szCs w:val="21"/>
+          <w:shd w:val="clear" w:color="auto" w:fill="FFFFFF"/>
+        </w:rPr>
+      </w:pPr>
     </w:p>
     <w:p>
       <w:pPr>
@@ -3623,15 +4937,16 @@
           <w:lang w:val="en-US" w:eastAsia="zh-CN"/>
         </w:rPr>
       </w:pPr>
+      <w:bookmarkStart w:id="6" w:name="_Toc232597720"/>
       <w:r>
         <w:rPr>
           <w:rFonts w:hint="eastAsia"/>
           <w:shd w:val="clear" w:color="auto" w:fill="FFFFFF"/>
           <w:lang w:eastAsia="zh-CN"/>
         </w:rPr>
-        <w:lastRenderedPageBreak/>
         <w:t>详细设计</w:t>
       </w:r>
+      <w:bookmarkEnd w:id="6"/>
     </w:p>
     <w:p>
       <w:pPr>
@@ -3656,7 +4971,25 @@
           <w:szCs w:val="21"/>
           <w:shd w:val="clear" w:color="auto" w:fill="FFFFFF"/>
         </w:rPr>
-        <w:t>本程序由 9 个模块组成，按职责分工如下：</w:t>
+        <w:t>本程序由</w:t>
+      </w:r>
+      <w:r>
+        <w:rPr>
+          <w:rFonts w:ascii="宋体" w:hAnsi="宋体" w:hint="eastAsia"/>
+          <w:sz w:val="21"/>
+          <w:szCs w:val="21"/>
+          <w:shd w:val="clear" w:color="auto" w:fill="FFFFFF"/>
+        </w:rPr>
+        <w:t>多</w:t>
+      </w:r>
+      <w:r>
+        <w:rPr>
+          <w:rFonts w:ascii="宋体" w:hAnsi="宋体"/>
+          <w:sz w:val="21"/>
+          <w:szCs w:val="21"/>
+          <w:shd w:val="clear" w:color="auto" w:fill="FFFFFF"/>
+        </w:rPr>
+        <w:t>个模块组成，按职责分工如下：</w:t>
       </w:r>
     </w:p>
     <w:p>
@@ -4067,28 +5400,22 @@
     <w:p>
       <w:pPr>
         <w:pStyle w:val="2"/>
-        <w:keepNext w:val="0"/>
-        <w:keepLines w:val="0"/>
         <w:spacing w:before="7.80pt" w:after="7.80pt"/>
-        <w:rPr>
-          <w:rFonts w:ascii="宋体" w:eastAsia="宋体" w:hAnsi="宋体"/>
-          <w:lang w:val="en-US"/>
-        </w:rPr>
-      </w:pPr>
-      <w:r>
-        <w:rPr>
-          <w:rFonts w:ascii="宋体" w:eastAsia="宋体" w:hAnsi="宋体" w:hint="eastAsia"/>
-          <w:lang w:val="en-US"/>
+      </w:pPr>
+      <w:bookmarkStart w:id="7" w:name="_Toc232597721"/>
+      <w:r>
+        <w:rPr>
+          <w:rFonts w:hint="eastAsia"/>
         </w:rPr>
         <w:t>四、</w:t>
       </w:r>
       <w:r>
         <w:rPr>
-          <w:rFonts w:ascii="宋体" w:eastAsia="宋体" w:hAnsi="宋体" w:hint="eastAsia"/>
-          <w:lang w:val="en-US" w:eastAsia="zh-CN"/>
+          <w:rFonts w:hint="eastAsia"/>
         </w:rPr>
         <w:t>程序实现</w:t>
       </w:r>
+      <w:bookmarkEnd w:id="7"/>
     </w:p>
     <w:p>
       <w:pPr>
@@ -4100,6 +5427,7 @@
           <w:lang w:val="en-US"/>
         </w:rPr>
       </w:pPr>
+      <w:bookmarkStart w:id="8" w:name="_Toc232597722"/>
       <w:r>
         <w:rPr>
           <w:rFonts w:ascii="宋体" w:hAnsi="宋体"/>
@@ -4114,6 +5442,7 @@
         </w:rPr>
         <w:t>主要功能实现</w:t>
       </w:r>
+      <w:bookmarkEnd w:id="8"/>
     </w:p>
     <w:p>
       <w:pPr>
@@ -4288,7 +5617,17 @@
           <w:szCs w:val="21"/>
           <w:shd w:val="clear" w:color="auto" w:fill="FFFFFF"/>
         </w:rPr>
-        <w:t>：_NONE=-1, _RED, _BLACK（前缀 _ 避免与 EasyX 宏 RED /BLACK 重定义冲突）。</w:t>
+        <w:t>：_NONE=-1, _RED, _BLACK（前缀 _ 避免与 EasyX 宏 RED /BLACK 重定</w:t>
+      </w:r>
+      <w:r>
+        <w:rPr>
+          <w:rFonts w:ascii="宋体" w:hAnsi="宋体"/>
+          <w:sz w:val="21"/>
+          <w:szCs w:val="21"/>
+          <w:shd w:val="clear" w:color="auto" w:fill="FFFFFF"/>
+        </w:rPr>
+        <w:lastRenderedPageBreak/>
+        <w:t>义冲突）。</w:t>
       </w:r>
     </w:p>
     <w:p>
@@ -4350,7 +5689,6 @@
           <w:szCs w:val="21"/>
           <w:shd w:val="clear" w:color="auto" w:fill="FFFFFF"/>
         </w:rPr>
-        <w:lastRenderedPageBreak/>
         <w:t xml:space="preserve">- </w:t>
       </w:r>
       <w:r>
@@ -4870,15 +6208,15 @@
         <mc:AlternateContent>
           <mc:Choice Requires="v">
             <w:pict w14:anchorId="3D702720">
-              <v:shape id="_x0000_s1034" type="#_x0000_t75" style="position:absolute;left:0;text-align:left;margin-left:43.3pt;margin-top:14.2pt;width:328.35pt;height:231.2pt;z-index:2;mso-position-horizontal-relative:text;mso-position-vertical-relative:text;mso-width-relative:page;mso-height-relative:page">
-                <v:imagedata r:id="rId15" o:title="" chromakey="#f8fafc"/>
+              <v:shape id="_x0000_s1034" type="#_x0000_t75" style="position:absolute;left:0;text-align:left;margin-left:43.3pt;margin-top:14.2pt;width:328.35pt;height:231.2pt;z-index:4;mso-position-horizontal-relative:text;mso-position-vertical-relative:text;mso-width-relative:page;mso-height-relative:page">
+                <v:imagedata r:id="rId16" o:title="" chromakey="#f8fafc"/>
                 <w10:wrap type="topAndBottom"/>
               </v:shape>
             </w:pict>
           </mc:Choice>
           <mc:Fallback>
             <w:drawing>
-              <wp:anchor distT="0" distB="0" distL="114300" distR="114300" simplePos="0" relativeHeight="251662336" behindDoc="0" locked="0" layoutInCell="1" allowOverlap="1" wp14:anchorId="72691AF2" wp14:editId="30132EDD">
+              <wp:anchor distT="0" distB="0" distL="114300" distR="114300" simplePos="0" relativeHeight="251662336" behindDoc="0" locked="0" layoutInCell="1" allowOverlap="1" wp14:anchorId="225D95D6" wp14:editId="1DD30DE3">
                 <wp:simplePos x="0" y="0"/>
                 <wp:positionH relativeFrom="column">
                   <wp:posOffset>549910</wp:posOffset>
@@ -4903,7 +6241,7 @@
                         </pic:cNvPicPr>
                       </pic:nvPicPr>
                       <pic:blipFill>
-                        <a:blip r:embed="rId16">
+                        <a:blip r:embed="rId17">
                           <a:clrChange>
                             <a:clrFrom>
                               <a:srgbClr val="F8FAFC"/>
@@ -5061,7 +6399,17 @@
           <w:szCs w:val="21"/>
           <w:shd w:val="clear" w:color="auto" w:fill="FFFFFF"/>
         </w:rPr>
-        <w:t>撤销上一步走棋。history.pop_back()，恢复起/终点棋子，回退回合。参数：GameState &amp;state。返回：bool（history 为空时 false）。</w:t>
+        <w:t>撤销上一步走棋。history.pop_back()，恢复起/终点棋子，回</w:t>
+      </w:r>
+      <w:r>
+        <w:rPr>
+          <w:rFonts w:ascii="宋体" w:hAnsi="宋体"/>
+          <w:sz w:val="21"/>
+          <w:szCs w:val="21"/>
+          <w:shd w:val="clear" w:color="auto" w:fill="FFFFFF"/>
+        </w:rPr>
+        <w:lastRenderedPageBreak/>
+        <w:t>退回合。参数：GameState &amp;state。返回：bool（history 为空时 false）。</w:t>
       </w:r>
     </w:p>
     <w:p>
@@ -5093,8 +6441,747 @@
           <w:szCs w:val="21"/>
           <w:shd w:val="clear" w:color="auto" w:fill="FFFFFF"/>
         </w:rPr>
-        <w:t>联机悔棋专用：回退到指定颜色方的回合。</w:t>
-      </w:r>
+        <w:t>联机悔棋专用：回退到指定颜色方的回合。若当前回合已是 target 则退 2 步，否则退 1 步。参数：state, target_color。返回：void。内部调用 undo_move()。</w:t>
+      </w:r>
+    </w:p>
+    <w:p>
+      <w:pPr>
+        <w:spacing w:line="12pt" w:lineRule="auto"/>
+        <w:ind w:firstLine="21.10pt"/>
+        <w:rPr>
+          <w:rFonts w:ascii="宋体" w:hAnsi="宋体"/>
+          <w:sz w:val="21"/>
+          <w:szCs w:val="21"/>
+          <w:shd w:val="clear" w:color="auto" w:fill="FFFFFF"/>
+        </w:rPr>
+      </w:pPr>
+      <w:r>
+        <w:rPr>
+          <w:rFonts w:ascii="宋体" w:hAnsi="宋体"/>
+          <w:b/>
+          <w:bCs/>
+          <w:sz w:val="21"/>
+          <w:szCs w:val="21"/>
+          <w:shd w:val="clear" w:color="auto" w:fill="FFFFFF"/>
+        </w:rPr>
+        <w:t>- is_attacked(state, x, y, attacker_color)：</w:t>
+      </w:r>
+      <w:r>
+        <w:rPr>
+          <w:rFonts w:ascii="宋体" w:hAnsi="宋体"/>
+          <w:sz w:val="21"/>
+          <w:szCs w:val="21"/>
+          <w:shd w:val="clear" w:color="auto" w:fill="FFFFFF"/>
+        </w:rPr>
+        <w:t>遍历 attacker_color 方所有棋子，判断是否有棋子能攻击到点 (x,y)。覆盖車/馬/砲/象/士/将/卒全部走法，不含飞将。参数：state, 目标坐标, 攻击方颜色。返回：bool。</w:t>
+      </w:r>
+    </w:p>
+    <w:p>
+      <w:pPr>
+        <w:spacing w:line="12pt" w:lineRule="auto"/>
+        <w:ind w:firstLine="21.10pt"/>
+        <w:rPr>
+          <w:rFonts w:ascii="宋体" w:hAnsi="宋体"/>
+          <w:sz w:val="21"/>
+          <w:szCs w:val="21"/>
+          <w:shd w:val="clear" w:color="auto" w:fill="FFFFFF"/>
+        </w:rPr>
+      </w:pPr>
+      <w:r>
+        <w:rPr>
+          <w:rFonts w:ascii="宋体" w:hAnsi="宋体"/>
+          <w:b/>
+          <w:bCs/>
+          <w:sz w:val="21"/>
+          <w:szCs w:val="21"/>
+          <w:shd w:val="clear" w:color="auto" w:fill="FFFFFF"/>
+        </w:rPr>
+        <w:t>- is_in_check(state, color)：</w:t>
+      </w:r>
+      <w:r>
+        <w:rPr>
+          <w:rFonts w:ascii="宋体" w:hAnsi="宋体"/>
+          <w:sz w:val="21"/>
+          <w:szCs w:val="21"/>
+          <w:shd w:val="clear" w:color="auto" w:fill="FFFFFF"/>
+        </w:rPr>
+        <w:t>判断 color 方是否正被将军。先找己方将/帥位置，调 is_attacked() 检测普通攻击，再检查对面将是否同列且无遮挡（飞将）。参数：state, 被检查方颜色。返回：bool。内部调用 is_attacked()。</w:t>
+      </w:r>
+    </w:p>
+    <w:p>
+      <w:pPr>
+        <w:spacing w:line="12pt" w:lineRule="auto"/>
+        <w:ind w:firstLine="21.10pt"/>
+        <w:rPr>
+          <w:rFonts w:ascii="宋体" w:hAnsi="宋体"/>
+          <w:sz w:val="21"/>
+          <w:szCs w:val="21"/>
+          <w:shd w:val="clear" w:color="auto" w:fill="FFFFFF"/>
+        </w:rPr>
+      </w:pPr>
+      <w:r>
+        <w:rPr>
+          <w:rFonts w:ascii="宋体" w:hAnsi="宋体"/>
+          <w:b/>
+          <w:bCs/>
+          <w:sz w:val="21"/>
+          <w:szCs w:val="21"/>
+          <w:shd w:val="clear" w:color="auto" w:fill="FFFFFF"/>
+        </w:rPr>
+        <w:t>- get_legal_moves(state, fx, fy)：</w:t>
+      </w:r>
+      <w:r>
+        <w:rPr>
+          <w:rFonts w:ascii="宋体" w:hAnsi="宋体"/>
+          <w:sz w:val="21"/>
+          <w:szCs w:val="21"/>
+          <w:shd w:val="clear" w:color="auto" w:fill="FFFFFF"/>
+        </w:rPr>
+        <w:t>枚举 (fx,fy) 处棋子的所有合法走法。对 90 个目标位置逐一遍历，每个位置调 apply_move() 试探，成功则记录并立即 undo_move() 恢复。参数：state, 棋子坐标。返回：vector&lt;Move&gt;。内部调用 apply_move() → undo_move()。</w:t>
+      </w:r>
+    </w:p>
+    <w:p>
+      <w:pPr>
+        <w:spacing w:line="12pt" w:lineRule="auto"/>
+        <w:ind w:firstLine="21.10pt"/>
+        <w:rPr>
+          <w:rFonts w:ascii="宋体" w:hAnsi="宋体"/>
+          <w:sz w:val="21"/>
+          <w:szCs w:val="21"/>
+          <w:shd w:val="clear" w:color="auto" w:fill="FFFFFF"/>
+        </w:rPr>
+      </w:pPr>
+      <w:r>
+        <w:rPr>
+          <w:rFonts w:ascii="宋体" w:hAnsi="宋体"/>
+          <w:b/>
+          <w:bCs/>
+          <w:sz w:val="21"/>
+          <w:szCs w:val="21"/>
+          <w:shd w:val="clear" w:color="auto" w:fill="FFFFFF"/>
+        </w:rPr>
+        <w:t>- check_over(state)：</w:t>
+      </w:r>
+      <w:r>
+        <w:rPr>
+          <w:rFonts w:ascii="宋体" w:hAnsi="宋体"/>
+          <w:sz w:val="21"/>
+          <w:szCs w:val="21"/>
+          <w:shd w:val="clear" w:color="auto" w:fill="FFFFFF"/>
+        </w:rPr>
+        <w:t>将死判定：遍历当前回合方所有棋子，若全部 get_legal_moves() 为空，则当前方被将死，判对方获胜。参数：GameState &amp;state。返回：int（胜方颜色，-1 表示未结束）。内部调用 get_legal_moves()。</w:t>
+      </w:r>
+    </w:p>
+    <w:p>
+      <w:pPr>
+        <w:spacing w:line="12pt" w:lineRule="auto"/>
+        <w:ind w:firstLine="21pt"/>
+        <w:rPr>
+          <w:rFonts w:ascii="宋体" w:hAnsi="宋体"/>
+          <w:sz w:val="21"/>
+          <w:szCs w:val="21"/>
+          <w:shd w:val="clear" w:color="auto" w:fill="FFFFFF"/>
+        </w:rPr>
+      </w:pPr>
+    </w:p>
+    <w:p>
+      <w:pPr>
+        <w:spacing w:line="12pt" w:lineRule="auto"/>
+        <w:ind w:firstLine="21.10pt"/>
+        <w:rPr>
+          <w:rFonts w:ascii="宋体" w:hAnsi="宋体"/>
+          <w:b/>
+          <w:bCs/>
+          <w:sz w:val="21"/>
+          <w:szCs w:val="21"/>
+          <w:shd w:val="clear" w:color="auto" w:fill="FFFFFF"/>
+        </w:rPr>
+      </w:pPr>
+      <w:r>
+        <w:rPr>
+          <w:rFonts w:ascii="宋体" w:hAnsi="宋体"/>
+          <w:b/>
+          <w:bCs/>
+          <w:sz w:val="21"/>
+          <w:szCs w:val="21"/>
+          <w:shd w:val="clear" w:color="auto" w:fill="FFFFFF"/>
+        </w:rPr>
+        <w:t>关键算法要点：</w:t>
+      </w:r>
+    </w:p>
+    <w:p>
+      <w:pPr>
+        <w:spacing w:line="12pt" w:lineRule="auto"/>
+        <w:ind w:firstLine="21.10pt"/>
+        <w:rPr>
+          <w:rFonts w:ascii="宋体" w:hAnsi="宋体"/>
+          <w:sz w:val="21"/>
+          <w:szCs w:val="21"/>
+          <w:shd w:val="clear" w:color="auto" w:fill="FFFFFF"/>
+        </w:rPr>
+      </w:pPr>
+      <w:r>
+        <w:rPr>
+          <w:rFonts w:ascii="宋体" w:hAnsi="宋体"/>
+          <w:b/>
+          <w:bCs/>
+          <w:sz w:val="21"/>
+          <w:szCs w:val="21"/>
+          <w:shd w:val="clear" w:color="auto" w:fill="FFFFFF"/>
+        </w:rPr>
+        <w:t>1. 走棋校验（apply_move）：</w:t>
+      </w:r>
+      <w:r>
+        <w:rPr>
+          <w:rFonts w:ascii="宋体" w:hAnsi="宋体"/>
+          <w:sz w:val="21"/>
+          <w:szCs w:val="21"/>
+          <w:shd w:val="clear" w:color="auto" w:fill="FFFFFF"/>
+        </w:rPr>
+        <w:t>采用</w:t>
+      </w:r>
+      <w:r>
+        <w:rPr>
+          <w:rFonts w:ascii="宋体" w:hAnsi="宋体" w:hint="eastAsia"/>
+          <w:sz w:val="21"/>
+          <w:szCs w:val="21"/>
+          <w:shd w:val="clear" w:color="auto" w:fill="FFFFFF"/>
+        </w:rPr>
+        <w:t>“</w:t>
+      </w:r>
+      <w:r>
+        <w:rPr>
+          <w:rFonts w:ascii="宋体" w:hAnsi="宋体"/>
+          <w:sz w:val="21"/>
+          <w:szCs w:val="21"/>
+          <w:shd w:val="clear" w:color="auto" w:fill="FFFFFF"/>
+        </w:rPr>
+        <w:t>规则校验 → 模拟执行 → 自将检查 → 正式提交</w:t>
+      </w:r>
+      <w:r>
+        <w:rPr>
+          <w:rFonts w:ascii="宋体" w:hAnsi="宋体" w:hint="eastAsia"/>
+          <w:sz w:val="21"/>
+          <w:szCs w:val="21"/>
+          <w:shd w:val="clear" w:color="auto" w:fill="FFFFFF"/>
+        </w:rPr>
+        <w:t>”</w:t>
+      </w:r>
+      <w:r>
+        <w:rPr>
+          <w:rFonts w:ascii="宋体" w:hAnsi="宋体"/>
+          <w:sz w:val="21"/>
+          <w:szCs w:val="21"/>
+          <w:shd w:val="clear" w:color="auto" w:fill="FFFFFF"/>
+        </w:rPr>
+        <w:t>四步流程。模拟执行时暂存起终点旧值，若自将则恢复后返回 false，否则覆盖写入。将/帥分支中额外模拟移动来检查对将。</w:t>
+      </w:r>
+    </w:p>
+    <w:p>
+      <w:pPr>
+        <w:spacing w:line="12pt" w:lineRule="auto"/>
+        <w:ind w:firstLine="21.10pt"/>
+        <w:rPr>
+          <w:rFonts w:ascii="宋体" w:hAnsi="宋体"/>
+          <w:sz w:val="21"/>
+          <w:szCs w:val="21"/>
+          <w:shd w:val="clear" w:color="auto" w:fill="FFFFFF"/>
+        </w:rPr>
+      </w:pPr>
+      <w:r>
+        <w:rPr>
+          <w:rFonts w:ascii="宋体" w:hAnsi="宋体"/>
+          <w:b/>
+          <w:bCs/>
+          <w:sz w:val="21"/>
+          <w:szCs w:val="21"/>
+          <w:shd w:val="clear" w:color="auto" w:fill="FFFFFF"/>
+        </w:rPr>
+        <w:t>2. 合法走法枚举（get_legal_moves）：</w:t>
+      </w:r>
+      <w:r>
+        <w:rPr>
+          <w:rFonts w:ascii="宋体" w:hAnsi="宋体"/>
+          <w:sz w:val="21"/>
+          <w:szCs w:val="21"/>
+          <w:shd w:val="clear" w:color="auto" w:fill="FFFFFF"/>
+        </w:rPr>
+        <w:t>apply_move() 内部已完成自将检查，外层不能再次调用 is_in_check()，否则会产生双重判定导致合法走法被错误过滤（开发中曾因此出现走法提示不显示的 bug）。</w:t>
+      </w:r>
+    </w:p>
+    <w:p>
+      <w:pPr>
+        <w:spacing w:line="12pt" w:lineRule="auto"/>
+        <w:ind w:firstLine="21.10pt"/>
+        <w:rPr>
+          <w:rFonts w:ascii="宋体" w:hAnsi="宋体"/>
+          <w:sz w:val="21"/>
+          <w:szCs w:val="21"/>
+          <w:shd w:val="clear" w:color="auto" w:fill="FFFFFF"/>
+        </w:rPr>
+      </w:pPr>
+      <w:r>
+        <w:rPr>
+          <w:rFonts w:ascii="宋体" w:hAnsi="宋体"/>
+          <w:b/>
+          <w:bCs/>
+          <w:sz w:val="21"/>
+          <w:szCs w:val="21"/>
+          <w:shd w:val="clear" w:color="auto" w:fill="FFFFFF"/>
+        </w:rPr>
+        <w:t>3. 将死判定（check_over）：</w:t>
+      </w:r>
+      <w:r>
+        <w:rPr>
+          <w:rFonts w:ascii="宋体" w:hAnsi="宋体"/>
+          <w:sz w:val="21"/>
+          <w:szCs w:val="21"/>
+          <w:shd w:val="clear" w:color="auto" w:fill="FFFFFF"/>
+        </w:rPr>
+        <w:t>被将军时所有不符合规则的走法均被 apply_move() 否定，因此</w:t>
+      </w:r>
+      <w:r>
+        <w:rPr>
+          <w:rFonts w:ascii="宋体" w:hAnsi="宋体" w:hint="eastAsia"/>
+          <w:sz w:val="21"/>
+          <w:szCs w:val="21"/>
+          <w:shd w:val="clear" w:color="auto" w:fill="FFFFFF"/>
+        </w:rPr>
+        <w:t>“</w:t>
+      </w:r>
+      <w:r>
+        <w:rPr>
+          <w:rFonts w:ascii="宋体" w:hAnsi="宋体"/>
+          <w:sz w:val="21"/>
+          <w:szCs w:val="21"/>
+          <w:shd w:val="clear" w:color="auto" w:fill="FFFFFF"/>
+        </w:rPr>
+        <w:t>所有棋子无合法走法</w:t>
+      </w:r>
+      <w:r>
+        <w:rPr>
+          <w:rFonts w:ascii="宋体" w:hAnsi="宋体" w:hint="eastAsia"/>
+          <w:sz w:val="21"/>
+          <w:szCs w:val="21"/>
+          <w:shd w:val="clear" w:color="auto" w:fill="FFFFFF"/>
+        </w:rPr>
+        <w:t>”</w:t>
+      </w:r>
+      <w:r>
+        <w:rPr>
+          <w:rFonts w:ascii="宋体" w:hAnsi="宋体"/>
+          <w:sz w:val="21"/>
+          <w:szCs w:val="21"/>
+          <w:shd w:val="clear" w:color="auto" w:fill="FFFFFF"/>
+        </w:rPr>
+        <w:t>即等价于</w:t>
+      </w:r>
+      <w:r>
+        <w:rPr>
+          <w:rFonts w:ascii="宋体" w:hAnsi="宋体" w:hint="eastAsia"/>
+          <w:sz w:val="21"/>
+          <w:szCs w:val="21"/>
+          <w:shd w:val="clear" w:color="auto" w:fill="FFFFFF"/>
+        </w:rPr>
+        <w:t>“</w:t>
+      </w:r>
+      <w:r>
+        <w:rPr>
+          <w:rFonts w:ascii="宋体" w:hAnsi="宋体"/>
+          <w:sz w:val="21"/>
+          <w:szCs w:val="21"/>
+          <w:shd w:val="clear" w:color="auto" w:fill="FFFFFF"/>
+        </w:rPr>
+        <w:t>被将死</w:t>
+      </w:r>
+      <w:r>
+        <w:rPr>
+          <w:rFonts w:ascii="宋体" w:hAnsi="宋体" w:hint="eastAsia"/>
+          <w:sz w:val="21"/>
+          <w:szCs w:val="21"/>
+          <w:shd w:val="clear" w:color="auto" w:fill="FFFFFF"/>
+        </w:rPr>
+        <w:t>”</w:t>
+      </w:r>
+      <w:r>
+        <w:rPr>
+          <w:rFonts w:ascii="宋体" w:hAnsi="宋体"/>
+          <w:sz w:val="21"/>
+          <w:szCs w:val="21"/>
+          <w:shd w:val="clear" w:color="auto" w:fill="FFFFFF"/>
+        </w:rPr>
+        <w:t>。</w:t>
+      </w:r>
+    </w:p>
+    <w:p>
+      <w:pPr>
+        <w:spacing w:line="12pt" w:lineRule="auto"/>
+        <w:ind w:firstLine="21pt"/>
+        <w:rPr>
+          <w:rFonts w:ascii="宋体" w:hAnsi="宋体"/>
+          <w:sz w:val="21"/>
+          <w:szCs w:val="21"/>
+          <w:shd w:val="clear" w:color="auto" w:fill="FFFFFF"/>
+        </w:rPr>
+      </w:pPr>
+    </w:p>
+    <w:p>
+      <w:pPr>
+        <w:ind w:firstLine="24.10pt"/>
+        <w:rPr>
+          <w:rFonts w:ascii="宋体" w:hAnsi="宋体"/>
+          <w:b/>
+          <w:bCs/>
+          <w:shd w:val="clear" w:color="auto" w:fill="FFFFFF"/>
+        </w:rPr>
+      </w:pPr>
+      <w:r>
+        <w:rPr>
+          <w:rFonts w:ascii="宋体" w:hAnsi="宋体"/>
+          <w:b/>
+          <w:bCs/>
+          <w:shd w:val="clear" w:color="auto" w:fill="FFFFFF"/>
+        </w:rPr>
+        <w:t>4.1</w:t>
+      </w:r>
+      <w:r>
+        <w:rPr>
+          <w:rFonts w:ascii="宋体" w:hAnsi="宋体"/>
+          <w:b/>
+          <w:bCs/>
+          <w:shd w:val="clear" w:color="auto" w:fill="FFFFFF"/>
+        </w:rPr>
+        <w:t>.4 menu.h/cpp — 开始菜单</w:t>
+      </w:r>
+    </w:p>
+    <w:p>
+      <w:pPr>
+        <w:spacing w:line="12pt" w:lineRule="auto"/>
+        <w:ind w:firstLine="21.10pt"/>
+        <w:rPr>
+          <w:rFonts w:ascii="宋体" w:hAnsi="宋体"/>
+          <w:sz w:val="21"/>
+          <w:szCs w:val="21"/>
+          <w:shd w:val="clear" w:color="auto" w:fill="FFFFFF"/>
+        </w:rPr>
+      </w:pPr>
+      <w:r>
+        <w:rPr>
+          <w:rFonts w:ascii="宋体" w:hAnsi="宋体"/>
+          <w:b/>
+          <w:bCs/>
+          <w:sz w:val="21"/>
+          <w:szCs w:val="21"/>
+          <w:shd w:val="clear" w:color="auto" w:fill="FFFFFF"/>
+        </w:rPr>
+        <w:t>- show_start_menu()：</w:t>
+      </w:r>
+      <w:r>
+        <w:rPr>
+          <w:rFonts w:ascii="宋体" w:hAnsi="宋体"/>
+          <w:sz w:val="21"/>
+          <w:szCs w:val="21"/>
+          <w:shd w:val="clear" w:color="auto" w:fill="FFFFFF"/>
+        </w:rPr>
+        <w:t>主菜单（单机/联机）→ 联机子菜单（创建主机/连接主机），阻塞等待用户点击，连接主机时弹出 InputBox 获取 IP。参数：无。返回：int，取值为 MENU_SINGLE(1) / MENU_HOST(2) / MENU_CLIENT(3)。</w:t>
+      </w:r>
+    </w:p>
+    <w:p>
+      <w:pPr>
+        <w:spacing w:line="12pt" w:lineRule="auto"/>
+        <w:ind w:firstLine="21.10pt"/>
+        <w:rPr>
+          <w:rFonts w:ascii="宋体" w:hAnsi="宋体"/>
+          <w:sz w:val="21"/>
+          <w:szCs w:val="21"/>
+          <w:shd w:val="clear" w:color="auto" w:fill="FFFFFF"/>
+        </w:rPr>
+      </w:pPr>
+      <w:r>
+        <w:rPr>
+          <w:rFonts w:ascii="宋体" w:hAnsi="宋体"/>
+          <w:b/>
+          <w:bCs/>
+          <w:sz w:val="21"/>
+          <w:szCs w:val="21"/>
+          <w:shd w:val="clear" w:color="auto" w:fill="FFFFFF"/>
+        </w:rPr>
+        <w:t>- get_connect_ip()：</w:t>
+      </w:r>
+      <w:r>
+        <w:rPr>
+          <w:rFonts w:ascii="宋体" w:hAnsi="宋体"/>
+          <w:sz w:val="21"/>
+          <w:szCs w:val="21"/>
+          <w:shd w:val="clear" w:color="auto" w:fill="FFFFFF"/>
+        </w:rPr>
+        <w:t>返回用户在 InputBox 中输入的目标 IP 地址字符串。返回：const char*。</w:t>
+      </w:r>
+    </w:p>
+    <w:p>
+      <w:pPr>
+        <w:spacing w:line="12pt" w:lineRule="auto"/>
+        <w:ind w:firstLine="21.10pt"/>
+        <w:rPr>
+          <w:rFonts w:ascii="宋体" w:hAnsi="宋体"/>
+          <w:sz w:val="21"/>
+          <w:szCs w:val="21"/>
+          <w:shd w:val="clear" w:color="auto" w:fill="FFFFFF"/>
+        </w:rPr>
+      </w:pPr>
+      <w:r>
+        <w:rPr>
+          <w:rFonts w:ascii="宋体" w:hAnsi="宋体"/>
+          <w:b/>
+          <w:bCs/>
+          <w:sz w:val="21"/>
+          <w:szCs w:val="21"/>
+          <w:shd w:val="clear" w:color="auto" w:fill="FFFFFF"/>
+        </w:rPr>
+        <w:t>- draw_btn()：</w:t>
+      </w:r>
+      <w:r>
+        <w:rPr>
+          <w:rFonts w:ascii="宋体" w:hAnsi="宋体"/>
+          <w:sz w:val="21"/>
+          <w:szCs w:val="21"/>
+          <w:shd w:val="clear" w:color="auto" w:fill="FFFFFF"/>
+        </w:rPr>
+        <w:t>绘制一个矩形按钮。参数：x, y, w, h, text, color。返回：void。</w:t>
+      </w:r>
+    </w:p>
+    <w:p>
+      <w:pPr>
+        <w:spacing w:line="12pt" w:lineRule="auto"/>
+        <w:ind w:firstLine="21.10pt"/>
+        <w:rPr>
+          <w:rFonts w:ascii="宋体" w:hAnsi="宋体"/>
+          <w:sz w:val="21"/>
+          <w:szCs w:val="21"/>
+          <w:shd w:val="clear" w:color="auto" w:fill="FFFFFF"/>
+        </w:rPr>
+      </w:pPr>
+      <w:r>
+        <w:rPr>
+          <w:rFonts w:ascii="宋体" w:hAnsi="宋体"/>
+          <w:b/>
+          <w:bCs/>
+          <w:sz w:val="21"/>
+          <w:szCs w:val="21"/>
+          <w:shd w:val="clear" w:color="auto" w:fill="FFFFFF"/>
+        </w:rPr>
+        <w:t>- in_btn()：</w:t>
+      </w:r>
+      <w:r>
+        <w:rPr>
+          <w:rFonts w:ascii="宋体" w:hAnsi="宋体"/>
+          <w:sz w:val="21"/>
+          <w:szCs w:val="21"/>
+          <w:shd w:val="clear" w:color="auto" w:fill="FFFFFF"/>
+        </w:rPr>
+        <w:t>判断鼠标坐标是否在按钮区域内。参数：mx, my, bx, by, bw, bh。返回：bool。</w:t>
+      </w:r>
+    </w:p>
+    <w:p>
+      <w:pPr>
+        <w:spacing w:line="12pt" w:lineRule="auto"/>
+        <w:ind w:firstLine="21.10pt"/>
+        <w:rPr>
+          <w:rFonts w:ascii="宋体" w:hAnsi="宋体"/>
+          <w:sz w:val="21"/>
+          <w:szCs w:val="21"/>
+          <w:shd w:val="clear" w:color="auto" w:fill="FFFFFF"/>
+        </w:rPr>
+      </w:pPr>
+      <w:r>
+        <w:rPr>
+          <w:rFonts w:ascii="宋体" w:hAnsi="宋体"/>
+          <w:b/>
+          <w:bCs/>
+          <w:sz w:val="21"/>
+          <w:szCs w:val="21"/>
+          <w:shd w:val="clear" w:color="auto" w:fill="FFFFFF"/>
+        </w:rPr>
+        <w:t>- wait_click()：</w:t>
+      </w:r>
+      <w:r>
+        <w:rPr>
+          <w:rFonts w:ascii="宋体" w:hAnsi="宋体"/>
+          <w:sz w:val="21"/>
+          <w:szCs w:val="21"/>
+          <w:shd w:val="clear" w:color="auto" w:fill="FFFFFF"/>
+        </w:rPr>
+        <w:t>阻塞等待鼠标左键点击或窗口关闭。参数：int &amp;mx, &amp;my（输出）。返回：void。</w:t>
+      </w:r>
+    </w:p>
+    <w:p>
+      <w:pPr>
+        <w:spacing w:line="12pt" w:lineRule="auto"/>
+        <w:ind w:firstLine="21pt"/>
+        <w:rPr>
+          <w:rFonts w:ascii="宋体" w:hAnsi="宋体"/>
+          <w:sz w:val="21"/>
+          <w:szCs w:val="21"/>
+          <w:shd w:val="clear" w:color="auto" w:fill="FFFFFF"/>
+        </w:rPr>
+      </w:pPr>
+      <w:r>
+        <w:rPr>
+          <w:rFonts w:ascii="宋体" w:hAnsi="宋体"/>
+          <w:sz w:val="21"/>
+          <w:szCs w:val="21"/>
+          <w:shd w:val="clear" w:color="auto" w:fill="FFFFFF"/>
+        </w:rPr>
+        <w:t>说明：菜单模块于项目优化期间从 draw_board.cpp 中独立出来，遵循单一职责原则。</w:t>
+      </w:r>
+    </w:p>
+    <w:p>
+      <w:pPr>
+        <w:spacing w:line="12pt" w:lineRule="auto"/>
+        <w:ind w:firstLine="21pt"/>
+        <w:rPr>
+          <w:rFonts w:ascii="宋体" w:hAnsi="宋体"/>
+          <w:sz w:val="21"/>
+          <w:szCs w:val="21"/>
+          <w:shd w:val="clear" w:color="auto" w:fill="FFFFFF"/>
+        </w:rPr>
+      </w:pPr>
+    </w:p>
+    <w:p>
+      <w:pPr>
+        <w:ind w:firstLine="24.10pt"/>
+        <w:rPr>
+          <w:rFonts w:ascii="宋体" w:hAnsi="宋体"/>
+          <w:b/>
+          <w:bCs/>
+          <w:shd w:val="clear" w:color="auto" w:fill="FFFFFF"/>
+        </w:rPr>
+      </w:pPr>
+      <w:r>
+        <w:rPr>
+          <w:rFonts w:ascii="宋体" w:hAnsi="宋体"/>
+          <w:b/>
+          <w:bCs/>
+          <w:shd w:val="clear" w:color="auto" w:fill="FFFFFF"/>
+        </w:rPr>
+        <w:t>4.1</w:t>
+      </w:r>
+      <w:r>
+        <w:rPr>
+          <w:rFonts w:ascii="宋体" w:hAnsi="宋体"/>
+          <w:b/>
+          <w:bCs/>
+          <w:shd w:val="clear" w:color="auto" w:fill="FFFFFF"/>
+        </w:rPr>
+        <w:t>.5 mouse_input.h/cpp — 鼠标输入处理</w:t>
+      </w:r>
+    </w:p>
+    <w:p>
+      <w:pPr>
+        <w:spacing w:line="12pt" w:lineRule="auto"/>
+        <w:ind w:firstLine="21.10pt"/>
+        <w:rPr>
+          <w:rFonts w:ascii="宋体" w:hAnsi="宋体"/>
+          <w:sz w:val="21"/>
+          <w:szCs w:val="21"/>
+          <w:shd w:val="clear" w:color="auto" w:fill="FFFFFF"/>
+        </w:rPr>
+      </w:pPr>
+      <w:r>
+        <w:rPr>
+          <w:rFonts w:ascii="宋体" w:hAnsi="宋体"/>
+          <w:b/>
+          <w:bCs/>
+          <w:sz w:val="21"/>
+          <w:szCs w:val="21"/>
+          <w:shd w:val="clear" w:color="auto" w:fill="FFFFFF"/>
+        </w:rPr>
+        <w:t>- handle_mouse_click(state, pX, pY, out_move)：</w:t>
+      </w:r>
+      <w:r>
+        <w:rPr>
+          <w:rFonts w:ascii="宋体" w:hAnsi="宋体"/>
+          <w:sz w:val="21"/>
+          <w:szCs w:val="21"/>
+          <w:shd w:val="clear" w:color="auto" w:fill="FFFFFF"/>
+        </w:rPr>
+        <w:t>处理鼠标点击。参数：state, 像素坐标(pX,pY), Move &amp;out_move（输出）。返回：bool（走棋成功时为 true）。</w:t>
+      </w:r>
+    </w:p>
+    <w:p>
+      <w:pPr>
+        <w:spacing w:line="12pt" w:lineRule="auto"/>
+        <w:ind w:firstLine="21pt"/>
+        <w:rPr>
+          <w:rFonts w:ascii="宋体" w:hAnsi="宋体"/>
+          <w:sz w:val="21"/>
+          <w:szCs w:val="21"/>
+          <w:shd w:val="clear" w:color="auto" w:fill="FFFFFF"/>
+        </w:rPr>
+      </w:pPr>
+      <w:r>
+        <w:rPr>
+          <w:rFonts w:ascii="宋体" w:hAnsi="宋体"/>
+          <w:sz w:val="21"/>
+          <w:szCs w:val="21"/>
+          <w:shd w:val="clear" w:color="auto" w:fill="FFFFFF"/>
+        </w:rPr>
+        <w:t>状态机转换：</w:t>
+      </w:r>
+    </w:p>
+    <w:p>
+      <w:pPr>
+        <w:spacing w:line="12pt" w:lineRule="auto"/>
+        <w:ind w:firstLine="21pt"/>
+        <w:rPr>
+          <w:rFonts w:ascii="宋体" w:hAnsi="宋体"/>
+          <w:sz w:val="21"/>
+          <w:szCs w:val="21"/>
+          <w:shd w:val="clear" w:color="auto" w:fill="FFFFFF"/>
+        </w:rPr>
+      </w:pPr>
+      <w:r>
+        <w:rPr>
+          <w:rFonts w:ascii="宋体" w:hAnsi="宋体"/>
+          <w:sz w:val="21"/>
+          <w:szCs w:val="21"/>
+          <w:shd w:val="clear" w:color="auto" w:fill="FFFFFF"/>
+        </w:rPr>
+        <w:t>在 SELECT_FIRST（选棋）阶段：点击己方棋子则选中，进入 SELECT_SECOND；点击空处或对方棋子则忽略。</w:t>
+      </w:r>
+    </w:p>
+    <w:p>
+      <w:pPr>
+        <w:spacing w:line="12pt" w:lineRule="auto"/>
+        <w:ind w:firstLine="21pt"/>
+        <w:rPr>
+          <w:rFonts w:ascii="宋体" w:hAnsi="宋体"/>
+          <w:sz w:val="21"/>
+          <w:szCs w:val="21"/>
+          <w:shd w:val="clear" w:color="auto" w:fill="FFFFFF"/>
+        </w:rPr>
+      </w:pPr>
+      <w:r>
+        <w:rPr>
+          <w:rFonts w:ascii="宋体" w:hAnsi="宋体"/>
+          <w:sz w:val="21"/>
+          <w:szCs w:val="21"/>
+          <w:shd w:val="clear" w:color="auto" w:fill="FFFFFF"/>
+        </w:rPr>
+        <w:t>在 SELECT_SECOND（走棋）阶段：点击同一棋子则取消选中，回到 SELECT_FIRST；点击己方其他棋子则切换选中，保持 SELECT_SECOND；点击目标位置则调用 apply_move() 校验——若成功，输出 Move 并回到 SELECT_FIRST；若失败，取消选中，回到 SELECT_FIRST。</w:t>
+      </w:r>
+    </w:p>
+    <w:p>
+      <w:pPr>
+        <w:spacing w:line="12pt" w:lineRule="auto"/>
+        <w:ind w:firstLine="21pt"/>
+        <w:rPr>
+          <w:rFonts w:ascii="宋体" w:hAnsi="宋体"/>
+          <w:sz w:val="21"/>
+          <w:szCs w:val="21"/>
+          <w:shd w:val="clear" w:color="auto" w:fill="FFFFFF"/>
+        </w:rPr>
+      </w:pPr>
       <w:r>
         <w:rPr>
           <w:rFonts w:ascii="宋体" w:hAnsi="宋体"/>
@@ -5103,7 +7190,48 @@
           <w:shd w:val="clear" w:color="auto" w:fill="FFFFFF"/>
         </w:rPr>
         <w:lastRenderedPageBreak/>
-        <w:t>若当前回合已是 target 则退 2 步，否则退 1 步。参数：state, target_color。返回：void。内部调用 undo_move()。</w:t>
+        <w:t>坐标转换采用四舍五入：col = (pX - BOARD_LEFT + CELL_SIZE/2) / CELL_SIZE。</w:t>
+      </w:r>
+    </w:p>
+    <w:p>
+      <w:pPr>
+        <w:spacing w:line="12pt" w:lineRule="auto"/>
+        <w:ind w:firstLine="21pt"/>
+        <w:rPr>
+          <w:rFonts w:ascii="宋体" w:hAnsi="宋体"/>
+          <w:sz w:val="21"/>
+          <w:szCs w:val="21"/>
+          <w:shd w:val="clear" w:color="auto" w:fill="FFFFFF"/>
+        </w:rPr>
+      </w:pPr>
+    </w:p>
+    <w:p>
+      <w:pPr>
+        <w:ind w:firstLine="24.10pt"/>
+        <w:rPr>
+          <w:rFonts w:ascii="宋体" w:hAnsi="宋体"/>
+          <w:b/>
+          <w:bCs/>
+          <w:shd w:val="clear" w:color="auto" w:fill="FFFFFF"/>
+        </w:rPr>
+      </w:pPr>
+      <w:r>
+        <w:rPr>
+          <w:rFonts w:ascii="宋体" w:hAnsi="宋体"/>
+          <w:b/>
+          <w:bCs/>
+          <w:shd w:val="clear" w:color="auto" w:fill="FFFFFF"/>
+        </w:rPr>
+        <w:t>4.1</w:t>
+      </w:r>
+      <w:r>
+        <w:rPr>
+          <w:rFonts w:ascii="宋体" w:hAnsi="宋体"/>
+          <w:b/>
+          <w:bCs/>
+          <w:shd w:val="clear" w:color="auto" w:fill="FFFFFF"/>
+        </w:rPr>
+        <w:t>.6 draw_board.h/cpp — 棋盘渲染</w:t>
       </w:r>
     </w:p>
     <w:p>
@@ -5126,16 +7254,16 @@
           <w:szCs w:val="21"/>
           <w:shd w:val="clear" w:color="auto" w:fill="FFFFFF"/>
         </w:rPr>
-        <w:t>- is_attacked(state, x, y, attacker_color)：</w:t>
-      </w:r>
-      <w:r>
-        <w:rPr>
-          <w:rFonts w:ascii="宋体" w:hAnsi="宋体"/>
-          <w:sz w:val="21"/>
-          <w:szCs w:val="21"/>
-          <w:shd w:val="clear" w:color="auto" w:fill="FFFFFF"/>
-        </w:rPr>
-        <w:t>遍历 attacker_color 方所有棋子，判断是否有棋子能攻击到点 (x,y)。覆盖車/馬/砲/象/士/将/卒全部走法，不含飞将。参数：state, 目标坐标, 攻击方颜色。返回：bool。</w:t>
+        <w:t>- draw_board(state, is_network, is_host)：</w:t>
+      </w:r>
+      <w:r>
+        <w:rPr>
+          <w:rFonts w:ascii="宋体" w:hAnsi="宋体"/>
+          <w:sz w:val="21"/>
+          <w:szCs w:val="21"/>
+          <w:shd w:val="clear" w:color="auto" w:fill="FFFFFF"/>
+        </w:rPr>
+        <w:t>完整渲染棋盘、棋子、选中高亮、合法走法标记、将军文字、右侧 UI 面板、悔棋弹窗。参数：state, 是否联机, 是否主机。返回：void。</w:t>
       </w:r>
     </w:p>
     <w:p>
@@ -5158,16 +7286,192 @@
           <w:szCs w:val="21"/>
           <w:shd w:val="clear" w:color="auto" w:fill="FFFFFF"/>
         </w:rPr>
-        <w:t>- is_in_check(state, color)：</w:t>
-      </w:r>
-      <w:r>
-        <w:rPr>
-          <w:rFonts w:ascii="宋体" w:hAnsi="宋体"/>
-          <w:sz w:val="21"/>
-          <w:szCs w:val="21"/>
-          <w:shd w:val="clear" w:color="auto" w:fill="FFFFFF"/>
-        </w:rPr>
-        <w:t>判断 color 方是否正被将军。先找己方将/帥位置，调 is_attacked() 检测普通攻击，再检查对面将是否同列且无遮挡（飞将）。参数：state, 被检查方颜色。返回：bool。内部调用 is_attacked()。</w:t>
+        <w:t>- show_result(state)：</w:t>
+      </w:r>
+      <w:r>
+        <w:rPr>
+          <w:rFonts w:ascii="宋体" w:hAnsi="宋体"/>
+          <w:sz w:val="21"/>
+          <w:szCs w:val="21"/>
+          <w:shd w:val="clear" w:color="auto" w:fill="FFFFFF"/>
+        </w:rPr>
+        <w:t>显示白底结算文字框（红胜/黑胜）。参数：state。返回：void。</w:t>
+      </w:r>
+    </w:p>
+    <w:p>
+      <w:pPr>
+        <w:spacing w:line="12pt" w:lineRule="auto"/>
+        <w:ind w:firstLine="21pt"/>
+        <w:rPr>
+          <w:rFonts w:ascii="宋体" w:hAnsi="宋体"/>
+          <w:sz w:val="21"/>
+          <w:szCs w:val="21"/>
+          <w:shd w:val="clear" w:color="auto" w:fill="FFFFFF"/>
+        </w:rPr>
+      </w:pPr>
+      <w:r>
+        <w:rPr>
+          <w:rFonts w:ascii="宋体" w:hAnsi="宋体"/>
+          <w:sz w:val="21"/>
+          <w:szCs w:val="21"/>
+          <w:shd w:val="clear" w:color="auto" w:fill="FFFFFF"/>
+        </w:rPr>
+        <w:t>渲染顺序：背景 → 将军提示 → 棋盘外框（2px 粗线）→ 横线/竖线（楚河汉界处断开）→ 九宫斜线 → 楚河汉界文字 → 棋子（含选中高亮）→ 合法走法标记（绿色圆点</w:t>
+      </w:r>
+      <w:r>
+        <w:rPr>
+          <w:rFonts w:ascii="宋体" w:hAnsi="宋体" w:hint="eastAsia"/>
+          <w:sz w:val="21"/>
+          <w:szCs w:val="21"/>
+          <w:shd w:val="clear" w:color="auto" w:fill="FFFFFF"/>
+        </w:rPr>
+        <w:t>为</w:t>
+      </w:r>
+      <w:r>
+        <w:rPr>
+          <w:rFonts w:ascii="宋体" w:hAnsi="宋体"/>
+          <w:sz w:val="21"/>
+          <w:szCs w:val="21"/>
+          <w:shd w:val="clear" w:color="auto" w:fill="FFFFFF"/>
+        </w:rPr>
+        <w:t>可走空位，红色圆圈</w:t>
+      </w:r>
+      <w:r>
+        <w:rPr>
+          <w:rFonts w:ascii="宋体" w:hAnsi="宋体" w:hint="eastAsia"/>
+          <w:sz w:val="21"/>
+          <w:szCs w:val="21"/>
+          <w:shd w:val="clear" w:color="auto" w:fill="FFFFFF"/>
+        </w:rPr>
+        <w:t>为</w:t>
+      </w:r>
+      <w:r>
+        <w:rPr>
+          <w:rFonts w:ascii="宋体" w:hAnsi="宋体"/>
+          <w:sz w:val="21"/>
+          <w:szCs w:val="21"/>
+          <w:shd w:val="clear" w:color="auto" w:fill="FFFFFF"/>
+        </w:rPr>
+        <w:t>可吃子位）→ 右侧面板 → 悔棋请求弹窗（联机时）。</w:t>
+      </w:r>
+    </w:p>
+    <w:p>
+      <w:pPr>
+        <w:spacing w:line="12pt" w:lineRule="auto"/>
+        <w:ind w:firstLine="21pt"/>
+        <w:rPr>
+          <w:rFonts w:ascii="宋体" w:hAnsi="宋体"/>
+          <w:sz w:val="21"/>
+          <w:szCs w:val="21"/>
+          <w:shd w:val="clear" w:color="auto" w:fill="FFFFFF"/>
+        </w:rPr>
+      </w:pPr>
+      <w:r>
+        <w:rPr>
+          <w:rFonts w:ascii="宋体" w:hAnsi="宋体"/>
+          <w:sz w:val="21"/>
+          <w:szCs w:val="21"/>
+          <w:shd w:val="clear" w:color="auto" w:fill="FFFFFF"/>
+        </w:rPr>
+        <w:t>说明：</w:t>
+      </w:r>
+      <w:r>
+        <w:rPr>
+          <w:rFonts w:ascii="宋体" w:hAnsi="宋体" w:hint="eastAsia"/>
+          <w:sz w:val="21"/>
+          <w:szCs w:val="21"/>
+          <w:shd w:val="clear" w:color="auto" w:fill="FFFFFF"/>
+        </w:rPr>
+        <w:t>右侧</w:t>
+      </w:r>
+      <w:r>
+        <w:rPr>
+          <w:rFonts w:ascii="宋体" w:hAnsi="宋体"/>
+          <w:sz w:val="21"/>
+          <w:szCs w:val="21"/>
+          <w:shd w:val="clear" w:color="auto" w:fill="FFFFFF"/>
+        </w:rPr>
+        <w:t>面板根据 is_network / is_host 参数（由 main() 传入）决定按钮布局，不直接读取网络状态，解除了 UI 层对网络层的依赖。</w:t>
+      </w:r>
+    </w:p>
+    <w:p>
+      <w:pPr>
+        <w:spacing w:line="12pt" w:lineRule="auto"/>
+        <w:ind w:firstLine="21pt"/>
+        <w:rPr>
+          <w:rFonts w:ascii="宋体" w:hAnsi="宋体"/>
+          <w:sz w:val="21"/>
+          <w:szCs w:val="21"/>
+          <w:shd w:val="clear" w:color="auto" w:fill="FFFFFF"/>
+        </w:rPr>
+      </w:pPr>
+    </w:p>
+    <w:p>
+      <w:pPr>
+        <w:ind w:firstLine="24.10pt"/>
+        <w:rPr>
+          <w:rFonts w:ascii="宋体" w:hAnsi="宋体"/>
+          <w:b/>
+          <w:bCs/>
+          <w:shd w:val="clear" w:color="auto" w:fill="FFFFFF"/>
+        </w:rPr>
+      </w:pPr>
+      <w:r>
+        <w:rPr>
+          <w:rFonts w:ascii="宋体" w:hAnsi="宋体"/>
+          <w:b/>
+          <w:bCs/>
+          <w:shd w:val="clear" w:color="auto" w:fill="FFFFFF"/>
+        </w:rPr>
+        <w:t>4.1</w:t>
+      </w:r>
+      <w:r>
+        <w:rPr>
+          <w:rFonts w:ascii="宋体" w:hAnsi="宋体"/>
+          <w:b/>
+          <w:bCs/>
+          <w:shd w:val="clear" w:color="auto" w:fill="FFFFFF"/>
+        </w:rPr>
+        <w:t>.7 game_manager.h/cpp — 游戏流程管理</w:t>
+      </w:r>
+    </w:p>
+    <w:p>
+      <w:pPr>
+        <w:spacing w:line="12pt" w:lineRule="auto"/>
+        <w:ind w:firstLine="21pt"/>
+        <w:rPr>
+          <w:rFonts w:ascii="宋体" w:hAnsi="宋体"/>
+          <w:sz w:val="21"/>
+          <w:szCs w:val="21"/>
+          <w:shd w:val="clear" w:color="auto" w:fill="FFFFFF"/>
+        </w:rPr>
+      </w:pPr>
+      <w:r>
+        <w:rPr>
+          <w:rFonts w:ascii="宋体" w:hAnsi="宋体" w:hint="eastAsia"/>
+          <w:sz w:val="21"/>
+          <w:szCs w:val="21"/>
+          <w:shd w:val="clear" w:color="auto" w:fill="FFFFFF"/>
+        </w:rPr>
+        <w:t>（</w:t>
+      </w:r>
+      <w:r>
+        <w:rPr>
+          <w:rFonts w:ascii="宋体" w:hAnsi="宋体"/>
+          <w:sz w:val="21"/>
+          <w:szCs w:val="21"/>
+          <w:shd w:val="clear" w:color="auto" w:fill="FFFFFF"/>
+        </w:rPr>
+        <w:t>本模块接管了优化前 main.cpp 中全部辅助函数，以及网络消息分发和游戏结算流程。main.cpp 精简为仅含 main() 函数。</w:t>
+      </w:r>
+      <w:r>
+        <w:rPr>
+          <w:rFonts w:ascii="宋体" w:hAnsi="宋体" w:hint="eastAsia"/>
+          <w:sz w:val="21"/>
+          <w:szCs w:val="21"/>
+          <w:shd w:val="clear" w:color="auto" w:fill="FFFFFF"/>
+        </w:rPr>
+        <w:t>）</w:t>
       </w:r>
     </w:p>
     <w:p>
@@ -5190,16 +7494,16 @@
           <w:szCs w:val="21"/>
           <w:shd w:val="clear" w:color="auto" w:fill="FFFFFF"/>
         </w:rPr>
-        <w:t>- get_legal_moves(state, fx, fy)：</w:t>
-      </w:r>
-      <w:r>
-        <w:rPr>
-          <w:rFonts w:ascii="宋体" w:hAnsi="宋体"/>
-          <w:sz w:val="21"/>
-          <w:szCs w:val="21"/>
-          <w:shd w:val="clear" w:color="auto" w:fill="FFFFFF"/>
-        </w:rPr>
-        <w:t>枚举 (fx,fy) 处棋子的所有合法走法。对 90 个目标位置逐一遍历，每个位置调 apply_move() 试探，成功则记录并立即 undo_move() 恢复。参数：state, 棋子坐标。返回：vector&lt;Move&gt;。内部调用 apply_move() → undo_move()。</w:t>
+        <w:t>- is_my_turn(menu_choice, current_side)：</w:t>
+      </w:r>
+      <w:r>
+        <w:rPr>
+          <w:rFonts w:ascii="宋体" w:hAnsi="宋体"/>
+          <w:sz w:val="21"/>
+          <w:szCs w:val="21"/>
+          <w:shd w:val="clear" w:color="auto" w:fill="FFFFFF"/>
+        </w:rPr>
+        <w:t>判断当前回合是否轮到本地操作。单机总是返回 true；联机主机=红方、客机=黑方。参数：menu_choice, current_side。返回：bool。</w:t>
       </w:r>
     </w:p>
     <w:p>
@@ -5222,29 +7526,17 @@
           <w:szCs w:val="21"/>
           <w:shd w:val="clear" w:color="auto" w:fill="FFFFFF"/>
         </w:rPr>
-        <w:t>- check_over(state)：</w:t>
-      </w:r>
-      <w:r>
-        <w:rPr>
-          <w:rFonts w:ascii="宋体" w:hAnsi="宋体"/>
-          <w:sz w:val="21"/>
-          <w:szCs w:val="21"/>
-          <w:shd w:val="clear" w:color="auto" w:fill="FFFFFF"/>
-        </w:rPr>
-        <w:t>将死判定：遍历当前回合方所有棋子，若全部 get_legal_moves() 为空，则当前方被将死，判对方获胜。参数：GameState &amp;state。返回：int（胜方颜色，-1 表示未结束）。内部调用 get_legal_moves()。</w:t>
-      </w:r>
-    </w:p>
-    <w:p>
-      <w:pPr>
-        <w:spacing w:line="12pt" w:lineRule="auto"/>
-        <w:ind w:firstLine="21pt"/>
-        <w:rPr>
-          <w:rFonts w:ascii="宋体" w:hAnsi="宋体"/>
-          <w:sz w:val="21"/>
-          <w:szCs w:val="21"/>
-          <w:shd w:val="clear" w:color="auto" w:fill="FFFFFF"/>
-        </w:rPr>
-      </w:pPr>
+        <w:t>- handle_control_click(state, px, py, is_network, is_host)：</w:t>
+      </w:r>
+      <w:r>
+        <w:rPr>
+          <w:rFonts w:ascii="宋体" w:hAnsi="宋体"/>
+          <w:sz w:val="21"/>
+          <w:szCs w:val="21"/>
+          <w:shd w:val="clear" w:color="auto" w:fill="FFFFFF"/>
+        </w:rPr>
+        <w:t>处理右侧 UI 按钮点击。单机模式下：黑认输（判红胜）、悔棋（undo_move）、红认输（判黑胜）。联机模式下：己方认输则调用 net_send_resign() 并判负；悔棋则调用 net_send_undo_req() 并用 net_set_waiting_undo(true) 锁定本地操作；悔棋弹窗同意/拒绝则调用 undo_to_turn() 并发送对应消息。参数：state, 像素坐标, is_network, is_host。返回：bool（已处理时为 true）。</w:t>
+      </w:r>
     </w:p>
     <w:p>
       <w:pPr>
@@ -5252,23 +7544,30 @@
         <w:ind w:firstLine="21.10pt"/>
         <w:rPr>
           <w:rFonts w:ascii="宋体" w:hAnsi="宋体"/>
-          <w:b/>
-          <w:bCs/>
-          <w:sz w:val="21"/>
-          <w:szCs w:val="21"/>
-          <w:shd w:val="clear" w:color="auto" w:fill="FFFFFF"/>
-        </w:rPr>
-      </w:pPr>
-      <w:r>
-        <w:rPr>
-          <w:rFonts w:ascii="宋体" w:hAnsi="宋体"/>
-          <w:b/>
-          <w:bCs/>
-          <w:sz w:val="21"/>
-          <w:szCs w:val="21"/>
-          <w:shd w:val="clear" w:color="auto" w:fill="FFFFFF"/>
-        </w:rPr>
-        <w:t>关键算法要点：</w:t>
+          <w:sz w:val="21"/>
+          <w:szCs w:val="21"/>
+          <w:shd w:val="clear" w:color="auto" w:fill="FFFFFF"/>
+        </w:rPr>
+      </w:pPr>
+      <w:r>
+        <w:rPr>
+          <w:rFonts w:ascii="宋体" w:hAnsi="宋体"/>
+          <w:b/>
+          <w:bCs/>
+          <w:sz w:val="21"/>
+          <w:szCs w:val="21"/>
+          <w:shd w:val="clear" w:color="auto" w:fill="FFFFFF"/>
+        </w:rPr>
+        <w:t>- handle_network_msg(state, menu_choice)：</w:t>
+      </w:r>
+      <w:r>
+        <w:rPr>
+          <w:rFonts w:ascii="宋体" w:hAnsi="宋体"/>
+          <w:sz w:val="21"/>
+          <w:szCs w:val="21"/>
+          <w:shd w:val="clear" w:color="auto" w:fill="FFFFFF"/>
+        </w:rPr>
+        <w:t>非阻塞接收一条网络消息并分发处理，涵盖 MOVE / UNDO_REQ / UNDO_ACCEPT / UNDO_REJECT / RESIGN 消息类型。接收失败时检查 net_get_state().connected：若为 false，则直接判本方获胜（对方断连）。参数：state, menu_choice。返回：bool。</w:t>
       </w:r>
     </w:p>
     <w:p>
@@ -5291,52 +7590,16 @@
           <w:szCs w:val="21"/>
           <w:shd w:val="clear" w:color="auto" w:fill="FFFFFF"/>
         </w:rPr>
-        <w:t>1. 走棋校验（apply_move）：</w:t>
-      </w:r>
-      <w:r>
-        <w:rPr>
-          <w:rFonts w:ascii="宋体" w:hAnsi="宋体"/>
-          <w:sz w:val="21"/>
-          <w:szCs w:val="21"/>
-          <w:shd w:val="clear" w:color="auto" w:fill="FFFFFF"/>
-        </w:rPr>
-        <w:t>采用</w:t>
-      </w:r>
-      <w:r>
-        <w:rPr>
-          <w:rFonts w:ascii="宋体" w:hAnsi="宋体" w:hint="eastAsia"/>
-          <w:sz w:val="21"/>
-          <w:szCs w:val="21"/>
-          <w:shd w:val="clear" w:color="auto" w:fill="FFFFFF"/>
-        </w:rPr>
-        <w:t>“</w:t>
-      </w:r>
-      <w:r>
-        <w:rPr>
-          <w:rFonts w:ascii="宋体" w:hAnsi="宋体"/>
-          <w:sz w:val="21"/>
-          <w:szCs w:val="21"/>
-          <w:shd w:val="clear" w:color="auto" w:fill="FFFFFF"/>
-        </w:rPr>
-        <w:t>规则校验 → 模拟执行 → 自将检查 → 正式提交</w:t>
-      </w:r>
-      <w:r>
-        <w:rPr>
-          <w:rFonts w:ascii="宋体" w:hAnsi="宋体" w:hint="eastAsia"/>
-          <w:sz w:val="21"/>
-          <w:szCs w:val="21"/>
-          <w:shd w:val="clear" w:color="auto" w:fill="FFFFFF"/>
-        </w:rPr>
-        <w:t>”</w:t>
-      </w:r>
-      <w:r>
-        <w:rPr>
-          <w:rFonts w:ascii="宋体" w:hAnsi="宋体"/>
-          <w:sz w:val="21"/>
-          <w:szCs w:val="21"/>
-          <w:shd w:val="clear" w:color="auto" w:fill="FFFFFF"/>
-        </w:rPr>
-        <w:t>四步流程。模拟执行时暂存起终点旧值，若自将则恢复后返回 false，否则覆盖写入。将/帥分支中额外模拟移动来检查对将。</w:t>
+        <w:t>- net_startup(menu_choice)：</w:t>
+      </w:r>
+      <w:r>
+        <w:rPr>
+          <w:rFonts w:ascii="宋体" w:hAnsi="宋体"/>
+          <w:sz w:val="21"/>
+          <w:szCs w:val="21"/>
+          <w:shd w:val="clear" w:color="auto" w:fill="FFFFFF"/>
+        </w:rPr>
+        <w:t>启动网络连接。主机路径：调用 net_host(8888) 并弹出临时窗口显示本机 IP；客机路径：弹窗显示"正在连接主机..."，调用 net_connect(ip, 8888)。失败返回 false。参数：menu_choice。返回：bool。</w:t>
       </w:r>
     </w:p>
     <w:p>
@@ -5359,17 +7622,29 @@
           <w:szCs w:val="21"/>
           <w:shd w:val="clear" w:color="auto" w:fill="FFFFFF"/>
         </w:rPr>
-        <w:t>2. 合法走法枚举（get_legal_moves）：</w:t>
-      </w:r>
-      <w:r>
-        <w:rPr>
-          <w:rFonts w:ascii="宋体" w:hAnsi="宋体"/>
-          <w:sz w:val="21"/>
-          <w:szCs w:val="21"/>
-          <w:shd w:val="clear" w:color="auto" w:fill="FFFFFF"/>
-        </w:rPr>
-        <w:t>apply_move() 内部已完成自将检查，外层不能再次调用 is_in_check()，否则会产生双重判定导致合法走法被错误过滤（开发中曾因此出现走法提示不显示的 bug）。</w:t>
-      </w:r>
+        <w:t>- game_over_sequence(state, is_network, is_host)：</w:t>
+      </w:r>
+      <w:r>
+        <w:rPr>
+          <w:rFonts w:ascii="宋体" w:hAnsi="宋体"/>
+          <w:sz w:val="21"/>
+          <w:szCs w:val="21"/>
+          <w:shd w:val="clear" w:color="auto" w:fill="FFFFFF"/>
+        </w:rPr>
+        <w:t>游戏结算流程。返回：void。</w:t>
+      </w:r>
+    </w:p>
+    <w:p>
+      <w:pPr>
+        <w:spacing w:line="12pt" w:lineRule="auto"/>
+        <w:ind w:firstLine="21pt"/>
+        <w:rPr>
+          <w:rFonts w:ascii="宋体" w:hAnsi="宋体"/>
+          <w:sz w:val="21"/>
+          <w:szCs w:val="21"/>
+          <w:shd w:val="clear" w:color="auto" w:fill="FFFFFF"/>
+        </w:rPr>
+      </w:pPr>
     </w:p>
     <w:p>
       <w:pPr>
@@ -5377,102 +7652,128 @@
         <w:ind w:firstLine="21.10pt"/>
         <w:rPr>
           <w:rFonts w:ascii="宋体" w:hAnsi="宋体"/>
-          <w:sz w:val="21"/>
-          <w:szCs w:val="21"/>
-          <w:shd w:val="clear" w:color="auto" w:fill="FFFFFF"/>
-        </w:rPr>
-      </w:pPr>
-      <w:r>
-        <w:rPr>
-          <w:rFonts w:ascii="宋体" w:hAnsi="宋体"/>
-          <w:b/>
-          <w:bCs/>
-          <w:sz w:val="21"/>
-          <w:szCs w:val="21"/>
-          <w:shd w:val="clear" w:color="auto" w:fill="FFFFFF"/>
-        </w:rPr>
-        <w:t>3. 将死判定（check_over）：</w:t>
-      </w:r>
-      <w:r>
-        <w:rPr>
-          <w:rFonts w:ascii="宋体" w:hAnsi="宋体"/>
-          <w:sz w:val="21"/>
-          <w:szCs w:val="21"/>
-          <w:shd w:val="clear" w:color="auto" w:fill="FFFFFF"/>
-        </w:rPr>
-        <w:t>被将军时所有不符合规则的走法均被 apply_move() 否定，因此</w:t>
-      </w:r>
-      <w:r>
-        <w:rPr>
-          <w:rFonts w:ascii="宋体" w:hAnsi="宋体" w:hint="eastAsia"/>
-          <w:sz w:val="21"/>
-          <w:szCs w:val="21"/>
-          <w:shd w:val="clear" w:color="auto" w:fill="FFFFFF"/>
-        </w:rPr>
-        <w:t>“</w:t>
-      </w:r>
-      <w:r>
-        <w:rPr>
-          <w:rFonts w:ascii="宋体" w:hAnsi="宋体"/>
-          <w:sz w:val="21"/>
-          <w:szCs w:val="21"/>
-          <w:shd w:val="clear" w:color="auto" w:fill="FFFFFF"/>
-        </w:rPr>
-        <w:t>所有棋子无合法走法</w:t>
-      </w:r>
-      <w:r>
-        <w:rPr>
-          <w:rFonts w:ascii="宋体" w:hAnsi="宋体" w:hint="eastAsia"/>
-          <w:sz w:val="21"/>
-          <w:szCs w:val="21"/>
-          <w:shd w:val="clear" w:color="auto" w:fill="FFFFFF"/>
-        </w:rPr>
-        <w:t>”</w:t>
-      </w:r>
-      <w:r>
-        <w:rPr>
-          <w:rFonts w:ascii="宋体" w:hAnsi="宋体"/>
-          <w:sz w:val="21"/>
-          <w:szCs w:val="21"/>
-          <w:shd w:val="clear" w:color="auto" w:fill="FFFFFF"/>
-        </w:rPr>
-        <w:t>即等价于</w:t>
-      </w:r>
-      <w:r>
-        <w:rPr>
-          <w:rFonts w:ascii="宋体" w:hAnsi="宋体" w:hint="eastAsia"/>
-          <w:sz w:val="21"/>
-          <w:szCs w:val="21"/>
-          <w:shd w:val="clear" w:color="auto" w:fill="FFFFFF"/>
-        </w:rPr>
-        <w:t>“</w:t>
-      </w:r>
-      <w:r>
-        <w:rPr>
-          <w:rFonts w:ascii="宋体" w:hAnsi="宋体"/>
-          <w:sz w:val="21"/>
-          <w:szCs w:val="21"/>
-          <w:shd w:val="clear" w:color="auto" w:fill="FFFFFF"/>
-        </w:rPr>
-        <w:t>被将死</w:t>
-      </w:r>
-      <w:r>
-        <w:rPr>
-          <w:rFonts w:ascii="宋体" w:hAnsi="宋体" w:hint="eastAsia"/>
-          <w:sz w:val="21"/>
-          <w:szCs w:val="21"/>
-          <w:shd w:val="clear" w:color="auto" w:fill="FFFFFF"/>
-        </w:rPr>
-        <w:t>”</w:t>
-      </w:r>
-      <w:r>
-        <w:rPr>
-          <w:rFonts w:ascii="宋体" w:hAnsi="宋体"/>
-          <w:sz w:val="21"/>
-          <w:szCs w:val="21"/>
-          <w:shd w:val="clear" w:color="auto" w:fill="FFFFFF"/>
-        </w:rPr>
-        <w:t>。</w:t>
+          <w:b/>
+          <w:bCs/>
+          <w:sz w:val="21"/>
+          <w:szCs w:val="21"/>
+          <w:shd w:val="clear" w:color="auto" w:fill="FFFFFF"/>
+        </w:rPr>
+      </w:pPr>
+      <w:r>
+        <w:rPr>
+          <w:rFonts w:ascii="宋体" w:hAnsi="宋体"/>
+          <w:b/>
+          <w:bCs/>
+          <w:sz w:val="21"/>
+          <w:szCs w:val="21"/>
+          <w:shd w:val="clear" w:color="auto" w:fill="FFFFFF"/>
+        </w:rPr>
+        <w:t>悔棋协议流程：</w:t>
+      </w:r>
+    </w:p>
+    <w:p>
+      <w:pPr>
+        <w:spacing w:line="12pt" w:lineRule="auto"/>
+        <w:ind w:firstLine="21pt"/>
+        <w:rPr>
+          <w:rFonts w:ascii="宋体" w:hAnsi="宋体"/>
+          <w:sz w:val="21"/>
+          <w:szCs w:val="21"/>
+          <w:shd w:val="clear" w:color="auto" w:fill="FFFFFF"/>
+        </w:rPr>
+      </w:pPr>
+      <w:r>
+        <w:rPr>
+          <w:rFonts w:ascii="宋体" w:hAnsi="宋体"/>
+          <w:sz w:val="21"/>
+          <w:szCs w:val="21"/>
+          <w:shd w:val="clear" w:color="auto" w:fill="FFFFFF"/>
+        </w:rPr>
+        <w:t>A 点击悔棋 → net_send_undo_req() → net_set_waiting_undo(true) → 本地棋盘操作锁定</w:t>
+      </w:r>
+    </w:p>
+    <w:p>
+      <w:pPr>
+        <w:spacing w:line="12pt" w:lineRule="auto"/>
+        <w:ind w:firstLine="21pt"/>
+        <w:rPr>
+          <w:rFonts w:ascii="宋体" w:hAnsi="宋体"/>
+          <w:sz w:val="21"/>
+          <w:szCs w:val="21"/>
+          <w:shd w:val="clear" w:color="auto" w:fill="FFFFFF"/>
+        </w:rPr>
+      </w:pPr>
+      <w:r>
+        <w:rPr>
+          <w:rFonts w:ascii="宋体" w:hAnsi="宋体"/>
+          <w:sz w:val="21"/>
+          <w:szCs w:val="21"/>
+          <w:shd w:val="clear" w:color="auto" w:fill="FFFFFF"/>
+        </w:rPr>
+        <w:t>B 收到 NET_UNDO_REQ → state.undo_req_pending = true → 显示"同意/拒绝"弹窗</w:t>
+      </w:r>
+    </w:p>
+    <w:p>
+      <w:pPr>
+        <w:spacing w:line="12pt" w:lineRule="auto"/>
+        <w:ind w:firstLine="21pt"/>
+        <w:rPr>
+          <w:rFonts w:ascii="宋体" w:hAnsi="宋体"/>
+          <w:sz w:val="21"/>
+          <w:szCs w:val="21"/>
+          <w:shd w:val="clear" w:color="auto" w:fill="FFFFFF"/>
+        </w:rPr>
+      </w:pPr>
+      <w:r>
+        <w:rPr>
+          <w:rFonts w:ascii="宋体" w:hAnsi="宋体"/>
+          <w:sz w:val="21"/>
+          <w:szCs w:val="21"/>
+          <w:shd w:val="clear" w:color="auto" w:fill="FFFFFF"/>
+        </w:rPr>
+        <w:t>B 点击同意 → net_send_undo_accept() → undo_to_turn(state, opp_color)</w:t>
+      </w:r>
+    </w:p>
+    <w:p>
+      <w:pPr>
+        <w:spacing w:line="12pt" w:lineRule="auto"/>
+        <w:ind w:firstLine="21pt"/>
+        <w:rPr>
+          <w:rFonts w:ascii="宋体" w:hAnsi="宋体"/>
+          <w:sz w:val="21"/>
+          <w:szCs w:val="21"/>
+          <w:shd w:val="clear" w:color="auto" w:fill="FFFFFF"/>
+        </w:rPr>
+      </w:pPr>
+      <w:r>
+        <w:rPr>
+          <w:rFonts w:ascii="宋体" w:hAnsi="宋体"/>
+          <w:sz w:val="21"/>
+          <w:szCs w:val="21"/>
+          <w:shd w:val="clear" w:color="auto" w:fill="FFFFFF"/>
+        </w:rPr>
+        <w:t>B 点击拒绝 → net_send_undo_reject()</w:t>
+      </w:r>
+    </w:p>
+    <w:p>
+      <w:pPr>
+        <w:spacing w:line="12pt" w:lineRule="auto"/>
+        <w:ind w:firstLine="21pt"/>
+        <w:rPr>
+          <w:rFonts w:ascii="宋体" w:hAnsi="宋体"/>
+          <w:sz w:val="21"/>
+          <w:szCs w:val="21"/>
+          <w:shd w:val="clear" w:color="auto" w:fill="FFFFFF"/>
+        </w:rPr>
+      </w:pPr>
+      <w:r>
+        <w:rPr>
+          <w:rFonts w:ascii="宋体" w:hAnsi="宋体"/>
+          <w:sz w:val="21"/>
+          <w:szCs w:val="21"/>
+          <w:shd w:val="clear" w:color="auto" w:fill="FFFFFF"/>
+        </w:rPr>
+        <w:t>A 收到回复 → 同意则执行 undo_to_turn() 回退 → 解除锁定；拒绝则仅解除锁定</w:t>
       </w:r>
     </w:p>
     <w:p>
@@ -5513,7 +7814,28 @@
           <w:bCs/>
           <w:shd w:val="clear" w:color="auto" w:fill="FFFFFF"/>
         </w:rPr>
-        <w:t>.4 menu.h/cpp — 开始菜单</w:t>
+        <w:t>.8 network.h/cpp — 网络通信</w:t>
+      </w:r>
+    </w:p>
+    <w:p>
+      <w:pPr>
+        <w:spacing w:line="12pt" w:lineRule="auto"/>
+        <w:ind w:firstLine="21pt"/>
+        <w:rPr>
+          <w:rFonts w:ascii="宋体" w:hAnsi="宋体"/>
+          <w:sz w:val="21"/>
+          <w:szCs w:val="21"/>
+          <w:shd w:val="clear" w:color="auto" w:fill="FFFFFF"/>
+        </w:rPr>
+      </w:pPr>
+      <w:r>
+        <w:rPr>
+          <w:rFonts w:ascii="宋体" w:hAnsi="宋体"/>
+          <w:sz w:val="21"/>
+          <w:szCs w:val="21"/>
+          <w:shd w:val="clear" w:color="auto" w:fill="FFFFFF"/>
+        </w:rPr>
+        <w:t>基于 Winsock2 实现 TCP 直连，使用自定义应用层协议。</w:t>
       </w:r>
     </w:p>
     <w:p>
@@ -5536,16 +7858,16 @@
           <w:szCs w:val="21"/>
           <w:shd w:val="clear" w:color="auto" w:fill="FFFFFF"/>
         </w:rPr>
-        <w:t>- show_start_menu()：</w:t>
-      </w:r>
-      <w:r>
-        <w:rPr>
-          <w:rFonts w:ascii="宋体" w:hAnsi="宋体"/>
-          <w:sz w:val="21"/>
-          <w:szCs w:val="21"/>
-          <w:shd w:val="clear" w:color="auto" w:fill="FFFFFF"/>
-        </w:rPr>
-        <w:t>主菜单（单机/联机）→ 联机子菜单（创建主机/连接主机），阻塞等待用户点击，连接主机时弹出 InputBox 获取 IP。参数：无。返回：int，取值为 MENU_SINGLE(1) / MENU_HOST(2) / MENU_CLIENT(3)。</w:t>
+        <w:t>- net_init()：</w:t>
+      </w:r>
+      <w:r>
+        <w:rPr>
+          <w:rFonts w:ascii="宋体" w:hAnsi="宋体"/>
+          <w:sz w:val="21"/>
+          <w:szCs w:val="21"/>
+          <w:shd w:val="clear" w:color="auto" w:fill="FFFFFF"/>
+        </w:rPr>
+        <w:t>调用 WSAStartup(2,2) 初始化 Winsock。参数：无。返回：bool。</w:t>
       </w:r>
     </w:p>
     <w:p>
@@ -5568,16 +7890,16 @@
           <w:szCs w:val="21"/>
           <w:shd w:val="clear" w:color="auto" w:fill="FFFFFF"/>
         </w:rPr>
-        <w:t>- get_connect_ip()：</w:t>
-      </w:r>
-      <w:r>
-        <w:rPr>
-          <w:rFonts w:ascii="宋体" w:hAnsi="宋体"/>
-          <w:sz w:val="21"/>
-          <w:szCs w:val="21"/>
-          <w:shd w:val="clear" w:color="auto" w:fill="FFFFFF"/>
-        </w:rPr>
-        <w:t>返回用户在 InputBox 中输入的目标 IP 地址字符串。返回：const char*。</w:t>
+        <w:t>- net_cleanup()：</w:t>
+      </w:r>
+      <w:r>
+        <w:rPr>
+          <w:rFonts w:ascii="宋体" w:hAnsi="宋体"/>
+          <w:sz w:val="21"/>
+          <w:szCs w:val="21"/>
+          <w:shd w:val="clear" w:color="auto" w:fill="FFFFFF"/>
+        </w:rPr>
+        <w:t>调用 net_disconnect() + WSACleanup()。参数：无。返回：void。</w:t>
       </w:r>
     </w:p>
     <w:p>
@@ -5600,16 +7922,16 @@
           <w:szCs w:val="21"/>
           <w:shd w:val="clear" w:color="auto" w:fill="FFFFFF"/>
         </w:rPr>
-        <w:t>- draw_btn()：</w:t>
-      </w:r>
-      <w:r>
-        <w:rPr>
-          <w:rFonts w:ascii="宋体" w:hAnsi="宋体"/>
-          <w:sz w:val="21"/>
-          <w:szCs w:val="21"/>
-          <w:shd w:val="clear" w:color="auto" w:fill="FFFFFF"/>
-        </w:rPr>
-        <w:t>绘制一个矩形按钮。参数：x, y, w, h, text, color。返回：void。</w:t>
+        <w:t>- net_host(port)：</w:t>
+      </w:r>
+      <w:r>
+        <w:rPr>
+          <w:rFonts w:ascii="宋体" w:hAnsi="宋体"/>
+          <w:sz w:val="21"/>
+          <w:szCs w:val="21"/>
+          <w:shd w:val="clear" w:color="auto" w:fill="FFFFFF"/>
+        </w:rPr>
+        <w:t>创建 TCP 服务器。执行 socket → SO_REUSEADDR → bind → listen → select+accept 循环等待。完成后关闭监听 socket，启用 TCP_NODELAY。参数：port（默认 8888）。返回：bool。</w:t>
       </w:r>
     </w:p>
     <w:p>
@@ -5632,16 +7954,17 @@
           <w:szCs w:val="21"/>
           <w:shd w:val="clear" w:color="auto" w:fill="FFFFFF"/>
         </w:rPr>
-        <w:t>- in_btn()：</w:t>
-      </w:r>
-      <w:r>
-        <w:rPr>
-          <w:rFonts w:ascii="宋体" w:hAnsi="宋体"/>
-          <w:sz w:val="21"/>
-          <w:szCs w:val="21"/>
-          <w:shd w:val="clear" w:color="auto" w:fill="FFFFFF"/>
-        </w:rPr>
-        <w:t>判断鼠标坐标是否在按钮区域内。参数：mx, my, bx, by, bw, bh。返回：bool。</w:t>
+        <w:lastRenderedPageBreak/>
+        <w:t>- net_connect(ip, port)：</w:t>
+      </w:r>
+      <w:r>
+        <w:rPr>
+          <w:rFonts w:ascii="宋体" w:hAnsi="宋体"/>
+          <w:sz w:val="21"/>
+          <w:szCs w:val="21"/>
+          <w:shd w:val="clear" w:color="auto" w:fill="FFFFFF"/>
+        </w:rPr>
+        <w:t>客户端连接。执行 socket → connect（受 SO_SNDTIMEO 控制），成功后启用 TCP_NODELAY。参数：ip, port。返回：bool。</w:t>
       </w:r>
     </w:p>
     <w:p>
@@ -5664,991 +7987,6 @@
           <w:szCs w:val="21"/>
           <w:shd w:val="clear" w:color="auto" w:fill="FFFFFF"/>
         </w:rPr>
-        <w:t>- wait_click()：</w:t>
-      </w:r>
-      <w:r>
-        <w:rPr>
-          <w:rFonts w:ascii="宋体" w:hAnsi="宋体"/>
-          <w:sz w:val="21"/>
-          <w:szCs w:val="21"/>
-          <w:shd w:val="clear" w:color="auto" w:fill="FFFFFF"/>
-        </w:rPr>
-        <w:t>阻塞等待鼠标左键点击或窗口关闭。参数：int &amp;mx, &amp;my（输出）。返回：void。</w:t>
-      </w:r>
-    </w:p>
-    <w:p>
-      <w:pPr>
-        <w:spacing w:line="12pt" w:lineRule="auto"/>
-        <w:ind w:firstLine="21pt"/>
-        <w:rPr>
-          <w:rFonts w:ascii="宋体" w:hAnsi="宋体"/>
-          <w:sz w:val="21"/>
-          <w:szCs w:val="21"/>
-          <w:shd w:val="clear" w:color="auto" w:fill="FFFFFF"/>
-        </w:rPr>
-      </w:pPr>
-      <w:r>
-        <w:rPr>
-          <w:rFonts w:ascii="宋体" w:hAnsi="宋体"/>
-          <w:sz w:val="21"/>
-          <w:szCs w:val="21"/>
-          <w:shd w:val="clear" w:color="auto" w:fill="FFFFFF"/>
-        </w:rPr>
-        <w:t>说明：菜单模块于项目优化期间从 draw_board.cpp 中独立出来，遵循单一职责原则。</w:t>
-      </w:r>
-    </w:p>
-    <w:p>
-      <w:pPr>
-        <w:spacing w:line="12pt" w:lineRule="auto"/>
-        <w:ind w:firstLine="21pt"/>
-        <w:rPr>
-          <w:rFonts w:ascii="宋体" w:hAnsi="宋体"/>
-          <w:sz w:val="21"/>
-          <w:szCs w:val="21"/>
-          <w:shd w:val="clear" w:color="auto" w:fill="FFFFFF"/>
-        </w:rPr>
-      </w:pPr>
-    </w:p>
-    <w:p>
-      <w:pPr>
-        <w:ind w:firstLine="24.10pt"/>
-        <w:rPr>
-          <w:rFonts w:ascii="宋体" w:hAnsi="宋体"/>
-          <w:b/>
-          <w:bCs/>
-          <w:shd w:val="clear" w:color="auto" w:fill="FFFFFF"/>
-        </w:rPr>
-      </w:pPr>
-      <w:r>
-        <w:rPr>
-          <w:rFonts w:ascii="宋体" w:hAnsi="宋体"/>
-          <w:b/>
-          <w:bCs/>
-          <w:shd w:val="clear" w:color="auto" w:fill="FFFFFF"/>
-        </w:rPr>
-        <w:t>4.1</w:t>
-      </w:r>
-      <w:r>
-        <w:rPr>
-          <w:rFonts w:ascii="宋体" w:hAnsi="宋体"/>
-          <w:b/>
-          <w:bCs/>
-          <w:shd w:val="clear" w:color="auto" w:fill="FFFFFF"/>
-        </w:rPr>
-        <w:t>.5 mouse_input.h/cpp — 鼠标输入处理</w:t>
-      </w:r>
-    </w:p>
-    <w:p>
-      <w:pPr>
-        <w:spacing w:line="12pt" w:lineRule="auto"/>
-        <w:ind w:firstLine="21.10pt"/>
-        <w:rPr>
-          <w:rFonts w:ascii="宋体" w:hAnsi="宋体"/>
-          <w:sz w:val="21"/>
-          <w:szCs w:val="21"/>
-          <w:shd w:val="clear" w:color="auto" w:fill="FFFFFF"/>
-        </w:rPr>
-      </w:pPr>
-      <w:r>
-        <w:rPr>
-          <w:rFonts w:ascii="宋体" w:hAnsi="宋体"/>
-          <w:b/>
-          <w:bCs/>
-          <w:sz w:val="21"/>
-          <w:szCs w:val="21"/>
-          <w:shd w:val="clear" w:color="auto" w:fill="FFFFFF"/>
-        </w:rPr>
-        <w:t>- handle_mouse_click(state, pX, pY, out_move)：</w:t>
-      </w:r>
-      <w:r>
-        <w:rPr>
-          <w:rFonts w:ascii="宋体" w:hAnsi="宋体"/>
-          <w:sz w:val="21"/>
-          <w:szCs w:val="21"/>
-          <w:shd w:val="clear" w:color="auto" w:fill="FFFFFF"/>
-        </w:rPr>
-        <w:t>处理鼠标点击。参数：state, 像素坐标(pX,pY), Move &amp;out_move（输出）。返回：bool（走棋成功时为 true）。</w:t>
-      </w:r>
-    </w:p>
-    <w:p>
-      <w:pPr>
-        <w:spacing w:line="12pt" w:lineRule="auto"/>
-        <w:ind w:firstLine="21pt"/>
-        <w:rPr>
-          <w:rFonts w:ascii="宋体" w:hAnsi="宋体"/>
-          <w:sz w:val="21"/>
-          <w:szCs w:val="21"/>
-          <w:shd w:val="clear" w:color="auto" w:fill="FFFFFF"/>
-        </w:rPr>
-      </w:pPr>
-      <w:r>
-        <w:rPr>
-          <w:rFonts w:ascii="宋体" w:hAnsi="宋体"/>
-          <w:sz w:val="21"/>
-          <w:szCs w:val="21"/>
-          <w:shd w:val="clear" w:color="auto" w:fill="FFFFFF"/>
-        </w:rPr>
-        <w:t>状态机转换：</w:t>
-      </w:r>
-    </w:p>
-    <w:p>
-      <w:pPr>
-        <w:spacing w:line="12pt" w:lineRule="auto"/>
-        <w:ind w:firstLine="21pt"/>
-        <w:rPr>
-          <w:rFonts w:ascii="宋体" w:hAnsi="宋体"/>
-          <w:sz w:val="21"/>
-          <w:szCs w:val="21"/>
-          <w:shd w:val="clear" w:color="auto" w:fill="FFFFFF"/>
-        </w:rPr>
-      </w:pPr>
-      <w:r>
-        <w:rPr>
-          <w:rFonts w:ascii="宋体" w:hAnsi="宋体"/>
-          <w:sz w:val="21"/>
-          <w:szCs w:val="21"/>
-          <w:shd w:val="clear" w:color="auto" w:fill="FFFFFF"/>
-        </w:rPr>
-        <w:t>在 SELECT_FIRST（选棋）阶段：点击己方棋子则选中，进入 SELECT_SECOND；点击空处或对方棋子则忽略。</w:t>
-      </w:r>
-    </w:p>
-    <w:p>
-      <w:pPr>
-        <w:spacing w:line="12pt" w:lineRule="auto"/>
-        <w:ind w:firstLine="21pt"/>
-        <w:rPr>
-          <w:rFonts w:ascii="宋体" w:hAnsi="宋体"/>
-          <w:sz w:val="21"/>
-          <w:szCs w:val="21"/>
-          <w:shd w:val="clear" w:color="auto" w:fill="FFFFFF"/>
-        </w:rPr>
-      </w:pPr>
-      <w:r>
-        <w:rPr>
-          <w:rFonts w:ascii="宋体" w:hAnsi="宋体"/>
-          <w:sz w:val="21"/>
-          <w:szCs w:val="21"/>
-          <w:shd w:val="clear" w:color="auto" w:fill="FFFFFF"/>
-        </w:rPr>
-        <w:t>在 SELECT_SECOND（走棋）阶段：点击同一棋子则取消选中，回到 SELECT_FIRST；点击己方其他棋子则切换选中，保持 SELECT_SECOND；点击目标位置则调用 apply_move() 校验——若成功，输出 Move 并回到 SELECT_FIRST；若失败，取消选中，回到 SELECT_FIRST。</w:t>
-      </w:r>
-    </w:p>
-    <w:p>
-      <w:pPr>
-        <w:spacing w:line="12pt" w:lineRule="auto"/>
-        <w:ind w:firstLine="21pt"/>
-        <w:rPr>
-          <w:rFonts w:ascii="宋体" w:hAnsi="宋体"/>
-          <w:sz w:val="21"/>
-          <w:szCs w:val="21"/>
-          <w:shd w:val="clear" w:color="auto" w:fill="FFFFFF"/>
-        </w:rPr>
-      </w:pPr>
-      <w:r>
-        <w:rPr>
-          <w:rFonts w:ascii="宋体" w:hAnsi="宋体"/>
-          <w:sz w:val="21"/>
-          <w:szCs w:val="21"/>
-          <w:shd w:val="clear" w:color="auto" w:fill="FFFFFF"/>
-        </w:rPr>
-        <w:t>坐标转换采用四舍五入：col = (pX - BOARD_LEFT + CELL_SIZE/2) / CELL_SIZE。</w:t>
-      </w:r>
-    </w:p>
-    <w:p>
-      <w:pPr>
-        <w:spacing w:line="12pt" w:lineRule="auto"/>
-        <w:ind w:firstLine="21pt"/>
-        <w:rPr>
-          <w:rFonts w:ascii="宋体" w:hAnsi="宋体"/>
-          <w:sz w:val="21"/>
-          <w:szCs w:val="21"/>
-          <w:shd w:val="clear" w:color="auto" w:fill="FFFFFF"/>
-        </w:rPr>
-      </w:pPr>
-    </w:p>
-    <w:p>
-      <w:pPr>
-        <w:ind w:firstLine="24.10pt"/>
-        <w:rPr>
-          <w:rFonts w:ascii="宋体" w:hAnsi="宋体"/>
-          <w:b/>
-          <w:bCs/>
-          <w:shd w:val="clear" w:color="auto" w:fill="FFFFFF"/>
-        </w:rPr>
-      </w:pPr>
-      <w:r>
-        <w:rPr>
-          <w:rFonts w:ascii="宋体" w:hAnsi="宋体"/>
-          <w:b/>
-          <w:bCs/>
-          <w:shd w:val="clear" w:color="auto" w:fill="FFFFFF"/>
-        </w:rPr>
-        <w:lastRenderedPageBreak/>
-        <w:t>4.1</w:t>
-      </w:r>
-      <w:r>
-        <w:rPr>
-          <w:rFonts w:ascii="宋体" w:hAnsi="宋体"/>
-          <w:b/>
-          <w:bCs/>
-          <w:shd w:val="clear" w:color="auto" w:fill="FFFFFF"/>
-        </w:rPr>
-        <w:t>.6 draw_board.h/cpp — 棋盘渲染</w:t>
-      </w:r>
-    </w:p>
-    <w:p>
-      <w:pPr>
-        <w:spacing w:line="12pt" w:lineRule="auto"/>
-        <w:ind w:firstLine="21.10pt"/>
-        <w:rPr>
-          <w:rFonts w:ascii="宋体" w:hAnsi="宋体"/>
-          <w:sz w:val="21"/>
-          <w:szCs w:val="21"/>
-          <w:shd w:val="clear" w:color="auto" w:fill="FFFFFF"/>
-        </w:rPr>
-      </w:pPr>
-      <w:r>
-        <w:rPr>
-          <w:rFonts w:ascii="宋体" w:hAnsi="宋体"/>
-          <w:b/>
-          <w:bCs/>
-          <w:sz w:val="21"/>
-          <w:szCs w:val="21"/>
-          <w:shd w:val="clear" w:color="auto" w:fill="FFFFFF"/>
-        </w:rPr>
-        <w:t>- draw_board(state, is_network, is_host)：</w:t>
-      </w:r>
-      <w:r>
-        <w:rPr>
-          <w:rFonts w:ascii="宋体" w:hAnsi="宋体"/>
-          <w:sz w:val="21"/>
-          <w:szCs w:val="21"/>
-          <w:shd w:val="clear" w:color="auto" w:fill="FFFFFF"/>
-        </w:rPr>
-        <w:t>完整渲染棋盘、棋子、选中高亮、合法走法标记、将军文字、右侧 UI 面板、悔棋弹窗。参数：state, 是否联机, 是否主机。返回：void。</w:t>
-      </w:r>
-    </w:p>
-    <w:p>
-      <w:pPr>
-        <w:spacing w:line="12pt" w:lineRule="auto"/>
-        <w:ind w:firstLine="21.10pt"/>
-        <w:rPr>
-          <w:rFonts w:ascii="宋体" w:hAnsi="宋体"/>
-          <w:sz w:val="21"/>
-          <w:szCs w:val="21"/>
-          <w:shd w:val="clear" w:color="auto" w:fill="FFFFFF"/>
-        </w:rPr>
-      </w:pPr>
-      <w:r>
-        <w:rPr>
-          <w:rFonts w:ascii="宋体" w:hAnsi="宋体"/>
-          <w:b/>
-          <w:bCs/>
-          <w:sz w:val="21"/>
-          <w:szCs w:val="21"/>
-          <w:shd w:val="clear" w:color="auto" w:fill="FFFFFF"/>
-        </w:rPr>
-        <w:t>- show_result(state)：</w:t>
-      </w:r>
-      <w:r>
-        <w:rPr>
-          <w:rFonts w:ascii="宋体" w:hAnsi="宋体"/>
-          <w:sz w:val="21"/>
-          <w:szCs w:val="21"/>
-          <w:shd w:val="clear" w:color="auto" w:fill="FFFFFF"/>
-        </w:rPr>
-        <w:t>显示白底结算文字框（红胜/黑胜）。参数：state。返回：void。</w:t>
-      </w:r>
-    </w:p>
-    <w:p>
-      <w:pPr>
-        <w:spacing w:line="12pt" w:lineRule="auto"/>
-        <w:ind w:firstLine="21pt"/>
-        <w:rPr>
-          <w:rFonts w:ascii="宋体" w:hAnsi="宋体"/>
-          <w:sz w:val="21"/>
-          <w:szCs w:val="21"/>
-          <w:shd w:val="clear" w:color="auto" w:fill="FFFFFF"/>
-        </w:rPr>
-      </w:pPr>
-      <w:r>
-        <w:rPr>
-          <w:rFonts w:ascii="宋体" w:hAnsi="宋体"/>
-          <w:sz w:val="21"/>
-          <w:szCs w:val="21"/>
-          <w:shd w:val="clear" w:color="auto" w:fill="FFFFFF"/>
-        </w:rPr>
-        <w:t>渲染顺序：背景 → 将军提示 → 棋盘外框（2px 粗线）→ 横线/竖线（楚河汉界处断开）→ 九宫斜线 → 楚河汉界文字 → 棋子（含选中高亮）→ 合法走法标记（绿色圆点</w:t>
-      </w:r>
-      <w:r>
-        <w:rPr>
-          <w:rFonts w:ascii="宋体" w:hAnsi="宋体" w:hint="eastAsia"/>
-          <w:sz w:val="21"/>
-          <w:szCs w:val="21"/>
-          <w:shd w:val="clear" w:color="auto" w:fill="FFFFFF"/>
-        </w:rPr>
-        <w:t>为</w:t>
-      </w:r>
-      <w:r>
-        <w:rPr>
-          <w:rFonts w:ascii="宋体" w:hAnsi="宋体"/>
-          <w:sz w:val="21"/>
-          <w:szCs w:val="21"/>
-          <w:shd w:val="clear" w:color="auto" w:fill="FFFFFF"/>
-        </w:rPr>
-        <w:t>可走空位，红色圆圈</w:t>
-      </w:r>
-      <w:r>
-        <w:rPr>
-          <w:rFonts w:ascii="宋体" w:hAnsi="宋体" w:hint="eastAsia"/>
-          <w:sz w:val="21"/>
-          <w:szCs w:val="21"/>
-          <w:shd w:val="clear" w:color="auto" w:fill="FFFFFF"/>
-        </w:rPr>
-        <w:t>为</w:t>
-      </w:r>
-      <w:r>
-        <w:rPr>
-          <w:rFonts w:ascii="宋体" w:hAnsi="宋体"/>
-          <w:sz w:val="21"/>
-          <w:szCs w:val="21"/>
-          <w:shd w:val="clear" w:color="auto" w:fill="FFFFFF"/>
-        </w:rPr>
-        <w:t>可吃子位）→ 右侧面板 → 悔棋请求弹窗（联机时）。</w:t>
-      </w:r>
-    </w:p>
-    <w:p>
-      <w:pPr>
-        <w:spacing w:line="12pt" w:lineRule="auto"/>
-        <w:ind w:firstLine="21pt"/>
-        <w:rPr>
-          <w:rFonts w:ascii="宋体" w:hAnsi="宋体"/>
-          <w:sz w:val="21"/>
-          <w:szCs w:val="21"/>
-          <w:shd w:val="clear" w:color="auto" w:fill="FFFFFF"/>
-        </w:rPr>
-      </w:pPr>
-      <w:r>
-        <w:rPr>
-          <w:rFonts w:ascii="宋体" w:hAnsi="宋体"/>
-          <w:sz w:val="21"/>
-          <w:szCs w:val="21"/>
-          <w:shd w:val="clear" w:color="auto" w:fill="FFFFFF"/>
-        </w:rPr>
-        <w:t>说明：</w:t>
-      </w:r>
-      <w:r>
-        <w:rPr>
-          <w:rFonts w:ascii="宋体" w:hAnsi="宋体" w:hint="eastAsia"/>
-          <w:sz w:val="21"/>
-          <w:szCs w:val="21"/>
-          <w:shd w:val="clear" w:color="auto" w:fill="FFFFFF"/>
-        </w:rPr>
-        <w:t>右侧</w:t>
-      </w:r>
-      <w:r>
-        <w:rPr>
-          <w:rFonts w:ascii="宋体" w:hAnsi="宋体"/>
-          <w:sz w:val="21"/>
-          <w:szCs w:val="21"/>
-          <w:shd w:val="clear" w:color="auto" w:fill="FFFFFF"/>
-        </w:rPr>
-        <w:t>面板根据 is_network / is_host 参数（由 main() 传入）决定按钮布局，不直接读取网络状态，解除了 UI 层对网络层的依赖。</w:t>
-      </w:r>
-    </w:p>
-    <w:p>
-      <w:pPr>
-        <w:spacing w:line="12pt" w:lineRule="auto"/>
-        <w:ind w:firstLine="21pt"/>
-        <w:rPr>
-          <w:rFonts w:ascii="宋体" w:hAnsi="宋体"/>
-          <w:sz w:val="21"/>
-          <w:szCs w:val="21"/>
-          <w:shd w:val="clear" w:color="auto" w:fill="FFFFFF"/>
-        </w:rPr>
-      </w:pPr>
-    </w:p>
-    <w:p>
-      <w:pPr>
-        <w:ind w:firstLine="24.10pt"/>
-        <w:rPr>
-          <w:rFonts w:ascii="宋体" w:hAnsi="宋体"/>
-          <w:b/>
-          <w:bCs/>
-          <w:shd w:val="clear" w:color="auto" w:fill="FFFFFF"/>
-        </w:rPr>
-      </w:pPr>
-      <w:r>
-        <w:rPr>
-          <w:rFonts w:ascii="宋体" w:hAnsi="宋体"/>
-          <w:b/>
-          <w:bCs/>
-          <w:shd w:val="clear" w:color="auto" w:fill="FFFFFF"/>
-        </w:rPr>
-        <w:t>4.1</w:t>
-      </w:r>
-      <w:r>
-        <w:rPr>
-          <w:rFonts w:ascii="宋体" w:hAnsi="宋体"/>
-          <w:b/>
-          <w:bCs/>
-          <w:shd w:val="clear" w:color="auto" w:fill="FFFFFF"/>
-        </w:rPr>
-        <w:t>.7 game_manager.h/cpp — 游戏流程管理</w:t>
-      </w:r>
-    </w:p>
-    <w:p>
-      <w:pPr>
-        <w:spacing w:line="12pt" w:lineRule="auto"/>
-        <w:ind w:firstLine="21pt"/>
-        <w:rPr>
-          <w:rFonts w:ascii="宋体" w:hAnsi="宋体"/>
-          <w:sz w:val="21"/>
-          <w:szCs w:val="21"/>
-          <w:shd w:val="clear" w:color="auto" w:fill="FFFFFF"/>
-        </w:rPr>
-      </w:pPr>
-      <w:r>
-        <w:rPr>
-          <w:rFonts w:ascii="宋体" w:hAnsi="宋体" w:hint="eastAsia"/>
-          <w:sz w:val="21"/>
-          <w:szCs w:val="21"/>
-          <w:shd w:val="clear" w:color="auto" w:fill="FFFFFF"/>
-        </w:rPr>
-        <w:t>（</w:t>
-      </w:r>
-      <w:r>
-        <w:rPr>
-          <w:rFonts w:ascii="宋体" w:hAnsi="宋体"/>
-          <w:sz w:val="21"/>
-          <w:szCs w:val="21"/>
-          <w:shd w:val="clear" w:color="auto" w:fill="FFFFFF"/>
-        </w:rPr>
-        <w:t>本模块接管了优化前 main.cpp 中全部辅助函数，以及网络消息分发和游戏结算流程。main.cpp 精简为仅含 main() 函数。</w:t>
-      </w:r>
-      <w:r>
-        <w:rPr>
-          <w:rFonts w:ascii="宋体" w:hAnsi="宋体" w:hint="eastAsia"/>
-          <w:sz w:val="21"/>
-          <w:szCs w:val="21"/>
-          <w:shd w:val="clear" w:color="auto" w:fill="FFFFFF"/>
-        </w:rPr>
-        <w:t>）</w:t>
-      </w:r>
-    </w:p>
-    <w:p>
-      <w:pPr>
-        <w:spacing w:line="12pt" w:lineRule="auto"/>
-        <w:ind w:firstLine="21.10pt"/>
-        <w:rPr>
-          <w:rFonts w:ascii="宋体" w:hAnsi="宋体"/>
-          <w:sz w:val="21"/>
-          <w:szCs w:val="21"/>
-          <w:shd w:val="clear" w:color="auto" w:fill="FFFFFF"/>
-        </w:rPr>
-      </w:pPr>
-      <w:r>
-        <w:rPr>
-          <w:rFonts w:ascii="宋体" w:hAnsi="宋体"/>
-          <w:b/>
-          <w:bCs/>
-          <w:sz w:val="21"/>
-          <w:szCs w:val="21"/>
-          <w:shd w:val="clear" w:color="auto" w:fill="FFFFFF"/>
-        </w:rPr>
-        <w:t>- is_my_turn(menu_choice, current_side)：</w:t>
-      </w:r>
-      <w:r>
-        <w:rPr>
-          <w:rFonts w:ascii="宋体" w:hAnsi="宋体"/>
-          <w:sz w:val="21"/>
-          <w:szCs w:val="21"/>
-          <w:shd w:val="clear" w:color="auto" w:fill="FFFFFF"/>
-        </w:rPr>
-        <w:t>判断当前回合是否轮到本地操作。单机总是返回 true；联机主机=红方、客机=黑方。参数：menu_choice, current_side。返回：bool。</w:t>
-      </w:r>
-    </w:p>
-    <w:p>
-      <w:pPr>
-        <w:spacing w:line="12pt" w:lineRule="auto"/>
-        <w:ind w:firstLine="21.10pt"/>
-        <w:rPr>
-          <w:rFonts w:ascii="宋体" w:hAnsi="宋体"/>
-          <w:sz w:val="21"/>
-          <w:szCs w:val="21"/>
-          <w:shd w:val="clear" w:color="auto" w:fill="FFFFFF"/>
-        </w:rPr>
-      </w:pPr>
-      <w:r>
-        <w:rPr>
-          <w:rFonts w:ascii="宋体" w:hAnsi="宋体"/>
-          <w:b/>
-          <w:bCs/>
-          <w:sz w:val="21"/>
-          <w:szCs w:val="21"/>
-          <w:shd w:val="clear" w:color="auto" w:fill="FFFFFF"/>
-        </w:rPr>
-        <w:t>- handle_control_click(state, px, py, is_network, is_host)：</w:t>
-      </w:r>
-      <w:r>
-        <w:rPr>
-          <w:rFonts w:ascii="宋体" w:hAnsi="宋体"/>
-          <w:sz w:val="21"/>
-          <w:szCs w:val="21"/>
-          <w:shd w:val="clear" w:color="auto" w:fill="FFFFFF"/>
-        </w:rPr>
-        <w:t>处理右侧 UI 按钮点击。单机模式下：黑认输（判红胜）、悔棋（undo_move）、红认输（判黑胜）。联机模式下：己方认输则调用 net_send_resign() 并判负；悔棋则调用 net_send_undo_req() 并用 net_set_waiting_undo(true) 锁定本地操作；悔棋弹窗同意/拒绝则调用 undo_to_turn() 并发送对应消息。参数：state, 像素坐标, is_network, is_host。返回：bool（已处理时为 true）。</w:t>
-      </w:r>
-    </w:p>
-    <w:p>
-      <w:pPr>
-        <w:spacing w:line="12pt" w:lineRule="auto"/>
-        <w:ind w:firstLine="21.10pt"/>
-        <w:rPr>
-          <w:rFonts w:ascii="宋体" w:hAnsi="宋体"/>
-          <w:sz w:val="21"/>
-          <w:szCs w:val="21"/>
-          <w:shd w:val="clear" w:color="auto" w:fill="FFFFFF"/>
-        </w:rPr>
-      </w:pPr>
-      <w:r>
-        <w:rPr>
-          <w:rFonts w:ascii="宋体" w:hAnsi="宋体"/>
-          <w:b/>
-          <w:bCs/>
-          <w:sz w:val="21"/>
-          <w:szCs w:val="21"/>
-          <w:shd w:val="clear" w:color="auto" w:fill="FFFFFF"/>
-        </w:rPr>
-        <w:t>- handle_network_msg(state, menu_choice)：</w:t>
-      </w:r>
-      <w:r>
-        <w:rPr>
-          <w:rFonts w:ascii="宋体" w:hAnsi="宋体"/>
-          <w:sz w:val="21"/>
-          <w:szCs w:val="21"/>
-          <w:shd w:val="clear" w:color="auto" w:fill="FFFFFF"/>
-        </w:rPr>
-        <w:t>非阻塞接收一条网络消息并分发处理，涵盖 MOVE / UNDO_REQ / UNDO_ACCEPT / UNDO_REJECT / RESIGN 消息类型。接收失败时检查 net_get_state().connected：若为 false，则直接判本方获胜（对方断连）。参数：state, menu_choice。返回：bool。</w:t>
-      </w:r>
-    </w:p>
-    <w:p>
-      <w:pPr>
-        <w:spacing w:line="12pt" w:lineRule="auto"/>
-        <w:ind w:firstLine="21.10pt"/>
-        <w:rPr>
-          <w:rFonts w:ascii="宋体" w:hAnsi="宋体"/>
-          <w:sz w:val="21"/>
-          <w:szCs w:val="21"/>
-          <w:shd w:val="clear" w:color="auto" w:fill="FFFFFF"/>
-        </w:rPr>
-      </w:pPr>
-      <w:r>
-        <w:rPr>
-          <w:rFonts w:ascii="宋体" w:hAnsi="宋体"/>
-          <w:b/>
-          <w:bCs/>
-          <w:sz w:val="21"/>
-          <w:szCs w:val="21"/>
-          <w:shd w:val="clear" w:color="auto" w:fill="FFFFFF"/>
-        </w:rPr>
-        <w:t>- net_startup(menu_choice)：</w:t>
-      </w:r>
-      <w:r>
-        <w:rPr>
-          <w:rFonts w:ascii="宋体" w:hAnsi="宋体"/>
-          <w:sz w:val="21"/>
-          <w:szCs w:val="21"/>
-          <w:shd w:val="clear" w:color="auto" w:fill="FFFFFF"/>
-        </w:rPr>
-        <w:t>启动网络连接。主机路径：调用 net_host(8888) 并弹出临时窗口显示本机 IP；客机路径：弹窗显示"正在连接主机..."，调用 net_connect(ip, 8888)。失败返回 false。参数：menu_choice。返回：bool。</w:t>
-      </w:r>
-    </w:p>
-    <w:p>
-      <w:pPr>
-        <w:spacing w:line="12pt" w:lineRule="auto"/>
-        <w:ind w:firstLine="21.10pt"/>
-        <w:rPr>
-          <w:rFonts w:ascii="宋体" w:hAnsi="宋体"/>
-          <w:sz w:val="21"/>
-          <w:szCs w:val="21"/>
-          <w:shd w:val="clear" w:color="auto" w:fill="FFFFFF"/>
-        </w:rPr>
-      </w:pPr>
-      <w:r>
-        <w:rPr>
-          <w:rFonts w:ascii="宋体" w:hAnsi="宋体"/>
-          <w:b/>
-          <w:bCs/>
-          <w:sz w:val="21"/>
-          <w:szCs w:val="21"/>
-          <w:shd w:val="clear" w:color="auto" w:fill="FFFFFF"/>
-        </w:rPr>
-        <w:t>- game_over_sequence(state, is_network, is_host)：</w:t>
-      </w:r>
-      <w:r>
-        <w:rPr>
-          <w:rFonts w:ascii="宋体" w:hAnsi="宋体"/>
-          <w:sz w:val="21"/>
-          <w:szCs w:val="21"/>
-          <w:shd w:val="clear" w:color="auto" w:fill="FFFFFF"/>
-        </w:rPr>
-        <w:t>游戏结算流程。返回：void。</w:t>
-      </w:r>
-    </w:p>
-    <w:p>
-      <w:pPr>
-        <w:spacing w:line="12pt" w:lineRule="auto"/>
-        <w:ind w:firstLine="21pt"/>
-        <w:rPr>
-          <w:rFonts w:ascii="宋体" w:hAnsi="宋体"/>
-          <w:sz w:val="21"/>
-          <w:szCs w:val="21"/>
-          <w:shd w:val="clear" w:color="auto" w:fill="FFFFFF"/>
-        </w:rPr>
-      </w:pPr>
-    </w:p>
-    <w:p>
-      <w:pPr>
-        <w:spacing w:line="12pt" w:lineRule="auto"/>
-        <w:ind w:firstLine="21.10pt"/>
-        <w:rPr>
-          <w:rFonts w:ascii="宋体" w:hAnsi="宋体"/>
-          <w:b/>
-          <w:bCs/>
-          <w:sz w:val="21"/>
-          <w:szCs w:val="21"/>
-          <w:shd w:val="clear" w:color="auto" w:fill="FFFFFF"/>
-        </w:rPr>
-      </w:pPr>
-      <w:r>
-        <w:rPr>
-          <w:rFonts w:ascii="宋体" w:hAnsi="宋体"/>
-          <w:b/>
-          <w:bCs/>
-          <w:sz w:val="21"/>
-          <w:szCs w:val="21"/>
-          <w:shd w:val="clear" w:color="auto" w:fill="FFFFFF"/>
-        </w:rPr>
-        <w:t>悔棋协议流程：</w:t>
-      </w:r>
-    </w:p>
-    <w:p>
-      <w:pPr>
-        <w:spacing w:line="12pt" w:lineRule="auto"/>
-        <w:ind w:firstLine="21pt"/>
-        <w:rPr>
-          <w:rFonts w:ascii="宋体" w:hAnsi="宋体"/>
-          <w:sz w:val="21"/>
-          <w:szCs w:val="21"/>
-          <w:shd w:val="clear" w:color="auto" w:fill="FFFFFF"/>
-        </w:rPr>
-      </w:pPr>
-      <w:r>
-        <w:rPr>
-          <w:rFonts w:ascii="宋体" w:hAnsi="宋体"/>
-          <w:sz w:val="21"/>
-          <w:szCs w:val="21"/>
-          <w:shd w:val="clear" w:color="auto" w:fill="FFFFFF"/>
-        </w:rPr>
-        <w:t>A 点击悔棋 → net_send_undo_req() → net_set_waiting_undo(true) → 本地棋盘操作锁定</w:t>
-      </w:r>
-    </w:p>
-    <w:p>
-      <w:pPr>
-        <w:spacing w:line="12pt" w:lineRule="auto"/>
-        <w:ind w:firstLine="21pt"/>
-        <w:rPr>
-          <w:rFonts w:ascii="宋体" w:hAnsi="宋体"/>
-          <w:sz w:val="21"/>
-          <w:szCs w:val="21"/>
-          <w:shd w:val="clear" w:color="auto" w:fill="FFFFFF"/>
-        </w:rPr>
-      </w:pPr>
-      <w:r>
-        <w:rPr>
-          <w:rFonts w:ascii="宋体" w:hAnsi="宋体"/>
-          <w:sz w:val="21"/>
-          <w:szCs w:val="21"/>
-          <w:shd w:val="clear" w:color="auto" w:fill="FFFFFF"/>
-        </w:rPr>
-        <w:t>B 收到 NET_UNDO_REQ → state.undo_req_pending = true → 显示"同意/拒绝"弹窗</w:t>
-      </w:r>
-    </w:p>
-    <w:p>
-      <w:pPr>
-        <w:spacing w:line="12pt" w:lineRule="auto"/>
-        <w:ind w:firstLine="21pt"/>
-        <w:rPr>
-          <w:rFonts w:ascii="宋体" w:hAnsi="宋体"/>
-          <w:sz w:val="21"/>
-          <w:szCs w:val="21"/>
-          <w:shd w:val="clear" w:color="auto" w:fill="FFFFFF"/>
-        </w:rPr>
-      </w:pPr>
-      <w:r>
-        <w:rPr>
-          <w:rFonts w:ascii="宋体" w:hAnsi="宋体"/>
-          <w:sz w:val="21"/>
-          <w:szCs w:val="21"/>
-          <w:shd w:val="clear" w:color="auto" w:fill="FFFFFF"/>
-        </w:rPr>
-        <w:t>B 点击同意 → net_send_undo_accept() → undo_to_turn(state, opp_color)</w:t>
-      </w:r>
-    </w:p>
-    <w:p>
-      <w:pPr>
-        <w:spacing w:line="12pt" w:lineRule="auto"/>
-        <w:ind w:firstLine="21pt"/>
-        <w:rPr>
-          <w:rFonts w:ascii="宋体" w:hAnsi="宋体"/>
-          <w:sz w:val="21"/>
-          <w:szCs w:val="21"/>
-          <w:shd w:val="clear" w:color="auto" w:fill="FFFFFF"/>
-        </w:rPr>
-      </w:pPr>
-      <w:r>
-        <w:rPr>
-          <w:rFonts w:ascii="宋体" w:hAnsi="宋体"/>
-          <w:sz w:val="21"/>
-          <w:szCs w:val="21"/>
-          <w:shd w:val="clear" w:color="auto" w:fill="FFFFFF"/>
-        </w:rPr>
-        <w:t>B 点击拒绝 → net_send_undo_reject()</w:t>
-      </w:r>
-    </w:p>
-    <w:p>
-      <w:pPr>
-        <w:spacing w:line="12pt" w:lineRule="auto"/>
-        <w:ind w:firstLine="21pt"/>
-        <w:rPr>
-          <w:rFonts w:ascii="宋体" w:hAnsi="宋体"/>
-          <w:sz w:val="21"/>
-          <w:szCs w:val="21"/>
-          <w:shd w:val="clear" w:color="auto" w:fill="FFFFFF"/>
-        </w:rPr>
-      </w:pPr>
-      <w:r>
-        <w:rPr>
-          <w:rFonts w:ascii="宋体" w:hAnsi="宋体"/>
-          <w:sz w:val="21"/>
-          <w:szCs w:val="21"/>
-          <w:shd w:val="clear" w:color="auto" w:fill="FFFFFF"/>
-        </w:rPr>
-        <w:t>A 收到回复 → 同意则执行 undo_to_turn() 回退 → 解除锁定；拒绝则仅解除锁定</w:t>
-      </w:r>
-    </w:p>
-    <w:p>
-      <w:pPr>
-        <w:spacing w:line="12pt" w:lineRule="auto"/>
-        <w:ind w:firstLine="21pt"/>
-        <w:rPr>
-          <w:rFonts w:ascii="宋体" w:hAnsi="宋体"/>
-          <w:sz w:val="21"/>
-          <w:szCs w:val="21"/>
-          <w:shd w:val="clear" w:color="auto" w:fill="FFFFFF"/>
-        </w:rPr>
-      </w:pPr>
-    </w:p>
-    <w:p>
-      <w:pPr>
-        <w:ind w:firstLine="24.10pt"/>
-        <w:rPr>
-          <w:rFonts w:ascii="宋体" w:hAnsi="宋体"/>
-          <w:b/>
-          <w:bCs/>
-          <w:shd w:val="clear" w:color="auto" w:fill="FFFFFF"/>
-        </w:rPr>
-      </w:pPr>
-      <w:r>
-        <w:rPr>
-          <w:rFonts w:ascii="宋体" w:hAnsi="宋体"/>
-          <w:b/>
-          <w:bCs/>
-          <w:shd w:val="clear" w:color="auto" w:fill="FFFFFF"/>
-        </w:rPr>
-        <w:t>4.1</w:t>
-      </w:r>
-      <w:r>
-        <w:rPr>
-          <w:rFonts w:ascii="宋体" w:hAnsi="宋体"/>
-          <w:b/>
-          <w:bCs/>
-          <w:shd w:val="clear" w:color="auto" w:fill="FFFFFF"/>
-        </w:rPr>
-        <w:t>.8 network.h/cpp — 网络通信</w:t>
-      </w:r>
-    </w:p>
-    <w:p>
-      <w:pPr>
-        <w:spacing w:line="12pt" w:lineRule="auto"/>
-        <w:ind w:firstLine="21pt"/>
-        <w:rPr>
-          <w:rFonts w:ascii="宋体" w:hAnsi="宋体"/>
-          <w:sz w:val="21"/>
-          <w:szCs w:val="21"/>
-          <w:shd w:val="clear" w:color="auto" w:fill="FFFFFF"/>
-        </w:rPr>
-      </w:pPr>
-      <w:r>
-        <w:rPr>
-          <w:rFonts w:ascii="宋体" w:hAnsi="宋体"/>
-          <w:sz w:val="21"/>
-          <w:szCs w:val="21"/>
-          <w:shd w:val="clear" w:color="auto" w:fill="FFFFFF"/>
-        </w:rPr>
-        <w:t>基于 Winsock2 实现 TCP 直连，使用自定义应用层协议。</w:t>
-      </w:r>
-    </w:p>
-    <w:p>
-      <w:pPr>
-        <w:spacing w:line="12pt" w:lineRule="auto"/>
-        <w:ind w:firstLine="21.10pt"/>
-        <w:rPr>
-          <w:rFonts w:ascii="宋体" w:hAnsi="宋体"/>
-          <w:sz w:val="21"/>
-          <w:szCs w:val="21"/>
-          <w:shd w:val="clear" w:color="auto" w:fill="FFFFFF"/>
-        </w:rPr>
-      </w:pPr>
-      <w:r>
-        <w:rPr>
-          <w:rFonts w:ascii="宋体" w:hAnsi="宋体"/>
-          <w:b/>
-          <w:bCs/>
-          <w:sz w:val="21"/>
-          <w:szCs w:val="21"/>
-          <w:shd w:val="clear" w:color="auto" w:fill="FFFFFF"/>
-        </w:rPr>
-        <w:t>- net_init()：</w:t>
-      </w:r>
-      <w:r>
-        <w:rPr>
-          <w:rFonts w:ascii="宋体" w:hAnsi="宋体"/>
-          <w:sz w:val="21"/>
-          <w:szCs w:val="21"/>
-          <w:shd w:val="clear" w:color="auto" w:fill="FFFFFF"/>
-        </w:rPr>
-        <w:t>调用 WSAStartup(2,2) 初始化 Winsock。参数：无。返回：bool。</w:t>
-      </w:r>
-    </w:p>
-    <w:p>
-      <w:pPr>
-        <w:spacing w:line="12pt" w:lineRule="auto"/>
-        <w:ind w:firstLine="21.10pt"/>
-        <w:rPr>
-          <w:rFonts w:ascii="宋体" w:hAnsi="宋体"/>
-          <w:sz w:val="21"/>
-          <w:szCs w:val="21"/>
-          <w:shd w:val="clear" w:color="auto" w:fill="FFFFFF"/>
-        </w:rPr>
-      </w:pPr>
-      <w:r>
-        <w:rPr>
-          <w:rFonts w:ascii="宋体" w:hAnsi="宋体"/>
-          <w:b/>
-          <w:bCs/>
-          <w:sz w:val="21"/>
-          <w:szCs w:val="21"/>
-          <w:shd w:val="clear" w:color="auto" w:fill="FFFFFF"/>
-        </w:rPr>
-        <w:t>- net_cleanup()：</w:t>
-      </w:r>
-      <w:r>
-        <w:rPr>
-          <w:rFonts w:ascii="宋体" w:hAnsi="宋体"/>
-          <w:sz w:val="21"/>
-          <w:szCs w:val="21"/>
-          <w:shd w:val="clear" w:color="auto" w:fill="FFFFFF"/>
-        </w:rPr>
-        <w:t>调用 net_disconnect() + WSACleanup()。参数：无。返回：void。</w:t>
-      </w:r>
-    </w:p>
-    <w:p>
-      <w:pPr>
-        <w:spacing w:line="12pt" w:lineRule="auto"/>
-        <w:ind w:firstLine="21.10pt"/>
-        <w:rPr>
-          <w:rFonts w:ascii="宋体" w:hAnsi="宋体"/>
-          <w:sz w:val="21"/>
-          <w:szCs w:val="21"/>
-          <w:shd w:val="clear" w:color="auto" w:fill="FFFFFF"/>
-        </w:rPr>
-      </w:pPr>
-      <w:r>
-        <w:rPr>
-          <w:rFonts w:ascii="宋体" w:hAnsi="宋体"/>
-          <w:b/>
-          <w:bCs/>
-          <w:sz w:val="21"/>
-          <w:szCs w:val="21"/>
-          <w:shd w:val="clear" w:color="auto" w:fill="FFFFFF"/>
-        </w:rPr>
-        <w:t>- net_host(port)：</w:t>
-      </w:r>
-      <w:r>
-        <w:rPr>
-          <w:rFonts w:ascii="宋体" w:hAnsi="宋体"/>
-          <w:sz w:val="21"/>
-          <w:szCs w:val="21"/>
-          <w:shd w:val="clear" w:color="auto" w:fill="FFFFFF"/>
-        </w:rPr>
-        <w:t>创建 TCP 服务器。执行 socket → SO_REUSEADDR → bind → listen → select+accept 循环等待。完成后关闭监听 socket，启用 TCP_NODELAY。参数：port（默认 8888）。返回：bool。</w:t>
-      </w:r>
-    </w:p>
-    <w:p>
-      <w:pPr>
-        <w:spacing w:line="12pt" w:lineRule="auto"/>
-        <w:ind w:firstLine="21.10pt"/>
-        <w:rPr>
-          <w:rFonts w:ascii="宋体" w:hAnsi="宋体"/>
-          <w:sz w:val="21"/>
-          <w:szCs w:val="21"/>
-          <w:shd w:val="clear" w:color="auto" w:fill="FFFFFF"/>
-        </w:rPr>
-      </w:pPr>
-      <w:r>
-        <w:rPr>
-          <w:rFonts w:ascii="宋体" w:hAnsi="宋体"/>
-          <w:b/>
-          <w:bCs/>
-          <w:sz w:val="21"/>
-          <w:szCs w:val="21"/>
-          <w:shd w:val="clear" w:color="auto" w:fill="FFFFFF"/>
-        </w:rPr>
-        <w:t>- net_connect(ip, port)：</w:t>
-      </w:r>
-      <w:r>
-        <w:rPr>
-          <w:rFonts w:ascii="宋体" w:hAnsi="宋体"/>
-          <w:sz w:val="21"/>
-          <w:szCs w:val="21"/>
-          <w:shd w:val="clear" w:color="auto" w:fill="FFFFFF"/>
-        </w:rPr>
-        <w:t>客户端连接。执行 socket → connect（受 SO_SNDTIMEO 控制），成功后启用 TCP_NODELAY。参数：ip, port。返回：bool。</w:t>
-      </w:r>
-    </w:p>
-    <w:p>
-      <w:pPr>
-        <w:spacing w:line="12pt" w:lineRule="auto"/>
-        <w:ind w:firstLine="21.10pt"/>
-        <w:rPr>
-          <w:rFonts w:ascii="宋体" w:hAnsi="宋体"/>
-          <w:sz w:val="21"/>
-          <w:szCs w:val="21"/>
-          <w:shd w:val="clear" w:color="auto" w:fill="FFFFFF"/>
-        </w:rPr>
-      </w:pPr>
-      <w:r>
-        <w:rPr>
-          <w:rFonts w:ascii="宋体" w:hAnsi="宋体"/>
-          <w:b/>
-          <w:bCs/>
-          <w:sz w:val="21"/>
-          <w:szCs w:val="21"/>
-          <w:shd w:val="clear" w:color="auto" w:fill="FFFFFF"/>
-        </w:rPr>
-        <w:lastRenderedPageBreak/>
         <w:t>- net_disconnect()：</w:t>
       </w:r>
       <w:r>
@@ -7251,6 +8589,7 @@
           <w:lang w:val="en-US"/>
         </w:rPr>
       </w:pPr>
+      <w:bookmarkStart w:id="9" w:name="_Toc232597723"/>
       <w:r>
         <w:rPr>
           <w:rFonts w:ascii="宋体" w:hAnsi="宋体" w:hint="eastAsia"/>
@@ -7272,6 +8611,7 @@
         </w:rPr>
         <w:t>数据结构和算法</w:t>
       </w:r>
+      <w:bookmarkEnd w:id="9"/>
     </w:p>
     <w:p>
       <w:pPr>
@@ -7283,36 +8623,23 @@
     </w:p>
     <w:p>
       <w:pPr>
-        <w:pStyle w:val="3"/>
-        <w:keepNext w:val="0"/>
-        <w:keepLines w:val="0"/>
-        <w:rPr>
-          <w:rFonts w:ascii="宋体" w:hAnsi="宋体"/>
-          <w:sz w:val="21"/>
-          <w:szCs w:val="21"/>
-          <w:shd w:val="clear" w:color="auto" w:fill="FFFFFF"/>
-          <w:lang w:val="en-US" w:eastAsia="zh-CN"/>
-        </w:rPr>
-      </w:pPr>
-      <w:r>
-        <w:rPr>
-          <w:rFonts w:ascii="宋体" w:hAnsi="宋体"/>
-          <w:b w:val="0"/>
-          <w:bCs w:val="0"/>
-          <w:sz w:val="21"/>
-          <w:szCs w:val="21"/>
-          <w:shd w:val="clear" w:color="auto" w:fill="FFFFFF"/>
-          <w:lang w:val="en-US" w:eastAsia="zh-CN"/>
-        </w:rPr>
-        <w:tab/>
-      </w:r>
-      <w:r>
-        <w:rPr>
-          <w:rFonts w:ascii="宋体" w:hAnsi="宋体"/>
-          <w:sz w:val="21"/>
-          <w:szCs w:val="21"/>
-          <w:shd w:val="clear" w:color="auto" w:fill="FFFFFF"/>
-          <w:lang w:val="en-US" w:eastAsia="zh-CN"/>
+        <w:spacing w:line="12pt" w:lineRule="auto"/>
+        <w:ind w:firstLine="24.10pt"/>
+        <w:rPr>
+          <w:rFonts w:ascii="宋体" w:hAnsi="宋体"/>
+          <w:b/>
+          <w:bCs/>
+          <w:szCs w:val="24"/>
+          <w:shd w:val="clear" w:color="auto" w:fill="FFFFFF"/>
+        </w:rPr>
+      </w:pPr>
+      <w:r>
+        <w:rPr>
+          <w:rFonts w:ascii="宋体" w:hAnsi="宋体"/>
+          <w:b/>
+          <w:bCs/>
+          <w:szCs w:val="24"/>
+          <w:shd w:val="clear" w:color="auto" w:fill="FFFFFF"/>
         </w:rPr>
         <w:t>4.2.1 棋盘数据布局</w:t>
       </w:r>
@@ -7366,17 +8693,17 @@
         <mc:AlternateContent>
           <mc:Choice Requires="v">
             <w:pict w14:anchorId="47F9BBE9">
-              <v:shape id="图片 1" o:spid="_x0000_i1058" type="#_x0000_t75" style="width:368.15pt;height:211.6pt;visibility:visible;mso-wrap-style:square">
-                <v:imagedata r:id="rId17" o:title=""/>
+              <v:shape id="图片 1" o:spid="_x0000_i1026" type="#_x0000_t75" style="width:368.5pt;height:211.5pt;visibility:visible;mso-wrap-style:square">
+                <v:imagedata r:id="rId18" o:title=""/>
               </v:shape>
             </w:pict>
           </mc:Choice>
           <mc:Fallback>
             <w:drawing>
-              <wp:inline distT="0" distB="0" distL="0" distR="0" wp14:anchorId="08DDA3B9" wp14:editId="494BEE29">
-                <wp:extent cx="4675505" cy="2687320"/>
-                <wp:effectExtent l="0" t="0" r="0" b="0"/>
-                <wp:docPr id="34" name="图片 1"/>
+              <wp:inline distT="0" distB="0" distL="0" distR="0" wp14:anchorId="7E944FD0" wp14:editId="5C3F67B4">
+                <wp:extent cx="4679950" cy="2686050"/>
+                <wp:effectExtent l="0" t="0" r="6350" b="0"/>
+                <wp:docPr id="2" name="图片 1"/>
                 <wp:cNvGraphicFramePr>
                   <a:graphicFrameLocks xmlns:a="http://purl.oclc.org/ooxml/drawingml/main" noChangeAspect="1"/>
                 </wp:cNvGraphicFramePr>
@@ -7390,7 +8717,7 @@
                         </pic:cNvPicPr>
                       </pic:nvPicPr>
                       <pic:blipFill>
-                        <a:blip r:embed="rId18">
+                        <a:blip r:embed="rId19">
                           <a:extLst>
                             <a:ext uri="{28A0092B-C50C-407E-A947-70E740481C1C}">
                               <a14:useLocalDpi xmlns:a14="http://schemas.microsoft.com/office/drawing/2010/main" val="0"/>
@@ -7405,7 +8732,7 @@
                       <pic:spPr bwMode="auto">
                         <a:xfrm>
                           <a:off x="0" y="0"/>
-                          <a:ext cx="4675505" cy="2687320"/>
+                          <a:ext cx="4679950" cy="2686050"/>
                         </a:xfrm>
                         <a:prstGeom prst="rect">
                           <a:avLst/>
@@ -8917,6 +10244,7 @@
           <w:lang w:val="en-US" w:eastAsia="zh-CN"/>
         </w:rPr>
       </w:pPr>
+      <w:bookmarkStart w:id="10" w:name="_Toc232597724"/>
       <w:r>
         <w:rPr>
           <w:rFonts w:ascii="宋体" w:hAnsi="宋体" w:hint="eastAsia"/>
@@ -8938,37 +10266,40 @@
         </w:rPr>
         <w:t>程序核心代码</w:t>
       </w:r>
+      <w:bookmarkEnd w:id="10"/>
     </w:p>
     <w:p>
       <w:pPr>
         <w:ind w:firstLine="24pt"/>
-        <w:rPr>
-          <w:rFonts w:hint="eastAsia"/>
-        </w:rPr>
-      </w:pPr>
-    </w:p>
-    <w:p>
-      <w:pPr>
-        <w:ind w:firstLine="24pt"/>
-        <w:rPr>
-          <w:rFonts w:hint="eastAsia"/>
-          <w:b/>
-          <w:bCs/>
-        </w:rPr>
-      </w:pPr>
-      <w:r>
+      </w:pPr>
+    </w:p>
+    <w:p>
+      <w:pPr>
+        <w:ind w:firstLine="24.10pt"/>
+        <w:rPr>
+          <w:rFonts w:ascii="宋体" w:hAnsi="宋体"/>
+          <w:b/>
+          <w:bCs/>
+        </w:rPr>
+      </w:pPr>
+      <w:r>
+        <w:rPr>
+          <w:rFonts w:ascii="宋体" w:hAnsi="宋体"/>
+          <w:b/>
+          <w:bCs/>
+        </w:rPr>
         <mc:AlternateContent>
           <mc:Choice Requires="v">
             <w:pict w14:anchorId="72C82CD5">
               <v:shape id="_x0000_s1039" type="#_x0000_t75" style="position:absolute;left:0;text-align:left;margin-left:41.4pt;margin-top:21.85pt;width:223.2pt;height:246.8pt;z-index:6;visibility:visible;mso-wrap-style:square;mso-position-horizontal-relative:text;mso-position-vertical-relative:text;mso-width-relative:page;mso-height-relative:page">
-                <v:imagedata r:id="rId19" o:title=""/>
+                <v:imagedata r:id="rId20" o:title=""/>
                 <w10:wrap type="topAndBottom"/>
               </v:shape>
             </w:pict>
           </mc:Choice>
           <mc:Fallback>
             <w:drawing>
-              <wp:anchor distT="0" distB="0" distL="114300" distR="114300" simplePos="0" relativeHeight="251663360" behindDoc="0" locked="0" layoutInCell="1" allowOverlap="1" wp14:anchorId="7510FC43" wp14:editId="0E0AC284">
+              <wp:anchor distT="0" distB="0" distL="114300" distR="114300" simplePos="0" relativeHeight="251663360" behindDoc="0" locked="0" layoutInCell="1" allowOverlap="1" wp14:anchorId="0F553EBC" wp14:editId="14C06A31">
                 <wp:simplePos x="0" y="0"/>
                 <wp:positionH relativeFrom="column">
                   <wp:posOffset>525780</wp:posOffset>
@@ -8993,7 +10324,7 @@
                         </pic:cNvPicPr>
                       </pic:nvPicPr>
                       <pic:blipFill>
-                        <a:blip r:embed="rId20">
+                        <a:blip r:embed="rId21">
                           <a:extLst>
                             <a:ext uri="{28A0092B-C50C-407E-A947-70E740481C1C}">
                               <a14:useLocalDpi xmlns:a14="http://schemas.microsoft.com/office/drawing/2010/main" val="0"/>
@@ -9014,9 +10345,6 @@
                           <a:avLst/>
                         </a:prstGeom>
                         <a:noFill/>
-                        <a:ln>
-                          <a:noFill/>
-                        </a:ln>
                       </pic:spPr>
                     </pic:pic>
                   </a:graphicData>
@@ -9034,39 +10362,15 @@
       </w:r>
       <w:r>
         <w:rPr>
-          <w:b/>
-          <w:bCs/>
-          <w:lang w:eastAsia="x-none"/>
-        </w:rPr>
-        <w:t xml:space="preserve">4. 3. 1 </w:t>
-      </w:r>
-      <w:r>
-        <w:rPr>
-          <w:b/>
-          <w:bCs/>
-          <w:lang w:eastAsia="x-none"/>
-        </w:rPr>
-        <w:t>init_game()</w:t>
-      </w:r>
-      <w:r>
-        <w:rPr>
-          <w:b/>
-          <w:bCs/>
-          <w:lang w:eastAsia="x-none"/>
-        </w:rPr>
-        <w:t xml:space="preserve"> </w:t>
-      </w:r>
-      <w:r>
-        <w:rPr>
-          <w:b/>
-          <w:bCs/>
-          <w:lang w:eastAsia="x-none"/>
-        </w:rPr>
-        <w:t>棋盘初始</w:t>
-      </w:r>
-      <w:r>
-        <w:rPr>
-          <w:rFonts w:hint="eastAsia"/>
+          <w:rFonts w:ascii="宋体" w:hAnsi="宋体"/>
+          <w:b/>
+          <w:bCs/>
+        </w:rPr>
+        <w:t>4.3.1 init_game() 棋盘初始</w:t>
+      </w:r>
+      <w:r>
+        <w:rPr>
+          <w:rFonts w:ascii="宋体" w:hAnsi="宋体" w:hint="eastAsia"/>
           <w:b/>
           <w:bCs/>
         </w:rPr>
@@ -9100,7 +10404,7 @@
         <w:spacing w:line="12pt" w:lineRule="auto"/>
         <w:ind w:firstLine="21pt"/>
         <w:rPr>
-          <w:rFonts w:ascii="宋体" w:hAnsi="宋体" w:hint="eastAsia"/>
+          <w:rFonts w:ascii="宋体" w:hAnsi="宋体"/>
           <w:sz w:val="21"/>
           <w:szCs w:val="21"/>
           <w:shd w:val="clear" w:color="auto" w:fill="FFFFFF"/>
@@ -9126,14 +10430,14 @@
           <mc:Choice Requires="v">
             <w:pict w14:anchorId="6A115321">
               <v:shape id="_x0000_s1037" type="#_x0000_t75" style="position:absolute;left:0;text-align:left;margin-left:42.4pt;margin-top:20.25pt;width:269.2pt;height:254.75pt;z-index:5;visibility:visible;mso-wrap-style:square;mso-position-horizontal-relative:text;mso-position-vertical-relative:text;mso-width-relative:page;mso-height-relative:page">
-                <v:imagedata r:id="rId21" o:title=""/>
+                <v:imagedata r:id="rId22" o:title=""/>
                 <w10:wrap type="topAndBottom"/>
               </v:shape>
             </w:pict>
           </mc:Choice>
           <mc:Fallback>
             <w:drawing>
-              <wp:anchor distT="0" distB="0" distL="114300" distR="114300" simplePos="0" relativeHeight="251664384" behindDoc="0" locked="0" layoutInCell="1" allowOverlap="1" wp14:anchorId="4E9D3B4F" wp14:editId="0F591F9E">
+              <wp:anchor distT="0" distB="0" distL="114300" distR="114300" simplePos="0" relativeHeight="251664384" behindDoc="0" locked="0" layoutInCell="1" allowOverlap="1" wp14:anchorId="007D7910" wp14:editId="492BD6E1">
                 <wp:simplePos x="0" y="0"/>
                 <wp:positionH relativeFrom="column">
                   <wp:posOffset>538480</wp:posOffset>
@@ -9158,7 +10462,7 @@
                         </pic:cNvPicPr>
                       </pic:nvPicPr>
                       <pic:blipFill>
-                        <a:blip r:embed="rId22">
+                        <a:blip r:embed="rId23">
                           <a:extLst>
                             <a:ext uri="{28A0092B-C50C-407E-A947-70E740481C1C}">
                               <a14:useLocalDpi xmlns:a14="http://schemas.microsoft.com/office/drawing/2010/main" val="0"/>
@@ -9179,9 +10483,6 @@
                           <a:avLst/>
                         </a:prstGeom>
                         <a:noFill/>
-                        <a:ln>
-                          <a:noFill/>
-                        </a:ln>
                       </pic:spPr>
                     </pic:pic>
                   </a:graphicData>
@@ -9365,7 +10666,7 @@
         <w:spacing w:line="12pt" w:lineRule="auto"/>
         <w:ind w:firstLine="21pt"/>
         <w:rPr>
-          <w:rFonts w:ascii="宋体" w:hAnsi="宋体" w:hint="eastAsia"/>
+          <w:rFonts w:ascii="宋体" w:hAnsi="宋体"/>
           <w:sz w:val="21"/>
           <w:szCs w:val="21"/>
           <w:shd w:val="clear" w:color="auto" w:fill="FFFFFF"/>
@@ -9382,14 +10683,14 @@
           <mc:Choice Requires="v">
             <w:pict w14:anchorId="197AA464">
               <v:shape id="_x0000_s1041" type="#_x0000_t75" style="position:absolute;left:0;text-align:left;margin-left:4.55pt;margin-top:19.25pt;width:415.1pt;height:191.6pt;z-index:7;visibility:visible;mso-wrap-style:square;mso-position-horizontal-relative:text;mso-position-vertical-relative:text;mso-width-relative:page;mso-height-relative:page">
-                <v:imagedata r:id="rId23" o:title=""/>
+                <v:imagedata r:id="rId24" o:title=""/>
                 <w10:wrap type="topAndBottom"/>
               </v:shape>
             </w:pict>
           </mc:Choice>
           <mc:Fallback>
             <w:drawing>
-              <wp:anchor distT="0" distB="0" distL="114300" distR="114300" simplePos="0" relativeHeight="251665408" behindDoc="0" locked="0" layoutInCell="1" allowOverlap="1" wp14:anchorId="2BC756C9" wp14:editId="357F69A0">
+              <wp:anchor distT="0" distB="0" distL="114300" distR="114300" simplePos="0" relativeHeight="251665408" behindDoc="0" locked="0" layoutInCell="1" allowOverlap="1" wp14:anchorId="3C6D7DD3" wp14:editId="200B1BB5">
                 <wp:simplePos x="0" y="0"/>
                 <wp:positionH relativeFrom="column">
                   <wp:posOffset>57785</wp:posOffset>
@@ -9414,7 +10715,7 @@
                         </pic:cNvPicPr>
                       </pic:nvPicPr>
                       <pic:blipFill>
-                        <a:blip r:embed="rId24">
+                        <a:blip r:embed="rId25">
                           <a:extLst>
                             <a:ext uri="{28A0092B-C50C-407E-A947-70E740481C1C}">
                               <a14:useLocalDpi xmlns:a14="http://schemas.microsoft.com/office/drawing/2010/main" val="0"/>
@@ -9435,9 +10736,6 @@
                           <a:avLst/>
                         </a:prstGeom>
                         <a:noFill/>
-                        <a:ln>
-                          <a:noFill/>
-                        </a:ln>
                       </pic:spPr>
                     </pic:pic>
                   </a:graphicData>
@@ -9495,7 +10793,7 @@
         <w:spacing w:line="12pt" w:lineRule="auto"/>
         <w:ind w:firstLine="21pt"/>
         <w:rPr>
-          <w:rFonts w:ascii="宋体" w:hAnsi="宋体" w:hint="eastAsia"/>
+          <w:rFonts w:ascii="宋体" w:hAnsi="宋体"/>
           <w:sz w:val="21"/>
           <w:szCs w:val="21"/>
           <w:shd w:val="clear" w:color="auto" w:fill="FFFFFF"/>
@@ -9514,29 +10812,23 @@
     <w:p>
       <w:pPr>
         <w:pStyle w:val="2"/>
-        <w:keepNext w:val="0"/>
-        <w:keepLines w:val="0"/>
         <w:spacing w:before="7.80pt" w:after="7.80pt"/>
-        <w:rPr>
-          <w:rFonts w:ascii="宋体" w:eastAsia="宋体" w:hAnsi="宋体"/>
-          <w:lang w:val="en-US" w:eastAsia="zh-CN"/>
-        </w:rPr>
-      </w:pPr>
-      <w:r>
-        <w:rPr>
-          <w:rFonts w:ascii="宋体" w:eastAsia="宋体" w:hAnsi="宋体" w:hint="eastAsia"/>
-          <w:lang w:val="en-US" w:eastAsia="zh-CN"/>
+      </w:pPr>
+      <w:bookmarkStart w:id="11" w:name="_Toc232597725"/>
+      <w:r>
+        <w:rPr>
+          <w:rFonts w:hint="eastAsia"/>
         </w:rPr>
         <w:lastRenderedPageBreak/>
         <w:t>五、</w:t>
       </w:r>
       <w:r>
         <w:rPr>
-          <w:rFonts w:ascii="宋体" w:eastAsia="宋体" w:hAnsi="宋体" w:hint="eastAsia"/>
-          <w:lang w:val="en-US" w:eastAsia="zh-CN"/>
+          <w:rFonts w:hint="eastAsia"/>
         </w:rPr>
         <w:t>测试</w:t>
       </w:r>
+      <w:bookmarkEnd w:id="11"/>
     </w:p>
     <w:p>
       <w:pPr>
@@ -9548,6 +10840,7 @@
           <w:lang w:val="en-US"/>
         </w:rPr>
       </w:pPr>
+      <w:bookmarkStart w:id="12" w:name="_Toc232597726"/>
       <w:r>
         <w:rPr>
           <w:rFonts w:ascii="宋体" w:hAnsi="宋体" w:hint="eastAsia"/>
@@ -9569,6 +10862,7 @@
         </w:rPr>
         <w:t>测试环境</w:t>
       </w:r>
+      <w:bookmarkEnd w:id="12"/>
     </w:p>
     <w:p>
       <w:pPr>
@@ -9637,15 +10931,7 @@
           <w:szCs w:val="21"/>
           <w:shd w:val="clear" w:color="auto" w:fill="FFFFFF"/>
         </w:rPr>
-        <w:t>C++2</w:t>
-      </w:r>
-      <w:r>
-        <w:rPr>
-          <w:sz w:val="21"/>
-          <w:szCs w:val="21"/>
-          <w:shd w:val="clear" w:color="auto" w:fill="FFFFFF"/>
-        </w:rPr>
-        <w:t>0</w:t>
+        <w:t>C++20</w:t>
       </w:r>
       <w:r>
         <w:rPr>
@@ -9784,14 +11070,14 @@
           <mc:Choice Requires="v">
             <w:pict w14:anchorId="27D3C37E">
               <v:shape id="_x0000_s1042" type="#_x0000_t75" style="position:absolute;left:0;text-align:left;margin-left:81.25pt;margin-top:14.35pt;width:227pt;height:169.95pt;z-index:8;visibility:visible;mso-wrap-style:square;mso-position-horizontal-relative:text;mso-position-vertical-relative:text;mso-width-relative:page;mso-height-relative:page">
-                <v:imagedata r:id="rId25" o:title=""/>
+                <v:imagedata r:id="rId26" o:title=""/>
                 <w10:wrap type="topAndBottom"/>
               </v:shape>
             </w:pict>
           </mc:Choice>
           <mc:Fallback>
             <w:drawing>
-              <wp:anchor distT="0" distB="0" distL="114300" distR="114300" simplePos="0" relativeHeight="251666432" behindDoc="0" locked="0" layoutInCell="1" allowOverlap="1" wp14:anchorId="741ADBB5" wp14:editId="3E1C8597">
+              <wp:anchor distT="0" distB="0" distL="114300" distR="114300" simplePos="0" relativeHeight="251666432" behindDoc="0" locked="0" layoutInCell="1" allowOverlap="1" wp14:anchorId="270C0D43" wp14:editId="1C1DBA67">
                 <wp:simplePos x="0" y="0"/>
                 <wp:positionH relativeFrom="column">
                   <wp:posOffset>1031875</wp:posOffset>
@@ -9816,7 +11102,7 @@
                         </pic:cNvPicPr>
                       </pic:nvPicPr>
                       <pic:blipFill>
-                        <a:blip r:embed="rId26">
+                        <a:blip r:embed="rId27">
                           <a:extLst>
                             <a:ext uri="{28A0092B-C50C-407E-A947-70E740481C1C}">
                               <a14:useLocalDpi xmlns:a14="http://schemas.microsoft.com/office/drawing/2010/main" val="0"/>
@@ -9837,9 +11123,6 @@
                           <a:avLst/>
                         </a:prstGeom>
                         <a:noFill/>
-                        <a:ln>
-                          <a:noFill/>
-                        </a:ln>
                       </pic:spPr>
                     </pic:pic>
                   </a:graphicData>
@@ -9866,19 +11149,362 @@
     </w:p>
     <w:p>
       <w:pPr>
+        <w:spacing w:line="12pt" w:lineRule="auto"/>
+        <w:ind w:firstLine="21pt"/>
+        <w:rPr>
+          <w:sz w:val="21"/>
+          <w:szCs w:val="21"/>
+          <w:shd w:val="clear" w:color="auto" w:fill="FFFFFF"/>
+        </w:rPr>
+      </w:pPr>
+      <w:r>
+        <w:rPr>
+          <w:sz w:val="21"/>
+          <w:szCs w:val="21"/>
+          <w:shd w:val="clear" w:color="auto" w:fill="FFFFFF"/>
+        </w:rPr>
+        <w:t>测试方法：本地同时启动两个进程（主机</w:t>
+      </w:r>
+      <w:r>
+        <w:rPr>
+          <w:sz w:val="21"/>
+          <w:szCs w:val="21"/>
+          <w:shd w:val="clear" w:color="auto" w:fill="FFFFFF"/>
+        </w:rPr>
+        <w:t xml:space="preserve"> + </w:t>
+      </w:r>
+      <w:r>
+        <w:rPr>
+          <w:sz w:val="21"/>
+          <w:szCs w:val="21"/>
+          <w:shd w:val="clear" w:color="auto" w:fill="FFFFFF"/>
+        </w:rPr>
+        <w:t>客机），通过回环地址模拟联机对战。局域网测试通过两台</w:t>
+      </w:r>
+      <w:r>
+        <w:rPr>
+          <w:sz w:val="21"/>
+          <w:szCs w:val="21"/>
+          <w:shd w:val="clear" w:color="auto" w:fill="FFFFFF"/>
+        </w:rPr>
+        <w:t xml:space="preserve"> PC </w:t>
+      </w:r>
+      <w:r>
+        <w:rPr>
+          <w:sz w:val="21"/>
+          <w:szCs w:val="21"/>
+          <w:shd w:val="clear" w:color="auto" w:fill="FFFFFF"/>
+        </w:rPr>
+        <w:t>直连验证。</w:t>
+      </w:r>
+    </w:p>
+    <w:p>
+      <w:pPr>
+        <w:spacing w:line="12pt" w:lineRule="auto"/>
+        <w:ind w:firstLine="21pt"/>
+        <w:rPr>
+          <w:sz w:val="21"/>
+          <w:szCs w:val="21"/>
+          <w:shd w:val="clear" w:color="auto" w:fill="FFFFFF"/>
+        </w:rPr>
+      </w:pPr>
+    </w:p>
+    <w:p>
+      <w:pPr>
         <w:pStyle w:val="3"/>
         <w:keepNext w:val="0"/>
         <w:keepLines w:val="0"/>
-        <w:spacing w:line="12pt" w:lineRule="auto"/>
-        <w:ind w:firstLineChars="200" w:firstLine="21pt"/>
-        <w:rPr>
-          <w:rFonts w:ascii="宋体" w:hAnsi="宋体"/>
-          <w:b w:val="0"/>
-          <w:bCs w:val="0"/>
-          <w:sz w:val="21"/>
-          <w:szCs w:val="21"/>
-          <w:shd w:val="clear" w:color="auto" w:fill="FFFFFF"/>
+        <w:rPr>
+          <w:rFonts w:ascii="宋体" w:hAnsi="宋体"/>
           <w:lang w:val="en-US" w:eastAsia="zh-CN"/>
+        </w:rPr>
+      </w:pPr>
+      <w:bookmarkStart w:id="13" w:name="_Toc232597727"/>
+      <w:r>
+        <w:rPr>
+          <w:rFonts w:ascii="宋体" w:hAnsi="宋体" w:hint="eastAsia"/>
+          <w:lang w:val="en-US"/>
+        </w:rPr>
+        <w:t>5</w:t>
+      </w:r>
+      <w:r>
+        <w:rPr>
+          <w:rFonts w:ascii="宋体" w:hAnsi="宋体"/>
+          <w:lang w:val="en-US"/>
+        </w:rPr>
+        <w:t xml:space="preserve">.2 </w:t>
+      </w:r>
+      <w:r>
+        <w:rPr>
+          <w:rFonts w:ascii="宋体" w:hAnsi="宋体" w:hint="eastAsia"/>
+          <w:lang w:val="en-US"/>
+        </w:rPr>
+        <w:t>测试用例</w:t>
+      </w:r>
+      <w:bookmarkEnd w:id="13"/>
+    </w:p>
+    <w:p>
+      <w:pPr>
+        <w:spacing w:line="12pt" w:lineRule="auto"/>
+        <w:ind w:firstLine="24.10pt"/>
+        <w:rPr>
+          <w:rFonts w:ascii="宋体" w:hAnsi="宋体"/>
+          <w:b/>
+          <w:bCs/>
+          <w:szCs w:val="32"/>
+          <w:lang w:eastAsia="x-none"/>
+        </w:rPr>
+      </w:pPr>
+      <w:r>
+        <w:rPr>
+          <w:rFonts w:ascii="宋体" w:hAnsi="宋体"/>
+          <w:b/>
+          <w:bCs/>
+          <w:szCs w:val="32"/>
+          <w:lang w:eastAsia="x-none"/>
+        </w:rPr>
+        <w:t>5.2.1 单机模式</w:t>
+      </w:r>
+    </w:p>
+    <w:p>
+      <w:pPr>
+        <w:spacing w:line="12pt" w:lineRule="auto"/>
+        <w:ind w:firstLine="21pt"/>
+        <w:rPr>
+          <w:sz w:val="21"/>
+          <w:szCs w:val="21"/>
+          <w:shd w:val="clear" w:color="auto" w:fill="FFFFFF"/>
+        </w:rPr>
+      </w:pPr>
+      <w:r>
+        <w:rPr>
+          <w:sz w:val="21"/>
+          <w:szCs w:val="21"/>
+          <w:shd w:val="clear" w:color="auto" w:fill="FFFFFF"/>
+        </w:rPr>
+        <w:t>对</w:t>
+      </w:r>
+      <w:r>
+        <w:rPr>
+          <w:sz w:val="21"/>
+          <w:szCs w:val="21"/>
+          <w:shd w:val="clear" w:color="auto" w:fill="FFFFFF"/>
+        </w:rPr>
+        <w:t xml:space="preserve"> 7 </w:t>
+      </w:r>
+      <w:r>
+        <w:rPr>
+          <w:sz w:val="21"/>
+          <w:szCs w:val="21"/>
+          <w:shd w:val="clear" w:color="auto" w:fill="FFFFFF"/>
+        </w:rPr>
+        <w:t>类棋子按合法走法、特殊约束、违规拒绝分别验证，覆盖自将防御、将军提示、将死判定、悔棋认输、走法提示等功能。全部通过。</w:t>
+      </w:r>
+    </w:p>
+    <w:p>
+      <w:pPr>
+        <w:spacing w:line="12pt" w:lineRule="auto"/>
+        <w:ind w:firstLine="24.10pt"/>
+        <w:rPr>
+          <w:rFonts w:ascii="宋体" w:hAnsi="宋体"/>
+          <w:b/>
+          <w:bCs/>
+          <w:szCs w:val="32"/>
+          <w:lang w:eastAsia="x-none"/>
+        </w:rPr>
+      </w:pPr>
+    </w:p>
+    <w:p>
+      <w:pPr>
+        <w:spacing w:line="12pt" w:lineRule="auto"/>
+        <w:ind w:firstLine="24.10pt"/>
+        <w:rPr>
+          <w:rFonts w:ascii="宋体" w:hAnsi="宋体"/>
+          <w:b/>
+          <w:bCs/>
+          <w:szCs w:val="32"/>
+          <w:lang w:eastAsia="x-none"/>
+        </w:rPr>
+      </w:pPr>
+      <w:r>
+        <w:rPr>
+          <w:rFonts w:ascii="宋体" w:hAnsi="宋体"/>
+          <w:b/>
+          <w:bCs/>
+          <w:szCs w:val="32"/>
+          <w:lang w:eastAsia="x-none"/>
+        </w:rPr>
+        <w:t>5.2.2 联机模式</w:t>
+      </w:r>
+    </w:p>
+    <w:p>
+      <w:pPr>
+        <w:spacing w:line="12pt" w:lineRule="auto"/>
+        <w:ind w:firstLine="21pt"/>
+        <w:rPr>
+          <w:sz w:val="21"/>
+          <w:szCs w:val="21"/>
+          <w:shd w:val="clear" w:color="auto" w:fill="FFFFFF"/>
+        </w:rPr>
+      </w:pPr>
+      <w:r>
+        <w:rPr>
+          <w:sz w:val="21"/>
+          <w:szCs w:val="21"/>
+          <w:shd w:val="clear" w:color="auto" w:fill="FFFFFF"/>
+        </w:rPr>
+        <w:t>验证</w:t>
+      </w:r>
+      <w:r>
+        <w:rPr>
+          <w:sz w:val="21"/>
+          <w:szCs w:val="21"/>
+          <w:shd w:val="clear" w:color="auto" w:fill="FFFFFF"/>
+        </w:rPr>
+        <w:t xml:space="preserve"> TCP </w:t>
+      </w:r>
+      <w:r>
+        <w:rPr>
+          <w:sz w:val="21"/>
+          <w:szCs w:val="21"/>
+          <w:shd w:val="clear" w:color="auto" w:fill="FFFFFF"/>
+        </w:rPr>
+        <w:t>连接建立、走棋同步、回合锁定、悔棋协议（请求</w:t>
+      </w:r>
+      <w:r>
+        <w:rPr>
+          <w:rFonts w:hint="eastAsia"/>
+          <w:sz w:val="21"/>
+          <w:szCs w:val="21"/>
+          <w:shd w:val="clear" w:color="auto" w:fill="FFFFFF"/>
+        </w:rPr>
+        <w:t>-</w:t>
+      </w:r>
+      <w:r>
+        <w:rPr>
+          <w:sz w:val="21"/>
+          <w:szCs w:val="21"/>
+          <w:shd w:val="clear" w:color="auto" w:fill="FFFFFF"/>
+        </w:rPr>
+        <w:t>同意</w:t>
+      </w:r>
+      <w:r>
+        <w:rPr>
+          <w:sz w:val="21"/>
+          <w:szCs w:val="21"/>
+          <w:shd w:val="clear" w:color="auto" w:fill="FFFFFF"/>
+        </w:rPr>
+        <w:t>/</w:t>
+      </w:r>
+      <w:r>
+        <w:rPr>
+          <w:sz w:val="21"/>
+          <w:szCs w:val="21"/>
+          <w:shd w:val="clear" w:color="auto" w:fill="FFFFFF"/>
+        </w:rPr>
+        <w:t>拒绝</w:t>
+      </w:r>
+      <w:r>
+        <w:rPr>
+          <w:rFonts w:hint="eastAsia"/>
+          <w:sz w:val="21"/>
+          <w:szCs w:val="21"/>
+          <w:shd w:val="clear" w:color="auto" w:fill="FFFFFF"/>
+        </w:rPr>
+        <w:t>-</w:t>
+      </w:r>
+      <w:r>
+        <w:rPr>
+          <w:sz w:val="21"/>
+          <w:szCs w:val="21"/>
+          <w:shd w:val="clear" w:color="auto" w:fill="FFFFFF"/>
+        </w:rPr>
+        <w:t>同步回退）、认输同步、正常关闭与强制结束两种断连场景下的判胜逻辑。全部通过。</w:t>
+      </w:r>
+    </w:p>
+    <w:p>
+      <w:pPr>
+        <w:spacing w:line="12pt" w:lineRule="auto"/>
+        <w:ind w:firstLine="21pt"/>
+        <w:rPr>
+          <w:sz w:val="21"/>
+          <w:szCs w:val="21"/>
+          <w:shd w:val="clear" w:color="auto" w:fill="FFFFFF"/>
+        </w:rPr>
+      </w:pPr>
+    </w:p>
+    <w:p>
+      <w:pPr>
+        <w:spacing w:line="12pt" w:lineRule="auto"/>
+        <w:ind w:firstLine="24.10pt"/>
+        <w:rPr>
+          <w:rFonts w:ascii="宋体" w:hAnsi="宋体"/>
+          <w:b/>
+          <w:bCs/>
+          <w:szCs w:val="32"/>
+          <w:lang w:eastAsia="x-none"/>
+        </w:rPr>
+      </w:pPr>
+      <w:r>
+        <w:rPr>
+          <w:rFonts w:ascii="宋体" w:hAnsi="宋体"/>
+          <w:b/>
+          <w:bCs/>
+          <w:szCs w:val="32"/>
+          <w:lang w:eastAsia="x-none"/>
+        </w:rPr>
+        <w:t>5.2.3 边界与稳定性</w:t>
+      </w:r>
+    </w:p>
+    <w:p>
+      <w:pPr>
+        <w:spacing w:line="12pt" w:lineRule="auto"/>
+        <w:ind w:firstLine="21pt"/>
+        <w:rPr>
+          <w:sz w:val="21"/>
+          <w:szCs w:val="21"/>
+          <w:shd w:val="clear" w:color="auto" w:fill="FFFFFF"/>
+        </w:rPr>
+      </w:pPr>
+      <w:r>
+        <w:rPr>
+          <w:sz w:val="21"/>
+          <w:szCs w:val="21"/>
+          <w:shd w:val="clear" w:color="auto" w:fill="FFFFFF"/>
+        </w:rPr>
+        <w:t>验证棋盘边缘坐标、窗口关闭（单机</w:t>
+      </w:r>
+      <w:r>
+        <w:rPr>
+          <w:sz w:val="21"/>
+          <w:szCs w:val="21"/>
+          <w:shd w:val="clear" w:color="auto" w:fill="FFFFFF"/>
+        </w:rPr>
+        <w:t>/</w:t>
+      </w:r>
+      <w:r>
+        <w:rPr>
+          <w:sz w:val="21"/>
+          <w:szCs w:val="21"/>
+          <w:shd w:val="clear" w:color="auto" w:fill="FFFFFF"/>
+        </w:rPr>
+        <w:t>联机）、快速连续点击、经典将死局面（双車杀、马后炮）。全部通过。</w:t>
+      </w:r>
+    </w:p>
+    <w:p>
+      <w:pPr>
+        <w:widowControl/>
+        <w:adjustRightInd/>
+        <w:snapToGrid/>
+        <w:spacing w:line="12pt" w:lineRule="auto"/>
+        <w:ind w:firstLineChars="0" w:firstLine="0pt"/>
+        <w:jc w:val="start"/>
+        <w:rPr>
+          <w:rFonts w:ascii="宋体" w:hAnsi="宋体"/>
+          <w:b/>
+          <w:bCs/>
+          <w:szCs w:val="32"/>
+          <w:lang w:eastAsia="x-none"/>
         </w:rPr>
       </w:pPr>
     </w:p>
@@ -9887,62 +11513,25 @@
         <w:pStyle w:val="3"/>
         <w:keepNext w:val="0"/>
         <w:keepLines w:val="0"/>
-        <w:spacing w:line="12pt" w:lineRule="auto"/>
-        <w:ind w:firstLineChars="200" w:firstLine="21pt"/>
-        <w:rPr>
-          <w:rFonts w:ascii="宋体" w:hAnsi="宋体"/>
-          <w:b w:val="0"/>
-          <w:bCs w:val="0"/>
-          <w:sz w:val="21"/>
-          <w:szCs w:val="21"/>
-          <w:shd w:val="clear" w:color="auto" w:fill="FFFFFF"/>
-          <w:lang w:val="en-US" w:eastAsia="zh-CN"/>
-        </w:rPr>
-      </w:pPr>
-      <w:r>
-        <w:rPr>
-          <w:rFonts w:ascii="宋体" w:hAnsi="宋体"/>
-          <w:b w:val="0"/>
-          <w:bCs w:val="0"/>
-          <w:sz w:val="21"/>
-          <w:szCs w:val="21"/>
-          <w:shd w:val="clear" w:color="auto" w:fill="FFFFFF"/>
-          <w:lang w:val="en-US" w:eastAsia="zh-CN"/>
-        </w:rPr>
-        <w:t>测试方法：本地同时启动两个进程（主机 + 客机），通过回环地址模拟联机对战。局域网测试通过两台 PC 直连验证。</w:t>
-      </w:r>
-    </w:p>
-    <w:p>
-      <w:pPr>
-        <w:pStyle w:val="3"/>
-        <w:keepNext w:val="0"/>
-        <w:keepLines w:val="0"/>
-        <w:rPr>
-          <w:rFonts w:ascii="Helvetica" w:hAnsi="Helvetica"/>
-          <w:color w:val="FF0000"/>
-          <w:spacing w:val="4"/>
-          <w:sz w:val="21"/>
-          <w:szCs w:val="21"/>
-          <w:shd w:val="clear" w:color="auto" w:fill="FFFFFF"/>
+        <w:rPr>
+          <w:rFonts w:ascii="宋体" w:hAnsi="宋体"/>
           <w:lang w:val="en-US"/>
         </w:rPr>
       </w:pPr>
-    </w:p>
-    <w:p>
-      <w:pPr>
-        <w:pStyle w:val="3"/>
-        <w:keepNext w:val="0"/>
-        <w:keepLines w:val="0"/>
-        <w:rPr>
-          <w:rFonts w:ascii="宋体" w:hAnsi="宋体"/>
-          <w:lang w:val="en-US" w:eastAsia="zh-CN"/>
-        </w:rPr>
-      </w:pPr>
+      <w:bookmarkStart w:id="14" w:name="_Toc232597728"/>
+      <w:r>
+        <w:rPr>
+          <w:rFonts w:ascii="宋体" w:hAnsi="宋体"/>
+          <w:lang w:val="en-US"/>
+        </w:rPr>
+        <w:br w:type="page"/>
+      </w:r>
       <w:r>
         <w:rPr>
           <w:rFonts w:ascii="宋体" w:hAnsi="宋体" w:hint="eastAsia"/>
           <w:lang w:val="en-US"/>
         </w:rPr>
+        <w:lastRenderedPageBreak/>
         <w:t>5</w:t>
       </w:r>
       <w:r>
@@ -9950,29 +11539,21 @@
           <w:rFonts w:ascii="宋体" w:hAnsi="宋体"/>
           <w:lang w:val="en-US"/>
         </w:rPr>
-        <w:t xml:space="preserve">.2 </w:t>
+        <w:t xml:space="preserve">.3 </w:t>
       </w:r>
       <w:r>
         <w:rPr>
           <w:rFonts w:ascii="宋体" w:hAnsi="宋体" w:hint="eastAsia"/>
           <w:lang w:val="en-US"/>
         </w:rPr>
-        <w:t>测试用例</w:t>
-      </w:r>
+        <w:t>测试结果</w:t>
+      </w:r>
+      <w:bookmarkEnd w:id="14"/>
     </w:p>
     <w:p>
       <w:pPr>
         <w:ind w:firstLine="24pt"/>
         <w:rPr>
-          <w:rFonts w:hint="eastAsia"/>
-        </w:rPr>
-      </w:pPr>
-    </w:p>
-    <w:p>
-      <w:pPr>
-        <w:ind w:firstLine="24pt"/>
-        <w:rPr>
-          <w:rFonts w:hint="eastAsia"/>
           <w:sz w:val="21"/>
           <w:szCs w:val="21"/>
         </w:rPr>
@@ -9980,27 +11561,27 @@
       <w:r>
         <mc:AlternateContent>
           <mc:Choice Requires="v">
-            <w:pict w14:anchorId="00D241CF">
-              <v:shape id="_x0000_s1043" type="#_x0000_t75" style="position:absolute;left:0;text-align:left;margin-left:-48.7pt;margin-top:32.45pt;width:230.35pt;height:191.5pt;z-index:-5;visibility:visible;mso-wrap-style:square;mso-position-horizontal-relative:text;mso-position-vertical-relative:text;mso-width-relative:page;mso-height-relative:page" wrapcoords="-39 0 -39 21553 21600 21553 21600 0 -39 0">
-                <v:imagedata r:id="rId27" o:title=""/>
+            <w:pict w14:anchorId="19C588FA">
+              <v:shape id="_x0000_s1051" type="#_x0000_t75" style="position:absolute;left:0;text-align:left;margin-left:229.2pt;margin-top:23.95pt;width:145.95pt;height:111.55pt;z-index:1;visibility:visible;mso-wrap-style:square;mso-position-horizontal-relative:text;mso-position-vertical-relative:text;mso-width-relative:page;mso-height-relative:page">
+                <v:imagedata r:id="rId28" o:title=""/>
                 <w10:wrap type="topAndBottom"/>
               </v:shape>
             </w:pict>
           </mc:Choice>
           <mc:Fallback>
             <w:drawing>
-              <wp:anchor distT="0" distB="0" distL="114300" distR="114300" simplePos="0" relativeHeight="251667456" behindDoc="1" locked="0" layoutInCell="1" allowOverlap="1" wp14:anchorId="020545DB" wp14:editId="3E7361C5">
+              <wp:anchor distT="0" distB="0" distL="114300" distR="114300" simplePos="0" relativeHeight="251667456" behindDoc="0" locked="0" layoutInCell="1" allowOverlap="1" wp14:anchorId="61451BB2" wp14:editId="70A54CCC">
                 <wp:simplePos x="0" y="0"/>
                 <wp:positionH relativeFrom="column">
-                  <wp:posOffset>-618490</wp:posOffset>
+                  <wp:posOffset>2910840</wp:posOffset>
                 </wp:positionH>
                 <wp:positionV relativeFrom="paragraph">
-                  <wp:posOffset>412115</wp:posOffset>
+                  <wp:posOffset>304165</wp:posOffset>
                 </wp:positionV>
-                <wp:extent cx="2925445" cy="2432050"/>
-                <wp:effectExtent l="0" t="0" r="8255" b="6350"/>
+                <wp:extent cx="1853565" cy="1416685"/>
+                <wp:effectExtent l="0" t="0" r="0" b="0"/>
                 <wp:wrapTopAndBottom/>
-                <wp:docPr id="19" name="图片 1"/>
+                <wp:docPr id="27" name="图片 1"/>
                 <wp:cNvGraphicFramePr>
                   <a:graphicFrameLocks xmlns:a="http://purl.oclc.org/ooxml/drawingml/main" noChangeAspect="1"/>
                 </wp:cNvGraphicFramePr>
@@ -10008,13 +11589,159 @@
                   <a:graphicData uri="http://purl.oclc.org/ooxml/drawingml/picture">
                     <pic:pic xmlns:pic="http://purl.oclc.org/ooxml/drawingml/picture">
                       <pic:nvPicPr>
-                        <pic:cNvPr id="0" name="Picture 19"/>
+                        <pic:cNvPr id="0" name="Picture 27"/>
                         <pic:cNvPicPr>
                           <a:picLocks noChangeAspect="1" noChangeArrowheads="1"/>
                         </pic:cNvPicPr>
                       </pic:nvPicPr>
                       <pic:blipFill>
-                        <a:blip r:embed="rId28">
+                        <a:blip r:embed="rId29">
+                          <a:extLst>
+                            <a:ext uri="{28A0092B-C50C-407E-A947-70E740481C1C}">
+                              <a14:useLocalDpi xmlns:a14="http://schemas.microsoft.com/office/drawing/2010/main" val="0"/>
+                            </a:ext>
+                          </a:extLst>
+                        </a:blip>
+                        <a:srcRect/>
+                        <a:stretch>
+                          <a:fillRect/>
+                        </a:stretch>
+                      </pic:blipFill>
+                      <pic:spPr bwMode="auto">
+                        <a:xfrm>
+                          <a:off x="0" y="0"/>
+                          <a:ext cx="1853565" cy="1416685"/>
+                        </a:xfrm>
+                        <a:prstGeom prst="rect">
+                          <a:avLst/>
+                        </a:prstGeom>
+                        <a:noFill/>
+                      </pic:spPr>
+                    </pic:pic>
+                  </a:graphicData>
+                </a:graphic>
+                <wp14:sizeRelH relativeFrom="page">
+                  <wp14:pctWidth>0%</wp14:pctWidth>
+                </wp14:sizeRelH>
+                <wp14:sizeRelV relativeFrom="page">
+                  <wp14:pctHeight>0%</wp14:pctHeight>
+                </wp14:sizeRelV>
+              </wp:anchor>
+            </w:drawing>
+          </mc:Fallback>
+        </mc:AlternateContent>
+      </w:r>
+      <w:r>
+        <mc:AlternateContent>
+          <mc:Choice Requires="v">
+            <w:pict w14:anchorId="2C5DBAE4">
+              <v:shape id="_x0000_s1055" type="#_x0000_t75" style="position:absolute;left:0;text-align:left;margin-left:228.95pt;margin-top:123.2pt;width:146.2pt;height:92.5pt;z-index:2;mso-position-horizontal-relative:text;mso-position-vertical-relative:text;mso-width-relative:page;mso-height-relative:page">
+                <v:imagedata r:id="rId30" o:title="8d328b5d9ef7bfade0b32ba1e292fa64"/>
+                <w10:wrap type="topAndBottom"/>
+              </v:shape>
+            </w:pict>
+          </mc:Choice>
+          <mc:Fallback>
+            <w:drawing>
+              <wp:anchor distT="0" distB="0" distL="114300" distR="114300" simplePos="0" relativeHeight="251668480" behindDoc="0" locked="0" layoutInCell="1" allowOverlap="1" wp14:anchorId="1D40F285" wp14:editId="7A912F8E">
+                <wp:simplePos x="0" y="0"/>
+                <wp:positionH relativeFrom="column">
+                  <wp:posOffset>2907665</wp:posOffset>
+                </wp:positionH>
+                <wp:positionV relativeFrom="paragraph">
+                  <wp:posOffset>1564640</wp:posOffset>
+                </wp:positionV>
+                <wp:extent cx="1856740" cy="1174750"/>
+                <wp:effectExtent l="0" t="0" r="0" b="6350"/>
+                <wp:wrapTopAndBottom/>
+                <wp:docPr id="31" name="图片 1"/>
+                <wp:cNvGraphicFramePr>
+                  <a:graphicFrameLocks xmlns:a="http://purl.oclc.org/ooxml/drawingml/main" noChangeAspect="1"/>
+                </wp:cNvGraphicFramePr>
+                <a:graphic xmlns:a="http://purl.oclc.org/ooxml/drawingml/main">
+                  <a:graphicData uri="http://purl.oclc.org/ooxml/drawingml/picture">
+                    <pic:pic xmlns:pic="http://purl.oclc.org/ooxml/drawingml/picture">
+                      <pic:nvPicPr>
+                        <pic:cNvPr id="0" name="Picture 31"/>
+                        <pic:cNvPicPr>
+                          <a:picLocks noChangeAspect="1" noChangeArrowheads="1"/>
+                        </pic:cNvPicPr>
+                      </pic:nvPicPr>
+                      <pic:blipFill>
+                        <a:blip r:embed="rId31">
+                          <a:extLst>
+                            <a:ext uri="{28A0092B-C50C-407E-A947-70E740481C1C}">
+                              <a14:useLocalDpi xmlns:a14="http://schemas.microsoft.com/office/drawing/2010/main" val="0"/>
+                            </a:ext>
+                          </a:extLst>
+                        </a:blip>
+                        <a:srcRect/>
+                        <a:stretch>
+                          <a:fillRect/>
+                        </a:stretch>
+                      </pic:blipFill>
+                      <pic:spPr bwMode="auto">
+                        <a:xfrm>
+                          <a:off x="0" y="0"/>
+                          <a:ext cx="1856740" cy="1174750"/>
+                        </a:xfrm>
+                        <a:prstGeom prst="rect">
+                          <a:avLst/>
+                        </a:prstGeom>
+                        <a:noFill/>
+                      </pic:spPr>
+                    </pic:pic>
+                  </a:graphicData>
+                </a:graphic>
+                <wp14:sizeRelH relativeFrom="page">
+                  <wp14:pctWidth>0%</wp14:pctWidth>
+                </wp14:sizeRelH>
+                <wp14:sizeRelV relativeFrom="page">
+                  <wp14:pctHeight>0%</wp14:pctHeight>
+                </wp14:sizeRelV>
+              </wp:anchor>
+            </w:drawing>
+          </mc:Fallback>
+        </mc:AlternateContent>
+      </w:r>
+      <w:r>
+        <mc:AlternateContent>
+          <mc:Choice Requires="v">
+            <w:pict w14:anchorId="461B20C9">
+              <v:shape id="_x0000_s1054" type="#_x0000_t75" style="position:absolute;left:0;text-align:left;margin-left:-1.4pt;margin-top:24.2pt;width:230.35pt;height:191.5pt;z-index:-1;visibility:visible;mso-wrap-style:square;mso-position-horizontal-relative:text;mso-position-vertical-relative:text;mso-width-relative:page;mso-height-relative:page" wrapcoords="-39 0 -39 21553 21600 21553 21600 0 -39 0">
+                <v:imagedata r:id="rId32" o:title=""/>
+                <w10:wrap type="topAndBottom"/>
+              </v:shape>
+            </w:pict>
+          </mc:Choice>
+          <mc:Fallback>
+            <w:drawing>
+              <wp:anchor distT="0" distB="0" distL="114300" distR="114300" simplePos="0" relativeHeight="251669504" behindDoc="1" locked="0" layoutInCell="1" allowOverlap="1" wp14:anchorId="77B6AEB6" wp14:editId="595AA1BE">
+                <wp:simplePos x="0" y="0"/>
+                <wp:positionH relativeFrom="column">
+                  <wp:posOffset>-17780</wp:posOffset>
+                </wp:positionH>
+                <wp:positionV relativeFrom="paragraph">
+                  <wp:posOffset>307340</wp:posOffset>
+                </wp:positionV>
+                <wp:extent cx="2925445" cy="2432050"/>
+                <wp:effectExtent l="0" t="0" r="8255" b="6350"/>
+                <wp:wrapTopAndBottom/>
+                <wp:docPr id="30" name="图片 1"/>
+                <wp:cNvGraphicFramePr>
+                  <a:graphicFrameLocks xmlns:a="http://purl.oclc.org/ooxml/drawingml/main" noChangeAspect="1"/>
+                </wp:cNvGraphicFramePr>
+                <a:graphic xmlns:a="http://purl.oclc.org/ooxml/drawingml/main">
+                  <a:graphicData uri="http://purl.oclc.org/ooxml/drawingml/picture">
+                    <pic:pic xmlns:pic="http://purl.oclc.org/ooxml/drawingml/picture">
+                      <pic:nvPicPr>
+                        <pic:cNvPr id="0" name="Picture 30"/>
+                        <pic:cNvPicPr>
+                          <a:picLocks noChangeAspect="1" noChangeArrowheads="1"/>
+                        </pic:cNvPicPr>
+                      </pic:nvPicPr>
+                      <pic:blipFill>
+                        <a:blip r:embed="rId33">
                           <a:extLst>
                             <a:ext uri="{28A0092B-C50C-407E-A947-70E740481C1C}">
                               <a14:useLocalDpi xmlns:a14="http://schemas.microsoft.com/office/drawing/2010/main" val="0"/>
@@ -10035,9 +11762,6 @@
                           <a:avLst/>
                         </a:prstGeom>
                         <a:noFill/>
-                        <a:ln>
-                          <a:noFill/>
-                        </a:ln>
                       </pic:spPr>
                     </pic:pic>
                   </a:graphicData>
@@ -10075,6 +11799,14 @@
           <w:sz w:val="21"/>
           <w:szCs w:val="21"/>
         </w:rPr>
+        <w:t>（左）</w:t>
+      </w:r>
+      <w:r>
+        <w:rPr>
+          <w:rFonts w:hint="eastAsia"/>
+          <w:sz w:val="21"/>
+          <w:szCs w:val="21"/>
+        </w:rPr>
         <w:t>及联机</w:t>
       </w:r>
       <w:r>
@@ -10083,32 +11815,90 @@
           <w:sz w:val="21"/>
           <w:szCs w:val="21"/>
         </w:rPr>
+        <w:t>——</w:t>
+      </w:r>
+      <w:r>
+        <w:rPr>
+          <w:rFonts w:hint="eastAsia"/>
+          <w:sz w:val="21"/>
+          <w:szCs w:val="21"/>
+        </w:rPr>
+        <w:t>本地双进程</w:t>
+      </w:r>
+      <w:r>
+        <w:rPr>
+          <w:rFonts w:hint="eastAsia"/>
+          <w:sz w:val="21"/>
+          <w:szCs w:val="21"/>
+        </w:rPr>
+        <w:t>（右上）</w:t>
+      </w:r>
+      <w:r>
+        <w:rPr>
+          <w:rFonts w:hint="eastAsia"/>
+          <w:sz w:val="21"/>
+          <w:szCs w:val="21"/>
+        </w:rPr>
+        <w:t>及基于局域网的联机</w:t>
+      </w:r>
+      <w:r>
+        <w:rPr>
+          <w:rFonts w:hint="eastAsia"/>
+          <w:sz w:val="21"/>
+          <w:szCs w:val="21"/>
+        </w:rPr>
+        <w:t>（右下）</w:t>
+      </w:r>
+      <w:r>
+        <w:rPr>
+          <w:rFonts w:hint="eastAsia"/>
+          <w:sz w:val="21"/>
+          <w:szCs w:val="21"/>
+        </w:rPr>
         <w:t>：</w:t>
       </w:r>
+    </w:p>
+    <w:p>
+      <w:pPr>
+        <w:ind w:firstLine="21pt"/>
+        <w:rPr>
+          <w:sz w:val="21"/>
+          <w:szCs w:val="21"/>
+        </w:rPr>
+      </w:pPr>
+    </w:p>
+    <w:p>
+      <w:pPr>
+        <w:ind w:firstLine="24pt"/>
+        <w:rPr>
+          <w:sz w:val="21"/>
+          <w:szCs w:val="21"/>
+        </w:rPr>
+      </w:pPr>
       <w:r>
         <mc:AlternateContent>
           <mc:Choice Requires="v">
-            <w:pict w14:anchorId="147451AB">
-              <v:shape id="_x0000_s1045" type="#_x0000_t75" style="position:absolute;left:0;text-align:left;margin-left:182.6pt;margin-top:32.15pt;width:287pt;height:190.65pt;z-index:11;visibility:visible;mso-wrap-style:square;mso-position-horizontal-relative:text;mso-position-vertical-relative:text;mso-width-relative:page;mso-height-relative:page">
-                <v:imagedata r:id="rId29" o:title=""/>
+            <w:pict w14:anchorId="4A249D03">
+              <v:shape id="_x0000_s1052" type="#_x0000_t75" style="position:absolute;left:0;text-align:left;margin-left:202.1pt;margin-top:19.8pt;width:216.8pt;height:180.25pt;z-index:10;visibility:visible;mso-wrap-style:square;mso-position-horizontal-relative:text;mso-position-vertical-relative:text;mso-width-relative:page;mso-height-relative:page">
+                <v:imagedata r:id="rId34" o:title=""/>
                 <w10:wrap type="topAndBottom"/>
               </v:shape>
             </w:pict>
           </mc:Choice>
           <mc:Fallback>
             <w:drawing>
-              <wp:anchor distT="0" distB="0" distL="114300" distR="114300" simplePos="0" relativeHeight="251668480" behindDoc="0" locked="0" layoutInCell="1" allowOverlap="1" wp14:anchorId="5151F1A7" wp14:editId="36F6C873">
+              <wp:anchor distT="0" distB="0" distL="114300" distR="114300" simplePos="0" relativeHeight="251670528" behindDoc="0" locked="0" layoutInCell="1" allowOverlap="1" wp14:anchorId="01C0A931" wp14:editId="247ABE16">
                 <wp:simplePos x="0" y="0"/>
                 <wp:positionH relativeFrom="column">
-                  <wp:posOffset>2319020</wp:posOffset>
+                  <wp:posOffset>2566670</wp:posOffset>
                 </wp:positionH>
                 <wp:positionV relativeFrom="paragraph">
-                  <wp:posOffset>408305</wp:posOffset>
+                  <wp:posOffset>251460</wp:posOffset>
                 </wp:positionV>
-                <wp:extent cx="3644900" cy="2421255"/>
-                <wp:effectExtent l="0" t="0" r="0" b="0"/>
+                <wp:extent cx="2753360" cy="2289175"/>
+                <wp:effectExtent l="0" t="0" r="8890" b="0"/>
                 <wp:wrapTopAndBottom/>
-                <wp:docPr id="21" name="图片 1"/>
+                <wp:docPr id="28" name="图片 1"/>
                 <wp:cNvGraphicFramePr>
                   <a:graphicFrameLocks xmlns:a="http://purl.oclc.org/ooxml/drawingml/main" noChangeAspect="1"/>
                 </wp:cNvGraphicFramePr>
@@ -10116,123 +11906,13 @@
                   <a:graphicData uri="http://purl.oclc.org/ooxml/drawingml/picture">
                     <pic:pic xmlns:pic="http://purl.oclc.org/ooxml/drawingml/picture">
                       <pic:nvPicPr>
-                        <pic:cNvPr id="0" name="Picture 21"/>
+                        <pic:cNvPr id="0" name="Picture 28"/>
                         <pic:cNvPicPr>
                           <a:picLocks noChangeAspect="1" noChangeArrowheads="1"/>
                         </pic:cNvPicPr>
                       </pic:nvPicPr>
                       <pic:blipFill>
-                        <a:blip r:embed="rId30">
-                          <a:extLst>
-                            <a:ext uri="{28A0092B-C50C-407E-A947-70E740481C1C}">
-                              <a14:useLocalDpi xmlns:a14="http://schemas.microsoft.com/office/drawing/2010/main" val="0"/>
-                            </a:ext>
-                          </a:extLst>
-                        </a:blip>
-                        <a:srcRect/>
-                        <a:stretch>
-                          <a:fillRect/>
-                        </a:stretch>
-                      </pic:blipFill>
-                      <pic:spPr bwMode="auto">
-                        <a:xfrm>
-                          <a:off x="0" y="0"/>
-                          <a:ext cx="3644900" cy="2421255"/>
-                        </a:xfrm>
-                        <a:prstGeom prst="rect">
-                          <a:avLst/>
-                        </a:prstGeom>
-                        <a:noFill/>
-                        <a:ln>
-                          <a:noFill/>
-                        </a:ln>
-                      </pic:spPr>
-                    </pic:pic>
-                  </a:graphicData>
-                </a:graphic>
-                <wp14:sizeRelH relativeFrom="page">
-                  <wp14:pctWidth>0%</wp14:pctWidth>
-                </wp14:sizeRelH>
-                <wp14:sizeRelV relativeFrom="page">
-                  <wp14:pctHeight>0%</wp14:pctHeight>
-                </wp14:sizeRelV>
-              </wp:anchor>
-            </w:drawing>
-          </mc:Fallback>
-        </mc:AlternateContent>
-      </w:r>
-    </w:p>
-    <w:p>
-      <w:pPr>
-        <w:ind w:firstLine="24pt"/>
-        <w:rPr>
-          <w:lang w:eastAsia="x-none"/>
-        </w:rPr>
-      </w:pPr>
-    </w:p>
-    <w:p>
-      <w:pPr>
-        <w:ind w:firstLine="24pt"/>
-        <w:rPr>
-          <w:lang w:eastAsia="x-none"/>
-        </w:rPr>
-      </w:pPr>
-    </w:p>
-    <w:p>
-      <w:pPr>
-        <w:ind w:firstLine="24pt"/>
-        <w:rPr>
-          <w:lang w:eastAsia="x-none"/>
-        </w:rPr>
-      </w:pPr>
-    </w:p>
-    <w:p>
-      <w:pPr>
-        <w:ind w:firstLine="24pt"/>
-        <w:rPr>
-          <w:sz w:val="21"/>
-          <w:szCs w:val="21"/>
-        </w:rPr>
-      </w:pPr>
-      <w:r>
-        <w:lastRenderedPageBreak/>
-        <mc:AlternateContent>
-          <mc:Choice Requires="v">
-            <w:pict w14:anchorId="39C80FB0">
-              <v:shape id="_x0000_s1046" type="#_x0000_t75" style="position:absolute;left:0;text-align:left;margin-left:183.05pt;margin-top:17.85pt;width:216.8pt;height:180.25pt;z-index:12;visibility:visible;mso-wrap-style:square;mso-position-horizontal-relative:text;mso-position-vertical-relative:text;mso-width-relative:page;mso-height-relative:page">
-                <v:imagedata r:id="rId31" o:title=""/>
-                <w10:wrap type="topAndBottom"/>
-              </v:shape>
-            </w:pict>
-          </mc:Choice>
-          <mc:Fallback>
-            <w:drawing>
-              <wp:anchor distT="0" distB="0" distL="114300" distR="114300" simplePos="0" relativeHeight="251669504" behindDoc="0" locked="0" layoutInCell="1" allowOverlap="1" wp14:anchorId="6E1E1E8B" wp14:editId="3464E889">
-                <wp:simplePos x="0" y="0"/>
-                <wp:positionH relativeFrom="column">
-                  <wp:posOffset>2324735</wp:posOffset>
-                </wp:positionH>
-                <wp:positionV relativeFrom="paragraph">
-                  <wp:posOffset>226695</wp:posOffset>
-                </wp:positionV>
-                <wp:extent cx="2753360" cy="2289175"/>
-                <wp:effectExtent l="0" t="0" r="8890" b="0"/>
-                <wp:wrapTopAndBottom/>
-                <wp:docPr id="22" name="图片 1"/>
-                <wp:cNvGraphicFramePr>
-                  <a:graphicFrameLocks xmlns:a="http://purl.oclc.org/ooxml/drawingml/main" noChangeAspect="1"/>
-                </wp:cNvGraphicFramePr>
-                <a:graphic xmlns:a="http://purl.oclc.org/ooxml/drawingml/main">
-                  <a:graphicData uri="http://purl.oclc.org/ooxml/drawingml/picture">
-                    <pic:pic xmlns:pic="http://purl.oclc.org/ooxml/drawingml/picture">
-                      <pic:nvPicPr>
-                        <pic:cNvPr id="0" name="Picture 22"/>
-                        <pic:cNvPicPr>
-                          <a:picLocks noChangeAspect="1" noChangeArrowheads="1"/>
-                        </pic:cNvPicPr>
-                      </pic:nvPicPr>
-                      <pic:blipFill>
-                        <a:blip r:embed="rId32">
+                        <a:blip r:embed="rId35">
                           <a:extLst>
                             <a:ext uri="{28A0092B-C50C-407E-A947-70E740481C1C}">
                               <a14:useLocalDpi xmlns:a14="http://schemas.microsoft.com/office/drawing/2010/main" val="0"/>
@@ -10253,9 +11933,6 @@
                           <a:avLst/>
                         </a:prstGeom>
                         <a:noFill/>
-                        <a:ln>
-                          <a:noFill/>
-                        </a:ln>
                       </pic:spPr>
                     </pic:pic>
                   </a:graphicData>
@@ -10274,27 +11951,27 @@
       <w:r>
         <mc:AlternateContent>
           <mc:Choice Requires="v">
-            <w:pict w14:anchorId="5A6E56F6">
-              <v:shape id="_x0000_s1044" type="#_x0000_t75" style="position:absolute;left:0;text-align:left;margin-left:-3.4pt;margin-top:18.5pt;width:187.2pt;height:179.15pt;z-index:10;visibility:visible;mso-wrap-style:square;mso-position-horizontal-relative:text;mso-position-vertical-relative:text;mso-width-relative:page;mso-height-relative:page">
-                <v:imagedata r:id="rId33" o:title=""/>
+            <w:pict w14:anchorId="79A84CC9">
+              <v:shape id="_x0000_s1050" type="#_x0000_t75" style="position:absolute;left:0;text-align:left;margin-left:14.9pt;margin-top:18.8pt;width:187.2pt;height:179.15pt;z-index:9;visibility:visible;mso-wrap-style:square;mso-position-horizontal-relative:text;mso-position-vertical-relative:text;mso-width-relative:page;mso-height-relative:page">
+                <v:imagedata r:id="rId36" o:title=""/>
                 <w10:wrap type="topAndBottom"/>
               </v:shape>
             </w:pict>
           </mc:Choice>
           <mc:Fallback>
             <w:drawing>
-              <wp:anchor distT="0" distB="0" distL="114300" distR="114300" simplePos="0" relativeHeight="251670528" behindDoc="0" locked="0" layoutInCell="1" allowOverlap="1" wp14:anchorId="760F4B77" wp14:editId="1FEC0724">
+              <wp:anchor distT="0" distB="0" distL="114300" distR="114300" simplePos="0" relativeHeight="251671552" behindDoc="0" locked="0" layoutInCell="1" allowOverlap="1" wp14:anchorId="56912C79" wp14:editId="3246BD33">
                 <wp:simplePos x="0" y="0"/>
                 <wp:positionH relativeFrom="column">
-                  <wp:posOffset>-43180</wp:posOffset>
+                  <wp:posOffset>189230</wp:posOffset>
                 </wp:positionH>
                 <wp:positionV relativeFrom="paragraph">
-                  <wp:posOffset>234950</wp:posOffset>
+                  <wp:posOffset>238760</wp:posOffset>
                 </wp:positionV>
                 <wp:extent cx="2377440" cy="2275205"/>
                 <wp:effectExtent l="0" t="0" r="3810" b="0"/>
                 <wp:wrapTopAndBottom/>
-                <wp:docPr id="20" name="图片 1"/>
+                <wp:docPr id="26" name="图片 1"/>
                 <wp:cNvGraphicFramePr>
                   <a:graphicFrameLocks xmlns:a="http://purl.oclc.org/ooxml/drawingml/main" noChangeAspect="1"/>
                 </wp:cNvGraphicFramePr>
@@ -10302,13 +11979,13 @@
                   <a:graphicData uri="http://purl.oclc.org/ooxml/drawingml/picture">
                     <pic:pic xmlns:pic="http://purl.oclc.org/ooxml/drawingml/picture">
                       <pic:nvPicPr>
-                        <pic:cNvPr id="0" name="Picture 20"/>
+                        <pic:cNvPr id="0" name="Picture 26"/>
                         <pic:cNvPicPr>
                           <a:picLocks noChangeAspect="1" noChangeArrowheads="1"/>
                         </pic:cNvPicPr>
                       </pic:nvPicPr>
                       <pic:blipFill>
-                        <a:blip r:embed="rId34">
+                        <a:blip r:embed="rId37">
                           <a:extLst>
                             <a:ext uri="{28A0092B-C50C-407E-A947-70E740481C1C}">
                               <a14:useLocalDpi xmlns:a14="http://schemas.microsoft.com/office/drawing/2010/main" val="0"/>
@@ -10329,9 +12006,6 @@
                           <a:avLst/>
                         </a:prstGeom>
                         <a:noFill/>
-                        <a:ln>
-                          <a:noFill/>
-                        </a:ln>
                       </pic:spPr>
                     </pic:pic>
                   </a:graphicData>
@@ -10361,7 +12035,23 @@
           <w:sz w:val="21"/>
           <w:szCs w:val="21"/>
         </w:rPr>
+        <w:t>（左）</w:t>
+      </w:r>
+      <w:r>
+        <w:rPr>
+          <w:rFonts w:hint="eastAsia"/>
+          <w:sz w:val="21"/>
+          <w:szCs w:val="21"/>
+        </w:rPr>
         <w:t>及悔棋</w:t>
+      </w:r>
+      <w:r>
+        <w:rPr>
+          <w:rFonts w:hint="eastAsia"/>
+          <w:sz w:val="21"/>
+          <w:szCs w:val="21"/>
+        </w:rPr>
+        <w:t>（右）</w:t>
       </w:r>
       <w:r>
         <w:rPr>
@@ -10392,27 +12082,27 @@
       <w:r>
         <mc:AlternateContent>
           <mc:Choice Requires="v">
-            <w:pict w14:anchorId="6BB70EB1">
-              <v:shape id="_x0000_s1047" type="#_x0000_t75" style="position:absolute;left:0;text-align:left;margin-left:53.65pt;margin-top:18.8pt;width:226.95pt;height:187.1pt;z-index:13;visibility:visible;mso-wrap-style:square;mso-position-horizontal-relative:text;mso-position-vertical-relative:text;mso-width-relative:page;mso-height-relative:page">
-                <v:imagedata r:id="rId35" o:title=""/>
+            <w:pict w14:anchorId="4896ACE9">
+              <v:shape id="_x0000_s1053" type="#_x0000_t75" style="position:absolute;left:0;text-align:left;margin-left:34.1pt;margin-top:21.8pt;width:226.95pt;height:187.1pt;z-index:11;visibility:visible;mso-wrap-style:square;mso-position-horizontal-relative:text;mso-position-vertical-relative:text;mso-width-relative:page;mso-height-relative:page">
+                <v:imagedata r:id="rId38" o:title=""/>
                 <w10:wrap type="topAndBottom"/>
               </v:shape>
             </w:pict>
           </mc:Choice>
           <mc:Fallback>
             <w:drawing>
-              <wp:anchor distT="0" distB="0" distL="114300" distR="114300" simplePos="0" relativeHeight="251671552" behindDoc="0" locked="0" layoutInCell="1" allowOverlap="1" wp14:anchorId="63300D12" wp14:editId="117AE1F9">
+              <wp:anchor distT="0" distB="0" distL="114300" distR="114300" simplePos="0" relativeHeight="251672576" behindDoc="0" locked="0" layoutInCell="1" allowOverlap="1" wp14:anchorId="3A5F0C74" wp14:editId="54C56682">
                 <wp:simplePos x="0" y="0"/>
                 <wp:positionH relativeFrom="column">
-                  <wp:posOffset>681355</wp:posOffset>
+                  <wp:posOffset>433070</wp:posOffset>
                 </wp:positionH>
                 <wp:positionV relativeFrom="paragraph">
-                  <wp:posOffset>238760</wp:posOffset>
+                  <wp:posOffset>276860</wp:posOffset>
                 </wp:positionV>
                 <wp:extent cx="2882265" cy="2376170"/>
                 <wp:effectExtent l="0" t="0" r="0" b="5080"/>
                 <wp:wrapTopAndBottom/>
-                <wp:docPr id="23" name="图片 1"/>
+                <wp:docPr id="29" name="图片 1"/>
                 <wp:cNvGraphicFramePr>
                   <a:graphicFrameLocks xmlns:a="http://purl.oclc.org/ooxml/drawingml/main" noChangeAspect="1"/>
                 </wp:cNvGraphicFramePr>
@@ -10420,13 +12110,13 @@
                   <a:graphicData uri="http://purl.oclc.org/ooxml/drawingml/picture">
                     <pic:pic xmlns:pic="http://purl.oclc.org/ooxml/drawingml/picture">
                       <pic:nvPicPr>
-                        <pic:cNvPr id="0" name="Picture 23"/>
+                        <pic:cNvPr id="0" name="Picture 29"/>
                         <pic:cNvPicPr>
                           <a:picLocks noChangeAspect="1" noChangeArrowheads="1"/>
                         </pic:cNvPicPr>
                       </pic:nvPicPr>
                       <pic:blipFill>
-                        <a:blip r:embed="rId36">
+                        <a:blip r:embed="rId39">
                           <a:extLst>
                             <a:ext uri="{28A0092B-C50C-407E-A947-70E740481C1C}">
                               <a14:useLocalDpi xmlns:a14="http://schemas.microsoft.com/office/drawing/2010/main" val="0"/>
@@ -10447,9 +12137,6 @@
                           <a:avLst/>
                         </a:prstGeom>
                         <a:noFill/>
-                        <a:ln>
-                          <a:noFill/>
-                        </a:ln>
                       </pic:spPr>
                     </pic:pic>
                   </a:graphicData>
@@ -10471,18 +12158,39 @@
           <w:sz w:val="21"/>
           <w:szCs w:val="21"/>
         </w:rPr>
-        <w:t>将军及结算：</w:t>
-      </w:r>
-    </w:p>
-    <w:p>
-      <w:pPr>
-        <w:ind w:firstLine="21pt"/>
+        <w:t>将军及</w:t>
+      </w:r>
+      <w:r>
         <w:rPr>
           <w:rFonts w:hint="eastAsia"/>
           <w:sz w:val="21"/>
           <w:szCs w:val="21"/>
         </w:rPr>
-      </w:pPr>
+        <w:t>将死后</w:t>
+      </w:r>
+      <w:r>
+        <w:rPr>
+          <w:rFonts w:hint="eastAsia"/>
+          <w:sz w:val="21"/>
+          <w:szCs w:val="21"/>
+        </w:rPr>
+        <w:t>结算：</w:t>
+      </w:r>
+    </w:p>
+    <w:p>
+      <w:pPr>
+        <w:pStyle w:val="2"/>
+        <w:spacing w:before="7.80pt" w:after="7.80pt"/>
+      </w:pPr>
+      <w:bookmarkStart w:id="15" w:name="_Toc232597729"/>
+      <w:r>
+        <w:lastRenderedPageBreak/>
+        <w:t>六、</w:t>
+      </w:r>
+      <w:r>
+        <w:t>结论</w:t>
+      </w:r>
+      <w:bookmarkEnd w:id="15"/>
     </w:p>
     <w:p>
       <w:pPr>
@@ -10491,158 +12199,232 @@
         <w:keepLines w:val="0"/>
         <w:rPr>
           <w:rFonts w:ascii="宋体" w:hAnsi="宋体"/>
-          <w:lang w:val="en-US"/>
-        </w:rPr>
-      </w:pPr>
+          <w:lang w:eastAsia="zh-CN"/>
+        </w:rPr>
+      </w:pPr>
+      <w:r>
+        <w:rPr>
+          <w:rFonts w:ascii="宋体" w:hAnsi="宋体"/>
+        </w:rPr>
+        <w:t xml:space="preserve"> </w:t>
+      </w:r>
+      <w:bookmarkStart w:id="16" w:name="_Toc232597730"/>
+      <w:r>
+        <w:rPr>
+          <w:rFonts w:ascii="宋体" w:hAnsi="宋体"/>
+        </w:rPr>
+        <w:t>6.1 成果总结</w:t>
+      </w:r>
+      <w:bookmarkEnd w:id="16"/>
+    </w:p>
+    <w:p>
+      <w:pPr>
+        <w:ind w:firstLine="21pt"/>
+        <w:rPr>
+          <w:rFonts w:ascii="宋体" w:hAnsi="宋体"/>
+          <w:sz w:val="21"/>
+          <w:szCs w:val="21"/>
+          <w:shd w:val="clear" w:color="auto" w:fill="FFFFFF"/>
+        </w:rPr>
+      </w:pPr>
+      <w:r>
+        <w:rPr>
+          <w:rFonts w:ascii="宋体" w:hAnsi="宋体"/>
+          <w:sz w:val="21"/>
+          <w:szCs w:val="21"/>
+          <w:shd w:val="clear" w:color="auto" w:fill="FFFFFF"/>
+        </w:rPr>
+        <w:t>本程序实现了一款功能完备的中国象棋对战软件，主要成果如下：</w:t>
+      </w:r>
+    </w:p>
+    <w:p>
+      <w:pPr>
+        <w:ind w:firstLine="21.10pt"/>
+        <w:rPr>
+          <w:rFonts w:ascii="宋体" w:hAnsi="宋体"/>
+          <w:sz w:val="21"/>
+          <w:szCs w:val="21"/>
+          <w:shd w:val="clear" w:color="auto" w:fill="FFFFFF"/>
+        </w:rPr>
+      </w:pPr>
+      <w:r>
+        <w:rPr>
+          <w:rFonts w:ascii="宋体" w:hAnsi="宋体"/>
+          <w:b/>
+          <w:bCs/>
+          <w:sz w:val="21"/>
+          <w:szCs w:val="21"/>
+          <w:shd w:val="clear" w:color="auto" w:fill="FFFFFF"/>
+        </w:rPr>
+        <w:t>1. 规则完备：</w:t>
+      </w:r>
+      <w:r>
+        <w:rPr>
+          <w:rFonts w:ascii="宋体" w:hAnsi="宋体"/>
+          <w:sz w:val="21"/>
+          <w:szCs w:val="21"/>
+          <w:shd w:val="clear" w:color="auto" w:fill="FFFFFF"/>
+        </w:rPr>
+        <w:t>正确实现了中国象棋全部 7 类棋子的走法规则，包括蹩马脚、堵象眼、炮翻山、对将、飞将等特殊约束，以及自将防御和将死判定。经过</w:t>
+      </w:r>
       <w:r>
         <w:rPr>
           <w:rFonts w:ascii="宋体" w:hAnsi="宋体" w:hint="eastAsia"/>
-          <w:lang w:val="en-US"/>
-        </w:rPr>
-        <w:t>5</w:t>
-      </w:r>
-      <w:r>
-        <w:rPr>
-          <w:rFonts w:ascii="宋体" w:hAnsi="宋体"/>
-          <w:lang w:val="en-US"/>
-        </w:rPr>
-        <w:t xml:space="preserve">.3 </w:t>
+          <w:sz w:val="21"/>
+          <w:szCs w:val="21"/>
+          <w:shd w:val="clear" w:color="auto" w:fill="FFFFFF"/>
+        </w:rPr>
+        <w:t>多</w:t>
+      </w:r>
+      <w:r>
+        <w:rPr>
+          <w:rFonts w:ascii="宋体" w:hAnsi="宋体"/>
+          <w:sz w:val="21"/>
+          <w:szCs w:val="21"/>
+          <w:shd w:val="clear" w:color="auto" w:fill="FFFFFF"/>
+        </w:rPr>
+        <w:t>项单机测试用例验证，所有规则判定正确无误。</w:t>
+      </w:r>
+    </w:p>
+    <w:p>
+      <w:pPr>
+        <w:ind w:firstLine="21.10pt"/>
+        <w:rPr>
+          <w:rFonts w:ascii="宋体" w:hAnsi="宋体"/>
+          <w:sz w:val="21"/>
+          <w:szCs w:val="21"/>
+          <w:shd w:val="clear" w:color="auto" w:fill="FFFFFF"/>
+        </w:rPr>
+      </w:pPr>
+      <w:r>
+        <w:rPr>
+          <w:rFonts w:ascii="宋体" w:hAnsi="宋体"/>
+          <w:b/>
+          <w:bCs/>
+          <w:sz w:val="21"/>
+          <w:szCs w:val="21"/>
+          <w:shd w:val="clear" w:color="auto" w:fill="FFFFFF"/>
+        </w:rPr>
+        <w:t>2. 交互友好：</w:t>
+      </w:r>
+      <w:r>
+        <w:rPr>
+          <w:rFonts w:ascii="宋体" w:hAnsi="宋体"/>
+          <w:sz w:val="21"/>
+          <w:szCs w:val="21"/>
+          <w:shd w:val="clear" w:color="auto" w:fill="FFFFFF"/>
+        </w:rPr>
+        <w:t>提供了直观的鼠标点击选棋/走棋操作、合法走法可视化提示（绿色圆点/红色圆圈）、将军文字提示、悔棋与认输功能。采用 EasyX 双缓冲渲染，画面无闪烁，视觉体验流畅。</w:t>
+      </w:r>
+    </w:p>
+    <w:p>
+      <w:pPr>
+        <w:ind w:firstLine="21.10pt"/>
+        <w:rPr>
+          <w:rFonts w:ascii="宋体" w:hAnsi="宋体"/>
+          <w:sz w:val="21"/>
+          <w:szCs w:val="21"/>
+          <w:shd w:val="clear" w:color="auto" w:fill="FFFFFF"/>
+        </w:rPr>
+      </w:pPr>
+      <w:r>
+        <w:rPr>
+          <w:rFonts w:ascii="宋体" w:hAnsi="宋体"/>
+          <w:b/>
+          <w:bCs/>
+          <w:sz w:val="21"/>
+          <w:szCs w:val="21"/>
+          <w:shd w:val="clear" w:color="auto" w:fill="FFFFFF"/>
+        </w:rPr>
+        <w:t>3. 联机对战：</w:t>
+      </w:r>
+      <w:r>
+        <w:rPr>
+          <w:rFonts w:ascii="宋体" w:hAnsi="宋体"/>
+          <w:sz w:val="21"/>
+          <w:szCs w:val="21"/>
+          <w:shd w:val="clear" w:color="auto" w:fill="FFFFFF"/>
+        </w:rPr>
+        <w:t>基于 Winsock2 TCP 实现了局域网双人对战，包含完整的走棋同步、回合锁定、悔棋协议（请求/同意/拒绝）和断连检测。经过</w:t>
       </w:r>
       <w:r>
         <w:rPr>
           <w:rFonts w:ascii="宋体" w:hAnsi="宋体" w:hint="eastAsia"/>
-          <w:lang w:val="en-US"/>
-        </w:rPr>
-        <w:t>测试结果</w:t>
-      </w:r>
-    </w:p>
-    <w:p>
-      <w:pPr>
-        <w:ind w:firstLineChars="0" w:firstLine="21pt"/>
-        <w:rPr>
-          <w:color w:val="FF0000"/>
-        </w:rPr>
-      </w:pPr>
-      <w:r>
-        <w:rPr>
-          <w:rFonts w:ascii="Helvetica" w:hAnsi="Helvetica"/>
-          <w:color w:val="FF0000"/>
-          <w:spacing w:val="4"/>
-          <w:sz w:val="21"/>
-          <w:szCs w:val="21"/>
-          <w:shd w:val="clear" w:color="auto" w:fill="FFFFFF"/>
-        </w:rPr>
-        <w:t>展示测试结果，包括成功和失败的测试用例。</w:t>
-      </w:r>
-    </w:p>
-    <w:p>
-      <w:pPr>
-        <w:pStyle w:val="2"/>
-        <w:keepNext w:val="0"/>
-        <w:keepLines w:val="0"/>
-        <w:spacing w:before="7.80pt" w:after="7.80pt"/>
-        <w:rPr>
-          <w:rFonts w:ascii="宋体" w:eastAsia="宋体" w:hAnsi="宋体"/>
-          <w:lang w:val="en-US"/>
-        </w:rPr>
-      </w:pPr>
-      <w:r>
-        <w:rPr>
-          <w:rFonts w:ascii="宋体" w:eastAsia="宋体" w:hAnsi="宋体" w:hint="eastAsia"/>
-          <w:lang w:val="en-US"/>
-        </w:rPr>
-        <w:t>六、</w:t>
-      </w:r>
-      <w:r>
-        <w:rPr>
-          <w:rFonts w:ascii="宋体" w:eastAsia="宋体" w:hAnsi="宋体" w:hint="eastAsia"/>
-          <w:lang w:val="en-US"/>
-        </w:rPr>
-        <w:t>结论</w:t>
-      </w:r>
-    </w:p>
-    <w:p>
-      <w:pPr>
-        <w:ind w:firstLineChars="0" w:firstLine="21pt"/>
-        <w:rPr>
-          <w:color w:val="FF0000"/>
-        </w:rPr>
-      </w:pPr>
-      <w:r>
-        <w:rPr>
-          <w:rFonts w:ascii="Helvetica" w:hAnsi="Helvetica"/>
-          <w:color w:val="FF0000"/>
-          <w:spacing w:val="4"/>
-          <w:sz w:val="21"/>
-          <w:szCs w:val="21"/>
-          <w:shd w:val="clear" w:color="auto" w:fill="FFFFFF"/>
-        </w:rPr>
-        <w:t>总结程序的优点、存在的问题以及可能的改进方向。</w:t>
-      </w:r>
-    </w:p>
-    <w:p>
-      <w:pPr>
-        <w:pStyle w:val="2"/>
-        <w:keepNext w:val="0"/>
-        <w:keepLines w:val="0"/>
-        <w:spacing w:before="7.80pt" w:after="7.80pt"/>
-        <w:rPr>
-          <w:rFonts w:ascii="宋体" w:eastAsia="宋体" w:hAnsi="宋体"/>
-          <w:lang w:val="en-US"/>
-        </w:rPr>
-      </w:pPr>
-      <w:r>
-        <w:rPr>
-          <w:rFonts w:ascii="宋体" w:eastAsia="宋体" w:hAnsi="宋体" w:hint="eastAsia"/>
-          <w:lang w:val="en-US"/>
-        </w:rPr>
-        <w:t>七、</w:t>
-      </w:r>
-      <w:r>
-        <w:rPr>
-          <w:rFonts w:ascii="宋体" w:eastAsia="宋体" w:hAnsi="宋体" w:hint="eastAsia"/>
-          <w:lang w:val="en-US"/>
-        </w:rPr>
-        <w:t>参考文献</w:t>
-      </w:r>
-    </w:p>
-    <w:p>
-      <w:pPr>
-        <w:ind w:firstLineChars="0" w:firstLine="21pt"/>
-        <w:rPr>
-          <w:color w:val="FF0000"/>
-        </w:rPr>
-      </w:pPr>
-      <w:r>
-        <w:rPr>
-          <w:rFonts w:ascii="Helvetica" w:hAnsi="Helvetica"/>
-          <w:color w:val="FF0000"/>
-          <w:spacing w:val="4"/>
-          <w:sz w:val="21"/>
-          <w:szCs w:val="21"/>
-          <w:shd w:val="clear" w:color="auto" w:fill="FFFFFF"/>
-        </w:rPr>
-        <w:t>列出编写报告时参考的书籍、文章等资料。</w:t>
-      </w:r>
-    </w:p>
-    <w:p>
-      <w:pPr>
-        <w:pStyle w:val="2"/>
-        <w:keepNext w:val="0"/>
-        <w:keepLines w:val="0"/>
-        <w:spacing w:before="7.80pt" w:after="7.80pt"/>
-        <w:rPr>
-          <w:rFonts w:ascii="宋体" w:eastAsia="宋体" w:hAnsi="宋体"/>
-          <w:lang w:val="en-US"/>
-        </w:rPr>
-      </w:pPr>
-      <w:r>
-        <w:rPr>
-          <w:rFonts w:ascii="宋体" w:eastAsia="宋体" w:hAnsi="宋体" w:hint="eastAsia"/>
-          <w:lang w:val="en-US"/>
-        </w:rPr>
-        <w:t>八、附录</w:t>
-      </w:r>
+          <w:sz w:val="21"/>
+          <w:szCs w:val="21"/>
+          <w:shd w:val="clear" w:color="auto" w:fill="FFFFFF"/>
+        </w:rPr>
+        <w:t>多</w:t>
+      </w:r>
+      <w:r>
+        <w:rPr>
+          <w:rFonts w:ascii="宋体" w:hAnsi="宋体"/>
+          <w:sz w:val="21"/>
+          <w:szCs w:val="21"/>
+          <w:shd w:val="clear" w:color="auto" w:fill="FFFFFF"/>
+        </w:rPr>
+        <w:t>项联机测试用例验证，协议时序正确，异常处理完备。</w:t>
+      </w:r>
+    </w:p>
+    <w:p>
+      <w:pPr>
+        <w:ind w:firstLine="21.10pt"/>
+        <w:rPr>
+          <w:rFonts w:ascii="宋体" w:hAnsi="宋体"/>
+          <w:sz w:val="21"/>
+          <w:szCs w:val="21"/>
+          <w:shd w:val="clear" w:color="auto" w:fill="FFFFFF"/>
+        </w:rPr>
+      </w:pPr>
+      <w:r>
+        <w:rPr>
+          <w:rFonts w:ascii="宋体" w:hAnsi="宋体"/>
+          <w:b/>
+          <w:bCs/>
+          <w:sz w:val="21"/>
+          <w:szCs w:val="21"/>
+          <w:shd w:val="clear" w:color="auto" w:fill="FFFFFF"/>
+        </w:rPr>
+        <w:t>4. 架构清晰：</w:t>
+      </w:r>
+      <w:r>
+        <w:rPr>
+          <w:rFonts w:ascii="宋体" w:hAnsi="宋体"/>
+          <w:sz w:val="21"/>
+          <w:szCs w:val="21"/>
+          <w:shd w:val="clear" w:color="auto" w:fill="FFFFFF"/>
+        </w:rPr>
+        <w:t>采用</w:t>
+      </w:r>
+      <w:r>
+        <w:rPr>
+          <w:rFonts w:ascii="宋体" w:hAnsi="宋体" w:hint="eastAsia"/>
+          <w:sz w:val="21"/>
+          <w:szCs w:val="21"/>
+          <w:shd w:val="clear" w:color="auto" w:fill="FFFFFF"/>
+        </w:rPr>
+        <w:t>多</w:t>
+      </w:r>
+      <w:r>
+        <w:rPr>
+          <w:rFonts w:ascii="宋体" w:hAnsi="宋体"/>
+          <w:sz w:val="21"/>
+          <w:szCs w:val="21"/>
+          <w:shd w:val="clear" w:color="auto" w:fill="FFFFFF"/>
+        </w:rPr>
+        <w:t>个模块的分层架构，职责明确。经过多次重构优化——包括 NetState 封装改进、undo_to_turn() 消除重复逻辑、菜单独立、UI 层与网络层解耦、main() 精简——代码质量得到持续提升。</w:t>
+      </w:r>
+    </w:p>
+    <w:p>
+      <w:pPr>
+        <w:ind w:firstLine="21pt"/>
+        <w:rPr>
+          <w:rFonts w:ascii="宋体" w:hAnsi="宋体"/>
+          <w:sz w:val="21"/>
+          <w:szCs w:val="21"/>
+          <w:shd w:val="clear" w:color="auto" w:fill="FFFFFF"/>
+        </w:rPr>
+      </w:pPr>
     </w:p>
     <w:p>
       <w:pPr>
@@ -10651,65 +12433,157 @@
         <w:keepLines w:val="0"/>
         <w:rPr>
           <w:rFonts w:ascii="宋体" w:hAnsi="宋体"/>
-          <w:lang w:val="en-US"/>
-        </w:rPr>
-      </w:pPr>
-      <w:r>
-        <w:rPr>
-          <w:rFonts w:ascii="宋体" w:hAnsi="宋体"/>
-          <w:lang w:val="en-US"/>
-        </w:rPr>
-        <w:tab/>
-        <w:t xml:space="preserve">8.1 </w:t>
-      </w:r>
-      <w:r>
-        <w:rPr>
-          <w:rFonts w:ascii="宋体" w:hAnsi="宋体" w:hint="eastAsia"/>
-          <w:lang w:val="en-US"/>
-        </w:rPr>
-        <w:t>程序源代码</w:t>
-      </w:r>
-    </w:p>
-    <w:p>
-      <w:pPr>
-        <w:ind w:start="21pt" w:firstLineChars="0" w:firstLine="21pt"/>
-        <w:rPr>
-          <w:color w:val="FF0000"/>
-        </w:rPr>
-      </w:pPr>
-      <w:r>
-        <w:rPr>
-          <w:rFonts w:ascii="Helvetica" w:hAnsi="Helvetica"/>
-          <w:color w:val="FF0000"/>
-          <w:spacing w:val="4"/>
-          <w:sz w:val="21"/>
-          <w:szCs w:val="21"/>
-          <w:shd w:val="clear" w:color="auto" w:fill="FFFFFF"/>
-        </w:rPr>
-        <w:t>附上</w:t>
-      </w:r>
-      <w:r>
-        <w:rPr>
-          <w:rFonts w:ascii="Helvetica" w:hAnsi="Helvetica" w:hint="eastAsia"/>
-          <w:color w:val="FF0000"/>
-          <w:spacing w:val="4"/>
-          <w:sz w:val="21"/>
-          <w:szCs w:val="21"/>
-          <w:shd w:val="clear" w:color="auto" w:fill="FFFFFF"/>
-        </w:rPr>
-        <w:t>核心的</w:t>
-      </w:r>
-      <w:r>
-        <w:rPr>
-          <w:rFonts w:ascii="Helvetica" w:hAnsi="Helvetica"/>
-          <w:color w:val="FF0000"/>
-          <w:spacing w:val="4"/>
-          <w:sz w:val="21"/>
-          <w:szCs w:val="21"/>
-          <w:shd w:val="clear" w:color="auto" w:fill="FFFFFF"/>
-        </w:rPr>
-        <w:t>程序源代码。</w:t>
-      </w:r>
+        </w:rPr>
+      </w:pPr>
+      <w:r>
+        <w:rPr>
+          <w:rFonts w:ascii="宋体" w:hAnsi="宋体"/>
+        </w:rPr>
+        <w:t xml:space="preserve"> </w:t>
+      </w:r>
+      <w:bookmarkStart w:id="17" w:name="_Toc232597731"/>
+      <w:r>
+        <w:rPr>
+          <w:rFonts w:ascii="宋体" w:hAnsi="宋体"/>
+        </w:rPr>
+        <w:t>6.2 存在的问题</w:t>
+      </w:r>
+      <w:bookmarkEnd w:id="17"/>
+    </w:p>
+    <w:p>
+      <w:pPr>
+        <w:ind w:firstLine="21.10pt"/>
+        <w:rPr>
+          <w:rFonts w:ascii="宋体" w:hAnsi="宋体"/>
+          <w:sz w:val="21"/>
+          <w:szCs w:val="21"/>
+          <w:shd w:val="clear" w:color="auto" w:fill="FFFFFF"/>
+        </w:rPr>
+      </w:pPr>
+      <w:r>
+        <w:rPr>
+          <w:rFonts w:ascii="宋体" w:hAnsi="宋体"/>
+          <w:b/>
+          <w:bCs/>
+          <w:sz w:val="21"/>
+          <w:szCs w:val="21"/>
+          <w:shd w:val="clear" w:color="auto" w:fill="FFFFFF"/>
+        </w:rPr>
+        <w:t>1. 固定窗口大小：</w:t>
+      </w:r>
+      <w:r>
+        <w:rPr>
+          <w:rFonts w:ascii="宋体" w:hAnsi="宋体"/>
+          <w:sz w:val="21"/>
+          <w:szCs w:val="21"/>
+          <w:shd w:val="clear" w:color="auto" w:fill="FFFFFF"/>
+        </w:rPr>
+        <w:t>当前窗口固定为 800×640 像素，无法自适应不同屏幕分辨率。缩放窗口时 EasyX 图形元素不会同步缩放，在高分辨率屏幕上棋盘偏小。</w:t>
+      </w:r>
+    </w:p>
+    <w:p>
+      <w:pPr>
+        <w:ind w:firstLine="21.10pt"/>
+        <w:rPr>
+          <w:rFonts w:ascii="宋体" w:hAnsi="宋体"/>
+          <w:sz w:val="21"/>
+          <w:szCs w:val="21"/>
+          <w:shd w:val="clear" w:color="auto" w:fill="FFFFFF"/>
+        </w:rPr>
+      </w:pPr>
+      <w:r>
+        <w:rPr>
+          <w:rFonts w:ascii="宋体" w:hAnsi="宋体"/>
+          <w:b/>
+          <w:bCs/>
+          <w:sz w:val="21"/>
+          <w:szCs w:val="21"/>
+          <w:shd w:val="clear" w:color="auto" w:fill="FFFFFF"/>
+        </w:rPr>
+        <w:t>2. 合法走法遍历效率：</w:t>
+      </w:r>
+      <w:r>
+        <w:rPr>
+          <w:rFonts w:ascii="宋体" w:hAnsi="宋体"/>
+          <w:sz w:val="21"/>
+          <w:szCs w:val="21"/>
+          <w:shd w:val="clear" w:color="auto" w:fill="FFFFFF"/>
+        </w:rPr>
+        <w:t>get_legal_moves() 采用暴力试探法，对 90 个目标位置逐个调用 apply_move()+undo_move()。虽然对于 10×9 的棋盘规模性能可接受，但在搜索深度较大的 AI 场景下会成为瓶颈。</w:t>
+      </w:r>
+    </w:p>
+    <w:p>
+      <w:pPr>
+        <w:ind w:firstLine="21.10pt"/>
+        <w:rPr>
+          <w:rFonts w:ascii="宋体" w:hAnsi="宋体"/>
+          <w:sz w:val="21"/>
+          <w:szCs w:val="21"/>
+          <w:shd w:val="clear" w:color="auto" w:fill="FFFFFF"/>
+        </w:rPr>
+      </w:pPr>
+      <w:r>
+        <w:rPr>
+          <w:rFonts w:ascii="宋体" w:hAnsi="宋体"/>
+          <w:b/>
+          <w:bCs/>
+          <w:sz w:val="21"/>
+          <w:szCs w:val="21"/>
+          <w:shd w:val="clear" w:color="auto" w:fill="FFFFFF"/>
+        </w:rPr>
+        <w:t>3. 网络健壮性：</w:t>
+      </w:r>
+      <w:r>
+        <w:rPr>
+          <w:rFonts w:ascii="宋体" w:hAnsi="宋体"/>
+          <w:sz w:val="21"/>
+          <w:szCs w:val="21"/>
+          <w:shd w:val="clear" w:color="auto" w:fill="FFFFFF"/>
+        </w:rPr>
+        <w:t>缺乏断线重连功能。网络临时抖动可能导致接收超时误判。</w:t>
+      </w:r>
+    </w:p>
+    <w:p>
+      <w:pPr>
+        <w:ind w:firstLine="21.10pt"/>
+        <w:rPr>
+          <w:rFonts w:ascii="宋体" w:hAnsi="宋体"/>
+          <w:sz w:val="21"/>
+          <w:szCs w:val="21"/>
+          <w:shd w:val="clear" w:color="auto" w:fill="FFFFFF"/>
+        </w:rPr>
+      </w:pPr>
+      <w:r>
+        <w:rPr>
+          <w:rFonts w:ascii="宋体" w:hAnsi="宋体"/>
+          <w:b/>
+          <w:bCs/>
+          <w:sz w:val="21"/>
+          <w:szCs w:val="21"/>
+          <w:shd w:val="clear" w:color="auto" w:fill="FFFFFF"/>
+        </w:rPr>
+        <w:t>4. 缺乏音效：</w:t>
+      </w:r>
+      <w:r>
+        <w:rPr>
+          <w:rFonts w:ascii="宋体" w:hAnsi="宋体"/>
+          <w:sz w:val="21"/>
+          <w:szCs w:val="21"/>
+          <w:shd w:val="clear" w:color="auto" w:fill="FFFFFF"/>
+        </w:rPr>
+        <w:t>当前无任何音效反馈，走棋、将军、获胜等事件仅有视觉提示。</w:t>
+      </w:r>
+    </w:p>
+    <w:p>
+      <w:pPr>
+        <w:ind w:firstLine="21pt"/>
+        <w:rPr>
+          <w:rFonts w:ascii="宋体" w:hAnsi="宋体"/>
+          <w:sz w:val="21"/>
+          <w:szCs w:val="21"/>
+          <w:shd w:val="clear" w:color="auto" w:fill="FFFFFF"/>
+        </w:rPr>
+      </w:pPr>
     </w:p>
     <w:p>
       <w:pPr>
@@ -10718,6 +12592,790 @@
         <w:keepLines w:val="0"/>
         <w:rPr>
           <w:rFonts w:ascii="宋体" w:hAnsi="宋体"/>
+        </w:rPr>
+      </w:pPr>
+      <w:r>
+        <w:rPr>
+          <w:rFonts w:ascii="宋体" w:hAnsi="宋体"/>
+        </w:rPr>
+        <w:t xml:space="preserve"> </w:t>
+      </w:r>
+      <w:bookmarkStart w:id="18" w:name="_Toc232597732"/>
+      <w:r>
+        <w:rPr>
+          <w:rFonts w:ascii="宋体" w:hAnsi="宋体"/>
+        </w:rPr>
+        <w:t>6.3 改进方向</w:t>
+      </w:r>
+      <w:bookmarkEnd w:id="18"/>
+    </w:p>
+    <w:p>
+      <w:pPr>
+        <w:ind w:firstLine="24.10pt"/>
+        <w:rPr>
+          <w:rFonts w:ascii="宋体" w:hAnsi="宋体"/>
+          <w:b/>
+          <w:bCs/>
+          <w:szCs w:val="24"/>
+        </w:rPr>
+      </w:pPr>
+      <w:r>
+        <w:rPr>
+          <w:rFonts w:ascii="宋体" w:hAnsi="宋体"/>
+          <w:b/>
+          <w:bCs/>
+          <w:szCs w:val="24"/>
+        </w:rPr>
+        <w:t>6.3.1 可适配窗口大小</w:t>
+      </w:r>
+    </w:p>
+    <w:p>
+      <w:pPr>
+        <w:ind w:firstLine="21pt"/>
+        <w:rPr>
+          <w:rFonts w:ascii="宋体" w:hAnsi="宋体"/>
+          <w:sz w:val="21"/>
+          <w:szCs w:val="21"/>
+          <w:shd w:val="clear" w:color="auto" w:fill="FFFFFF"/>
+        </w:rPr>
+      </w:pPr>
+      <w:r>
+        <w:rPr>
+          <w:rFonts w:ascii="宋体" w:hAnsi="宋体"/>
+          <w:sz w:val="21"/>
+          <w:szCs w:val="21"/>
+          <w:shd w:val="clear" w:color="auto" w:fill="FFFFFF"/>
+        </w:rPr>
+        <w:t>将当前硬编码的 BOARD_LEFT、CELL_SIZE 等常量改为根据窗口实际大小动态计算的比例值。窗口缩放时通过 WM_SIZE 消息触发重新布局，棋盘格线、棋子半径、字体大小同步缩放。需要将 EasyX 固定分辨率窗口改为可调整大小窗口，并在 draw_board() 中使用 getwidth()/getheight() 替代硬编码值。</w:t>
+      </w:r>
+    </w:p>
+    <w:p>
+      <w:pPr>
+        <w:ind w:firstLine="21pt"/>
+        <w:rPr>
+          <w:rFonts w:ascii="宋体" w:hAnsi="宋体"/>
+          <w:sz w:val="21"/>
+          <w:szCs w:val="21"/>
+          <w:shd w:val="clear" w:color="auto" w:fill="FFFFFF"/>
+        </w:rPr>
+      </w:pPr>
+    </w:p>
+    <w:p>
+      <w:pPr>
+        <w:ind w:firstLine="24pt"/>
+        <w:rPr>
+          <w:rFonts w:ascii="宋体" w:hAnsi="宋体"/>
+          <w:b/>
+          <w:bCs/>
+          <w:szCs w:val="24"/>
+        </w:rPr>
+      </w:pPr>
+      <w:r>
+        <w:rPr>
+          <w:rFonts w:ascii="宋体" w:hAnsi="宋体"/>
+          <w:szCs w:val="24"/>
+        </w:rPr>
+        <w:t xml:space="preserve"> </w:t>
+      </w:r>
+      <w:r>
+        <w:rPr>
+          <w:rFonts w:ascii="宋体" w:hAnsi="宋体"/>
+          <w:b/>
+          <w:bCs/>
+          <w:szCs w:val="24"/>
+        </w:rPr>
+        <w:t>6.3.2 人机对战</w:t>
+      </w:r>
+    </w:p>
+    <w:p>
+      <w:pPr>
+        <w:ind w:firstLine="21pt"/>
+        <w:rPr>
+          <w:rFonts w:ascii="宋体" w:hAnsi="宋体"/>
+          <w:sz w:val="21"/>
+          <w:szCs w:val="21"/>
+          <w:shd w:val="clear" w:color="auto" w:fill="FFFFFF"/>
+        </w:rPr>
+      </w:pPr>
+      <w:r>
+        <w:rPr>
+          <w:rFonts w:ascii="宋体" w:hAnsi="宋体"/>
+          <w:sz w:val="21"/>
+          <w:szCs w:val="21"/>
+          <w:shd w:val="clear" w:color="auto" w:fill="FFFFFF"/>
+        </w:rPr>
+        <w:t>在现有双人对战基础上增加人机对战模式是本项目最核心的扩展方向。具体有两种实现路径：</w:t>
+      </w:r>
+    </w:p>
+    <w:p>
+      <w:pPr>
+        <w:ind w:firstLine="21.10pt"/>
+        <w:rPr>
+          <w:rFonts w:ascii="宋体" w:hAnsi="宋体"/>
+          <w:b/>
+          <w:bCs/>
+          <w:sz w:val="21"/>
+          <w:szCs w:val="21"/>
+          <w:shd w:val="clear" w:color="auto" w:fill="FFFFFF"/>
+        </w:rPr>
+      </w:pPr>
+      <w:r>
+        <w:rPr>
+          <w:rFonts w:ascii="宋体" w:hAnsi="宋体"/>
+          <w:b/>
+          <w:bCs/>
+          <w:sz w:val="21"/>
+          <w:szCs w:val="21"/>
+          <w:shd w:val="clear" w:color="auto" w:fill="FFFFFF"/>
+        </w:rPr>
+        <w:t>方案一：本地 AI 引擎</w:t>
+      </w:r>
+    </w:p>
+    <w:p>
+      <w:pPr>
+        <w:ind w:firstLine="21pt"/>
+        <w:rPr>
+          <w:rFonts w:ascii="宋体" w:hAnsi="宋体"/>
+          <w:sz w:val="21"/>
+          <w:szCs w:val="21"/>
+          <w:shd w:val="clear" w:color="auto" w:fill="FFFFFF"/>
+        </w:rPr>
+      </w:pPr>
+      <w:r>
+        <w:rPr>
+          <w:rFonts w:ascii="宋体" w:hAnsi="宋体"/>
+          <w:sz w:val="21"/>
+          <w:szCs w:val="21"/>
+          <w:shd w:val="clear" w:color="auto" w:fill="FFFFFF"/>
+        </w:rPr>
+        <w:t>在 chess_engine 中引入搜索算法，核心思路如下：</w:t>
+      </w:r>
+    </w:p>
+    <w:p>
+      <w:pPr>
+        <w:ind w:firstLine="21pt"/>
+        <w:rPr>
+          <w:rFonts w:ascii="宋体" w:hAnsi="宋体"/>
+          <w:sz w:val="21"/>
+          <w:szCs w:val="21"/>
+          <w:shd w:val="clear" w:color="auto" w:fill="FFFFFF"/>
+        </w:rPr>
+      </w:pPr>
+      <w:r>
+        <w:rPr>
+          <w:rFonts w:ascii="宋体" w:hAnsi="宋体"/>
+          <w:sz w:val="21"/>
+          <w:szCs w:val="21"/>
+          <w:shd w:val="clear" w:color="auto" w:fill="FFFFFF"/>
+        </w:rPr>
+        <w:t>- 使用 get_legal_moves() 生成候选走法。</w:t>
+      </w:r>
+    </w:p>
+    <w:p>
+      <w:pPr>
+        <w:ind w:firstLine="21pt"/>
+        <w:rPr>
+          <w:rFonts w:ascii="宋体" w:hAnsi="宋体"/>
+          <w:sz w:val="21"/>
+          <w:szCs w:val="21"/>
+          <w:shd w:val="clear" w:color="auto" w:fill="FFFFFF"/>
+        </w:rPr>
+      </w:pPr>
+      <w:r>
+        <w:rPr>
+          <w:rFonts w:ascii="宋体" w:hAnsi="宋体"/>
+          <w:sz w:val="21"/>
+          <w:szCs w:val="21"/>
+          <w:shd w:val="clear" w:color="auto" w:fill="FFFFFF"/>
+        </w:rPr>
+        <w:t>- 实现评估函数（棋子价值、位置分、灵活性等加权打分）量化局面优劣。</w:t>
+      </w:r>
+    </w:p>
+    <w:p>
+      <w:pPr>
+        <w:ind w:firstLine="21pt"/>
+        <w:rPr>
+          <w:rFonts w:ascii="宋体" w:hAnsi="宋体"/>
+          <w:sz w:val="21"/>
+          <w:szCs w:val="21"/>
+          <w:shd w:val="clear" w:color="auto" w:fill="FFFFFF"/>
+        </w:rPr>
+      </w:pPr>
+      <w:r>
+        <w:rPr>
+          <w:rFonts w:ascii="宋体" w:hAnsi="宋体"/>
+          <w:sz w:val="21"/>
+          <w:szCs w:val="21"/>
+          <w:shd w:val="clear" w:color="auto" w:fill="FFFFFF"/>
+        </w:rPr>
+        <w:lastRenderedPageBreak/>
+        <w:t>- 采用 Minimax 算法 + Alpha-Beta 剪枝控制搜索深度，在可接受的时间内找到较优走法。</w:t>
+      </w:r>
+    </w:p>
+    <w:p>
+      <w:pPr>
+        <w:ind w:firstLine="21pt"/>
+        <w:rPr>
+          <w:rFonts w:ascii="宋体" w:hAnsi="宋体"/>
+          <w:sz w:val="21"/>
+          <w:szCs w:val="21"/>
+          <w:shd w:val="clear" w:color="auto" w:fill="FFFFFF"/>
+        </w:rPr>
+      </w:pPr>
+      <w:r>
+        <w:rPr>
+          <w:rFonts w:ascii="宋体" w:hAnsi="宋体"/>
+          <w:sz w:val="21"/>
+          <w:szCs w:val="21"/>
+          <w:shd w:val="clear" w:color="auto" w:fill="FFFFFF"/>
+        </w:rPr>
+        <w:t>- 可进一步引入迭代加深、置换表等技术提升搜索效率。</w:t>
+      </w:r>
+    </w:p>
+    <w:p>
+      <w:pPr>
+        <w:ind w:firstLine="21.10pt"/>
+        <w:rPr>
+          <w:rFonts w:ascii="宋体" w:hAnsi="宋体"/>
+          <w:b/>
+          <w:bCs/>
+          <w:sz w:val="21"/>
+          <w:szCs w:val="21"/>
+          <w:shd w:val="clear" w:color="auto" w:fill="FFFFFF"/>
+        </w:rPr>
+      </w:pPr>
+      <w:r>
+        <w:rPr>
+          <w:rFonts w:ascii="宋体" w:hAnsi="宋体"/>
+          <w:b/>
+          <w:bCs/>
+          <w:sz w:val="21"/>
+          <w:szCs w:val="21"/>
+          <w:shd w:val="clear" w:color="auto" w:fill="FFFFFF"/>
+        </w:rPr>
+        <w:t>方案二：调用外部棋谱网站 API</w:t>
+      </w:r>
+    </w:p>
+    <w:p>
+      <w:pPr>
+        <w:ind w:firstLine="21pt"/>
+        <w:rPr>
+          <w:rFonts w:ascii="宋体" w:hAnsi="宋体"/>
+          <w:sz w:val="21"/>
+          <w:szCs w:val="21"/>
+          <w:shd w:val="clear" w:color="auto" w:fill="FFFFFF"/>
+        </w:rPr>
+      </w:pPr>
+      <w:r>
+        <w:rPr>
+          <w:rFonts w:ascii="宋体" w:hAnsi="宋体"/>
+          <w:sz w:val="21"/>
+          <w:szCs w:val="21"/>
+          <w:shd w:val="clear" w:color="auto" w:fill="FFFFFF"/>
+        </w:rPr>
+        <w:t>通过网络请求将当前棋盘状态发送至在线象棋</w:t>
+      </w:r>
+      <w:r>
+        <w:rPr>
+          <w:rFonts w:ascii="宋体" w:hAnsi="宋体" w:hint="eastAsia"/>
+          <w:sz w:val="21"/>
+          <w:szCs w:val="21"/>
+          <w:shd w:val="clear" w:color="auto" w:fill="FFFFFF"/>
+        </w:rPr>
+        <w:t>云库</w:t>
+      </w:r>
+      <w:r>
+        <w:rPr>
+          <w:rFonts w:ascii="宋体" w:hAnsi="宋体"/>
+          <w:sz w:val="21"/>
+          <w:szCs w:val="21"/>
+          <w:shd w:val="clear" w:color="auto" w:fill="FFFFFF"/>
+        </w:rPr>
+        <w:t xml:space="preserve">（如 </w:t>
+      </w:r>
+      <w:r>
+        <w:rPr>
+          <w:rFonts w:ascii="宋体" w:hAnsi="宋体"/>
+          <w:sz w:val="21"/>
+          <w:szCs w:val="21"/>
+          <w:shd w:val="clear" w:color="auto" w:fill="FFFFFF"/>
+        </w:rPr>
+        <w:t>chessdb.cn</w:t>
+      </w:r>
+      <w:r>
+        <w:rPr>
+          <w:rFonts w:ascii="宋体" w:hAnsi="宋体"/>
+          <w:sz w:val="21"/>
+          <w:szCs w:val="21"/>
+          <w:shd w:val="clear" w:color="auto" w:fill="FFFFFF"/>
+        </w:rPr>
+        <w:t>等），接收返回的最佳走法并在本地执行。优点是无须自行实现搜索算法，AI 水平更高；缺点是依赖网络连接，存在延迟和可用性问题。实现时需要在 network 模块中新增 HTTP 客户端功能</w:t>
+      </w:r>
+    </w:p>
+    <w:p>
+      <w:pPr>
+        <w:ind w:firstLine="21pt"/>
+        <w:rPr>
+          <w:rFonts w:ascii="宋体" w:hAnsi="宋体"/>
+          <w:sz w:val="21"/>
+          <w:szCs w:val="21"/>
+          <w:shd w:val="clear" w:color="auto" w:fill="FFFFFF"/>
+        </w:rPr>
+      </w:pPr>
+      <w:r>
+        <w:rPr>
+          <w:rFonts w:ascii="宋体" w:hAnsi="宋体"/>
+          <w:sz w:val="21"/>
+          <w:szCs w:val="21"/>
+          <w:shd w:val="clear" w:color="auto" w:fill="FFFFFF"/>
+        </w:rPr>
+        <w:t>两种方案并不互斥——可先实现方案二快速获得人机对战能力，后续再补充方案一实现离线 AI。</w:t>
+      </w:r>
+    </w:p>
+    <w:p>
+      <w:pPr>
+        <w:ind w:firstLine="21pt"/>
+        <w:rPr>
+          <w:rFonts w:ascii="宋体" w:hAnsi="宋体"/>
+          <w:sz w:val="21"/>
+          <w:szCs w:val="21"/>
+          <w:shd w:val="clear" w:color="auto" w:fill="FFFFFF"/>
+        </w:rPr>
+      </w:pPr>
+    </w:p>
+    <w:p>
+      <w:pPr>
+        <w:ind w:firstLine="24.10pt"/>
+        <w:rPr>
+          <w:rFonts w:ascii="宋体" w:hAnsi="宋体"/>
+          <w:b/>
+          <w:bCs/>
+          <w:szCs w:val="24"/>
+        </w:rPr>
+      </w:pPr>
+      <w:r>
+        <w:rPr>
+          <w:rFonts w:ascii="宋体" w:hAnsi="宋体"/>
+          <w:b/>
+          <w:bCs/>
+          <w:szCs w:val="24"/>
+        </w:rPr>
+        <w:t xml:space="preserve"> 6.3.3 其他改进</w:t>
+      </w:r>
+    </w:p>
+    <w:p>
+      <w:pPr>
+        <w:ind w:firstLine="21.10pt"/>
+        <w:rPr>
+          <w:rFonts w:ascii="宋体" w:hAnsi="宋体"/>
+          <w:sz w:val="21"/>
+          <w:szCs w:val="21"/>
+          <w:shd w:val="clear" w:color="auto" w:fill="FFFFFF"/>
+        </w:rPr>
+      </w:pPr>
+      <w:r>
+        <w:rPr>
+          <w:rFonts w:ascii="宋体" w:hAnsi="宋体"/>
+          <w:b/>
+          <w:bCs/>
+          <w:sz w:val="21"/>
+          <w:szCs w:val="21"/>
+          <w:shd w:val="clear" w:color="auto" w:fill="FFFFFF"/>
+        </w:rPr>
+        <w:t>- 走法生成优化：</w:t>
+      </w:r>
+      <w:r>
+        <w:rPr>
+          <w:rFonts w:ascii="宋体" w:hAnsi="宋体"/>
+          <w:sz w:val="21"/>
+          <w:szCs w:val="21"/>
+          <w:shd w:val="clear" w:color="auto" w:fill="FFFFFF"/>
+        </w:rPr>
+        <w:t>预计算棋盘上每类棋子的移动表，用位运算或查表替代遍历全盘 90 个点的暴力试探，为 AI 搜索提供更高的 NPS（每秒搜索节点数）。</w:t>
+      </w:r>
+    </w:p>
+    <w:p>
+      <w:pPr>
+        <w:ind w:firstLine="21.10pt"/>
+        <w:rPr>
+          <w:rFonts w:ascii="宋体" w:hAnsi="宋体"/>
+          <w:sz w:val="21"/>
+          <w:szCs w:val="21"/>
+          <w:shd w:val="clear" w:color="auto" w:fill="FFFFFF"/>
+        </w:rPr>
+      </w:pPr>
+      <w:r>
+        <w:rPr>
+          <w:rFonts w:ascii="宋体" w:hAnsi="宋体"/>
+          <w:b/>
+          <w:bCs/>
+          <w:sz w:val="21"/>
+          <w:szCs w:val="21"/>
+          <w:shd w:val="clear" w:color="auto" w:fill="FFFFFF"/>
+        </w:rPr>
+        <w:t>- 棋谱记录与回放：</w:t>
+      </w:r>
+      <w:r>
+        <w:rPr>
+          <w:rFonts w:ascii="宋体" w:hAnsi="宋体"/>
+          <w:sz w:val="21"/>
+          <w:szCs w:val="21"/>
+          <w:shd w:val="clear" w:color="auto" w:fill="FFFFFF"/>
+        </w:rPr>
+        <w:t>将 history 中的 vector&lt;Move&gt; 按标准棋谱格式导出为文件，支持加载并逐步回放。</w:t>
+      </w:r>
+    </w:p>
+    <w:p>
+      <w:pPr>
+        <w:ind w:firstLine="21.10pt"/>
+        <w:rPr>
+          <w:rFonts w:ascii="宋体" w:hAnsi="宋体"/>
+          <w:sz w:val="21"/>
+          <w:szCs w:val="21"/>
+          <w:shd w:val="clear" w:color="auto" w:fill="FFFFFF"/>
+        </w:rPr>
+      </w:pPr>
+      <w:r>
+        <w:rPr>
+          <w:rFonts w:ascii="宋体" w:hAnsi="宋体"/>
+          <w:b/>
+          <w:bCs/>
+          <w:sz w:val="21"/>
+          <w:szCs w:val="21"/>
+          <w:shd w:val="clear" w:color="auto" w:fill="FFFFFF"/>
+        </w:rPr>
+        <w:t>- 音效系统：</w:t>
+      </w:r>
+      <w:r>
+        <w:rPr>
+          <w:rFonts w:ascii="宋体" w:hAnsi="宋体"/>
+          <w:sz w:val="21"/>
+          <w:szCs w:val="21"/>
+          <w:shd w:val="clear" w:color="auto" w:fill="FFFFFF"/>
+        </w:rPr>
+        <w:t>走棋、吃子、将军、获胜等事件增加音效反馈</w:t>
+      </w:r>
+      <w:r>
+        <w:rPr>
+          <w:rFonts w:ascii="宋体" w:hAnsi="宋体"/>
+          <w:sz w:val="21"/>
+          <w:szCs w:val="21"/>
+          <w:shd w:val="clear" w:color="auto" w:fill="FFFFFF"/>
+        </w:rPr>
+        <w:t>。</w:t>
+      </w:r>
+    </w:p>
+    <w:p>
+      <w:pPr>
+        <w:ind w:firstLine="21pt"/>
+        <w:rPr>
+          <w:rFonts w:ascii="宋体" w:hAnsi="宋体"/>
+          <w:sz w:val="21"/>
+          <w:szCs w:val="21"/>
+          <w:shd w:val="clear" w:color="auto" w:fill="FFFFFF"/>
+        </w:rPr>
+      </w:pPr>
+    </w:p>
+    <w:p>
+      <w:pPr>
+        <w:pStyle w:val="2"/>
+        <w:spacing w:before="7.80pt" w:after="7.80pt"/>
+      </w:pPr>
+      <w:bookmarkStart w:id="19" w:name="_Toc232597733"/>
+      <w:r>
+        <w:rPr>
+          <w:rFonts w:hint="eastAsia"/>
+        </w:rPr>
+        <w:t>七、</w:t>
+      </w:r>
+      <w:r>
+        <w:rPr>
+          <w:rFonts w:hint="eastAsia"/>
+        </w:rPr>
+        <w:t>参考文献</w:t>
+      </w:r>
+      <w:bookmarkEnd w:id="19"/>
+    </w:p>
+    <w:p>
+      <w:pPr>
+        <w:ind w:firstLine="21pt"/>
+        <w:rPr>
+          <w:rFonts w:ascii="宋体" w:hAnsi="宋体"/>
+          <w:sz w:val="21"/>
+          <w:szCs w:val="21"/>
+          <w:shd w:val="clear" w:color="auto" w:fill="FFFFFF"/>
+        </w:rPr>
+      </w:pPr>
+      <w:r>
+        <w:rPr>
+          <w:rFonts w:ascii="宋体" w:hAnsi="宋体"/>
+          <w:sz w:val="21"/>
+          <w:szCs w:val="21"/>
+          <w:shd w:val="clear" w:color="auto" w:fill="FFFFFF"/>
+        </w:rPr>
+        <w:t xml:space="preserve">- </w:t>
+      </w:r>
+      <w:hyperlink r:id="rId40" w:history="1">
+        <w:r>
+          <w:rPr>
+            <w:rFonts w:ascii="宋体" w:hAnsi="宋体"/>
+            <w:sz w:val="21"/>
+            <w:szCs w:val="21"/>
+            <w:shd w:val="clear" w:color="auto" w:fill="FFFFFF"/>
+          </w:rPr>
+          <w:t>https://blog.csdn.net/m0_69909682/article/details/128171139</w:t>
+        </w:r>
+      </w:hyperlink>
+      <w:r>
+        <w:rPr>
+          <w:rFonts w:ascii="宋体" w:hAnsi="宋体"/>
+          <w:sz w:val="21"/>
+          <w:szCs w:val="21"/>
+          <w:shd w:val="clear" w:color="auto" w:fill="FFFFFF"/>
+        </w:rPr>
+        <w:t>(中国象棋——基于EasyX图形库)</w:t>
+      </w:r>
+      <w:r>
+        <w:rPr>
+          <w:rFonts w:ascii="宋体" w:hAnsi="宋体"/>
+          <w:sz w:val="21"/>
+          <w:szCs w:val="21"/>
+          <w:shd w:val="clear" w:color="auto" w:fill="FFFFFF"/>
+        </w:rPr>
+        <w:t xml:space="preserve"> ---</w:t>
+      </w:r>
+      <w:r>
+        <w:rPr>
+          <w:rFonts w:ascii="宋体" w:hAnsi="宋体" w:hint="eastAsia"/>
+          <w:sz w:val="21"/>
+          <w:szCs w:val="21"/>
+          <w:shd w:val="clear" w:color="auto" w:fill="FFFFFF"/>
+        </w:rPr>
+        <w:t>用于参考使用EasyX绘制棋盘的方法</w:t>
+      </w:r>
+    </w:p>
+    <w:p>
+      <w:pPr>
+        <w:ind w:firstLine="21pt"/>
+        <w:rPr>
+          <w:rFonts w:ascii="宋体" w:hAnsi="宋体"/>
+          <w:sz w:val="21"/>
+          <w:szCs w:val="21"/>
+          <w:shd w:val="clear" w:color="auto" w:fill="FFFFFF"/>
+        </w:rPr>
+      </w:pPr>
+    </w:p>
+    <w:p>
+      <w:pPr>
+        <w:ind w:firstLine="21pt"/>
+        <w:rPr>
+          <w:rFonts w:ascii="宋体" w:hAnsi="宋体"/>
+          <w:sz w:val="21"/>
+          <w:szCs w:val="21"/>
+          <w:shd w:val="clear" w:color="auto" w:fill="FFFFFF"/>
+        </w:rPr>
+      </w:pPr>
+      <w:r>
+        <w:rPr>
+          <w:rFonts w:ascii="宋体" w:hAnsi="宋体" w:hint="eastAsia"/>
+          <w:sz w:val="21"/>
+          <w:szCs w:val="21"/>
+          <w:shd w:val="clear" w:color="auto" w:fill="FFFFFF"/>
+        </w:rPr>
+        <w:t xml:space="preserve">- </w:t>
+      </w:r>
+      <w:r>
+        <w:rPr>
+          <w:rFonts w:ascii="宋体" w:hAnsi="宋体"/>
+          <w:sz w:val="21"/>
+          <w:szCs w:val="21"/>
+          <w:shd w:val="clear" w:color="auto" w:fill="FFFFFF"/>
+        </w:rPr>
+        <w:t>https://jishuzhan.net/article/2040276105109180418</w:t>
+      </w:r>
+      <w:r>
+        <w:rPr>
+          <w:rFonts w:ascii="宋体" w:hAnsi="宋体"/>
+          <w:sz w:val="21"/>
+          <w:szCs w:val="21"/>
+          <w:shd w:val="clear" w:color="auto" w:fill="FFFFFF"/>
+        </w:rPr>
+        <w:t>(</w:t>
+      </w:r>
+      <w:r>
+        <w:rPr>
+          <w:rFonts w:ascii="宋体" w:hAnsi="宋体"/>
+          <w:sz w:val="21"/>
+          <w:szCs w:val="21"/>
+          <w:shd w:val="clear" w:color="auto" w:fill="FFFFFF"/>
+        </w:rPr>
+        <w:t> 网络多人游戏基础与局域网联机原理</w:t>
+      </w:r>
+    </w:p>
+    <w:p>
+      <w:pPr>
+        <w:ind w:firstLine="21pt"/>
+        <w:rPr>
+          <w:rFonts w:ascii="宋体" w:hAnsi="宋体"/>
+          <w:sz w:val="21"/>
+          <w:szCs w:val="21"/>
+          <w:shd w:val="clear" w:color="auto" w:fill="FFFFFF"/>
+        </w:rPr>
+      </w:pPr>
+      <w:r>
+        <w:rPr>
+          <w:rFonts w:ascii="宋体" w:hAnsi="宋体"/>
+          <w:sz w:val="21"/>
+          <w:szCs w:val="21"/>
+          <w:shd w:val="clear" w:color="auto" w:fill="FFFFFF"/>
+        </w:rPr>
+        <w:t xml:space="preserve">) --- </w:t>
+      </w:r>
+      <w:r>
+        <w:rPr>
+          <w:rFonts w:ascii="宋体" w:hAnsi="宋体" w:hint="eastAsia"/>
+          <w:sz w:val="21"/>
+          <w:szCs w:val="21"/>
+          <w:shd w:val="clear" w:color="auto" w:fill="FFFFFF"/>
+        </w:rPr>
+        <w:t>用于参考学习TCP</w:t>
+      </w:r>
+      <w:r>
+        <w:rPr>
+          <w:rFonts w:ascii="宋体" w:hAnsi="宋体" w:hint="eastAsia"/>
+          <w:sz w:val="21"/>
+          <w:szCs w:val="21"/>
+          <w:shd w:val="clear" w:color="auto" w:fill="FFFFFF"/>
+        </w:rPr>
+        <w:t>局域网联机</w:t>
+      </w:r>
+    </w:p>
+    <w:p>
+      <w:pPr>
+        <w:ind w:firstLine="21pt"/>
+        <w:rPr>
+          <w:rFonts w:ascii="宋体" w:hAnsi="宋体"/>
+          <w:sz w:val="21"/>
+          <w:szCs w:val="21"/>
+          <w:shd w:val="clear" w:color="auto" w:fill="FFFFFF"/>
+        </w:rPr>
+      </w:pPr>
+    </w:p>
+    <w:p>
+      <w:pPr>
+        <w:ind w:firstLine="21pt"/>
+        <w:rPr>
+          <w:rFonts w:ascii="宋体" w:hAnsi="宋体"/>
+          <w:sz w:val="21"/>
+          <w:szCs w:val="21"/>
+          <w:shd w:val="clear" w:color="auto" w:fill="FFFFFF"/>
+        </w:rPr>
+      </w:pPr>
+      <w:r>
+        <w:rPr>
+          <w:rFonts w:ascii="宋体" w:hAnsi="宋体"/>
+          <w:sz w:val="21"/>
+          <w:szCs w:val="21"/>
+          <w:shd w:val="clear" w:color="auto" w:fill="FFFFFF"/>
+        </w:rPr>
+        <w:t xml:space="preserve">- </w:t>
+      </w:r>
+      <w:r>
+        <w:rPr>
+          <w:rFonts w:ascii="宋体" w:hAnsi="宋体"/>
+          <w:sz w:val="21"/>
+          <w:szCs w:val="21"/>
+          <w:shd w:val="clear" w:color="auto" w:fill="FFFFFF"/>
+        </w:rPr>
+        <w:t>https://www.chessdb.cn（象棋云库查询</w:t>
+      </w:r>
+      <w:r>
+        <w:rPr>
+          <w:rFonts w:ascii="宋体" w:hAnsi="宋体" w:hint="eastAsia"/>
+          <w:sz w:val="21"/>
+          <w:szCs w:val="21"/>
+          <w:shd w:val="clear" w:color="auto" w:fill="FFFFFF"/>
+        </w:rPr>
+        <w:t>）</w:t>
+      </w:r>
+      <w:r>
+        <w:rPr>
+          <w:rFonts w:ascii="宋体" w:hAnsi="宋体"/>
+          <w:sz w:val="21"/>
+          <w:szCs w:val="21"/>
+          <w:shd w:val="clear" w:color="auto" w:fill="FFFFFF"/>
+        </w:rPr>
+        <w:t xml:space="preserve"> --- </w:t>
+      </w:r>
+      <w:r>
+        <w:rPr>
+          <w:rFonts w:ascii="宋体" w:hAnsi="宋体" w:hint="eastAsia"/>
+          <w:sz w:val="21"/>
+          <w:szCs w:val="21"/>
+          <w:shd w:val="clear" w:color="auto" w:fill="FFFFFF"/>
+        </w:rPr>
+        <w:t>用于辅助参考棋盘状态（</w:t>
+      </w:r>
+      <w:r>
+        <w:rPr>
+          <w:rFonts w:ascii="宋体" w:hAnsi="宋体" w:hint="eastAsia"/>
+          <w:sz w:val="21"/>
+          <w:szCs w:val="21"/>
+          <w:shd w:val="clear" w:color="auto" w:fill="FFFFFF"/>
+        </w:rPr>
+        <w:t>也</w:t>
+      </w:r>
+      <w:r>
+        <w:rPr>
+          <w:rFonts w:ascii="宋体" w:hAnsi="宋体" w:hint="eastAsia"/>
+          <w:sz w:val="21"/>
+          <w:szCs w:val="21"/>
+          <w:shd w:val="clear" w:color="auto" w:fill="FFFFFF"/>
+        </w:rPr>
+        <w:t>可由此调用api实现人机对战）</w:t>
+      </w:r>
+    </w:p>
+    <w:p>
+      <w:pPr>
+        <w:widowControl/>
+        <w:adjustRightInd/>
+        <w:snapToGrid/>
+        <w:spacing w:line="12pt" w:lineRule="auto"/>
+        <w:ind w:firstLineChars="0" w:firstLine="0pt"/>
+        <w:jc w:val="start"/>
+        <w:rPr>
+          <w:rFonts w:ascii="宋体" w:hAnsi="宋体"/>
+          <w:b/>
+          <w:bCs/>
+          <w:szCs w:val="32"/>
+        </w:rPr>
+      </w:pPr>
+    </w:p>
+    <w:p>
+      <w:pPr>
+        <w:pStyle w:val="2"/>
+        <w:spacing w:before="7.80pt" w:after="7.80pt"/>
+      </w:pPr>
+      <w:bookmarkStart w:id="20" w:name="_Toc232597734"/>
+      <w:r>
+        <w:br w:type="page"/>
+      </w:r>
+      <w:r>
+        <w:rPr>
+          <w:rFonts w:hint="eastAsia"/>
+        </w:rPr>
+        <w:lastRenderedPageBreak/>
+        <w:t>八、附录</w:t>
+      </w:r>
+      <w:bookmarkEnd w:id="20"/>
+    </w:p>
+    <w:p>
+      <w:pPr>
+        <w:pStyle w:val="3"/>
+        <w:keepNext w:val="0"/>
+        <w:keepLines w:val="0"/>
+        <w:rPr>
+          <w:rFonts w:ascii="宋体" w:hAnsi="宋体"/>
           <w:lang w:val="en-US"/>
         </w:rPr>
       </w:pPr>
@@ -10727,36 +13385,208 @@
           <w:lang w:val="en-US"/>
         </w:rPr>
         <w:tab/>
-        <w:t xml:space="preserve">8.2 </w:t>
+      </w:r>
+      <w:bookmarkStart w:id="21" w:name="_Toc232597735"/>
+      <w:r>
+        <w:rPr>
+          <w:rFonts w:ascii="宋体" w:hAnsi="宋体"/>
+          <w:lang w:val="en-US"/>
+        </w:rPr>
+        <w:t xml:space="preserve">8.1 </w:t>
       </w:r>
       <w:r>
         <w:rPr>
           <w:rFonts w:ascii="宋体" w:hAnsi="宋体" w:hint="eastAsia"/>
           <w:lang w:val="en-US"/>
         </w:rPr>
+        <w:t>程序源代码</w:t>
+      </w:r>
+      <w:bookmarkEnd w:id="21"/>
+    </w:p>
+    <w:p>
+      <w:pPr>
+        <w:ind w:firstLine="21pt"/>
+        <w:rPr>
+          <w:rFonts w:ascii="宋体" w:hAnsi="宋体"/>
+          <w:sz w:val="21"/>
+          <w:szCs w:val="21"/>
+          <w:shd w:val="clear" w:color="auto" w:fill="FFFFFF"/>
+        </w:rPr>
+      </w:pPr>
+      <w:r>
+        <w:rPr>
+          <w:rFonts w:ascii="宋体" w:hAnsi="宋体" w:hint="eastAsia"/>
+          <w:sz w:val="21"/>
+          <w:szCs w:val="21"/>
+          <w:shd w:val="clear" w:color="auto" w:fill="FFFFFF"/>
+        </w:rPr>
+        <w:t>由于篇幅限制</w:t>
+      </w:r>
+      <w:r>
+        <w:rPr>
+          <w:rFonts w:ascii="宋体" w:hAnsi="宋体" w:hint="eastAsia"/>
+          <w:sz w:val="21"/>
+          <w:szCs w:val="21"/>
+          <w:shd w:val="clear" w:color="auto" w:fill="FFFFFF"/>
+        </w:rPr>
+        <w:t>（项目代码量约1800行）</w:t>
+      </w:r>
+      <w:r>
+        <w:rPr>
+          <w:rFonts w:ascii="宋体" w:hAnsi="宋体" w:hint="eastAsia"/>
+          <w:sz w:val="21"/>
+          <w:szCs w:val="21"/>
+          <w:shd w:val="clear" w:color="auto" w:fill="FFFFFF"/>
+        </w:rPr>
+        <w:t>仅在此展示源码文件结构。具体源码请查看对应文件。</w:t>
+      </w:r>
+    </w:p>
+    <w:p>
+      <w:pPr>
+        <w:ind w:firstLine="24pt"/>
+      </w:pPr>
+      <w:r>
+        <mc:AlternateContent>
+          <mc:Choice Requires="v">
+            <w:pict w14:anchorId="56C32380">
+              <v:shape id="_x0000_i1027" type="#_x0000_t75" style="width:208pt;height:265.5pt;visibility:visible;mso-wrap-style:square">
+                <v:imagedata r:id="rId41" o:title=""/>
+              </v:shape>
+            </w:pict>
+          </mc:Choice>
+          <mc:Fallback>
+            <w:drawing>
+              <wp:inline distT="0" distB="0" distL="0" distR="0" wp14:anchorId="63E2279D" wp14:editId="4FD08339">
+                <wp:extent cx="2641600" cy="3371850"/>
+                <wp:effectExtent l="0" t="0" r="6350" b="0"/>
+                <wp:docPr id="3" name="图片 1"/>
+                <wp:cNvGraphicFramePr>
+                  <a:graphicFrameLocks xmlns:a="http://purl.oclc.org/ooxml/drawingml/main" noChangeAspect="1"/>
+                </wp:cNvGraphicFramePr>
+                <a:graphic xmlns:a="http://purl.oclc.org/ooxml/drawingml/main">
+                  <a:graphicData uri="http://purl.oclc.org/ooxml/drawingml/picture">
+                    <pic:pic xmlns:pic="http://purl.oclc.org/ooxml/drawingml/picture">
+                      <pic:nvPicPr>
+                        <pic:cNvPr id="0" name="Picture 3"/>
+                        <pic:cNvPicPr>
+                          <a:picLocks noChangeAspect="1" noChangeArrowheads="1"/>
+                        </pic:cNvPicPr>
+                      </pic:nvPicPr>
+                      <pic:blipFill>
+                        <a:blip r:embed="rId42">
+                          <a:extLst>
+                            <a:ext uri="{28A0092B-C50C-407E-A947-70E740481C1C}">
+                              <a14:useLocalDpi xmlns:a14="http://schemas.microsoft.com/office/drawing/2010/main" val="0"/>
+                            </a:ext>
+                          </a:extLst>
+                        </a:blip>
+                        <a:srcRect/>
+                        <a:stretch>
+                          <a:fillRect/>
+                        </a:stretch>
+                      </pic:blipFill>
+                      <pic:spPr bwMode="auto">
+                        <a:xfrm>
+                          <a:off x="0" y="0"/>
+                          <a:ext cx="2641600" cy="3371850"/>
+                        </a:xfrm>
+                        <a:prstGeom prst="rect">
+                          <a:avLst/>
+                        </a:prstGeom>
+                        <a:noFill/>
+                        <a:ln>
+                          <a:noFill/>
+                        </a:ln>
+                      </pic:spPr>
+                    </pic:pic>
+                  </a:graphicData>
+                </a:graphic>
+              </wp:inline>
+            </w:drawing>
+          </mc:Fallback>
+        </mc:AlternateContent>
+      </w:r>
+    </w:p>
+    <w:p>
+      <w:pPr>
+        <w:pStyle w:val="3"/>
+        <w:keepNext w:val="0"/>
+        <w:keepLines w:val="0"/>
+        <w:rPr>
+          <w:rFonts w:ascii="宋体" w:hAnsi="宋体"/>
+          <w:lang w:val="en-US"/>
+        </w:rPr>
+      </w:pPr>
+      <w:r>
+        <w:rPr>
+          <w:rFonts w:ascii="宋体" w:hAnsi="宋体"/>
+          <w:lang w:val="en-US"/>
+        </w:rPr>
+        <w:tab/>
+      </w:r>
+      <w:bookmarkStart w:id="22" w:name="_Toc232597736"/>
+      <w:r>
+        <w:rPr>
+          <w:rFonts w:ascii="宋体" w:hAnsi="宋体"/>
+          <w:lang w:val="en-US"/>
+        </w:rPr>
+        <w:t xml:space="preserve">8.2 </w:t>
+      </w:r>
+      <w:r>
+        <w:rPr>
+          <w:rFonts w:ascii="宋体" w:hAnsi="宋体" w:hint="eastAsia"/>
+          <w:lang w:val="en-US"/>
+        </w:rPr>
         <w:t>测试数据</w:t>
       </w:r>
-    </w:p>
-    <w:p>
-      <w:pPr>
-        <w:pStyle w:val="a5"/>
-        <w:ind w:start="21pt" w:firstLineChars="0"/>
+      <w:bookmarkEnd w:id="22"/>
+    </w:p>
+    <w:p>
+      <w:pPr>
+        <w:ind w:firstLine="21pt"/>
         <w:jc w:val="start"/>
         <w:rPr>
           <w:rFonts w:ascii="宋体" w:hAnsi="宋体"/>
-          <w:color w:val="FF0000"/>
-        </w:rPr>
-      </w:pPr>
-      <w:r>
-        <w:rPr>
-          <w:rFonts w:ascii="Helvetica" w:hAnsi="Helvetica"/>
-          <w:color w:val="FF0000"/>
-          <w:spacing w:val="4"/>
-          <w:sz w:val="21"/>
-          <w:szCs w:val="21"/>
-          <w:shd w:val="clear" w:color="auto" w:fill="FFFFFF"/>
-        </w:rPr>
-        <w:t>附上测试程序时使用的数据。</w:t>
+          <w:sz w:val="21"/>
+          <w:szCs w:val="21"/>
+          <w:shd w:val="clear" w:color="auto" w:fill="FFFFFF"/>
+        </w:rPr>
+      </w:pPr>
+      <w:r>
+        <w:rPr>
+          <w:rFonts w:ascii="宋体" w:hAnsi="宋体" w:hint="eastAsia"/>
+          <w:sz w:val="21"/>
+          <w:szCs w:val="21"/>
+          <w:shd w:val="clear" w:color="auto" w:fill="FFFFFF"/>
+        </w:rPr>
+        <w:t>由于项目性质，不方便给出具体数据。</w:t>
+      </w:r>
+      <w:r>
+        <w:rPr>
+          <w:rFonts w:ascii="宋体" w:hAnsi="宋体"/>
+          <w:sz w:val="21"/>
+          <w:szCs w:val="21"/>
+          <w:shd w:val="clear" w:color="auto" w:fill="FFFFFF"/>
+        </w:rPr>
+        <w:t>测试</w:t>
+      </w:r>
+      <w:r>
+        <w:rPr>
+          <w:rFonts w:ascii="宋体" w:hAnsi="宋体" w:hint="eastAsia"/>
+          <w:sz w:val="21"/>
+          <w:szCs w:val="21"/>
+          <w:shd w:val="clear" w:color="auto" w:fill="FFFFFF"/>
+        </w:rPr>
+        <w:t>情况</w:t>
+      </w:r>
+      <w:r>
+        <w:rPr>
+          <w:rFonts w:ascii="宋体" w:hAnsi="宋体"/>
+          <w:sz w:val="21"/>
+          <w:szCs w:val="21"/>
+          <w:shd w:val="clear" w:color="auto" w:fill="FFFFFF"/>
+        </w:rPr>
+        <w:t>即正文所列用例</w:t>
       </w:r>
     </w:p>
     <w:p>
@@ -10765,89 +13595,17 @@
         <w:jc w:val="start"/>
         <w:rPr>
           <w:rFonts w:ascii="宋体" w:hAnsi="宋体"/>
-          <w:color w:val="FF0000"/>
-        </w:rPr>
-      </w:pPr>
-    </w:p>
-    <w:p>
-      <w:pPr>
-        <w:ind w:firstLine="24pt"/>
-        <w:jc w:val="start"/>
-        <w:rPr>
-          <w:rFonts w:ascii="宋体" w:hAnsi="宋体"/>
           <w:color w:val="0070C0"/>
         </w:rPr>
       </w:pPr>
-      <w:r>
-        <w:rPr>
-          <w:rFonts w:ascii="宋体" w:hAnsi="宋体" w:hint="eastAsia"/>
-          <w:color w:val="0070C0"/>
-        </w:rPr>
-        <w:t>要求：</w:t>
-      </w:r>
-    </w:p>
-    <w:p>
-      <w:pPr>
-        <w:ind w:firstLine="24pt"/>
-        <w:jc w:val="start"/>
-        <w:rPr>
-          <w:rFonts w:ascii="宋体" w:hAnsi="宋体"/>
-          <w:color w:val="0070C0"/>
-          <w:szCs w:val="28"/>
-        </w:rPr>
-      </w:pPr>
-      <w:r>
-        <w:rPr>
-          <w:rFonts w:ascii="宋体" w:hAnsi="宋体" w:hint="eastAsia"/>
-          <w:color w:val="0070C0"/>
-          <w:szCs w:val="28"/>
-        </w:rPr>
-        <w:t>正文部分宋体</w:t>
-      </w:r>
-      <w:r>
-        <w:rPr>
-          <w:rFonts w:ascii="宋体" w:hAnsi="宋体" w:hint="eastAsia"/>
-          <w:color w:val="0070C0"/>
-          <w:szCs w:val="28"/>
-        </w:rPr>
-        <w:t>五</w:t>
-      </w:r>
-      <w:r>
-        <w:rPr>
-          <w:rFonts w:ascii="宋体" w:hAnsi="宋体" w:hint="eastAsia"/>
-          <w:color w:val="0070C0"/>
-          <w:szCs w:val="28"/>
-        </w:rPr>
-        <w:t>号字体，首行缩进。（单倍行距）</w:t>
-      </w:r>
-    </w:p>
-    <w:p>
-      <w:pPr>
-        <w:ind w:firstLine="24.10pt"/>
-        <w:jc w:val="start"/>
-        <w:rPr>
-          <w:rFonts w:ascii="宋体" w:hAnsi="宋体"/>
-          <w:color w:val="0070C0"/>
-        </w:rPr>
-      </w:pPr>
-      <w:r>
-        <w:rPr>
-          <w:rFonts w:hint="eastAsia"/>
-          <w:b/>
-          <w:bCs/>
-          <w:color w:val="0070C0"/>
-          <w:szCs w:val="24"/>
-        </w:rPr>
-        <w:t>（正文部分除特殊表明外，均可打印）</w:t>
-      </w:r>
     </w:p>
     <w:sectPr>
-      <w:headerReference w:type="even" r:id="rId37"/>
-      <w:headerReference w:type="default" r:id="rId38"/>
-      <w:footerReference w:type="even" r:id="rId39"/>
-      <w:footerReference w:type="default" r:id="rId40"/>
-      <w:headerReference w:type="first" r:id="rId41"/>
-      <w:footerReference w:type="first" r:id="rId42"/>
+      <w:headerReference w:type="even" r:id="rId43"/>
+      <w:headerReference w:type="default" r:id="rId44"/>
+      <w:footerReference w:type="even" r:id="rId45"/>
+      <w:footerReference w:type="default" r:id="rId46"/>
+      <w:headerReference w:type="first" r:id="rId47"/>
+      <w:footerReference w:type="first" r:id="rId48"/>
       <w:pgSz w:w="595.30pt" w:h="841.90pt"/>
       <w:pgMar w:top="72pt" w:right="90pt" w:bottom="72pt" w:left="90pt" w:header="42.55pt" w:footer="49.60pt" w:gutter="0pt"/>
       <w:pgNumType w:start="1"/>
@@ -11507,7 +14265,7 @@
   <w:abstractNum w:abstractNumId="4" w15:restartNumberingAfterBreak="0">
     <w:nsid w:val="178623C0"/>
     <w:multiLevelType w:val="multilevel"/>
-    <w:tmpl w:val="4986EED2"/>
+    <w:tmpl w:val="4FDAAFA2"/>
     <w:lvl w:ilvl="0">
       <w:start w:val="3"/>
       <w:numFmt w:val="decimal"/>
@@ -11529,7 +14287,7 @@
         <w:ind w:start="18pt" w:hanging="18pt"/>
       </w:pPr>
       <w:rPr>
-        <w:rFonts w:hint="eastAsia"/>
+        <w:rFonts w:ascii="宋体" w:eastAsia="宋体" w:hAnsi="宋体" w:hint="eastAsia"/>
       </w:rPr>
     </w:lvl>
     <w:lvl w:ilvl="2">
@@ -12086,34 +14844,34 @@
       </w:rPr>
     </w:lvl>
   </w:abstractNum>
-  <w:num w:numId="1" w16cid:durableId="913129296">
+  <w:num w:numId="1" w16cid:durableId="1245989262">
     <w:abstractNumId w:val="0"/>
   </w:num>
-  <w:num w:numId="2" w16cid:durableId="521476245">
+  <w:num w:numId="2" w16cid:durableId="283731821">
     <w:abstractNumId w:val="7"/>
   </w:num>
-  <w:num w:numId="3" w16cid:durableId="871307462">
+  <w:num w:numId="3" w16cid:durableId="1856798225">
     <w:abstractNumId w:val="6"/>
   </w:num>
-  <w:num w:numId="4" w16cid:durableId="567230791">
+  <w:num w:numId="4" w16cid:durableId="1735079498">
     <w:abstractNumId w:val="5"/>
   </w:num>
-  <w:num w:numId="5" w16cid:durableId="128717895">
+  <w:num w:numId="5" w16cid:durableId="1603953734">
     <w:abstractNumId w:val="8"/>
   </w:num>
-  <w:num w:numId="6" w16cid:durableId="297803044">
+  <w:num w:numId="6" w16cid:durableId="1801413427">
     <w:abstractNumId w:val="9"/>
   </w:num>
-  <w:num w:numId="7" w16cid:durableId="1368217982">
+  <w:num w:numId="7" w16cid:durableId="2017076059">
     <w:abstractNumId w:val="2"/>
   </w:num>
-  <w:num w:numId="8" w16cid:durableId="944314419">
+  <w:num w:numId="8" w16cid:durableId="604113599">
     <w:abstractNumId w:val="3"/>
   </w:num>
-  <w:num w:numId="9" w16cid:durableId="1310548736">
+  <w:num w:numId="9" w16cid:durableId="454761471">
     <w:abstractNumId w:val="4"/>
   </w:num>
-  <w:num w:numId="10" w16cid:durableId="1104378330">
+  <w:num w:numId="10" w16cid:durableId="860357657">
     <w:abstractNumId w:val="1"/>
   </w:num>
 </w:numbering>
@@ -12625,6 +15383,7 @@
   <w:style w:type="character" w:default="1" w:styleId="a0">
     <w:name w:val="Default Paragraph Font"/>
     <w:uiPriority w:val="1"/>
+    <w:semiHidden/>
     <w:unhideWhenUsed/>
   </w:style>
   <w:style w:type="table" w:default="1" w:styleId="a1">
@@ -12869,6 +15628,132 @@
     <w:pPr>
       <w:ind w:firstLine="21pt"/>
     </w:pPr>
+  </w:style>
+  <w:style w:type="character" w:styleId="ad">
+    <w:name w:val="Unresolved Mention"/>
+    <w:uiPriority w:val="99"/>
+    <w:semiHidden/>
+    <w:unhideWhenUsed/>
+    <w:rsid w:val="006D3D54"/>
+    <w:rPr>
+      <w:color w:val="605E5C"/>
+      <w:shd w:val="clear" w:color="auto" w:fill="E1DFDD"/>
+    </w:rPr>
+  </w:style>
+  <w:style w:type="character" w:styleId="ae">
+    <w:name w:val="FollowedHyperlink"/>
+    <w:uiPriority w:val="99"/>
+    <w:semiHidden/>
+    <w:unhideWhenUsed/>
+    <w:rsid w:val="006D3D54"/>
+    <w:rPr>
+      <w:color w:val="96607D"/>
+      <w:u w:val="single"/>
+    </w:rPr>
+  </w:style>
+  <w:style w:type="paragraph" w:styleId="TOC">
+    <w:name w:val="TOC Heading"/>
+    <w:basedOn w:val="1"/>
+    <w:next w:val="a"/>
+    <w:uiPriority w:val="39"/>
+    <w:unhideWhenUsed/>
+    <w:qFormat/>
+    <w:rsid w:val="00414746"/>
+    <w:pPr>
+      <w:widowControl/>
+      <w:adjustRightInd/>
+      <w:snapToGrid/>
+      <w:spacing w:beforeLines="0" w:before="12pt" w:afterLines="0" w:after="0pt" w:line="12.95pt" w:lineRule="auto"/>
+      <w:ind w:firstLineChars="0" w:firstLine="0pt"/>
+      <w:jc w:val="start"/>
+      <w:outlineLvl w:val="9"/>
+    </w:pPr>
+    <w:rPr>
+      <w:rFonts w:ascii="等线 Light" w:eastAsia="等线 Light" w:hAnsi="等线 Light"/>
+      <w:b w:val="0"/>
+      <w:bCs w:val="0"/>
+      <w:noProof w:val="0"/>
+      <w:color w:val="2F5496"/>
+      <w:kern w:val="0"/>
+      <w:sz w:val="32"/>
+      <w:szCs w:val="32"/>
+      <w:lang w:val="en-US" w:eastAsia="zh-CN"/>
+    </w:rPr>
+  </w:style>
+  <w:style w:type="paragraph" w:styleId="TOC2">
+    <w:name w:val="toc 2"/>
+    <w:basedOn w:val="a"/>
+    <w:next w:val="a"/>
+    <w:autoRedefine/>
+    <w:uiPriority w:val="39"/>
+    <w:unhideWhenUsed/>
+    <w:rsid w:val="00745AAC"/>
+    <w:pPr>
+      <w:widowControl/>
+      <w:tabs>
+        <w:tab w:val="end" w:leader="dot" w:pos="414.80pt"/>
+      </w:tabs>
+      <w:adjustRightInd/>
+      <w:snapToGrid/>
+      <w:spacing w:after="5pt" w:line="12.95pt" w:lineRule="auto"/>
+      <w:ind w:start="11pt" w:firstLineChars="0" w:firstLine="0pt"/>
+      <w:jc w:val="start"/>
+    </w:pPr>
+    <w:rPr>
+      <w:rFonts w:ascii="等线" w:eastAsia="等线" w:hAnsi="等线"/>
+      <w:b/>
+      <w:bCs/>
+      <w:kern w:val="0"/>
+      <w:sz w:val="22"/>
+    </w:rPr>
+  </w:style>
+  <w:style w:type="paragraph" w:styleId="TOC1">
+    <w:name w:val="toc 1"/>
+    <w:basedOn w:val="a"/>
+    <w:next w:val="a"/>
+    <w:autoRedefine/>
+    <w:uiPriority w:val="39"/>
+    <w:unhideWhenUsed/>
+    <w:rsid w:val="00414746"/>
+    <w:pPr>
+      <w:widowControl/>
+      <w:adjustRightInd/>
+      <w:snapToGrid/>
+      <w:spacing w:after="5pt" w:line="12.95pt" w:lineRule="auto"/>
+      <w:ind w:firstLineChars="0" w:firstLine="0pt"/>
+      <w:jc w:val="start"/>
+    </w:pPr>
+    <w:rPr>
+      <w:rFonts w:ascii="等线" w:eastAsia="等线" w:hAnsi="等线"/>
+      <w:noProof w:val="0"/>
+      <w:kern w:val="0"/>
+      <w:sz w:val="22"/>
+    </w:rPr>
+  </w:style>
+  <w:style w:type="paragraph" w:styleId="TOC3">
+    <w:name w:val="toc 3"/>
+    <w:basedOn w:val="a"/>
+    <w:next w:val="a"/>
+    <w:autoRedefine/>
+    <w:uiPriority w:val="39"/>
+    <w:unhideWhenUsed/>
+    <w:rsid w:val="00745AAC"/>
+    <w:pPr>
+      <w:widowControl/>
+      <w:tabs>
+        <w:tab w:val="end" w:leader="dot" w:pos="414.80pt"/>
+      </w:tabs>
+      <w:adjustRightInd/>
+      <w:snapToGrid/>
+      <w:spacing w:after="5pt" w:line="12.95pt" w:lineRule="auto"/>
+      <w:ind w:start="22pt" w:firstLineChars="0" w:firstLine="0pt"/>
+      <w:jc w:val="start"/>
+    </w:pPr>
+    <w:rPr>
+      <w:rFonts w:ascii="宋体" w:eastAsia="等线" w:hAnsi="宋体"/>
+      <w:kern w:val="0"/>
+      <w:sz w:val="22"/>
+    </w:rPr>
   </w:style>
 </w:styles>
 </file>
@@ -13186,4 +16071,16 @@
     </a:ext>
   </a:extLst>
 </a:theme>
+</file>
+
+<file path=customXml/item1.xml><?xml version="1.0" encoding="utf-8"?>
+<b:Sources xmlns:b="http://schemas.openxmlformats.org/officeDocument/2006/bibliography" xmlns="http://schemas.openxmlformats.org/officeDocument/2006/bibliography" SelectedStyle="\APASixthEditionOfficeOnline.xsl" StyleName="APA" Version="6"/>
+</file>
+
+<file path=customXml/itemProps1.xml><?xml version="1.0" encoding="utf-8"?>
+<ds:datastoreItem xmlns:ds="http://purl.oclc.org/ooxml/officeDocument/customXml" ds:itemID="{B561725E-AF78-4FA7-A570-62D5129F1377}">
+  <ds:schemaRefs>
+    <ds:schemaRef ds:uri="http://schemas.openxmlformats.org/officeDocument/2006/bibliography"/>
+  </ds:schemaRefs>
+</ds:datastoreItem>
 </file>